--- a/EXPORTS/DOCX/published/niveau3/Dutch/ZeeuwschGenootschap.docx
+++ b/EXPORTS/DOCX/published/niveau3/Dutch/ZeeuwschGenootschap.docx
@@ -235,7 +235,7 @@
           <w:rFonts w:ascii="Charis SIL Regular" w:hAnsi="Charis SIL Regular" w:eastAsia="Charis SIL Regular"/>
           <w:b w:val="0"/>
           <w:i w:val="0"/>
-          <w:color w:val="0066CC"/>
+          <w:color w:val="0000FF"/>
           <w:sz w:val="24"/>
           <w:u w:val="single"/>
         </w:rPr>
@@ -270,7 +270,7 @@
       </w:r>
       <w:r>
         <w:rPr>
-          <w:u w:val="single" w:color="0066cc"/>
+          <w:u w:val="single" w:color="0000ff"/>
           <w:rFonts w:ascii="Charis SIL Regular" w:hAnsi="Charis SIL Regular" w:eastAsia="Charis SIL Regular"/>
           <w:b w:val="0"/>
           <w:i w:val="0"/>
@@ -491,7 +491,7 @@
           <w:rFonts w:ascii="Charis SIL Regular" w:hAnsi="Charis SIL Regular" w:eastAsia="Charis SIL Regular"/>
           <w:b w:val="0"/>
           <w:i w:val="0"/>
-          <w:color w:val="0066CC"/>
+          <w:color w:val="0000FF"/>
           <w:sz w:val="24"/>
           <w:u w:val="single"/>
         </w:rPr>
@@ -509,7 +509,7 @@
           <w:rFonts w:ascii="Charis SIL Regular" w:hAnsi="Charis SIL Regular" w:eastAsia="Charis SIL Regular"/>
           <w:b w:val="0"/>
           <w:i w:val="0"/>
-          <w:color w:val="0066CC"/>
+          <w:color w:val="0000FF"/>
           <w:sz w:val="24"/>
           <w:u w:val="single"/>
         </w:rPr>
@@ -520,7 +520,7 @@
           <w:rFonts w:ascii="Charis SIL Regular" w:hAnsi="Charis SIL Regular" w:eastAsia="Charis SIL Regular"/>
           <w:b w:val="0"/>
           <w:i w:val="0"/>
-          <w:color w:val="0066CC"/>
+          <w:color w:val="0000FF"/>
           <w:sz w:val="24"/>
           <w:u w:val="single"/>
         </w:rPr>
@@ -548,7 +548,7 @@
           <w:rFonts w:ascii="Charis SIL Regular" w:hAnsi="Charis SIL Regular" w:eastAsia="Charis SIL Regular"/>
           <w:b w:val="0"/>
           <w:i w:val="0"/>
-          <w:color w:val="0066CC"/>
+          <w:color w:val="0000FF"/>
           <w:sz w:val="24"/>
           <w:u w:val="single"/>
         </w:rPr>
@@ -566,7 +566,7 @@
           <w:rFonts w:ascii="Charis SIL Regular" w:hAnsi="Charis SIL Regular" w:eastAsia="Charis SIL Regular"/>
           <w:b w:val="0"/>
           <w:i w:val="0"/>
-          <w:color w:val="0066CC"/>
+          <w:color w:val="0000FF"/>
           <w:sz w:val="24"/>
           <w:u w:val="single"/>
         </w:rPr>
@@ -584,7 +584,7 @@
           <w:rFonts w:ascii="Charis SIL Regular" w:hAnsi="Charis SIL Regular" w:eastAsia="Charis SIL Regular"/>
           <w:b w:val="0"/>
           <w:i w:val="0"/>
-          <w:color w:val="0066CC"/>
+          <w:color w:val="0000FF"/>
           <w:sz w:val="24"/>
           <w:u w:val="single"/>
         </w:rPr>
@@ -595,7 +595,7 @@
           <w:rFonts w:ascii="Charis SIL Regular" w:hAnsi="Charis SIL Regular" w:eastAsia="Charis SIL Regular"/>
           <w:b w:val="0"/>
           <w:i w:val="0"/>
-          <w:color w:val="0066CC"/>
+          <w:color w:val="0000FF"/>
           <w:sz w:val="24"/>
           <w:u w:val="single"/>
         </w:rPr>
@@ -616,14 +616,68 @@
           <w:color w:val="000000"/>
           <w:sz w:val="24"/>
         </w:rPr>
-        <w:t xml:space="preserve">; kaarten, tekeningen en prenten berusten bij het </w:t>
-      </w:r>
-      <w:r>
-        <w:rPr>
+        <w:t>; kaarten, tekeningen en prenten beru</w:t>
+      </w:r>
+      <w:r>
+        <w:rPr>
+          <w:u w:val="single" w:color="0000ff"/>
           <w:rFonts w:ascii="Charis SIL Regular" w:hAnsi="Charis SIL Regular" w:eastAsia="Charis SIL Regular"/>
           <w:b w:val="0"/>
           <w:i w:val="0"/>
-          <w:color w:val="0066CC"/>
+          <w:color w:val="000000"/>
+          <w:sz w:val="24"/>
+        </w:rPr>
+        <w:hyperlink r:id="rId10" w:history="1">
+          <w:r>
+            <w:rPr>
+              <w:rStyle w:val="Hyperlink"/>
+            </w:rPr>
+            <w:t>sten bi</w:t>
+          </w:r>
+        </w:hyperlink>
+      </w:r>
+      <w:r>
+        <w:rPr>
+          <w:u w:val="single" w:color="0000ff"/>
+          <w:rFonts w:ascii="Charis SIL Regular" w:hAnsi="Charis SIL Regular" w:eastAsia="Charis SIL Regular"/>
+          <w:b w:val="0"/>
+          <w:i w:val="0"/>
+          <w:color w:val="000000"/>
+          <w:sz w:val="24"/>
+        </w:rPr>
+        <w:hyperlink r:id="rId10" w:history="1">
+          <w:r>
+            <w:rPr>
+              <w:rStyle w:val="Hyperlink"/>
+            </w:rPr>
+            <w:t>j</w:t>
+          </w:r>
+        </w:hyperlink>
+      </w:r>
+      <w:r>
+        <w:rPr>
+          <w:u w:val="single" w:color="0000ff"/>
+          <w:rFonts w:ascii="Charis SIL Regular" w:hAnsi="Charis SIL Regular" w:eastAsia="Charis SIL Regular"/>
+          <w:b w:val="0"/>
+          <w:i w:val="0"/>
+          <w:color w:val="000000"/>
+          <w:sz w:val="24"/>
+        </w:rPr>
+        <w:hyperlink r:id="rId10" w:history="1">
+          <w:r>
+            <w:rPr>
+              <w:rStyle w:val="Hyperlink"/>
+            </w:rPr>
+            <w:t xml:space="preserve"> het </w:t>
+          </w:r>
+        </w:hyperlink>
+      </w:r>
+      <w:r>
+        <w:rPr>
+          <w:rFonts w:ascii="Charis SIL Regular" w:hAnsi="Charis SIL Regular" w:eastAsia="Charis SIL Regular"/>
+          <w:b w:val="0"/>
+          <w:i w:val="0"/>
+          <w:color w:val="0000FF"/>
           <w:sz w:val="24"/>
           <w:u w:val="single"/>
         </w:rPr>
@@ -641,7 +695,7 @@
           <w:rFonts w:ascii="Charis SIL Regular" w:hAnsi="Charis SIL Regular" w:eastAsia="Charis SIL Regular"/>
           <w:b w:val="0"/>
           <w:i w:val="0"/>
-          <w:color w:val="0066CC"/>
+          <w:color w:val="0000FF"/>
           <w:sz w:val="24"/>
           <w:u w:val="single"/>
         </w:rPr>
@@ -659,7 +713,7 @@
           <w:rFonts w:ascii="Charis SIL Regular" w:hAnsi="Charis SIL Regular" w:eastAsia="Charis SIL Regular"/>
           <w:b w:val="0"/>
           <w:i w:val="0"/>
-          <w:color w:val="0066CC"/>
+          <w:color w:val="0000FF"/>
           <w:sz w:val="24"/>
           <w:u w:val="single"/>
         </w:rPr>
@@ -670,9 +724,8 @@
           <w:rFonts w:ascii="Charis SIL Regular" w:hAnsi="Charis SIL Regular" w:eastAsia="Charis SIL Regular"/>
           <w:b w:val="0"/>
           <w:i w:val="0"/>
-          <w:color w:val="0066CC"/>
+          <w:color w:val="0000FF"/>
           <w:sz w:val="24"/>
-          <w:u w:val="single"/>
         </w:rPr>
         <w:hyperlink r:id="rId12" w:history="1">
           <w:r>
@@ -688,11 +741,11 @@
           <w:rFonts w:ascii="Charis SIL Regular" w:hAnsi="Charis SIL Regular" w:eastAsia="Charis SIL Regular"/>
           <w:b w:val="0"/>
           <w:i w:val="0"/>
-          <w:color w:val="0066CC"/>
+          <w:color w:val="0000FF"/>
           <w:sz w:val="24"/>
           <w:u w:val="single"/>
         </w:rPr>
-        <w:hyperlink r:id="rId12" w:history="1">
+        <w:hyperlink r:id="rId11" w:history="1">
           <w:r>
             <w:rPr>
               <w:rStyle w:val="Hyperlink"/>
@@ -703,7 +756,7 @@
       </w:r>
       <w:r>
         <w:rPr>
-          <w:u w:val="single" w:color="0066cc"/>
+          <w:u w:val="single" w:color="0000ff"/>
           <w:rFonts w:ascii="Charis SIL Regular" w:hAnsi="Charis SIL Regular" w:eastAsia="Charis SIL Regular"/>
           <w:b w:val="0"/>
           <w:i w:val="0"/>
@@ -748,20 +801,56 @@
       </w:r>
       <w:r>
         <w:rPr>
+          <w:u w:val="single" w:color="0000ff"/>
           <w:rFonts w:ascii="Charis SIL Regular" w:hAnsi="Charis SIL Regular" w:eastAsia="Charis SIL Regular"/>
           <w:b w:val="0"/>
           <w:i w:val="0"/>
           <w:color w:val="000000"/>
           <w:sz w:val="24"/>
         </w:rPr>
-        <w:t xml:space="preserve">en handschriften vind je bij de </w:t>
-      </w:r>
-      <w:r>
-        <w:rPr>
+        <w:hyperlink r:id="rId11" w:history="1">
+          <w:r>
+            <w:rPr>
+              <w:rStyle w:val="Hyperlink"/>
+            </w:rPr>
+            <w:t>en hands</w:t>
+          </w:r>
+        </w:hyperlink>
+      </w:r>
+      <w:r>
+        <w:rPr>
+          <w:u w:val="single" w:color="0000ff"/>
           <w:rFonts w:ascii="Charis SIL Regular" w:hAnsi="Charis SIL Regular" w:eastAsia="Charis SIL Regular"/>
           <w:b w:val="0"/>
           <w:i w:val="0"/>
-          <w:color w:val="0066CC"/>
+          <w:color w:val="000000"/>
+          <w:sz w:val="24"/>
+        </w:rPr>
+        <w:hyperlink r:id="rId11" w:history="1">
+          <w:r>
+            <w:rPr>
+              <w:rStyle w:val="Hyperlink"/>
+            </w:rPr>
+            <w:t>c</w:t>
+          </w:r>
+        </w:hyperlink>
+      </w:r>
+      <w:r>
+        <w:rPr>
+          <w:rFonts w:ascii="Charis SIL Regular" w:hAnsi="Charis SIL Regular" w:eastAsia="Charis SIL Regular"/>
+          <w:b w:val="0"/>
+          <w:i w:val="0"/>
+          <w:color w:val="000000"/>
+          <w:sz w:val="24"/>
+        </w:rPr>
+        <w:t xml:space="preserve">hriften vind je bij de </w:t>
+      </w:r>
+      <w:r>
+        <w:rPr>
+          <w:rFonts w:ascii="Charis SIL Regular" w:hAnsi="Charis SIL Regular" w:eastAsia="Charis SIL Regular"/>
+          <w:b w:val="0"/>
+          <w:i w:val="0"/>
+          <w:color w:val="0000FF"/>
           <w:sz w:val="24"/>
           <w:u w:val="single"/>
         </w:rPr>
@@ -779,7 +868,7 @@
           <w:rFonts w:ascii="Charis SIL Regular" w:hAnsi="Charis SIL Regular" w:eastAsia="Charis SIL Regular"/>
           <w:b w:val="0"/>
           <w:i w:val="0"/>
-          <w:color w:val="0066CC"/>
+          <w:color w:val="0000FF"/>
           <w:sz w:val="24"/>
           <w:u w:val="single"/>
         </w:rPr>
@@ -790,7 +879,7 @@
           <w:rFonts w:ascii="Charis SIL Regular" w:hAnsi="Charis SIL Regular" w:eastAsia="Charis SIL Regular"/>
           <w:b w:val="0"/>
           <w:i w:val="0"/>
-          <w:color w:val="0066CC"/>
+          <w:color w:val="0000FF"/>
           <w:sz w:val="24"/>
           <w:u w:val="single"/>
         </w:rPr>
@@ -815,7 +904,7 @@
       </w:r>
       <w:r>
         <w:rPr>
-          <w:u w:val="single" w:color="0066cc"/>
+          <w:u w:val="single" w:color="0000ff"/>
           <w:rFonts w:ascii="Charis SIL Regular" w:hAnsi="Charis SIL Regular" w:eastAsia="Charis SIL Regular"/>
           <w:b w:val="0"/>
           <w:i w:val="0"/>
@@ -833,7 +922,7 @@
       </w:r>
       <w:r>
         <w:rPr>
-          <w:u w:val="single" w:color="0066cc"/>
+          <w:u w:val="single" w:color="0000ff"/>
           <w:rFonts w:ascii="Charis SIL Regular" w:hAnsi="Charis SIL Regular" w:eastAsia="Charis SIL Regular"/>
           <w:b w:val="0"/>
           <w:i w:val="0"/>
@@ -844,7 +933,7 @@
       </w:r>
       <w:r>
         <w:rPr>
-          <w:u w:val="single" w:color="0066cc"/>
+          <w:u w:val="single" w:color="0000ff"/>
           <w:rFonts w:ascii="Charis SIL Regular" w:hAnsi="Charis SIL Regular" w:eastAsia="Charis SIL Regular"/>
           <w:b w:val="0"/>
           <w:i w:val="0"/>
@@ -862,7 +951,7 @@
       </w:r>
       <w:r>
         <w:rPr>
-          <w:u w:val="single" w:color="0066cc"/>
+          <w:u w:val="single" w:color="0000ff"/>
           <w:rFonts w:ascii="Charis SIL Regular" w:hAnsi="Charis SIL Regular" w:eastAsia="Charis SIL Regular"/>
           <w:b w:val="0"/>
           <w:i w:val="0"/>
@@ -893,7 +982,7 @@
       </w:r>
       <w:r>
         <w:rPr>
-          <w:u w:val="single" w:color="0066cc"/>
+          <w:u w:val="single" w:color="0000ff"/>
           <w:rFonts w:ascii="Charis SIL Regular" w:hAnsi="Charis SIL Regular" w:eastAsia="Charis SIL Regular"/>
           <w:b w:val="0"/>
           <w:i w:val="0"/>
@@ -911,7 +1000,7 @@
       </w:r>
       <w:r>
         <w:rPr>
-          <w:u w:val="single" w:color="0066cc"/>
+          <w:u w:val="single" w:color="0000ff"/>
           <w:rFonts w:ascii="Charis SIL Regular" w:hAnsi="Charis SIL Regular" w:eastAsia="Charis SIL Regular"/>
           <w:b w:val="0"/>
           <w:i w:val="0"/>
@@ -965,7 +1054,7 @@
           <w:rFonts w:ascii="Charis SIL Regular" w:hAnsi="Charis SIL Regular" w:eastAsia="Charis SIL Regular"/>
           <w:b w:val="0"/>
           <w:i w:val="0"/>
-          <w:color w:val="0066CC"/>
+          <w:color w:val="0000FF"/>
           <w:sz w:val="24"/>
           <w:u w:val="single"/>
         </w:rPr>
@@ -983,7 +1072,7 @@
           <w:rFonts w:ascii="Charis SIL Regular" w:hAnsi="Charis SIL Regular" w:eastAsia="Charis SIL Regular"/>
           <w:b w:val="0"/>
           <w:i w:val="0"/>
-          <w:color w:val="0066CC"/>
+          <w:color w:val="0000FF"/>
           <w:sz w:val="24"/>
           <w:u w:val="single"/>
         </w:rPr>
@@ -994,7 +1083,7 @@
           <w:rFonts w:ascii="Charis SIL Regular" w:hAnsi="Charis SIL Regular" w:eastAsia="Charis SIL Regular"/>
           <w:b w:val="0"/>
           <w:i w:val="0"/>
-          <w:color w:val="0066CC"/>
+          <w:color w:val="0000FF"/>
           <w:sz w:val="24"/>
           <w:u w:val="single"/>
         </w:rPr>
@@ -1029,25 +1118,18 @@
       </w:r>
       <w:r>
         <w:rPr>
-          <w:u w:val="single" w:color="0066cc"/>
+          <w:u w:val="single" w:color="0000ff"/>
           <w:rFonts w:ascii="Charis SIL Regular" w:hAnsi="Charis SIL Regular" w:eastAsia="Charis SIL Regular"/>
           <w:b w:val="0"/>
           <w:i w:val="0"/>
           <w:color w:val="000000"/>
           <w:sz w:val="24"/>
         </w:rPr>
-        <w:hyperlink r:id="rId14" w:history="1">
-          <w:r>
-            <w:rPr>
-              <w:rStyle w:val="Hyperlink"/>
-            </w:rPr>
-            <w:t>eologische voor</w:t>
-          </w:r>
-        </w:hyperlink>
-      </w:r>
-      <w:r>
-        <w:rPr>
-          <w:u w:val="single" w:color="0066cc"/>
+        <w:t>eologische voor</w:t>
+      </w:r>
+      <w:r>
+        <w:rPr>
+          <w:u w:val="single" w:color="0000ff"/>
           <w:rFonts w:ascii="Charis SIL Regular" w:hAnsi="Charis SIL Regular" w:eastAsia="Charis SIL Regular"/>
           <w:b w:val="0"/>
           <w:i w:val="0"/>
@@ -1109,7 +1191,7 @@
         <w:autoSpaceDE w:val="0"/>
         <w:widowControl/>
         <w:spacing w:line="288" w:lineRule="exact" w:before="64" w:after="0"/>
-        <w:ind w:left="20" w:right="0" w:firstLine="0"/>
+        <w:ind w:left="10" w:right="0" w:firstLine="0"/>
         <w:jc w:val="left"/>
       </w:pPr>
       <w:r>
@@ -1157,7 +1239,7 @@
           <w:rFonts w:ascii="Charis SIL Regular" w:hAnsi="Charis SIL Regular" w:eastAsia="Charis SIL Regular"/>
           <w:b w:val="0"/>
           <w:i w:val="0"/>
-          <w:color w:val="0066CC"/>
+          <w:color w:val="0000FF"/>
           <w:sz w:val="24"/>
           <w:u w:val="single"/>
         </w:rPr>
@@ -1175,7 +1257,7 @@
           <w:rFonts w:ascii="Charis SIL Regular" w:hAnsi="Charis SIL Regular" w:eastAsia="Charis SIL Regular"/>
           <w:b w:val="0"/>
           <w:i w:val="0"/>
-          <w:color w:val="0066CC"/>
+          <w:color w:val="0000FF"/>
           <w:sz w:val="24"/>
           <w:u w:val="single"/>
         </w:rPr>
@@ -1193,7 +1275,7 @@
           <w:rFonts w:ascii="Charis SIL Regular" w:hAnsi="Charis SIL Regular" w:eastAsia="Charis SIL Regular"/>
           <w:b w:val="0"/>
           <w:i w:val="0"/>
-          <w:color w:val="0066CC"/>
+          <w:color w:val="0000FF"/>
           <w:sz w:val="24"/>
           <w:u w:val="single"/>
         </w:rPr>
@@ -1204,7 +1286,7 @@
           <w:rFonts w:ascii="Charis SIL Regular" w:hAnsi="Charis SIL Regular" w:eastAsia="Charis SIL Regular"/>
           <w:b w:val="0"/>
           <w:i w:val="0"/>
-          <w:color w:val="0066CC"/>
+          <w:color w:val="0000FF"/>
           <w:sz w:val="24"/>
           <w:u w:val="single"/>
         </w:rPr>
@@ -1222,7 +1304,7 @@
           <w:rFonts w:ascii="Charis SIL Regular" w:hAnsi="Charis SIL Regular" w:eastAsia="Charis SIL Regular"/>
           <w:b w:val="0"/>
           <w:i w:val="0"/>
-          <w:color w:val="0066CC"/>
+          <w:color w:val="0000FF"/>
           <w:sz w:val="24"/>
           <w:u w:val="single"/>
         </w:rPr>
@@ -1233,7 +1315,7 @@
           <w:rFonts w:ascii="Charis SIL Regular" w:hAnsi="Charis SIL Regular" w:eastAsia="Charis SIL Regular"/>
           <w:b w:val="0"/>
           <w:i w:val="0"/>
-          <w:color w:val="0066CC"/>
+          <w:color w:val="0000FF"/>
           <w:sz w:val="24"/>
           <w:u w:val="single"/>
         </w:rPr>
@@ -1251,7 +1333,7 @@
           <w:rFonts w:ascii="Charis SIL Regular" w:hAnsi="Charis SIL Regular" w:eastAsia="Charis SIL Regular"/>
           <w:b w:val="0"/>
           <w:i w:val="0"/>
-          <w:color w:val="0066CC"/>
+          <w:color w:val="0000FF"/>
           <w:sz w:val="24"/>
           <w:u w:val="single"/>
         </w:rPr>
@@ -1262,7 +1344,7 @@
           <w:rFonts w:ascii="Charis SIL Regular" w:hAnsi="Charis SIL Regular" w:eastAsia="Charis SIL Regular"/>
           <w:b w:val="0"/>
           <w:i w:val="0"/>
-          <w:color w:val="0066CC"/>
+          <w:color w:val="0000FF"/>
           <w:sz w:val="24"/>
           <w:u w:val="single"/>
         </w:rPr>
@@ -1280,7 +1362,7 @@
           <w:rFonts w:ascii="Charis SIL Regular" w:hAnsi="Charis SIL Regular" w:eastAsia="Charis SIL Regular"/>
           <w:b w:val="0"/>
           <w:i w:val="0"/>
-          <w:color w:val="0066CC"/>
+          <w:color w:val="0000FF"/>
           <w:sz w:val="24"/>
           <w:u w:val="single"/>
         </w:rPr>
@@ -1291,7 +1373,7 @@
           <w:rFonts w:ascii="Charis SIL Regular" w:hAnsi="Charis SIL Regular" w:eastAsia="Charis SIL Regular"/>
           <w:b w:val="0"/>
           <w:i w:val="0"/>
-          <w:color w:val="0066CC"/>
+          <w:color w:val="0000FF"/>
           <w:sz w:val="24"/>
           <w:u w:val="single"/>
         </w:rPr>
@@ -1321,7 +1403,7 @@
         <w:autoSpaceDE w:val="0"/>
         <w:widowControl/>
         <w:spacing w:line="420" w:lineRule="exact" w:before="204" w:after="0"/>
-        <w:ind w:left="20" w:right="0" w:firstLine="0"/>
+        <w:ind w:left="10" w:right="0" w:firstLine="0"/>
         <w:jc w:val="left"/>
       </w:pPr>
       <w:r>
@@ -1341,7 +1423,7 @@
         <w:autoSpaceDE w:val="0"/>
         <w:widowControl/>
         <w:spacing w:line="288" w:lineRule="exact" w:before="274" w:after="0"/>
-        <w:ind w:left="20" w:right="0" w:firstLine="0"/>
+        <w:ind w:left="10" w:right="0" w:firstLine="0"/>
         <w:jc w:val="left"/>
       </w:pPr>
       <w:r>
@@ -1369,7 +1451,7 @@
           <w:rFonts w:ascii="Charis SIL Regular" w:hAnsi="Charis SIL Regular" w:eastAsia="Charis SIL Regular"/>
           <w:b w:val="0"/>
           <w:i w:val="0"/>
-          <w:color w:val="0066CC"/>
+          <w:color w:val="0000FF"/>
           <w:sz w:val="24"/>
           <w:u w:val="single"/>
         </w:rPr>
@@ -1404,7 +1486,7 @@
       </w:r>
       <w:r>
         <w:rPr>
-          <w:u w:val="single" w:color="0066cc"/>
+          <w:u w:val="single" w:color="0000ff"/>
           <w:rFonts w:ascii="Charis SIL Regular" w:hAnsi="Charis SIL Regular" w:eastAsia="Charis SIL Regular"/>
           <w:b w:val="0"/>
           <w:i w:val="0"/>
@@ -1415,7 +1497,7 @@
       </w:r>
       <w:r>
         <w:rPr>
-          <w:u w:val="single" w:color="0066cc"/>
+          <w:u w:val="single" w:color="0000ff"/>
           <w:rFonts w:ascii="Charis SIL Regular" w:hAnsi="Charis SIL Regular" w:eastAsia="Charis SIL Regular"/>
           <w:b w:val="0"/>
           <w:i w:val="0"/>
@@ -1456,7 +1538,7 @@
           <w:rFonts w:ascii="Charis SIL Regular" w:hAnsi="Charis SIL Regular" w:eastAsia="Charis SIL Regular"/>
           <w:b w:val="0"/>
           <w:i w:val="0"/>
-          <w:color w:val="0066CC"/>
+          <w:color w:val="0000FF"/>
           <w:sz w:val="24"/>
           <w:u w:val="single"/>
         </w:rPr>
@@ -1491,7 +1573,7 @@
       </w:r>
       <w:r>
         <w:rPr>
-          <w:u w:val="single" w:color="0066cc"/>
+          <w:u w:val="single" w:color="0000ff"/>
           <w:rFonts w:ascii="Charis SIL Regular" w:hAnsi="Charis SIL Regular" w:eastAsia="Charis SIL Regular"/>
           <w:b w:val="0"/>
           <w:i w:val="0"/>
@@ -1535,8 +1617,9 @@
           <w:rFonts w:ascii="Charis SIL Regular" w:hAnsi="Charis SIL Regular" w:eastAsia="Charis SIL Regular"/>
           <w:b w:val="0"/>
           <w:i w:val="0"/>
-          <w:color w:val="0066CC"/>
+          <w:color w:val="0000FF"/>
           <w:sz w:val="24"/>
+          <w:u w:val="single"/>
         </w:rPr>
         <w:hyperlink r:id="rId18" w:history="1">
           <w:r>
@@ -1562,7 +1645,7 @@
           <w:rFonts w:ascii="Charis SIL Regular" w:hAnsi="Charis SIL Regular" w:eastAsia="Charis SIL Regular"/>
           <w:b w:val="0"/>
           <w:i w:val="0"/>
-          <w:color w:val="0066CC"/>
+          <w:color w:val="0000FF"/>
           <w:sz w:val="24"/>
           <w:u w:val="single"/>
         </w:rPr>
@@ -1580,7 +1663,7 @@
           <w:rFonts w:ascii="Charis SIL Regular" w:hAnsi="Charis SIL Regular" w:eastAsia="Charis SIL Regular"/>
           <w:b w:val="0"/>
           <w:i w:val="0"/>
-          <w:color w:val="0066CC"/>
+          <w:color w:val="0000FF"/>
           <w:sz w:val="24"/>
           <w:u w:val="single"/>
         </w:rPr>
@@ -1591,7 +1674,7 @@
           <w:rFonts w:ascii="Charis SIL Regular" w:hAnsi="Charis SIL Regular" w:eastAsia="Charis SIL Regular"/>
           <w:b w:val="0"/>
           <w:i w:val="0"/>
-          <w:color w:val="0066CC"/>
+          <w:color w:val="0000FF"/>
           <w:sz w:val="24"/>
           <w:u w:val="single"/>
         </w:rPr>
@@ -1616,6 +1699,7 @@
       </w:r>
       <w:r>
         <w:rPr>
+          <w:u w:val="single" w:color="0000ff"/>
           <w:rFonts w:ascii="Charis SIL Regular" w:hAnsi="Charis SIL Regular" w:eastAsia="Charis SIL Regular"/>
           <w:b w:val="0"/>
           <w:i w:val="0"/>
@@ -1656,7 +1740,7 @@
           <w:rFonts w:ascii="Charis SIL Regular" w:hAnsi="Charis SIL Regular" w:eastAsia="Charis SIL Regular"/>
           <w:b w:val="0"/>
           <w:i w:val="0"/>
-          <w:color w:val="0066CC"/>
+          <w:color w:val="0000FF"/>
           <w:sz w:val="24"/>
           <w:u w:val="single"/>
         </w:rPr>
@@ -1674,7 +1758,7 @@
           <w:rFonts w:ascii="Charis SIL Regular" w:hAnsi="Charis SIL Regular" w:eastAsia="Charis SIL Regular"/>
           <w:b w:val="0"/>
           <w:i w:val="0"/>
-          <w:color w:val="0066CC"/>
+          <w:color w:val="0000FF"/>
           <w:sz w:val="24"/>
           <w:u w:val="single"/>
         </w:rPr>
@@ -1685,7 +1769,7 @@
           <w:rFonts w:ascii="Charis SIL Regular" w:hAnsi="Charis SIL Regular" w:eastAsia="Charis SIL Regular"/>
           <w:b w:val="0"/>
           <w:i w:val="0"/>
-          <w:color w:val="0066CC"/>
+          <w:color w:val="0000FF"/>
           <w:sz w:val="24"/>
           <w:u w:val="single"/>
         </w:rPr>
@@ -1710,7 +1794,7 @@
       </w:r>
       <w:r>
         <w:rPr>
-          <w:u w:val="single" w:color="0066cc"/>
+          <w:u w:val="single" w:color="0000ff"/>
           <w:rFonts w:ascii="Charis SIL Regular" w:hAnsi="Charis SIL Regular" w:eastAsia="Charis SIL Regular"/>
           <w:b w:val="0"/>
           <w:i w:val="0"/>
@@ -1728,7 +1812,7 @@
       </w:r>
       <w:r>
         <w:rPr>
-          <w:u w:val="single" w:color="0066cc"/>
+          <w:u w:val="single" w:color="0000ff"/>
           <w:rFonts w:ascii="Charis SIL Regular" w:hAnsi="Charis SIL Regular" w:eastAsia="Charis SIL Regular"/>
           <w:b w:val="0"/>
           <w:i w:val="0"/>
@@ -1746,7 +1830,7 @@
       </w:r>
       <w:r>
         <w:rPr>
-          <w:u w:val="single" w:color="0066cc"/>
+          <w:u w:val="single" w:color="0000ff"/>
           <w:rFonts w:ascii="Charis SIL Regular" w:hAnsi="Charis SIL Regular" w:eastAsia="Charis SIL Regular"/>
           <w:b w:val="0"/>
           <w:i w:val="0"/>
@@ -1784,7 +1868,7 @@
       </w:r>
       <w:r>
         <w:rPr>
-          <w:u w:val="single" w:color="0066cc"/>
+          <w:u w:val="single" w:color="0000ff"/>
           <w:rFonts w:ascii="Charis SIL Regular" w:hAnsi="Charis SIL Regular" w:eastAsia="Charis SIL Regular"/>
           <w:b w:val="0"/>
           <w:i w:val="0"/>
@@ -1802,7 +1886,7 @@
       </w:r>
       <w:r>
         <w:rPr>
-          <w:u w:val="single" w:color="0066cc"/>
+          <w:u w:val="single" w:color="0000ff"/>
           <w:rFonts w:ascii="Charis SIL Regular" w:hAnsi="Charis SIL Regular" w:eastAsia="Charis SIL Regular"/>
           <w:b w:val="0"/>
           <w:i w:val="0"/>
@@ -1820,7 +1904,7 @@
       </w:r>
       <w:r>
         <w:rPr>
-          <w:u w:val="single" w:color="0066cc"/>
+          <w:u w:val="single" w:color="0000ff"/>
           <w:rFonts w:ascii="Charis SIL Regular" w:hAnsi="Charis SIL Regular" w:eastAsia="Charis SIL Regular"/>
           <w:b w:val="0"/>
           <w:i w:val="0"/>
@@ -1871,7 +1955,7 @@
           <w:rFonts w:ascii="Charis SIL Regular" w:hAnsi="Charis SIL Regular" w:eastAsia="Charis SIL Regular"/>
           <w:b w:val="0"/>
           <w:i w:val="0"/>
-          <w:color w:val="0066CC"/>
+          <w:color w:val="0000FF"/>
           <w:sz w:val="24"/>
           <w:u w:val="single"/>
         </w:rPr>
@@ -1899,7 +1983,7 @@
           <w:rFonts w:ascii="Charis SIL Regular" w:hAnsi="Charis SIL Regular" w:eastAsia="Charis SIL Regular"/>
           <w:b w:val="0"/>
           <w:i w:val="0"/>
-          <w:color w:val="0066CC"/>
+          <w:color w:val="0000FF"/>
           <w:sz w:val="24"/>
           <w:u w:val="single"/>
         </w:rPr>
@@ -1917,18 +2001,24 @@
           <w:rFonts w:ascii="Charis SIL Regular" w:hAnsi="Charis SIL Regular" w:eastAsia="Charis SIL Regular"/>
           <w:b w:val="0"/>
           <w:i w:val="0"/>
-          <w:color w:val="0066CC"/>
+          <w:color w:val="0000FF"/>
           <w:sz w:val="24"/>
-          <w:u w:val="single"/>
-        </w:rPr>
-        <w:t>e</w:t>
+        </w:rPr>
+        <w:hyperlink r:id="rId22" w:history="1">
+          <w:r>
+            <w:rPr>
+              <w:rStyle w:val="Hyperlink"/>
+            </w:rPr>
+            <w:t>e</w:t>
+          </w:r>
+        </w:hyperlink>
       </w:r>
       <w:r>
         <w:rPr>
           <w:rFonts w:ascii="Charis SIL Regular" w:hAnsi="Charis SIL Regular" w:eastAsia="Charis SIL Regular"/>
           <w:b w:val="0"/>
           <w:i w:val="0"/>
-          <w:color w:val="0066CC"/>
+          <w:color w:val="0000FF"/>
           <w:sz w:val="24"/>
         </w:rPr>
         <w:t>s</w:t>
@@ -1960,7 +2050,7 @@
         <w:autoSpaceDE w:val="0"/>
         <w:widowControl/>
         <w:spacing w:line="288" w:lineRule="exact" w:before="240" w:after="0"/>
-        <w:ind w:left="20" w:right="0" w:firstLine="0"/>
+        <w:ind w:left="10" w:right="0" w:firstLine="0"/>
         <w:jc w:val="left"/>
       </w:pPr>
       <w:r>
@@ -1991,7 +2081,7 @@
           <w:rFonts w:ascii="Charis SIL Regular" w:hAnsi="Charis SIL Regular" w:eastAsia="Charis SIL Regular"/>
           <w:b w:val="0"/>
           <w:i w:val="0"/>
-          <w:color w:val="0066CC"/>
+          <w:color w:val="0000FF"/>
           <w:sz w:val="24"/>
           <w:u w:val="single"/>
         </w:rPr>
@@ -2009,7 +2099,7 @@
           <w:rFonts w:ascii="Charis SIL Regular" w:hAnsi="Charis SIL Regular" w:eastAsia="Charis SIL Regular"/>
           <w:b w:val="0"/>
           <w:i w:val="0"/>
-          <w:color w:val="0066CC"/>
+          <w:color w:val="0000FF"/>
           <w:sz w:val="24"/>
           <w:u w:val="single"/>
         </w:rPr>
@@ -2020,7 +2110,7 @@
           <w:rFonts w:ascii="Charis SIL Regular" w:hAnsi="Charis SIL Regular" w:eastAsia="Charis SIL Regular"/>
           <w:b w:val="0"/>
           <w:i w:val="0"/>
-          <w:color w:val="0066CC"/>
+          <w:color w:val="0000FF"/>
           <w:sz w:val="24"/>
           <w:u w:val="single"/>
         </w:rPr>
@@ -2048,7 +2138,7 @@
           <w:rFonts w:ascii="Charis SIL Regular" w:hAnsi="Charis SIL Regular" w:eastAsia="Charis SIL Regular"/>
           <w:b w:val="0"/>
           <w:i w:val="0"/>
-          <w:color w:val="0066CC"/>
+          <w:color w:val="0000FF"/>
           <w:sz w:val="24"/>
           <w:u w:val="single"/>
         </w:rPr>
@@ -2066,7 +2156,7 @@
           <w:rFonts w:ascii="Charis SIL Regular" w:hAnsi="Charis SIL Regular" w:eastAsia="Charis SIL Regular"/>
           <w:b w:val="0"/>
           <w:i w:val="0"/>
-          <w:color w:val="0066CC"/>
+          <w:color w:val="0000FF"/>
           <w:sz w:val="24"/>
           <w:u w:val="single"/>
         </w:rPr>
@@ -2077,7 +2167,7 @@
           <w:rFonts w:ascii="Charis SIL Regular" w:hAnsi="Charis SIL Regular" w:eastAsia="Charis SIL Regular"/>
           <w:b w:val="0"/>
           <w:i w:val="0"/>
-          <w:color w:val="0066CC"/>
+          <w:color w:val="0000FF"/>
           <w:sz w:val="24"/>
           <w:u w:val="single"/>
         </w:rPr>
@@ -2095,7 +2185,7 @@
           <w:rFonts w:ascii="Charis SIL Regular" w:hAnsi="Charis SIL Regular" w:eastAsia="Charis SIL Regular"/>
           <w:b w:val="0"/>
           <w:i w:val="0"/>
-          <w:color w:val="0066CC"/>
+          <w:color w:val="0000FF"/>
           <w:sz w:val="24"/>
           <w:u w:val="single"/>
         </w:rPr>
@@ -2106,7 +2196,7 @@
           <w:rFonts w:ascii="Charis SIL Regular" w:hAnsi="Charis SIL Regular" w:eastAsia="Charis SIL Regular"/>
           <w:b w:val="0"/>
           <w:i w:val="0"/>
-          <w:color w:val="0066CC"/>
+          <w:color w:val="0000FF"/>
           <w:sz w:val="24"/>
           <w:u w:val="single"/>
         </w:rPr>
@@ -2124,7 +2214,7 @@
           <w:rFonts w:ascii="Charis SIL Regular" w:hAnsi="Charis SIL Regular" w:eastAsia="Charis SIL Regular"/>
           <w:b w:val="0"/>
           <w:i w:val="0"/>
-          <w:color w:val="0066CC"/>
+          <w:color w:val="0000FF"/>
           <w:sz w:val="24"/>
           <w:u w:val="single"/>
         </w:rPr>
@@ -2135,7 +2225,7 @@
           <w:rFonts w:ascii="Charis SIL Regular" w:hAnsi="Charis SIL Regular" w:eastAsia="Charis SIL Regular"/>
           <w:b w:val="0"/>
           <w:i w:val="0"/>
-          <w:color w:val="0066CC"/>
+          <w:color w:val="0000FF"/>
           <w:sz w:val="24"/>
           <w:u w:val="single"/>
         </w:rPr>
@@ -2153,7 +2243,7 @@
           <w:rFonts w:ascii="Charis SIL Regular" w:hAnsi="Charis SIL Regular" w:eastAsia="Charis SIL Regular"/>
           <w:b w:val="0"/>
           <w:i w:val="0"/>
-          <w:color w:val="0066CC"/>
+          <w:color w:val="0000FF"/>
           <w:sz w:val="24"/>
           <w:u w:val="single"/>
         </w:rPr>
@@ -2164,7 +2254,7 @@
           <w:rFonts w:ascii="Charis SIL Regular" w:hAnsi="Charis SIL Regular" w:eastAsia="Charis SIL Regular"/>
           <w:b w:val="0"/>
           <w:i w:val="0"/>
-          <w:color w:val="0066CC"/>
+          <w:color w:val="0000FF"/>
           <w:sz w:val="24"/>
           <w:u w:val="single"/>
         </w:rPr>
@@ -2182,7 +2272,7 @@
           <w:rFonts w:ascii="Charis SIL Regular" w:hAnsi="Charis SIL Regular" w:eastAsia="Charis SIL Regular"/>
           <w:b w:val="0"/>
           <w:i w:val="0"/>
-          <w:color w:val="0066CC"/>
+          <w:color w:val="0000FF"/>
           <w:sz w:val="24"/>
           <w:u w:val="single"/>
         </w:rPr>
@@ -2193,7 +2283,7 @@
           <w:rFonts w:ascii="Charis SIL Regular" w:hAnsi="Charis SIL Regular" w:eastAsia="Charis SIL Regular"/>
           <w:b w:val="0"/>
           <w:i w:val="0"/>
-          <w:color w:val="0066CC"/>
+          <w:color w:val="0000FF"/>
           <w:sz w:val="24"/>
           <w:u w:val="single"/>
         </w:rPr>
@@ -2228,7 +2318,7 @@
       </w:r>
       <w:r>
         <w:rPr>
-          <w:u w:val="single" w:color="0066cc"/>
+          <w:u w:val="single" w:color="0000ff"/>
           <w:rFonts w:ascii="Charis SIL Regular" w:hAnsi="Charis SIL Regular" w:eastAsia="Charis SIL Regular"/>
           <w:b w:val="0"/>
           <w:i w:val="0"/>
@@ -2246,7 +2336,7 @@
       </w:r>
       <w:r>
         <w:rPr>
-          <w:u w:val="single" w:color="0066cc"/>
+          <w:u w:val="single" w:color="0000ff"/>
           <w:rFonts w:ascii="Charis SIL Regular" w:hAnsi="Charis SIL Regular" w:eastAsia="Charis SIL Regular"/>
           <w:b w:val="0"/>
           <w:i w:val="0"/>
@@ -2257,7 +2347,7 @@
       </w:r>
       <w:r>
         <w:rPr>
-          <w:u w:val="single" w:color="0066cc"/>
+          <w:u w:val="single" w:color="0000ff"/>
           <w:rFonts w:ascii="Charis SIL Regular" w:hAnsi="Charis SIL Regular" w:eastAsia="Charis SIL Regular"/>
           <w:b w:val="0"/>
           <w:i w:val="0"/>
@@ -2285,7 +2375,7 @@
       </w:r>
       <w:r>
         <w:rPr>
-          <w:u w:val="single" w:color="0066cc"/>
+          <w:u w:val="single" w:color="0000ff"/>
           <w:rFonts w:ascii="Charis SIL Regular" w:hAnsi="Charis SIL Regular" w:eastAsia="Charis SIL Regular"/>
           <w:b w:val="0"/>
           <w:i w:val="0"/>
@@ -2296,7 +2386,7 @@
       </w:r>
       <w:r>
         <w:rPr>
-          <w:u w:val="single" w:color="0066cc"/>
+          <w:u w:val="single" w:color="0000ff"/>
           <w:rFonts w:ascii="Charis SIL Regular" w:hAnsi="Charis SIL Regular" w:eastAsia="Charis SIL Regular"/>
           <w:b w:val="0"/>
           <w:i w:val="0"/>
@@ -2314,7 +2404,7 @@
       </w:r>
       <w:r>
         <w:rPr>
-          <w:u w:val="single" w:color="0066cc"/>
+          <w:u w:val="single" w:color="0000ff"/>
           <w:rFonts w:ascii="Charis SIL Regular" w:hAnsi="Charis SIL Regular" w:eastAsia="Charis SIL Regular"/>
           <w:b w:val="0"/>
           <w:i w:val="0"/>
@@ -2332,7 +2422,7 @@
       </w:r>
       <w:r>
         <w:rPr>
-          <w:u w:val="single" w:color="0066cc"/>
+          <w:u w:val="single" w:color="0000ff"/>
           <w:rFonts w:ascii="Charis SIL Regular" w:hAnsi="Charis SIL Regular" w:eastAsia="Charis SIL Regular"/>
           <w:b w:val="0"/>
           <w:i w:val="0"/>
@@ -2350,7 +2440,7 @@
       </w:r>
       <w:r>
         <w:rPr>
-          <w:u w:val="single" w:color="0066cc"/>
+          <w:u w:val="single" w:color="0000ff"/>
           <w:rFonts w:ascii="Charis SIL Regular" w:hAnsi="Charis SIL Regular" w:eastAsia="Charis SIL Regular"/>
           <w:b w:val="0"/>
           <w:i w:val="0"/>
@@ -2368,7 +2458,7 @@
       </w:r>
       <w:r>
         <w:rPr>
-          <w:u w:val="single" w:color="0066cc"/>
+          <w:u w:val="single" w:color="0000ff"/>
           <w:rFonts w:ascii="Charis SIL Regular" w:hAnsi="Charis SIL Regular" w:eastAsia="Charis SIL Regular"/>
           <w:b w:val="0"/>
           <w:i w:val="0"/>
@@ -2386,7 +2476,7 @@
       </w:r>
       <w:r>
         <w:rPr>
-          <w:u w:val="single" w:color="0066cc"/>
+          <w:u w:val="single" w:color="0000ff"/>
           <w:rFonts w:ascii="Charis SIL Regular" w:hAnsi="Charis SIL Regular" w:eastAsia="Charis SIL Regular"/>
           <w:b w:val="0"/>
           <w:i w:val="0"/>
@@ -2404,7 +2494,7 @@
       </w:r>
       <w:r>
         <w:rPr>
-          <w:u w:val="single" w:color="0066cc"/>
+          <w:u w:val="single" w:color="0000ff"/>
           <w:rFonts w:ascii="Charis SIL Regular" w:hAnsi="Charis SIL Regular" w:eastAsia="Charis SIL Regular"/>
           <w:b w:val="0"/>
           <w:i w:val="0"/>
@@ -2422,7 +2512,7 @@
       </w:r>
       <w:r>
         <w:rPr>
-          <w:u w:val="single" w:color="0066cc"/>
+          <w:u w:val="single" w:color="0000ff"/>
           <w:rFonts w:ascii="Charis SIL Regular" w:hAnsi="Charis SIL Regular" w:eastAsia="Charis SIL Regular"/>
           <w:b w:val="0"/>
           <w:i w:val="0"/>
@@ -2440,7 +2530,7 @@
       </w:r>
       <w:r>
         <w:rPr>
-          <w:u w:val="single" w:color="0066cc"/>
+          <w:u w:val="single" w:color="0000ff"/>
           <w:rFonts w:ascii="Charis SIL Regular" w:hAnsi="Charis SIL Regular" w:eastAsia="Charis SIL Regular"/>
           <w:b w:val="0"/>
           <w:i w:val="0"/>
@@ -2481,7 +2571,7 @@
           <w:rFonts w:ascii="Charis SIL Regular" w:hAnsi="Charis SIL Regular" w:eastAsia="Charis SIL Regular"/>
           <w:b w:val="0"/>
           <w:i w:val="0"/>
-          <w:color w:val="0066CC"/>
+          <w:color w:val="0000FF"/>
           <w:sz w:val="24"/>
           <w:u w:val="single"/>
         </w:rPr>
@@ -2509,7 +2599,7 @@
           <w:rFonts w:ascii="Charis SIL Regular" w:hAnsi="Charis SIL Regular" w:eastAsia="Charis SIL Regular"/>
           <w:b w:val="0"/>
           <w:i w:val="0"/>
-          <w:color w:val="0066CC"/>
+          <w:color w:val="0000FF"/>
           <w:sz w:val="24"/>
           <w:u w:val="single"/>
         </w:rPr>
@@ -2527,7 +2617,7 @@
           <w:rFonts w:ascii="Charis SIL Regular" w:hAnsi="Charis SIL Regular" w:eastAsia="Charis SIL Regular"/>
           <w:b w:val="0"/>
           <w:i w:val="0"/>
-          <w:color w:val="0066CC"/>
+          <w:color w:val="0000FF"/>
           <w:sz w:val="24"/>
           <w:u w:val="single"/>
         </w:rPr>
@@ -2538,7 +2628,7 @@
           <w:rFonts w:ascii="Charis SIL Regular" w:hAnsi="Charis SIL Regular" w:eastAsia="Charis SIL Regular"/>
           <w:b w:val="0"/>
           <w:i w:val="0"/>
-          <w:color w:val="0066CC"/>
+          <w:color w:val="0000FF"/>
           <w:sz w:val="24"/>
           <w:u w:val="single"/>
         </w:rPr>
@@ -2556,7 +2646,7 @@
           <w:rFonts w:ascii="Charis SIL Regular" w:hAnsi="Charis SIL Regular" w:eastAsia="Charis SIL Regular"/>
           <w:b w:val="0"/>
           <w:i w:val="0"/>
-          <w:color w:val="0066CC"/>
+          <w:color w:val="0000FF"/>
           <w:sz w:val="24"/>
           <w:u w:val="single"/>
         </w:rPr>
@@ -2567,7 +2657,7 @@
           <w:rFonts w:ascii="Charis SIL Regular" w:hAnsi="Charis SIL Regular" w:eastAsia="Charis SIL Regular"/>
           <w:b w:val="0"/>
           <w:i w:val="0"/>
-          <w:color w:val="0066CC"/>
+          <w:color w:val="0000FF"/>
           <w:sz w:val="24"/>
           <w:u w:val="single"/>
         </w:rPr>
@@ -2585,7 +2675,7 @@
           <w:rFonts w:ascii="Charis SIL Regular" w:hAnsi="Charis SIL Regular" w:eastAsia="Charis SIL Regular"/>
           <w:b w:val="0"/>
           <w:i w:val="0"/>
-          <w:color w:val="0066CC"/>
+          <w:color w:val="0000FF"/>
           <w:sz w:val="24"/>
           <w:u w:val="single"/>
         </w:rPr>
@@ -2596,7 +2686,7 @@
           <w:rFonts w:ascii="Charis SIL Regular" w:hAnsi="Charis SIL Regular" w:eastAsia="Charis SIL Regular"/>
           <w:b w:val="0"/>
           <w:i w:val="0"/>
-          <w:color w:val="0066CC"/>
+          <w:color w:val="0000FF"/>
           <w:sz w:val="24"/>
           <w:u w:val="single"/>
         </w:rPr>
@@ -2614,7 +2704,7 @@
           <w:rFonts w:ascii="Charis SIL Regular" w:hAnsi="Charis SIL Regular" w:eastAsia="Charis SIL Regular"/>
           <w:b w:val="0"/>
           <w:i w:val="0"/>
-          <w:color w:val="0066CC"/>
+          <w:color w:val="0000FF"/>
           <w:sz w:val="24"/>
           <w:u w:val="single"/>
         </w:rPr>
@@ -2625,7 +2715,7 @@
           <w:rFonts w:ascii="Charis SIL Regular" w:hAnsi="Charis SIL Regular" w:eastAsia="Charis SIL Regular"/>
           <w:b w:val="0"/>
           <w:i w:val="0"/>
-          <w:color w:val="0066CC"/>
+          <w:color w:val="0000FF"/>
           <w:sz w:val="24"/>
           <w:u w:val="single"/>
         </w:rPr>
@@ -2643,7 +2733,7 @@
           <w:rFonts w:ascii="Charis SIL Regular" w:hAnsi="Charis SIL Regular" w:eastAsia="Charis SIL Regular"/>
           <w:b w:val="0"/>
           <w:i w:val="0"/>
-          <w:color w:val="0066CC"/>
+          <w:color w:val="0000FF"/>
           <w:sz w:val="24"/>
           <w:u w:val="single"/>
         </w:rPr>
@@ -2654,7 +2744,7 @@
           <w:rFonts w:ascii="Charis SIL Regular" w:hAnsi="Charis SIL Regular" w:eastAsia="Charis SIL Regular"/>
           <w:b w:val="0"/>
           <w:i w:val="0"/>
-          <w:color w:val="0066CC"/>
+          <w:color w:val="0000FF"/>
           <w:sz w:val="24"/>
           <w:u w:val="single"/>
         </w:rPr>
@@ -2672,7 +2762,7 @@
           <w:rFonts w:ascii="Charis SIL Regular" w:hAnsi="Charis SIL Regular" w:eastAsia="Charis SIL Regular"/>
           <w:b w:val="0"/>
           <w:i w:val="0"/>
-          <w:color w:val="0066CC"/>
+          <w:color w:val="0000FF"/>
           <w:sz w:val="24"/>
           <w:u w:val="single"/>
         </w:rPr>
@@ -2683,7 +2773,7 @@
           <w:rFonts w:ascii="Charis SIL Regular" w:hAnsi="Charis SIL Regular" w:eastAsia="Charis SIL Regular"/>
           <w:b w:val="0"/>
           <w:i w:val="0"/>
-          <w:color w:val="0066CC"/>
+          <w:color w:val="0000FF"/>
           <w:sz w:val="24"/>
           <w:u w:val="single"/>
         </w:rPr>
@@ -2708,7 +2798,7 @@
       </w:r>
       <w:r>
         <w:rPr>
-          <w:u w:val="single" w:color="0066cc"/>
+          <w:u w:val="single" w:color="0000ff"/>
           <w:rFonts w:ascii="Charis SIL Regular" w:hAnsi="Charis SIL Regular" w:eastAsia="Charis SIL Regular"/>
           <w:b w:val="0"/>
           <w:i w:val="0"/>
@@ -2736,7 +2826,7 @@
       </w:r>
       <w:r>
         <w:rPr>
-          <w:u w:val="single" w:color="0066cc"/>
+          <w:u w:val="single" w:color="0000ff"/>
           <w:rFonts w:ascii="Charis SIL Regular" w:hAnsi="Charis SIL Regular" w:eastAsia="Charis SIL Regular"/>
           <w:b w:val="0"/>
           <w:i w:val="0"/>
@@ -2754,7 +2844,7 @@
       </w:r>
       <w:r>
         <w:rPr>
-          <w:u w:val="single" w:color="0066cc"/>
+          <w:u w:val="single" w:color="0000ff"/>
           <w:rFonts w:ascii="Charis SIL Regular" w:hAnsi="Charis SIL Regular" w:eastAsia="Charis SIL Regular"/>
           <w:b w:val="0"/>
           <w:i w:val="0"/>
@@ -2772,7 +2862,7 @@
       </w:r>
       <w:r>
         <w:rPr>
-          <w:u w:val="single" w:color="0066cc"/>
+          <w:u w:val="single" w:color="0000ff"/>
           <w:rFonts w:ascii="Charis SIL Regular" w:hAnsi="Charis SIL Regular" w:eastAsia="Charis SIL Regular"/>
           <w:b w:val="0"/>
           <w:i w:val="0"/>
@@ -2790,7 +2880,7 @@
       </w:r>
       <w:r>
         <w:rPr>
-          <w:u w:val="single" w:color="0066cc"/>
+          <w:u w:val="single" w:color="0000ff"/>
           <w:rFonts w:ascii="Charis SIL Regular" w:hAnsi="Charis SIL Regular" w:eastAsia="Charis SIL Regular"/>
           <w:b w:val="0"/>
           <w:i w:val="0"/>
@@ -2813,7 +2903,7 @@
         <w:autoSpaceDE w:val="0"/>
         <w:widowControl/>
         <w:spacing w:line="288" w:lineRule="exact" w:before="240" w:after="0"/>
-        <w:ind w:left="20" w:right="144" w:firstLine="0"/>
+        <w:ind w:left="10" w:right="144" w:firstLine="0"/>
         <w:jc w:val="left"/>
       </w:pPr>
       <w:r>
@@ -2831,7 +2921,7 @@
           <w:rFonts w:ascii="Charis SIL Regular" w:hAnsi="Charis SIL Regular" w:eastAsia="Charis SIL Regular"/>
           <w:b w:val="0"/>
           <w:i w:val="0"/>
-          <w:color w:val="0066CC"/>
+          <w:color w:val="0000FF"/>
           <w:sz w:val="24"/>
           <w:u w:val="single"/>
         </w:rPr>
@@ -2869,7 +2959,7 @@
       </w:r>
       <w:r>
         <w:rPr>
-          <w:u w:val="single" w:color="0066cc"/>
+          <w:u w:val="single" w:color="0000ff"/>
           <w:rFonts w:ascii="Charis SIL Regular" w:hAnsi="Charis SIL Regular" w:eastAsia="Charis SIL Regular"/>
           <w:b w:val="0"/>
           <w:i w:val="0"/>
@@ -2932,7 +3022,7 @@
         <w:autoSpaceDE w:val="0"/>
         <w:widowControl/>
         <w:spacing w:line="288" w:lineRule="exact" w:before="240" w:after="0"/>
-        <w:ind w:left="20" w:right="0" w:firstLine="0"/>
+        <w:ind w:left="10" w:right="0" w:firstLine="0"/>
         <w:jc w:val="left"/>
       </w:pPr>
       <w:r>
@@ -2963,7 +3053,7 @@
           <w:rFonts w:ascii="Charis SIL Regular" w:hAnsi="Charis SIL Regular" w:eastAsia="Charis SIL Regular"/>
           <w:b w:val="0"/>
           <w:i w:val="0"/>
-          <w:color w:val="0066CC"/>
+          <w:color w:val="0000FF"/>
           <w:sz w:val="24"/>
           <w:u w:val="single"/>
         </w:rPr>
@@ -2981,7 +3071,7 @@
           <w:rFonts w:ascii="Charis SIL Regular" w:hAnsi="Charis SIL Regular" w:eastAsia="Charis SIL Regular"/>
           <w:b w:val="0"/>
           <w:i w:val="0"/>
-          <w:color w:val="0066CC"/>
+          <w:color w:val="0000FF"/>
           <w:sz w:val="24"/>
           <w:u w:val="single"/>
         </w:rPr>
@@ -2992,7 +3082,7 @@
           <w:rFonts w:ascii="Charis SIL Regular" w:hAnsi="Charis SIL Regular" w:eastAsia="Charis SIL Regular"/>
           <w:b w:val="0"/>
           <w:i w:val="0"/>
-          <w:color w:val="0066CC"/>
+          <w:color w:val="0000FF"/>
           <w:sz w:val="24"/>
           <w:u w:val="single"/>
         </w:rPr>
@@ -3017,7 +3107,7 @@
       </w:r>
       <w:r>
         <w:rPr>
-          <w:u w:val="single" w:color="0066cc"/>
+          <w:u w:val="single" w:color="0000ff"/>
           <w:rFonts w:ascii="Charis SIL Regular" w:hAnsi="Charis SIL Regular" w:eastAsia="Charis SIL Regular"/>
           <w:b w:val="0"/>
           <w:i w:val="0"/>
@@ -3035,7 +3125,7 @@
       </w:r>
       <w:r>
         <w:rPr>
-          <w:u w:val="single" w:color="0066cc"/>
+          <w:u w:val="single" w:color="0000ff"/>
           <w:rFonts w:ascii="Charis SIL Regular" w:hAnsi="Charis SIL Regular" w:eastAsia="Charis SIL Regular"/>
           <w:b w:val="0"/>
           <w:i w:val="0"/>
@@ -3088,7 +3178,7 @@
         <w:autoSpaceDE w:val="0"/>
         <w:widowControl/>
         <w:spacing w:line="540" w:lineRule="exact" w:before="198" w:after="0"/>
-        <w:ind w:left="20" w:right="0" w:firstLine="0"/>
+        <w:ind w:left="10" w:right="0" w:firstLine="0"/>
         <w:jc w:val="left"/>
       </w:pPr>
       <w:r>
@@ -3108,7 +3198,7 @@
         <w:autoSpaceDE w:val="0"/>
         <w:widowControl/>
         <w:spacing w:line="288" w:lineRule="exact" w:before="292" w:after="0"/>
-        <w:ind w:left="408" w:right="2016" w:firstLine="0"/>
+        <w:ind w:left="398" w:right="2016" w:firstLine="0"/>
         <w:jc w:val="left"/>
       </w:pPr>
       <w:r>
@@ -3126,7 +3216,7 @@
           <w:rFonts w:ascii="Charis SIL Regular" w:hAnsi="Charis SIL Regular" w:eastAsia="Charis SIL Regular"/>
           <w:b w:val="0"/>
           <w:i w:val="0"/>
-          <w:color w:val="0066CC"/>
+          <w:color w:val="0000FF"/>
           <w:sz w:val="24"/>
           <w:u w:val="single"/>
         </w:rPr>
@@ -3150,7 +3240,7 @@
           <w:rFonts w:ascii="Charis SIL Regular" w:hAnsi="Charis SIL Regular" w:eastAsia="Charis SIL Regular"/>
           <w:b w:val="0"/>
           <w:i w:val="0"/>
-          <w:color w:val="0066CC"/>
+          <w:color w:val="0000FF"/>
           <w:sz w:val="24"/>
           <w:u w:val="single"/>
         </w:rPr>
@@ -3174,7 +3264,7 @@
           <w:rFonts w:ascii="Charis SIL Regular" w:hAnsi="Charis SIL Regular" w:eastAsia="Charis SIL Regular"/>
           <w:b w:val="0"/>
           <w:i w:val="0"/>
-          <w:color w:val="0066CC"/>
+          <w:color w:val="0000FF"/>
           <w:sz w:val="24"/>
           <w:u w:val="single"/>
         </w:rPr>
@@ -3185,7 +3275,7 @@
           <w:rFonts w:ascii="Charis SIL Regular" w:hAnsi="Charis SIL Regular" w:eastAsia="Charis SIL Regular"/>
           <w:b w:val="0"/>
           <w:i w:val="0"/>
-          <w:color w:val="0066CC"/>
+          <w:color w:val="0000FF"/>
           <w:sz w:val="24"/>
           <w:u w:val="single"/>
         </w:rPr>
@@ -3206,7 +3296,7 @@
           <w:rFonts w:ascii="Charis SIL Regular" w:hAnsi="Charis SIL Regular" w:eastAsia="Charis SIL Regular"/>
           <w:b w:val="0"/>
           <w:i w:val="0"/>
-          <w:color w:val="0066CC"/>
+          <w:color w:val="0000FF"/>
           <w:sz w:val="24"/>
           <w:u w:val="single"/>
         </w:rPr>
@@ -3230,7 +3320,7 @@
           <w:rFonts w:ascii="Charis SIL Regular" w:hAnsi="Charis SIL Regular" w:eastAsia="Charis SIL Regular"/>
           <w:b w:val="0"/>
           <w:i w:val="0"/>
-          <w:color w:val="0066CC"/>
+          <w:color w:val="0000FF"/>
           <w:sz w:val="24"/>
           <w:u w:val="single"/>
         </w:rPr>
@@ -3254,7 +3344,7 @@
           <w:rFonts w:ascii="Charis SIL Regular" w:hAnsi="Charis SIL Regular" w:eastAsia="Charis SIL Regular"/>
           <w:b w:val="0"/>
           <w:i w:val="0"/>
-          <w:color w:val="0066CC"/>
+          <w:color w:val="0000FF"/>
           <w:sz w:val="24"/>
           <w:u w:val="single"/>
         </w:rPr>
@@ -3267,7 +3357,7 @@
         <w:autoSpaceDE w:val="0"/>
         <w:widowControl/>
         <w:spacing w:line="540" w:lineRule="exact" w:before="198" w:after="0"/>
-        <w:ind w:left="20" w:right="0" w:firstLine="0"/>
+        <w:ind w:left="10" w:right="0" w:firstLine="0"/>
         <w:jc w:val="left"/>
       </w:pPr>
       <w:r>
@@ -3287,7 +3377,7 @@
         <w:autoSpaceDE w:val="0"/>
         <w:widowControl/>
         <w:spacing w:line="352" w:lineRule="exact" w:before="228" w:after="0"/>
-        <w:ind w:left="20" w:right="0" w:firstLine="0"/>
+        <w:ind w:left="10" w:right="0" w:firstLine="0"/>
         <w:jc w:val="left"/>
       </w:pPr>
       <w:r>
@@ -3307,7 +3397,7 @@
         <w:autoSpaceDE w:val="0"/>
         <w:widowControl/>
         <w:spacing w:line="352" w:lineRule="exact" w:before="176" w:after="0"/>
-        <w:ind w:left="820" w:right="0" w:firstLine="0"/>
+        <w:ind w:left="810" w:right="0" w:firstLine="0"/>
         <w:jc w:val="left"/>
       </w:pPr>
       <w:r>
@@ -3325,7 +3415,7 @@
       <w:pPr>
         <w:sectPr>
           <w:pgSz w:w="11900" w:h="16840"/>
-          <w:pgMar w:top="324" w:right="984" w:bottom="490" w:left="940" w:header="720" w:footer="720" w:gutter="0"/>
+          <w:pgMar w:top="324" w:right="984" w:bottom="490" w:left="950" w:header="720" w:footer="720" w:gutter="0"/>
           <w:cols/>
           <w:docGrid w:linePitch="360"/>
         </w:sectPr>
@@ -3407,7 +3497,7 @@
           <w:rFonts w:ascii="Charis SIL Regular" w:hAnsi="Charis SIL Regular" w:eastAsia="Charis SIL Regular"/>
           <w:b w:val="0"/>
           <w:i w:val="0"/>
-          <w:color w:val="0066CC"/>
+          <w:color w:val="0000FF"/>
           <w:sz w:val="24"/>
         </w:rPr>
         <w:hyperlink r:id="rId23" w:history="1">
@@ -3424,7 +3514,7 @@
           <w:rFonts w:ascii="Charis SIL Regular" w:hAnsi="Charis SIL Regular" w:eastAsia="Charis SIL Regular"/>
           <w:b w:val="0"/>
           <w:i w:val="0"/>
-          <w:color w:val="0066CC"/>
+          <w:color w:val="0000FF"/>
           <w:sz w:val="24"/>
         </w:rPr>
         <w:hyperlink r:id="rId23" w:history="1">
@@ -3561,7 +3651,7 @@
           <w:rFonts w:ascii="Charis SIL Regular" w:hAnsi="Charis SIL Regular" w:eastAsia="Charis SIL Regular"/>
           <w:b w:val="0"/>
           <w:i w:val="0"/>
-          <w:color w:val="0066CC"/>
+          <w:color w:val="0000FF"/>
           <w:sz w:val="24"/>
           <w:u w:val="single"/>
         </w:rPr>
@@ -3579,7 +3669,7 @@
           <w:rFonts w:ascii="Charis SIL Regular" w:hAnsi="Charis SIL Regular" w:eastAsia="Charis SIL Regular"/>
           <w:b w:val="0"/>
           <w:i w:val="0"/>
-          <w:color w:val="0066CC"/>
+          <w:color w:val="0000FF"/>
           <w:sz w:val="24"/>
           <w:u w:val="single"/>
         </w:rPr>
@@ -3710,7 +3800,7 @@
           <w:rFonts w:ascii="Charis SIL Regular" w:hAnsi="Charis SIL Regular" w:eastAsia="Charis SIL Regular"/>
           <w:b w:val="0"/>
           <w:i w:val="0"/>
-          <w:color w:val="0066CC"/>
+          <w:color w:val="0000FF"/>
           <w:sz w:val="24"/>
           <w:u w:val="single"/>
         </w:rPr>
@@ -3728,7 +3818,7 @@
           <w:rFonts w:ascii="Charis SIL Regular" w:hAnsi="Charis SIL Regular" w:eastAsia="Charis SIL Regular"/>
           <w:b w:val="0"/>
           <w:i w:val="0"/>
-          <w:color w:val="0066CC"/>
+          <w:color w:val="0000FF"/>
           <w:sz w:val="24"/>
           <w:u w:val="single"/>
         </w:rPr>
@@ -3746,7 +3836,7 @@
           <w:rFonts w:ascii="Charis SIL Regular" w:hAnsi="Charis SIL Regular" w:eastAsia="Charis SIL Regular"/>
           <w:b w:val="0"/>
           <w:i w:val="0"/>
-          <w:color w:val="0066CC"/>
+          <w:color w:val="0000FF"/>
           <w:sz w:val="24"/>
           <w:u w:val="single"/>
         </w:rPr>
@@ -3764,7 +3854,7 @@
           <w:rFonts w:ascii="Charis SIL Regular" w:hAnsi="Charis SIL Regular" w:eastAsia="Charis SIL Regular"/>
           <w:b w:val="0"/>
           <w:i w:val="0"/>
-          <w:color w:val="0066CC"/>
+          <w:color w:val="0000FF"/>
           <w:sz w:val="24"/>
           <w:u w:val="single"/>
         </w:rPr>
@@ -3782,7 +3872,7 @@
           <w:rFonts w:ascii="Charis SIL Regular" w:hAnsi="Charis SIL Regular" w:eastAsia="Charis SIL Regular"/>
           <w:b w:val="0"/>
           <w:i w:val="0"/>
-          <w:color w:val="0066CC"/>
+          <w:color w:val="0000FF"/>
           <w:sz w:val="24"/>
           <w:u w:val="single"/>
         </w:rPr>
@@ -3800,7 +3890,7 @@
           <w:rFonts w:ascii="Charis SIL Regular" w:hAnsi="Charis SIL Regular" w:eastAsia="Charis SIL Regular"/>
           <w:b w:val="0"/>
           <w:i w:val="0"/>
-          <w:color w:val="0066CC"/>
+          <w:color w:val="0000FF"/>
           <w:sz w:val="24"/>
           <w:u w:val="single"/>
         </w:rPr>
@@ -3908,7 +3998,7 @@
           <w:rFonts w:ascii="Charis SIL Regular" w:hAnsi="Charis SIL Regular" w:eastAsia="Charis SIL Regular"/>
           <w:b w:val="0"/>
           <w:i w:val="0"/>
-          <w:color w:val="0066CC"/>
+          <w:color w:val="0000FF"/>
           <w:sz w:val="24"/>
           <w:u w:val="single"/>
         </w:rPr>
@@ -3926,7 +4016,7 @@
           <w:rFonts w:ascii="Charis SIL Regular" w:hAnsi="Charis SIL Regular" w:eastAsia="Charis SIL Regular"/>
           <w:b w:val="0"/>
           <w:i w:val="0"/>
-          <w:color w:val="0066CC"/>
+          <w:color w:val="0000FF"/>
           <w:sz w:val="24"/>
           <w:u w:val="single"/>
         </w:rPr>
@@ -3944,7 +4034,7 @@
           <w:rFonts w:ascii="Charis SIL Regular" w:hAnsi="Charis SIL Regular" w:eastAsia="Charis SIL Regular"/>
           <w:b w:val="0"/>
           <w:i w:val="0"/>
-          <w:color w:val="0066CC"/>
+          <w:color w:val="0000FF"/>
           <w:sz w:val="24"/>
           <w:u w:val="single"/>
         </w:rPr>
@@ -3962,7 +4052,7 @@
           <w:rFonts w:ascii="Charis SIL Regular" w:hAnsi="Charis SIL Regular" w:eastAsia="Charis SIL Regular"/>
           <w:b w:val="0"/>
           <w:i w:val="0"/>
-          <w:color w:val="0066CC"/>
+          <w:color w:val="0000FF"/>
           <w:sz w:val="24"/>
           <w:u w:val="single"/>
         </w:rPr>
@@ -3980,7 +4070,7 @@
           <w:rFonts w:ascii="Charis SIL Regular" w:hAnsi="Charis SIL Regular" w:eastAsia="Charis SIL Regular"/>
           <w:b w:val="0"/>
           <w:i w:val="0"/>
-          <w:color w:val="0066CC"/>
+          <w:color w:val="0000FF"/>
           <w:sz w:val="24"/>
           <w:u w:val="single"/>
         </w:rPr>

--- a/EXPORTS/DOCX/published/niveau3/Dutch/ZeeuwschGenootschap.docx
+++ b/EXPORTS/DOCX/published/niveau3/Dutch/ZeeuwschGenootschap.docx
@@ -627,50 +627,7 @@
           <w:color w:val="000000"/>
           <w:sz w:val="24"/>
         </w:rPr>
-        <w:hyperlink r:id="rId10" w:history="1">
-          <w:r>
-            <w:rPr>
-              <w:rStyle w:val="Hyperlink"/>
-            </w:rPr>
-            <w:t>sten bi</w:t>
-          </w:r>
-        </w:hyperlink>
-      </w:r>
-      <w:r>
-        <w:rPr>
-          <w:u w:val="single" w:color="0000ff"/>
-          <w:rFonts w:ascii="Charis SIL Regular" w:hAnsi="Charis SIL Regular" w:eastAsia="Charis SIL Regular"/>
-          <w:b w:val="0"/>
-          <w:i w:val="0"/>
-          <w:color w:val="000000"/>
-          <w:sz w:val="24"/>
-        </w:rPr>
-        <w:hyperlink r:id="rId10" w:history="1">
-          <w:r>
-            <w:rPr>
-              <w:rStyle w:val="Hyperlink"/>
-            </w:rPr>
-            <w:t>j</w:t>
-          </w:r>
-        </w:hyperlink>
-      </w:r>
-      <w:r>
-        <w:rPr>
-          <w:u w:val="single" w:color="0000ff"/>
-          <w:rFonts w:ascii="Charis SIL Regular" w:hAnsi="Charis SIL Regular" w:eastAsia="Charis SIL Regular"/>
-          <w:b w:val="0"/>
-          <w:i w:val="0"/>
-          <w:color w:val="000000"/>
-          <w:sz w:val="24"/>
-        </w:rPr>
-        <w:hyperlink r:id="rId10" w:history="1">
-          <w:r>
-            <w:rPr>
-              <w:rStyle w:val="Hyperlink"/>
-            </w:rPr>
-            <w:t xml:space="preserve"> het </w:t>
-          </w:r>
-        </w:hyperlink>
+        <w:t xml:space="preserve">sten bij het </w:t>
       </w:r>
       <w:r>
         <w:rPr>
@@ -726,6 +683,7 @@
           <w:i w:val="0"/>
           <w:color w:val="0000FF"/>
           <w:sz w:val="24"/>
+          <w:u w:val="single"/>
         </w:rPr>
         <w:hyperlink r:id="rId12" w:history="1">
           <w:r>
@@ -745,7 +703,7 @@
           <w:sz w:val="24"/>
           <w:u w:val="single"/>
         </w:rPr>
-        <w:hyperlink r:id="rId11" w:history="1">
+        <w:hyperlink r:id="rId12" w:history="1">
           <w:r>
             <w:rPr>
               <w:rStyle w:val="Hyperlink"/>
@@ -837,13 +795,31 @@
       </w:r>
       <w:r>
         <w:rPr>
+          <w:u w:val="single" w:color="0000ff"/>
           <w:rFonts w:ascii="Charis SIL Regular" w:hAnsi="Charis SIL Regular" w:eastAsia="Charis SIL Regular"/>
           <w:b w:val="0"/>
           <w:i w:val="0"/>
           <w:color w:val="000000"/>
           <w:sz w:val="24"/>
         </w:rPr>
-        <w:t xml:space="preserve">hriften vind je bij de </w:t>
+        <w:hyperlink r:id="rId11" w:history="1">
+          <w:r>
+            <w:rPr>
+              <w:rStyle w:val="Hyperlink"/>
+            </w:rPr>
+            <w:t>hriften vin</w:t>
+          </w:r>
+        </w:hyperlink>
+      </w:r>
+      <w:r>
+        <w:rPr>
+          <w:rFonts w:ascii="Charis SIL Regular" w:hAnsi="Charis SIL Regular" w:eastAsia="Charis SIL Regular"/>
+          <w:b w:val="0"/>
+          <w:i w:val="0"/>
+          <w:color w:val="000000"/>
+          <w:sz w:val="24"/>
+        </w:rPr>
+        <w:t xml:space="preserve">d je bij de </w:t>
       </w:r>
       <w:r>
         <w:rPr>
@@ -1125,7 +1101,14 @@
           <w:color w:val="000000"/>
           <w:sz w:val="24"/>
         </w:rPr>
-        <w:t>eologische voor</w:t>
+        <w:hyperlink r:id="rId14" w:history="1">
+          <w:r>
+            <w:rPr>
+              <w:rStyle w:val="Hyperlink"/>
+            </w:rPr>
+            <w:t>eologische voor</w:t>
+          </w:r>
+        </w:hyperlink>
       </w:r>
       <w:r>
         <w:rPr>

--- a/EXPORTS/DOCX/published/niveau3/Dutch/ZeeuwschGenootschap.docx
+++ b/EXPORTS/DOCX/published/niveau3/Dutch/ZeeuwschGenootschap.docx
@@ -616,18 +616,7 @@
           <w:color w:val="000000"/>
           <w:sz w:val="24"/>
         </w:rPr>
-        <w:t>; kaarten, tekeningen en prenten beru</w:t>
-      </w:r>
-      <w:r>
-        <w:rPr>
-          <w:u w:val="single" w:color="0000ff"/>
-          <w:rFonts w:ascii="Charis SIL Regular" w:hAnsi="Charis SIL Regular" w:eastAsia="Charis SIL Regular"/>
-          <w:b w:val="0"/>
-          <w:i w:val="0"/>
-          <w:color w:val="000000"/>
-          <w:sz w:val="24"/>
-        </w:rPr>
-        <w:t xml:space="preserve">sten bij het </w:t>
+        <w:t xml:space="preserve">; kaarten, tekeningen en prenten berusten bij het </w:t>
       </w:r>
       <w:r>
         <w:rPr>
@@ -638,7 +627,7 @@
           <w:sz w:val="24"/>
           <w:u w:val="single"/>
         </w:rPr>
-        <w:hyperlink r:id="rId12" w:history="1">
+        <w:hyperlink r:id="rId10" w:history="1">
           <w:r>
             <w:rPr>
               <w:rStyle w:val="Hyperlink"/>
@@ -656,14 +645,7 @@
           <w:sz w:val="24"/>
           <w:u w:val="single"/>
         </w:rPr>
-        <w:hyperlink r:id="rId12" w:history="1">
-          <w:r>
-            <w:rPr>
-              <w:rStyle w:val="Hyperlink"/>
-            </w:rPr>
-            <w:t>ws</w:t>
-          </w:r>
-        </w:hyperlink>
+        <w:t>ws Arc</w:t>
       </w:r>
       <w:r>
         <w:rPr>
@@ -674,36 +656,7 @@
           <w:sz w:val="24"/>
           <w:u w:val="single"/>
         </w:rPr>
-        <w:t xml:space="preserve"> </w:t>
-      </w:r>
-      <w:r>
-        <w:rPr>
-          <w:rFonts w:ascii="Charis SIL Regular" w:hAnsi="Charis SIL Regular" w:eastAsia="Charis SIL Regular"/>
-          <w:b w:val="0"/>
-          <w:i w:val="0"/>
-          <w:color w:val="0000FF"/>
-          <w:sz w:val="24"/>
-          <w:u w:val="single"/>
-        </w:rPr>
-        <w:hyperlink r:id="rId12" w:history="1">
-          <w:r>
-            <w:rPr>
-              <w:rStyle w:val="Hyperlink"/>
-            </w:rPr>
-            <w:t>Arc</w:t>
-          </w:r>
-        </w:hyperlink>
-      </w:r>
-      <w:r>
-        <w:rPr>
-          <w:rFonts w:ascii="Charis SIL Regular" w:hAnsi="Charis SIL Regular" w:eastAsia="Charis SIL Regular"/>
-          <w:b w:val="0"/>
-          <w:i w:val="0"/>
-          <w:color w:val="0000FF"/>
-          <w:sz w:val="24"/>
-          <w:u w:val="single"/>
-        </w:rPr>
-        <w:hyperlink r:id="rId12" w:history="1">
+        <w:hyperlink r:id="rId11" w:history="1">
           <w:r>
             <w:rPr>
               <w:rStyle w:val="Hyperlink"/>
@@ -759,67 +712,13 @@
       </w:r>
       <w:r>
         <w:rPr>
-          <w:u w:val="single" w:color="0000ff"/>
           <w:rFonts w:ascii="Charis SIL Regular" w:hAnsi="Charis SIL Regular" w:eastAsia="Charis SIL Regular"/>
           <w:b w:val="0"/>
           <w:i w:val="0"/>
           <w:color w:val="000000"/>
           <w:sz w:val="24"/>
         </w:rPr>
-        <w:hyperlink r:id="rId11" w:history="1">
-          <w:r>
-            <w:rPr>
-              <w:rStyle w:val="Hyperlink"/>
-            </w:rPr>
-            <w:t>en hands</w:t>
-          </w:r>
-        </w:hyperlink>
-      </w:r>
-      <w:r>
-        <w:rPr>
-          <w:u w:val="single" w:color="0000ff"/>
-          <w:rFonts w:ascii="Charis SIL Regular" w:hAnsi="Charis SIL Regular" w:eastAsia="Charis SIL Regular"/>
-          <w:b w:val="0"/>
-          <w:i w:val="0"/>
-          <w:color w:val="000000"/>
-          <w:sz w:val="24"/>
-        </w:rPr>
-        <w:hyperlink r:id="rId11" w:history="1">
-          <w:r>
-            <w:rPr>
-              <w:rStyle w:val="Hyperlink"/>
-            </w:rPr>
-            <w:t>c</w:t>
-          </w:r>
-        </w:hyperlink>
-      </w:r>
-      <w:r>
-        <w:rPr>
-          <w:u w:val="single" w:color="0000ff"/>
-          <w:rFonts w:ascii="Charis SIL Regular" w:hAnsi="Charis SIL Regular" w:eastAsia="Charis SIL Regular"/>
-          <w:b w:val="0"/>
-          <w:i w:val="0"/>
-          <w:color w:val="000000"/>
-          <w:sz w:val="24"/>
-        </w:rPr>
-        <w:hyperlink r:id="rId11" w:history="1">
-          <w:r>
-            <w:rPr>
-              <w:rStyle w:val="Hyperlink"/>
-            </w:rPr>
-            <w:t>hriften vin</w:t>
-          </w:r>
-        </w:hyperlink>
-      </w:r>
-      <w:r>
-        <w:rPr>
-          <w:rFonts w:ascii="Charis SIL Regular" w:hAnsi="Charis SIL Regular" w:eastAsia="Charis SIL Regular"/>
-          <w:b w:val="0"/>
-          <w:i w:val="0"/>
-          <w:color w:val="000000"/>
-          <w:sz w:val="24"/>
-        </w:rPr>
-        <w:t xml:space="preserve">d je bij de </w:t>
+        <w:t xml:space="preserve">en handschriften vind je bij de </w:t>
       </w:r>
       <w:r>
         <w:rPr>
@@ -830,7 +729,7 @@
           <w:sz w:val="24"/>
           <w:u w:val="single"/>
         </w:rPr>
-        <w:hyperlink r:id="rId13" w:history="1">
+        <w:hyperlink r:id="rId12" w:history="1">
           <w:r>
             <w:rPr>
               <w:rStyle w:val="Hyperlink"/>
@@ -859,7 +758,7 @@
           <w:sz w:val="24"/>
           <w:u w:val="single"/>
         </w:rPr>
-        <w:hyperlink r:id="rId13" w:history="1">
+        <w:hyperlink r:id="rId12" w:history="1">
           <w:r>
             <w:rPr>
               <w:rStyle w:val="Hyperlink"/>
@@ -877,6 +776,84 @@
           <w:sz w:val="24"/>
         </w:rPr>
         <w:t xml:space="preserve"> en fossielen, sche</w:t>
+      </w:r>
+      <w:r>
+        <w:rPr>
+          <w:u w:val="single" w:color="0000ff"/>
+          <w:rFonts w:ascii="Charis SIL Regular" w:hAnsi="Charis SIL Regular" w:eastAsia="Charis SIL Regular"/>
+          <w:b w:val="0"/>
+          <w:i w:val="0"/>
+          <w:color w:val="000000"/>
+          <w:sz w:val="24"/>
+        </w:rPr>
+        <w:hyperlink r:id="rId13" w:history="1">
+          <w:r>
+            <w:rPr>
+              <w:rStyle w:val="Hyperlink"/>
+            </w:rPr>
+            <w:t>lpen en</w:t>
+          </w:r>
+        </w:hyperlink>
+      </w:r>
+      <w:r>
+        <w:rPr>
+          <w:u w:val="single" w:color="0000ff"/>
+          <w:rFonts w:ascii="Charis SIL Regular" w:hAnsi="Charis SIL Regular" w:eastAsia="Charis SIL Regular"/>
+          <w:b w:val="0"/>
+          <w:i w:val="0"/>
+          <w:color w:val="000000"/>
+          <w:sz w:val="24"/>
+        </w:rPr>
+        <w:t xml:space="preserve"> </w:t>
+      </w:r>
+      <w:r>
+        <w:rPr>
+          <w:u w:val="single" w:color="0000ff"/>
+          <w:rFonts w:ascii="Charis SIL Regular" w:hAnsi="Charis SIL Regular" w:eastAsia="Charis SIL Regular"/>
+          <w:b w:val="0"/>
+          <w:i w:val="0"/>
+          <w:color w:val="000000"/>
+          <w:sz w:val="24"/>
+        </w:rPr>
+        <w:hyperlink r:id="rId13" w:history="1">
+          <w:r>
+            <w:rPr>
+              <w:rStyle w:val="Hyperlink"/>
+            </w:rPr>
+            <w:t>minera</w:t>
+          </w:r>
+        </w:hyperlink>
+      </w:r>
+      <w:r>
+        <w:rPr>
+          <w:u w:val="single" w:color="0000ff"/>
+          <w:rFonts w:ascii="Charis SIL Regular" w:hAnsi="Charis SIL Regular" w:eastAsia="Charis SIL Regular"/>
+          <w:b w:val="0"/>
+          <w:i w:val="0"/>
+          <w:color w:val="000000"/>
+          <w:sz w:val="24"/>
+        </w:rPr>
+        <w:t>l</w:t>
+      </w:r>
+      <w:r>
+        <w:rPr>
+          <w:rFonts w:ascii="Charis SIL Regular" w:hAnsi="Charis SIL Regular" w:eastAsia="Charis SIL Regular"/>
+          <w:b w:val="0"/>
+          <w:i w:val="0"/>
+          <w:color w:val="000000"/>
+          <w:sz w:val="24"/>
+        </w:rPr>
+        <w:t xml:space="preserve">en, </w:t>
+      </w:r>
+      <w:r>
+        <w:rPr>
+          <w:rFonts w:ascii="Charis SIL Regular" w:hAnsi="Charis SIL Regular" w:eastAsia="Charis SIL Regular"/>
+          <w:b w:val="0"/>
+          <w:i w:val="0"/>
+          <w:color w:val="000000"/>
+          <w:sz w:val="24"/>
+        </w:rPr>
+        <w:t>deels afkomstig van de overzee</w:t>
       </w:r>
       <w:r>
         <w:rPr>
@@ -892,20 +869,9 @@
             <w:rPr>
               <w:rStyle w:val="Hyperlink"/>
             </w:rPr>
-            <w:t>lpen en</w:t>
+            <w:t>se koloni</w:t>
           </w:r>
         </w:hyperlink>
-      </w:r>
-      <w:r>
-        <w:rPr>
-          <w:u w:val="single" w:color="0000ff"/>
-          <w:rFonts w:ascii="Charis SIL Regular" w:hAnsi="Charis SIL Regular" w:eastAsia="Charis SIL Regular"/>
-          <w:b w:val="0"/>
-          <w:i w:val="0"/>
-          <w:color w:val="000000"/>
-          <w:sz w:val="24"/>
-        </w:rPr>
-        <w:t xml:space="preserve"> </w:t>
       </w:r>
       <w:r>
         <w:rPr>
@@ -917,73 +883,6 @@
           <w:sz w:val="24"/>
         </w:rPr>
         <w:hyperlink r:id="rId12" w:history="1">
-          <w:r>
-            <w:rPr>
-              <w:rStyle w:val="Hyperlink"/>
-            </w:rPr>
-            <w:t>minera</w:t>
-          </w:r>
-        </w:hyperlink>
-      </w:r>
-      <w:r>
-        <w:rPr>
-          <w:u w:val="single" w:color="0000ff"/>
-          <w:rFonts w:ascii="Charis SIL Regular" w:hAnsi="Charis SIL Regular" w:eastAsia="Charis SIL Regular"/>
-          <w:b w:val="0"/>
-          <w:i w:val="0"/>
-          <w:color w:val="000000"/>
-          <w:sz w:val="24"/>
-        </w:rPr>
-        <w:t>l</w:t>
-      </w:r>
-      <w:r>
-        <w:rPr>
-          <w:rFonts w:ascii="Charis SIL Regular" w:hAnsi="Charis SIL Regular" w:eastAsia="Charis SIL Regular"/>
-          <w:b w:val="0"/>
-          <w:i w:val="0"/>
-          <w:color w:val="000000"/>
-          <w:sz w:val="24"/>
-        </w:rPr>
-        <w:t xml:space="preserve">en, </w:t>
-      </w:r>
-      <w:r>
-        <w:rPr>
-          <w:rFonts w:ascii="Charis SIL Regular" w:hAnsi="Charis SIL Regular" w:eastAsia="Charis SIL Regular"/>
-          <w:b w:val="0"/>
-          <w:i w:val="0"/>
-          <w:color w:val="000000"/>
-          <w:sz w:val="24"/>
-        </w:rPr>
-        <w:t>deels afkomstig van de overzee</w:t>
-      </w:r>
-      <w:r>
-        <w:rPr>
-          <w:u w:val="single" w:color="0000ff"/>
-          <w:rFonts w:ascii="Charis SIL Regular" w:hAnsi="Charis SIL Regular" w:eastAsia="Charis SIL Regular"/>
-          <w:b w:val="0"/>
-          <w:i w:val="0"/>
-          <w:color w:val="000000"/>
-          <w:sz w:val="24"/>
-        </w:rPr>
-        <w:hyperlink r:id="rId13" w:history="1">
-          <w:r>
-            <w:rPr>
-              <w:rStyle w:val="Hyperlink"/>
-            </w:rPr>
-            <w:t>se koloni</w:t>
-          </w:r>
-        </w:hyperlink>
-      </w:r>
-      <w:r>
-        <w:rPr>
-          <w:u w:val="single" w:color="0000ff"/>
-          <w:rFonts w:ascii="Charis SIL Regular" w:hAnsi="Charis SIL Regular" w:eastAsia="Charis SIL Regular"/>
-          <w:b w:val="0"/>
-          <w:i w:val="0"/>
-          <w:color w:val="000000"/>
-          <w:sz w:val="24"/>
-        </w:rPr>
-        <w:hyperlink r:id="rId13" w:history="1">
           <w:r>
             <w:rPr>
               <w:rStyle w:val="Hyperlink"/>
@@ -2068,7 +1967,7 @@
           <w:sz w:val="24"/>
           <w:u w:val="single"/>
         </w:rPr>
-        <w:hyperlink r:id="rId12" w:history="1">
+        <w:hyperlink r:id="rId13" w:history="1">
           <w:r>
             <w:rPr>
               <w:rStyle w:val="Hyperlink"/>
@@ -2097,7 +1996,7 @@
           <w:sz w:val="24"/>
           <w:u w:val="single"/>
         </w:rPr>
-        <w:hyperlink r:id="rId12" w:history="1">
+        <w:hyperlink r:id="rId13" w:history="1">
           <w:r>
             <w:rPr>
               <w:rStyle w:val="Hyperlink"/>
@@ -2308,7 +2207,7 @@
           <w:color w:val="000000"/>
           <w:sz w:val="24"/>
         </w:rPr>
-        <w:hyperlink r:id="rId12" w:history="1">
+        <w:hyperlink r:id="rId13" w:history="1">
           <w:r>
             <w:rPr>
               <w:rStyle w:val="Hyperlink"/>
@@ -2337,7 +2236,7 @@
           <w:color w:val="000000"/>
           <w:sz w:val="24"/>
         </w:rPr>
-        <w:hyperlink r:id="rId12" w:history="1">
+        <w:hyperlink r:id="rId13" w:history="1">
           <w:r>
             <w:rPr>
               <w:rStyle w:val="Hyperlink"/>

--- a/EXPORTS/DOCX/published/niveau3/Dutch/ZeeuwschGenootschap.docx
+++ b/EXPORTS/DOCX/published/niveau3/Dutch/ZeeuwschGenootschap.docx
@@ -616,7 +616,61 @@
           <w:color w:val="000000"/>
           <w:sz w:val="24"/>
         </w:rPr>
-        <w:t xml:space="preserve">; kaarten, tekeningen en prenten berusten bij het </w:t>
+        <w:t>; kaarten, tekeningen en prenten beru</w:t>
+      </w:r>
+      <w:r>
+        <w:rPr>
+          <w:u w:val="single" w:color="0000ff"/>
+          <w:rFonts w:ascii="Charis SIL Regular" w:hAnsi="Charis SIL Regular" w:eastAsia="Charis SIL Regular"/>
+          <w:b w:val="0"/>
+          <w:i w:val="0"/>
+          <w:color w:val="000000"/>
+          <w:sz w:val="24"/>
+        </w:rPr>
+        <w:hyperlink r:id="rId10" w:history="1">
+          <w:r>
+            <w:rPr>
+              <w:rStyle w:val="Hyperlink"/>
+            </w:rPr>
+            <w:t>sten bi</w:t>
+          </w:r>
+        </w:hyperlink>
+      </w:r>
+      <w:r>
+        <w:rPr>
+          <w:u w:val="single" w:color="0000ff"/>
+          <w:rFonts w:ascii="Charis SIL Regular" w:hAnsi="Charis SIL Regular" w:eastAsia="Charis SIL Regular"/>
+          <w:b w:val="0"/>
+          <w:i w:val="0"/>
+          <w:color w:val="000000"/>
+          <w:sz w:val="24"/>
+        </w:rPr>
+        <w:hyperlink r:id="rId10" w:history="1">
+          <w:r>
+            <w:rPr>
+              <w:rStyle w:val="Hyperlink"/>
+            </w:rPr>
+            <w:t>j</w:t>
+          </w:r>
+        </w:hyperlink>
+      </w:r>
+      <w:r>
+        <w:rPr>
+          <w:u w:val="single" w:color="0000ff"/>
+          <w:rFonts w:ascii="Charis SIL Regular" w:hAnsi="Charis SIL Regular" w:eastAsia="Charis SIL Regular"/>
+          <w:b w:val="0"/>
+          <w:i w:val="0"/>
+          <w:color w:val="000000"/>
+          <w:sz w:val="24"/>
+        </w:rPr>
+        <w:hyperlink r:id="rId10" w:history="1">
+          <w:r>
+            <w:rPr>
+              <w:rStyle w:val="Hyperlink"/>
+            </w:rPr>
+            <w:t xml:space="preserve"> het </w:t>
+          </w:r>
+        </w:hyperlink>
       </w:r>
       <w:r>
         <w:rPr>
@@ -643,7 +697,6 @@
           <w:i w:val="0"/>
           <w:color w:val="0000FF"/>
           <w:sz w:val="24"/>
-          <w:u w:val="single"/>
         </w:rPr>
         <w:t>ws Arc</w:t>
       </w:r>
@@ -989,25 +1042,7 @@
           <w:color w:val="000000"/>
           <w:sz w:val="24"/>
         </w:rPr>
-        <w:t>2007 in beheer bij het Zeeuws Museum. De arch</w:t>
-      </w:r>
-      <w:r>
-        <w:rPr>
-          <w:u w:val="single" w:color="0000ff"/>
-          <w:rFonts w:ascii="Charis SIL Regular" w:hAnsi="Charis SIL Regular" w:eastAsia="Charis SIL Regular"/>
-          <w:b w:val="0"/>
-          <w:i w:val="0"/>
-          <w:color w:val="000000"/>
-          <w:sz w:val="24"/>
-        </w:rPr>
-        <w:hyperlink r:id="rId14" w:history="1">
-          <w:r>
-            <w:rPr>
-              <w:rStyle w:val="Hyperlink"/>
-            </w:rPr>
-            <w:t>eologische voor</w:t>
-          </w:r>
-        </w:hyperlink>
+        <w:t>2007 in beheer bij het Zeeuws Museum. De archeologische voor</w:t>
       </w:r>
       <w:r>
         <w:rPr>
@@ -1885,15 +1920,9 @@
           <w:i w:val="0"/>
           <w:color w:val="0000FF"/>
           <w:sz w:val="24"/>
+          <w:u w:val="single"/>
         </w:rPr>
-        <w:hyperlink r:id="rId22" w:history="1">
-          <w:r>
-            <w:rPr>
-              <w:rStyle w:val="Hyperlink"/>
-            </w:rPr>
-            <w:t>e</w:t>
-          </w:r>
-        </w:hyperlink>
+        <w:t>e</w:t>
       </w:r>
       <w:r>
         <w:rPr>
@@ -2680,31 +2709,13 @@
       </w:r>
       <w:r>
         <w:rPr>
-          <w:u w:val="single" w:color="0000ff"/>
           <w:rFonts w:ascii="Charis SIL Regular" w:hAnsi="Charis SIL Regular" w:eastAsia="Charis SIL Regular"/>
           <w:b w:val="0"/>
           <w:i w:val="0"/>
           <w:color w:val="000000"/>
           <w:sz w:val="24"/>
         </w:rPr>
-        <w:hyperlink r:id="rId24" w:history="1">
-          <w:r>
-            <w:rPr>
-              <w:rStyle w:val="Hyperlink"/>
-            </w:rPr>
-            <w:t>materiaal voor herkom</w:t>
-          </w:r>
-        </w:hyperlink>
-      </w:r>
-      <w:r>
-        <w:rPr>
-          <w:rFonts w:ascii="Charis SIL Regular" w:hAnsi="Charis SIL Regular" w:eastAsia="Charis SIL Regular"/>
-          <w:b w:val="0"/>
-          <w:i w:val="0"/>
-          <w:color w:val="000000"/>
-          <w:sz w:val="24"/>
-        </w:rPr>
-        <w:t>stonder</w:t>
+        <w:t>materiaal voor herkomstonder</w:t>
       </w:r>
       <w:r>
         <w:rPr>
@@ -2715,50 +2726,7 @@
           <w:color w:val="000000"/>
           <w:sz w:val="24"/>
         </w:rPr>
-        <w:hyperlink r:id="rId25" w:history="1">
-          <w:r>
-            <w:rPr>
-              <w:rStyle w:val="Hyperlink"/>
-            </w:rPr>
-            <w:t>zoek b</w:t>
-          </w:r>
-        </w:hyperlink>
-      </w:r>
-      <w:r>
-        <w:rPr>
-          <w:u w:val="single" w:color="0000ff"/>
-          <w:rFonts w:ascii="Charis SIL Regular" w:hAnsi="Charis SIL Regular" w:eastAsia="Charis SIL Regular"/>
-          <w:b w:val="0"/>
-          <w:i w:val="0"/>
-          <w:color w:val="000000"/>
-          <w:sz w:val="24"/>
-        </w:rPr>
-        <w:hyperlink r:id="rId25" w:history="1">
-          <w:r>
-            <w:rPr>
-              <w:rStyle w:val="Hyperlink"/>
-            </w:rPr>
-            <w:t>e</w:t>
-          </w:r>
-        </w:hyperlink>
-      </w:r>
-      <w:r>
-        <w:rPr>
-          <w:u w:val="single" w:color="0000ff"/>
-          <w:rFonts w:ascii="Charis SIL Regular" w:hAnsi="Charis SIL Regular" w:eastAsia="Charis SIL Regular"/>
-          <w:b w:val="0"/>
-          <w:i w:val="0"/>
-          <w:color w:val="000000"/>
-          <w:sz w:val="24"/>
-        </w:rPr>
-        <w:hyperlink r:id="rId25" w:history="1">
-          <w:r>
-            <w:rPr>
-              <w:rStyle w:val="Hyperlink"/>
-            </w:rPr>
-            <w:t>vatte</w:t>
-          </w:r>
-        </w:hyperlink>
+        <w:t>zoek bevatte</w:t>
       </w:r>
       <w:r>
         <w:rPr>

--- a/EXPORTS/DOCX/published/niveau3/Dutch/ZeeuwschGenootschap.docx
+++ b/EXPORTS/DOCX/published/niveau3/Dutch/ZeeuwschGenootschap.docx
@@ -616,61 +616,7 @@
           <w:color w:val="000000"/>
           <w:sz w:val="24"/>
         </w:rPr>
-        <w:t>; kaarten, tekeningen en prenten beru</w:t>
-      </w:r>
-      <w:r>
-        <w:rPr>
-          <w:u w:val="single" w:color="0000ff"/>
-          <w:rFonts w:ascii="Charis SIL Regular" w:hAnsi="Charis SIL Regular" w:eastAsia="Charis SIL Regular"/>
-          <w:b w:val="0"/>
-          <w:i w:val="0"/>
-          <w:color w:val="000000"/>
-          <w:sz w:val="24"/>
-        </w:rPr>
-        <w:hyperlink r:id="rId10" w:history="1">
-          <w:r>
-            <w:rPr>
-              <w:rStyle w:val="Hyperlink"/>
-            </w:rPr>
-            <w:t>sten bi</w:t>
-          </w:r>
-        </w:hyperlink>
-      </w:r>
-      <w:r>
-        <w:rPr>
-          <w:u w:val="single" w:color="0000ff"/>
-          <w:rFonts w:ascii="Charis SIL Regular" w:hAnsi="Charis SIL Regular" w:eastAsia="Charis SIL Regular"/>
-          <w:b w:val="0"/>
-          <w:i w:val="0"/>
-          <w:color w:val="000000"/>
-          <w:sz w:val="24"/>
-        </w:rPr>
-        <w:hyperlink r:id="rId10" w:history="1">
-          <w:r>
-            <w:rPr>
-              <w:rStyle w:val="Hyperlink"/>
-            </w:rPr>
-            <w:t>j</w:t>
-          </w:r>
-        </w:hyperlink>
-      </w:r>
-      <w:r>
-        <w:rPr>
-          <w:u w:val="single" w:color="0000ff"/>
-          <w:rFonts w:ascii="Charis SIL Regular" w:hAnsi="Charis SIL Regular" w:eastAsia="Charis SIL Regular"/>
-          <w:b w:val="0"/>
-          <w:i w:val="0"/>
-          <w:color w:val="000000"/>
-          <w:sz w:val="24"/>
-        </w:rPr>
-        <w:hyperlink r:id="rId10" w:history="1">
-          <w:r>
-            <w:rPr>
-              <w:rStyle w:val="Hyperlink"/>
-            </w:rPr>
-            <w:t xml:space="preserve"> het </w:t>
-          </w:r>
-        </w:hyperlink>
+        <w:t xml:space="preserve">; kaarten, tekeningen en prenten berusten bij het </w:t>
       </w:r>
       <w:r>
         <w:rPr>
@@ -681,7 +627,7 @@
           <w:sz w:val="24"/>
           <w:u w:val="single"/>
         </w:rPr>
-        <w:hyperlink r:id="rId10" w:history="1">
+        <w:hyperlink r:id="rId12" w:history="1">
           <w:r>
             <w:rPr>
               <w:rStyle w:val="Hyperlink"/>
@@ -697,8 +643,16 @@
           <w:i w:val="0"/>
           <w:color w:val="0000FF"/>
           <w:sz w:val="24"/>
-        </w:rPr>
-        <w:t>ws Arc</w:t>
+          <w:u w:val="single"/>
+        </w:rPr>
+        <w:hyperlink r:id="rId12" w:history="1">
+          <w:r>
+            <w:rPr>
+              <w:rStyle w:val="Hyperlink"/>
+            </w:rPr>
+            <w:t>ws</w:t>
+          </w:r>
+        </w:hyperlink>
       </w:r>
       <w:r>
         <w:rPr>
@@ -709,7 +663,36 @@
           <w:sz w:val="24"/>
           <w:u w:val="single"/>
         </w:rPr>
-        <w:hyperlink r:id="rId11" w:history="1">
+        <w:t xml:space="preserve"> </w:t>
+      </w:r>
+      <w:r>
+        <w:rPr>
+          <w:rFonts w:ascii="Charis SIL Regular" w:hAnsi="Charis SIL Regular" w:eastAsia="Charis SIL Regular"/>
+          <w:b w:val="0"/>
+          <w:i w:val="0"/>
+          <w:color w:val="0000FF"/>
+          <w:sz w:val="24"/>
+          <w:u w:val="single"/>
+        </w:rPr>
+        <w:hyperlink r:id="rId12" w:history="1">
+          <w:r>
+            <w:rPr>
+              <w:rStyle w:val="Hyperlink"/>
+            </w:rPr>
+            <w:t>Arc</w:t>
+          </w:r>
+        </w:hyperlink>
+      </w:r>
+      <w:r>
+        <w:rPr>
+          <w:rFonts w:ascii="Charis SIL Regular" w:hAnsi="Charis SIL Regular" w:eastAsia="Charis SIL Regular"/>
+          <w:b w:val="0"/>
+          <w:i w:val="0"/>
+          <w:color w:val="0000FF"/>
+          <w:sz w:val="24"/>
+          <w:u w:val="single"/>
+        </w:rPr>
+        <w:hyperlink r:id="rId12" w:history="1">
           <w:r>
             <w:rPr>
               <w:rStyle w:val="Hyperlink"/>
@@ -765,13 +748,67 @@
       </w:r>
       <w:r>
         <w:rPr>
+          <w:u w:val="single" w:color="0000ff"/>
           <w:rFonts w:ascii="Charis SIL Regular" w:hAnsi="Charis SIL Regular" w:eastAsia="Charis SIL Regular"/>
           <w:b w:val="0"/>
           <w:i w:val="0"/>
           <w:color w:val="000000"/>
           <w:sz w:val="24"/>
         </w:rPr>
-        <w:t xml:space="preserve">en handschriften vind je bij de </w:t>
+        <w:hyperlink r:id="rId11" w:history="1">
+          <w:r>
+            <w:rPr>
+              <w:rStyle w:val="Hyperlink"/>
+            </w:rPr>
+            <w:t>en hands</w:t>
+          </w:r>
+        </w:hyperlink>
+      </w:r>
+      <w:r>
+        <w:rPr>
+          <w:u w:val="single" w:color="0000ff"/>
+          <w:rFonts w:ascii="Charis SIL Regular" w:hAnsi="Charis SIL Regular" w:eastAsia="Charis SIL Regular"/>
+          <w:b w:val="0"/>
+          <w:i w:val="0"/>
+          <w:color w:val="000000"/>
+          <w:sz w:val="24"/>
+        </w:rPr>
+        <w:hyperlink r:id="rId11" w:history="1">
+          <w:r>
+            <w:rPr>
+              <w:rStyle w:val="Hyperlink"/>
+            </w:rPr>
+            <w:t>c</w:t>
+          </w:r>
+        </w:hyperlink>
+      </w:r>
+      <w:r>
+        <w:rPr>
+          <w:u w:val="single" w:color="0000ff"/>
+          <w:rFonts w:ascii="Charis SIL Regular" w:hAnsi="Charis SIL Regular" w:eastAsia="Charis SIL Regular"/>
+          <w:b w:val="0"/>
+          <w:i w:val="0"/>
+          <w:color w:val="000000"/>
+          <w:sz w:val="24"/>
+        </w:rPr>
+        <w:hyperlink r:id="rId11" w:history="1">
+          <w:r>
+            <w:rPr>
+              <w:rStyle w:val="Hyperlink"/>
+            </w:rPr>
+            <w:t>hriften vin</w:t>
+          </w:r>
+        </w:hyperlink>
+      </w:r>
+      <w:r>
+        <w:rPr>
+          <w:rFonts w:ascii="Charis SIL Regular" w:hAnsi="Charis SIL Regular" w:eastAsia="Charis SIL Regular"/>
+          <w:b w:val="0"/>
+          <w:i w:val="0"/>
+          <w:color w:val="000000"/>
+          <w:sz w:val="24"/>
+        </w:rPr>
+        <w:t xml:space="preserve">d je bij de </w:t>
       </w:r>
       <w:r>
         <w:rPr>
@@ -782,7 +819,7 @@
           <w:sz w:val="24"/>
           <w:u w:val="single"/>
         </w:rPr>
-        <w:hyperlink r:id="rId12" w:history="1">
+        <w:hyperlink r:id="rId13" w:history="1">
           <w:r>
             <w:rPr>
               <w:rStyle w:val="Hyperlink"/>
@@ -811,7 +848,7 @@
           <w:sz w:val="24"/>
           <w:u w:val="single"/>
         </w:rPr>
-        <w:hyperlink r:id="rId12" w:history="1">
+        <w:hyperlink r:id="rId13" w:history="1">
           <w:r>
             <w:rPr>
               <w:rStyle w:val="Hyperlink"/>
@@ -839,7 +876,7 @@
           <w:color w:val="000000"/>
           <w:sz w:val="24"/>
         </w:rPr>
-        <w:hyperlink r:id="rId13" w:history="1">
+        <w:hyperlink r:id="rId12" w:history="1">
           <w:r>
             <w:rPr>
               <w:rStyle w:val="Hyperlink"/>
@@ -868,7 +905,7 @@
           <w:color w:val="000000"/>
           <w:sz w:val="24"/>
         </w:rPr>
-        <w:hyperlink r:id="rId13" w:history="1">
+        <w:hyperlink r:id="rId12" w:history="1">
           <w:r>
             <w:rPr>
               <w:rStyle w:val="Hyperlink"/>
@@ -917,7 +954,7 @@
           <w:color w:val="000000"/>
           <w:sz w:val="24"/>
         </w:rPr>
-        <w:hyperlink r:id="rId12" w:history="1">
+        <w:hyperlink r:id="rId13" w:history="1">
           <w:r>
             <w:rPr>
               <w:rStyle w:val="Hyperlink"/>
@@ -935,7 +972,7 @@
           <w:color w:val="000000"/>
           <w:sz w:val="24"/>
         </w:rPr>
-        <w:hyperlink r:id="rId12" w:history="1">
+        <w:hyperlink r:id="rId13" w:history="1">
           <w:r>
             <w:rPr>
               <w:rStyle w:val="Hyperlink"/>
@@ -1042,7 +1079,25 @@
           <w:color w:val="000000"/>
           <w:sz w:val="24"/>
         </w:rPr>
-        <w:t>2007 in beheer bij het Zeeuws Museum. De archeologische voor</w:t>
+        <w:t>2007 in beheer bij het Zeeuws Museum. De arch</w:t>
+      </w:r>
+      <w:r>
+        <w:rPr>
+          <w:u w:val="single" w:color="0000ff"/>
+          <w:rFonts w:ascii="Charis SIL Regular" w:hAnsi="Charis SIL Regular" w:eastAsia="Charis SIL Regular"/>
+          <w:b w:val="0"/>
+          <w:i w:val="0"/>
+          <w:color w:val="000000"/>
+          <w:sz w:val="24"/>
+        </w:rPr>
+        <w:hyperlink r:id="rId14" w:history="1">
+          <w:r>
+            <w:rPr>
+              <w:rStyle w:val="Hyperlink"/>
+            </w:rPr>
+            <w:t>eologische voor</w:t>
+          </w:r>
+        </w:hyperlink>
       </w:r>
       <w:r>
         <w:rPr>
@@ -1920,9 +1975,15 @@
           <w:i w:val="0"/>
           <w:color w:val="0000FF"/>
           <w:sz w:val="24"/>
-          <w:u w:val="single"/>
-        </w:rPr>
-        <w:t>e</w:t>
+        </w:rPr>
+        <w:hyperlink r:id="rId22" w:history="1">
+          <w:r>
+            <w:rPr>
+              <w:rStyle w:val="Hyperlink"/>
+            </w:rPr>
+            <w:t>e</w:t>
+          </w:r>
+        </w:hyperlink>
       </w:r>
       <w:r>
         <w:rPr>
@@ -1996,7 +2057,7 @@
           <w:sz w:val="24"/>
           <w:u w:val="single"/>
         </w:rPr>
-        <w:hyperlink r:id="rId13" w:history="1">
+        <w:hyperlink r:id="rId12" w:history="1">
           <w:r>
             <w:rPr>
               <w:rStyle w:val="Hyperlink"/>
@@ -2025,7 +2086,7 @@
           <w:sz w:val="24"/>
           <w:u w:val="single"/>
         </w:rPr>
-        <w:hyperlink r:id="rId13" w:history="1">
+        <w:hyperlink r:id="rId12" w:history="1">
           <w:r>
             <w:rPr>
               <w:rStyle w:val="Hyperlink"/>
@@ -2236,7 +2297,7 @@
           <w:color w:val="000000"/>
           <w:sz w:val="24"/>
         </w:rPr>
-        <w:hyperlink r:id="rId13" w:history="1">
+        <w:hyperlink r:id="rId12" w:history="1">
           <w:r>
             <w:rPr>
               <w:rStyle w:val="Hyperlink"/>
@@ -2265,7 +2326,7 @@
           <w:color w:val="000000"/>
           <w:sz w:val="24"/>
         </w:rPr>
-        <w:hyperlink r:id="rId13" w:history="1">
+        <w:hyperlink r:id="rId12" w:history="1">
           <w:r>
             <w:rPr>
               <w:rStyle w:val="Hyperlink"/>
@@ -2709,16 +2770,6 @@
       </w:r>
       <w:r>
         <w:rPr>
-          <w:rFonts w:ascii="Charis SIL Regular" w:hAnsi="Charis SIL Regular" w:eastAsia="Charis SIL Regular"/>
-          <w:b w:val="0"/>
-          <w:i w:val="0"/>
-          <w:color w:val="000000"/>
-          <w:sz w:val="24"/>
-        </w:rPr>
-        <w:t>materiaal voor herkomstonder</w:t>
-      </w:r>
-      <w:r>
-        <w:rPr>
           <w:u w:val="single" w:color="0000ff"/>
           <w:rFonts w:ascii="Charis SIL Regular" w:hAnsi="Charis SIL Regular" w:eastAsia="Charis SIL Regular"/>
           <w:b w:val="0"/>
@@ -2726,7 +2777,78 @@
           <w:color w:val="000000"/>
           <w:sz w:val="24"/>
         </w:rPr>
-        <w:t>zoek bevatte</w:t>
+        <w:hyperlink r:id="rId24" w:history="1">
+          <w:r>
+            <w:rPr>
+              <w:rStyle w:val="Hyperlink"/>
+            </w:rPr>
+            <w:t>materiaal voor herkom</w:t>
+          </w:r>
+        </w:hyperlink>
+      </w:r>
+      <w:r>
+        <w:rPr>
+          <w:rFonts w:ascii="Charis SIL Regular" w:hAnsi="Charis SIL Regular" w:eastAsia="Charis SIL Regular"/>
+          <w:b w:val="0"/>
+          <w:i w:val="0"/>
+          <w:color w:val="000000"/>
+          <w:sz w:val="24"/>
+        </w:rPr>
+        <w:t>stonder</w:t>
+      </w:r>
+      <w:r>
+        <w:rPr>
+          <w:u w:val="single" w:color="0000ff"/>
+          <w:rFonts w:ascii="Charis SIL Regular" w:hAnsi="Charis SIL Regular" w:eastAsia="Charis SIL Regular"/>
+          <w:b w:val="0"/>
+          <w:i w:val="0"/>
+          <w:color w:val="000000"/>
+          <w:sz w:val="24"/>
+        </w:rPr>
+        <w:hyperlink r:id="rId25" w:history="1">
+          <w:r>
+            <w:rPr>
+              <w:rStyle w:val="Hyperlink"/>
+            </w:rPr>
+            <w:t>zoek b</w:t>
+          </w:r>
+        </w:hyperlink>
+      </w:r>
+      <w:r>
+        <w:rPr>
+          <w:u w:val="single" w:color="0000ff"/>
+          <w:rFonts w:ascii="Charis SIL Regular" w:hAnsi="Charis SIL Regular" w:eastAsia="Charis SIL Regular"/>
+          <w:b w:val="0"/>
+          <w:i w:val="0"/>
+          <w:color w:val="000000"/>
+          <w:sz w:val="24"/>
+        </w:rPr>
+        <w:hyperlink r:id="rId25" w:history="1">
+          <w:r>
+            <w:rPr>
+              <w:rStyle w:val="Hyperlink"/>
+            </w:rPr>
+            <w:t>e</w:t>
+          </w:r>
+        </w:hyperlink>
+      </w:r>
+      <w:r>
+        <w:rPr>
+          <w:u w:val="single" w:color="0000ff"/>
+          <w:rFonts w:ascii="Charis SIL Regular" w:hAnsi="Charis SIL Regular" w:eastAsia="Charis SIL Regular"/>
+          <w:b w:val="0"/>
+          <w:i w:val="0"/>
+          <w:color w:val="000000"/>
+          <w:sz w:val="24"/>
+        </w:rPr>
+        <w:hyperlink r:id="rId25" w:history="1">
+          <w:r>
+            <w:rPr>
+              <w:rStyle w:val="Hyperlink"/>
+            </w:rPr>
+            <w:t>vatte</w:t>
+          </w:r>
+        </w:hyperlink>
       </w:r>
       <w:r>
         <w:rPr>
@@ -2957,21 +3079,13 @@
       </w:r>
       <w:r>
         <w:rPr>
-          <w:u w:val="single" w:color="0000ff"/>
           <w:rFonts w:ascii="Charis SIL Regular" w:hAnsi="Charis SIL Regular" w:eastAsia="Charis SIL Regular"/>
           <w:b w:val="0"/>
           <w:i w:val="0"/>
           <w:color w:val="000000"/>
           <w:sz w:val="24"/>
         </w:rPr>
-        <w:hyperlink r:id="rId26" w:history="1">
-          <w:r>
-            <w:rPr>
-              <w:rStyle w:val="Hyperlink"/>
-            </w:rPr>
-            <w:t>prijsvragen die do</w:t>
-          </w:r>
-        </w:hyperlink>
+        <w:t>prijsvragen die do</w:t>
       </w:r>
       <w:r>
         <w:rPr>

--- a/EXPORTS/DOCX/published/niveau3/Dutch/ZeeuwschGenootschap.docx
+++ b/EXPORTS/DOCX/published/niveau3/Dutch/ZeeuwschGenootschap.docx
@@ -616,7 +616,61 @@
           <w:color w:val="000000"/>
           <w:sz w:val="24"/>
         </w:rPr>
-        <w:t xml:space="preserve">; kaarten, tekeningen en prenten berusten bij het </w:t>
+        <w:t>; kaarten, tekeningen en prenten beru</w:t>
+      </w:r>
+      <w:r>
+        <w:rPr>
+          <w:u w:val="single" w:color="0000ff"/>
+          <w:rFonts w:ascii="Charis SIL Regular" w:hAnsi="Charis SIL Regular" w:eastAsia="Charis SIL Regular"/>
+          <w:b w:val="0"/>
+          <w:i w:val="0"/>
+          <w:color w:val="000000"/>
+          <w:sz w:val="24"/>
+        </w:rPr>
+        <w:hyperlink r:id="rId10" w:history="1">
+          <w:r>
+            <w:rPr>
+              <w:rStyle w:val="Hyperlink"/>
+            </w:rPr>
+            <w:t>sten bi</w:t>
+          </w:r>
+        </w:hyperlink>
+      </w:r>
+      <w:r>
+        <w:rPr>
+          <w:u w:val="single" w:color="0000ff"/>
+          <w:rFonts w:ascii="Charis SIL Regular" w:hAnsi="Charis SIL Regular" w:eastAsia="Charis SIL Regular"/>
+          <w:b w:val="0"/>
+          <w:i w:val="0"/>
+          <w:color w:val="000000"/>
+          <w:sz w:val="24"/>
+        </w:rPr>
+        <w:hyperlink r:id="rId10" w:history="1">
+          <w:r>
+            <w:rPr>
+              <w:rStyle w:val="Hyperlink"/>
+            </w:rPr>
+            <w:t>j</w:t>
+          </w:r>
+        </w:hyperlink>
+      </w:r>
+      <w:r>
+        <w:rPr>
+          <w:u w:val="single" w:color="0000ff"/>
+          <w:rFonts w:ascii="Charis SIL Regular" w:hAnsi="Charis SIL Regular" w:eastAsia="Charis SIL Regular"/>
+          <w:b w:val="0"/>
+          <w:i w:val="0"/>
+          <w:color w:val="000000"/>
+          <w:sz w:val="24"/>
+        </w:rPr>
+        <w:hyperlink r:id="rId10" w:history="1">
+          <w:r>
+            <w:rPr>
+              <w:rStyle w:val="Hyperlink"/>
+            </w:rPr>
+            <w:t xml:space="preserve"> het </w:t>
+          </w:r>
+        </w:hyperlink>
       </w:r>
       <w:r>
         <w:rPr>
@@ -627,7 +681,7 @@
           <w:sz w:val="24"/>
           <w:u w:val="single"/>
         </w:rPr>
-        <w:hyperlink r:id="rId12" w:history="1">
+        <w:hyperlink r:id="rId10" w:history="1">
           <w:r>
             <w:rPr>
               <w:rStyle w:val="Hyperlink"/>
@@ -692,7 +746,7 @@
           <w:sz w:val="24"/>
           <w:u w:val="single"/>
         </w:rPr>
-        <w:hyperlink r:id="rId12" w:history="1">
+        <w:hyperlink r:id="rId11" w:history="1">
           <w:r>
             <w:rPr>
               <w:rStyle w:val="Hyperlink"/>
@@ -748,67 +802,13 @@
       </w:r>
       <w:r>
         <w:rPr>
-          <w:u w:val="single" w:color="0000ff"/>
           <w:rFonts w:ascii="Charis SIL Regular" w:hAnsi="Charis SIL Regular" w:eastAsia="Charis SIL Regular"/>
           <w:b w:val="0"/>
           <w:i w:val="0"/>
           <w:color w:val="000000"/>
           <w:sz w:val="24"/>
         </w:rPr>
-        <w:hyperlink r:id="rId11" w:history="1">
-          <w:r>
-            <w:rPr>
-              <w:rStyle w:val="Hyperlink"/>
-            </w:rPr>
-            <w:t>en hands</w:t>
-          </w:r>
-        </w:hyperlink>
-      </w:r>
-      <w:r>
-        <w:rPr>
-          <w:u w:val="single" w:color="0000ff"/>
-          <w:rFonts w:ascii="Charis SIL Regular" w:hAnsi="Charis SIL Regular" w:eastAsia="Charis SIL Regular"/>
-          <w:b w:val="0"/>
-          <w:i w:val="0"/>
-          <w:color w:val="000000"/>
-          <w:sz w:val="24"/>
-        </w:rPr>
-        <w:hyperlink r:id="rId11" w:history="1">
-          <w:r>
-            <w:rPr>
-              <w:rStyle w:val="Hyperlink"/>
-            </w:rPr>
-            <w:t>c</w:t>
-          </w:r>
-        </w:hyperlink>
-      </w:r>
-      <w:r>
-        <w:rPr>
-          <w:u w:val="single" w:color="0000ff"/>
-          <w:rFonts w:ascii="Charis SIL Regular" w:hAnsi="Charis SIL Regular" w:eastAsia="Charis SIL Regular"/>
-          <w:b w:val="0"/>
-          <w:i w:val="0"/>
-          <w:color w:val="000000"/>
-          <w:sz w:val="24"/>
-        </w:rPr>
-        <w:hyperlink r:id="rId11" w:history="1">
-          <w:r>
-            <w:rPr>
-              <w:rStyle w:val="Hyperlink"/>
-            </w:rPr>
-            <w:t>hriften vin</w:t>
-          </w:r>
-        </w:hyperlink>
-      </w:r>
-      <w:r>
-        <w:rPr>
-          <w:rFonts w:ascii="Charis SIL Regular" w:hAnsi="Charis SIL Regular" w:eastAsia="Charis SIL Regular"/>
-          <w:b w:val="0"/>
-          <w:i w:val="0"/>
-          <w:color w:val="000000"/>
-          <w:sz w:val="24"/>
-        </w:rPr>
-        <w:t xml:space="preserve">d je bij de </w:t>
+        <w:t xml:space="preserve">en handschriften vind je bij de </w:t>
       </w:r>
       <w:r>
         <w:rPr>
@@ -1079,25 +1079,7 @@
           <w:color w:val="000000"/>
           <w:sz w:val="24"/>
         </w:rPr>
-        <w:t>2007 in beheer bij het Zeeuws Museum. De arch</w:t>
-      </w:r>
-      <w:r>
-        <w:rPr>
-          <w:u w:val="single" w:color="0000ff"/>
-          <w:rFonts w:ascii="Charis SIL Regular" w:hAnsi="Charis SIL Regular" w:eastAsia="Charis SIL Regular"/>
-          <w:b w:val="0"/>
-          <w:i w:val="0"/>
-          <w:color w:val="000000"/>
-          <w:sz w:val="24"/>
-        </w:rPr>
-        <w:hyperlink r:id="rId14" w:history="1">
-          <w:r>
-            <w:rPr>
-              <w:rStyle w:val="Hyperlink"/>
-            </w:rPr>
-            <w:t>eologische voor</w:t>
-          </w:r>
-        </w:hyperlink>
+        <w:t>2007 in beheer bij het Zeeuws Museum. De archeologische voor</w:t>
       </w:r>
       <w:r>
         <w:rPr>
@@ -3079,13 +3061,21 @@
       </w:r>
       <w:r>
         <w:rPr>
+          <w:u w:val="single" w:color="0000ff"/>
           <w:rFonts w:ascii="Charis SIL Regular" w:hAnsi="Charis SIL Regular" w:eastAsia="Charis SIL Regular"/>
           <w:b w:val="0"/>
           <w:i w:val="0"/>
           <w:color w:val="000000"/>
           <w:sz w:val="24"/>
         </w:rPr>
-        <w:t>prijsvragen die do</w:t>
+        <w:hyperlink r:id="rId26" w:history="1">
+          <w:r>
+            <w:rPr>
+              <w:rStyle w:val="Hyperlink"/>
+            </w:rPr>
+            <w:t>prijsvragen die do</w:t>
+          </w:r>
+        </w:hyperlink>
       </w:r>
       <w:r>
         <w:rPr>

--- a/EXPORTS/DOCX/published/niveau3/Dutch/ZeeuwschGenootschap.docx
+++ b/EXPORTS/DOCX/published/niveau3/Dutch/ZeeuwschGenootschap.docx
@@ -616,61 +616,7 @@
           <w:color w:val="000000"/>
           <w:sz w:val="24"/>
         </w:rPr>
-        <w:t>; kaarten, tekeningen en prenten beru</w:t>
-      </w:r>
-      <w:r>
-        <w:rPr>
-          <w:u w:val="single" w:color="0000ff"/>
-          <w:rFonts w:ascii="Charis SIL Regular" w:hAnsi="Charis SIL Regular" w:eastAsia="Charis SIL Regular"/>
-          <w:b w:val="0"/>
-          <w:i w:val="0"/>
-          <w:color w:val="000000"/>
-          <w:sz w:val="24"/>
-        </w:rPr>
-        <w:hyperlink r:id="rId10" w:history="1">
-          <w:r>
-            <w:rPr>
-              <w:rStyle w:val="Hyperlink"/>
-            </w:rPr>
-            <w:t>sten bi</w:t>
-          </w:r>
-        </w:hyperlink>
-      </w:r>
-      <w:r>
-        <w:rPr>
-          <w:u w:val="single" w:color="0000ff"/>
-          <w:rFonts w:ascii="Charis SIL Regular" w:hAnsi="Charis SIL Regular" w:eastAsia="Charis SIL Regular"/>
-          <w:b w:val="0"/>
-          <w:i w:val="0"/>
-          <w:color w:val="000000"/>
-          <w:sz w:val="24"/>
-        </w:rPr>
-        <w:hyperlink r:id="rId10" w:history="1">
-          <w:r>
-            <w:rPr>
-              <w:rStyle w:val="Hyperlink"/>
-            </w:rPr>
-            <w:t>j</w:t>
-          </w:r>
-        </w:hyperlink>
-      </w:r>
-      <w:r>
-        <w:rPr>
-          <w:u w:val="single" w:color="0000ff"/>
-          <w:rFonts w:ascii="Charis SIL Regular" w:hAnsi="Charis SIL Regular" w:eastAsia="Charis SIL Regular"/>
-          <w:b w:val="0"/>
-          <w:i w:val="0"/>
-          <w:color w:val="000000"/>
-          <w:sz w:val="24"/>
-        </w:rPr>
-        <w:hyperlink r:id="rId10" w:history="1">
-          <w:r>
-            <w:rPr>
-              <w:rStyle w:val="Hyperlink"/>
-            </w:rPr>
-            <w:t xml:space="preserve"> het </w:t>
-          </w:r>
-        </w:hyperlink>
+        <w:t xml:space="preserve">; kaarten, tekeningen en prenten berusten bij het </w:t>
       </w:r>
       <w:r>
         <w:rPr>
@@ -681,7 +627,7 @@
           <w:sz w:val="24"/>
           <w:u w:val="single"/>
         </w:rPr>
-        <w:hyperlink r:id="rId10" w:history="1">
+        <w:hyperlink r:id="rId12" w:history="1">
           <w:r>
             <w:rPr>
               <w:rStyle w:val="Hyperlink"/>
@@ -802,13 +748,67 @@
       </w:r>
       <w:r>
         <w:rPr>
+          <w:u w:val="single" w:color="0000ff"/>
           <w:rFonts w:ascii="Charis SIL Regular" w:hAnsi="Charis SIL Regular" w:eastAsia="Charis SIL Regular"/>
           <w:b w:val="0"/>
           <w:i w:val="0"/>
           <w:color w:val="000000"/>
           <w:sz w:val="24"/>
         </w:rPr>
-        <w:t xml:space="preserve">en handschriften vind je bij de </w:t>
+        <w:hyperlink r:id="rId11" w:history="1">
+          <w:r>
+            <w:rPr>
+              <w:rStyle w:val="Hyperlink"/>
+            </w:rPr>
+            <w:t>en hands</w:t>
+          </w:r>
+        </w:hyperlink>
+      </w:r>
+      <w:r>
+        <w:rPr>
+          <w:u w:val="single" w:color="0000ff"/>
+          <w:rFonts w:ascii="Charis SIL Regular" w:hAnsi="Charis SIL Regular" w:eastAsia="Charis SIL Regular"/>
+          <w:b w:val="0"/>
+          <w:i w:val="0"/>
+          <w:color w:val="000000"/>
+          <w:sz w:val="24"/>
+        </w:rPr>
+        <w:hyperlink r:id="rId11" w:history="1">
+          <w:r>
+            <w:rPr>
+              <w:rStyle w:val="Hyperlink"/>
+            </w:rPr>
+            <w:t>c</w:t>
+          </w:r>
+        </w:hyperlink>
+      </w:r>
+      <w:r>
+        <w:rPr>
+          <w:u w:val="single" w:color="0000ff"/>
+          <w:rFonts w:ascii="Charis SIL Regular" w:hAnsi="Charis SIL Regular" w:eastAsia="Charis SIL Regular"/>
+          <w:b w:val="0"/>
+          <w:i w:val="0"/>
+          <w:color w:val="000000"/>
+          <w:sz w:val="24"/>
+        </w:rPr>
+        <w:hyperlink r:id="rId11" w:history="1">
+          <w:r>
+            <w:rPr>
+              <w:rStyle w:val="Hyperlink"/>
+            </w:rPr>
+            <w:t>hriften vin</w:t>
+          </w:r>
+        </w:hyperlink>
+      </w:r>
+      <w:r>
+        <w:rPr>
+          <w:rFonts w:ascii="Charis SIL Regular" w:hAnsi="Charis SIL Regular" w:eastAsia="Charis SIL Regular"/>
+          <w:b w:val="0"/>
+          <w:i w:val="0"/>
+          <w:color w:val="000000"/>
+          <w:sz w:val="24"/>
+        </w:rPr>
+        <w:t xml:space="preserve">d je bij de </w:t>
       </w:r>
       <w:r>
         <w:rPr>
@@ -1079,7 +1079,25 @@
           <w:color w:val="000000"/>
           <w:sz w:val="24"/>
         </w:rPr>
-        <w:t>2007 in beheer bij het Zeeuws Museum. De archeologische voor</w:t>
+        <w:t>2007 in beheer bij het Zeeuws Museum. De arch</w:t>
+      </w:r>
+      <w:r>
+        <w:rPr>
+          <w:u w:val="single" w:color="0000ff"/>
+          <w:rFonts w:ascii="Charis SIL Regular" w:hAnsi="Charis SIL Regular" w:eastAsia="Charis SIL Regular"/>
+          <w:b w:val="0"/>
+          <w:i w:val="0"/>
+          <w:color w:val="000000"/>
+          <w:sz w:val="24"/>
+        </w:rPr>
+        <w:hyperlink r:id="rId14" w:history="1">
+          <w:r>
+            <w:rPr>
+              <w:rStyle w:val="Hyperlink"/>
+            </w:rPr>
+            <w:t>eologische voor</w:t>
+          </w:r>
+        </w:hyperlink>
       </w:r>
       <w:r>
         <w:rPr>
@@ -1957,15 +1975,9 @@
           <w:i w:val="0"/>
           <w:color w:val="0000FF"/>
           <w:sz w:val="24"/>
-        </w:rPr>
-        <w:hyperlink r:id="rId22" w:history="1">
-          <w:r>
-            <w:rPr>
-              <w:rStyle w:val="Hyperlink"/>
-            </w:rPr>
-            <w:t>e</w:t>
-          </w:r>
-        </w:hyperlink>
+          <w:u w:val="single"/>
+        </w:rPr>
+        <w:t>e</w:t>
       </w:r>
       <w:r>
         <w:rPr>

--- a/EXPORTS/DOCX/published/niveau3/Dutch/ZeeuwschGenootschap.docx
+++ b/EXPORTS/DOCX/published/niveau3/Dutch/ZeeuwschGenootschap.docx
@@ -616,7 +616,61 @@
           <w:color w:val="000000"/>
           <w:sz w:val="24"/>
         </w:rPr>
-        <w:t xml:space="preserve">; kaarten, tekeningen en prenten berusten bij het </w:t>
+        <w:t>; kaarten, tekeningen en prenten beru</w:t>
+      </w:r>
+      <w:r>
+        <w:rPr>
+          <w:u w:val="single" w:color="0000ff"/>
+          <w:rFonts w:ascii="Charis SIL Regular" w:hAnsi="Charis SIL Regular" w:eastAsia="Charis SIL Regular"/>
+          <w:b w:val="0"/>
+          <w:i w:val="0"/>
+          <w:color w:val="000000"/>
+          <w:sz w:val="24"/>
+        </w:rPr>
+        <w:hyperlink r:id="rId10" w:history="1">
+          <w:r>
+            <w:rPr>
+              <w:rStyle w:val="Hyperlink"/>
+            </w:rPr>
+            <w:t>sten bi</w:t>
+          </w:r>
+        </w:hyperlink>
+      </w:r>
+      <w:r>
+        <w:rPr>
+          <w:u w:val="single" w:color="0000ff"/>
+          <w:rFonts w:ascii="Charis SIL Regular" w:hAnsi="Charis SIL Regular" w:eastAsia="Charis SIL Regular"/>
+          <w:b w:val="0"/>
+          <w:i w:val="0"/>
+          <w:color w:val="000000"/>
+          <w:sz w:val="24"/>
+        </w:rPr>
+        <w:hyperlink r:id="rId10" w:history="1">
+          <w:r>
+            <w:rPr>
+              <w:rStyle w:val="Hyperlink"/>
+            </w:rPr>
+            <w:t>j</w:t>
+          </w:r>
+        </w:hyperlink>
+      </w:r>
+      <w:r>
+        <w:rPr>
+          <w:u w:val="single" w:color="0000ff"/>
+          <w:rFonts w:ascii="Charis SIL Regular" w:hAnsi="Charis SIL Regular" w:eastAsia="Charis SIL Regular"/>
+          <w:b w:val="0"/>
+          <w:i w:val="0"/>
+          <w:color w:val="000000"/>
+          <w:sz w:val="24"/>
+        </w:rPr>
+        <w:hyperlink r:id="rId10" w:history="1">
+          <w:r>
+            <w:rPr>
+              <w:rStyle w:val="Hyperlink"/>
+            </w:rPr>
+            <w:t xml:space="preserve"> het </w:t>
+          </w:r>
+        </w:hyperlink>
       </w:r>
       <w:r>
         <w:rPr>
@@ -627,7 +681,7 @@
           <w:sz w:val="24"/>
           <w:u w:val="single"/>
         </w:rPr>
-        <w:hyperlink r:id="rId12" w:history="1">
+        <w:hyperlink r:id="rId10" w:history="1">
           <w:r>
             <w:rPr>
               <w:rStyle w:val="Hyperlink"/>
@@ -643,45 +697,8 @@
           <w:i w:val="0"/>
           <w:color w:val="0000FF"/>
           <w:sz w:val="24"/>
-          <w:u w:val="single"/>
         </w:rPr>
-        <w:hyperlink r:id="rId12" w:history="1">
-          <w:r>
-            <w:rPr>
-              <w:rStyle w:val="Hyperlink"/>
-            </w:rPr>
-            <w:t>ws</w:t>
-          </w:r>
-        </w:hyperlink>
-      </w:r>
-      <w:r>
-        <w:rPr>
-          <w:rFonts w:ascii="Charis SIL Regular" w:hAnsi="Charis SIL Regular" w:eastAsia="Charis SIL Regular"/>
-          <w:b w:val="0"/>
-          <w:i w:val="0"/>
-          <w:color w:val="0000FF"/>
-          <w:sz w:val="24"/>
-          <w:u w:val="single"/>
-        </w:rPr>
-        <w:t xml:space="preserve"> </w:t>
-      </w:r>
-      <w:r>
-        <w:rPr>
-          <w:rFonts w:ascii="Charis SIL Regular" w:hAnsi="Charis SIL Regular" w:eastAsia="Charis SIL Regular"/>
-          <w:b w:val="0"/>
-          <w:i w:val="0"/>
-          <w:color w:val="0000FF"/>
-          <w:sz w:val="24"/>
-          <w:u w:val="single"/>
-        </w:rPr>
-        <w:hyperlink r:id="rId12" w:history="1">
-          <w:r>
-            <w:rPr>
-              <w:rStyle w:val="Hyperlink"/>
-            </w:rPr>
-            <w:t>Arc</w:t>
-          </w:r>
-        </w:hyperlink>
+        <w:t>ws Arc</w:t>
       </w:r>
       <w:r>
         <w:rPr>
@@ -748,67 +765,13 @@
       </w:r>
       <w:r>
         <w:rPr>
-          <w:u w:val="single" w:color="0000ff"/>
           <w:rFonts w:ascii="Charis SIL Regular" w:hAnsi="Charis SIL Regular" w:eastAsia="Charis SIL Regular"/>
           <w:b w:val="0"/>
           <w:i w:val="0"/>
           <w:color w:val="000000"/>
           <w:sz w:val="24"/>
         </w:rPr>
-        <w:hyperlink r:id="rId11" w:history="1">
-          <w:r>
-            <w:rPr>
-              <w:rStyle w:val="Hyperlink"/>
-            </w:rPr>
-            <w:t>en hands</w:t>
-          </w:r>
-        </w:hyperlink>
-      </w:r>
-      <w:r>
-        <w:rPr>
-          <w:u w:val="single" w:color="0000ff"/>
-          <w:rFonts w:ascii="Charis SIL Regular" w:hAnsi="Charis SIL Regular" w:eastAsia="Charis SIL Regular"/>
-          <w:b w:val="0"/>
-          <w:i w:val="0"/>
-          <w:color w:val="000000"/>
-          <w:sz w:val="24"/>
-        </w:rPr>
-        <w:hyperlink r:id="rId11" w:history="1">
-          <w:r>
-            <w:rPr>
-              <w:rStyle w:val="Hyperlink"/>
-            </w:rPr>
-            <w:t>c</w:t>
-          </w:r>
-        </w:hyperlink>
-      </w:r>
-      <w:r>
-        <w:rPr>
-          <w:u w:val="single" w:color="0000ff"/>
-          <w:rFonts w:ascii="Charis SIL Regular" w:hAnsi="Charis SIL Regular" w:eastAsia="Charis SIL Regular"/>
-          <w:b w:val="0"/>
-          <w:i w:val="0"/>
-          <w:color w:val="000000"/>
-          <w:sz w:val="24"/>
-        </w:rPr>
-        <w:hyperlink r:id="rId11" w:history="1">
-          <w:r>
-            <w:rPr>
-              <w:rStyle w:val="Hyperlink"/>
-            </w:rPr>
-            <w:t>hriften vin</w:t>
-          </w:r>
-        </w:hyperlink>
-      </w:r>
-      <w:r>
-        <w:rPr>
-          <w:rFonts w:ascii="Charis SIL Regular" w:hAnsi="Charis SIL Regular" w:eastAsia="Charis SIL Regular"/>
-          <w:b w:val="0"/>
-          <w:i w:val="0"/>
-          <w:color w:val="000000"/>
-          <w:sz w:val="24"/>
-        </w:rPr>
-        <w:t xml:space="preserve">d je bij de </w:t>
+        <w:t xml:space="preserve">en handschriften vind je bij de </w:t>
       </w:r>
       <w:r>
         <w:rPr>
@@ -819,7 +782,7 @@
           <w:sz w:val="24"/>
           <w:u w:val="single"/>
         </w:rPr>
-        <w:hyperlink r:id="rId13" w:history="1">
+        <w:hyperlink r:id="rId12" w:history="1">
           <w:r>
             <w:rPr>
               <w:rStyle w:val="Hyperlink"/>
@@ -848,7 +811,7 @@
           <w:sz w:val="24"/>
           <w:u w:val="single"/>
         </w:rPr>
-        <w:hyperlink r:id="rId13" w:history="1">
+        <w:hyperlink r:id="rId12" w:history="1">
           <w:r>
             <w:rPr>
               <w:rStyle w:val="Hyperlink"/>
@@ -866,6 +829,84 @@
           <w:sz w:val="24"/>
         </w:rPr>
         <w:t xml:space="preserve"> en fossielen, sche</w:t>
+      </w:r>
+      <w:r>
+        <w:rPr>
+          <w:u w:val="single" w:color="0000ff"/>
+          <w:rFonts w:ascii="Charis SIL Regular" w:hAnsi="Charis SIL Regular" w:eastAsia="Charis SIL Regular"/>
+          <w:b w:val="0"/>
+          <w:i w:val="0"/>
+          <w:color w:val="000000"/>
+          <w:sz w:val="24"/>
+        </w:rPr>
+        <w:hyperlink r:id="rId13" w:history="1">
+          <w:r>
+            <w:rPr>
+              <w:rStyle w:val="Hyperlink"/>
+            </w:rPr>
+            <w:t>lpen en</w:t>
+          </w:r>
+        </w:hyperlink>
+      </w:r>
+      <w:r>
+        <w:rPr>
+          <w:u w:val="single" w:color="0000ff"/>
+          <w:rFonts w:ascii="Charis SIL Regular" w:hAnsi="Charis SIL Regular" w:eastAsia="Charis SIL Regular"/>
+          <w:b w:val="0"/>
+          <w:i w:val="0"/>
+          <w:color w:val="000000"/>
+          <w:sz w:val="24"/>
+        </w:rPr>
+        <w:t xml:space="preserve"> </w:t>
+      </w:r>
+      <w:r>
+        <w:rPr>
+          <w:u w:val="single" w:color="0000ff"/>
+          <w:rFonts w:ascii="Charis SIL Regular" w:hAnsi="Charis SIL Regular" w:eastAsia="Charis SIL Regular"/>
+          <w:b w:val="0"/>
+          <w:i w:val="0"/>
+          <w:color w:val="000000"/>
+          <w:sz w:val="24"/>
+        </w:rPr>
+        <w:hyperlink r:id="rId13" w:history="1">
+          <w:r>
+            <w:rPr>
+              <w:rStyle w:val="Hyperlink"/>
+            </w:rPr>
+            <w:t>minera</w:t>
+          </w:r>
+        </w:hyperlink>
+      </w:r>
+      <w:r>
+        <w:rPr>
+          <w:u w:val="single" w:color="0000ff"/>
+          <w:rFonts w:ascii="Charis SIL Regular" w:hAnsi="Charis SIL Regular" w:eastAsia="Charis SIL Regular"/>
+          <w:b w:val="0"/>
+          <w:i w:val="0"/>
+          <w:color w:val="000000"/>
+          <w:sz w:val="24"/>
+        </w:rPr>
+        <w:t>l</w:t>
+      </w:r>
+      <w:r>
+        <w:rPr>
+          <w:rFonts w:ascii="Charis SIL Regular" w:hAnsi="Charis SIL Regular" w:eastAsia="Charis SIL Regular"/>
+          <w:b w:val="0"/>
+          <w:i w:val="0"/>
+          <w:color w:val="000000"/>
+          <w:sz w:val="24"/>
+        </w:rPr>
+        <w:t xml:space="preserve">en, </w:t>
+      </w:r>
+      <w:r>
+        <w:rPr>
+          <w:rFonts w:ascii="Charis SIL Regular" w:hAnsi="Charis SIL Regular" w:eastAsia="Charis SIL Regular"/>
+          <w:b w:val="0"/>
+          <w:i w:val="0"/>
+          <w:color w:val="000000"/>
+          <w:sz w:val="24"/>
+        </w:rPr>
+        <w:t>deels afkomstig van de overzee</w:t>
       </w:r>
       <w:r>
         <w:rPr>
@@ -881,20 +922,9 @@
             <w:rPr>
               <w:rStyle w:val="Hyperlink"/>
             </w:rPr>
-            <w:t>lpen en</w:t>
+            <w:t>se koloni</w:t>
           </w:r>
         </w:hyperlink>
-      </w:r>
-      <w:r>
-        <w:rPr>
-          <w:u w:val="single" w:color="0000ff"/>
-          <w:rFonts w:ascii="Charis SIL Regular" w:hAnsi="Charis SIL Regular" w:eastAsia="Charis SIL Regular"/>
-          <w:b w:val="0"/>
-          <w:i w:val="0"/>
-          <w:color w:val="000000"/>
-          <w:sz w:val="24"/>
-        </w:rPr>
-        <w:t xml:space="preserve"> </w:t>
       </w:r>
       <w:r>
         <w:rPr>
@@ -906,73 +936,6 @@
           <w:sz w:val="24"/>
         </w:rPr>
         <w:hyperlink r:id="rId12" w:history="1">
-          <w:r>
-            <w:rPr>
-              <w:rStyle w:val="Hyperlink"/>
-            </w:rPr>
-            <w:t>minera</w:t>
-          </w:r>
-        </w:hyperlink>
-      </w:r>
-      <w:r>
-        <w:rPr>
-          <w:u w:val="single" w:color="0000ff"/>
-          <w:rFonts w:ascii="Charis SIL Regular" w:hAnsi="Charis SIL Regular" w:eastAsia="Charis SIL Regular"/>
-          <w:b w:val="0"/>
-          <w:i w:val="0"/>
-          <w:color w:val="000000"/>
-          <w:sz w:val="24"/>
-        </w:rPr>
-        <w:t>l</w:t>
-      </w:r>
-      <w:r>
-        <w:rPr>
-          <w:rFonts w:ascii="Charis SIL Regular" w:hAnsi="Charis SIL Regular" w:eastAsia="Charis SIL Regular"/>
-          <w:b w:val="0"/>
-          <w:i w:val="0"/>
-          <w:color w:val="000000"/>
-          <w:sz w:val="24"/>
-        </w:rPr>
-        <w:t xml:space="preserve">en, </w:t>
-      </w:r>
-      <w:r>
-        <w:rPr>
-          <w:rFonts w:ascii="Charis SIL Regular" w:hAnsi="Charis SIL Regular" w:eastAsia="Charis SIL Regular"/>
-          <w:b w:val="0"/>
-          <w:i w:val="0"/>
-          <w:color w:val="000000"/>
-          <w:sz w:val="24"/>
-        </w:rPr>
-        <w:t>deels afkomstig van de overzee</w:t>
-      </w:r>
-      <w:r>
-        <w:rPr>
-          <w:u w:val="single" w:color="0000ff"/>
-          <w:rFonts w:ascii="Charis SIL Regular" w:hAnsi="Charis SIL Regular" w:eastAsia="Charis SIL Regular"/>
-          <w:b w:val="0"/>
-          <w:i w:val="0"/>
-          <w:color w:val="000000"/>
-          <w:sz w:val="24"/>
-        </w:rPr>
-        <w:hyperlink r:id="rId13" w:history="1">
-          <w:r>
-            <w:rPr>
-              <w:rStyle w:val="Hyperlink"/>
-            </w:rPr>
-            <w:t>se koloni</w:t>
-          </w:r>
-        </w:hyperlink>
-      </w:r>
-      <w:r>
-        <w:rPr>
-          <w:u w:val="single" w:color="0000ff"/>
-          <w:rFonts w:ascii="Charis SIL Regular" w:hAnsi="Charis SIL Regular" w:eastAsia="Charis SIL Regular"/>
-          <w:b w:val="0"/>
-          <w:i w:val="0"/>
-          <w:color w:val="000000"/>
-          <w:sz w:val="24"/>
-        </w:rPr>
-        <w:hyperlink r:id="rId13" w:history="1">
           <w:r>
             <w:rPr>
               <w:rStyle w:val="Hyperlink"/>
@@ -1975,9 +1938,15 @@
           <w:i w:val="0"/>
           <w:color w:val="0000FF"/>
           <w:sz w:val="24"/>
-          <w:u w:val="single"/>
         </w:rPr>
-        <w:t>e</w:t>
+        <w:hyperlink r:id="rId22" w:history="1">
+          <w:r>
+            <w:rPr>
+              <w:rStyle w:val="Hyperlink"/>
+            </w:rPr>
+            <w:t>e</w:t>
+          </w:r>
+        </w:hyperlink>
       </w:r>
       <w:r>
         <w:rPr>
@@ -2051,7 +2020,7 @@
           <w:sz w:val="24"/>
           <w:u w:val="single"/>
         </w:rPr>
-        <w:hyperlink r:id="rId12" w:history="1">
+        <w:hyperlink r:id="rId13" w:history="1">
           <w:r>
             <w:rPr>
               <w:rStyle w:val="Hyperlink"/>
@@ -2080,7 +2049,7 @@
           <w:sz w:val="24"/>
           <w:u w:val="single"/>
         </w:rPr>
-        <w:hyperlink r:id="rId12" w:history="1">
+        <w:hyperlink r:id="rId13" w:history="1">
           <w:r>
             <w:rPr>
               <w:rStyle w:val="Hyperlink"/>
@@ -2291,7 +2260,7 @@
           <w:color w:val="000000"/>
           <w:sz w:val="24"/>
         </w:rPr>
-        <w:hyperlink r:id="rId12" w:history="1">
+        <w:hyperlink r:id="rId13" w:history="1">
           <w:r>
             <w:rPr>
               <w:rStyle w:val="Hyperlink"/>
@@ -2320,7 +2289,7 @@
           <w:color w:val="000000"/>
           <w:sz w:val="24"/>
         </w:rPr>
-        <w:hyperlink r:id="rId12" w:history="1">
+        <w:hyperlink r:id="rId13" w:history="1">
           <w:r>
             <w:rPr>
               <w:rStyle w:val="Hyperlink"/>

--- a/EXPORTS/DOCX/published/niveau3/Dutch/ZeeuwschGenootschap.docx
+++ b/EXPORTS/DOCX/published/niveau3/Dutch/ZeeuwschGenootschap.docx
@@ -627,68 +627,7 @@
           <w:color w:val="000000"/>
           <w:sz w:val="24"/>
         </w:rPr>
-        <w:hyperlink r:id="rId10" w:history="1">
-          <w:r>
-            <w:rPr>
-              <w:rStyle w:val="Hyperlink"/>
-            </w:rPr>
-            <w:t>sten bi</w:t>
-          </w:r>
-        </w:hyperlink>
-      </w:r>
-      <w:r>
-        <w:rPr>
-          <w:u w:val="single" w:color="0000ff"/>
-          <w:rFonts w:ascii="Charis SIL Regular" w:hAnsi="Charis SIL Regular" w:eastAsia="Charis SIL Regular"/>
-          <w:b w:val="0"/>
-          <w:i w:val="0"/>
-          <w:color w:val="000000"/>
-          <w:sz w:val="24"/>
-        </w:rPr>
-        <w:hyperlink r:id="rId10" w:history="1">
-          <w:r>
-            <w:rPr>
-              <w:rStyle w:val="Hyperlink"/>
-            </w:rPr>
-            <w:t>j</w:t>
-          </w:r>
-        </w:hyperlink>
-      </w:r>
-      <w:r>
-        <w:rPr>
-          <w:u w:val="single" w:color="0000ff"/>
-          <w:rFonts w:ascii="Charis SIL Regular" w:hAnsi="Charis SIL Regular" w:eastAsia="Charis SIL Regular"/>
-          <w:b w:val="0"/>
-          <w:i w:val="0"/>
-          <w:color w:val="000000"/>
-          <w:sz w:val="24"/>
-        </w:rPr>
-        <w:hyperlink r:id="rId10" w:history="1">
-          <w:r>
-            <w:rPr>
-              <w:rStyle w:val="Hyperlink"/>
-            </w:rPr>
-            <w:t xml:space="preserve"> het </w:t>
-          </w:r>
-        </w:hyperlink>
-      </w:r>
-      <w:r>
-        <w:rPr>
-          <w:rFonts w:ascii="Charis SIL Regular" w:hAnsi="Charis SIL Regular" w:eastAsia="Charis SIL Regular"/>
-          <w:b w:val="0"/>
-          <w:i w:val="0"/>
-          <w:color w:val="0000FF"/>
-          <w:sz w:val="24"/>
-          <w:u w:val="single"/>
-        </w:rPr>
-        <w:hyperlink r:id="rId10" w:history="1">
-          <w:r>
-            <w:rPr>
-              <w:rStyle w:val="Hyperlink"/>
-            </w:rPr>
-            <w:t>Zeeu</w:t>
-          </w:r>
-        </w:hyperlink>
+        <w:t xml:space="preserve">sten bij het </w:t>
       </w:r>
       <w:r>
         <w:rPr>
@@ -698,7 +637,7 @@
           <w:color w:val="0000FF"/>
           <w:sz w:val="24"/>
         </w:rPr>
-        <w:t>ws Arc</w:t>
+        <w:t>Zeeuws Arc</w:t>
       </w:r>
       <w:r>
         <w:rPr>
@@ -765,13 +704,67 @@
       </w:r>
       <w:r>
         <w:rPr>
+          <w:u w:val="single" w:color="0000ff"/>
           <w:rFonts w:ascii="Charis SIL Regular" w:hAnsi="Charis SIL Regular" w:eastAsia="Charis SIL Regular"/>
           <w:b w:val="0"/>
           <w:i w:val="0"/>
           <w:color w:val="000000"/>
           <w:sz w:val="24"/>
         </w:rPr>
-        <w:t xml:space="preserve">en handschriften vind je bij de </w:t>
+        <w:hyperlink r:id="rId11" w:history="1">
+          <w:r>
+            <w:rPr>
+              <w:rStyle w:val="Hyperlink"/>
+            </w:rPr>
+            <w:t>en hands</w:t>
+          </w:r>
+        </w:hyperlink>
+      </w:r>
+      <w:r>
+        <w:rPr>
+          <w:u w:val="single" w:color="0000ff"/>
+          <w:rFonts w:ascii="Charis SIL Regular" w:hAnsi="Charis SIL Regular" w:eastAsia="Charis SIL Regular"/>
+          <w:b w:val="0"/>
+          <w:i w:val="0"/>
+          <w:color w:val="000000"/>
+          <w:sz w:val="24"/>
+        </w:rPr>
+        <w:hyperlink r:id="rId11" w:history="1">
+          <w:r>
+            <w:rPr>
+              <w:rStyle w:val="Hyperlink"/>
+            </w:rPr>
+            <w:t>c</w:t>
+          </w:r>
+        </w:hyperlink>
+      </w:r>
+      <w:r>
+        <w:rPr>
+          <w:u w:val="single" w:color="0000ff"/>
+          <w:rFonts w:ascii="Charis SIL Regular" w:hAnsi="Charis SIL Regular" w:eastAsia="Charis SIL Regular"/>
+          <w:b w:val="0"/>
+          <w:i w:val="0"/>
+          <w:color w:val="000000"/>
+          <w:sz w:val="24"/>
+        </w:rPr>
+        <w:hyperlink r:id="rId11" w:history="1">
+          <w:r>
+            <w:rPr>
+              <w:rStyle w:val="Hyperlink"/>
+            </w:rPr>
+            <w:t>hriften vin</w:t>
+          </w:r>
+        </w:hyperlink>
+      </w:r>
+      <w:r>
+        <w:rPr>
+          <w:rFonts w:ascii="Charis SIL Regular" w:hAnsi="Charis SIL Regular" w:eastAsia="Charis SIL Regular"/>
+          <w:b w:val="0"/>
+          <w:i w:val="0"/>
+          <w:color w:val="000000"/>
+          <w:sz w:val="24"/>
+        </w:rPr>
+        <w:t xml:space="preserve">d je bij de </w:t>
       </w:r>
       <w:r>
         <w:rPr>
@@ -1938,15 +1931,9 @@
           <w:i w:val="0"/>
           <w:color w:val="0000FF"/>
           <w:sz w:val="24"/>
+          <w:u w:val="single"/>
         </w:rPr>
-        <w:hyperlink r:id="rId22" w:history="1">
-          <w:r>
-            <w:rPr>
-              <w:rStyle w:val="Hyperlink"/>
-            </w:rPr>
-            <w:t>e</w:t>
-          </w:r>
-        </w:hyperlink>
+        <w:t>e</w:t>
       </w:r>
       <w:r>
         <w:rPr>

--- a/EXPORTS/DOCX/published/niveau3/Dutch/ZeeuwschGenootschap.docx
+++ b/EXPORTS/DOCX/published/niveau3/Dutch/ZeeuwschGenootschap.docx
@@ -627,17 +627,50 @@
           <w:color w:val="000000"/>
           <w:sz w:val="24"/>
         </w:rPr>
-        <w:t xml:space="preserve">sten bij het </w:t>
-      </w:r>
-      <w:r>
-        <w:rPr>
+        <w:hyperlink r:id="rId10" w:history="1">
+          <w:r>
+            <w:rPr>
+              <w:rStyle w:val="Hyperlink"/>
+            </w:rPr>
+            <w:t>sten bi</w:t>
+          </w:r>
+        </w:hyperlink>
+      </w:r>
+      <w:r>
+        <w:rPr>
+          <w:u w:val="single" w:color="0000ff"/>
           <w:rFonts w:ascii="Charis SIL Regular" w:hAnsi="Charis SIL Regular" w:eastAsia="Charis SIL Regular"/>
           <w:b w:val="0"/>
           <w:i w:val="0"/>
-          <w:color w:val="0000FF"/>
+          <w:color w:val="000000"/>
           <w:sz w:val="24"/>
         </w:rPr>
-        <w:t>Zeeuws Arc</w:t>
+        <w:hyperlink r:id="rId10" w:history="1">
+          <w:r>
+            <w:rPr>
+              <w:rStyle w:val="Hyperlink"/>
+            </w:rPr>
+            <w:t>j</w:t>
+          </w:r>
+        </w:hyperlink>
+      </w:r>
+      <w:r>
+        <w:rPr>
+          <w:u w:val="single" w:color="0000ff"/>
+          <w:rFonts w:ascii="Charis SIL Regular" w:hAnsi="Charis SIL Regular" w:eastAsia="Charis SIL Regular"/>
+          <w:b w:val="0"/>
+          <w:i w:val="0"/>
+          <w:color w:val="000000"/>
+          <w:sz w:val="24"/>
+        </w:rPr>
+        <w:hyperlink r:id="rId10" w:history="1">
+          <w:r>
+            <w:rPr>
+              <w:rStyle w:val="Hyperlink"/>
+            </w:rPr>
+            <w:t xml:space="preserve"> het </w:t>
+          </w:r>
+        </w:hyperlink>
       </w:r>
       <w:r>
         <w:rPr>
@@ -648,7 +681,72 @@
           <w:sz w:val="24"/>
           <w:u w:val="single"/>
         </w:rPr>
-        <w:hyperlink r:id="rId11" w:history="1">
+        <w:hyperlink r:id="rId12" w:history="1">
+          <w:r>
+            <w:rPr>
+              <w:rStyle w:val="Hyperlink"/>
+            </w:rPr>
+            <w:t>Zeeu</w:t>
+          </w:r>
+        </w:hyperlink>
+      </w:r>
+      <w:r>
+        <w:rPr>
+          <w:rFonts w:ascii="Charis SIL Regular" w:hAnsi="Charis SIL Regular" w:eastAsia="Charis SIL Regular"/>
+          <w:b w:val="0"/>
+          <w:i w:val="0"/>
+          <w:color w:val="0000FF"/>
+          <w:sz w:val="24"/>
+          <w:u w:val="single"/>
+        </w:rPr>
+        <w:hyperlink r:id="rId12" w:history="1">
+          <w:r>
+            <w:rPr>
+              <w:rStyle w:val="Hyperlink"/>
+            </w:rPr>
+            <w:t>ws</w:t>
+          </w:r>
+        </w:hyperlink>
+      </w:r>
+      <w:r>
+        <w:rPr>
+          <w:rFonts w:ascii="Charis SIL Regular" w:hAnsi="Charis SIL Regular" w:eastAsia="Charis SIL Regular"/>
+          <w:b w:val="0"/>
+          <w:i w:val="0"/>
+          <w:color w:val="0000FF"/>
+          <w:sz w:val="24"/>
+          <w:u w:val="single"/>
+        </w:rPr>
+        <w:t xml:space="preserve"> </w:t>
+      </w:r>
+      <w:r>
+        <w:rPr>
+          <w:rFonts w:ascii="Charis SIL Regular" w:hAnsi="Charis SIL Regular" w:eastAsia="Charis SIL Regular"/>
+          <w:b w:val="0"/>
+          <w:i w:val="0"/>
+          <w:color w:val="0000FF"/>
+          <w:sz w:val="24"/>
+          <w:u w:val="single"/>
+        </w:rPr>
+        <w:hyperlink r:id="rId12" w:history="1">
+          <w:r>
+            <w:rPr>
+              <w:rStyle w:val="Hyperlink"/>
+            </w:rPr>
+            <w:t>Arc</w:t>
+          </w:r>
+        </w:hyperlink>
+      </w:r>
+      <w:r>
+        <w:rPr>
+          <w:rFonts w:ascii="Charis SIL Regular" w:hAnsi="Charis SIL Regular" w:eastAsia="Charis SIL Regular"/>
+          <w:b w:val="0"/>
+          <w:i w:val="0"/>
+          <w:color w:val="0000FF"/>
+          <w:sz w:val="24"/>
+          <w:u w:val="single"/>
+        </w:rPr>
+        <w:hyperlink r:id="rId12" w:history="1">
           <w:r>
             <w:rPr>
               <w:rStyle w:val="Hyperlink"/>
@@ -666,14 +764,7 @@
           <w:color w:val="000000"/>
           <w:sz w:val="24"/>
         </w:rPr>
-        <w:hyperlink r:id="rId11" w:history="1">
-          <w:r>
-            <w:rPr>
-              <w:rStyle w:val="Hyperlink"/>
-            </w:rPr>
-            <w:t>; bo</w:t>
-          </w:r>
-        </w:hyperlink>
+        <w:t>; bo</w:t>
       </w:r>
       <w:r>
         <w:rPr>
@@ -704,67 +795,13 @@
       </w:r>
       <w:r>
         <w:rPr>
-          <w:u w:val="single" w:color="0000ff"/>
           <w:rFonts w:ascii="Charis SIL Regular" w:hAnsi="Charis SIL Regular" w:eastAsia="Charis SIL Regular"/>
           <w:b w:val="0"/>
           <w:i w:val="0"/>
           <w:color w:val="000000"/>
           <w:sz w:val="24"/>
         </w:rPr>
-        <w:hyperlink r:id="rId11" w:history="1">
-          <w:r>
-            <w:rPr>
-              <w:rStyle w:val="Hyperlink"/>
-            </w:rPr>
-            <w:t>en hands</w:t>
-          </w:r>
-        </w:hyperlink>
-      </w:r>
-      <w:r>
-        <w:rPr>
-          <w:u w:val="single" w:color="0000ff"/>
-          <w:rFonts w:ascii="Charis SIL Regular" w:hAnsi="Charis SIL Regular" w:eastAsia="Charis SIL Regular"/>
-          <w:b w:val="0"/>
-          <w:i w:val="0"/>
-          <w:color w:val="000000"/>
-          <w:sz w:val="24"/>
-        </w:rPr>
-        <w:hyperlink r:id="rId11" w:history="1">
-          <w:r>
-            <w:rPr>
-              <w:rStyle w:val="Hyperlink"/>
-            </w:rPr>
-            <w:t>c</w:t>
-          </w:r>
-        </w:hyperlink>
-      </w:r>
-      <w:r>
-        <w:rPr>
-          <w:u w:val="single" w:color="0000ff"/>
-          <w:rFonts w:ascii="Charis SIL Regular" w:hAnsi="Charis SIL Regular" w:eastAsia="Charis SIL Regular"/>
-          <w:b w:val="0"/>
-          <w:i w:val="0"/>
-          <w:color w:val="000000"/>
-          <w:sz w:val="24"/>
-        </w:rPr>
-        <w:hyperlink r:id="rId11" w:history="1">
-          <w:r>
-            <w:rPr>
-              <w:rStyle w:val="Hyperlink"/>
-            </w:rPr>
-            <w:t>hriften vin</w:t>
-          </w:r>
-        </w:hyperlink>
-      </w:r>
-      <w:r>
-        <w:rPr>
-          <w:rFonts w:ascii="Charis SIL Regular" w:hAnsi="Charis SIL Regular" w:eastAsia="Charis SIL Regular"/>
-          <w:b w:val="0"/>
-          <w:i w:val="0"/>
-          <w:color w:val="000000"/>
-          <w:sz w:val="24"/>
-        </w:rPr>
-        <w:t xml:space="preserve">d je bij de </w:t>
+        <w:t xml:space="preserve">en handschriften vind je bij de </w:t>
       </w:r>
       <w:r>
         <w:rPr>
@@ -775,7 +812,7 @@
           <w:sz w:val="24"/>
           <w:u w:val="single"/>
         </w:rPr>
-        <w:hyperlink r:id="rId12" w:history="1">
+        <w:hyperlink r:id="rId13" w:history="1">
           <w:r>
             <w:rPr>
               <w:rStyle w:val="Hyperlink"/>
@@ -804,7 +841,7 @@
           <w:sz w:val="24"/>
           <w:u w:val="single"/>
         </w:rPr>
-        <w:hyperlink r:id="rId12" w:history="1">
+        <w:hyperlink r:id="rId13" w:history="1">
           <w:r>
             <w:rPr>
               <w:rStyle w:val="Hyperlink"/>
@@ -832,7 +869,7 @@
           <w:color w:val="000000"/>
           <w:sz w:val="24"/>
         </w:rPr>
-        <w:hyperlink r:id="rId13" w:history="1">
+        <w:hyperlink r:id="rId12" w:history="1">
           <w:r>
             <w:rPr>
               <w:rStyle w:val="Hyperlink"/>
@@ -861,7 +898,7 @@
           <w:color w:val="000000"/>
           <w:sz w:val="24"/>
         </w:rPr>
-        <w:hyperlink r:id="rId13" w:history="1">
+        <w:hyperlink r:id="rId12" w:history="1">
           <w:r>
             <w:rPr>
               <w:rStyle w:val="Hyperlink"/>
@@ -910,7 +947,7 @@
           <w:color w:val="000000"/>
           <w:sz w:val="24"/>
         </w:rPr>
-        <w:hyperlink r:id="rId12" w:history="1">
+        <w:hyperlink r:id="rId13" w:history="1">
           <w:r>
             <w:rPr>
               <w:rStyle w:val="Hyperlink"/>
@@ -928,7 +965,7 @@
           <w:color w:val="000000"/>
           <w:sz w:val="24"/>
         </w:rPr>
-        <w:hyperlink r:id="rId12" w:history="1">
+        <w:hyperlink r:id="rId13" w:history="1">
           <w:r>
             <w:rPr>
               <w:rStyle w:val="Hyperlink"/>
@@ -1035,25 +1072,7 @@
           <w:color w:val="000000"/>
           <w:sz w:val="24"/>
         </w:rPr>
-        <w:t>2007 in beheer bij het Zeeuws Museum. De arch</w:t>
-      </w:r>
-      <w:r>
-        <w:rPr>
-          <w:u w:val="single" w:color="0000ff"/>
-          <w:rFonts w:ascii="Charis SIL Regular" w:hAnsi="Charis SIL Regular" w:eastAsia="Charis SIL Regular"/>
-          <w:b w:val="0"/>
-          <w:i w:val="0"/>
-          <w:color w:val="000000"/>
-          <w:sz w:val="24"/>
-        </w:rPr>
-        <w:hyperlink r:id="rId14" w:history="1">
-          <w:r>
-            <w:rPr>
-              <w:rStyle w:val="Hyperlink"/>
-            </w:rPr>
-            <w:t>eologische voor</w:t>
-          </w:r>
-        </w:hyperlink>
+        <w:t>2007 in beheer bij het Zeeuws Museum. De archeologische voor</w:t>
       </w:r>
       <w:r>
         <w:rPr>
@@ -2007,7 +2026,7 @@
           <w:sz w:val="24"/>
           <w:u w:val="single"/>
         </w:rPr>
-        <w:hyperlink r:id="rId13" w:history="1">
+        <w:hyperlink r:id="rId12" w:history="1">
           <w:r>
             <w:rPr>
               <w:rStyle w:val="Hyperlink"/>
@@ -2036,7 +2055,7 @@
           <w:sz w:val="24"/>
           <w:u w:val="single"/>
         </w:rPr>
-        <w:hyperlink r:id="rId13" w:history="1">
+        <w:hyperlink r:id="rId12" w:history="1">
           <w:r>
             <w:rPr>
               <w:rStyle w:val="Hyperlink"/>
@@ -2247,7 +2266,7 @@
           <w:color w:val="000000"/>
           <w:sz w:val="24"/>
         </w:rPr>
-        <w:hyperlink r:id="rId13" w:history="1">
+        <w:hyperlink r:id="rId12" w:history="1">
           <w:r>
             <w:rPr>
               <w:rStyle w:val="Hyperlink"/>
@@ -2276,7 +2295,7 @@
           <w:color w:val="000000"/>
           <w:sz w:val="24"/>
         </w:rPr>
-        <w:hyperlink r:id="rId13" w:history="1">
+        <w:hyperlink r:id="rId12" w:history="1">
           <w:r>
             <w:rPr>
               <w:rStyle w:val="Hyperlink"/>

--- a/EXPORTS/DOCX/published/niveau3/Dutch/ZeeuwschGenootschap.docx
+++ b/EXPORTS/DOCX/published/niveau3/Dutch/ZeeuwschGenootschap.docx
@@ -616,61 +616,7 @@
           <w:color w:val="000000"/>
           <w:sz w:val="24"/>
         </w:rPr>
-        <w:t>; kaarten, tekeningen en prenten beru</w:t>
-      </w:r>
-      <w:r>
-        <w:rPr>
-          <w:u w:val="single" w:color="0000ff"/>
-          <w:rFonts w:ascii="Charis SIL Regular" w:hAnsi="Charis SIL Regular" w:eastAsia="Charis SIL Regular"/>
-          <w:b w:val="0"/>
-          <w:i w:val="0"/>
-          <w:color w:val="000000"/>
-          <w:sz w:val="24"/>
-        </w:rPr>
-        <w:hyperlink r:id="rId10" w:history="1">
-          <w:r>
-            <w:rPr>
-              <w:rStyle w:val="Hyperlink"/>
-            </w:rPr>
-            <w:t>sten bi</w:t>
-          </w:r>
-        </w:hyperlink>
-      </w:r>
-      <w:r>
-        <w:rPr>
-          <w:u w:val="single" w:color="0000ff"/>
-          <w:rFonts w:ascii="Charis SIL Regular" w:hAnsi="Charis SIL Regular" w:eastAsia="Charis SIL Regular"/>
-          <w:b w:val="0"/>
-          <w:i w:val="0"/>
-          <w:color w:val="000000"/>
-          <w:sz w:val="24"/>
-        </w:rPr>
-        <w:hyperlink r:id="rId10" w:history="1">
-          <w:r>
-            <w:rPr>
-              <w:rStyle w:val="Hyperlink"/>
-            </w:rPr>
-            <w:t>j</w:t>
-          </w:r>
-        </w:hyperlink>
-      </w:r>
-      <w:r>
-        <w:rPr>
-          <w:u w:val="single" w:color="0000ff"/>
-          <w:rFonts w:ascii="Charis SIL Regular" w:hAnsi="Charis SIL Regular" w:eastAsia="Charis SIL Regular"/>
-          <w:b w:val="0"/>
-          <w:i w:val="0"/>
-          <w:color w:val="000000"/>
-          <w:sz w:val="24"/>
-        </w:rPr>
-        <w:hyperlink r:id="rId10" w:history="1">
-          <w:r>
-            <w:rPr>
-              <w:rStyle w:val="Hyperlink"/>
-            </w:rPr>
-            <w:t xml:space="preserve"> het </w:t>
-          </w:r>
-        </w:hyperlink>
+        <w:t xml:space="preserve">; kaarten, tekeningen en prenten berusten bij het </w:t>
       </w:r>
       <w:r>
         <w:rPr>
@@ -764,7 +710,14 @@
           <w:color w:val="000000"/>
           <w:sz w:val="24"/>
         </w:rPr>
-        <w:t>; bo</w:t>
+        <w:hyperlink r:id="rId11" w:history="1">
+          <w:r>
+            <w:rPr>
+              <w:rStyle w:val="Hyperlink"/>
+            </w:rPr>
+            <w:t>; bo</w:t>
+          </w:r>
+        </w:hyperlink>
       </w:r>
       <w:r>
         <w:rPr>
@@ -1072,7 +1025,25 @@
           <w:color w:val="000000"/>
           <w:sz w:val="24"/>
         </w:rPr>
-        <w:t>2007 in beheer bij het Zeeuws Museum. De archeologische voor</w:t>
+        <w:t>2007 in beheer bij het Zeeuws Museum. De arch</w:t>
+      </w:r>
+      <w:r>
+        <w:rPr>
+          <w:u w:val="single" w:color="0000ff"/>
+          <w:rFonts w:ascii="Charis SIL Regular" w:hAnsi="Charis SIL Regular" w:eastAsia="Charis SIL Regular"/>
+          <w:b w:val="0"/>
+          <w:i w:val="0"/>
+          <w:color w:val="000000"/>
+          <w:sz w:val="24"/>
+        </w:rPr>
+        <w:hyperlink r:id="rId14" w:history="1">
+          <w:r>
+            <w:rPr>
+              <w:rStyle w:val="Hyperlink"/>
+            </w:rPr>
+            <w:t>eologische voor</w:t>
+          </w:r>
+        </w:hyperlink>
       </w:r>
       <w:r>
         <w:rPr>

--- a/EXPORTS/DOCX/published/niveau3/Dutch/ZeeuwschGenootschap.docx
+++ b/EXPORTS/DOCX/published/niveau3/Dutch/ZeeuwschGenootschap.docx
@@ -616,7 +616,60 @@
           <w:color w:val="000000"/>
           <w:sz w:val="24"/>
         </w:rPr>
-        <w:t xml:space="preserve">; kaarten, tekeningen en prenten berusten bij het </w:t>
+        <w:t>; kaarten, tekeningen en prenten beru</w:t>
+      </w:r>
+      <w:r>
+        <w:rPr>
+          <w:u w:val="single" w:color="0000ff"/>
+          <w:rFonts w:ascii="Charis SIL Regular" w:hAnsi="Charis SIL Regular" w:eastAsia="Charis SIL Regular"/>
+          <w:b w:val="0"/>
+          <w:i w:val="0"/>
+          <w:color w:val="000000"/>
+          <w:sz w:val="24"/>
+        </w:rPr>
+        <w:hyperlink r:id="rId10" w:history="1">
+          <w:r>
+            <w:rPr>
+              <w:rStyle w:val="Hyperlink"/>
+            </w:rPr>
+            <w:t>sten bi</w:t>
+          </w:r>
+        </w:hyperlink>
+      </w:r>
+      <w:r>
+        <w:rPr>
+          <w:u w:val="single" w:color="0000ff"/>
+          <w:rFonts w:ascii="Charis SIL Regular" w:hAnsi="Charis SIL Regular" w:eastAsia="Charis SIL Regular"/>
+          <w:b w:val="0"/>
+          <w:i w:val="0"/>
+          <w:color w:val="000000"/>
+          <w:sz w:val="24"/>
+        </w:rPr>
+        <w:hyperlink r:id="rId10" w:history="1">
+          <w:r>
+            <w:rPr>
+              <w:rStyle w:val="Hyperlink"/>
+            </w:rPr>
+            <w:t>j</w:t>
+          </w:r>
+        </w:hyperlink>
+      </w:r>
+      <w:r>
+        <w:rPr>
+          <w:rFonts w:ascii="Charis SIL Regular" w:hAnsi="Charis SIL Regular" w:eastAsia="Charis SIL Regular"/>
+          <w:b w:val="0"/>
+          <w:i w:val="0"/>
+          <w:color w:val="000000"/>
+          <w:sz w:val="24"/>
+        </w:rPr>
+        <w:hyperlink r:id="rId10" w:history="1">
+          <w:r>
+            <w:rPr>
+              <w:rStyle w:val="Hyperlink"/>
+            </w:rPr>
+            <w:t xml:space="preserve"> het </w:t>
+          </w:r>
+        </w:hyperlink>
       </w:r>
       <w:r>
         <w:rPr>
@@ -627,7 +680,7 @@
           <w:sz w:val="24"/>
           <w:u w:val="single"/>
         </w:rPr>
-        <w:hyperlink r:id="rId12" w:history="1">
+        <w:hyperlink r:id="rId10" w:history="1">
           <w:r>
             <w:rPr>
               <w:rStyle w:val="Hyperlink"/>
@@ -692,7 +745,7 @@
           <w:sz w:val="24"/>
           <w:u w:val="single"/>
         </w:rPr>
-        <w:hyperlink r:id="rId12" w:history="1">
+        <w:hyperlink r:id="rId11" w:history="1">
           <w:r>
             <w:rPr>
               <w:rStyle w:val="Hyperlink"/>
@@ -748,13 +801,67 @@
       </w:r>
       <w:r>
         <w:rPr>
+          <w:u w:val="single" w:color="0000ff"/>
           <w:rFonts w:ascii="Charis SIL Regular" w:hAnsi="Charis SIL Regular" w:eastAsia="Charis SIL Regular"/>
           <w:b w:val="0"/>
           <w:i w:val="0"/>
           <w:color w:val="000000"/>
           <w:sz w:val="24"/>
         </w:rPr>
-        <w:t xml:space="preserve">en handschriften vind je bij de </w:t>
+        <w:hyperlink r:id="rId11" w:history="1">
+          <w:r>
+            <w:rPr>
+              <w:rStyle w:val="Hyperlink"/>
+            </w:rPr>
+            <w:t>en hands</w:t>
+          </w:r>
+        </w:hyperlink>
+      </w:r>
+      <w:r>
+        <w:rPr>
+          <w:u w:val="single" w:color="0000ff"/>
+          <w:rFonts w:ascii="Charis SIL Regular" w:hAnsi="Charis SIL Regular" w:eastAsia="Charis SIL Regular"/>
+          <w:b w:val="0"/>
+          <w:i w:val="0"/>
+          <w:color w:val="000000"/>
+          <w:sz w:val="24"/>
+        </w:rPr>
+        <w:hyperlink r:id="rId11" w:history="1">
+          <w:r>
+            <w:rPr>
+              <w:rStyle w:val="Hyperlink"/>
+            </w:rPr>
+            <w:t>c</w:t>
+          </w:r>
+        </w:hyperlink>
+      </w:r>
+      <w:r>
+        <w:rPr>
+          <w:u w:val="single" w:color="0000ff"/>
+          <w:rFonts w:ascii="Charis SIL Regular" w:hAnsi="Charis SIL Regular" w:eastAsia="Charis SIL Regular"/>
+          <w:b w:val="0"/>
+          <w:i w:val="0"/>
+          <w:color w:val="000000"/>
+          <w:sz w:val="24"/>
+        </w:rPr>
+        <w:hyperlink r:id="rId11" w:history="1">
+          <w:r>
+            <w:rPr>
+              <w:rStyle w:val="Hyperlink"/>
+            </w:rPr>
+            <w:t>hriften vin</w:t>
+          </w:r>
+        </w:hyperlink>
+      </w:r>
+      <w:r>
+        <w:rPr>
+          <w:rFonts w:ascii="Charis SIL Regular" w:hAnsi="Charis SIL Regular" w:eastAsia="Charis SIL Regular"/>
+          <w:b w:val="0"/>
+          <w:i w:val="0"/>
+          <w:color w:val="000000"/>
+          <w:sz w:val="24"/>
+        </w:rPr>
+        <w:t xml:space="preserve">d je bij de </w:t>
       </w:r>
       <w:r>
         <w:rPr>
@@ -1921,9 +2028,15 @@
           <w:i w:val="0"/>
           <w:color w:val="0000FF"/>
           <w:sz w:val="24"/>
-          <w:u w:val="single"/>
-        </w:rPr>
-        <w:t>e</w:t>
+        </w:rPr>
+        <w:hyperlink r:id="rId22" w:history="1">
+          <w:r>
+            <w:rPr>
+              <w:rStyle w:val="Hyperlink"/>
+            </w:rPr>
+            <w:t>e</w:t>
+          </w:r>
+        </w:hyperlink>
       </w:r>
       <w:r>
         <w:rPr>

--- a/EXPORTS/DOCX/published/niveau3/Dutch/ZeeuwschGenootschap.docx
+++ b/EXPORTS/DOCX/published/niveau3/Dutch/ZeeuwschGenootschap.docx
@@ -616,60 +616,7 @@
           <w:color w:val="000000"/>
           <w:sz w:val="24"/>
         </w:rPr>
-        <w:t>; kaarten, tekeningen en prenten beru</w:t>
-      </w:r>
-      <w:r>
-        <w:rPr>
-          <w:u w:val="single" w:color="0000ff"/>
-          <w:rFonts w:ascii="Charis SIL Regular" w:hAnsi="Charis SIL Regular" w:eastAsia="Charis SIL Regular"/>
-          <w:b w:val="0"/>
-          <w:i w:val="0"/>
-          <w:color w:val="000000"/>
-          <w:sz w:val="24"/>
-        </w:rPr>
-        <w:hyperlink r:id="rId10" w:history="1">
-          <w:r>
-            <w:rPr>
-              <w:rStyle w:val="Hyperlink"/>
-            </w:rPr>
-            <w:t>sten bi</w:t>
-          </w:r>
-        </w:hyperlink>
-      </w:r>
-      <w:r>
-        <w:rPr>
-          <w:u w:val="single" w:color="0000ff"/>
-          <w:rFonts w:ascii="Charis SIL Regular" w:hAnsi="Charis SIL Regular" w:eastAsia="Charis SIL Regular"/>
-          <w:b w:val="0"/>
-          <w:i w:val="0"/>
-          <w:color w:val="000000"/>
-          <w:sz w:val="24"/>
-        </w:rPr>
-        <w:hyperlink r:id="rId10" w:history="1">
-          <w:r>
-            <w:rPr>
-              <w:rStyle w:val="Hyperlink"/>
-            </w:rPr>
-            <w:t>j</w:t>
-          </w:r>
-        </w:hyperlink>
-      </w:r>
-      <w:r>
-        <w:rPr>
-          <w:rFonts w:ascii="Charis SIL Regular" w:hAnsi="Charis SIL Regular" w:eastAsia="Charis SIL Regular"/>
-          <w:b w:val="0"/>
-          <w:i w:val="0"/>
-          <w:color w:val="000000"/>
-          <w:sz w:val="24"/>
-        </w:rPr>
-        <w:hyperlink r:id="rId10" w:history="1">
-          <w:r>
-            <w:rPr>
-              <w:rStyle w:val="Hyperlink"/>
-            </w:rPr>
-            <w:t xml:space="preserve"> het </w:t>
-          </w:r>
-        </w:hyperlink>
+        <w:t xml:space="preserve">; kaarten, tekeningen en prenten berusten bij het </w:t>
       </w:r>
       <w:r>
         <w:rPr>
@@ -745,7 +692,7 @@
           <w:sz w:val="24"/>
           <w:u w:val="single"/>
         </w:rPr>
-        <w:hyperlink r:id="rId11" w:history="1">
+        <w:hyperlink r:id="rId12" w:history="1">
           <w:r>
             <w:rPr>
               <w:rStyle w:val="Hyperlink"/>
@@ -801,67 +748,13 @@
       </w:r>
       <w:r>
         <w:rPr>
-          <w:u w:val="single" w:color="0000ff"/>
           <w:rFonts w:ascii="Charis SIL Regular" w:hAnsi="Charis SIL Regular" w:eastAsia="Charis SIL Regular"/>
           <w:b w:val="0"/>
           <w:i w:val="0"/>
           <w:color w:val="000000"/>
           <w:sz w:val="24"/>
         </w:rPr>
-        <w:hyperlink r:id="rId11" w:history="1">
-          <w:r>
-            <w:rPr>
-              <w:rStyle w:val="Hyperlink"/>
-            </w:rPr>
-            <w:t>en hands</w:t>
-          </w:r>
-        </w:hyperlink>
-      </w:r>
-      <w:r>
-        <w:rPr>
-          <w:u w:val="single" w:color="0000ff"/>
-          <w:rFonts w:ascii="Charis SIL Regular" w:hAnsi="Charis SIL Regular" w:eastAsia="Charis SIL Regular"/>
-          <w:b w:val="0"/>
-          <w:i w:val="0"/>
-          <w:color w:val="000000"/>
-          <w:sz w:val="24"/>
-        </w:rPr>
-        <w:hyperlink r:id="rId11" w:history="1">
-          <w:r>
-            <w:rPr>
-              <w:rStyle w:val="Hyperlink"/>
-            </w:rPr>
-            <w:t>c</w:t>
-          </w:r>
-        </w:hyperlink>
-      </w:r>
-      <w:r>
-        <w:rPr>
-          <w:u w:val="single" w:color="0000ff"/>
-          <w:rFonts w:ascii="Charis SIL Regular" w:hAnsi="Charis SIL Regular" w:eastAsia="Charis SIL Regular"/>
-          <w:b w:val="0"/>
-          <w:i w:val="0"/>
-          <w:color w:val="000000"/>
-          <w:sz w:val="24"/>
-        </w:rPr>
-        <w:hyperlink r:id="rId11" w:history="1">
-          <w:r>
-            <w:rPr>
-              <w:rStyle w:val="Hyperlink"/>
-            </w:rPr>
-            <w:t>hriften vin</w:t>
-          </w:r>
-        </w:hyperlink>
-      </w:r>
-      <w:r>
-        <w:rPr>
-          <w:rFonts w:ascii="Charis SIL Regular" w:hAnsi="Charis SIL Regular" w:eastAsia="Charis SIL Regular"/>
-          <w:b w:val="0"/>
-          <w:i w:val="0"/>
-          <w:color w:val="000000"/>
-          <w:sz w:val="24"/>
-        </w:rPr>
-        <w:t xml:space="preserve">d je bij de </w:t>
+        <w:t xml:space="preserve">en handschriften vind je bij de </w:t>
       </w:r>
       <w:r>
         <w:rPr>

--- a/EXPORTS/DOCX/published/niveau3/Dutch/ZeeuwschGenootschap.docx
+++ b/EXPORTS/DOCX/published/niveau3/Dutch/ZeeuwschGenootschap.docx
@@ -616,7 +616,53 @@
           <w:color w:val="000000"/>
           <w:sz w:val="24"/>
         </w:rPr>
-        <w:t xml:space="preserve">; kaarten, tekeningen en prenten berusten bij het </w:t>
+        <w:t>; kaarten, tekeningen en prenten beru</w:t>
+      </w:r>
+      <w:r>
+        <w:rPr>
+          <w:u w:val="single" w:color="0000ff"/>
+          <w:rFonts w:ascii="Charis SIL Regular" w:hAnsi="Charis SIL Regular" w:eastAsia="Charis SIL Regular"/>
+          <w:b w:val="0"/>
+          <w:i w:val="0"/>
+          <w:color w:val="000000"/>
+          <w:sz w:val="24"/>
+        </w:rPr>
+        <w:hyperlink r:id="rId10" w:history="1">
+          <w:r>
+            <w:rPr>
+              <w:rStyle w:val="Hyperlink"/>
+            </w:rPr>
+            <w:t>sten bi</w:t>
+          </w:r>
+        </w:hyperlink>
+      </w:r>
+      <w:r>
+        <w:rPr>
+          <w:u w:val="single" w:color="0000ff"/>
+          <w:rFonts w:ascii="Charis SIL Regular" w:hAnsi="Charis SIL Regular" w:eastAsia="Charis SIL Regular"/>
+          <w:b w:val="0"/>
+          <w:i w:val="0"/>
+          <w:color w:val="000000"/>
+          <w:sz w:val="24"/>
+        </w:rPr>
+        <w:hyperlink r:id="rId10" w:history="1">
+          <w:r>
+            <w:rPr>
+              <w:rStyle w:val="Hyperlink"/>
+            </w:rPr>
+            <w:t>j</w:t>
+          </w:r>
+        </w:hyperlink>
+      </w:r>
+      <w:r>
+        <w:rPr>
+          <w:rFonts w:ascii="Charis SIL Regular" w:hAnsi="Charis SIL Regular" w:eastAsia="Charis SIL Regular"/>
+          <w:b w:val="0"/>
+          <w:i w:val="0"/>
+          <w:color w:val="000000"/>
+          <w:sz w:val="24"/>
+        </w:rPr>
+        <w:t xml:space="preserve"> het </w:t>
       </w:r>
       <w:r>
         <w:rPr>
@@ -627,7 +673,7 @@
           <w:sz w:val="24"/>
           <w:u w:val="single"/>
         </w:rPr>
-        <w:hyperlink r:id="rId10" w:history="1">
+        <w:hyperlink r:id="rId12" w:history="1">
           <w:r>
             <w:rPr>
               <w:rStyle w:val="Hyperlink"/>
@@ -674,14 +720,7 @@
           <w:sz w:val="24"/>
           <w:u w:val="single"/>
         </w:rPr>
-        <w:hyperlink r:id="rId12" w:history="1">
-          <w:r>
-            <w:rPr>
-              <w:rStyle w:val="Hyperlink"/>
-            </w:rPr>
-            <w:t>Arc</w:t>
-          </w:r>
-        </w:hyperlink>
+        <w:t>Arc</w:t>
       </w:r>
       <w:r>
         <w:rPr>
@@ -692,7 +731,7 @@
           <w:sz w:val="24"/>
           <w:u w:val="single"/>
         </w:rPr>
-        <w:hyperlink r:id="rId12" w:history="1">
+        <w:hyperlink r:id="rId11" w:history="1">
           <w:r>
             <w:rPr>
               <w:rStyle w:val="Hyperlink"/>
@@ -748,13 +787,67 @@
       </w:r>
       <w:r>
         <w:rPr>
+          <w:u w:val="single" w:color="0000ff"/>
           <w:rFonts w:ascii="Charis SIL Regular" w:hAnsi="Charis SIL Regular" w:eastAsia="Charis SIL Regular"/>
           <w:b w:val="0"/>
           <w:i w:val="0"/>
           <w:color w:val="000000"/>
           <w:sz w:val="24"/>
         </w:rPr>
-        <w:t xml:space="preserve">en handschriften vind je bij de </w:t>
+        <w:hyperlink r:id="rId11" w:history="1">
+          <w:r>
+            <w:rPr>
+              <w:rStyle w:val="Hyperlink"/>
+            </w:rPr>
+            <w:t>en hands</w:t>
+          </w:r>
+        </w:hyperlink>
+      </w:r>
+      <w:r>
+        <w:rPr>
+          <w:u w:val="single" w:color="0000ff"/>
+          <w:rFonts w:ascii="Charis SIL Regular" w:hAnsi="Charis SIL Regular" w:eastAsia="Charis SIL Regular"/>
+          <w:b w:val="0"/>
+          <w:i w:val="0"/>
+          <w:color w:val="000000"/>
+          <w:sz w:val="24"/>
+        </w:rPr>
+        <w:hyperlink r:id="rId11" w:history="1">
+          <w:r>
+            <w:rPr>
+              <w:rStyle w:val="Hyperlink"/>
+            </w:rPr>
+            <w:t>c</w:t>
+          </w:r>
+        </w:hyperlink>
+      </w:r>
+      <w:r>
+        <w:rPr>
+          <w:u w:val="single" w:color="0000ff"/>
+          <w:rFonts w:ascii="Charis SIL Regular" w:hAnsi="Charis SIL Regular" w:eastAsia="Charis SIL Regular"/>
+          <w:b w:val="0"/>
+          <w:i w:val="0"/>
+          <w:color w:val="000000"/>
+          <w:sz w:val="24"/>
+        </w:rPr>
+        <w:hyperlink r:id="rId11" w:history="1">
+          <w:r>
+            <w:rPr>
+              <w:rStyle w:val="Hyperlink"/>
+            </w:rPr>
+            <w:t>hriften vin</w:t>
+          </w:r>
+        </w:hyperlink>
+      </w:r>
+      <w:r>
+        <w:rPr>
+          <w:rFonts w:ascii="Charis SIL Regular" w:hAnsi="Charis SIL Regular" w:eastAsia="Charis SIL Regular"/>
+          <w:b w:val="0"/>
+          <w:i w:val="0"/>
+          <w:color w:val="000000"/>
+          <w:sz w:val="24"/>
+        </w:rPr>
+        <w:t xml:space="preserve">d je bij de </w:t>
       </w:r>
       <w:r>
         <w:rPr>
@@ -889,25 +982,7 @@
           <w:color w:val="000000"/>
           <w:sz w:val="24"/>
         </w:rPr>
-        <w:t>deels afkomstig van de overzee</w:t>
-      </w:r>
-      <w:r>
-        <w:rPr>
-          <w:u w:val="single" w:color="0000ff"/>
-          <w:rFonts w:ascii="Charis SIL Regular" w:hAnsi="Charis SIL Regular" w:eastAsia="Charis SIL Regular"/>
-          <w:b w:val="0"/>
-          <w:i w:val="0"/>
-          <w:color w:val="000000"/>
-          <w:sz w:val="24"/>
-        </w:rPr>
-        <w:hyperlink r:id="rId13" w:history="1">
-          <w:r>
-            <w:rPr>
-              <w:rStyle w:val="Hyperlink"/>
-            </w:rPr>
-            <w:t>se koloni</w:t>
-          </w:r>
-        </w:hyperlink>
+        <w:t>deels afkomstig van de overzeese koloni</w:t>
       </w:r>
       <w:r>
         <w:rPr>
@@ -1921,15 +1996,9 @@
           <w:i w:val="0"/>
           <w:color w:val="0000FF"/>
           <w:sz w:val="24"/>
-        </w:rPr>
-        <w:hyperlink r:id="rId22" w:history="1">
-          <w:r>
-            <w:rPr>
-              <w:rStyle w:val="Hyperlink"/>
-            </w:rPr>
-            <w:t>e</w:t>
-          </w:r>
-        </w:hyperlink>
+          <w:u w:val="single"/>
+        </w:rPr>
+        <w:t>e</w:t>
       </w:r>
       <w:r>
         <w:rPr>

--- a/EXPORTS/DOCX/published/niveau3/Dutch/ZeeuwschGenootschap.docx
+++ b/EXPORTS/DOCX/published/niveau3/Dutch/ZeeuwschGenootschap.docx
@@ -656,13 +656,21 @@
       </w:r>
       <w:r>
         <w:rPr>
+          <w:u w:val="single" w:color="0000ff"/>
           <w:rFonts w:ascii="Charis SIL Regular" w:hAnsi="Charis SIL Regular" w:eastAsia="Charis SIL Regular"/>
           <w:b w:val="0"/>
           <w:i w:val="0"/>
           <w:color w:val="000000"/>
           <w:sz w:val="24"/>
         </w:rPr>
-        <w:t xml:space="preserve"> het </w:t>
+        <w:hyperlink r:id="rId10" w:history="1">
+          <w:r>
+            <w:rPr>
+              <w:rStyle w:val="Hyperlink"/>
+            </w:rPr>
+            <w:t xml:space="preserve"> het </w:t>
+          </w:r>
+        </w:hyperlink>
       </w:r>
       <w:r>
         <w:rPr>
@@ -673,7 +681,7 @@
           <w:sz w:val="24"/>
           <w:u w:val="single"/>
         </w:rPr>
-        <w:hyperlink r:id="rId12" w:history="1">
+        <w:hyperlink r:id="rId10" w:history="1">
           <w:r>
             <w:rPr>
               <w:rStyle w:val="Hyperlink"/>
@@ -689,38 +697,8 @@
           <w:i w:val="0"/>
           <w:color w:val="0000FF"/>
           <w:sz w:val="24"/>
-          <w:u w:val="single"/>
         </w:rPr>
-        <w:hyperlink r:id="rId12" w:history="1">
-          <w:r>
-            <w:rPr>
-              <w:rStyle w:val="Hyperlink"/>
-            </w:rPr>
-            <w:t>ws</w:t>
-          </w:r>
-        </w:hyperlink>
-      </w:r>
-      <w:r>
-        <w:rPr>
-          <w:rFonts w:ascii="Charis SIL Regular" w:hAnsi="Charis SIL Regular" w:eastAsia="Charis SIL Regular"/>
-          <w:b w:val="0"/>
-          <w:i w:val="0"/>
-          <w:color w:val="0000FF"/>
-          <w:sz w:val="24"/>
-          <w:u w:val="single"/>
-        </w:rPr>
-        <w:t xml:space="preserve"> </w:t>
-      </w:r>
-      <w:r>
-        <w:rPr>
-          <w:rFonts w:ascii="Charis SIL Regular" w:hAnsi="Charis SIL Regular" w:eastAsia="Charis SIL Regular"/>
-          <w:b w:val="0"/>
-          <w:i w:val="0"/>
-          <w:color w:val="0000FF"/>
-          <w:sz w:val="24"/>
-          <w:u w:val="single"/>
-        </w:rPr>
-        <w:t>Arc</w:t>
+        <w:t>ws Arc</w:t>
       </w:r>
       <w:r>
         <w:rPr>
@@ -787,67 +765,13 @@
       </w:r>
       <w:r>
         <w:rPr>
-          <w:u w:val="single" w:color="0000ff"/>
           <w:rFonts w:ascii="Charis SIL Regular" w:hAnsi="Charis SIL Regular" w:eastAsia="Charis SIL Regular"/>
           <w:b w:val="0"/>
           <w:i w:val="0"/>
           <w:color w:val="000000"/>
           <w:sz w:val="24"/>
         </w:rPr>
-        <w:hyperlink r:id="rId11" w:history="1">
-          <w:r>
-            <w:rPr>
-              <w:rStyle w:val="Hyperlink"/>
-            </w:rPr>
-            <w:t>en hands</w:t>
-          </w:r>
-        </w:hyperlink>
-      </w:r>
-      <w:r>
-        <w:rPr>
-          <w:u w:val="single" w:color="0000ff"/>
-          <w:rFonts w:ascii="Charis SIL Regular" w:hAnsi="Charis SIL Regular" w:eastAsia="Charis SIL Regular"/>
-          <w:b w:val="0"/>
-          <w:i w:val="0"/>
-          <w:color w:val="000000"/>
-          <w:sz w:val="24"/>
-        </w:rPr>
-        <w:hyperlink r:id="rId11" w:history="1">
-          <w:r>
-            <w:rPr>
-              <w:rStyle w:val="Hyperlink"/>
-            </w:rPr>
-            <w:t>c</w:t>
-          </w:r>
-        </w:hyperlink>
-      </w:r>
-      <w:r>
-        <w:rPr>
-          <w:u w:val="single" w:color="0000ff"/>
-          <w:rFonts w:ascii="Charis SIL Regular" w:hAnsi="Charis SIL Regular" w:eastAsia="Charis SIL Regular"/>
-          <w:b w:val="0"/>
-          <w:i w:val="0"/>
-          <w:color w:val="000000"/>
-          <w:sz w:val="24"/>
-        </w:rPr>
-        <w:hyperlink r:id="rId11" w:history="1">
-          <w:r>
-            <w:rPr>
-              <w:rStyle w:val="Hyperlink"/>
-            </w:rPr>
-            <w:t>hriften vin</w:t>
-          </w:r>
-        </w:hyperlink>
-      </w:r>
-      <w:r>
-        <w:rPr>
-          <w:rFonts w:ascii="Charis SIL Regular" w:hAnsi="Charis SIL Regular" w:eastAsia="Charis SIL Regular"/>
-          <w:b w:val="0"/>
-          <w:i w:val="0"/>
-          <w:color w:val="000000"/>
-          <w:sz w:val="24"/>
-        </w:rPr>
-        <w:t xml:space="preserve">d je bij de </w:t>
+        <w:t xml:space="preserve">en handschriften vind je bij de </w:t>
       </w:r>
       <w:r>
         <w:rPr>
@@ -858,7 +782,7 @@
           <w:sz w:val="24"/>
           <w:u w:val="single"/>
         </w:rPr>
-        <w:hyperlink r:id="rId13" w:history="1">
+        <w:hyperlink r:id="rId12" w:history="1">
           <w:r>
             <w:rPr>
               <w:rStyle w:val="Hyperlink"/>
@@ -887,7 +811,7 @@
           <w:sz w:val="24"/>
           <w:u w:val="single"/>
         </w:rPr>
-        <w:hyperlink r:id="rId13" w:history="1">
+        <w:hyperlink r:id="rId12" w:history="1">
           <w:r>
             <w:rPr>
               <w:rStyle w:val="Hyperlink"/>
@@ -905,6 +829,84 @@
           <w:sz w:val="24"/>
         </w:rPr>
         <w:t xml:space="preserve"> en fossielen, sche</w:t>
+      </w:r>
+      <w:r>
+        <w:rPr>
+          <w:u w:val="single" w:color="0000ff"/>
+          <w:rFonts w:ascii="Charis SIL Regular" w:hAnsi="Charis SIL Regular" w:eastAsia="Charis SIL Regular"/>
+          <w:b w:val="0"/>
+          <w:i w:val="0"/>
+          <w:color w:val="000000"/>
+          <w:sz w:val="24"/>
+        </w:rPr>
+        <w:hyperlink r:id="rId13" w:history="1">
+          <w:r>
+            <w:rPr>
+              <w:rStyle w:val="Hyperlink"/>
+            </w:rPr>
+            <w:t>lpen en</w:t>
+          </w:r>
+        </w:hyperlink>
+      </w:r>
+      <w:r>
+        <w:rPr>
+          <w:u w:val="single" w:color="0000ff"/>
+          <w:rFonts w:ascii="Charis SIL Regular" w:hAnsi="Charis SIL Regular" w:eastAsia="Charis SIL Regular"/>
+          <w:b w:val="0"/>
+          <w:i w:val="0"/>
+          <w:color w:val="000000"/>
+          <w:sz w:val="24"/>
+        </w:rPr>
+        <w:t xml:space="preserve"> </w:t>
+      </w:r>
+      <w:r>
+        <w:rPr>
+          <w:u w:val="single" w:color="0000ff"/>
+          <w:rFonts w:ascii="Charis SIL Regular" w:hAnsi="Charis SIL Regular" w:eastAsia="Charis SIL Regular"/>
+          <w:b w:val="0"/>
+          <w:i w:val="0"/>
+          <w:color w:val="000000"/>
+          <w:sz w:val="24"/>
+        </w:rPr>
+        <w:hyperlink r:id="rId13" w:history="1">
+          <w:r>
+            <w:rPr>
+              <w:rStyle w:val="Hyperlink"/>
+            </w:rPr>
+            <w:t>minera</w:t>
+          </w:r>
+        </w:hyperlink>
+      </w:r>
+      <w:r>
+        <w:rPr>
+          <w:u w:val="single" w:color="0000ff"/>
+          <w:rFonts w:ascii="Charis SIL Regular" w:hAnsi="Charis SIL Regular" w:eastAsia="Charis SIL Regular"/>
+          <w:b w:val="0"/>
+          <w:i w:val="0"/>
+          <w:color w:val="000000"/>
+          <w:sz w:val="24"/>
+        </w:rPr>
+        <w:t>l</w:t>
+      </w:r>
+      <w:r>
+        <w:rPr>
+          <w:rFonts w:ascii="Charis SIL Regular" w:hAnsi="Charis SIL Regular" w:eastAsia="Charis SIL Regular"/>
+          <w:b w:val="0"/>
+          <w:i w:val="0"/>
+          <w:color w:val="000000"/>
+          <w:sz w:val="24"/>
+        </w:rPr>
+        <w:t xml:space="preserve">en, </w:t>
+      </w:r>
+      <w:r>
+        <w:rPr>
+          <w:rFonts w:ascii="Charis SIL Regular" w:hAnsi="Charis SIL Regular" w:eastAsia="Charis SIL Regular"/>
+          <w:b w:val="0"/>
+          <w:i w:val="0"/>
+          <w:color w:val="000000"/>
+          <w:sz w:val="24"/>
+        </w:rPr>
+        <w:t>deels afkomstig van de overzee</w:t>
       </w:r>
       <w:r>
         <w:rPr>
@@ -920,20 +922,9 @@
             <w:rPr>
               <w:rStyle w:val="Hyperlink"/>
             </w:rPr>
-            <w:t>lpen en</w:t>
+            <w:t>se koloni</w:t>
           </w:r>
         </w:hyperlink>
-      </w:r>
-      <w:r>
-        <w:rPr>
-          <w:u w:val="single" w:color="0000ff"/>
-          <w:rFonts w:ascii="Charis SIL Regular" w:hAnsi="Charis SIL Regular" w:eastAsia="Charis SIL Regular"/>
-          <w:b w:val="0"/>
-          <w:i w:val="0"/>
-          <w:color w:val="000000"/>
-          <w:sz w:val="24"/>
-        </w:rPr>
-        <w:t xml:space="preserve"> </w:t>
       </w:r>
       <w:r>
         <w:rPr>
@@ -945,55 +936,6 @@
           <w:sz w:val="24"/>
         </w:rPr>
         <w:hyperlink r:id="rId12" w:history="1">
-          <w:r>
-            <w:rPr>
-              <w:rStyle w:val="Hyperlink"/>
-            </w:rPr>
-            <w:t>minera</w:t>
-          </w:r>
-        </w:hyperlink>
-      </w:r>
-      <w:r>
-        <w:rPr>
-          <w:u w:val="single" w:color="0000ff"/>
-          <w:rFonts w:ascii="Charis SIL Regular" w:hAnsi="Charis SIL Regular" w:eastAsia="Charis SIL Regular"/>
-          <w:b w:val="0"/>
-          <w:i w:val="0"/>
-          <w:color w:val="000000"/>
-          <w:sz w:val="24"/>
-        </w:rPr>
-        <w:t>l</w:t>
-      </w:r>
-      <w:r>
-        <w:rPr>
-          <w:rFonts w:ascii="Charis SIL Regular" w:hAnsi="Charis SIL Regular" w:eastAsia="Charis SIL Regular"/>
-          <w:b w:val="0"/>
-          <w:i w:val="0"/>
-          <w:color w:val="000000"/>
-          <w:sz w:val="24"/>
-        </w:rPr>
-        <w:t xml:space="preserve">en, </w:t>
-      </w:r>
-      <w:r>
-        <w:rPr>
-          <w:rFonts w:ascii="Charis SIL Regular" w:hAnsi="Charis SIL Regular" w:eastAsia="Charis SIL Regular"/>
-          <w:b w:val="0"/>
-          <w:i w:val="0"/>
-          <w:color w:val="000000"/>
-          <w:sz w:val="24"/>
-        </w:rPr>
-        <w:t>deels afkomstig van de overzeese koloni</w:t>
-      </w:r>
-      <w:r>
-        <w:rPr>
-          <w:u w:val="single" w:color="0000ff"/>
-          <w:rFonts w:ascii="Charis SIL Regular" w:hAnsi="Charis SIL Regular" w:eastAsia="Charis SIL Regular"/>
-          <w:b w:val="0"/>
-          <w:i w:val="0"/>
-          <w:color w:val="000000"/>
-          <w:sz w:val="24"/>
-        </w:rPr>
-        <w:hyperlink r:id="rId13" w:history="1">
           <w:r>
             <w:rPr>
               <w:rStyle w:val="Hyperlink"/>
@@ -1996,9 +1938,15 @@
           <w:i w:val="0"/>
           <w:color w:val="0000FF"/>
           <w:sz w:val="24"/>
-          <w:u w:val="single"/>
         </w:rPr>
-        <w:t>e</w:t>
+        <w:hyperlink r:id="rId22" w:history="1">
+          <w:r>
+            <w:rPr>
+              <w:rStyle w:val="Hyperlink"/>
+            </w:rPr>
+            <w:t>e</w:t>
+          </w:r>
+        </w:hyperlink>
       </w:r>
       <w:r>
         <w:rPr>
@@ -2072,7 +2020,7 @@
           <w:sz w:val="24"/>
           <w:u w:val="single"/>
         </w:rPr>
-        <w:hyperlink r:id="rId12" w:history="1">
+        <w:hyperlink r:id="rId13" w:history="1">
           <w:r>
             <w:rPr>
               <w:rStyle w:val="Hyperlink"/>
@@ -2101,7 +2049,7 @@
           <w:sz w:val="24"/>
           <w:u w:val="single"/>
         </w:rPr>
-        <w:hyperlink r:id="rId12" w:history="1">
+        <w:hyperlink r:id="rId13" w:history="1">
           <w:r>
             <w:rPr>
               <w:rStyle w:val="Hyperlink"/>
@@ -2312,7 +2260,7 @@
           <w:color w:val="000000"/>
           <w:sz w:val="24"/>
         </w:rPr>
-        <w:hyperlink r:id="rId12" w:history="1">
+        <w:hyperlink r:id="rId13" w:history="1">
           <w:r>
             <w:rPr>
               <w:rStyle w:val="Hyperlink"/>
@@ -2341,7 +2289,7 @@
           <w:color w:val="000000"/>
           <w:sz w:val="24"/>
         </w:rPr>
-        <w:hyperlink r:id="rId12" w:history="1">
+        <w:hyperlink r:id="rId13" w:history="1">
           <w:r>
             <w:rPr>
               <w:rStyle w:val="Hyperlink"/>

--- a/EXPORTS/DOCX/published/niveau3/Dutch/ZeeuwschGenootschap.docx
+++ b/EXPORTS/DOCX/published/niveau3/Dutch/ZeeuwschGenootschap.docx
@@ -1938,15 +1938,9 @@
           <w:i w:val="0"/>
           <w:color w:val="0000FF"/>
           <w:sz w:val="24"/>
+          <w:u w:val="single"/>
         </w:rPr>
-        <w:hyperlink r:id="rId22" w:history="1">
-          <w:r>
-            <w:rPr>
-              <w:rStyle w:val="Hyperlink"/>
-            </w:rPr>
-            <w:t>e</w:t>
-          </w:r>
-        </w:hyperlink>
+        <w:t>e</w:t>
       </w:r>
       <w:r>
         <w:rPr>
@@ -2357,57 +2351,13 @@
       </w:r>
       <w:r>
         <w:rPr>
-          <w:u w:val="single" w:color="0000ff"/>
           <w:rFonts w:ascii="Charis SIL Regular" w:hAnsi="Charis SIL Regular" w:eastAsia="Charis SIL Regular"/>
           <w:b w:val="0"/>
           <w:i w:val="0"/>
           <w:color w:val="000000"/>
           <w:sz w:val="24"/>
         </w:rPr>
-        <w:hyperlink r:id="rId23" w:history="1">
-          <w:r>
-            <w:rPr>
-              <w:rStyle w:val="Hyperlink"/>
-            </w:rPr>
-            <w:t xml:space="preserve"> Het ni</w:t>
-          </w:r>
-        </w:hyperlink>
-      </w:r>
-      <w:r>
-        <w:rPr>
-          <w:u w:val="single" w:color="0000ff"/>
-          <w:rFonts w:ascii="Charis SIL Regular" w:hAnsi="Charis SIL Regular" w:eastAsia="Charis SIL Regular"/>
-          <w:b w:val="0"/>
-          <w:i w:val="0"/>
-          <w:color w:val="000000"/>
-          <w:sz w:val="24"/>
-        </w:rPr>
-        <w:hyperlink r:id="rId23" w:history="1">
-          <w:r>
-            <w:rPr>
-              <w:rStyle w:val="Hyperlink"/>
-            </w:rPr>
-            <w:t>e</w:t>
-          </w:r>
-        </w:hyperlink>
-      </w:r>
-      <w:r>
-        <w:rPr>
-          <w:u w:val="single" w:color="0000ff"/>
-          <w:rFonts w:ascii="Charis SIL Regular" w:hAnsi="Charis SIL Regular" w:eastAsia="Charis SIL Regular"/>
-          <w:b w:val="0"/>
-          <w:i w:val="0"/>
-          <w:color w:val="000000"/>
-          <w:sz w:val="24"/>
-        </w:rPr>
-        <w:hyperlink r:id="rId23" w:history="1">
-          <w:r>
-            <w:rPr>
-              <w:rStyle w:val="Hyperlink"/>
-            </w:rPr>
-            <w:t>uw</w:t>
-          </w:r>
-        </w:hyperlink>
+        <w:t xml:space="preserve"> Het nieuw</w:t>
       </w:r>
       <w:r>
         <w:rPr>
@@ -2733,85 +2683,13 @@
       </w:r>
       <w:r>
         <w:rPr>
-          <w:u w:val="single" w:color="0000ff"/>
           <w:rFonts w:ascii="Charis SIL Regular" w:hAnsi="Charis SIL Regular" w:eastAsia="Charis SIL Regular"/>
           <w:b w:val="0"/>
           <w:i w:val="0"/>
           <w:color w:val="000000"/>
           <w:sz w:val="24"/>
         </w:rPr>
-        <w:hyperlink r:id="rId24" w:history="1">
-          <w:r>
-            <w:rPr>
-              <w:rStyle w:val="Hyperlink"/>
-            </w:rPr>
-            <w:t>materiaal voor herkom</w:t>
-          </w:r>
-        </w:hyperlink>
-      </w:r>
-      <w:r>
-        <w:rPr>
-          <w:rFonts w:ascii="Charis SIL Regular" w:hAnsi="Charis SIL Regular" w:eastAsia="Charis SIL Regular"/>
-          <w:b w:val="0"/>
-          <w:i w:val="0"/>
-          <w:color w:val="000000"/>
-          <w:sz w:val="24"/>
-        </w:rPr>
-        <w:t>stonder</w:t>
-      </w:r>
-      <w:r>
-        <w:rPr>
-          <w:u w:val="single" w:color="0000ff"/>
-          <w:rFonts w:ascii="Charis SIL Regular" w:hAnsi="Charis SIL Regular" w:eastAsia="Charis SIL Regular"/>
-          <w:b w:val="0"/>
-          <w:i w:val="0"/>
-          <w:color w:val="000000"/>
-          <w:sz w:val="24"/>
-        </w:rPr>
-        <w:hyperlink r:id="rId25" w:history="1">
-          <w:r>
-            <w:rPr>
-              <w:rStyle w:val="Hyperlink"/>
-            </w:rPr>
-            <w:t>zoek b</w:t>
-          </w:r>
-        </w:hyperlink>
-      </w:r>
-      <w:r>
-        <w:rPr>
-          <w:u w:val="single" w:color="0000ff"/>
-          <w:rFonts w:ascii="Charis SIL Regular" w:hAnsi="Charis SIL Regular" w:eastAsia="Charis SIL Regular"/>
-          <w:b w:val="0"/>
-          <w:i w:val="0"/>
-          <w:color w:val="000000"/>
-          <w:sz w:val="24"/>
-        </w:rPr>
-        <w:hyperlink r:id="rId25" w:history="1">
-          <w:r>
-            <w:rPr>
-              <w:rStyle w:val="Hyperlink"/>
-            </w:rPr>
-            <w:t>e</w:t>
-          </w:r>
-        </w:hyperlink>
-      </w:r>
-      <w:r>
-        <w:rPr>
-          <w:u w:val="single" w:color="0000ff"/>
-          <w:rFonts w:ascii="Charis SIL Regular" w:hAnsi="Charis SIL Regular" w:eastAsia="Charis SIL Regular"/>
-          <w:b w:val="0"/>
-          <w:i w:val="0"/>
-          <w:color w:val="000000"/>
-          <w:sz w:val="24"/>
-        </w:rPr>
-        <w:hyperlink r:id="rId25" w:history="1">
-          <w:r>
-            <w:rPr>
-              <w:rStyle w:val="Hyperlink"/>
-            </w:rPr>
-            <w:t>vatte</w:t>
-          </w:r>
-        </w:hyperlink>
+        <w:t>materiaal voor herkomstonderzoek bevatte</w:t>
       </w:r>
       <w:r>
         <w:rPr>
@@ -3049,14 +2927,7 @@
           <w:color w:val="000000"/>
           <w:sz w:val="24"/>
         </w:rPr>
-        <w:hyperlink r:id="rId26" w:history="1">
-          <w:r>
-            <w:rPr>
-              <w:rStyle w:val="Hyperlink"/>
-            </w:rPr>
-            <w:t>prijsvragen die do</w:t>
-          </w:r>
-        </w:hyperlink>
+        <w:t>prijsvragen die do</w:t>
       </w:r>
       <w:r>
         <w:rPr>

--- a/EXPORTS/DOCX/published/niveau3/Dutch/ZeeuwschGenootschap.docx
+++ b/EXPORTS/DOCX/published/niveau3/Dutch/ZeeuwschGenootschap.docx
@@ -1938,9 +1938,15 @@
           <w:i w:val="0"/>
           <w:color w:val="0000FF"/>
           <w:sz w:val="24"/>
-          <w:u w:val="single"/>
         </w:rPr>
-        <w:t>e</w:t>
+        <w:hyperlink r:id="rId22" w:history="1">
+          <w:r>
+            <w:rPr>
+              <w:rStyle w:val="Hyperlink"/>
+            </w:rPr>
+            <w:t>e</w:t>
+          </w:r>
+        </w:hyperlink>
       </w:r>
       <w:r>
         <w:rPr>
@@ -2351,13 +2357,57 @@
       </w:r>
       <w:r>
         <w:rPr>
+          <w:u w:val="single" w:color="0000ff"/>
           <w:rFonts w:ascii="Charis SIL Regular" w:hAnsi="Charis SIL Regular" w:eastAsia="Charis SIL Regular"/>
           <w:b w:val="0"/>
           <w:i w:val="0"/>
           <w:color w:val="000000"/>
           <w:sz w:val="24"/>
         </w:rPr>
-        <w:t xml:space="preserve"> Het nieuw</w:t>
+        <w:hyperlink r:id="rId23" w:history="1">
+          <w:r>
+            <w:rPr>
+              <w:rStyle w:val="Hyperlink"/>
+            </w:rPr>
+            <w:t xml:space="preserve"> Het ni</w:t>
+          </w:r>
+        </w:hyperlink>
+      </w:r>
+      <w:r>
+        <w:rPr>
+          <w:u w:val="single" w:color="0000ff"/>
+          <w:rFonts w:ascii="Charis SIL Regular" w:hAnsi="Charis SIL Regular" w:eastAsia="Charis SIL Regular"/>
+          <w:b w:val="0"/>
+          <w:i w:val="0"/>
+          <w:color w:val="000000"/>
+          <w:sz w:val="24"/>
+        </w:rPr>
+        <w:hyperlink r:id="rId23" w:history="1">
+          <w:r>
+            <w:rPr>
+              <w:rStyle w:val="Hyperlink"/>
+            </w:rPr>
+            <w:t>e</w:t>
+          </w:r>
+        </w:hyperlink>
+      </w:r>
+      <w:r>
+        <w:rPr>
+          <w:u w:val="single" w:color="0000ff"/>
+          <w:rFonts w:ascii="Charis SIL Regular" w:hAnsi="Charis SIL Regular" w:eastAsia="Charis SIL Regular"/>
+          <w:b w:val="0"/>
+          <w:i w:val="0"/>
+          <w:color w:val="000000"/>
+          <w:sz w:val="24"/>
+        </w:rPr>
+        <w:hyperlink r:id="rId23" w:history="1">
+          <w:r>
+            <w:rPr>
+              <w:rStyle w:val="Hyperlink"/>
+            </w:rPr>
+            <w:t>uw</w:t>
+          </w:r>
+        </w:hyperlink>
       </w:r>
       <w:r>
         <w:rPr>
@@ -2683,13 +2733,85 @@
       </w:r>
       <w:r>
         <w:rPr>
+          <w:u w:val="single" w:color="0000ff"/>
           <w:rFonts w:ascii="Charis SIL Regular" w:hAnsi="Charis SIL Regular" w:eastAsia="Charis SIL Regular"/>
           <w:b w:val="0"/>
           <w:i w:val="0"/>
           <w:color w:val="000000"/>
           <w:sz w:val="24"/>
         </w:rPr>
-        <w:t>materiaal voor herkomstonderzoek bevatte</w:t>
+        <w:hyperlink r:id="rId24" w:history="1">
+          <w:r>
+            <w:rPr>
+              <w:rStyle w:val="Hyperlink"/>
+            </w:rPr>
+            <w:t>materiaal voor herkom</w:t>
+          </w:r>
+        </w:hyperlink>
+      </w:r>
+      <w:r>
+        <w:rPr>
+          <w:rFonts w:ascii="Charis SIL Regular" w:hAnsi="Charis SIL Regular" w:eastAsia="Charis SIL Regular"/>
+          <w:b w:val="0"/>
+          <w:i w:val="0"/>
+          <w:color w:val="000000"/>
+          <w:sz w:val="24"/>
+        </w:rPr>
+        <w:t>stonder</w:t>
+      </w:r>
+      <w:r>
+        <w:rPr>
+          <w:u w:val="single" w:color="0000ff"/>
+          <w:rFonts w:ascii="Charis SIL Regular" w:hAnsi="Charis SIL Regular" w:eastAsia="Charis SIL Regular"/>
+          <w:b w:val="0"/>
+          <w:i w:val="0"/>
+          <w:color w:val="000000"/>
+          <w:sz w:val="24"/>
+        </w:rPr>
+        <w:hyperlink r:id="rId25" w:history="1">
+          <w:r>
+            <w:rPr>
+              <w:rStyle w:val="Hyperlink"/>
+            </w:rPr>
+            <w:t>zoek b</w:t>
+          </w:r>
+        </w:hyperlink>
+      </w:r>
+      <w:r>
+        <w:rPr>
+          <w:u w:val="single" w:color="0000ff"/>
+          <w:rFonts w:ascii="Charis SIL Regular" w:hAnsi="Charis SIL Regular" w:eastAsia="Charis SIL Regular"/>
+          <w:b w:val="0"/>
+          <w:i w:val="0"/>
+          <w:color w:val="000000"/>
+          <w:sz w:val="24"/>
+        </w:rPr>
+        <w:hyperlink r:id="rId25" w:history="1">
+          <w:r>
+            <w:rPr>
+              <w:rStyle w:val="Hyperlink"/>
+            </w:rPr>
+            <w:t>e</w:t>
+          </w:r>
+        </w:hyperlink>
+      </w:r>
+      <w:r>
+        <w:rPr>
+          <w:u w:val="single" w:color="0000ff"/>
+          <w:rFonts w:ascii="Charis SIL Regular" w:hAnsi="Charis SIL Regular" w:eastAsia="Charis SIL Regular"/>
+          <w:b w:val="0"/>
+          <w:i w:val="0"/>
+          <w:color w:val="000000"/>
+          <w:sz w:val="24"/>
+        </w:rPr>
+        <w:hyperlink r:id="rId25" w:history="1">
+          <w:r>
+            <w:rPr>
+              <w:rStyle w:val="Hyperlink"/>
+            </w:rPr>
+            <w:t>vatte</w:t>
+          </w:r>
+        </w:hyperlink>
       </w:r>
       <w:r>
         <w:rPr>
@@ -2927,7 +3049,14 @@
           <w:color w:val="000000"/>
           <w:sz w:val="24"/>
         </w:rPr>
-        <w:t>prijsvragen die do</w:t>
+        <w:hyperlink r:id="rId26" w:history="1">
+          <w:r>
+            <w:rPr>
+              <w:rStyle w:val="Hyperlink"/>
+            </w:rPr>
+            <w:t>prijsvragen die do</w:t>
+          </w:r>
+        </w:hyperlink>
       </w:r>
       <w:r>
         <w:rPr>

--- a/EXPORTS/DOCX/published/niveau3/Dutch/ZeeuwschGenootschap.docx
+++ b/EXPORTS/DOCX/published/niveau3/Dutch/ZeeuwschGenootschap.docx
@@ -616,61 +616,7 @@
           <w:color w:val="000000"/>
           <w:sz w:val="24"/>
         </w:rPr>
-        <w:t>; kaarten, tekeningen en prenten beru</w:t>
-      </w:r>
-      <w:r>
-        <w:rPr>
-          <w:u w:val="single" w:color="0000ff"/>
-          <w:rFonts w:ascii="Charis SIL Regular" w:hAnsi="Charis SIL Regular" w:eastAsia="Charis SIL Regular"/>
-          <w:b w:val="0"/>
-          <w:i w:val="0"/>
-          <w:color w:val="000000"/>
-          <w:sz w:val="24"/>
-        </w:rPr>
-        <w:hyperlink r:id="rId10" w:history="1">
-          <w:r>
-            <w:rPr>
-              <w:rStyle w:val="Hyperlink"/>
-            </w:rPr>
-            <w:t>sten bi</w:t>
-          </w:r>
-        </w:hyperlink>
-      </w:r>
-      <w:r>
-        <w:rPr>
-          <w:u w:val="single" w:color="0000ff"/>
-          <w:rFonts w:ascii="Charis SIL Regular" w:hAnsi="Charis SIL Regular" w:eastAsia="Charis SIL Regular"/>
-          <w:b w:val="0"/>
-          <w:i w:val="0"/>
-          <w:color w:val="000000"/>
-          <w:sz w:val="24"/>
-        </w:rPr>
-        <w:hyperlink r:id="rId10" w:history="1">
-          <w:r>
-            <w:rPr>
-              <w:rStyle w:val="Hyperlink"/>
-            </w:rPr>
-            <w:t>j</w:t>
-          </w:r>
-        </w:hyperlink>
-      </w:r>
-      <w:r>
-        <w:rPr>
-          <w:u w:val="single" w:color="0000ff"/>
-          <w:rFonts w:ascii="Charis SIL Regular" w:hAnsi="Charis SIL Regular" w:eastAsia="Charis SIL Regular"/>
-          <w:b w:val="0"/>
-          <w:i w:val="0"/>
-          <w:color w:val="000000"/>
-          <w:sz w:val="24"/>
-        </w:rPr>
-        <w:hyperlink r:id="rId10" w:history="1">
-          <w:r>
-            <w:rPr>
-              <w:rStyle w:val="Hyperlink"/>
-            </w:rPr>
-            <w:t xml:space="preserve"> het </w:t>
-          </w:r>
-        </w:hyperlink>
+        <w:t xml:space="preserve">; kaarten, tekeningen en prenten berusten bij het </w:t>
       </w:r>
       <w:r>
         <w:rPr>
@@ -681,7 +627,7 @@
           <w:sz w:val="24"/>
           <w:u w:val="single"/>
         </w:rPr>
-        <w:hyperlink r:id="rId10" w:history="1">
+        <w:hyperlink r:id="rId12" w:history="1">
           <w:r>
             <w:rPr>
               <w:rStyle w:val="Hyperlink"/>
@@ -697,8 +643,16 @@
           <w:i w:val="0"/>
           <w:color w:val="0000FF"/>
           <w:sz w:val="24"/>
-        </w:rPr>
-        <w:t>ws Arc</w:t>
+          <w:u w:val="single"/>
+        </w:rPr>
+        <w:hyperlink r:id="rId12" w:history="1">
+          <w:r>
+            <w:rPr>
+              <w:rStyle w:val="Hyperlink"/>
+            </w:rPr>
+            <w:t>ws</w:t>
+          </w:r>
+        </w:hyperlink>
       </w:r>
       <w:r>
         <w:rPr>
@@ -709,7 +663,36 @@
           <w:sz w:val="24"/>
           <w:u w:val="single"/>
         </w:rPr>
-        <w:hyperlink r:id="rId11" w:history="1">
+        <w:t xml:space="preserve"> </w:t>
+      </w:r>
+      <w:r>
+        <w:rPr>
+          <w:rFonts w:ascii="Charis SIL Regular" w:hAnsi="Charis SIL Regular" w:eastAsia="Charis SIL Regular"/>
+          <w:b w:val="0"/>
+          <w:i w:val="0"/>
+          <w:color w:val="0000FF"/>
+          <w:sz w:val="24"/>
+          <w:u w:val="single"/>
+        </w:rPr>
+        <w:hyperlink r:id="rId12" w:history="1">
+          <w:r>
+            <w:rPr>
+              <w:rStyle w:val="Hyperlink"/>
+            </w:rPr>
+            <w:t>Arc</w:t>
+          </w:r>
+        </w:hyperlink>
+      </w:r>
+      <w:r>
+        <w:rPr>
+          <w:rFonts w:ascii="Charis SIL Regular" w:hAnsi="Charis SIL Regular" w:eastAsia="Charis SIL Regular"/>
+          <w:b w:val="0"/>
+          <w:i w:val="0"/>
+          <w:color w:val="0000FF"/>
+          <w:sz w:val="24"/>
+          <w:u w:val="single"/>
+        </w:rPr>
+        <w:hyperlink r:id="rId12" w:history="1">
           <w:r>
             <w:rPr>
               <w:rStyle w:val="Hyperlink"/>
@@ -765,13 +748,67 @@
       </w:r>
       <w:r>
         <w:rPr>
+          <w:u w:val="single" w:color="0000ff"/>
           <w:rFonts w:ascii="Charis SIL Regular" w:hAnsi="Charis SIL Regular" w:eastAsia="Charis SIL Regular"/>
           <w:b w:val="0"/>
           <w:i w:val="0"/>
           <w:color w:val="000000"/>
           <w:sz w:val="24"/>
         </w:rPr>
-        <w:t xml:space="preserve">en handschriften vind je bij de </w:t>
+        <w:hyperlink r:id="rId11" w:history="1">
+          <w:r>
+            <w:rPr>
+              <w:rStyle w:val="Hyperlink"/>
+            </w:rPr>
+            <w:t>en hands</w:t>
+          </w:r>
+        </w:hyperlink>
+      </w:r>
+      <w:r>
+        <w:rPr>
+          <w:u w:val="single" w:color="0000ff"/>
+          <w:rFonts w:ascii="Charis SIL Regular" w:hAnsi="Charis SIL Regular" w:eastAsia="Charis SIL Regular"/>
+          <w:b w:val="0"/>
+          <w:i w:val="0"/>
+          <w:color w:val="000000"/>
+          <w:sz w:val="24"/>
+        </w:rPr>
+        <w:hyperlink r:id="rId11" w:history="1">
+          <w:r>
+            <w:rPr>
+              <w:rStyle w:val="Hyperlink"/>
+            </w:rPr>
+            <w:t>c</w:t>
+          </w:r>
+        </w:hyperlink>
+      </w:r>
+      <w:r>
+        <w:rPr>
+          <w:u w:val="single" w:color="0000ff"/>
+          <w:rFonts w:ascii="Charis SIL Regular" w:hAnsi="Charis SIL Regular" w:eastAsia="Charis SIL Regular"/>
+          <w:b w:val="0"/>
+          <w:i w:val="0"/>
+          <w:color w:val="000000"/>
+          <w:sz w:val="24"/>
+        </w:rPr>
+        <w:hyperlink r:id="rId11" w:history="1">
+          <w:r>
+            <w:rPr>
+              <w:rStyle w:val="Hyperlink"/>
+            </w:rPr>
+            <w:t>hriften vin</w:t>
+          </w:r>
+        </w:hyperlink>
+      </w:r>
+      <w:r>
+        <w:rPr>
+          <w:rFonts w:ascii="Charis SIL Regular" w:hAnsi="Charis SIL Regular" w:eastAsia="Charis SIL Regular"/>
+          <w:b w:val="0"/>
+          <w:i w:val="0"/>
+          <w:color w:val="000000"/>
+          <w:sz w:val="24"/>
+        </w:rPr>
+        <w:t xml:space="preserve">d je bij de </w:t>
       </w:r>
       <w:r>
         <w:rPr>
@@ -782,7 +819,7 @@
           <w:sz w:val="24"/>
           <w:u w:val="single"/>
         </w:rPr>
-        <w:hyperlink r:id="rId12" w:history="1">
+        <w:hyperlink r:id="rId13" w:history="1">
           <w:r>
             <w:rPr>
               <w:rStyle w:val="Hyperlink"/>
@@ -811,7 +848,7 @@
           <w:sz w:val="24"/>
           <w:u w:val="single"/>
         </w:rPr>
-        <w:hyperlink r:id="rId12" w:history="1">
+        <w:hyperlink r:id="rId13" w:history="1">
           <w:r>
             <w:rPr>
               <w:rStyle w:val="Hyperlink"/>
@@ -839,7 +876,7 @@
           <w:color w:val="000000"/>
           <w:sz w:val="24"/>
         </w:rPr>
-        <w:hyperlink r:id="rId13" w:history="1">
+        <w:hyperlink r:id="rId12" w:history="1">
           <w:r>
             <w:rPr>
               <w:rStyle w:val="Hyperlink"/>
@@ -868,7 +905,7 @@
           <w:color w:val="000000"/>
           <w:sz w:val="24"/>
         </w:rPr>
-        <w:hyperlink r:id="rId13" w:history="1">
+        <w:hyperlink r:id="rId12" w:history="1">
           <w:r>
             <w:rPr>
               <w:rStyle w:val="Hyperlink"/>
@@ -917,7 +954,7 @@
           <w:color w:val="000000"/>
           <w:sz w:val="24"/>
         </w:rPr>
-        <w:hyperlink r:id="rId12" w:history="1">
+        <w:hyperlink r:id="rId13" w:history="1">
           <w:r>
             <w:rPr>
               <w:rStyle w:val="Hyperlink"/>
@@ -935,7 +972,7 @@
           <w:color w:val="000000"/>
           <w:sz w:val="24"/>
         </w:rPr>
-        <w:hyperlink r:id="rId12" w:history="1">
+        <w:hyperlink r:id="rId13" w:history="1">
           <w:r>
             <w:rPr>
               <w:rStyle w:val="Hyperlink"/>
@@ -2020,7 +2057,7 @@
           <w:sz w:val="24"/>
           <w:u w:val="single"/>
         </w:rPr>
-        <w:hyperlink r:id="rId13" w:history="1">
+        <w:hyperlink r:id="rId12" w:history="1">
           <w:r>
             <w:rPr>
               <w:rStyle w:val="Hyperlink"/>
@@ -2049,7 +2086,7 @@
           <w:sz w:val="24"/>
           <w:u w:val="single"/>
         </w:rPr>
-        <w:hyperlink r:id="rId13" w:history="1">
+        <w:hyperlink r:id="rId12" w:history="1">
           <w:r>
             <w:rPr>
               <w:rStyle w:val="Hyperlink"/>
@@ -2260,7 +2297,7 @@
           <w:color w:val="000000"/>
           <w:sz w:val="24"/>
         </w:rPr>
-        <w:hyperlink r:id="rId13" w:history="1">
+        <w:hyperlink r:id="rId12" w:history="1">
           <w:r>
             <w:rPr>
               <w:rStyle w:val="Hyperlink"/>
@@ -2289,7 +2326,7 @@
           <w:color w:val="000000"/>
           <w:sz w:val="24"/>
         </w:rPr>
-        <w:hyperlink r:id="rId13" w:history="1">
+        <w:hyperlink r:id="rId12" w:history="1">
           <w:r>
             <w:rPr>
               <w:rStyle w:val="Hyperlink"/>

--- a/EXPORTS/DOCX/published/niveau3/Dutch/ZeeuwschGenootschap.docx
+++ b/EXPORTS/DOCX/published/niveau3/Dutch/ZeeuwschGenootschap.docx
@@ -625,16 +625,8 @@
           <w:i w:val="0"/>
           <w:color w:val="0000FF"/>
           <w:sz w:val="24"/>
-          <w:u w:val="single"/>
         </w:rPr>
-        <w:hyperlink r:id="rId12" w:history="1">
-          <w:r>
-            <w:rPr>
-              <w:rStyle w:val="Hyperlink"/>
-            </w:rPr>
-            <w:t>Zeeu</w:t>
-          </w:r>
-        </w:hyperlink>
+        <w:t>Zeeuws Arc</w:t>
       </w:r>
       <w:r>
         <w:rPr>
@@ -645,54 +637,7 @@
           <w:sz w:val="24"/>
           <w:u w:val="single"/>
         </w:rPr>
-        <w:hyperlink r:id="rId12" w:history="1">
-          <w:r>
-            <w:rPr>
-              <w:rStyle w:val="Hyperlink"/>
-            </w:rPr>
-            <w:t>ws</w:t>
-          </w:r>
-        </w:hyperlink>
-      </w:r>
-      <w:r>
-        <w:rPr>
-          <w:rFonts w:ascii="Charis SIL Regular" w:hAnsi="Charis SIL Regular" w:eastAsia="Charis SIL Regular"/>
-          <w:b w:val="0"/>
-          <w:i w:val="0"/>
-          <w:color w:val="0000FF"/>
-          <w:sz w:val="24"/>
-          <w:u w:val="single"/>
-        </w:rPr>
-        <w:t xml:space="preserve"> </w:t>
-      </w:r>
-      <w:r>
-        <w:rPr>
-          <w:rFonts w:ascii="Charis SIL Regular" w:hAnsi="Charis SIL Regular" w:eastAsia="Charis SIL Regular"/>
-          <w:b w:val="0"/>
-          <w:i w:val="0"/>
-          <w:color w:val="0000FF"/>
-          <w:sz w:val="24"/>
-          <w:u w:val="single"/>
-        </w:rPr>
-        <w:hyperlink r:id="rId12" w:history="1">
-          <w:r>
-            <w:rPr>
-              <w:rStyle w:val="Hyperlink"/>
-            </w:rPr>
-            <w:t>Arc</w:t>
-          </w:r>
-        </w:hyperlink>
-      </w:r>
-      <w:r>
-        <w:rPr>
-          <w:rFonts w:ascii="Charis SIL Regular" w:hAnsi="Charis SIL Regular" w:eastAsia="Charis SIL Regular"/>
-          <w:b w:val="0"/>
-          <w:i w:val="0"/>
-          <w:color w:val="0000FF"/>
-          <w:sz w:val="24"/>
-          <w:u w:val="single"/>
-        </w:rPr>
-        <w:hyperlink r:id="rId12" w:history="1">
+        <w:hyperlink r:id="rId11" w:history="1">
           <w:r>
             <w:rPr>
               <w:rStyle w:val="Hyperlink"/>
@@ -819,7 +764,7 @@
           <w:sz w:val="24"/>
           <w:u w:val="single"/>
         </w:rPr>
-        <w:hyperlink r:id="rId13" w:history="1">
+        <w:hyperlink r:id="rId12" w:history="1">
           <w:r>
             <w:rPr>
               <w:rStyle w:val="Hyperlink"/>
@@ -848,7 +793,7 @@
           <w:sz w:val="24"/>
           <w:u w:val="single"/>
         </w:rPr>
-        <w:hyperlink r:id="rId13" w:history="1">
+        <w:hyperlink r:id="rId12" w:history="1">
           <w:r>
             <w:rPr>
               <w:rStyle w:val="Hyperlink"/>
@@ -866,6 +811,84 @@
           <w:sz w:val="24"/>
         </w:rPr>
         <w:t xml:space="preserve"> en fossielen, sche</w:t>
+      </w:r>
+      <w:r>
+        <w:rPr>
+          <w:u w:val="single" w:color="0000ff"/>
+          <w:rFonts w:ascii="Charis SIL Regular" w:hAnsi="Charis SIL Regular" w:eastAsia="Charis SIL Regular"/>
+          <w:b w:val="0"/>
+          <w:i w:val="0"/>
+          <w:color w:val="000000"/>
+          <w:sz w:val="24"/>
+        </w:rPr>
+        <w:hyperlink r:id="rId13" w:history="1">
+          <w:r>
+            <w:rPr>
+              <w:rStyle w:val="Hyperlink"/>
+            </w:rPr>
+            <w:t>lpen en</w:t>
+          </w:r>
+        </w:hyperlink>
+      </w:r>
+      <w:r>
+        <w:rPr>
+          <w:u w:val="single" w:color="0000ff"/>
+          <w:rFonts w:ascii="Charis SIL Regular" w:hAnsi="Charis SIL Regular" w:eastAsia="Charis SIL Regular"/>
+          <w:b w:val="0"/>
+          <w:i w:val="0"/>
+          <w:color w:val="000000"/>
+          <w:sz w:val="24"/>
+        </w:rPr>
+        <w:t xml:space="preserve"> </w:t>
+      </w:r>
+      <w:r>
+        <w:rPr>
+          <w:u w:val="single" w:color="0000ff"/>
+          <w:rFonts w:ascii="Charis SIL Regular" w:hAnsi="Charis SIL Regular" w:eastAsia="Charis SIL Regular"/>
+          <w:b w:val="0"/>
+          <w:i w:val="0"/>
+          <w:color w:val="000000"/>
+          <w:sz w:val="24"/>
+        </w:rPr>
+        <w:hyperlink r:id="rId13" w:history="1">
+          <w:r>
+            <w:rPr>
+              <w:rStyle w:val="Hyperlink"/>
+            </w:rPr>
+            <w:t>minera</w:t>
+          </w:r>
+        </w:hyperlink>
+      </w:r>
+      <w:r>
+        <w:rPr>
+          <w:u w:val="single" w:color="0000ff"/>
+          <w:rFonts w:ascii="Charis SIL Regular" w:hAnsi="Charis SIL Regular" w:eastAsia="Charis SIL Regular"/>
+          <w:b w:val="0"/>
+          <w:i w:val="0"/>
+          <w:color w:val="000000"/>
+          <w:sz w:val="24"/>
+        </w:rPr>
+        <w:t>l</w:t>
+      </w:r>
+      <w:r>
+        <w:rPr>
+          <w:rFonts w:ascii="Charis SIL Regular" w:hAnsi="Charis SIL Regular" w:eastAsia="Charis SIL Regular"/>
+          <w:b w:val="0"/>
+          <w:i w:val="0"/>
+          <w:color w:val="000000"/>
+          <w:sz w:val="24"/>
+        </w:rPr>
+        <w:t xml:space="preserve">en, </w:t>
+      </w:r>
+      <w:r>
+        <w:rPr>
+          <w:rFonts w:ascii="Charis SIL Regular" w:hAnsi="Charis SIL Regular" w:eastAsia="Charis SIL Regular"/>
+          <w:b w:val="0"/>
+          <w:i w:val="0"/>
+          <w:color w:val="000000"/>
+          <w:sz w:val="24"/>
+        </w:rPr>
+        <w:t>deels afkomstig van de overzee</w:t>
       </w:r>
       <w:r>
         <w:rPr>
@@ -881,20 +904,9 @@
             <w:rPr>
               <w:rStyle w:val="Hyperlink"/>
             </w:rPr>
-            <w:t>lpen en</w:t>
+            <w:t>se koloni</w:t>
           </w:r>
         </w:hyperlink>
-      </w:r>
-      <w:r>
-        <w:rPr>
-          <w:u w:val="single" w:color="0000ff"/>
-          <w:rFonts w:ascii="Charis SIL Regular" w:hAnsi="Charis SIL Regular" w:eastAsia="Charis SIL Regular"/>
-          <w:b w:val="0"/>
-          <w:i w:val="0"/>
-          <w:color w:val="000000"/>
-          <w:sz w:val="24"/>
-        </w:rPr>
-        <w:t xml:space="preserve"> </w:t>
       </w:r>
       <w:r>
         <w:rPr>
@@ -906,73 +918,6 @@
           <w:sz w:val="24"/>
         </w:rPr>
         <w:hyperlink r:id="rId12" w:history="1">
-          <w:r>
-            <w:rPr>
-              <w:rStyle w:val="Hyperlink"/>
-            </w:rPr>
-            <w:t>minera</w:t>
-          </w:r>
-        </w:hyperlink>
-      </w:r>
-      <w:r>
-        <w:rPr>
-          <w:u w:val="single" w:color="0000ff"/>
-          <w:rFonts w:ascii="Charis SIL Regular" w:hAnsi="Charis SIL Regular" w:eastAsia="Charis SIL Regular"/>
-          <w:b w:val="0"/>
-          <w:i w:val="0"/>
-          <w:color w:val="000000"/>
-          <w:sz w:val="24"/>
-        </w:rPr>
-        <w:t>l</w:t>
-      </w:r>
-      <w:r>
-        <w:rPr>
-          <w:rFonts w:ascii="Charis SIL Regular" w:hAnsi="Charis SIL Regular" w:eastAsia="Charis SIL Regular"/>
-          <w:b w:val="0"/>
-          <w:i w:val="0"/>
-          <w:color w:val="000000"/>
-          <w:sz w:val="24"/>
-        </w:rPr>
-        <w:t xml:space="preserve">en, </w:t>
-      </w:r>
-      <w:r>
-        <w:rPr>
-          <w:rFonts w:ascii="Charis SIL Regular" w:hAnsi="Charis SIL Regular" w:eastAsia="Charis SIL Regular"/>
-          <w:b w:val="0"/>
-          <w:i w:val="0"/>
-          <w:color w:val="000000"/>
-          <w:sz w:val="24"/>
-        </w:rPr>
-        <w:t>deels afkomstig van de overzee</w:t>
-      </w:r>
-      <w:r>
-        <w:rPr>
-          <w:u w:val="single" w:color="0000ff"/>
-          <w:rFonts w:ascii="Charis SIL Regular" w:hAnsi="Charis SIL Regular" w:eastAsia="Charis SIL Regular"/>
-          <w:b w:val="0"/>
-          <w:i w:val="0"/>
-          <w:color w:val="000000"/>
-          <w:sz w:val="24"/>
-        </w:rPr>
-        <w:hyperlink r:id="rId13" w:history="1">
-          <w:r>
-            <w:rPr>
-              <w:rStyle w:val="Hyperlink"/>
-            </w:rPr>
-            <w:t>se koloni</w:t>
-          </w:r>
-        </w:hyperlink>
-      </w:r>
-      <w:r>
-        <w:rPr>
-          <w:u w:val="single" w:color="0000ff"/>
-          <w:rFonts w:ascii="Charis SIL Regular" w:hAnsi="Charis SIL Regular" w:eastAsia="Charis SIL Regular"/>
-          <w:b w:val="0"/>
-          <w:i w:val="0"/>
-          <w:color w:val="000000"/>
-          <w:sz w:val="24"/>
-        </w:rPr>
-        <w:hyperlink r:id="rId13" w:history="1">
           <w:r>
             <w:rPr>
               <w:rStyle w:val="Hyperlink"/>
@@ -2057,7 +2002,7 @@
           <w:sz w:val="24"/>
           <w:u w:val="single"/>
         </w:rPr>
-        <w:hyperlink r:id="rId12" w:history="1">
+        <w:hyperlink r:id="rId13" w:history="1">
           <w:r>
             <w:rPr>
               <w:rStyle w:val="Hyperlink"/>
@@ -2086,7 +2031,7 @@
           <w:sz w:val="24"/>
           <w:u w:val="single"/>
         </w:rPr>
-        <w:hyperlink r:id="rId12" w:history="1">
+        <w:hyperlink r:id="rId13" w:history="1">
           <w:r>
             <w:rPr>
               <w:rStyle w:val="Hyperlink"/>
@@ -2297,7 +2242,7 @@
           <w:color w:val="000000"/>
           <w:sz w:val="24"/>
         </w:rPr>
-        <w:hyperlink r:id="rId12" w:history="1">
+        <w:hyperlink r:id="rId13" w:history="1">
           <w:r>
             <w:rPr>
               <w:rStyle w:val="Hyperlink"/>
@@ -2326,7 +2271,7 @@
           <w:color w:val="000000"/>
           <w:sz w:val="24"/>
         </w:rPr>
-        <w:hyperlink r:id="rId12" w:history="1">
+        <w:hyperlink r:id="rId13" w:history="1">
           <w:r>
             <w:rPr>
               <w:rStyle w:val="Hyperlink"/>

--- a/EXPORTS/DOCX/published/niveau3/Dutch/ZeeuwschGenootschap.docx
+++ b/EXPORTS/DOCX/published/niveau3/Dutch/ZeeuwschGenootschap.docx
@@ -1920,15 +1920,9 @@
           <w:i w:val="0"/>
           <w:color w:val="0000FF"/>
           <w:sz w:val="24"/>
+          <w:u w:val="single"/>
         </w:rPr>
-        <w:hyperlink r:id="rId22" w:history="1">
-          <w:r>
-            <w:rPr>
-              <w:rStyle w:val="Hyperlink"/>
-            </w:rPr>
-            <w:t>e</w:t>
-          </w:r>
-        </w:hyperlink>
+        <w:t>e</w:t>
       </w:r>
       <w:r>
         <w:rPr>

--- a/EXPORTS/DOCX/published/niveau3/Dutch/ZeeuwschGenootschap.docx
+++ b/EXPORTS/DOCX/published/niveau3/Dutch/ZeeuwschGenootschap.docx
@@ -625,8 +625,16 @@
           <w:i w:val="0"/>
           <w:color w:val="0000FF"/>
           <w:sz w:val="24"/>
-        </w:rPr>
-        <w:t>Zeeuws Arc</w:t>
+          <w:u w:val="single"/>
+        </w:rPr>
+        <w:hyperlink r:id="rId12" w:history="1">
+          <w:r>
+            <w:rPr>
+              <w:rStyle w:val="Hyperlink"/>
+            </w:rPr>
+            <w:t>Zeeu</w:t>
+          </w:r>
+        </w:hyperlink>
       </w:r>
       <w:r>
         <w:rPr>
@@ -637,7 +645,54 @@
           <w:sz w:val="24"/>
           <w:u w:val="single"/>
         </w:rPr>
-        <w:hyperlink r:id="rId11" w:history="1">
+        <w:hyperlink r:id="rId12" w:history="1">
+          <w:r>
+            <w:rPr>
+              <w:rStyle w:val="Hyperlink"/>
+            </w:rPr>
+            <w:t>ws</w:t>
+          </w:r>
+        </w:hyperlink>
+      </w:r>
+      <w:r>
+        <w:rPr>
+          <w:rFonts w:ascii="Charis SIL Regular" w:hAnsi="Charis SIL Regular" w:eastAsia="Charis SIL Regular"/>
+          <w:b w:val="0"/>
+          <w:i w:val="0"/>
+          <w:color w:val="0000FF"/>
+          <w:sz w:val="24"/>
+          <w:u w:val="single"/>
+        </w:rPr>
+        <w:t xml:space="preserve"> </w:t>
+      </w:r>
+      <w:r>
+        <w:rPr>
+          <w:rFonts w:ascii="Charis SIL Regular" w:hAnsi="Charis SIL Regular" w:eastAsia="Charis SIL Regular"/>
+          <w:b w:val="0"/>
+          <w:i w:val="0"/>
+          <w:color w:val="0000FF"/>
+          <w:sz w:val="24"/>
+          <w:u w:val="single"/>
+        </w:rPr>
+        <w:hyperlink r:id="rId12" w:history="1">
+          <w:r>
+            <w:rPr>
+              <w:rStyle w:val="Hyperlink"/>
+            </w:rPr>
+            <w:t>Arc</w:t>
+          </w:r>
+        </w:hyperlink>
+      </w:r>
+      <w:r>
+        <w:rPr>
+          <w:rFonts w:ascii="Charis SIL Regular" w:hAnsi="Charis SIL Regular" w:eastAsia="Charis SIL Regular"/>
+          <w:b w:val="0"/>
+          <w:i w:val="0"/>
+          <w:color w:val="0000FF"/>
+          <w:sz w:val="24"/>
+          <w:u w:val="single"/>
+        </w:rPr>
+        <w:hyperlink r:id="rId12" w:history="1">
           <w:r>
             <w:rPr>
               <w:rStyle w:val="Hyperlink"/>
@@ -764,7 +819,7 @@
           <w:sz w:val="24"/>
           <w:u w:val="single"/>
         </w:rPr>
-        <w:hyperlink r:id="rId12" w:history="1">
+        <w:hyperlink r:id="rId13" w:history="1">
           <w:r>
             <w:rPr>
               <w:rStyle w:val="Hyperlink"/>
@@ -793,7 +848,7 @@
           <w:sz w:val="24"/>
           <w:u w:val="single"/>
         </w:rPr>
-        <w:hyperlink r:id="rId12" w:history="1">
+        <w:hyperlink r:id="rId13" w:history="1">
           <w:r>
             <w:rPr>
               <w:rStyle w:val="Hyperlink"/>
@@ -821,7 +876,7 @@
           <w:color w:val="000000"/>
           <w:sz w:val="24"/>
         </w:rPr>
-        <w:hyperlink r:id="rId13" w:history="1">
+        <w:hyperlink r:id="rId12" w:history="1">
           <w:r>
             <w:rPr>
               <w:rStyle w:val="Hyperlink"/>
@@ -850,7 +905,7 @@
           <w:color w:val="000000"/>
           <w:sz w:val="24"/>
         </w:rPr>
-        <w:hyperlink r:id="rId13" w:history="1">
+        <w:hyperlink r:id="rId12" w:history="1">
           <w:r>
             <w:rPr>
               <w:rStyle w:val="Hyperlink"/>
@@ -899,7 +954,7 @@
           <w:color w:val="000000"/>
           <w:sz w:val="24"/>
         </w:rPr>
-        <w:hyperlink r:id="rId12" w:history="1">
+        <w:hyperlink r:id="rId13" w:history="1">
           <w:r>
             <w:rPr>
               <w:rStyle w:val="Hyperlink"/>
@@ -917,7 +972,7 @@
           <w:color w:val="000000"/>
           <w:sz w:val="24"/>
         </w:rPr>
-        <w:hyperlink r:id="rId12" w:history="1">
+        <w:hyperlink r:id="rId13" w:history="1">
           <w:r>
             <w:rPr>
               <w:rStyle w:val="Hyperlink"/>
@@ -1996,7 +2051,7 @@
           <w:sz w:val="24"/>
           <w:u w:val="single"/>
         </w:rPr>
-        <w:hyperlink r:id="rId13" w:history="1">
+        <w:hyperlink r:id="rId12" w:history="1">
           <w:r>
             <w:rPr>
               <w:rStyle w:val="Hyperlink"/>
@@ -2025,7 +2080,7 @@
           <w:sz w:val="24"/>
           <w:u w:val="single"/>
         </w:rPr>
-        <w:hyperlink r:id="rId13" w:history="1">
+        <w:hyperlink r:id="rId12" w:history="1">
           <w:r>
             <w:rPr>
               <w:rStyle w:val="Hyperlink"/>
@@ -2236,7 +2291,7 @@
           <w:color w:val="000000"/>
           <w:sz w:val="24"/>
         </w:rPr>
-        <w:hyperlink r:id="rId13" w:history="1">
+        <w:hyperlink r:id="rId12" w:history="1">
           <w:r>
             <w:rPr>
               <w:rStyle w:val="Hyperlink"/>
@@ -2265,7 +2320,7 @@
           <w:color w:val="000000"/>
           <w:sz w:val="24"/>
         </w:rPr>
-        <w:hyperlink r:id="rId13" w:history="1">
+        <w:hyperlink r:id="rId12" w:history="1">
           <w:r>
             <w:rPr>
               <w:rStyle w:val="Hyperlink"/>

--- a/EXPORTS/DOCX/published/niveau3/Dutch/ZeeuwschGenootschap.docx
+++ b/EXPORTS/DOCX/published/niveau3/Dutch/ZeeuwschGenootschap.docx
@@ -616,7 +616,60 @@
           <w:color w:val="000000"/>
           <w:sz w:val="24"/>
         </w:rPr>
-        <w:t xml:space="preserve">; kaarten, tekeningen en prenten berusten bij het </w:t>
+        <w:t>; kaarten, tekeningen en prenten beru</w:t>
+      </w:r>
+      <w:r>
+        <w:rPr>
+          <w:u w:val="single" w:color="0000ff"/>
+          <w:rFonts w:ascii="Charis SIL Regular" w:hAnsi="Charis SIL Regular" w:eastAsia="Charis SIL Regular"/>
+          <w:b w:val="0"/>
+          <w:i w:val="0"/>
+          <w:color w:val="000000"/>
+          <w:sz w:val="24"/>
+        </w:rPr>
+        <w:hyperlink r:id="rId10" w:history="1">
+          <w:r>
+            <w:rPr>
+              <w:rStyle w:val="Hyperlink"/>
+            </w:rPr>
+            <w:t>sten bi</w:t>
+          </w:r>
+        </w:hyperlink>
+      </w:r>
+      <w:r>
+        <w:rPr>
+          <w:u w:val="single" w:color="0000ff"/>
+          <w:rFonts w:ascii="Charis SIL Regular" w:hAnsi="Charis SIL Regular" w:eastAsia="Charis SIL Regular"/>
+          <w:b w:val="0"/>
+          <w:i w:val="0"/>
+          <w:color w:val="000000"/>
+          <w:sz w:val="24"/>
+        </w:rPr>
+        <w:hyperlink r:id="rId10" w:history="1">
+          <w:r>
+            <w:rPr>
+              <w:rStyle w:val="Hyperlink"/>
+            </w:rPr>
+            <w:t>j</w:t>
+          </w:r>
+        </w:hyperlink>
+      </w:r>
+      <w:r>
+        <w:rPr>
+          <w:rFonts w:ascii="Charis SIL Regular" w:hAnsi="Charis SIL Regular" w:eastAsia="Charis SIL Regular"/>
+          <w:b w:val="0"/>
+          <w:i w:val="0"/>
+          <w:color w:val="000000"/>
+          <w:sz w:val="24"/>
+        </w:rPr>
+        <w:hyperlink r:id="rId10" w:history="1">
+          <w:r>
+            <w:rPr>
+              <w:rStyle w:val="Hyperlink"/>
+            </w:rPr>
+            <w:t xml:space="preserve"> het </w:t>
+          </w:r>
+        </w:hyperlink>
       </w:r>
       <w:r>
         <w:rPr>
@@ -627,7 +680,7 @@
           <w:sz w:val="24"/>
           <w:u w:val="single"/>
         </w:rPr>
-        <w:hyperlink r:id="rId12" w:history="1">
+        <w:hyperlink r:id="rId10" w:history="1">
           <w:r>
             <w:rPr>
               <w:rStyle w:val="Hyperlink"/>
@@ -3073,21 +3126,13 @@
       </w:r>
       <w:r>
         <w:rPr>
-          <w:u w:val="single" w:color="0000ff"/>
           <w:rFonts w:ascii="Charis SIL Regular" w:hAnsi="Charis SIL Regular" w:eastAsia="Charis SIL Regular"/>
           <w:b w:val="0"/>
           <w:i w:val="0"/>
           <w:color w:val="000000"/>
           <w:sz w:val="24"/>
         </w:rPr>
-        <w:hyperlink r:id="rId26" w:history="1">
-          <w:r>
-            <w:rPr>
-              <w:rStyle w:val="Hyperlink"/>
-            </w:rPr>
-            <w:t>prijsvragen die do</w:t>
-          </w:r>
-        </w:hyperlink>
+        <w:t>prijsvragen die do</w:t>
       </w:r>
       <w:r>
         <w:rPr>

--- a/EXPORTS/DOCX/published/niveau3/Dutch/ZeeuwschGenootschap.docx
+++ b/EXPORTS/DOCX/published/niveau3/Dutch/ZeeuwschGenootschap.docx
@@ -656,6 +656,7 @@
       </w:r>
       <w:r>
         <w:rPr>
+          <w:u w:val="single" w:color="0000ff"/>
           <w:rFonts w:ascii="Charis SIL Regular" w:hAnsi="Charis SIL Regular" w:eastAsia="Charis SIL Regular"/>
           <w:b w:val="0"/>
           <w:i w:val="0"/>
@@ -696,16 +697,8 @@
           <w:i w:val="0"/>
           <w:color w:val="0000FF"/>
           <w:sz w:val="24"/>
-          <w:u w:val="single"/>
         </w:rPr>
-        <w:hyperlink r:id="rId12" w:history="1">
-          <w:r>
-            <w:rPr>
-              <w:rStyle w:val="Hyperlink"/>
-            </w:rPr>
-            <w:t>ws</w:t>
-          </w:r>
-        </w:hyperlink>
+        <w:t>ws Arc</w:t>
       </w:r>
       <w:r>
         <w:rPr>
@@ -716,36 +709,7 @@
           <w:sz w:val="24"/>
           <w:u w:val="single"/>
         </w:rPr>
-        <w:t xml:space="preserve"> </w:t>
-      </w:r>
-      <w:r>
-        <w:rPr>
-          <w:rFonts w:ascii="Charis SIL Regular" w:hAnsi="Charis SIL Regular" w:eastAsia="Charis SIL Regular"/>
-          <w:b w:val="0"/>
-          <w:i w:val="0"/>
-          <w:color w:val="0000FF"/>
-          <w:sz w:val="24"/>
-          <w:u w:val="single"/>
-        </w:rPr>
-        <w:hyperlink r:id="rId12" w:history="1">
-          <w:r>
-            <w:rPr>
-              <w:rStyle w:val="Hyperlink"/>
-            </w:rPr>
-            <w:t>Arc</w:t>
-          </w:r>
-        </w:hyperlink>
-      </w:r>
-      <w:r>
-        <w:rPr>
-          <w:rFonts w:ascii="Charis SIL Regular" w:hAnsi="Charis SIL Regular" w:eastAsia="Charis SIL Regular"/>
-          <w:b w:val="0"/>
-          <w:i w:val="0"/>
-          <w:color w:val="0000FF"/>
-          <w:sz w:val="24"/>
-          <w:u w:val="single"/>
-        </w:rPr>
-        <w:hyperlink r:id="rId12" w:history="1">
+        <w:hyperlink r:id="rId11" w:history="1">
           <w:r>
             <w:rPr>
               <w:rStyle w:val="Hyperlink"/>
@@ -801,67 +765,13 @@
       </w:r>
       <w:r>
         <w:rPr>
-          <w:u w:val="single" w:color="0000ff"/>
           <w:rFonts w:ascii="Charis SIL Regular" w:hAnsi="Charis SIL Regular" w:eastAsia="Charis SIL Regular"/>
           <w:b w:val="0"/>
           <w:i w:val="0"/>
           <w:color w:val="000000"/>
           <w:sz w:val="24"/>
         </w:rPr>
-        <w:hyperlink r:id="rId11" w:history="1">
-          <w:r>
-            <w:rPr>
-              <w:rStyle w:val="Hyperlink"/>
-            </w:rPr>
-            <w:t>en hands</w:t>
-          </w:r>
-        </w:hyperlink>
-      </w:r>
-      <w:r>
-        <w:rPr>
-          <w:u w:val="single" w:color="0000ff"/>
-          <w:rFonts w:ascii="Charis SIL Regular" w:hAnsi="Charis SIL Regular" w:eastAsia="Charis SIL Regular"/>
-          <w:b w:val="0"/>
-          <w:i w:val="0"/>
-          <w:color w:val="000000"/>
-          <w:sz w:val="24"/>
-        </w:rPr>
-        <w:hyperlink r:id="rId11" w:history="1">
-          <w:r>
-            <w:rPr>
-              <w:rStyle w:val="Hyperlink"/>
-            </w:rPr>
-            <w:t>c</w:t>
-          </w:r>
-        </w:hyperlink>
-      </w:r>
-      <w:r>
-        <w:rPr>
-          <w:u w:val="single" w:color="0000ff"/>
-          <w:rFonts w:ascii="Charis SIL Regular" w:hAnsi="Charis SIL Regular" w:eastAsia="Charis SIL Regular"/>
-          <w:b w:val="0"/>
-          <w:i w:val="0"/>
-          <w:color w:val="000000"/>
-          <w:sz w:val="24"/>
-        </w:rPr>
-        <w:hyperlink r:id="rId11" w:history="1">
-          <w:r>
-            <w:rPr>
-              <w:rStyle w:val="Hyperlink"/>
-            </w:rPr>
-            <w:t>hriften vin</w:t>
-          </w:r>
-        </w:hyperlink>
-      </w:r>
-      <w:r>
-        <w:rPr>
-          <w:rFonts w:ascii="Charis SIL Regular" w:hAnsi="Charis SIL Regular" w:eastAsia="Charis SIL Regular"/>
-          <w:b w:val="0"/>
-          <w:i w:val="0"/>
-          <w:color w:val="000000"/>
-          <w:sz w:val="24"/>
-        </w:rPr>
-        <w:t xml:space="preserve">d je bij de </w:t>
+        <w:t xml:space="preserve">en handschriften vind je bij de </w:t>
       </w:r>
       <w:r>
         <w:rPr>
@@ -872,7 +782,7 @@
           <w:sz w:val="24"/>
           <w:u w:val="single"/>
         </w:rPr>
-        <w:hyperlink r:id="rId13" w:history="1">
+        <w:hyperlink r:id="rId12" w:history="1">
           <w:r>
             <w:rPr>
               <w:rStyle w:val="Hyperlink"/>
@@ -901,7 +811,7 @@
           <w:sz w:val="24"/>
           <w:u w:val="single"/>
         </w:rPr>
-        <w:hyperlink r:id="rId13" w:history="1">
+        <w:hyperlink r:id="rId12" w:history="1">
           <w:r>
             <w:rPr>
               <w:rStyle w:val="Hyperlink"/>
@@ -919,6 +829,84 @@
           <w:sz w:val="24"/>
         </w:rPr>
         <w:t xml:space="preserve"> en fossielen, sche</w:t>
+      </w:r>
+      <w:r>
+        <w:rPr>
+          <w:u w:val="single" w:color="0000ff"/>
+          <w:rFonts w:ascii="Charis SIL Regular" w:hAnsi="Charis SIL Regular" w:eastAsia="Charis SIL Regular"/>
+          <w:b w:val="0"/>
+          <w:i w:val="0"/>
+          <w:color w:val="000000"/>
+          <w:sz w:val="24"/>
+        </w:rPr>
+        <w:hyperlink r:id="rId13" w:history="1">
+          <w:r>
+            <w:rPr>
+              <w:rStyle w:val="Hyperlink"/>
+            </w:rPr>
+            <w:t>lpen en</w:t>
+          </w:r>
+        </w:hyperlink>
+      </w:r>
+      <w:r>
+        <w:rPr>
+          <w:u w:val="single" w:color="0000ff"/>
+          <w:rFonts w:ascii="Charis SIL Regular" w:hAnsi="Charis SIL Regular" w:eastAsia="Charis SIL Regular"/>
+          <w:b w:val="0"/>
+          <w:i w:val="0"/>
+          <w:color w:val="000000"/>
+          <w:sz w:val="24"/>
+        </w:rPr>
+        <w:t xml:space="preserve"> </w:t>
+      </w:r>
+      <w:r>
+        <w:rPr>
+          <w:u w:val="single" w:color="0000ff"/>
+          <w:rFonts w:ascii="Charis SIL Regular" w:hAnsi="Charis SIL Regular" w:eastAsia="Charis SIL Regular"/>
+          <w:b w:val="0"/>
+          <w:i w:val="0"/>
+          <w:color w:val="000000"/>
+          <w:sz w:val="24"/>
+        </w:rPr>
+        <w:hyperlink r:id="rId13" w:history="1">
+          <w:r>
+            <w:rPr>
+              <w:rStyle w:val="Hyperlink"/>
+            </w:rPr>
+            <w:t>minera</w:t>
+          </w:r>
+        </w:hyperlink>
+      </w:r>
+      <w:r>
+        <w:rPr>
+          <w:u w:val="single" w:color="0000ff"/>
+          <w:rFonts w:ascii="Charis SIL Regular" w:hAnsi="Charis SIL Regular" w:eastAsia="Charis SIL Regular"/>
+          <w:b w:val="0"/>
+          <w:i w:val="0"/>
+          <w:color w:val="000000"/>
+          <w:sz w:val="24"/>
+        </w:rPr>
+        <w:t>l</w:t>
+      </w:r>
+      <w:r>
+        <w:rPr>
+          <w:rFonts w:ascii="Charis SIL Regular" w:hAnsi="Charis SIL Regular" w:eastAsia="Charis SIL Regular"/>
+          <w:b w:val="0"/>
+          <w:i w:val="0"/>
+          <w:color w:val="000000"/>
+          <w:sz w:val="24"/>
+        </w:rPr>
+        <w:t xml:space="preserve">en, </w:t>
+      </w:r>
+      <w:r>
+        <w:rPr>
+          <w:rFonts w:ascii="Charis SIL Regular" w:hAnsi="Charis SIL Regular" w:eastAsia="Charis SIL Regular"/>
+          <w:b w:val="0"/>
+          <w:i w:val="0"/>
+          <w:color w:val="000000"/>
+          <w:sz w:val="24"/>
+        </w:rPr>
+        <w:t>deels afkomstig van de overzee</w:t>
       </w:r>
       <w:r>
         <w:rPr>
@@ -934,20 +922,9 @@
             <w:rPr>
               <w:rStyle w:val="Hyperlink"/>
             </w:rPr>
-            <w:t>lpen en</w:t>
+            <w:t>se koloni</w:t>
           </w:r>
         </w:hyperlink>
-      </w:r>
-      <w:r>
-        <w:rPr>
-          <w:u w:val="single" w:color="0000ff"/>
-          <w:rFonts w:ascii="Charis SIL Regular" w:hAnsi="Charis SIL Regular" w:eastAsia="Charis SIL Regular"/>
-          <w:b w:val="0"/>
-          <w:i w:val="0"/>
-          <w:color w:val="000000"/>
-          <w:sz w:val="24"/>
-        </w:rPr>
-        <w:t xml:space="preserve"> </w:t>
       </w:r>
       <w:r>
         <w:rPr>
@@ -959,73 +936,6 @@
           <w:sz w:val="24"/>
         </w:rPr>
         <w:hyperlink r:id="rId12" w:history="1">
-          <w:r>
-            <w:rPr>
-              <w:rStyle w:val="Hyperlink"/>
-            </w:rPr>
-            <w:t>minera</w:t>
-          </w:r>
-        </w:hyperlink>
-      </w:r>
-      <w:r>
-        <w:rPr>
-          <w:u w:val="single" w:color="0000ff"/>
-          <w:rFonts w:ascii="Charis SIL Regular" w:hAnsi="Charis SIL Regular" w:eastAsia="Charis SIL Regular"/>
-          <w:b w:val="0"/>
-          <w:i w:val="0"/>
-          <w:color w:val="000000"/>
-          <w:sz w:val="24"/>
-        </w:rPr>
-        <w:t>l</w:t>
-      </w:r>
-      <w:r>
-        <w:rPr>
-          <w:rFonts w:ascii="Charis SIL Regular" w:hAnsi="Charis SIL Regular" w:eastAsia="Charis SIL Regular"/>
-          <w:b w:val="0"/>
-          <w:i w:val="0"/>
-          <w:color w:val="000000"/>
-          <w:sz w:val="24"/>
-        </w:rPr>
-        <w:t xml:space="preserve">en, </w:t>
-      </w:r>
-      <w:r>
-        <w:rPr>
-          <w:rFonts w:ascii="Charis SIL Regular" w:hAnsi="Charis SIL Regular" w:eastAsia="Charis SIL Regular"/>
-          <w:b w:val="0"/>
-          <w:i w:val="0"/>
-          <w:color w:val="000000"/>
-          <w:sz w:val="24"/>
-        </w:rPr>
-        <w:t>deels afkomstig van de overzee</w:t>
-      </w:r>
-      <w:r>
-        <w:rPr>
-          <w:u w:val="single" w:color="0000ff"/>
-          <w:rFonts w:ascii="Charis SIL Regular" w:hAnsi="Charis SIL Regular" w:eastAsia="Charis SIL Regular"/>
-          <w:b w:val="0"/>
-          <w:i w:val="0"/>
-          <w:color w:val="000000"/>
-          <w:sz w:val="24"/>
-        </w:rPr>
-        <w:hyperlink r:id="rId13" w:history="1">
-          <w:r>
-            <w:rPr>
-              <w:rStyle w:val="Hyperlink"/>
-            </w:rPr>
-            <w:t>se koloni</w:t>
-          </w:r>
-        </w:hyperlink>
-      </w:r>
-      <w:r>
-        <w:rPr>
-          <w:u w:val="single" w:color="0000ff"/>
-          <w:rFonts w:ascii="Charis SIL Regular" w:hAnsi="Charis SIL Regular" w:eastAsia="Charis SIL Regular"/>
-          <w:b w:val="0"/>
-          <w:i w:val="0"/>
-          <w:color w:val="000000"/>
-          <w:sz w:val="24"/>
-        </w:rPr>
-        <w:hyperlink r:id="rId13" w:history="1">
           <w:r>
             <w:rPr>
               <w:rStyle w:val="Hyperlink"/>
@@ -1132,25 +1042,7 @@
           <w:color w:val="000000"/>
           <w:sz w:val="24"/>
         </w:rPr>
-        <w:t>2007 in beheer bij het Zeeuws Museum. De arch</w:t>
-      </w:r>
-      <w:r>
-        <w:rPr>
-          <w:u w:val="single" w:color="0000ff"/>
-          <w:rFonts w:ascii="Charis SIL Regular" w:hAnsi="Charis SIL Regular" w:eastAsia="Charis SIL Regular"/>
-          <w:b w:val="0"/>
-          <w:i w:val="0"/>
-          <w:color w:val="000000"/>
-          <w:sz w:val="24"/>
-        </w:rPr>
-        <w:hyperlink r:id="rId14" w:history="1">
-          <w:r>
-            <w:rPr>
-              <w:rStyle w:val="Hyperlink"/>
-            </w:rPr>
-            <w:t>eologische voor</w:t>
-          </w:r>
-        </w:hyperlink>
+        <w:t>2007 in beheer bij het Zeeuws Museum. De archeologische voor</w:t>
       </w:r>
       <w:r>
         <w:rPr>
@@ -2028,9 +1920,15 @@
           <w:i w:val="0"/>
           <w:color w:val="0000FF"/>
           <w:sz w:val="24"/>
-          <w:u w:val="single"/>
         </w:rPr>
-        <w:t>e</w:t>
+        <w:hyperlink r:id="rId22" w:history="1">
+          <w:r>
+            <w:rPr>
+              <w:rStyle w:val="Hyperlink"/>
+            </w:rPr>
+            <w:t>e</w:t>
+          </w:r>
+        </w:hyperlink>
       </w:r>
       <w:r>
         <w:rPr>
@@ -2104,7 +2002,7 @@
           <w:sz w:val="24"/>
           <w:u w:val="single"/>
         </w:rPr>
-        <w:hyperlink r:id="rId12" w:history="1">
+        <w:hyperlink r:id="rId13" w:history="1">
           <w:r>
             <w:rPr>
               <w:rStyle w:val="Hyperlink"/>
@@ -2133,7 +2031,7 @@
           <w:sz w:val="24"/>
           <w:u w:val="single"/>
         </w:rPr>
-        <w:hyperlink r:id="rId12" w:history="1">
+        <w:hyperlink r:id="rId13" w:history="1">
           <w:r>
             <w:rPr>
               <w:rStyle w:val="Hyperlink"/>
@@ -2333,7 +2231,7 @@
           <w:color w:val="000000"/>
           <w:sz w:val="24"/>
         </w:rPr>
-        <w:t>om die re</w:t>
+        <w:t xml:space="preserve">om die reden niet meer fysiek </w:t>
       </w:r>
       <w:r>
         <w:rPr>
@@ -2344,172 +2242,7 @@
           <w:color w:val="000000"/>
           <w:sz w:val="24"/>
         </w:rPr>
-        <w:hyperlink r:id="rId12" w:history="1">
-          <w:r>
-            <w:rPr>
-              <w:rStyle w:val="Hyperlink"/>
-            </w:rPr>
-            <w:t>den niet</w:t>
-          </w:r>
-        </w:hyperlink>
-      </w:r>
-      <w:r>
-        <w:rPr>
-          <w:u w:val="single" w:color="0000ff"/>
-          <w:rFonts w:ascii="Charis SIL Regular" w:hAnsi="Charis SIL Regular" w:eastAsia="Charis SIL Regular"/>
-          <w:b w:val="0"/>
-          <w:i w:val="0"/>
-          <w:color w:val="000000"/>
-          <w:sz w:val="24"/>
-        </w:rPr>
-        <w:t xml:space="preserve"> </w:t>
-      </w:r>
-      <w:r>
-        <w:rPr>
-          <w:u w:val="single" w:color="0000ff"/>
-          <w:rFonts w:ascii="Charis SIL Regular" w:hAnsi="Charis SIL Regular" w:eastAsia="Charis SIL Regular"/>
-          <w:b w:val="0"/>
-          <w:i w:val="0"/>
-          <w:color w:val="000000"/>
-          <w:sz w:val="24"/>
-        </w:rPr>
-        <w:hyperlink r:id="rId12" w:history="1">
-          <w:r>
-            <w:rPr>
-              <w:rStyle w:val="Hyperlink"/>
-            </w:rPr>
-            <w:t>meer fy</w:t>
-          </w:r>
-        </w:hyperlink>
-      </w:r>
-      <w:r>
-        <w:rPr>
-          <w:rFonts w:ascii="Charis SIL Regular" w:hAnsi="Charis SIL Regular" w:eastAsia="Charis SIL Regular"/>
-          <w:b w:val="0"/>
-          <w:i w:val="0"/>
-          <w:color w:val="000000"/>
-          <w:sz w:val="24"/>
-        </w:rPr>
-        <w:t xml:space="preserve">siek </w:t>
-      </w:r>
-      <w:r>
-        <w:rPr>
-          <w:u w:val="single" w:color="0000ff"/>
-          <w:rFonts w:ascii="Charis SIL Regular" w:hAnsi="Charis SIL Regular" w:eastAsia="Charis SIL Regular"/>
-          <w:b w:val="0"/>
-          <w:i w:val="0"/>
-          <w:color w:val="000000"/>
-          <w:sz w:val="24"/>
-        </w:rPr>
-        <w:t>i</w:t>
-      </w:r>
-      <w:r>
-        <w:rPr>
-          <w:u w:val="single" w:color="0000ff"/>
-          <w:rFonts w:ascii="Charis SIL Regular" w:hAnsi="Charis SIL Regular" w:eastAsia="Charis SIL Regular"/>
-          <w:b w:val="0"/>
-          <w:i w:val="0"/>
-          <w:color w:val="000000"/>
-          <w:sz w:val="24"/>
-        </w:rPr>
-        <w:hyperlink r:id="rId23" w:history="1">
-          <w:r>
-            <w:rPr>
-              <w:rStyle w:val="Hyperlink"/>
-            </w:rPr>
-            <w:t>n te zien</w:t>
-          </w:r>
-        </w:hyperlink>
-      </w:r>
-      <w:r>
-        <w:rPr>
-          <w:u w:val="single" w:color="0000ff"/>
-          <w:rFonts w:ascii="Charis SIL Regular" w:hAnsi="Charis SIL Regular" w:eastAsia="Charis SIL Regular"/>
-          <w:b w:val="0"/>
-          <w:i w:val="0"/>
-          <w:color w:val="000000"/>
-          <w:sz w:val="24"/>
-        </w:rPr>
-        <w:hyperlink r:id="rId23" w:history="1">
-          <w:r>
-            <w:rPr>
-              <w:rStyle w:val="Hyperlink"/>
-            </w:rPr>
-            <w:t>.</w:t>
-          </w:r>
-        </w:hyperlink>
-      </w:r>
-      <w:r>
-        <w:rPr>
-          <w:u w:val="single" w:color="0000ff"/>
-          <w:rFonts w:ascii="Charis SIL Regular" w:hAnsi="Charis SIL Regular" w:eastAsia="Charis SIL Regular"/>
-          <w:b w:val="0"/>
-          <w:i w:val="0"/>
-          <w:color w:val="000000"/>
-          <w:sz w:val="24"/>
-        </w:rPr>
-        <w:hyperlink r:id="rId23" w:history="1">
-          <w:r>
-            <w:rPr>
-              <w:rStyle w:val="Hyperlink"/>
-            </w:rPr>
-            <w:t xml:space="preserve"> Het ni</w:t>
-          </w:r>
-        </w:hyperlink>
-      </w:r>
-      <w:r>
-        <w:rPr>
-          <w:u w:val="single" w:color="0000ff"/>
-          <w:rFonts w:ascii="Charis SIL Regular" w:hAnsi="Charis SIL Regular" w:eastAsia="Charis SIL Regular"/>
-          <w:b w:val="0"/>
-          <w:i w:val="0"/>
-          <w:color w:val="000000"/>
-          <w:sz w:val="24"/>
-        </w:rPr>
-        <w:hyperlink r:id="rId23" w:history="1">
-          <w:r>
-            <w:rPr>
-              <w:rStyle w:val="Hyperlink"/>
-            </w:rPr>
-            <w:t>e</w:t>
-          </w:r>
-        </w:hyperlink>
-      </w:r>
-      <w:r>
-        <w:rPr>
-          <w:u w:val="single" w:color="0000ff"/>
-          <w:rFonts w:ascii="Charis SIL Regular" w:hAnsi="Charis SIL Regular" w:eastAsia="Charis SIL Regular"/>
-          <w:b w:val="0"/>
-          <w:i w:val="0"/>
-          <w:color w:val="000000"/>
-          <w:sz w:val="24"/>
-        </w:rPr>
-        <w:hyperlink r:id="rId23" w:history="1">
-          <w:r>
-            <w:rPr>
-              <w:rStyle w:val="Hyperlink"/>
-            </w:rPr>
-            <w:t>uw</w:t>
-          </w:r>
-        </w:hyperlink>
-      </w:r>
-      <w:r>
-        <w:rPr>
-          <w:u w:val="single" w:color="0000ff"/>
-          <w:rFonts w:ascii="Charis SIL Regular" w:hAnsi="Charis SIL Regular" w:eastAsia="Charis SIL Regular"/>
-          <w:b w:val="0"/>
-          <w:i w:val="0"/>
-          <w:color w:val="000000"/>
-          <w:sz w:val="24"/>
-        </w:rPr>
-        <w:hyperlink r:id="rId23" w:history="1">
-          <w:r>
-            <w:rPr>
-              <w:rStyle w:val="Hyperlink"/>
-            </w:rPr>
-            <w:t>ere</w:t>
-          </w:r>
-        </w:hyperlink>
+        <w:t>in te zien. Het nieuwere</w:t>
       </w:r>
       <w:r>
         <w:rPr>
@@ -3126,13 +2859,21 @@
       </w:r>
       <w:r>
         <w:rPr>
+          <w:u w:val="single" w:color="0000ff"/>
           <w:rFonts w:ascii="Charis SIL Regular" w:hAnsi="Charis SIL Regular" w:eastAsia="Charis SIL Regular"/>
           <w:b w:val="0"/>
           <w:i w:val="0"/>
           <w:color w:val="000000"/>
           <w:sz w:val="24"/>
         </w:rPr>
-        <w:t>prijsvragen die do</w:t>
+        <w:hyperlink r:id="rId26" w:history="1">
+          <w:r>
+            <w:rPr>
+              <w:rStyle w:val="Hyperlink"/>
+            </w:rPr>
+            <w:t>prijsvragen die do</w:t>
+          </w:r>
+        </w:hyperlink>
       </w:r>
       <w:r>
         <w:rPr>

--- a/EXPORTS/DOCX/published/niveau3/Dutch/ZeeuwschGenootschap.docx
+++ b/EXPORTS/DOCX/published/niveau3/Dutch/ZeeuwschGenootschap.docx
@@ -616,61 +616,7 @@
           <w:color w:val="000000"/>
           <w:sz w:val="24"/>
         </w:rPr>
-        <w:t>; kaarten, tekeningen en prenten beru</w:t>
-      </w:r>
-      <w:r>
-        <w:rPr>
-          <w:u w:val="single" w:color="0000ff"/>
-          <w:rFonts w:ascii="Charis SIL Regular" w:hAnsi="Charis SIL Regular" w:eastAsia="Charis SIL Regular"/>
-          <w:b w:val="0"/>
-          <w:i w:val="0"/>
-          <w:color w:val="000000"/>
-          <w:sz w:val="24"/>
-        </w:rPr>
-        <w:hyperlink r:id="rId10" w:history="1">
-          <w:r>
-            <w:rPr>
-              <w:rStyle w:val="Hyperlink"/>
-            </w:rPr>
-            <w:t>sten bi</w:t>
-          </w:r>
-        </w:hyperlink>
-      </w:r>
-      <w:r>
-        <w:rPr>
-          <w:u w:val="single" w:color="0000ff"/>
-          <w:rFonts w:ascii="Charis SIL Regular" w:hAnsi="Charis SIL Regular" w:eastAsia="Charis SIL Regular"/>
-          <w:b w:val="0"/>
-          <w:i w:val="0"/>
-          <w:color w:val="000000"/>
-          <w:sz w:val="24"/>
-        </w:rPr>
-        <w:hyperlink r:id="rId10" w:history="1">
-          <w:r>
-            <w:rPr>
-              <w:rStyle w:val="Hyperlink"/>
-            </w:rPr>
-            <w:t>j</w:t>
-          </w:r>
-        </w:hyperlink>
-      </w:r>
-      <w:r>
-        <w:rPr>
-          <w:u w:val="single" w:color="0000ff"/>
-          <w:rFonts w:ascii="Charis SIL Regular" w:hAnsi="Charis SIL Regular" w:eastAsia="Charis SIL Regular"/>
-          <w:b w:val="0"/>
-          <w:i w:val="0"/>
-          <w:color w:val="000000"/>
-          <w:sz w:val="24"/>
-        </w:rPr>
-        <w:hyperlink r:id="rId10" w:history="1">
-          <w:r>
-            <w:rPr>
-              <w:rStyle w:val="Hyperlink"/>
-            </w:rPr>
-            <w:t xml:space="preserve"> het </w:t>
-          </w:r>
-        </w:hyperlink>
+        <w:t xml:space="preserve">; kaarten, tekeningen en prenten berusten bij het </w:t>
       </w:r>
       <w:r>
         <w:rPr>
@@ -697,8 +643,16 @@
           <w:i w:val="0"/>
           <w:color w:val="0000FF"/>
           <w:sz w:val="24"/>
+          <w:u w:val="single"/>
         </w:rPr>
-        <w:t>ws Arc</w:t>
+        <w:hyperlink r:id="rId12" w:history="1">
+          <w:r>
+            <w:rPr>
+              <w:rStyle w:val="Hyperlink"/>
+            </w:rPr>
+            <w:t>ws</w:t>
+          </w:r>
+        </w:hyperlink>
       </w:r>
       <w:r>
         <w:rPr>
@@ -709,7 +663,36 @@
           <w:sz w:val="24"/>
           <w:u w:val="single"/>
         </w:rPr>
-        <w:hyperlink r:id="rId11" w:history="1">
+        <w:t xml:space="preserve"> </w:t>
+      </w:r>
+      <w:r>
+        <w:rPr>
+          <w:rFonts w:ascii="Charis SIL Regular" w:hAnsi="Charis SIL Regular" w:eastAsia="Charis SIL Regular"/>
+          <w:b w:val="0"/>
+          <w:i w:val="0"/>
+          <w:color w:val="0000FF"/>
+          <w:sz w:val="24"/>
+          <w:u w:val="single"/>
+        </w:rPr>
+        <w:hyperlink r:id="rId12" w:history="1">
+          <w:r>
+            <w:rPr>
+              <w:rStyle w:val="Hyperlink"/>
+            </w:rPr>
+            <w:t>Arc</w:t>
+          </w:r>
+        </w:hyperlink>
+      </w:r>
+      <w:r>
+        <w:rPr>
+          <w:rFonts w:ascii="Charis SIL Regular" w:hAnsi="Charis SIL Regular" w:eastAsia="Charis SIL Regular"/>
+          <w:b w:val="0"/>
+          <w:i w:val="0"/>
+          <w:color w:val="0000FF"/>
+          <w:sz w:val="24"/>
+          <w:u w:val="single"/>
+        </w:rPr>
+        <w:hyperlink r:id="rId12" w:history="1">
           <w:r>
             <w:rPr>
               <w:rStyle w:val="Hyperlink"/>
@@ -782,7 +765,7 @@
           <w:sz w:val="24"/>
           <w:u w:val="single"/>
         </w:rPr>
-        <w:hyperlink r:id="rId12" w:history="1">
+        <w:hyperlink r:id="rId13" w:history="1">
           <w:r>
             <w:rPr>
               <w:rStyle w:val="Hyperlink"/>
@@ -811,7 +794,7 @@
           <w:sz w:val="24"/>
           <w:u w:val="single"/>
         </w:rPr>
-        <w:hyperlink r:id="rId12" w:history="1">
+        <w:hyperlink r:id="rId13" w:history="1">
           <w:r>
             <w:rPr>
               <w:rStyle w:val="Hyperlink"/>
@@ -829,6 +812,84 @@
           <w:sz w:val="24"/>
         </w:rPr>
         <w:t xml:space="preserve"> en fossielen, sche</w:t>
+      </w:r>
+      <w:r>
+        <w:rPr>
+          <w:u w:val="single" w:color="0000ff"/>
+          <w:rFonts w:ascii="Charis SIL Regular" w:hAnsi="Charis SIL Regular" w:eastAsia="Charis SIL Regular"/>
+          <w:b w:val="0"/>
+          <w:i w:val="0"/>
+          <w:color w:val="000000"/>
+          <w:sz w:val="24"/>
+        </w:rPr>
+        <w:hyperlink r:id="rId12" w:history="1">
+          <w:r>
+            <w:rPr>
+              <w:rStyle w:val="Hyperlink"/>
+            </w:rPr>
+            <w:t>lpen en</w:t>
+          </w:r>
+        </w:hyperlink>
+      </w:r>
+      <w:r>
+        <w:rPr>
+          <w:u w:val="single" w:color="0000ff"/>
+          <w:rFonts w:ascii="Charis SIL Regular" w:hAnsi="Charis SIL Regular" w:eastAsia="Charis SIL Regular"/>
+          <w:b w:val="0"/>
+          <w:i w:val="0"/>
+          <w:color w:val="000000"/>
+          <w:sz w:val="24"/>
+        </w:rPr>
+        <w:t xml:space="preserve"> </w:t>
+      </w:r>
+      <w:r>
+        <w:rPr>
+          <w:u w:val="single" w:color="0000ff"/>
+          <w:rFonts w:ascii="Charis SIL Regular" w:hAnsi="Charis SIL Regular" w:eastAsia="Charis SIL Regular"/>
+          <w:b w:val="0"/>
+          <w:i w:val="0"/>
+          <w:color w:val="000000"/>
+          <w:sz w:val="24"/>
+        </w:rPr>
+        <w:hyperlink r:id="rId12" w:history="1">
+          <w:r>
+            <w:rPr>
+              <w:rStyle w:val="Hyperlink"/>
+            </w:rPr>
+            <w:t>minera</w:t>
+          </w:r>
+        </w:hyperlink>
+      </w:r>
+      <w:r>
+        <w:rPr>
+          <w:u w:val="single" w:color="0000ff"/>
+          <w:rFonts w:ascii="Charis SIL Regular" w:hAnsi="Charis SIL Regular" w:eastAsia="Charis SIL Regular"/>
+          <w:b w:val="0"/>
+          <w:i w:val="0"/>
+          <w:color w:val="000000"/>
+          <w:sz w:val="24"/>
+        </w:rPr>
+        <w:t>l</w:t>
+      </w:r>
+      <w:r>
+        <w:rPr>
+          <w:rFonts w:ascii="Charis SIL Regular" w:hAnsi="Charis SIL Regular" w:eastAsia="Charis SIL Regular"/>
+          <w:b w:val="0"/>
+          <w:i w:val="0"/>
+          <w:color w:val="000000"/>
+          <w:sz w:val="24"/>
+        </w:rPr>
+        <w:t xml:space="preserve">en, </w:t>
+      </w:r>
+      <w:r>
+        <w:rPr>
+          <w:rFonts w:ascii="Charis SIL Regular" w:hAnsi="Charis SIL Regular" w:eastAsia="Charis SIL Regular"/>
+          <w:b w:val="0"/>
+          <w:i w:val="0"/>
+          <w:color w:val="000000"/>
+          <w:sz w:val="24"/>
+        </w:rPr>
+        <w:t>deels afkomstig van de overzee</w:t>
       </w:r>
       <w:r>
         <w:rPr>
@@ -844,20 +905,9 @@
             <w:rPr>
               <w:rStyle w:val="Hyperlink"/>
             </w:rPr>
-            <w:t>lpen en</w:t>
+            <w:t>se koloni</w:t>
           </w:r>
         </w:hyperlink>
-      </w:r>
-      <w:r>
-        <w:rPr>
-          <w:u w:val="single" w:color="0000ff"/>
-          <w:rFonts w:ascii="Charis SIL Regular" w:hAnsi="Charis SIL Regular" w:eastAsia="Charis SIL Regular"/>
-          <w:b w:val="0"/>
-          <w:i w:val="0"/>
-          <w:color w:val="000000"/>
-          <w:sz w:val="24"/>
-        </w:rPr>
-        <w:t xml:space="preserve"> </w:t>
       </w:r>
       <w:r>
         <w:rPr>
@@ -869,73 +919,6 @@
           <w:sz w:val="24"/>
         </w:rPr>
         <w:hyperlink r:id="rId13" w:history="1">
-          <w:r>
-            <w:rPr>
-              <w:rStyle w:val="Hyperlink"/>
-            </w:rPr>
-            <w:t>minera</w:t>
-          </w:r>
-        </w:hyperlink>
-      </w:r>
-      <w:r>
-        <w:rPr>
-          <w:u w:val="single" w:color="0000ff"/>
-          <w:rFonts w:ascii="Charis SIL Regular" w:hAnsi="Charis SIL Regular" w:eastAsia="Charis SIL Regular"/>
-          <w:b w:val="0"/>
-          <w:i w:val="0"/>
-          <w:color w:val="000000"/>
-          <w:sz w:val="24"/>
-        </w:rPr>
-        <w:t>l</w:t>
-      </w:r>
-      <w:r>
-        <w:rPr>
-          <w:rFonts w:ascii="Charis SIL Regular" w:hAnsi="Charis SIL Regular" w:eastAsia="Charis SIL Regular"/>
-          <w:b w:val="0"/>
-          <w:i w:val="0"/>
-          <w:color w:val="000000"/>
-          <w:sz w:val="24"/>
-        </w:rPr>
-        <w:t xml:space="preserve">en, </w:t>
-      </w:r>
-      <w:r>
-        <w:rPr>
-          <w:rFonts w:ascii="Charis SIL Regular" w:hAnsi="Charis SIL Regular" w:eastAsia="Charis SIL Regular"/>
-          <w:b w:val="0"/>
-          <w:i w:val="0"/>
-          <w:color w:val="000000"/>
-          <w:sz w:val="24"/>
-        </w:rPr>
-        <w:t>deels afkomstig van de overzee</w:t>
-      </w:r>
-      <w:r>
-        <w:rPr>
-          <w:u w:val="single" w:color="0000ff"/>
-          <w:rFonts w:ascii="Charis SIL Regular" w:hAnsi="Charis SIL Regular" w:eastAsia="Charis SIL Regular"/>
-          <w:b w:val="0"/>
-          <w:i w:val="0"/>
-          <w:color w:val="000000"/>
-          <w:sz w:val="24"/>
-        </w:rPr>
-        <w:hyperlink r:id="rId12" w:history="1">
-          <w:r>
-            <w:rPr>
-              <w:rStyle w:val="Hyperlink"/>
-            </w:rPr>
-            <w:t>se koloni</w:t>
-          </w:r>
-        </w:hyperlink>
-      </w:r>
-      <w:r>
-        <w:rPr>
-          <w:u w:val="single" w:color="0000ff"/>
-          <w:rFonts w:ascii="Charis SIL Regular" w:hAnsi="Charis SIL Regular" w:eastAsia="Charis SIL Regular"/>
-          <w:b w:val="0"/>
-          <w:i w:val="0"/>
-          <w:color w:val="000000"/>
-          <w:sz w:val="24"/>
-        </w:rPr>
-        <w:hyperlink r:id="rId12" w:history="1">
           <w:r>
             <w:rPr>
               <w:rStyle w:val="Hyperlink"/>
@@ -1042,7 +1025,25 @@
           <w:color w:val="000000"/>
           <w:sz w:val="24"/>
         </w:rPr>
-        <w:t>2007 in beheer bij het Zeeuws Museum. De archeologische voor</w:t>
+        <w:t>2007 in beheer bij het Zeeuws Museum. De arch</w:t>
+      </w:r>
+      <w:r>
+        <w:rPr>
+          <w:u w:val="single" w:color="0000ff"/>
+          <w:rFonts w:ascii="Charis SIL Regular" w:hAnsi="Charis SIL Regular" w:eastAsia="Charis SIL Regular"/>
+          <w:b w:val="0"/>
+          <w:i w:val="0"/>
+          <w:color w:val="000000"/>
+          <w:sz w:val="24"/>
+        </w:rPr>
+        <w:hyperlink r:id="rId14" w:history="1">
+          <w:r>
+            <w:rPr>
+              <w:rStyle w:val="Hyperlink"/>
+            </w:rPr>
+            <w:t>eologische voor</w:t>
+          </w:r>
+        </w:hyperlink>
       </w:r>
       <w:r>
         <w:rPr>
@@ -1920,15 +1921,9 @@
           <w:i w:val="0"/>
           <w:color w:val="0000FF"/>
           <w:sz w:val="24"/>
+          <w:u w:val="single"/>
         </w:rPr>
-        <w:hyperlink r:id="rId22" w:history="1">
-          <w:r>
-            <w:rPr>
-              <w:rStyle w:val="Hyperlink"/>
-            </w:rPr>
-            <w:t>e</w:t>
-          </w:r>
-        </w:hyperlink>
+        <w:t>e</w:t>
       </w:r>
       <w:r>
         <w:rPr>
@@ -2002,7 +1997,7 @@
           <w:sz w:val="24"/>
           <w:u w:val="single"/>
         </w:rPr>
-        <w:hyperlink r:id="rId13" w:history="1">
+        <w:hyperlink r:id="rId12" w:history="1">
           <w:r>
             <w:rPr>
               <w:rStyle w:val="Hyperlink"/>
@@ -2031,7 +2026,7 @@
           <w:sz w:val="24"/>
           <w:u w:val="single"/>
         </w:rPr>
-        <w:hyperlink r:id="rId13" w:history="1">
+        <w:hyperlink r:id="rId12" w:history="1">
           <w:r>
             <w:rPr>
               <w:rStyle w:val="Hyperlink"/>
@@ -2231,7 +2226,7 @@
           <w:color w:val="000000"/>
           <w:sz w:val="24"/>
         </w:rPr>
-        <w:t xml:space="preserve">om die reden niet meer fysiek </w:t>
+        <w:t>om die re</w:t>
       </w:r>
       <w:r>
         <w:rPr>
@@ -2242,7 +2237,172 @@
           <w:color w:val="000000"/>
           <w:sz w:val="24"/>
         </w:rPr>
-        <w:t>in te zien. Het nieuwere</w:t>
+        <w:hyperlink r:id="rId12" w:history="1">
+          <w:r>
+            <w:rPr>
+              <w:rStyle w:val="Hyperlink"/>
+            </w:rPr>
+            <w:t>den niet</w:t>
+          </w:r>
+        </w:hyperlink>
+      </w:r>
+      <w:r>
+        <w:rPr>
+          <w:u w:val="single" w:color="0000ff"/>
+          <w:rFonts w:ascii="Charis SIL Regular" w:hAnsi="Charis SIL Regular" w:eastAsia="Charis SIL Regular"/>
+          <w:b w:val="0"/>
+          <w:i w:val="0"/>
+          <w:color w:val="000000"/>
+          <w:sz w:val="24"/>
+        </w:rPr>
+        <w:t xml:space="preserve"> </w:t>
+      </w:r>
+      <w:r>
+        <w:rPr>
+          <w:u w:val="single" w:color="0000ff"/>
+          <w:rFonts w:ascii="Charis SIL Regular" w:hAnsi="Charis SIL Regular" w:eastAsia="Charis SIL Regular"/>
+          <w:b w:val="0"/>
+          <w:i w:val="0"/>
+          <w:color w:val="000000"/>
+          <w:sz w:val="24"/>
+        </w:rPr>
+        <w:hyperlink r:id="rId12" w:history="1">
+          <w:r>
+            <w:rPr>
+              <w:rStyle w:val="Hyperlink"/>
+            </w:rPr>
+            <w:t>meer fy</w:t>
+          </w:r>
+        </w:hyperlink>
+      </w:r>
+      <w:r>
+        <w:rPr>
+          <w:rFonts w:ascii="Charis SIL Regular" w:hAnsi="Charis SIL Regular" w:eastAsia="Charis SIL Regular"/>
+          <w:b w:val="0"/>
+          <w:i w:val="0"/>
+          <w:color w:val="000000"/>
+          <w:sz w:val="24"/>
+        </w:rPr>
+        <w:t xml:space="preserve">siek </w:t>
+      </w:r>
+      <w:r>
+        <w:rPr>
+          <w:u w:val="single" w:color="0000ff"/>
+          <w:rFonts w:ascii="Charis SIL Regular" w:hAnsi="Charis SIL Regular" w:eastAsia="Charis SIL Regular"/>
+          <w:b w:val="0"/>
+          <w:i w:val="0"/>
+          <w:color w:val="000000"/>
+          <w:sz w:val="24"/>
+        </w:rPr>
+        <w:t>i</w:t>
+      </w:r>
+      <w:r>
+        <w:rPr>
+          <w:u w:val="single" w:color="0000ff"/>
+          <w:rFonts w:ascii="Charis SIL Regular" w:hAnsi="Charis SIL Regular" w:eastAsia="Charis SIL Regular"/>
+          <w:b w:val="0"/>
+          <w:i w:val="0"/>
+          <w:color w:val="000000"/>
+          <w:sz w:val="24"/>
+        </w:rPr>
+        <w:hyperlink r:id="rId23" w:history="1">
+          <w:r>
+            <w:rPr>
+              <w:rStyle w:val="Hyperlink"/>
+            </w:rPr>
+            <w:t>n te zien</w:t>
+          </w:r>
+        </w:hyperlink>
+      </w:r>
+      <w:r>
+        <w:rPr>
+          <w:u w:val="single" w:color="0000ff"/>
+          <w:rFonts w:ascii="Charis SIL Regular" w:hAnsi="Charis SIL Regular" w:eastAsia="Charis SIL Regular"/>
+          <w:b w:val="0"/>
+          <w:i w:val="0"/>
+          <w:color w:val="000000"/>
+          <w:sz w:val="24"/>
+        </w:rPr>
+        <w:hyperlink r:id="rId23" w:history="1">
+          <w:r>
+            <w:rPr>
+              <w:rStyle w:val="Hyperlink"/>
+            </w:rPr>
+            <w:t>.</w:t>
+          </w:r>
+        </w:hyperlink>
+      </w:r>
+      <w:r>
+        <w:rPr>
+          <w:u w:val="single" w:color="0000ff"/>
+          <w:rFonts w:ascii="Charis SIL Regular" w:hAnsi="Charis SIL Regular" w:eastAsia="Charis SIL Regular"/>
+          <w:b w:val="0"/>
+          <w:i w:val="0"/>
+          <w:color w:val="000000"/>
+          <w:sz w:val="24"/>
+        </w:rPr>
+        <w:hyperlink r:id="rId23" w:history="1">
+          <w:r>
+            <w:rPr>
+              <w:rStyle w:val="Hyperlink"/>
+            </w:rPr>
+            <w:t xml:space="preserve"> Het ni</w:t>
+          </w:r>
+        </w:hyperlink>
+      </w:r>
+      <w:r>
+        <w:rPr>
+          <w:u w:val="single" w:color="0000ff"/>
+          <w:rFonts w:ascii="Charis SIL Regular" w:hAnsi="Charis SIL Regular" w:eastAsia="Charis SIL Regular"/>
+          <w:b w:val="0"/>
+          <w:i w:val="0"/>
+          <w:color w:val="000000"/>
+          <w:sz w:val="24"/>
+        </w:rPr>
+        <w:hyperlink r:id="rId23" w:history="1">
+          <w:r>
+            <w:rPr>
+              <w:rStyle w:val="Hyperlink"/>
+            </w:rPr>
+            <w:t>e</w:t>
+          </w:r>
+        </w:hyperlink>
+      </w:r>
+      <w:r>
+        <w:rPr>
+          <w:u w:val="single" w:color="0000ff"/>
+          <w:rFonts w:ascii="Charis SIL Regular" w:hAnsi="Charis SIL Regular" w:eastAsia="Charis SIL Regular"/>
+          <w:b w:val="0"/>
+          <w:i w:val="0"/>
+          <w:color w:val="000000"/>
+          <w:sz w:val="24"/>
+        </w:rPr>
+        <w:hyperlink r:id="rId23" w:history="1">
+          <w:r>
+            <w:rPr>
+              <w:rStyle w:val="Hyperlink"/>
+            </w:rPr>
+            <w:t>uw</w:t>
+          </w:r>
+        </w:hyperlink>
+      </w:r>
+      <w:r>
+        <w:rPr>
+          <w:u w:val="single" w:color="0000ff"/>
+          <w:rFonts w:ascii="Charis SIL Regular" w:hAnsi="Charis SIL Regular" w:eastAsia="Charis SIL Regular"/>
+          <w:b w:val="0"/>
+          <w:i w:val="0"/>
+          <w:color w:val="000000"/>
+          <w:sz w:val="24"/>
+        </w:rPr>
+        <w:hyperlink r:id="rId23" w:history="1">
+          <w:r>
+            <w:rPr>
+              <w:rStyle w:val="Hyperlink"/>
+            </w:rPr>
+            <w:t>ere</w:t>
+          </w:r>
+        </w:hyperlink>
       </w:r>
       <w:r>
         <w:rPr>

--- a/EXPORTS/DOCX/published/niveau3/Dutch/ZeeuwschGenootschap.docx
+++ b/EXPORTS/DOCX/published/niveau3/Dutch/ZeeuwschGenootschap.docx
@@ -616,7 +616,18 @@
           <w:color w:val="000000"/>
           <w:sz w:val="24"/>
         </w:rPr>
-        <w:t xml:space="preserve">; kaarten, tekeningen en prenten berusten bij het </w:t>
+        <w:t>; kaarten, tekeningen en prenten beru</w:t>
+      </w:r>
+      <w:r>
+        <w:rPr>
+          <w:u w:val="single" w:color="0000ff"/>
+          <w:rFonts w:ascii="Charis SIL Regular" w:hAnsi="Charis SIL Regular" w:eastAsia="Charis SIL Regular"/>
+          <w:b w:val="0"/>
+          <w:i w:val="0"/>
+          <w:color w:val="000000"/>
+          <w:sz w:val="24"/>
+        </w:rPr>
+        <w:t xml:space="preserve">sten bij het </w:t>
       </w:r>
       <w:r>
         <w:rPr>
@@ -627,7 +638,7 @@
           <w:sz w:val="24"/>
           <w:u w:val="single"/>
         </w:rPr>
-        <w:hyperlink r:id="rId10" w:history="1">
+        <w:hyperlink r:id="rId12" w:history="1">
           <w:r>
             <w:rPr>
               <w:rStyle w:val="Hyperlink"/>
@@ -748,13 +759,67 @@
       </w:r>
       <w:r>
         <w:rPr>
+          <w:u w:val="single" w:color="0000ff"/>
           <w:rFonts w:ascii="Charis SIL Regular" w:hAnsi="Charis SIL Regular" w:eastAsia="Charis SIL Regular"/>
           <w:b w:val="0"/>
           <w:i w:val="0"/>
           <w:color w:val="000000"/>
           <w:sz w:val="24"/>
         </w:rPr>
-        <w:t xml:space="preserve">en handschriften vind je bij de </w:t>
+        <w:hyperlink r:id="rId11" w:history="1">
+          <w:r>
+            <w:rPr>
+              <w:rStyle w:val="Hyperlink"/>
+            </w:rPr>
+            <w:t>en hands</w:t>
+          </w:r>
+        </w:hyperlink>
+      </w:r>
+      <w:r>
+        <w:rPr>
+          <w:u w:val="single" w:color="0000ff"/>
+          <w:rFonts w:ascii="Charis SIL Regular" w:hAnsi="Charis SIL Regular" w:eastAsia="Charis SIL Regular"/>
+          <w:b w:val="0"/>
+          <w:i w:val="0"/>
+          <w:color w:val="000000"/>
+          <w:sz w:val="24"/>
+        </w:rPr>
+        <w:hyperlink r:id="rId11" w:history="1">
+          <w:r>
+            <w:rPr>
+              <w:rStyle w:val="Hyperlink"/>
+            </w:rPr>
+            <w:t>c</w:t>
+          </w:r>
+        </w:hyperlink>
+      </w:r>
+      <w:r>
+        <w:rPr>
+          <w:u w:val="single" w:color="0000ff"/>
+          <w:rFonts w:ascii="Charis SIL Regular" w:hAnsi="Charis SIL Regular" w:eastAsia="Charis SIL Regular"/>
+          <w:b w:val="0"/>
+          <w:i w:val="0"/>
+          <w:color w:val="000000"/>
+          <w:sz w:val="24"/>
+        </w:rPr>
+        <w:hyperlink r:id="rId11" w:history="1">
+          <w:r>
+            <w:rPr>
+              <w:rStyle w:val="Hyperlink"/>
+            </w:rPr>
+            <w:t>hriften vin</w:t>
+          </w:r>
+        </w:hyperlink>
+      </w:r>
+      <w:r>
+        <w:rPr>
+          <w:rFonts w:ascii="Charis SIL Regular" w:hAnsi="Charis SIL Regular" w:eastAsia="Charis SIL Regular"/>
+          <w:b w:val="0"/>
+          <w:i w:val="0"/>
+          <w:color w:val="000000"/>
+          <w:sz w:val="24"/>
+        </w:rPr>
+        <w:t xml:space="preserve">d je bij de </w:t>
       </w:r>
       <w:r>
         <w:rPr>
@@ -1921,9 +1986,15 @@
           <w:i w:val="0"/>
           <w:color w:val="0000FF"/>
           <w:sz w:val="24"/>
-          <w:u w:val="single"/>
-        </w:rPr>
-        <w:t>e</w:t>
+        </w:rPr>
+        <w:hyperlink r:id="rId22" w:history="1">
+          <w:r>
+            <w:rPr>
+              <w:rStyle w:val="Hyperlink"/>
+            </w:rPr>
+            <w:t>e</w:t>
+          </w:r>
+        </w:hyperlink>
       </w:r>
       <w:r>
         <w:rPr>

--- a/EXPORTS/DOCX/published/niveau3/Dutch/ZeeuwschGenootschap.docx
+++ b/EXPORTS/DOCX/published/niveau3/Dutch/ZeeuwschGenootschap.docx
@@ -759,67 +759,13 @@
       </w:r>
       <w:r>
         <w:rPr>
-          <w:u w:val="single" w:color="0000ff"/>
           <w:rFonts w:ascii="Charis SIL Regular" w:hAnsi="Charis SIL Regular" w:eastAsia="Charis SIL Regular"/>
           <w:b w:val="0"/>
           <w:i w:val="0"/>
           <w:color w:val="000000"/>
           <w:sz w:val="24"/>
         </w:rPr>
-        <w:hyperlink r:id="rId11" w:history="1">
-          <w:r>
-            <w:rPr>
-              <w:rStyle w:val="Hyperlink"/>
-            </w:rPr>
-            <w:t>en hands</w:t>
-          </w:r>
-        </w:hyperlink>
-      </w:r>
-      <w:r>
-        <w:rPr>
-          <w:u w:val="single" w:color="0000ff"/>
-          <w:rFonts w:ascii="Charis SIL Regular" w:hAnsi="Charis SIL Regular" w:eastAsia="Charis SIL Regular"/>
-          <w:b w:val="0"/>
-          <w:i w:val="0"/>
-          <w:color w:val="000000"/>
-          <w:sz w:val="24"/>
-        </w:rPr>
-        <w:hyperlink r:id="rId11" w:history="1">
-          <w:r>
-            <w:rPr>
-              <w:rStyle w:val="Hyperlink"/>
-            </w:rPr>
-            <w:t>c</w:t>
-          </w:r>
-        </w:hyperlink>
-      </w:r>
-      <w:r>
-        <w:rPr>
-          <w:u w:val="single" w:color="0000ff"/>
-          <w:rFonts w:ascii="Charis SIL Regular" w:hAnsi="Charis SIL Regular" w:eastAsia="Charis SIL Regular"/>
-          <w:b w:val="0"/>
-          <w:i w:val="0"/>
-          <w:color w:val="000000"/>
-          <w:sz w:val="24"/>
-        </w:rPr>
-        <w:hyperlink r:id="rId11" w:history="1">
-          <w:r>
-            <w:rPr>
-              <w:rStyle w:val="Hyperlink"/>
-            </w:rPr>
-            <w:t>hriften vin</w:t>
-          </w:r>
-        </w:hyperlink>
-      </w:r>
-      <w:r>
-        <w:rPr>
-          <w:rFonts w:ascii="Charis SIL Regular" w:hAnsi="Charis SIL Regular" w:eastAsia="Charis SIL Regular"/>
-          <w:b w:val="0"/>
-          <w:i w:val="0"/>
-          <w:color w:val="000000"/>
-          <w:sz w:val="24"/>
-        </w:rPr>
-        <w:t xml:space="preserve">d je bij de </w:t>
+        <w:t xml:space="preserve">en handschriften vind je bij de </w:t>
       </w:r>
       <w:r>
         <w:rPr>
@@ -2845,21 +2791,13 @@
       </w:r>
       <w:r>
         <w:rPr>
-          <w:u w:val="single" w:color="0000ff"/>
           <w:rFonts w:ascii="Charis SIL Regular" w:hAnsi="Charis SIL Regular" w:eastAsia="Charis SIL Regular"/>
           <w:b w:val="0"/>
           <w:i w:val="0"/>
           <w:color w:val="000000"/>
           <w:sz w:val="24"/>
         </w:rPr>
-        <w:hyperlink r:id="rId25" w:history="1">
-          <w:r>
-            <w:rPr>
-              <w:rStyle w:val="Hyperlink"/>
-            </w:rPr>
-            <w:t>vatte</w:t>
-          </w:r>
-        </w:hyperlink>
+        <w:t>vatte</w:t>
       </w:r>
       <w:r>
         <w:rPr>

--- a/EXPORTS/DOCX/published/niveau3/Dutch/ZeeuwschGenootschap.docx
+++ b/EXPORTS/DOCX/published/niveau3/Dutch/ZeeuwschGenootschap.docx
@@ -638,13 +638,39 @@
       </w:r>
       <w:r>
         <w:rPr>
+          <w:u w:val="single" w:color="0000ff"/>
           <w:rFonts w:ascii="Charis SIL Regular" w:hAnsi="Charis SIL Regular" w:eastAsia="Charis SIL Regular"/>
           <w:b w:val="0"/>
           <w:i w:val="0"/>
           <w:color w:val="000000"/>
           <w:sz w:val="24"/>
         </w:rPr>
-        <w:t xml:space="preserve">j het </w:t>
+        <w:hyperlink r:id="rId10" w:history="1">
+          <w:r>
+            <w:rPr>
+              <w:rStyle w:val="Hyperlink"/>
+            </w:rPr>
+            <w:t>j</w:t>
+          </w:r>
+        </w:hyperlink>
+      </w:r>
+      <w:r>
+        <w:rPr>
+          <w:u w:val="single" w:color="0000ff"/>
+          <w:rFonts w:ascii="Charis SIL Regular" w:hAnsi="Charis SIL Regular" w:eastAsia="Charis SIL Regular"/>
+          <w:b w:val="0"/>
+          <w:i w:val="0"/>
+          <w:color w:val="000000"/>
+          <w:sz w:val="24"/>
+        </w:rPr>
+        <w:hyperlink r:id="rId10" w:history="1">
+          <w:r>
+            <w:rPr>
+              <w:rStyle w:val="Hyperlink"/>
+            </w:rPr>
+            <w:t xml:space="preserve"> het </w:t>
+          </w:r>
+        </w:hyperlink>
       </w:r>
       <w:r>
         <w:rPr>
@@ -655,7 +681,7 @@
           <w:sz w:val="24"/>
           <w:u w:val="single"/>
         </w:rPr>
-        <w:hyperlink r:id="rId12" w:history="1">
+        <w:hyperlink r:id="rId10" w:history="1">
           <w:r>
             <w:rPr>
               <w:rStyle w:val="Hyperlink"/>
@@ -671,45 +697,8 @@
           <w:i w:val="0"/>
           <w:color w:val="0000FF"/>
           <w:sz w:val="24"/>
-          <w:u w:val="single"/>
         </w:rPr>
-        <w:hyperlink r:id="rId12" w:history="1">
-          <w:r>
-            <w:rPr>
-              <w:rStyle w:val="Hyperlink"/>
-            </w:rPr>
-            <w:t>ws</w:t>
-          </w:r>
-        </w:hyperlink>
-      </w:r>
-      <w:r>
-        <w:rPr>
-          <w:rFonts w:ascii="Charis SIL Regular" w:hAnsi="Charis SIL Regular" w:eastAsia="Charis SIL Regular"/>
-          <w:b w:val="0"/>
-          <w:i w:val="0"/>
-          <w:color w:val="0000FF"/>
-          <w:sz w:val="24"/>
-          <w:u w:val="single"/>
-        </w:rPr>
-        <w:t xml:space="preserve"> </w:t>
-      </w:r>
-      <w:r>
-        <w:rPr>
-          <w:rFonts w:ascii="Charis SIL Regular" w:hAnsi="Charis SIL Regular" w:eastAsia="Charis SIL Regular"/>
-          <w:b w:val="0"/>
-          <w:i w:val="0"/>
-          <w:color w:val="0000FF"/>
-          <w:sz w:val="24"/>
-          <w:u w:val="single"/>
-        </w:rPr>
-        <w:hyperlink r:id="rId12" w:history="1">
-          <w:r>
-            <w:rPr>
-              <w:rStyle w:val="Hyperlink"/>
-            </w:rPr>
-            <w:t>Arc</w:t>
-          </w:r>
-        </w:hyperlink>
+        <w:t>ws Arc</w:t>
       </w:r>
       <w:r>
         <w:rPr>
@@ -776,67 +765,13 @@
       </w:r>
       <w:r>
         <w:rPr>
-          <w:u w:val="single" w:color="0000ff"/>
           <w:rFonts w:ascii="Charis SIL Regular" w:hAnsi="Charis SIL Regular" w:eastAsia="Charis SIL Regular"/>
           <w:b w:val="0"/>
           <w:i w:val="0"/>
           <w:color w:val="000000"/>
           <w:sz w:val="24"/>
         </w:rPr>
-        <w:hyperlink r:id="rId11" w:history="1">
-          <w:r>
-            <w:rPr>
-              <w:rStyle w:val="Hyperlink"/>
-            </w:rPr>
-            <w:t>en hands</w:t>
-          </w:r>
-        </w:hyperlink>
-      </w:r>
-      <w:r>
-        <w:rPr>
-          <w:u w:val="single" w:color="0000ff"/>
-          <w:rFonts w:ascii="Charis SIL Regular" w:hAnsi="Charis SIL Regular" w:eastAsia="Charis SIL Regular"/>
-          <w:b w:val="0"/>
-          <w:i w:val="0"/>
-          <w:color w:val="000000"/>
-          <w:sz w:val="24"/>
-        </w:rPr>
-        <w:hyperlink r:id="rId11" w:history="1">
-          <w:r>
-            <w:rPr>
-              <w:rStyle w:val="Hyperlink"/>
-            </w:rPr>
-            <w:t>c</w:t>
-          </w:r>
-        </w:hyperlink>
-      </w:r>
-      <w:r>
-        <w:rPr>
-          <w:u w:val="single" w:color="0000ff"/>
-          <w:rFonts w:ascii="Charis SIL Regular" w:hAnsi="Charis SIL Regular" w:eastAsia="Charis SIL Regular"/>
-          <w:b w:val="0"/>
-          <w:i w:val="0"/>
-          <w:color w:val="000000"/>
-          <w:sz w:val="24"/>
-        </w:rPr>
-        <w:hyperlink r:id="rId11" w:history="1">
-          <w:r>
-            <w:rPr>
-              <w:rStyle w:val="Hyperlink"/>
-            </w:rPr>
-            <w:t>hriften vin</w:t>
-          </w:r>
-        </w:hyperlink>
-      </w:r>
-      <w:r>
-        <w:rPr>
-          <w:rFonts w:ascii="Charis SIL Regular" w:hAnsi="Charis SIL Regular" w:eastAsia="Charis SIL Regular"/>
-          <w:b w:val="0"/>
-          <w:i w:val="0"/>
-          <w:color w:val="000000"/>
-          <w:sz w:val="24"/>
-        </w:rPr>
-        <w:t xml:space="preserve">d je bij de </w:t>
+        <w:t xml:space="preserve">en handschriften vind je bij de </w:t>
       </w:r>
       <w:r>
         <w:rPr>
@@ -847,7 +782,7 @@
           <w:sz w:val="24"/>
           <w:u w:val="single"/>
         </w:rPr>
-        <w:hyperlink r:id="rId13" w:history="1">
+        <w:hyperlink r:id="rId12" w:history="1">
           <w:r>
             <w:rPr>
               <w:rStyle w:val="Hyperlink"/>
@@ -876,7 +811,7 @@
           <w:sz w:val="24"/>
           <w:u w:val="single"/>
         </w:rPr>
-        <w:hyperlink r:id="rId13" w:history="1">
+        <w:hyperlink r:id="rId12" w:history="1">
           <w:r>
             <w:rPr>
               <w:rStyle w:val="Hyperlink"/>
@@ -894,6 +829,84 @@
           <w:sz w:val="24"/>
         </w:rPr>
         <w:t xml:space="preserve"> en fossielen, sche</w:t>
+      </w:r>
+      <w:r>
+        <w:rPr>
+          <w:u w:val="single" w:color="0000ff"/>
+          <w:rFonts w:ascii="Charis SIL Regular" w:hAnsi="Charis SIL Regular" w:eastAsia="Charis SIL Regular"/>
+          <w:b w:val="0"/>
+          <w:i w:val="0"/>
+          <w:color w:val="000000"/>
+          <w:sz w:val="24"/>
+        </w:rPr>
+        <w:hyperlink r:id="rId13" w:history="1">
+          <w:r>
+            <w:rPr>
+              <w:rStyle w:val="Hyperlink"/>
+            </w:rPr>
+            <w:t>lpen en</w:t>
+          </w:r>
+        </w:hyperlink>
+      </w:r>
+      <w:r>
+        <w:rPr>
+          <w:u w:val="single" w:color="0000ff"/>
+          <w:rFonts w:ascii="Charis SIL Regular" w:hAnsi="Charis SIL Regular" w:eastAsia="Charis SIL Regular"/>
+          <w:b w:val="0"/>
+          <w:i w:val="0"/>
+          <w:color w:val="000000"/>
+          <w:sz w:val="24"/>
+        </w:rPr>
+        <w:t xml:space="preserve"> </w:t>
+      </w:r>
+      <w:r>
+        <w:rPr>
+          <w:u w:val="single" w:color="0000ff"/>
+          <w:rFonts w:ascii="Charis SIL Regular" w:hAnsi="Charis SIL Regular" w:eastAsia="Charis SIL Regular"/>
+          <w:b w:val="0"/>
+          <w:i w:val="0"/>
+          <w:color w:val="000000"/>
+          <w:sz w:val="24"/>
+        </w:rPr>
+        <w:hyperlink r:id="rId13" w:history="1">
+          <w:r>
+            <w:rPr>
+              <w:rStyle w:val="Hyperlink"/>
+            </w:rPr>
+            <w:t>minera</w:t>
+          </w:r>
+        </w:hyperlink>
+      </w:r>
+      <w:r>
+        <w:rPr>
+          <w:u w:val="single" w:color="0000ff"/>
+          <w:rFonts w:ascii="Charis SIL Regular" w:hAnsi="Charis SIL Regular" w:eastAsia="Charis SIL Regular"/>
+          <w:b w:val="0"/>
+          <w:i w:val="0"/>
+          <w:color w:val="000000"/>
+          <w:sz w:val="24"/>
+        </w:rPr>
+        <w:t>l</w:t>
+      </w:r>
+      <w:r>
+        <w:rPr>
+          <w:rFonts w:ascii="Charis SIL Regular" w:hAnsi="Charis SIL Regular" w:eastAsia="Charis SIL Regular"/>
+          <w:b w:val="0"/>
+          <w:i w:val="0"/>
+          <w:color w:val="000000"/>
+          <w:sz w:val="24"/>
+        </w:rPr>
+        <w:t xml:space="preserve">en, </w:t>
+      </w:r>
+      <w:r>
+        <w:rPr>
+          <w:rFonts w:ascii="Charis SIL Regular" w:hAnsi="Charis SIL Regular" w:eastAsia="Charis SIL Regular"/>
+          <w:b w:val="0"/>
+          <w:i w:val="0"/>
+          <w:color w:val="000000"/>
+          <w:sz w:val="24"/>
+        </w:rPr>
+        <w:t>deels afkomstig van de overzee</w:t>
       </w:r>
       <w:r>
         <w:rPr>
@@ -909,20 +922,9 @@
             <w:rPr>
               <w:rStyle w:val="Hyperlink"/>
             </w:rPr>
-            <w:t>lpen en</w:t>
+            <w:t>se koloni</w:t>
           </w:r>
         </w:hyperlink>
-      </w:r>
-      <w:r>
-        <w:rPr>
-          <w:u w:val="single" w:color="0000ff"/>
-          <w:rFonts w:ascii="Charis SIL Regular" w:hAnsi="Charis SIL Regular" w:eastAsia="Charis SIL Regular"/>
-          <w:b w:val="0"/>
-          <w:i w:val="0"/>
-          <w:color w:val="000000"/>
-          <w:sz w:val="24"/>
-        </w:rPr>
-        <w:t xml:space="preserve"> </w:t>
       </w:r>
       <w:r>
         <w:rPr>
@@ -934,73 +936,6 @@
           <w:sz w:val="24"/>
         </w:rPr>
         <w:hyperlink r:id="rId12" w:history="1">
-          <w:r>
-            <w:rPr>
-              <w:rStyle w:val="Hyperlink"/>
-            </w:rPr>
-            <w:t>minera</w:t>
-          </w:r>
-        </w:hyperlink>
-      </w:r>
-      <w:r>
-        <w:rPr>
-          <w:u w:val="single" w:color="0000ff"/>
-          <w:rFonts w:ascii="Charis SIL Regular" w:hAnsi="Charis SIL Regular" w:eastAsia="Charis SIL Regular"/>
-          <w:b w:val="0"/>
-          <w:i w:val="0"/>
-          <w:color w:val="000000"/>
-          <w:sz w:val="24"/>
-        </w:rPr>
-        <w:t>l</w:t>
-      </w:r>
-      <w:r>
-        <w:rPr>
-          <w:rFonts w:ascii="Charis SIL Regular" w:hAnsi="Charis SIL Regular" w:eastAsia="Charis SIL Regular"/>
-          <w:b w:val="0"/>
-          <w:i w:val="0"/>
-          <w:color w:val="000000"/>
-          <w:sz w:val="24"/>
-        </w:rPr>
-        <w:t xml:space="preserve">en, </w:t>
-      </w:r>
-      <w:r>
-        <w:rPr>
-          <w:rFonts w:ascii="Charis SIL Regular" w:hAnsi="Charis SIL Regular" w:eastAsia="Charis SIL Regular"/>
-          <w:b w:val="0"/>
-          <w:i w:val="0"/>
-          <w:color w:val="000000"/>
-          <w:sz w:val="24"/>
-        </w:rPr>
-        <w:t>deels afkomstig van de overzee</w:t>
-      </w:r>
-      <w:r>
-        <w:rPr>
-          <w:u w:val="single" w:color="0000ff"/>
-          <w:rFonts w:ascii="Charis SIL Regular" w:hAnsi="Charis SIL Regular" w:eastAsia="Charis SIL Regular"/>
-          <w:b w:val="0"/>
-          <w:i w:val="0"/>
-          <w:color w:val="000000"/>
-          <w:sz w:val="24"/>
-        </w:rPr>
-        <w:hyperlink r:id="rId13" w:history="1">
-          <w:r>
-            <w:rPr>
-              <w:rStyle w:val="Hyperlink"/>
-            </w:rPr>
-            <w:t>se koloni</w:t>
-          </w:r>
-        </w:hyperlink>
-      </w:r>
-      <w:r>
-        <w:rPr>
-          <w:u w:val="single" w:color="0000ff"/>
-          <w:rFonts w:ascii="Charis SIL Regular" w:hAnsi="Charis SIL Regular" w:eastAsia="Charis SIL Regular"/>
-          <w:b w:val="0"/>
-          <w:i w:val="0"/>
-          <w:color w:val="000000"/>
-          <w:sz w:val="24"/>
-        </w:rPr>
-        <w:hyperlink r:id="rId13" w:history="1">
           <w:r>
             <w:rPr>
               <w:rStyle w:val="Hyperlink"/>
@@ -2085,7 +2020,7 @@
           <w:sz w:val="24"/>
           <w:u w:val="single"/>
         </w:rPr>
-        <w:hyperlink r:id="rId12" w:history="1">
+        <w:hyperlink r:id="rId13" w:history="1">
           <w:r>
             <w:rPr>
               <w:rStyle w:val="Hyperlink"/>
@@ -2114,7 +2049,7 @@
           <w:sz w:val="24"/>
           <w:u w:val="single"/>
         </w:rPr>
-        <w:hyperlink r:id="rId12" w:history="1">
+        <w:hyperlink r:id="rId13" w:history="1">
           <w:r>
             <w:rPr>
               <w:rStyle w:val="Hyperlink"/>
@@ -2325,7 +2260,7 @@
           <w:color w:val="000000"/>
           <w:sz w:val="24"/>
         </w:rPr>
-        <w:hyperlink r:id="rId12" w:history="1">
+        <w:hyperlink r:id="rId13" w:history="1">
           <w:r>
             <w:rPr>
               <w:rStyle w:val="Hyperlink"/>
@@ -2354,7 +2289,7 @@
           <w:color w:val="000000"/>
           <w:sz w:val="24"/>
         </w:rPr>
-        <w:hyperlink r:id="rId12" w:history="1">
+        <w:hyperlink r:id="rId13" w:history="1">
           <w:r>
             <w:rPr>
               <w:rStyle w:val="Hyperlink"/>

--- a/EXPORTS/DOCX/published/niveau3/Dutch/ZeeuwschGenootschap.docx
+++ b/EXPORTS/DOCX/published/niveau3/Dutch/ZeeuwschGenootschap.docx
@@ -697,8 +697,45 @@
           <w:i w:val="0"/>
           <w:color w:val="0000FF"/>
           <w:sz w:val="24"/>
+          <w:u w:val="single"/>
         </w:rPr>
-        <w:t>ws Arc</w:t>
+        <w:hyperlink r:id="rId12" w:history="1">
+          <w:r>
+            <w:rPr>
+              <w:rStyle w:val="Hyperlink"/>
+            </w:rPr>
+            <w:t>ws</w:t>
+          </w:r>
+        </w:hyperlink>
+      </w:r>
+      <w:r>
+        <w:rPr>
+          <w:rFonts w:ascii="Charis SIL Regular" w:hAnsi="Charis SIL Regular" w:eastAsia="Charis SIL Regular"/>
+          <w:b w:val="0"/>
+          <w:i w:val="0"/>
+          <w:color w:val="0000FF"/>
+          <w:sz w:val="24"/>
+          <w:u w:val="single"/>
+        </w:rPr>
+        <w:t xml:space="preserve"> </w:t>
+      </w:r>
+      <w:r>
+        <w:rPr>
+          <w:rFonts w:ascii="Charis SIL Regular" w:hAnsi="Charis SIL Regular" w:eastAsia="Charis SIL Regular"/>
+          <w:b w:val="0"/>
+          <w:i w:val="0"/>
+          <w:color w:val="0000FF"/>
+          <w:sz w:val="24"/>
+          <w:u w:val="single"/>
+        </w:rPr>
+        <w:hyperlink r:id="rId12" w:history="1">
+          <w:r>
+            <w:rPr>
+              <w:rStyle w:val="Hyperlink"/>
+            </w:rPr>
+            <w:t>Arc</w:t>
+          </w:r>
+        </w:hyperlink>
       </w:r>
       <w:r>
         <w:rPr>
@@ -782,7 +819,7 @@
           <w:sz w:val="24"/>
           <w:u w:val="single"/>
         </w:rPr>
-        <w:hyperlink r:id="rId12" w:history="1">
+        <w:hyperlink r:id="rId13" w:history="1">
           <w:r>
             <w:rPr>
               <w:rStyle w:val="Hyperlink"/>
@@ -811,7 +848,7 @@
           <w:sz w:val="24"/>
           <w:u w:val="single"/>
         </w:rPr>
-        <w:hyperlink r:id="rId12" w:history="1">
+        <w:hyperlink r:id="rId13" w:history="1">
           <w:r>
             <w:rPr>
               <w:rStyle w:val="Hyperlink"/>
@@ -829,6 +866,84 @@
           <w:sz w:val="24"/>
         </w:rPr>
         <w:t xml:space="preserve"> en fossielen, sche</w:t>
+      </w:r>
+      <w:r>
+        <w:rPr>
+          <w:u w:val="single" w:color="0000ff"/>
+          <w:rFonts w:ascii="Charis SIL Regular" w:hAnsi="Charis SIL Regular" w:eastAsia="Charis SIL Regular"/>
+          <w:b w:val="0"/>
+          <w:i w:val="0"/>
+          <w:color w:val="000000"/>
+          <w:sz w:val="24"/>
+        </w:rPr>
+        <w:hyperlink r:id="rId12" w:history="1">
+          <w:r>
+            <w:rPr>
+              <w:rStyle w:val="Hyperlink"/>
+            </w:rPr>
+            <w:t>lpen en</w:t>
+          </w:r>
+        </w:hyperlink>
+      </w:r>
+      <w:r>
+        <w:rPr>
+          <w:u w:val="single" w:color="0000ff"/>
+          <w:rFonts w:ascii="Charis SIL Regular" w:hAnsi="Charis SIL Regular" w:eastAsia="Charis SIL Regular"/>
+          <w:b w:val="0"/>
+          <w:i w:val="0"/>
+          <w:color w:val="000000"/>
+          <w:sz w:val="24"/>
+        </w:rPr>
+        <w:t xml:space="preserve"> </w:t>
+      </w:r>
+      <w:r>
+        <w:rPr>
+          <w:u w:val="single" w:color="0000ff"/>
+          <w:rFonts w:ascii="Charis SIL Regular" w:hAnsi="Charis SIL Regular" w:eastAsia="Charis SIL Regular"/>
+          <w:b w:val="0"/>
+          <w:i w:val="0"/>
+          <w:color w:val="000000"/>
+          <w:sz w:val="24"/>
+        </w:rPr>
+        <w:hyperlink r:id="rId12" w:history="1">
+          <w:r>
+            <w:rPr>
+              <w:rStyle w:val="Hyperlink"/>
+            </w:rPr>
+            <w:t>minera</w:t>
+          </w:r>
+        </w:hyperlink>
+      </w:r>
+      <w:r>
+        <w:rPr>
+          <w:u w:val="single" w:color="0000ff"/>
+          <w:rFonts w:ascii="Charis SIL Regular" w:hAnsi="Charis SIL Regular" w:eastAsia="Charis SIL Regular"/>
+          <w:b w:val="0"/>
+          <w:i w:val="0"/>
+          <w:color w:val="000000"/>
+          <w:sz w:val="24"/>
+        </w:rPr>
+        <w:t>l</w:t>
+      </w:r>
+      <w:r>
+        <w:rPr>
+          <w:rFonts w:ascii="Charis SIL Regular" w:hAnsi="Charis SIL Regular" w:eastAsia="Charis SIL Regular"/>
+          <w:b w:val="0"/>
+          <w:i w:val="0"/>
+          <w:color w:val="000000"/>
+          <w:sz w:val="24"/>
+        </w:rPr>
+        <w:t xml:space="preserve">en, </w:t>
+      </w:r>
+      <w:r>
+        <w:rPr>
+          <w:rFonts w:ascii="Charis SIL Regular" w:hAnsi="Charis SIL Regular" w:eastAsia="Charis SIL Regular"/>
+          <w:b w:val="0"/>
+          <w:i w:val="0"/>
+          <w:color w:val="000000"/>
+          <w:sz w:val="24"/>
+        </w:rPr>
+        <w:t>deels afkomstig van de overzee</w:t>
       </w:r>
       <w:r>
         <w:rPr>
@@ -844,20 +959,9 @@
             <w:rPr>
               <w:rStyle w:val="Hyperlink"/>
             </w:rPr>
-            <w:t>lpen en</w:t>
+            <w:t>se koloni</w:t>
           </w:r>
         </w:hyperlink>
-      </w:r>
-      <w:r>
-        <w:rPr>
-          <w:u w:val="single" w:color="0000ff"/>
-          <w:rFonts w:ascii="Charis SIL Regular" w:hAnsi="Charis SIL Regular" w:eastAsia="Charis SIL Regular"/>
-          <w:b w:val="0"/>
-          <w:i w:val="0"/>
-          <w:color w:val="000000"/>
-          <w:sz w:val="24"/>
-        </w:rPr>
-        <w:t xml:space="preserve"> </w:t>
       </w:r>
       <w:r>
         <w:rPr>
@@ -869,73 +973,6 @@
           <w:sz w:val="24"/>
         </w:rPr>
         <w:hyperlink r:id="rId13" w:history="1">
-          <w:r>
-            <w:rPr>
-              <w:rStyle w:val="Hyperlink"/>
-            </w:rPr>
-            <w:t>minera</w:t>
-          </w:r>
-        </w:hyperlink>
-      </w:r>
-      <w:r>
-        <w:rPr>
-          <w:u w:val="single" w:color="0000ff"/>
-          <w:rFonts w:ascii="Charis SIL Regular" w:hAnsi="Charis SIL Regular" w:eastAsia="Charis SIL Regular"/>
-          <w:b w:val="0"/>
-          <w:i w:val="0"/>
-          <w:color w:val="000000"/>
-          <w:sz w:val="24"/>
-        </w:rPr>
-        <w:t>l</w:t>
-      </w:r>
-      <w:r>
-        <w:rPr>
-          <w:rFonts w:ascii="Charis SIL Regular" w:hAnsi="Charis SIL Regular" w:eastAsia="Charis SIL Regular"/>
-          <w:b w:val="0"/>
-          <w:i w:val="0"/>
-          <w:color w:val="000000"/>
-          <w:sz w:val="24"/>
-        </w:rPr>
-        <w:t xml:space="preserve">en, </w:t>
-      </w:r>
-      <w:r>
-        <w:rPr>
-          <w:rFonts w:ascii="Charis SIL Regular" w:hAnsi="Charis SIL Regular" w:eastAsia="Charis SIL Regular"/>
-          <w:b w:val="0"/>
-          <w:i w:val="0"/>
-          <w:color w:val="000000"/>
-          <w:sz w:val="24"/>
-        </w:rPr>
-        <w:t>deels afkomstig van de overzee</w:t>
-      </w:r>
-      <w:r>
-        <w:rPr>
-          <w:u w:val="single" w:color="0000ff"/>
-          <w:rFonts w:ascii="Charis SIL Regular" w:hAnsi="Charis SIL Regular" w:eastAsia="Charis SIL Regular"/>
-          <w:b w:val="0"/>
-          <w:i w:val="0"/>
-          <w:color w:val="000000"/>
-          <w:sz w:val="24"/>
-        </w:rPr>
-        <w:hyperlink r:id="rId12" w:history="1">
-          <w:r>
-            <w:rPr>
-              <w:rStyle w:val="Hyperlink"/>
-            </w:rPr>
-            <w:t>se koloni</w:t>
-          </w:r>
-        </w:hyperlink>
-      </w:r>
-      <w:r>
-        <w:rPr>
-          <w:u w:val="single" w:color="0000ff"/>
-          <w:rFonts w:ascii="Charis SIL Regular" w:hAnsi="Charis SIL Regular" w:eastAsia="Charis SIL Regular"/>
-          <w:b w:val="0"/>
-          <w:i w:val="0"/>
-          <w:color w:val="000000"/>
-          <w:sz w:val="24"/>
-        </w:rPr>
-        <w:hyperlink r:id="rId12" w:history="1">
           <w:r>
             <w:rPr>
               <w:rStyle w:val="Hyperlink"/>
@@ -2020,7 +2057,7 @@
           <w:sz w:val="24"/>
           <w:u w:val="single"/>
         </w:rPr>
-        <w:hyperlink r:id="rId13" w:history="1">
+        <w:hyperlink r:id="rId12" w:history="1">
           <w:r>
             <w:rPr>
               <w:rStyle w:val="Hyperlink"/>
@@ -2049,7 +2086,7 @@
           <w:sz w:val="24"/>
           <w:u w:val="single"/>
         </w:rPr>
-        <w:hyperlink r:id="rId13" w:history="1">
+        <w:hyperlink r:id="rId12" w:history="1">
           <w:r>
             <w:rPr>
               <w:rStyle w:val="Hyperlink"/>
@@ -2249,7 +2286,7 @@
           <w:color w:val="000000"/>
           <w:sz w:val="24"/>
         </w:rPr>
-        <w:t>om die re</w:t>
+        <w:t xml:space="preserve">om die reden niet meer fysiek </w:t>
       </w:r>
       <w:r>
         <w:rPr>
@@ -2260,172 +2297,7 @@
           <w:color w:val="000000"/>
           <w:sz w:val="24"/>
         </w:rPr>
-        <w:hyperlink r:id="rId13" w:history="1">
-          <w:r>
-            <w:rPr>
-              <w:rStyle w:val="Hyperlink"/>
-            </w:rPr>
-            <w:t>den niet</w:t>
-          </w:r>
-        </w:hyperlink>
-      </w:r>
-      <w:r>
-        <w:rPr>
-          <w:u w:val="single" w:color="0000ff"/>
-          <w:rFonts w:ascii="Charis SIL Regular" w:hAnsi="Charis SIL Regular" w:eastAsia="Charis SIL Regular"/>
-          <w:b w:val="0"/>
-          <w:i w:val="0"/>
-          <w:color w:val="000000"/>
-          <w:sz w:val="24"/>
-        </w:rPr>
-        <w:t xml:space="preserve"> </w:t>
-      </w:r>
-      <w:r>
-        <w:rPr>
-          <w:u w:val="single" w:color="0000ff"/>
-          <w:rFonts w:ascii="Charis SIL Regular" w:hAnsi="Charis SIL Regular" w:eastAsia="Charis SIL Regular"/>
-          <w:b w:val="0"/>
-          <w:i w:val="0"/>
-          <w:color w:val="000000"/>
-          <w:sz w:val="24"/>
-        </w:rPr>
-        <w:hyperlink r:id="rId13" w:history="1">
-          <w:r>
-            <w:rPr>
-              <w:rStyle w:val="Hyperlink"/>
-            </w:rPr>
-            <w:t>meer fy</w:t>
-          </w:r>
-        </w:hyperlink>
-      </w:r>
-      <w:r>
-        <w:rPr>
-          <w:rFonts w:ascii="Charis SIL Regular" w:hAnsi="Charis SIL Regular" w:eastAsia="Charis SIL Regular"/>
-          <w:b w:val="0"/>
-          <w:i w:val="0"/>
-          <w:color w:val="000000"/>
-          <w:sz w:val="24"/>
-        </w:rPr>
-        <w:t xml:space="preserve">siek </w:t>
-      </w:r>
-      <w:r>
-        <w:rPr>
-          <w:u w:val="single" w:color="0000ff"/>
-          <w:rFonts w:ascii="Charis SIL Regular" w:hAnsi="Charis SIL Regular" w:eastAsia="Charis SIL Regular"/>
-          <w:b w:val="0"/>
-          <w:i w:val="0"/>
-          <w:color w:val="000000"/>
-          <w:sz w:val="24"/>
-        </w:rPr>
-        <w:t>i</w:t>
-      </w:r>
-      <w:r>
-        <w:rPr>
-          <w:u w:val="single" w:color="0000ff"/>
-          <w:rFonts w:ascii="Charis SIL Regular" w:hAnsi="Charis SIL Regular" w:eastAsia="Charis SIL Regular"/>
-          <w:b w:val="0"/>
-          <w:i w:val="0"/>
-          <w:color w:val="000000"/>
-          <w:sz w:val="24"/>
-        </w:rPr>
-        <w:hyperlink r:id="rId23" w:history="1">
-          <w:r>
-            <w:rPr>
-              <w:rStyle w:val="Hyperlink"/>
-            </w:rPr>
-            <w:t>n te zien</w:t>
-          </w:r>
-        </w:hyperlink>
-      </w:r>
-      <w:r>
-        <w:rPr>
-          <w:u w:val="single" w:color="0000ff"/>
-          <w:rFonts w:ascii="Charis SIL Regular" w:hAnsi="Charis SIL Regular" w:eastAsia="Charis SIL Regular"/>
-          <w:b w:val="0"/>
-          <w:i w:val="0"/>
-          <w:color w:val="000000"/>
-          <w:sz w:val="24"/>
-        </w:rPr>
-        <w:hyperlink r:id="rId23" w:history="1">
-          <w:r>
-            <w:rPr>
-              <w:rStyle w:val="Hyperlink"/>
-            </w:rPr>
-            <w:t>.</w:t>
-          </w:r>
-        </w:hyperlink>
-      </w:r>
-      <w:r>
-        <w:rPr>
-          <w:u w:val="single" w:color="0000ff"/>
-          <w:rFonts w:ascii="Charis SIL Regular" w:hAnsi="Charis SIL Regular" w:eastAsia="Charis SIL Regular"/>
-          <w:b w:val="0"/>
-          <w:i w:val="0"/>
-          <w:color w:val="000000"/>
-          <w:sz w:val="24"/>
-        </w:rPr>
-        <w:hyperlink r:id="rId23" w:history="1">
-          <w:r>
-            <w:rPr>
-              <w:rStyle w:val="Hyperlink"/>
-            </w:rPr>
-            <w:t xml:space="preserve"> Het ni</w:t>
-          </w:r>
-        </w:hyperlink>
-      </w:r>
-      <w:r>
-        <w:rPr>
-          <w:u w:val="single" w:color="0000ff"/>
-          <w:rFonts w:ascii="Charis SIL Regular" w:hAnsi="Charis SIL Regular" w:eastAsia="Charis SIL Regular"/>
-          <w:b w:val="0"/>
-          <w:i w:val="0"/>
-          <w:color w:val="000000"/>
-          <w:sz w:val="24"/>
-        </w:rPr>
-        <w:hyperlink r:id="rId23" w:history="1">
-          <w:r>
-            <w:rPr>
-              <w:rStyle w:val="Hyperlink"/>
-            </w:rPr>
-            <w:t>e</w:t>
-          </w:r>
-        </w:hyperlink>
-      </w:r>
-      <w:r>
-        <w:rPr>
-          <w:u w:val="single" w:color="0000ff"/>
-          <w:rFonts w:ascii="Charis SIL Regular" w:hAnsi="Charis SIL Regular" w:eastAsia="Charis SIL Regular"/>
-          <w:b w:val="0"/>
-          <w:i w:val="0"/>
-          <w:color w:val="000000"/>
-          <w:sz w:val="24"/>
-        </w:rPr>
-        <w:hyperlink r:id="rId23" w:history="1">
-          <w:r>
-            <w:rPr>
-              <w:rStyle w:val="Hyperlink"/>
-            </w:rPr>
-            <w:t>uw</w:t>
-          </w:r>
-        </w:hyperlink>
-      </w:r>
-      <w:r>
-        <w:rPr>
-          <w:u w:val="single" w:color="0000ff"/>
-          <w:rFonts w:ascii="Charis SIL Regular" w:hAnsi="Charis SIL Regular" w:eastAsia="Charis SIL Regular"/>
-          <w:b w:val="0"/>
-          <w:i w:val="0"/>
-          <w:color w:val="000000"/>
-          <w:sz w:val="24"/>
-        </w:rPr>
-        <w:hyperlink r:id="rId23" w:history="1">
-          <w:r>
-            <w:rPr>
-              <w:rStyle w:val="Hyperlink"/>
-            </w:rPr>
-            <w:t>ere</w:t>
-          </w:r>
-        </w:hyperlink>
+        <w:t>in te zien. Het nieuwere</w:t>
       </w:r>
       <w:r>
         <w:rPr>

--- a/EXPORTS/DOCX/published/niveau3/Dutch/ZeeuwschGenootschap.docx
+++ b/EXPORTS/DOCX/published/niveau3/Dutch/ZeeuwschGenootschap.docx
@@ -616,61 +616,7 @@
           <w:color w:val="000000"/>
           <w:sz w:val="24"/>
         </w:rPr>
-        <w:t>; kaarten, tekeningen en prenten beru</w:t>
-      </w:r>
-      <w:r>
-        <w:rPr>
-          <w:u w:val="single" w:color="0000ff"/>
-          <w:rFonts w:ascii="Charis SIL Regular" w:hAnsi="Charis SIL Regular" w:eastAsia="Charis SIL Regular"/>
-          <w:b w:val="0"/>
-          <w:i w:val="0"/>
-          <w:color w:val="000000"/>
-          <w:sz w:val="24"/>
-        </w:rPr>
-        <w:hyperlink r:id="rId10" w:history="1">
-          <w:r>
-            <w:rPr>
-              <w:rStyle w:val="Hyperlink"/>
-            </w:rPr>
-            <w:t>sten bi</w:t>
-          </w:r>
-        </w:hyperlink>
-      </w:r>
-      <w:r>
-        <w:rPr>
-          <w:u w:val="single" w:color="0000ff"/>
-          <w:rFonts w:ascii="Charis SIL Regular" w:hAnsi="Charis SIL Regular" w:eastAsia="Charis SIL Regular"/>
-          <w:b w:val="0"/>
-          <w:i w:val="0"/>
-          <w:color w:val="000000"/>
-          <w:sz w:val="24"/>
-        </w:rPr>
-        <w:hyperlink r:id="rId10" w:history="1">
-          <w:r>
-            <w:rPr>
-              <w:rStyle w:val="Hyperlink"/>
-            </w:rPr>
-            <w:t>j</w:t>
-          </w:r>
-        </w:hyperlink>
-      </w:r>
-      <w:r>
-        <w:rPr>
-          <w:u w:val="single" w:color="0000ff"/>
-          <w:rFonts w:ascii="Charis SIL Regular" w:hAnsi="Charis SIL Regular" w:eastAsia="Charis SIL Regular"/>
-          <w:b w:val="0"/>
-          <w:i w:val="0"/>
-          <w:color w:val="000000"/>
-          <w:sz w:val="24"/>
-        </w:rPr>
-        <w:hyperlink r:id="rId10" w:history="1">
-          <w:r>
-            <w:rPr>
-              <w:rStyle w:val="Hyperlink"/>
-            </w:rPr>
-            <w:t xml:space="preserve"> het </w:t>
-          </w:r>
-        </w:hyperlink>
+        <w:t xml:space="preserve">; kaarten, tekeningen en prenten berusten bij het </w:t>
       </w:r>
       <w:r>
         <w:rPr>
@@ -681,7 +627,7 @@
           <w:sz w:val="24"/>
           <w:u w:val="single"/>
         </w:rPr>
-        <w:hyperlink r:id="rId10" w:history="1">
+        <w:hyperlink r:id="rId12" w:history="1">
           <w:r>
             <w:rPr>
               <w:rStyle w:val="Hyperlink"/>
@@ -746,7 +692,7 @@
           <w:sz w:val="24"/>
           <w:u w:val="single"/>
         </w:rPr>
-        <w:hyperlink r:id="rId11" w:history="1">
+        <w:hyperlink r:id="rId12" w:history="1">
           <w:r>
             <w:rPr>
               <w:rStyle w:val="Hyperlink"/>
@@ -802,13 +748,67 @@
       </w:r>
       <w:r>
         <w:rPr>
+          <w:u w:val="single" w:color="0000ff"/>
           <w:rFonts w:ascii="Charis SIL Regular" w:hAnsi="Charis SIL Regular" w:eastAsia="Charis SIL Regular"/>
           <w:b w:val="0"/>
           <w:i w:val="0"/>
           <w:color w:val="000000"/>
           <w:sz w:val="24"/>
         </w:rPr>
-        <w:t xml:space="preserve">en handschriften vind je bij de </w:t>
+        <w:hyperlink r:id="rId11" w:history="1">
+          <w:r>
+            <w:rPr>
+              <w:rStyle w:val="Hyperlink"/>
+            </w:rPr>
+            <w:t>en hands</w:t>
+          </w:r>
+        </w:hyperlink>
+      </w:r>
+      <w:r>
+        <w:rPr>
+          <w:u w:val="single" w:color="0000ff"/>
+          <w:rFonts w:ascii="Charis SIL Regular" w:hAnsi="Charis SIL Regular" w:eastAsia="Charis SIL Regular"/>
+          <w:b w:val="0"/>
+          <w:i w:val="0"/>
+          <w:color w:val="000000"/>
+          <w:sz w:val="24"/>
+        </w:rPr>
+        <w:hyperlink r:id="rId11" w:history="1">
+          <w:r>
+            <w:rPr>
+              <w:rStyle w:val="Hyperlink"/>
+            </w:rPr>
+            <w:t>c</w:t>
+          </w:r>
+        </w:hyperlink>
+      </w:r>
+      <w:r>
+        <w:rPr>
+          <w:u w:val="single" w:color="0000ff"/>
+          <w:rFonts w:ascii="Charis SIL Regular" w:hAnsi="Charis SIL Regular" w:eastAsia="Charis SIL Regular"/>
+          <w:b w:val="0"/>
+          <w:i w:val="0"/>
+          <w:color w:val="000000"/>
+          <w:sz w:val="24"/>
+        </w:rPr>
+        <w:hyperlink r:id="rId11" w:history="1">
+          <w:r>
+            <w:rPr>
+              <w:rStyle w:val="Hyperlink"/>
+            </w:rPr>
+            <w:t>hriften vin</w:t>
+          </w:r>
+        </w:hyperlink>
+      </w:r>
+      <w:r>
+        <w:rPr>
+          <w:rFonts w:ascii="Charis SIL Regular" w:hAnsi="Charis SIL Regular" w:eastAsia="Charis SIL Regular"/>
+          <w:b w:val="0"/>
+          <w:i w:val="0"/>
+          <w:color w:val="000000"/>
+          <w:sz w:val="24"/>
+        </w:rPr>
+        <w:t xml:space="preserve">d je bij de </w:t>
       </w:r>
       <w:r>
         <w:rPr>
@@ -2286,7 +2286,7 @@
           <w:color w:val="000000"/>
           <w:sz w:val="24"/>
         </w:rPr>
-        <w:t xml:space="preserve">om die reden niet meer fysiek </w:t>
+        <w:t>om die re</w:t>
       </w:r>
       <w:r>
         <w:rPr>
@@ -2297,7 +2297,172 @@
           <w:color w:val="000000"/>
           <w:sz w:val="24"/>
         </w:rPr>
-        <w:t>in te zien. Het nieuwere</w:t>
+        <w:hyperlink r:id="rId12" w:history="1">
+          <w:r>
+            <w:rPr>
+              <w:rStyle w:val="Hyperlink"/>
+            </w:rPr>
+            <w:t>den niet</w:t>
+          </w:r>
+        </w:hyperlink>
+      </w:r>
+      <w:r>
+        <w:rPr>
+          <w:u w:val="single" w:color="0000ff"/>
+          <w:rFonts w:ascii="Charis SIL Regular" w:hAnsi="Charis SIL Regular" w:eastAsia="Charis SIL Regular"/>
+          <w:b w:val="0"/>
+          <w:i w:val="0"/>
+          <w:color w:val="000000"/>
+          <w:sz w:val="24"/>
+        </w:rPr>
+        <w:t xml:space="preserve"> </w:t>
+      </w:r>
+      <w:r>
+        <w:rPr>
+          <w:u w:val="single" w:color="0000ff"/>
+          <w:rFonts w:ascii="Charis SIL Regular" w:hAnsi="Charis SIL Regular" w:eastAsia="Charis SIL Regular"/>
+          <w:b w:val="0"/>
+          <w:i w:val="0"/>
+          <w:color w:val="000000"/>
+          <w:sz w:val="24"/>
+        </w:rPr>
+        <w:hyperlink r:id="rId12" w:history="1">
+          <w:r>
+            <w:rPr>
+              <w:rStyle w:val="Hyperlink"/>
+            </w:rPr>
+            <w:t>meer fy</w:t>
+          </w:r>
+        </w:hyperlink>
+      </w:r>
+      <w:r>
+        <w:rPr>
+          <w:rFonts w:ascii="Charis SIL Regular" w:hAnsi="Charis SIL Regular" w:eastAsia="Charis SIL Regular"/>
+          <w:b w:val="0"/>
+          <w:i w:val="0"/>
+          <w:color w:val="000000"/>
+          <w:sz w:val="24"/>
+        </w:rPr>
+        <w:t xml:space="preserve">siek </w:t>
+      </w:r>
+      <w:r>
+        <w:rPr>
+          <w:u w:val="single" w:color="0000ff"/>
+          <w:rFonts w:ascii="Charis SIL Regular" w:hAnsi="Charis SIL Regular" w:eastAsia="Charis SIL Regular"/>
+          <w:b w:val="0"/>
+          <w:i w:val="0"/>
+          <w:color w:val="000000"/>
+          <w:sz w:val="24"/>
+        </w:rPr>
+        <w:t>i</w:t>
+      </w:r>
+      <w:r>
+        <w:rPr>
+          <w:u w:val="single" w:color="0000ff"/>
+          <w:rFonts w:ascii="Charis SIL Regular" w:hAnsi="Charis SIL Regular" w:eastAsia="Charis SIL Regular"/>
+          <w:b w:val="0"/>
+          <w:i w:val="0"/>
+          <w:color w:val="000000"/>
+          <w:sz w:val="24"/>
+        </w:rPr>
+        <w:hyperlink r:id="rId23" w:history="1">
+          <w:r>
+            <w:rPr>
+              <w:rStyle w:val="Hyperlink"/>
+            </w:rPr>
+            <w:t>n te zien</w:t>
+          </w:r>
+        </w:hyperlink>
+      </w:r>
+      <w:r>
+        <w:rPr>
+          <w:u w:val="single" w:color="0000ff"/>
+          <w:rFonts w:ascii="Charis SIL Regular" w:hAnsi="Charis SIL Regular" w:eastAsia="Charis SIL Regular"/>
+          <w:b w:val="0"/>
+          <w:i w:val="0"/>
+          <w:color w:val="000000"/>
+          <w:sz w:val="24"/>
+        </w:rPr>
+        <w:hyperlink r:id="rId23" w:history="1">
+          <w:r>
+            <w:rPr>
+              <w:rStyle w:val="Hyperlink"/>
+            </w:rPr>
+            <w:t>.</w:t>
+          </w:r>
+        </w:hyperlink>
+      </w:r>
+      <w:r>
+        <w:rPr>
+          <w:u w:val="single" w:color="0000ff"/>
+          <w:rFonts w:ascii="Charis SIL Regular" w:hAnsi="Charis SIL Regular" w:eastAsia="Charis SIL Regular"/>
+          <w:b w:val="0"/>
+          <w:i w:val="0"/>
+          <w:color w:val="000000"/>
+          <w:sz w:val="24"/>
+        </w:rPr>
+        <w:hyperlink r:id="rId23" w:history="1">
+          <w:r>
+            <w:rPr>
+              <w:rStyle w:val="Hyperlink"/>
+            </w:rPr>
+            <w:t xml:space="preserve"> Het ni</w:t>
+          </w:r>
+        </w:hyperlink>
+      </w:r>
+      <w:r>
+        <w:rPr>
+          <w:u w:val="single" w:color="0000ff"/>
+          <w:rFonts w:ascii="Charis SIL Regular" w:hAnsi="Charis SIL Regular" w:eastAsia="Charis SIL Regular"/>
+          <w:b w:val="0"/>
+          <w:i w:val="0"/>
+          <w:color w:val="000000"/>
+          <w:sz w:val="24"/>
+        </w:rPr>
+        <w:hyperlink r:id="rId23" w:history="1">
+          <w:r>
+            <w:rPr>
+              <w:rStyle w:val="Hyperlink"/>
+            </w:rPr>
+            <w:t>e</w:t>
+          </w:r>
+        </w:hyperlink>
+      </w:r>
+      <w:r>
+        <w:rPr>
+          <w:u w:val="single" w:color="0000ff"/>
+          <w:rFonts w:ascii="Charis SIL Regular" w:hAnsi="Charis SIL Regular" w:eastAsia="Charis SIL Regular"/>
+          <w:b w:val="0"/>
+          <w:i w:val="0"/>
+          <w:color w:val="000000"/>
+          <w:sz w:val="24"/>
+        </w:rPr>
+        <w:hyperlink r:id="rId23" w:history="1">
+          <w:r>
+            <w:rPr>
+              <w:rStyle w:val="Hyperlink"/>
+            </w:rPr>
+            <w:t>uw</w:t>
+          </w:r>
+        </w:hyperlink>
+      </w:r>
+      <w:r>
+        <w:rPr>
+          <w:u w:val="single" w:color="0000ff"/>
+          <w:rFonts w:ascii="Charis SIL Regular" w:hAnsi="Charis SIL Regular" w:eastAsia="Charis SIL Regular"/>
+          <w:b w:val="0"/>
+          <w:i w:val="0"/>
+          <w:color w:val="000000"/>
+          <w:sz w:val="24"/>
+        </w:rPr>
+        <w:hyperlink r:id="rId23" w:history="1">
+          <w:r>
+            <w:rPr>
+              <w:rStyle w:val="Hyperlink"/>
+            </w:rPr>
+            <w:t>ere</w:t>
+          </w:r>
+        </w:hyperlink>
       </w:r>
       <w:r>
         <w:rPr>

--- a/EXPORTS/DOCX/published/niveau3/Dutch/ZeeuwschGenootschap.docx
+++ b/EXPORTS/DOCX/published/niveau3/Dutch/ZeeuwschGenootschap.docx
@@ -692,7 +692,7 @@
           <w:sz w:val="24"/>
           <w:u w:val="single"/>
         </w:rPr>
-        <w:hyperlink r:id="rId12" w:history="1">
+        <w:hyperlink r:id="rId11" w:history="1">
           <w:r>
             <w:rPr>
               <w:rStyle w:val="Hyperlink"/>
@@ -748,67 +748,13 @@
       </w:r>
       <w:r>
         <w:rPr>
-          <w:u w:val="single" w:color="0000ff"/>
           <w:rFonts w:ascii="Charis SIL Regular" w:hAnsi="Charis SIL Regular" w:eastAsia="Charis SIL Regular"/>
           <w:b w:val="0"/>
           <w:i w:val="0"/>
           <w:color w:val="000000"/>
           <w:sz w:val="24"/>
         </w:rPr>
-        <w:hyperlink r:id="rId11" w:history="1">
-          <w:r>
-            <w:rPr>
-              <w:rStyle w:val="Hyperlink"/>
-            </w:rPr>
-            <w:t>en hands</w:t>
-          </w:r>
-        </w:hyperlink>
-      </w:r>
-      <w:r>
-        <w:rPr>
-          <w:u w:val="single" w:color="0000ff"/>
-          <w:rFonts w:ascii="Charis SIL Regular" w:hAnsi="Charis SIL Regular" w:eastAsia="Charis SIL Regular"/>
-          <w:b w:val="0"/>
-          <w:i w:val="0"/>
-          <w:color w:val="000000"/>
-          <w:sz w:val="24"/>
-        </w:rPr>
-        <w:hyperlink r:id="rId11" w:history="1">
-          <w:r>
-            <w:rPr>
-              <w:rStyle w:val="Hyperlink"/>
-            </w:rPr>
-            <w:t>c</w:t>
-          </w:r>
-        </w:hyperlink>
-      </w:r>
-      <w:r>
-        <w:rPr>
-          <w:u w:val="single" w:color="0000ff"/>
-          <w:rFonts w:ascii="Charis SIL Regular" w:hAnsi="Charis SIL Regular" w:eastAsia="Charis SIL Regular"/>
-          <w:b w:val="0"/>
-          <w:i w:val="0"/>
-          <w:color w:val="000000"/>
-          <w:sz w:val="24"/>
-        </w:rPr>
-        <w:hyperlink r:id="rId11" w:history="1">
-          <w:r>
-            <w:rPr>
-              <w:rStyle w:val="Hyperlink"/>
-            </w:rPr>
-            <w:t>hriften vin</w:t>
-          </w:r>
-        </w:hyperlink>
-      </w:r>
-      <w:r>
-        <w:rPr>
-          <w:rFonts w:ascii="Charis SIL Regular" w:hAnsi="Charis SIL Regular" w:eastAsia="Charis SIL Regular"/>
-          <w:b w:val="0"/>
-          <w:i w:val="0"/>
-          <w:color w:val="000000"/>
-          <w:sz w:val="24"/>
-        </w:rPr>
-        <w:t xml:space="preserve">d je bij de </w:t>
+        <w:t xml:space="preserve">en handschriften vind je bij de </w:t>
       </w:r>
       <w:r>
         <w:rPr>
@@ -943,25 +889,7 @@
           <w:color w:val="000000"/>
           <w:sz w:val="24"/>
         </w:rPr>
-        <w:t>deels afkomstig van de overzee</w:t>
-      </w:r>
-      <w:r>
-        <w:rPr>
-          <w:u w:val="single" w:color="0000ff"/>
-          <w:rFonts w:ascii="Charis SIL Regular" w:hAnsi="Charis SIL Regular" w:eastAsia="Charis SIL Regular"/>
-          <w:b w:val="0"/>
-          <w:i w:val="0"/>
-          <w:color w:val="000000"/>
-          <w:sz w:val="24"/>
-        </w:rPr>
-        <w:hyperlink r:id="rId13" w:history="1">
-          <w:r>
-            <w:rPr>
-              <w:rStyle w:val="Hyperlink"/>
-            </w:rPr>
-            <w:t>se koloni</w:t>
-          </w:r>
-        </w:hyperlink>
+        <w:t>deels afkomstig van de overzeese koloni</w:t>
       </w:r>
       <w:r>
         <w:rPr>
@@ -1079,25 +1007,7 @@
           <w:color w:val="000000"/>
           <w:sz w:val="24"/>
         </w:rPr>
-        <w:t>2007 in beheer bij het Zeeuws Museum. De arch</w:t>
-      </w:r>
-      <w:r>
-        <w:rPr>
-          <w:u w:val="single" w:color="0000ff"/>
-          <w:rFonts w:ascii="Charis SIL Regular" w:hAnsi="Charis SIL Regular" w:eastAsia="Charis SIL Regular"/>
-          <w:b w:val="0"/>
-          <w:i w:val="0"/>
-          <w:color w:val="000000"/>
-          <w:sz w:val="24"/>
-        </w:rPr>
-        <w:hyperlink r:id="rId14" w:history="1">
-          <w:r>
-            <w:rPr>
-              <w:rStyle w:val="Hyperlink"/>
-            </w:rPr>
-            <w:t>eologische voor</w:t>
-          </w:r>
-        </w:hyperlink>
+        <w:t>2007 in beheer bij het Zeeuws Museum. De archeologische voor</w:t>
       </w:r>
       <w:r>
         <w:rPr>
@@ -2437,32 +2347,7 @@
           <w:color w:val="000000"/>
           <w:sz w:val="24"/>
         </w:rPr>
-        <w:hyperlink r:id="rId23" w:history="1">
-          <w:r>
-            <w:rPr>
-              <w:rStyle w:val="Hyperlink"/>
-            </w:rPr>
-            <w:t>uw</w:t>
-          </w:r>
-        </w:hyperlink>
-      </w:r>
-      <w:r>
-        <w:rPr>
-          <w:u w:val="single" w:color="0000ff"/>
-          <w:rFonts w:ascii="Charis SIL Regular" w:hAnsi="Charis SIL Regular" w:eastAsia="Charis SIL Regular"/>
-          <w:b w:val="0"/>
-          <w:i w:val="0"/>
-          <w:color w:val="000000"/>
-          <w:sz w:val="24"/>
-        </w:rPr>
-        <w:hyperlink r:id="rId23" w:history="1">
-          <w:r>
-            <w:rPr>
-              <w:rStyle w:val="Hyperlink"/>
-            </w:rPr>
-            <w:t>ere</w:t>
-          </w:r>
-        </w:hyperlink>
+        <w:t>uwere</w:t>
       </w:r>
       <w:r>
         <w:rPr>
@@ -3086,14 +2971,7 @@
           <w:color w:val="000000"/>
           <w:sz w:val="24"/>
         </w:rPr>
-        <w:hyperlink r:id="rId26" w:history="1">
-          <w:r>
-            <w:rPr>
-              <w:rStyle w:val="Hyperlink"/>
-            </w:rPr>
-            <w:t>prijsvragen die do</w:t>
-          </w:r>
-        </w:hyperlink>
+        <w:t>prijsvragen die do</w:t>
       </w:r>
       <w:r>
         <w:rPr>

--- a/EXPORTS/DOCX/published/niveau3/Dutch/ZeeuwschGenootschap.docx
+++ b/EXPORTS/DOCX/published/niveau3/Dutch/ZeeuwschGenootschap.docx
@@ -616,7 +616,61 @@
           <w:color w:val="000000"/>
           <w:sz w:val="24"/>
         </w:rPr>
-        <w:t xml:space="preserve">; kaarten, tekeningen en prenten berusten bij het </w:t>
+        <w:t>; kaarten, tekeningen en prenten beru</w:t>
+      </w:r>
+      <w:r>
+        <w:rPr>
+          <w:u w:val="single" w:color="0000ff"/>
+          <w:rFonts w:ascii="Charis SIL Regular" w:hAnsi="Charis SIL Regular" w:eastAsia="Charis SIL Regular"/>
+          <w:b w:val="0"/>
+          <w:i w:val="0"/>
+          <w:color w:val="000000"/>
+          <w:sz w:val="24"/>
+        </w:rPr>
+        <w:hyperlink r:id="rId10" w:history="1">
+          <w:r>
+            <w:rPr>
+              <w:rStyle w:val="Hyperlink"/>
+            </w:rPr>
+            <w:t>sten bi</w:t>
+          </w:r>
+        </w:hyperlink>
+      </w:r>
+      <w:r>
+        <w:rPr>
+          <w:u w:val="single" w:color="0000ff"/>
+          <w:rFonts w:ascii="Charis SIL Regular" w:hAnsi="Charis SIL Regular" w:eastAsia="Charis SIL Regular"/>
+          <w:b w:val="0"/>
+          <w:i w:val="0"/>
+          <w:color w:val="000000"/>
+          <w:sz w:val="24"/>
+        </w:rPr>
+        <w:hyperlink r:id="rId10" w:history="1">
+          <w:r>
+            <w:rPr>
+              <w:rStyle w:val="Hyperlink"/>
+            </w:rPr>
+            <w:t>j</w:t>
+          </w:r>
+        </w:hyperlink>
+      </w:r>
+      <w:r>
+        <w:rPr>
+          <w:u w:val="single" w:color="0000ff"/>
+          <w:rFonts w:ascii="Charis SIL Regular" w:hAnsi="Charis SIL Regular" w:eastAsia="Charis SIL Regular"/>
+          <w:b w:val="0"/>
+          <w:i w:val="0"/>
+          <w:color w:val="000000"/>
+          <w:sz w:val="24"/>
+        </w:rPr>
+        <w:hyperlink r:id="rId10" w:history="1">
+          <w:r>
+            <w:rPr>
+              <w:rStyle w:val="Hyperlink"/>
+            </w:rPr>
+            <w:t xml:space="preserve"> het </w:t>
+          </w:r>
+        </w:hyperlink>
       </w:r>
       <w:r>
         <w:rPr>
@@ -627,7 +681,7 @@
           <w:sz w:val="24"/>
           <w:u w:val="single"/>
         </w:rPr>
-        <w:hyperlink r:id="rId12" w:history="1">
+        <w:hyperlink r:id="rId10" w:history="1">
           <w:r>
             <w:rPr>
               <w:rStyle w:val="Hyperlink"/>
@@ -643,45 +697,8 @@
           <w:i w:val="0"/>
           <w:color w:val="0000FF"/>
           <w:sz w:val="24"/>
-          <w:u w:val="single"/>
         </w:rPr>
-        <w:hyperlink r:id="rId12" w:history="1">
-          <w:r>
-            <w:rPr>
-              <w:rStyle w:val="Hyperlink"/>
-            </w:rPr>
-            <w:t>ws</w:t>
-          </w:r>
-        </w:hyperlink>
-      </w:r>
-      <w:r>
-        <w:rPr>
-          <w:rFonts w:ascii="Charis SIL Regular" w:hAnsi="Charis SIL Regular" w:eastAsia="Charis SIL Regular"/>
-          <w:b w:val="0"/>
-          <w:i w:val="0"/>
-          <w:color w:val="0000FF"/>
-          <w:sz w:val="24"/>
-          <w:u w:val="single"/>
-        </w:rPr>
-        <w:t xml:space="preserve"> </w:t>
-      </w:r>
-      <w:r>
-        <w:rPr>
-          <w:rFonts w:ascii="Charis SIL Regular" w:hAnsi="Charis SIL Regular" w:eastAsia="Charis SIL Regular"/>
-          <w:b w:val="0"/>
-          <w:i w:val="0"/>
-          <w:color w:val="0000FF"/>
-          <w:sz w:val="24"/>
-          <w:u w:val="single"/>
-        </w:rPr>
-        <w:hyperlink r:id="rId12" w:history="1">
-          <w:r>
-            <w:rPr>
-              <w:rStyle w:val="Hyperlink"/>
-            </w:rPr>
-            <w:t>Arc</w:t>
-          </w:r>
-        </w:hyperlink>
+        <w:t>ws Arc</w:t>
       </w:r>
       <w:r>
         <w:rPr>
@@ -765,7 +782,7 @@
           <w:sz w:val="24"/>
           <w:u w:val="single"/>
         </w:rPr>
-        <w:hyperlink r:id="rId13" w:history="1">
+        <w:hyperlink r:id="rId12" w:history="1">
           <w:r>
             <w:rPr>
               <w:rStyle w:val="Hyperlink"/>
@@ -794,7 +811,7 @@
           <w:sz w:val="24"/>
           <w:u w:val="single"/>
         </w:rPr>
-        <w:hyperlink r:id="rId13" w:history="1">
+        <w:hyperlink r:id="rId12" w:history="1">
           <w:r>
             <w:rPr>
               <w:rStyle w:val="Hyperlink"/>
@@ -812,6 +829,84 @@
           <w:sz w:val="24"/>
         </w:rPr>
         <w:t xml:space="preserve"> en fossielen, sche</w:t>
+      </w:r>
+      <w:r>
+        <w:rPr>
+          <w:u w:val="single" w:color="0000ff"/>
+          <w:rFonts w:ascii="Charis SIL Regular" w:hAnsi="Charis SIL Regular" w:eastAsia="Charis SIL Regular"/>
+          <w:b w:val="0"/>
+          <w:i w:val="0"/>
+          <w:color w:val="000000"/>
+          <w:sz w:val="24"/>
+        </w:rPr>
+        <w:hyperlink r:id="rId13" w:history="1">
+          <w:r>
+            <w:rPr>
+              <w:rStyle w:val="Hyperlink"/>
+            </w:rPr>
+            <w:t>lpen en</w:t>
+          </w:r>
+        </w:hyperlink>
+      </w:r>
+      <w:r>
+        <w:rPr>
+          <w:u w:val="single" w:color="0000ff"/>
+          <w:rFonts w:ascii="Charis SIL Regular" w:hAnsi="Charis SIL Regular" w:eastAsia="Charis SIL Regular"/>
+          <w:b w:val="0"/>
+          <w:i w:val="0"/>
+          <w:color w:val="000000"/>
+          <w:sz w:val="24"/>
+        </w:rPr>
+        <w:t xml:space="preserve"> </w:t>
+      </w:r>
+      <w:r>
+        <w:rPr>
+          <w:u w:val="single" w:color="0000ff"/>
+          <w:rFonts w:ascii="Charis SIL Regular" w:hAnsi="Charis SIL Regular" w:eastAsia="Charis SIL Regular"/>
+          <w:b w:val="0"/>
+          <w:i w:val="0"/>
+          <w:color w:val="000000"/>
+          <w:sz w:val="24"/>
+        </w:rPr>
+        <w:hyperlink r:id="rId13" w:history="1">
+          <w:r>
+            <w:rPr>
+              <w:rStyle w:val="Hyperlink"/>
+            </w:rPr>
+            <w:t>minera</w:t>
+          </w:r>
+        </w:hyperlink>
+      </w:r>
+      <w:r>
+        <w:rPr>
+          <w:u w:val="single" w:color="0000ff"/>
+          <w:rFonts w:ascii="Charis SIL Regular" w:hAnsi="Charis SIL Regular" w:eastAsia="Charis SIL Regular"/>
+          <w:b w:val="0"/>
+          <w:i w:val="0"/>
+          <w:color w:val="000000"/>
+          <w:sz w:val="24"/>
+        </w:rPr>
+        <w:t>l</w:t>
+      </w:r>
+      <w:r>
+        <w:rPr>
+          <w:rFonts w:ascii="Charis SIL Regular" w:hAnsi="Charis SIL Regular" w:eastAsia="Charis SIL Regular"/>
+          <w:b w:val="0"/>
+          <w:i w:val="0"/>
+          <w:color w:val="000000"/>
+          <w:sz w:val="24"/>
+        </w:rPr>
+        <w:t xml:space="preserve">en, </w:t>
+      </w:r>
+      <w:r>
+        <w:rPr>
+          <w:rFonts w:ascii="Charis SIL Regular" w:hAnsi="Charis SIL Regular" w:eastAsia="Charis SIL Regular"/>
+          <w:b w:val="0"/>
+          <w:i w:val="0"/>
+          <w:color w:val="000000"/>
+          <w:sz w:val="24"/>
+        </w:rPr>
+        <w:t>deels afkomstig van de overzee</w:t>
       </w:r>
       <w:r>
         <w:rPr>
@@ -827,20 +922,9 @@
             <w:rPr>
               <w:rStyle w:val="Hyperlink"/>
             </w:rPr>
-            <w:t>lpen en</w:t>
+            <w:t>se koloni</w:t>
           </w:r>
         </w:hyperlink>
-      </w:r>
-      <w:r>
-        <w:rPr>
-          <w:u w:val="single" w:color="0000ff"/>
-          <w:rFonts w:ascii="Charis SIL Regular" w:hAnsi="Charis SIL Regular" w:eastAsia="Charis SIL Regular"/>
-          <w:b w:val="0"/>
-          <w:i w:val="0"/>
-          <w:color w:val="000000"/>
-          <w:sz w:val="24"/>
-        </w:rPr>
-        <w:t xml:space="preserve"> </w:t>
       </w:r>
       <w:r>
         <w:rPr>
@@ -852,55 +936,6 @@
           <w:sz w:val="24"/>
         </w:rPr>
         <w:hyperlink r:id="rId12" w:history="1">
-          <w:r>
-            <w:rPr>
-              <w:rStyle w:val="Hyperlink"/>
-            </w:rPr>
-            <w:t>minera</w:t>
-          </w:r>
-        </w:hyperlink>
-      </w:r>
-      <w:r>
-        <w:rPr>
-          <w:u w:val="single" w:color="0000ff"/>
-          <w:rFonts w:ascii="Charis SIL Regular" w:hAnsi="Charis SIL Regular" w:eastAsia="Charis SIL Regular"/>
-          <w:b w:val="0"/>
-          <w:i w:val="0"/>
-          <w:color w:val="000000"/>
-          <w:sz w:val="24"/>
-        </w:rPr>
-        <w:t>l</w:t>
-      </w:r>
-      <w:r>
-        <w:rPr>
-          <w:rFonts w:ascii="Charis SIL Regular" w:hAnsi="Charis SIL Regular" w:eastAsia="Charis SIL Regular"/>
-          <w:b w:val="0"/>
-          <w:i w:val="0"/>
-          <w:color w:val="000000"/>
-          <w:sz w:val="24"/>
-        </w:rPr>
-        <w:t xml:space="preserve">en, </w:t>
-      </w:r>
-      <w:r>
-        <w:rPr>
-          <w:rFonts w:ascii="Charis SIL Regular" w:hAnsi="Charis SIL Regular" w:eastAsia="Charis SIL Regular"/>
-          <w:b w:val="0"/>
-          <w:i w:val="0"/>
-          <w:color w:val="000000"/>
-          <w:sz w:val="24"/>
-        </w:rPr>
-        <w:t>deels afkomstig van de overzeese koloni</w:t>
-      </w:r>
-      <w:r>
-        <w:rPr>
-          <w:u w:val="single" w:color="0000ff"/>
-          <w:rFonts w:ascii="Charis SIL Regular" w:hAnsi="Charis SIL Regular" w:eastAsia="Charis SIL Regular"/>
-          <w:b w:val="0"/>
-          <w:i w:val="0"/>
-          <w:color w:val="000000"/>
-          <w:sz w:val="24"/>
-        </w:rPr>
-        <w:hyperlink r:id="rId13" w:history="1">
           <w:r>
             <w:rPr>
               <w:rStyle w:val="Hyperlink"/>
@@ -1007,7 +1042,25 @@
           <w:color w:val="000000"/>
           <w:sz w:val="24"/>
         </w:rPr>
-        <w:t>2007 in beheer bij het Zeeuws Museum. De archeologische voor</w:t>
+        <w:t>2007 in beheer bij het Zeeuws Museum. De arch</w:t>
+      </w:r>
+      <w:r>
+        <w:rPr>
+          <w:u w:val="single" w:color="0000ff"/>
+          <w:rFonts w:ascii="Charis SIL Regular" w:hAnsi="Charis SIL Regular" w:eastAsia="Charis SIL Regular"/>
+          <w:b w:val="0"/>
+          <w:i w:val="0"/>
+          <w:color w:val="000000"/>
+          <w:sz w:val="24"/>
+        </w:rPr>
+        <w:hyperlink r:id="rId14" w:history="1">
+          <w:r>
+            <w:rPr>
+              <w:rStyle w:val="Hyperlink"/>
+            </w:rPr>
+            <w:t>eologische voor</w:t>
+          </w:r>
+        </w:hyperlink>
       </w:r>
       <w:r>
         <w:rPr>
@@ -1967,7 +2020,7 @@
           <w:sz w:val="24"/>
           <w:u w:val="single"/>
         </w:rPr>
-        <w:hyperlink r:id="rId12" w:history="1">
+        <w:hyperlink r:id="rId13" w:history="1">
           <w:r>
             <w:rPr>
               <w:rStyle w:val="Hyperlink"/>
@@ -1996,7 +2049,7 @@
           <w:sz w:val="24"/>
           <w:u w:val="single"/>
         </w:rPr>
-        <w:hyperlink r:id="rId12" w:history="1">
+        <w:hyperlink r:id="rId13" w:history="1">
           <w:r>
             <w:rPr>
               <w:rStyle w:val="Hyperlink"/>
@@ -2207,7 +2260,7 @@
           <w:color w:val="000000"/>
           <w:sz w:val="24"/>
         </w:rPr>
-        <w:hyperlink r:id="rId12" w:history="1">
+        <w:hyperlink r:id="rId13" w:history="1">
           <w:r>
             <w:rPr>
               <w:rStyle w:val="Hyperlink"/>
@@ -2236,7 +2289,7 @@
           <w:color w:val="000000"/>
           <w:sz w:val="24"/>
         </w:rPr>
-        <w:hyperlink r:id="rId12" w:history="1">
+        <w:hyperlink r:id="rId13" w:history="1">
           <w:r>
             <w:rPr>
               <w:rStyle w:val="Hyperlink"/>
@@ -2347,7 +2400,32 @@
           <w:color w:val="000000"/>
           <w:sz w:val="24"/>
         </w:rPr>
-        <w:t>uwere</w:t>
+        <w:hyperlink r:id="rId23" w:history="1">
+          <w:r>
+            <w:rPr>
+              <w:rStyle w:val="Hyperlink"/>
+            </w:rPr>
+            <w:t>uw</w:t>
+          </w:r>
+        </w:hyperlink>
+      </w:r>
+      <w:r>
+        <w:rPr>
+          <w:u w:val="single" w:color="0000ff"/>
+          <w:rFonts w:ascii="Charis SIL Regular" w:hAnsi="Charis SIL Regular" w:eastAsia="Charis SIL Regular"/>
+          <w:b w:val="0"/>
+          <w:i w:val="0"/>
+          <w:color w:val="000000"/>
+          <w:sz w:val="24"/>
+        </w:rPr>
+        <w:hyperlink r:id="rId23" w:history="1">
+          <w:r>
+            <w:rPr>
+              <w:rStyle w:val="Hyperlink"/>
+            </w:rPr>
+            <w:t>ere</w:t>
+          </w:r>
+        </w:hyperlink>
       </w:r>
       <w:r>
         <w:rPr>
@@ -2679,61 +2757,7 @@
           <w:color w:val="000000"/>
           <w:sz w:val="24"/>
         </w:rPr>
-        <w:t>stonder</w:t>
-      </w:r>
-      <w:r>
-        <w:rPr>
-          <w:u w:val="single" w:color="0000ff"/>
-          <w:rFonts w:ascii="Charis SIL Regular" w:hAnsi="Charis SIL Regular" w:eastAsia="Charis SIL Regular"/>
-          <w:b w:val="0"/>
-          <w:i w:val="0"/>
-          <w:color w:val="000000"/>
-          <w:sz w:val="24"/>
-        </w:rPr>
-        <w:hyperlink r:id="rId25" w:history="1">
-          <w:r>
-            <w:rPr>
-              <w:rStyle w:val="Hyperlink"/>
-            </w:rPr>
-            <w:t>zoek b</w:t>
-          </w:r>
-        </w:hyperlink>
-      </w:r>
-      <w:r>
-        <w:rPr>
-          <w:u w:val="single" w:color="0000ff"/>
-          <w:rFonts w:ascii="Charis SIL Regular" w:hAnsi="Charis SIL Regular" w:eastAsia="Charis SIL Regular"/>
-          <w:b w:val="0"/>
-          <w:i w:val="0"/>
-          <w:color w:val="000000"/>
-          <w:sz w:val="24"/>
-        </w:rPr>
-        <w:hyperlink r:id="rId25" w:history="1">
-          <w:r>
-            <w:rPr>
-              <w:rStyle w:val="Hyperlink"/>
-            </w:rPr>
-            <w:t>e</w:t>
-          </w:r>
-        </w:hyperlink>
-      </w:r>
-      <w:r>
-        <w:rPr>
-          <w:u w:val="single" w:color="0000ff"/>
-          <w:rFonts w:ascii="Charis SIL Regular" w:hAnsi="Charis SIL Regular" w:eastAsia="Charis SIL Regular"/>
-          <w:b w:val="0"/>
-          <w:i w:val="0"/>
-          <w:color w:val="000000"/>
-          <w:sz w:val="24"/>
-        </w:rPr>
-        <w:hyperlink r:id="rId25" w:history="1">
-          <w:r>
-            <w:rPr>
-              <w:rStyle w:val="Hyperlink"/>
-            </w:rPr>
-            <w:t>vatte</w:t>
-          </w:r>
-        </w:hyperlink>
+        <w:t>stonderzoek bevatte</w:t>
       </w:r>
       <w:r>
         <w:rPr>
@@ -2971,7 +2995,14 @@
           <w:color w:val="000000"/>
           <w:sz w:val="24"/>
         </w:rPr>
-        <w:t>prijsvragen die do</w:t>
+        <w:hyperlink r:id="rId26" w:history="1">
+          <w:r>
+            <w:rPr>
+              <w:rStyle w:val="Hyperlink"/>
+            </w:rPr>
+            <w:t>prijsvragen die do</w:t>
+          </w:r>
+        </w:hyperlink>
       </w:r>
       <w:r>
         <w:rPr>

--- a/EXPORTS/DOCX/published/niveau3/Dutch/ZeeuwschGenootschap.docx
+++ b/EXPORTS/DOCX/published/niveau3/Dutch/ZeeuwschGenootschap.docx
@@ -1938,15 +1938,9 @@
           <w:i w:val="0"/>
           <w:color w:val="0000FF"/>
           <w:sz w:val="24"/>
+          <w:u w:val="single"/>
         </w:rPr>
-        <w:hyperlink r:id="rId22" w:history="1">
-          <w:r>
-            <w:rPr>
-              <w:rStyle w:val="Hyperlink"/>
-            </w:rPr>
-            <w:t>e</w:t>
-          </w:r>
-        </w:hyperlink>
+        <w:t>e</w:t>
       </w:r>
       <w:r>
         <w:rPr>
@@ -2757,7 +2751,61 @@
           <w:color w:val="000000"/>
           <w:sz w:val="24"/>
         </w:rPr>
-        <w:t>stonderzoek bevatte</w:t>
+        <w:t>stonder</w:t>
+      </w:r>
+      <w:r>
+        <w:rPr>
+          <w:u w:val="single" w:color="0000ff"/>
+          <w:rFonts w:ascii="Charis SIL Regular" w:hAnsi="Charis SIL Regular" w:eastAsia="Charis SIL Regular"/>
+          <w:b w:val="0"/>
+          <w:i w:val="0"/>
+          <w:color w:val="000000"/>
+          <w:sz w:val="24"/>
+        </w:rPr>
+        <w:hyperlink r:id="rId25" w:history="1">
+          <w:r>
+            <w:rPr>
+              <w:rStyle w:val="Hyperlink"/>
+            </w:rPr>
+            <w:t>zoek b</w:t>
+          </w:r>
+        </w:hyperlink>
+      </w:r>
+      <w:r>
+        <w:rPr>
+          <w:u w:val="single" w:color="0000ff"/>
+          <w:rFonts w:ascii="Charis SIL Regular" w:hAnsi="Charis SIL Regular" w:eastAsia="Charis SIL Regular"/>
+          <w:b w:val="0"/>
+          <w:i w:val="0"/>
+          <w:color w:val="000000"/>
+          <w:sz w:val="24"/>
+        </w:rPr>
+        <w:hyperlink r:id="rId25" w:history="1">
+          <w:r>
+            <w:rPr>
+              <w:rStyle w:val="Hyperlink"/>
+            </w:rPr>
+            <w:t>e</w:t>
+          </w:r>
+        </w:hyperlink>
+      </w:r>
+      <w:r>
+        <w:rPr>
+          <w:u w:val="single" w:color="0000ff"/>
+          <w:rFonts w:ascii="Charis SIL Regular" w:hAnsi="Charis SIL Regular" w:eastAsia="Charis SIL Regular"/>
+          <w:b w:val="0"/>
+          <w:i w:val="0"/>
+          <w:color w:val="000000"/>
+          <w:sz w:val="24"/>
+        </w:rPr>
+        <w:hyperlink r:id="rId25" w:history="1">
+          <w:r>
+            <w:rPr>
+              <w:rStyle w:val="Hyperlink"/>
+            </w:rPr>
+            <w:t>vatte</w:t>
+          </w:r>
+        </w:hyperlink>
       </w:r>
       <w:r>
         <w:rPr>

--- a/EXPORTS/DOCX/published/niveau3/Dutch/ZeeuwschGenootschap.docx
+++ b/EXPORTS/DOCX/published/niveau3/Dutch/ZeeuwschGenootschap.docx
@@ -1938,9 +1938,15 @@
           <w:i w:val="0"/>
           <w:color w:val="0000FF"/>
           <w:sz w:val="24"/>
-          <w:u w:val="single"/>
         </w:rPr>
-        <w:t>e</w:t>
+        <w:hyperlink r:id="rId22" w:history="1">
+          <w:r>
+            <w:rPr>
+              <w:rStyle w:val="Hyperlink"/>
+            </w:rPr>
+            <w:t>e</w:t>
+          </w:r>
+        </w:hyperlink>
       </w:r>
       <w:r>
         <w:rPr>
@@ -2243,165 +2249,7 @@
           <w:color w:val="000000"/>
           <w:sz w:val="24"/>
         </w:rPr>
-        <w:t>om die re</w:t>
-      </w:r>
-      <w:r>
-        <w:rPr>
-          <w:u w:val="single" w:color="0000ff"/>
-          <w:rFonts w:ascii="Charis SIL Regular" w:hAnsi="Charis SIL Regular" w:eastAsia="Charis SIL Regular"/>
-          <w:b w:val="0"/>
-          <w:i w:val="0"/>
-          <w:color w:val="000000"/>
-          <w:sz w:val="24"/>
-        </w:rPr>
-        <w:hyperlink r:id="rId13" w:history="1">
-          <w:r>
-            <w:rPr>
-              <w:rStyle w:val="Hyperlink"/>
-            </w:rPr>
-            <w:t>den niet</w:t>
-          </w:r>
-        </w:hyperlink>
-      </w:r>
-      <w:r>
-        <w:rPr>
-          <w:u w:val="single" w:color="0000ff"/>
-          <w:rFonts w:ascii="Charis SIL Regular" w:hAnsi="Charis SIL Regular" w:eastAsia="Charis SIL Regular"/>
-          <w:b w:val="0"/>
-          <w:i w:val="0"/>
-          <w:color w:val="000000"/>
-          <w:sz w:val="24"/>
-        </w:rPr>
-        <w:t xml:space="preserve"> </w:t>
-      </w:r>
-      <w:r>
-        <w:rPr>
-          <w:u w:val="single" w:color="0000ff"/>
-          <w:rFonts w:ascii="Charis SIL Regular" w:hAnsi="Charis SIL Regular" w:eastAsia="Charis SIL Regular"/>
-          <w:b w:val="0"/>
-          <w:i w:val="0"/>
-          <w:color w:val="000000"/>
-          <w:sz w:val="24"/>
-        </w:rPr>
-        <w:hyperlink r:id="rId13" w:history="1">
-          <w:r>
-            <w:rPr>
-              <w:rStyle w:val="Hyperlink"/>
-            </w:rPr>
-            <w:t>meer fy</w:t>
-          </w:r>
-        </w:hyperlink>
-      </w:r>
-      <w:r>
-        <w:rPr>
-          <w:rFonts w:ascii="Charis SIL Regular" w:hAnsi="Charis SIL Regular" w:eastAsia="Charis SIL Regular"/>
-          <w:b w:val="0"/>
-          <w:i w:val="0"/>
-          <w:color w:val="000000"/>
-          <w:sz w:val="24"/>
-        </w:rPr>
-        <w:t xml:space="preserve">siek </w:t>
-      </w:r>
-      <w:r>
-        <w:rPr>
-          <w:u w:val="single" w:color="0000ff"/>
-          <w:rFonts w:ascii="Charis SIL Regular" w:hAnsi="Charis SIL Regular" w:eastAsia="Charis SIL Regular"/>
-          <w:b w:val="0"/>
-          <w:i w:val="0"/>
-          <w:color w:val="000000"/>
-          <w:sz w:val="24"/>
-        </w:rPr>
-        <w:t>i</w:t>
-      </w:r>
-      <w:r>
-        <w:rPr>
-          <w:u w:val="single" w:color="0000ff"/>
-          <w:rFonts w:ascii="Charis SIL Regular" w:hAnsi="Charis SIL Regular" w:eastAsia="Charis SIL Regular"/>
-          <w:b w:val="0"/>
-          <w:i w:val="0"/>
-          <w:color w:val="000000"/>
-          <w:sz w:val="24"/>
-        </w:rPr>
-        <w:hyperlink r:id="rId23" w:history="1">
-          <w:r>
-            <w:rPr>
-              <w:rStyle w:val="Hyperlink"/>
-            </w:rPr>
-            <w:t>n te zien</w:t>
-          </w:r>
-        </w:hyperlink>
-      </w:r>
-      <w:r>
-        <w:rPr>
-          <w:u w:val="single" w:color="0000ff"/>
-          <w:rFonts w:ascii="Charis SIL Regular" w:hAnsi="Charis SIL Regular" w:eastAsia="Charis SIL Regular"/>
-          <w:b w:val="0"/>
-          <w:i w:val="0"/>
-          <w:color w:val="000000"/>
-          <w:sz w:val="24"/>
-        </w:rPr>
-        <w:hyperlink r:id="rId23" w:history="1">
-          <w:r>
-            <w:rPr>
-              <w:rStyle w:val="Hyperlink"/>
-            </w:rPr>
-            <w:t>.</w:t>
-          </w:r>
-        </w:hyperlink>
-      </w:r>
-      <w:r>
-        <w:rPr>
-          <w:u w:val="single" w:color="0000ff"/>
-          <w:rFonts w:ascii="Charis SIL Regular" w:hAnsi="Charis SIL Regular" w:eastAsia="Charis SIL Regular"/>
-          <w:b w:val="0"/>
-          <w:i w:val="0"/>
-          <w:color w:val="000000"/>
-          <w:sz w:val="24"/>
-        </w:rPr>
-        <w:hyperlink r:id="rId23" w:history="1">
-          <w:r>
-            <w:rPr>
-              <w:rStyle w:val="Hyperlink"/>
-            </w:rPr>
-            <w:t xml:space="preserve"> Het ni</w:t>
-          </w:r>
-        </w:hyperlink>
-      </w:r>
-      <w:r>
-        <w:rPr>
-          <w:u w:val="single" w:color="0000ff"/>
-          <w:rFonts w:ascii="Charis SIL Regular" w:hAnsi="Charis SIL Regular" w:eastAsia="Charis SIL Regular"/>
-          <w:b w:val="0"/>
-          <w:i w:val="0"/>
-          <w:color w:val="000000"/>
-          <w:sz w:val="24"/>
-        </w:rPr>
-        <w:hyperlink r:id="rId23" w:history="1">
-          <w:r>
-            <w:rPr>
-              <w:rStyle w:val="Hyperlink"/>
-            </w:rPr>
-            <w:t>e</w:t>
-          </w:r>
-        </w:hyperlink>
-      </w:r>
-      <w:r>
-        <w:rPr>
-          <w:u w:val="single" w:color="0000ff"/>
-          <w:rFonts w:ascii="Charis SIL Regular" w:hAnsi="Charis SIL Regular" w:eastAsia="Charis SIL Regular"/>
-          <w:b w:val="0"/>
-          <w:i w:val="0"/>
-          <w:color w:val="000000"/>
-          <w:sz w:val="24"/>
-        </w:rPr>
-        <w:hyperlink r:id="rId23" w:history="1">
-          <w:r>
-            <w:rPr>
-              <w:rStyle w:val="Hyperlink"/>
-            </w:rPr>
-            <w:t>uw</w:t>
-          </w:r>
-        </w:hyperlink>
+        <w:t>om die reden niet meer fysiek in te zien. Het nieuw</w:t>
       </w:r>
       <w:r>
         <w:rPr>

--- a/EXPORTS/DOCX/published/niveau3/Dutch/ZeeuwschGenootschap.docx
+++ b/EXPORTS/DOCX/published/niveau3/Dutch/ZeeuwschGenootschap.docx
@@ -616,61 +616,7 @@
           <w:color w:val="000000"/>
           <w:sz w:val="24"/>
         </w:rPr>
-        <w:t>; kaarten, tekeningen en prenten beru</w:t>
-      </w:r>
-      <w:r>
-        <w:rPr>
-          <w:u w:val="single" w:color="0000ff"/>
-          <w:rFonts w:ascii="Charis SIL Regular" w:hAnsi="Charis SIL Regular" w:eastAsia="Charis SIL Regular"/>
-          <w:b w:val="0"/>
-          <w:i w:val="0"/>
-          <w:color w:val="000000"/>
-          <w:sz w:val="24"/>
-        </w:rPr>
-        <w:hyperlink r:id="rId10" w:history="1">
-          <w:r>
-            <w:rPr>
-              <w:rStyle w:val="Hyperlink"/>
-            </w:rPr>
-            <w:t>sten bi</w:t>
-          </w:r>
-        </w:hyperlink>
-      </w:r>
-      <w:r>
-        <w:rPr>
-          <w:u w:val="single" w:color="0000ff"/>
-          <w:rFonts w:ascii="Charis SIL Regular" w:hAnsi="Charis SIL Regular" w:eastAsia="Charis SIL Regular"/>
-          <w:b w:val="0"/>
-          <w:i w:val="0"/>
-          <w:color w:val="000000"/>
-          <w:sz w:val="24"/>
-        </w:rPr>
-        <w:hyperlink r:id="rId10" w:history="1">
-          <w:r>
-            <w:rPr>
-              <w:rStyle w:val="Hyperlink"/>
-            </w:rPr>
-            <w:t>j</w:t>
-          </w:r>
-        </w:hyperlink>
-      </w:r>
-      <w:r>
-        <w:rPr>
-          <w:u w:val="single" w:color="0000ff"/>
-          <w:rFonts w:ascii="Charis SIL Regular" w:hAnsi="Charis SIL Regular" w:eastAsia="Charis SIL Regular"/>
-          <w:b w:val="0"/>
-          <w:i w:val="0"/>
-          <w:color w:val="000000"/>
-          <w:sz w:val="24"/>
-        </w:rPr>
-        <w:hyperlink r:id="rId10" w:history="1">
-          <w:r>
-            <w:rPr>
-              <w:rStyle w:val="Hyperlink"/>
-            </w:rPr>
-            <w:t xml:space="preserve"> het </w:t>
-          </w:r>
-        </w:hyperlink>
+        <w:t xml:space="preserve">; kaarten, tekeningen en prenten berusten bij het </w:t>
       </w:r>
       <w:r>
         <w:rPr>
@@ -681,7 +627,7 @@
           <w:sz w:val="24"/>
           <w:u w:val="single"/>
         </w:rPr>
-        <w:hyperlink r:id="rId10" w:history="1">
+        <w:hyperlink r:id="rId12" w:history="1">
           <w:r>
             <w:rPr>
               <w:rStyle w:val="Hyperlink"/>
@@ -689,16 +635,6 @@
             <w:t>Zeeu</w:t>
           </w:r>
         </w:hyperlink>
-      </w:r>
-      <w:r>
-        <w:rPr>
-          <w:rFonts w:ascii="Charis SIL Regular" w:hAnsi="Charis SIL Regular" w:eastAsia="Charis SIL Regular"/>
-          <w:b w:val="0"/>
-          <w:i w:val="0"/>
-          <w:color w:val="0000FF"/>
-          <w:sz w:val="24"/>
-        </w:rPr>
-        <w:t>ws Arc</w:t>
       </w:r>
       <w:r>
         <w:rPr>
@@ -709,7 +645,54 @@
           <w:sz w:val="24"/>
           <w:u w:val="single"/>
         </w:rPr>
-        <w:hyperlink r:id="rId11" w:history="1">
+        <w:hyperlink r:id="rId12" w:history="1">
+          <w:r>
+            <w:rPr>
+              <w:rStyle w:val="Hyperlink"/>
+            </w:rPr>
+            <w:t>ws</w:t>
+          </w:r>
+        </w:hyperlink>
+      </w:r>
+      <w:r>
+        <w:rPr>
+          <w:rFonts w:ascii="Charis SIL Regular" w:hAnsi="Charis SIL Regular" w:eastAsia="Charis SIL Regular"/>
+          <w:b w:val="0"/>
+          <w:i w:val="0"/>
+          <w:color w:val="0000FF"/>
+          <w:sz w:val="24"/>
+          <w:u w:val="single"/>
+        </w:rPr>
+        <w:t xml:space="preserve"> </w:t>
+      </w:r>
+      <w:r>
+        <w:rPr>
+          <w:rFonts w:ascii="Charis SIL Regular" w:hAnsi="Charis SIL Regular" w:eastAsia="Charis SIL Regular"/>
+          <w:b w:val="0"/>
+          <w:i w:val="0"/>
+          <w:color w:val="0000FF"/>
+          <w:sz w:val="24"/>
+          <w:u w:val="single"/>
+        </w:rPr>
+        <w:hyperlink r:id="rId12" w:history="1">
+          <w:r>
+            <w:rPr>
+              <w:rStyle w:val="Hyperlink"/>
+            </w:rPr>
+            <w:t>Arc</w:t>
+          </w:r>
+        </w:hyperlink>
+      </w:r>
+      <w:r>
+        <w:rPr>
+          <w:rFonts w:ascii="Charis SIL Regular" w:hAnsi="Charis SIL Regular" w:eastAsia="Charis SIL Regular"/>
+          <w:b w:val="0"/>
+          <w:i w:val="0"/>
+          <w:color w:val="0000FF"/>
+          <w:sz w:val="24"/>
+          <w:u w:val="single"/>
+        </w:rPr>
+        <w:hyperlink r:id="rId12" w:history="1">
           <w:r>
             <w:rPr>
               <w:rStyle w:val="Hyperlink"/>
@@ -782,7 +765,7 @@
           <w:sz w:val="24"/>
           <w:u w:val="single"/>
         </w:rPr>
-        <w:hyperlink r:id="rId12" w:history="1">
+        <w:hyperlink r:id="rId13" w:history="1">
           <w:r>
             <w:rPr>
               <w:rStyle w:val="Hyperlink"/>
@@ -811,7 +794,7 @@
           <w:sz w:val="24"/>
           <w:u w:val="single"/>
         </w:rPr>
-        <w:hyperlink r:id="rId12" w:history="1">
+        <w:hyperlink r:id="rId13" w:history="1">
           <w:r>
             <w:rPr>
               <w:rStyle w:val="Hyperlink"/>
@@ -829,6 +812,84 @@
           <w:sz w:val="24"/>
         </w:rPr>
         <w:t xml:space="preserve"> en fossielen, sche</w:t>
+      </w:r>
+      <w:r>
+        <w:rPr>
+          <w:u w:val="single" w:color="0000ff"/>
+          <w:rFonts w:ascii="Charis SIL Regular" w:hAnsi="Charis SIL Regular" w:eastAsia="Charis SIL Regular"/>
+          <w:b w:val="0"/>
+          <w:i w:val="0"/>
+          <w:color w:val="000000"/>
+          <w:sz w:val="24"/>
+        </w:rPr>
+        <w:hyperlink r:id="rId12" w:history="1">
+          <w:r>
+            <w:rPr>
+              <w:rStyle w:val="Hyperlink"/>
+            </w:rPr>
+            <w:t>lpen en</w:t>
+          </w:r>
+        </w:hyperlink>
+      </w:r>
+      <w:r>
+        <w:rPr>
+          <w:u w:val="single" w:color="0000ff"/>
+          <w:rFonts w:ascii="Charis SIL Regular" w:hAnsi="Charis SIL Regular" w:eastAsia="Charis SIL Regular"/>
+          <w:b w:val="0"/>
+          <w:i w:val="0"/>
+          <w:color w:val="000000"/>
+          <w:sz w:val="24"/>
+        </w:rPr>
+        <w:t xml:space="preserve"> </w:t>
+      </w:r>
+      <w:r>
+        <w:rPr>
+          <w:u w:val="single" w:color="0000ff"/>
+          <w:rFonts w:ascii="Charis SIL Regular" w:hAnsi="Charis SIL Regular" w:eastAsia="Charis SIL Regular"/>
+          <w:b w:val="0"/>
+          <w:i w:val="0"/>
+          <w:color w:val="000000"/>
+          <w:sz w:val="24"/>
+        </w:rPr>
+        <w:hyperlink r:id="rId12" w:history="1">
+          <w:r>
+            <w:rPr>
+              <w:rStyle w:val="Hyperlink"/>
+            </w:rPr>
+            <w:t>minera</w:t>
+          </w:r>
+        </w:hyperlink>
+      </w:r>
+      <w:r>
+        <w:rPr>
+          <w:u w:val="single" w:color="0000ff"/>
+          <w:rFonts w:ascii="Charis SIL Regular" w:hAnsi="Charis SIL Regular" w:eastAsia="Charis SIL Regular"/>
+          <w:b w:val="0"/>
+          <w:i w:val="0"/>
+          <w:color w:val="000000"/>
+          <w:sz w:val="24"/>
+        </w:rPr>
+        <w:t>l</w:t>
+      </w:r>
+      <w:r>
+        <w:rPr>
+          <w:rFonts w:ascii="Charis SIL Regular" w:hAnsi="Charis SIL Regular" w:eastAsia="Charis SIL Regular"/>
+          <w:b w:val="0"/>
+          <w:i w:val="0"/>
+          <w:color w:val="000000"/>
+          <w:sz w:val="24"/>
+        </w:rPr>
+        <w:t xml:space="preserve">en, </w:t>
+      </w:r>
+      <w:r>
+        <w:rPr>
+          <w:rFonts w:ascii="Charis SIL Regular" w:hAnsi="Charis SIL Regular" w:eastAsia="Charis SIL Regular"/>
+          <w:b w:val="0"/>
+          <w:i w:val="0"/>
+          <w:color w:val="000000"/>
+          <w:sz w:val="24"/>
+        </w:rPr>
+        <w:t>deels afkomstig van de overzee</w:t>
       </w:r>
       <w:r>
         <w:rPr>
@@ -844,20 +905,9 @@
             <w:rPr>
               <w:rStyle w:val="Hyperlink"/>
             </w:rPr>
-            <w:t>lpen en</w:t>
+            <w:t>se koloni</w:t>
           </w:r>
         </w:hyperlink>
-      </w:r>
-      <w:r>
-        <w:rPr>
-          <w:u w:val="single" w:color="0000ff"/>
-          <w:rFonts w:ascii="Charis SIL Regular" w:hAnsi="Charis SIL Regular" w:eastAsia="Charis SIL Regular"/>
-          <w:b w:val="0"/>
-          <w:i w:val="0"/>
-          <w:color w:val="000000"/>
-          <w:sz w:val="24"/>
-        </w:rPr>
-        <w:t xml:space="preserve"> </w:t>
       </w:r>
       <w:r>
         <w:rPr>
@@ -869,73 +919,6 @@
           <w:sz w:val="24"/>
         </w:rPr>
         <w:hyperlink r:id="rId13" w:history="1">
-          <w:r>
-            <w:rPr>
-              <w:rStyle w:val="Hyperlink"/>
-            </w:rPr>
-            <w:t>minera</w:t>
-          </w:r>
-        </w:hyperlink>
-      </w:r>
-      <w:r>
-        <w:rPr>
-          <w:u w:val="single" w:color="0000ff"/>
-          <w:rFonts w:ascii="Charis SIL Regular" w:hAnsi="Charis SIL Regular" w:eastAsia="Charis SIL Regular"/>
-          <w:b w:val="0"/>
-          <w:i w:val="0"/>
-          <w:color w:val="000000"/>
-          <w:sz w:val="24"/>
-        </w:rPr>
-        <w:t>l</w:t>
-      </w:r>
-      <w:r>
-        <w:rPr>
-          <w:rFonts w:ascii="Charis SIL Regular" w:hAnsi="Charis SIL Regular" w:eastAsia="Charis SIL Regular"/>
-          <w:b w:val="0"/>
-          <w:i w:val="0"/>
-          <w:color w:val="000000"/>
-          <w:sz w:val="24"/>
-        </w:rPr>
-        <w:t xml:space="preserve">en, </w:t>
-      </w:r>
-      <w:r>
-        <w:rPr>
-          <w:rFonts w:ascii="Charis SIL Regular" w:hAnsi="Charis SIL Regular" w:eastAsia="Charis SIL Regular"/>
-          <w:b w:val="0"/>
-          <w:i w:val="0"/>
-          <w:color w:val="000000"/>
-          <w:sz w:val="24"/>
-        </w:rPr>
-        <w:t>deels afkomstig van de overzee</w:t>
-      </w:r>
-      <w:r>
-        <w:rPr>
-          <w:u w:val="single" w:color="0000ff"/>
-          <w:rFonts w:ascii="Charis SIL Regular" w:hAnsi="Charis SIL Regular" w:eastAsia="Charis SIL Regular"/>
-          <w:b w:val="0"/>
-          <w:i w:val="0"/>
-          <w:color w:val="000000"/>
-          <w:sz w:val="24"/>
-        </w:rPr>
-        <w:hyperlink r:id="rId12" w:history="1">
-          <w:r>
-            <w:rPr>
-              <w:rStyle w:val="Hyperlink"/>
-            </w:rPr>
-            <w:t>se koloni</w:t>
-          </w:r>
-        </w:hyperlink>
-      </w:r>
-      <w:r>
-        <w:rPr>
-          <w:u w:val="single" w:color="0000ff"/>
-          <w:rFonts w:ascii="Charis SIL Regular" w:hAnsi="Charis SIL Regular" w:eastAsia="Charis SIL Regular"/>
-          <w:b w:val="0"/>
-          <w:i w:val="0"/>
-          <w:color w:val="000000"/>
-          <w:sz w:val="24"/>
-        </w:rPr>
-        <w:hyperlink r:id="rId12" w:history="1">
           <w:r>
             <w:rPr>
               <w:rStyle w:val="Hyperlink"/>
@@ -2020,7 +2003,7 @@
           <w:sz w:val="24"/>
           <w:u w:val="single"/>
         </w:rPr>
-        <w:hyperlink r:id="rId13" w:history="1">
+        <w:hyperlink r:id="rId12" w:history="1">
           <w:r>
             <w:rPr>
               <w:rStyle w:val="Hyperlink"/>
@@ -2049,7 +2032,7 @@
           <w:sz w:val="24"/>
           <w:u w:val="single"/>
         </w:rPr>
-        <w:hyperlink r:id="rId13" w:history="1">
+        <w:hyperlink r:id="rId12" w:history="1">
           <w:r>
             <w:rPr>
               <w:rStyle w:val="Hyperlink"/>
@@ -2249,7 +2232,165 @@
           <w:color w:val="000000"/>
           <w:sz w:val="24"/>
         </w:rPr>
-        <w:t>om die reden niet meer fysiek in te zien. Het nieuw</w:t>
+        <w:t>om die re</w:t>
+      </w:r>
+      <w:r>
+        <w:rPr>
+          <w:u w:val="single" w:color="0000ff"/>
+          <w:rFonts w:ascii="Charis SIL Regular" w:hAnsi="Charis SIL Regular" w:eastAsia="Charis SIL Regular"/>
+          <w:b w:val="0"/>
+          <w:i w:val="0"/>
+          <w:color w:val="000000"/>
+          <w:sz w:val="24"/>
+        </w:rPr>
+        <w:hyperlink r:id="rId12" w:history="1">
+          <w:r>
+            <w:rPr>
+              <w:rStyle w:val="Hyperlink"/>
+            </w:rPr>
+            <w:t>den niet</w:t>
+          </w:r>
+        </w:hyperlink>
+      </w:r>
+      <w:r>
+        <w:rPr>
+          <w:u w:val="single" w:color="0000ff"/>
+          <w:rFonts w:ascii="Charis SIL Regular" w:hAnsi="Charis SIL Regular" w:eastAsia="Charis SIL Regular"/>
+          <w:b w:val="0"/>
+          <w:i w:val="0"/>
+          <w:color w:val="000000"/>
+          <w:sz w:val="24"/>
+        </w:rPr>
+        <w:t xml:space="preserve"> </w:t>
+      </w:r>
+      <w:r>
+        <w:rPr>
+          <w:u w:val="single" w:color="0000ff"/>
+          <w:rFonts w:ascii="Charis SIL Regular" w:hAnsi="Charis SIL Regular" w:eastAsia="Charis SIL Regular"/>
+          <w:b w:val="0"/>
+          <w:i w:val="0"/>
+          <w:color w:val="000000"/>
+          <w:sz w:val="24"/>
+        </w:rPr>
+        <w:hyperlink r:id="rId12" w:history="1">
+          <w:r>
+            <w:rPr>
+              <w:rStyle w:val="Hyperlink"/>
+            </w:rPr>
+            <w:t>meer fy</w:t>
+          </w:r>
+        </w:hyperlink>
+      </w:r>
+      <w:r>
+        <w:rPr>
+          <w:rFonts w:ascii="Charis SIL Regular" w:hAnsi="Charis SIL Regular" w:eastAsia="Charis SIL Regular"/>
+          <w:b w:val="0"/>
+          <w:i w:val="0"/>
+          <w:color w:val="000000"/>
+          <w:sz w:val="24"/>
+        </w:rPr>
+        <w:t xml:space="preserve">siek </w:t>
+      </w:r>
+      <w:r>
+        <w:rPr>
+          <w:u w:val="single" w:color="0000ff"/>
+          <w:rFonts w:ascii="Charis SIL Regular" w:hAnsi="Charis SIL Regular" w:eastAsia="Charis SIL Regular"/>
+          <w:b w:val="0"/>
+          <w:i w:val="0"/>
+          <w:color w:val="000000"/>
+          <w:sz w:val="24"/>
+        </w:rPr>
+        <w:t>i</w:t>
+      </w:r>
+      <w:r>
+        <w:rPr>
+          <w:u w:val="single" w:color="0000ff"/>
+          <w:rFonts w:ascii="Charis SIL Regular" w:hAnsi="Charis SIL Regular" w:eastAsia="Charis SIL Regular"/>
+          <w:b w:val="0"/>
+          <w:i w:val="0"/>
+          <w:color w:val="000000"/>
+          <w:sz w:val="24"/>
+        </w:rPr>
+        <w:hyperlink r:id="rId23" w:history="1">
+          <w:r>
+            <w:rPr>
+              <w:rStyle w:val="Hyperlink"/>
+            </w:rPr>
+            <w:t>n te zien</w:t>
+          </w:r>
+        </w:hyperlink>
+      </w:r>
+      <w:r>
+        <w:rPr>
+          <w:u w:val="single" w:color="0000ff"/>
+          <w:rFonts w:ascii="Charis SIL Regular" w:hAnsi="Charis SIL Regular" w:eastAsia="Charis SIL Regular"/>
+          <w:b w:val="0"/>
+          <w:i w:val="0"/>
+          <w:color w:val="000000"/>
+          <w:sz w:val="24"/>
+        </w:rPr>
+        <w:hyperlink r:id="rId23" w:history="1">
+          <w:r>
+            <w:rPr>
+              <w:rStyle w:val="Hyperlink"/>
+            </w:rPr>
+            <w:t>.</w:t>
+          </w:r>
+        </w:hyperlink>
+      </w:r>
+      <w:r>
+        <w:rPr>
+          <w:u w:val="single" w:color="0000ff"/>
+          <w:rFonts w:ascii="Charis SIL Regular" w:hAnsi="Charis SIL Regular" w:eastAsia="Charis SIL Regular"/>
+          <w:b w:val="0"/>
+          <w:i w:val="0"/>
+          <w:color w:val="000000"/>
+          <w:sz w:val="24"/>
+        </w:rPr>
+        <w:hyperlink r:id="rId23" w:history="1">
+          <w:r>
+            <w:rPr>
+              <w:rStyle w:val="Hyperlink"/>
+            </w:rPr>
+            <w:t xml:space="preserve"> Het ni</w:t>
+          </w:r>
+        </w:hyperlink>
+      </w:r>
+      <w:r>
+        <w:rPr>
+          <w:u w:val="single" w:color="0000ff"/>
+          <w:rFonts w:ascii="Charis SIL Regular" w:hAnsi="Charis SIL Regular" w:eastAsia="Charis SIL Regular"/>
+          <w:b w:val="0"/>
+          <w:i w:val="0"/>
+          <w:color w:val="000000"/>
+          <w:sz w:val="24"/>
+        </w:rPr>
+        <w:hyperlink r:id="rId23" w:history="1">
+          <w:r>
+            <w:rPr>
+              <w:rStyle w:val="Hyperlink"/>
+            </w:rPr>
+            <w:t>e</w:t>
+          </w:r>
+        </w:hyperlink>
+      </w:r>
+      <w:r>
+        <w:rPr>
+          <w:u w:val="single" w:color="0000ff"/>
+          <w:rFonts w:ascii="Charis SIL Regular" w:hAnsi="Charis SIL Regular" w:eastAsia="Charis SIL Regular"/>
+          <w:b w:val="0"/>
+          <w:i w:val="0"/>
+          <w:color w:val="000000"/>
+          <w:sz w:val="24"/>
+        </w:rPr>
+        <w:hyperlink r:id="rId23" w:history="1">
+          <w:r>
+            <w:rPr>
+              <w:rStyle w:val="Hyperlink"/>
+            </w:rPr>
+            <w:t>uw</w:t>
+          </w:r>
+        </w:hyperlink>
       </w:r>
       <w:r>
         <w:rPr>

--- a/EXPORTS/DOCX/published/niveau3/Dutch/ZeeuwschGenootschap.docx
+++ b/EXPORTS/DOCX/published/niveau3/Dutch/ZeeuwschGenootschap.docx
@@ -1921,15 +1921,9 @@
           <w:i w:val="0"/>
           <w:color w:val="0000FF"/>
           <w:sz w:val="24"/>
+          <w:u w:val="single"/>
         </w:rPr>
-        <w:hyperlink r:id="rId22" w:history="1">
-          <w:r>
-            <w:rPr>
-              <w:rStyle w:val="Hyperlink"/>
-            </w:rPr>
-            <w:t>e</w:t>
-          </w:r>
-        </w:hyperlink>
+        <w:t>e</w:t>
       </w:r>
       <w:r>
         <w:rPr>
@@ -3025,21 +3019,13 @@
       </w:r>
       <w:r>
         <w:rPr>
-          <w:u w:val="single" w:color="0000ff"/>
           <w:rFonts w:ascii="Charis SIL Regular" w:hAnsi="Charis SIL Regular" w:eastAsia="Charis SIL Regular"/>
           <w:b w:val="0"/>
           <w:i w:val="0"/>
           <w:color w:val="000000"/>
           <w:sz w:val="24"/>
         </w:rPr>
-        <w:hyperlink r:id="rId26" w:history="1">
-          <w:r>
-            <w:rPr>
-              <w:rStyle w:val="Hyperlink"/>
-            </w:rPr>
-            <w:t>prijsvragen die do</w:t>
-          </w:r>
-        </w:hyperlink>
+        <w:t>prijsvragen die do</w:t>
       </w:r>
       <w:r>
         <w:rPr>

--- a/EXPORTS/DOCX/published/niveau3/Dutch/ZeeuwschGenootschap.docx
+++ b/EXPORTS/DOCX/published/niveau3/Dutch/ZeeuwschGenootschap.docx
@@ -627,7 +627,7 @@
           <w:sz w:val="24"/>
           <w:u w:val="single"/>
         </w:rPr>
-        <w:hyperlink r:id="rId12" w:history="1">
+        <w:hyperlink r:id="rId10" w:history="1">
           <w:r>
             <w:rPr>
               <w:rStyle w:val="Hyperlink"/>
@@ -2710,85 +2710,13 @@
       </w:r>
       <w:r>
         <w:rPr>
-          <w:u w:val="single" w:color="0000ff"/>
           <w:rFonts w:ascii="Charis SIL Regular" w:hAnsi="Charis SIL Regular" w:eastAsia="Charis SIL Regular"/>
           <w:b w:val="0"/>
           <w:i w:val="0"/>
           <w:color w:val="000000"/>
           <w:sz w:val="24"/>
         </w:rPr>
-        <w:hyperlink r:id="rId24" w:history="1">
-          <w:r>
-            <w:rPr>
-              <w:rStyle w:val="Hyperlink"/>
-            </w:rPr>
-            <w:t>materiaal voor herkom</w:t>
-          </w:r>
-        </w:hyperlink>
-      </w:r>
-      <w:r>
-        <w:rPr>
-          <w:rFonts w:ascii="Charis SIL Regular" w:hAnsi="Charis SIL Regular" w:eastAsia="Charis SIL Regular"/>
-          <w:b w:val="0"/>
-          <w:i w:val="0"/>
-          <w:color w:val="000000"/>
-          <w:sz w:val="24"/>
-        </w:rPr>
-        <w:t>stonder</w:t>
-      </w:r>
-      <w:r>
-        <w:rPr>
-          <w:u w:val="single" w:color="0000ff"/>
-          <w:rFonts w:ascii="Charis SIL Regular" w:hAnsi="Charis SIL Regular" w:eastAsia="Charis SIL Regular"/>
-          <w:b w:val="0"/>
-          <w:i w:val="0"/>
-          <w:color w:val="000000"/>
-          <w:sz w:val="24"/>
-        </w:rPr>
-        <w:hyperlink r:id="rId25" w:history="1">
-          <w:r>
-            <w:rPr>
-              <w:rStyle w:val="Hyperlink"/>
-            </w:rPr>
-            <w:t>zoek b</w:t>
-          </w:r>
-        </w:hyperlink>
-      </w:r>
-      <w:r>
-        <w:rPr>
-          <w:u w:val="single" w:color="0000ff"/>
-          <w:rFonts w:ascii="Charis SIL Regular" w:hAnsi="Charis SIL Regular" w:eastAsia="Charis SIL Regular"/>
-          <w:b w:val="0"/>
-          <w:i w:val="0"/>
-          <w:color w:val="000000"/>
-          <w:sz w:val="24"/>
-        </w:rPr>
-        <w:hyperlink r:id="rId25" w:history="1">
-          <w:r>
-            <w:rPr>
-              <w:rStyle w:val="Hyperlink"/>
-            </w:rPr>
-            <w:t>e</w:t>
-          </w:r>
-        </w:hyperlink>
-      </w:r>
-      <w:r>
-        <w:rPr>
-          <w:u w:val="single" w:color="0000ff"/>
-          <w:rFonts w:ascii="Charis SIL Regular" w:hAnsi="Charis SIL Regular" w:eastAsia="Charis SIL Regular"/>
-          <w:b w:val="0"/>
-          <w:i w:val="0"/>
-          <w:color w:val="000000"/>
-          <w:sz w:val="24"/>
-        </w:rPr>
-        <w:hyperlink r:id="rId25" w:history="1">
-          <w:r>
-            <w:rPr>
-              <w:rStyle w:val="Hyperlink"/>
-            </w:rPr>
-            <w:t>vatte</w:t>
-          </w:r>
-        </w:hyperlink>
+        <w:t>materiaal voor herkomstonderzoek bevatte</w:t>
       </w:r>
       <w:r>
         <w:rPr>

--- a/EXPORTS/DOCX/published/niveau3/Dutch/ZeeuwschGenootschap.docx
+++ b/EXPORTS/DOCX/published/niveau3/Dutch/ZeeuwschGenootschap.docx
@@ -616,7 +616,61 @@
           <w:color w:val="000000"/>
           <w:sz w:val="24"/>
         </w:rPr>
-        <w:t xml:space="preserve">; kaarten, tekeningen en prenten berusten bij het </w:t>
+        <w:t>; kaarten, tekeningen en prenten beru</w:t>
+      </w:r>
+      <w:r>
+        <w:rPr>
+          <w:u w:val="single" w:color="0000ff"/>
+          <w:rFonts w:ascii="Charis SIL Regular" w:hAnsi="Charis SIL Regular" w:eastAsia="Charis SIL Regular"/>
+          <w:b w:val="0"/>
+          <w:i w:val="0"/>
+          <w:color w:val="000000"/>
+          <w:sz w:val="24"/>
+        </w:rPr>
+        <w:hyperlink r:id="rId10" w:history="1">
+          <w:r>
+            <w:rPr>
+              <w:rStyle w:val="Hyperlink"/>
+            </w:rPr>
+            <w:t>sten bi</w:t>
+          </w:r>
+        </w:hyperlink>
+      </w:r>
+      <w:r>
+        <w:rPr>
+          <w:u w:val="single" w:color="0000ff"/>
+          <w:rFonts w:ascii="Charis SIL Regular" w:hAnsi="Charis SIL Regular" w:eastAsia="Charis SIL Regular"/>
+          <w:b w:val="0"/>
+          <w:i w:val="0"/>
+          <w:color w:val="000000"/>
+          <w:sz w:val="24"/>
+        </w:rPr>
+        <w:hyperlink r:id="rId10" w:history="1">
+          <w:r>
+            <w:rPr>
+              <w:rStyle w:val="Hyperlink"/>
+            </w:rPr>
+            <w:t>j</w:t>
+          </w:r>
+        </w:hyperlink>
+      </w:r>
+      <w:r>
+        <w:rPr>
+          <w:u w:val="single" w:color="0000ff"/>
+          <w:rFonts w:ascii="Charis SIL Regular" w:hAnsi="Charis SIL Regular" w:eastAsia="Charis SIL Regular"/>
+          <w:b w:val="0"/>
+          <w:i w:val="0"/>
+          <w:color w:val="000000"/>
+          <w:sz w:val="24"/>
+        </w:rPr>
+        <w:hyperlink r:id="rId10" w:history="1">
+          <w:r>
+            <w:rPr>
+              <w:rStyle w:val="Hyperlink"/>
+            </w:rPr>
+            <w:t xml:space="preserve"> het </w:t>
+          </w:r>
+        </w:hyperlink>
       </w:r>
       <w:r>
         <w:rPr>
@@ -748,13 +802,67 @@
       </w:r>
       <w:r>
         <w:rPr>
+          <w:u w:val="single" w:color="0000ff"/>
           <w:rFonts w:ascii="Charis SIL Regular" w:hAnsi="Charis SIL Regular" w:eastAsia="Charis SIL Regular"/>
           <w:b w:val="0"/>
           <w:i w:val="0"/>
           <w:color w:val="000000"/>
           <w:sz w:val="24"/>
         </w:rPr>
-        <w:t xml:space="preserve">en handschriften vind je bij de </w:t>
+        <w:hyperlink r:id="rId11" w:history="1">
+          <w:r>
+            <w:rPr>
+              <w:rStyle w:val="Hyperlink"/>
+            </w:rPr>
+            <w:t>en hands</w:t>
+          </w:r>
+        </w:hyperlink>
+      </w:r>
+      <w:r>
+        <w:rPr>
+          <w:u w:val="single" w:color="0000ff"/>
+          <w:rFonts w:ascii="Charis SIL Regular" w:hAnsi="Charis SIL Regular" w:eastAsia="Charis SIL Regular"/>
+          <w:b w:val="0"/>
+          <w:i w:val="0"/>
+          <w:color w:val="000000"/>
+          <w:sz w:val="24"/>
+        </w:rPr>
+        <w:hyperlink r:id="rId11" w:history="1">
+          <w:r>
+            <w:rPr>
+              <w:rStyle w:val="Hyperlink"/>
+            </w:rPr>
+            <w:t>c</w:t>
+          </w:r>
+        </w:hyperlink>
+      </w:r>
+      <w:r>
+        <w:rPr>
+          <w:u w:val="single" w:color="0000ff"/>
+          <w:rFonts w:ascii="Charis SIL Regular" w:hAnsi="Charis SIL Regular" w:eastAsia="Charis SIL Regular"/>
+          <w:b w:val="0"/>
+          <w:i w:val="0"/>
+          <w:color w:val="000000"/>
+          <w:sz w:val="24"/>
+        </w:rPr>
+        <w:hyperlink r:id="rId11" w:history="1">
+          <w:r>
+            <w:rPr>
+              <w:rStyle w:val="Hyperlink"/>
+            </w:rPr>
+            <w:t>hriften vin</w:t>
+          </w:r>
+        </w:hyperlink>
+      </w:r>
+      <w:r>
+        <w:rPr>
+          <w:rFonts w:ascii="Charis SIL Regular" w:hAnsi="Charis SIL Regular" w:eastAsia="Charis SIL Regular"/>
+          <w:b w:val="0"/>
+          <w:i w:val="0"/>
+          <w:color w:val="000000"/>
+          <w:sz w:val="24"/>
+        </w:rPr>
+        <w:t xml:space="preserve">d je bij de </w:t>
       </w:r>
       <w:r>
         <w:rPr>
@@ -900,14 +1008,7 @@
           <w:color w:val="000000"/>
           <w:sz w:val="24"/>
         </w:rPr>
-        <w:hyperlink r:id="rId13" w:history="1">
-          <w:r>
-            <w:rPr>
-              <w:rStyle w:val="Hyperlink"/>
-            </w:rPr>
-            <w:t>se koloni</w:t>
-          </w:r>
-        </w:hyperlink>
+        <w:t>se koloni</w:t>
       </w:r>
       <w:r>
         <w:rPr>
@@ -1025,25 +1126,7 @@
           <w:color w:val="000000"/>
           <w:sz w:val="24"/>
         </w:rPr>
-        <w:t>2007 in beheer bij het Zeeuws Museum. De arch</w:t>
-      </w:r>
-      <w:r>
-        <w:rPr>
-          <w:u w:val="single" w:color="0000ff"/>
-          <w:rFonts w:ascii="Charis SIL Regular" w:hAnsi="Charis SIL Regular" w:eastAsia="Charis SIL Regular"/>
-          <w:b w:val="0"/>
-          <w:i w:val="0"/>
-          <w:color w:val="000000"/>
-          <w:sz w:val="24"/>
-        </w:rPr>
-        <w:hyperlink r:id="rId14" w:history="1">
-          <w:r>
-            <w:rPr>
-              <w:rStyle w:val="Hyperlink"/>
-            </w:rPr>
-            <w:t>eologische voor</w:t>
-          </w:r>
-        </w:hyperlink>
+        <w:t>2007 in beheer bij het Zeeuws Museum. De archeologische voor</w:t>
       </w:r>
       <w:r>
         <w:rPr>
@@ -1921,9 +2004,15 @@
           <w:i w:val="0"/>
           <w:color w:val="0000FF"/>
           <w:sz w:val="24"/>
-          <w:u w:val="single"/>
-        </w:rPr>
-        <w:t>e</w:t>
+        </w:rPr>
+        <w:hyperlink r:id="rId22" w:history="1">
+          <w:r>
+            <w:rPr>
+              <w:rStyle w:val="Hyperlink"/>
+            </w:rPr>
+            <w:t>e</w:t>
+          </w:r>
+        </w:hyperlink>
       </w:r>
       <w:r>
         <w:rPr>
@@ -2710,13 +2799,85 @@
       </w:r>
       <w:r>
         <w:rPr>
+          <w:u w:val="single" w:color="0000ff"/>
           <w:rFonts w:ascii="Charis SIL Regular" w:hAnsi="Charis SIL Regular" w:eastAsia="Charis SIL Regular"/>
           <w:b w:val="0"/>
           <w:i w:val="0"/>
           <w:color w:val="000000"/>
           <w:sz w:val="24"/>
         </w:rPr>
-        <w:t>materiaal voor herkomstonderzoek bevatte</w:t>
+        <w:hyperlink r:id="rId24" w:history="1">
+          <w:r>
+            <w:rPr>
+              <w:rStyle w:val="Hyperlink"/>
+            </w:rPr>
+            <w:t>materiaal voor herkom</w:t>
+          </w:r>
+        </w:hyperlink>
+      </w:r>
+      <w:r>
+        <w:rPr>
+          <w:rFonts w:ascii="Charis SIL Regular" w:hAnsi="Charis SIL Regular" w:eastAsia="Charis SIL Regular"/>
+          <w:b w:val="0"/>
+          <w:i w:val="0"/>
+          <w:color w:val="000000"/>
+          <w:sz w:val="24"/>
+        </w:rPr>
+        <w:t>stonder</w:t>
+      </w:r>
+      <w:r>
+        <w:rPr>
+          <w:u w:val="single" w:color="0000ff"/>
+          <w:rFonts w:ascii="Charis SIL Regular" w:hAnsi="Charis SIL Regular" w:eastAsia="Charis SIL Regular"/>
+          <w:b w:val="0"/>
+          <w:i w:val="0"/>
+          <w:color w:val="000000"/>
+          <w:sz w:val="24"/>
+        </w:rPr>
+        <w:hyperlink r:id="rId25" w:history="1">
+          <w:r>
+            <w:rPr>
+              <w:rStyle w:val="Hyperlink"/>
+            </w:rPr>
+            <w:t>zoek b</w:t>
+          </w:r>
+        </w:hyperlink>
+      </w:r>
+      <w:r>
+        <w:rPr>
+          <w:u w:val="single" w:color="0000ff"/>
+          <w:rFonts w:ascii="Charis SIL Regular" w:hAnsi="Charis SIL Regular" w:eastAsia="Charis SIL Regular"/>
+          <w:b w:val="0"/>
+          <w:i w:val="0"/>
+          <w:color w:val="000000"/>
+          <w:sz w:val="24"/>
+        </w:rPr>
+        <w:hyperlink r:id="rId25" w:history="1">
+          <w:r>
+            <w:rPr>
+              <w:rStyle w:val="Hyperlink"/>
+            </w:rPr>
+            <w:t>e</w:t>
+          </w:r>
+        </w:hyperlink>
+      </w:r>
+      <w:r>
+        <w:rPr>
+          <w:u w:val="single" w:color="0000ff"/>
+          <w:rFonts w:ascii="Charis SIL Regular" w:hAnsi="Charis SIL Regular" w:eastAsia="Charis SIL Regular"/>
+          <w:b w:val="0"/>
+          <w:i w:val="0"/>
+          <w:color w:val="000000"/>
+          <w:sz w:val="24"/>
+        </w:rPr>
+        <w:hyperlink r:id="rId25" w:history="1">
+          <w:r>
+            <w:rPr>
+              <w:rStyle w:val="Hyperlink"/>
+            </w:rPr>
+            <w:t>vatte</w:t>
+          </w:r>
+        </w:hyperlink>
       </w:r>
       <w:r>
         <w:rPr>
@@ -2947,13 +3108,21 @@
       </w:r>
       <w:r>
         <w:rPr>
+          <w:u w:val="single" w:color="0000ff"/>
           <w:rFonts w:ascii="Charis SIL Regular" w:hAnsi="Charis SIL Regular" w:eastAsia="Charis SIL Regular"/>
           <w:b w:val="0"/>
           <w:i w:val="0"/>
           <w:color w:val="000000"/>
           <w:sz w:val="24"/>
         </w:rPr>
-        <w:t>prijsvragen die do</w:t>
+        <w:hyperlink r:id="rId26" w:history="1">
+          <w:r>
+            <w:rPr>
+              <w:rStyle w:val="Hyperlink"/>
+            </w:rPr>
+            <w:t>prijsvragen die do</w:t>
+          </w:r>
+        </w:hyperlink>
       </w:r>
       <w:r>
         <w:rPr>

--- a/EXPORTS/DOCX/published/niveau3/Dutch/ZeeuwschGenootschap.docx
+++ b/EXPORTS/DOCX/published/niveau3/Dutch/ZeeuwschGenootschap.docx
@@ -697,16 +697,8 @@
           <w:i w:val="0"/>
           <w:color w:val="0000FF"/>
           <w:sz w:val="24"/>
-          <w:u w:val="single"/>
         </w:rPr>
-        <w:hyperlink r:id="rId12" w:history="1">
-          <w:r>
-            <w:rPr>
-              <w:rStyle w:val="Hyperlink"/>
-            </w:rPr>
-            <w:t>ws</w:t>
-          </w:r>
-        </w:hyperlink>
+        <w:t>ws Arc</w:t>
       </w:r>
       <w:r>
         <w:rPr>
@@ -717,36 +709,7 @@
           <w:sz w:val="24"/>
           <w:u w:val="single"/>
         </w:rPr>
-        <w:t xml:space="preserve"> </w:t>
-      </w:r>
-      <w:r>
-        <w:rPr>
-          <w:rFonts w:ascii="Charis SIL Regular" w:hAnsi="Charis SIL Regular" w:eastAsia="Charis SIL Regular"/>
-          <w:b w:val="0"/>
-          <w:i w:val="0"/>
-          <w:color w:val="0000FF"/>
-          <w:sz w:val="24"/>
-          <w:u w:val="single"/>
-        </w:rPr>
-        <w:hyperlink r:id="rId12" w:history="1">
-          <w:r>
-            <w:rPr>
-              <w:rStyle w:val="Hyperlink"/>
-            </w:rPr>
-            <w:t>Arc</w:t>
-          </w:r>
-        </w:hyperlink>
-      </w:r>
-      <w:r>
-        <w:rPr>
-          <w:rFonts w:ascii="Charis SIL Regular" w:hAnsi="Charis SIL Regular" w:eastAsia="Charis SIL Regular"/>
-          <w:b w:val="0"/>
-          <w:i w:val="0"/>
-          <w:color w:val="0000FF"/>
-          <w:sz w:val="24"/>
-          <w:u w:val="single"/>
-        </w:rPr>
-        <w:hyperlink r:id="rId12" w:history="1">
+        <w:hyperlink r:id="rId11" w:history="1">
           <w:r>
             <w:rPr>
               <w:rStyle w:val="Hyperlink"/>
@@ -802,67 +765,13 @@
       </w:r>
       <w:r>
         <w:rPr>
-          <w:u w:val="single" w:color="0000ff"/>
           <w:rFonts w:ascii="Charis SIL Regular" w:hAnsi="Charis SIL Regular" w:eastAsia="Charis SIL Regular"/>
           <w:b w:val="0"/>
           <w:i w:val="0"/>
           <w:color w:val="000000"/>
           <w:sz w:val="24"/>
         </w:rPr>
-        <w:hyperlink r:id="rId11" w:history="1">
-          <w:r>
-            <w:rPr>
-              <w:rStyle w:val="Hyperlink"/>
-            </w:rPr>
-            <w:t>en hands</w:t>
-          </w:r>
-        </w:hyperlink>
-      </w:r>
-      <w:r>
-        <w:rPr>
-          <w:u w:val="single" w:color="0000ff"/>
-          <w:rFonts w:ascii="Charis SIL Regular" w:hAnsi="Charis SIL Regular" w:eastAsia="Charis SIL Regular"/>
-          <w:b w:val="0"/>
-          <w:i w:val="0"/>
-          <w:color w:val="000000"/>
-          <w:sz w:val="24"/>
-        </w:rPr>
-        <w:hyperlink r:id="rId11" w:history="1">
-          <w:r>
-            <w:rPr>
-              <w:rStyle w:val="Hyperlink"/>
-            </w:rPr>
-            <w:t>c</w:t>
-          </w:r>
-        </w:hyperlink>
-      </w:r>
-      <w:r>
-        <w:rPr>
-          <w:u w:val="single" w:color="0000ff"/>
-          <w:rFonts w:ascii="Charis SIL Regular" w:hAnsi="Charis SIL Regular" w:eastAsia="Charis SIL Regular"/>
-          <w:b w:val="0"/>
-          <w:i w:val="0"/>
-          <w:color w:val="000000"/>
-          <w:sz w:val="24"/>
-        </w:rPr>
-        <w:hyperlink r:id="rId11" w:history="1">
-          <w:r>
-            <w:rPr>
-              <w:rStyle w:val="Hyperlink"/>
-            </w:rPr>
-            <w:t>hriften vin</w:t>
-          </w:r>
-        </w:hyperlink>
-      </w:r>
-      <w:r>
-        <w:rPr>
-          <w:rFonts w:ascii="Charis SIL Regular" w:hAnsi="Charis SIL Regular" w:eastAsia="Charis SIL Regular"/>
-          <w:b w:val="0"/>
-          <w:i w:val="0"/>
-          <w:color w:val="000000"/>
-          <w:sz w:val="24"/>
-        </w:rPr>
-        <w:t xml:space="preserve">d je bij de </w:t>
+        <w:t xml:space="preserve">en handschriften vind je bij de </w:t>
       </w:r>
       <w:r>
         <w:rPr>
@@ -873,7 +782,7 @@
           <w:sz w:val="24"/>
           <w:u w:val="single"/>
         </w:rPr>
-        <w:hyperlink r:id="rId13" w:history="1">
+        <w:hyperlink r:id="rId12" w:history="1">
           <w:r>
             <w:rPr>
               <w:rStyle w:val="Hyperlink"/>
@@ -902,7 +811,7 @@
           <w:sz w:val="24"/>
           <w:u w:val="single"/>
         </w:rPr>
-        <w:hyperlink r:id="rId13" w:history="1">
+        <w:hyperlink r:id="rId12" w:history="1">
           <w:r>
             <w:rPr>
               <w:rStyle w:val="Hyperlink"/>
@@ -920,6 +829,84 @@
           <w:sz w:val="24"/>
         </w:rPr>
         <w:t xml:space="preserve"> en fossielen, sche</w:t>
+      </w:r>
+      <w:r>
+        <w:rPr>
+          <w:u w:val="single" w:color="0000ff"/>
+          <w:rFonts w:ascii="Charis SIL Regular" w:hAnsi="Charis SIL Regular" w:eastAsia="Charis SIL Regular"/>
+          <w:b w:val="0"/>
+          <w:i w:val="0"/>
+          <w:color w:val="000000"/>
+          <w:sz w:val="24"/>
+        </w:rPr>
+        <w:hyperlink r:id="rId13" w:history="1">
+          <w:r>
+            <w:rPr>
+              <w:rStyle w:val="Hyperlink"/>
+            </w:rPr>
+            <w:t>lpen en</w:t>
+          </w:r>
+        </w:hyperlink>
+      </w:r>
+      <w:r>
+        <w:rPr>
+          <w:u w:val="single" w:color="0000ff"/>
+          <w:rFonts w:ascii="Charis SIL Regular" w:hAnsi="Charis SIL Regular" w:eastAsia="Charis SIL Regular"/>
+          <w:b w:val="0"/>
+          <w:i w:val="0"/>
+          <w:color w:val="000000"/>
+          <w:sz w:val="24"/>
+        </w:rPr>
+        <w:t xml:space="preserve"> </w:t>
+      </w:r>
+      <w:r>
+        <w:rPr>
+          <w:u w:val="single" w:color="0000ff"/>
+          <w:rFonts w:ascii="Charis SIL Regular" w:hAnsi="Charis SIL Regular" w:eastAsia="Charis SIL Regular"/>
+          <w:b w:val="0"/>
+          <w:i w:val="0"/>
+          <w:color w:val="000000"/>
+          <w:sz w:val="24"/>
+        </w:rPr>
+        <w:hyperlink r:id="rId13" w:history="1">
+          <w:r>
+            <w:rPr>
+              <w:rStyle w:val="Hyperlink"/>
+            </w:rPr>
+            <w:t>minera</w:t>
+          </w:r>
+        </w:hyperlink>
+      </w:r>
+      <w:r>
+        <w:rPr>
+          <w:u w:val="single" w:color="0000ff"/>
+          <w:rFonts w:ascii="Charis SIL Regular" w:hAnsi="Charis SIL Regular" w:eastAsia="Charis SIL Regular"/>
+          <w:b w:val="0"/>
+          <w:i w:val="0"/>
+          <w:color w:val="000000"/>
+          <w:sz w:val="24"/>
+        </w:rPr>
+        <w:t>l</w:t>
+      </w:r>
+      <w:r>
+        <w:rPr>
+          <w:rFonts w:ascii="Charis SIL Regular" w:hAnsi="Charis SIL Regular" w:eastAsia="Charis SIL Regular"/>
+          <w:b w:val="0"/>
+          <w:i w:val="0"/>
+          <w:color w:val="000000"/>
+          <w:sz w:val="24"/>
+        </w:rPr>
+        <w:t xml:space="preserve">en, </w:t>
+      </w:r>
+      <w:r>
+        <w:rPr>
+          <w:rFonts w:ascii="Charis SIL Regular" w:hAnsi="Charis SIL Regular" w:eastAsia="Charis SIL Regular"/>
+          <w:b w:val="0"/>
+          <w:i w:val="0"/>
+          <w:color w:val="000000"/>
+          <w:sz w:val="24"/>
+        </w:rPr>
+        <w:t>deels afkomstig van de overzeese koloni</w:t>
       </w:r>
       <w:r>
         <w:rPr>
@@ -931,95 +918,6 @@
           <w:sz w:val="24"/>
         </w:rPr>
         <w:hyperlink r:id="rId12" w:history="1">
-          <w:r>
-            <w:rPr>
-              <w:rStyle w:val="Hyperlink"/>
-            </w:rPr>
-            <w:t>lpen en</w:t>
-          </w:r>
-        </w:hyperlink>
-      </w:r>
-      <w:r>
-        <w:rPr>
-          <w:u w:val="single" w:color="0000ff"/>
-          <w:rFonts w:ascii="Charis SIL Regular" w:hAnsi="Charis SIL Regular" w:eastAsia="Charis SIL Regular"/>
-          <w:b w:val="0"/>
-          <w:i w:val="0"/>
-          <w:color w:val="000000"/>
-          <w:sz w:val="24"/>
-        </w:rPr>
-        <w:t xml:space="preserve"> </w:t>
-      </w:r>
-      <w:r>
-        <w:rPr>
-          <w:u w:val="single" w:color="0000ff"/>
-          <w:rFonts w:ascii="Charis SIL Regular" w:hAnsi="Charis SIL Regular" w:eastAsia="Charis SIL Regular"/>
-          <w:b w:val="0"/>
-          <w:i w:val="0"/>
-          <w:color w:val="000000"/>
-          <w:sz w:val="24"/>
-        </w:rPr>
-        <w:hyperlink r:id="rId12" w:history="1">
-          <w:r>
-            <w:rPr>
-              <w:rStyle w:val="Hyperlink"/>
-            </w:rPr>
-            <w:t>minera</w:t>
-          </w:r>
-        </w:hyperlink>
-      </w:r>
-      <w:r>
-        <w:rPr>
-          <w:u w:val="single" w:color="0000ff"/>
-          <w:rFonts w:ascii="Charis SIL Regular" w:hAnsi="Charis SIL Regular" w:eastAsia="Charis SIL Regular"/>
-          <w:b w:val="0"/>
-          <w:i w:val="0"/>
-          <w:color w:val="000000"/>
-          <w:sz w:val="24"/>
-        </w:rPr>
-        <w:t>l</w:t>
-      </w:r>
-      <w:r>
-        <w:rPr>
-          <w:rFonts w:ascii="Charis SIL Regular" w:hAnsi="Charis SIL Regular" w:eastAsia="Charis SIL Regular"/>
-          <w:b w:val="0"/>
-          <w:i w:val="0"/>
-          <w:color w:val="000000"/>
-          <w:sz w:val="24"/>
-        </w:rPr>
-        <w:t xml:space="preserve">en, </w:t>
-      </w:r>
-      <w:r>
-        <w:rPr>
-          <w:rFonts w:ascii="Charis SIL Regular" w:hAnsi="Charis SIL Regular" w:eastAsia="Charis SIL Regular"/>
-          <w:b w:val="0"/>
-          <w:i w:val="0"/>
-          <w:color w:val="000000"/>
-          <w:sz w:val="24"/>
-        </w:rPr>
-        <w:t>deels afkomstig van de overzee</w:t>
-      </w:r>
-      <w:r>
-        <w:rPr>
-          <w:u w:val="single" w:color="0000ff"/>
-          <w:rFonts w:ascii="Charis SIL Regular" w:hAnsi="Charis SIL Regular" w:eastAsia="Charis SIL Regular"/>
-          <w:b w:val="0"/>
-          <w:i w:val="0"/>
-          <w:color w:val="000000"/>
-          <w:sz w:val="24"/>
-        </w:rPr>
-        <w:t>se koloni</w:t>
-      </w:r>
-      <w:r>
-        <w:rPr>
-          <w:u w:val="single" w:color="0000ff"/>
-          <w:rFonts w:ascii="Charis SIL Regular" w:hAnsi="Charis SIL Regular" w:eastAsia="Charis SIL Regular"/>
-          <w:b w:val="0"/>
-          <w:i w:val="0"/>
-          <w:color w:val="000000"/>
-          <w:sz w:val="24"/>
-        </w:rPr>
-        <w:hyperlink r:id="rId13" w:history="1">
           <w:r>
             <w:rPr>
               <w:rStyle w:val="Hyperlink"/>
@@ -1126,7 +1024,25 @@
           <w:color w:val="000000"/>
           <w:sz w:val="24"/>
         </w:rPr>
-        <w:t>2007 in beheer bij het Zeeuws Museum. De archeologische voor</w:t>
+        <w:t>2007 in beheer bij het Zeeuws Museum. De arch</w:t>
+      </w:r>
+      <w:r>
+        <w:rPr>
+          <w:u w:val="single" w:color="0000ff"/>
+          <w:rFonts w:ascii="Charis SIL Regular" w:hAnsi="Charis SIL Regular" w:eastAsia="Charis SIL Regular"/>
+          <w:b w:val="0"/>
+          <w:i w:val="0"/>
+          <w:color w:val="000000"/>
+          <w:sz w:val="24"/>
+        </w:rPr>
+        <w:hyperlink r:id="rId14" w:history="1">
+          <w:r>
+            <w:rPr>
+              <w:rStyle w:val="Hyperlink"/>
+            </w:rPr>
+            <w:t>eologische voor</w:t>
+          </w:r>
+        </w:hyperlink>
       </w:r>
       <w:r>
         <w:rPr>
@@ -2086,7 +2002,7 @@
           <w:sz w:val="24"/>
           <w:u w:val="single"/>
         </w:rPr>
-        <w:hyperlink r:id="rId12" w:history="1">
+        <w:hyperlink r:id="rId13" w:history="1">
           <w:r>
             <w:rPr>
               <w:rStyle w:val="Hyperlink"/>
@@ -2115,7 +2031,7 @@
           <w:sz w:val="24"/>
           <w:u w:val="single"/>
         </w:rPr>
-        <w:hyperlink r:id="rId12" w:history="1">
+        <w:hyperlink r:id="rId13" w:history="1">
           <w:r>
             <w:rPr>
               <w:rStyle w:val="Hyperlink"/>
@@ -2326,7 +2242,7 @@
           <w:color w:val="000000"/>
           <w:sz w:val="24"/>
         </w:rPr>
-        <w:hyperlink r:id="rId12" w:history="1">
+        <w:hyperlink r:id="rId13" w:history="1">
           <w:r>
             <w:rPr>
               <w:rStyle w:val="Hyperlink"/>
@@ -2355,7 +2271,7 @@
           <w:color w:val="000000"/>
           <w:sz w:val="24"/>
         </w:rPr>
-        <w:hyperlink r:id="rId12" w:history="1">
+        <w:hyperlink r:id="rId13" w:history="1">
           <w:r>
             <w:rPr>
               <w:rStyle w:val="Hyperlink"/>

--- a/EXPORTS/DOCX/published/niveau3/Dutch/ZeeuwschGenootschap.docx
+++ b/EXPORTS/DOCX/published/niveau3/Dutch/ZeeuwschGenootschap.docx
@@ -616,79 +616,7 @@
           <w:color w:val="000000"/>
           <w:sz w:val="24"/>
         </w:rPr>
-        <w:t>; kaarten, tekeningen en prenten beru</w:t>
-      </w:r>
-      <w:r>
-        <w:rPr>
-          <w:u w:val="single" w:color="0000ff"/>
-          <w:rFonts w:ascii="Charis SIL Regular" w:hAnsi="Charis SIL Regular" w:eastAsia="Charis SIL Regular"/>
-          <w:b w:val="0"/>
-          <w:i w:val="0"/>
-          <w:color w:val="000000"/>
-          <w:sz w:val="24"/>
-        </w:rPr>
-        <w:hyperlink r:id="rId10" w:history="1">
-          <w:r>
-            <w:rPr>
-              <w:rStyle w:val="Hyperlink"/>
-            </w:rPr>
-            <w:t>sten bi</w:t>
-          </w:r>
-        </w:hyperlink>
-      </w:r>
-      <w:r>
-        <w:rPr>
-          <w:u w:val="single" w:color="0000ff"/>
-          <w:rFonts w:ascii="Charis SIL Regular" w:hAnsi="Charis SIL Regular" w:eastAsia="Charis SIL Regular"/>
-          <w:b w:val="0"/>
-          <w:i w:val="0"/>
-          <w:color w:val="000000"/>
-          <w:sz w:val="24"/>
-        </w:rPr>
-        <w:hyperlink r:id="rId10" w:history="1">
-          <w:r>
-            <w:rPr>
-              <w:rStyle w:val="Hyperlink"/>
-            </w:rPr>
-            <w:t>j</w:t>
-          </w:r>
-        </w:hyperlink>
-      </w:r>
-      <w:r>
-        <w:rPr>
-          <w:u w:val="single" w:color="0000ff"/>
-          <w:rFonts w:ascii="Charis SIL Regular" w:hAnsi="Charis SIL Regular" w:eastAsia="Charis SIL Regular"/>
-          <w:b w:val="0"/>
-          <w:i w:val="0"/>
-          <w:color w:val="000000"/>
-          <w:sz w:val="24"/>
-        </w:rPr>
-        <w:hyperlink r:id="rId10" w:history="1">
-          <w:r>
-            <w:rPr>
-              <w:rStyle w:val="Hyperlink"/>
-            </w:rPr>
-            <w:t xml:space="preserve"> het </w:t>
-          </w:r>
-        </w:hyperlink>
-      </w:r>
-      <w:r>
-        <w:rPr>
-          <w:rFonts w:ascii="Charis SIL Regular" w:hAnsi="Charis SIL Regular" w:eastAsia="Charis SIL Regular"/>
-          <w:b w:val="0"/>
-          <w:i w:val="0"/>
-          <w:color w:val="0000FF"/>
-          <w:sz w:val="24"/>
-          <w:u w:val="single"/>
-        </w:rPr>
-        <w:hyperlink r:id="rId10" w:history="1">
-          <w:r>
-            <w:rPr>
-              <w:rStyle w:val="Hyperlink"/>
-            </w:rPr>
-            <w:t>Zeeu</w:t>
-          </w:r>
-        </w:hyperlink>
+        <w:t xml:space="preserve">; kaarten, tekeningen en prenten berusten bij het </w:t>
       </w:r>
       <w:r>
         <w:rPr>
@@ -698,7 +626,7 @@
           <w:color w:val="0000FF"/>
           <w:sz w:val="24"/>
         </w:rPr>
-        <w:t>ws Arc</w:t>
+        <w:t>Zeeuws Arc</w:t>
       </w:r>
       <w:r>
         <w:rPr>
@@ -765,13 +693,67 @@
       </w:r>
       <w:r>
         <w:rPr>
+          <w:u w:val="single" w:color="0000ff"/>
           <w:rFonts w:ascii="Charis SIL Regular" w:hAnsi="Charis SIL Regular" w:eastAsia="Charis SIL Regular"/>
           <w:b w:val="0"/>
           <w:i w:val="0"/>
           <w:color w:val="000000"/>
           <w:sz w:val="24"/>
         </w:rPr>
-        <w:t xml:space="preserve">en handschriften vind je bij de </w:t>
+        <w:hyperlink r:id="rId11" w:history="1">
+          <w:r>
+            <w:rPr>
+              <w:rStyle w:val="Hyperlink"/>
+            </w:rPr>
+            <w:t>en hands</w:t>
+          </w:r>
+        </w:hyperlink>
+      </w:r>
+      <w:r>
+        <w:rPr>
+          <w:u w:val="single" w:color="0000ff"/>
+          <w:rFonts w:ascii="Charis SIL Regular" w:hAnsi="Charis SIL Regular" w:eastAsia="Charis SIL Regular"/>
+          <w:b w:val="0"/>
+          <w:i w:val="0"/>
+          <w:color w:val="000000"/>
+          <w:sz w:val="24"/>
+        </w:rPr>
+        <w:hyperlink r:id="rId11" w:history="1">
+          <w:r>
+            <w:rPr>
+              <w:rStyle w:val="Hyperlink"/>
+            </w:rPr>
+            <w:t>c</w:t>
+          </w:r>
+        </w:hyperlink>
+      </w:r>
+      <w:r>
+        <w:rPr>
+          <w:u w:val="single" w:color="0000ff"/>
+          <w:rFonts w:ascii="Charis SIL Regular" w:hAnsi="Charis SIL Regular" w:eastAsia="Charis SIL Regular"/>
+          <w:b w:val="0"/>
+          <w:i w:val="0"/>
+          <w:color w:val="000000"/>
+          <w:sz w:val="24"/>
+        </w:rPr>
+        <w:hyperlink r:id="rId11" w:history="1">
+          <w:r>
+            <w:rPr>
+              <w:rStyle w:val="Hyperlink"/>
+            </w:rPr>
+            <w:t>hriften vin</w:t>
+          </w:r>
+        </w:hyperlink>
+      </w:r>
+      <w:r>
+        <w:rPr>
+          <w:rFonts w:ascii="Charis SIL Regular" w:hAnsi="Charis SIL Regular" w:eastAsia="Charis SIL Regular"/>
+          <w:b w:val="0"/>
+          <w:i w:val="0"/>
+          <w:color w:val="000000"/>
+          <w:sz w:val="24"/>
+        </w:rPr>
+        <w:t xml:space="preserve">d je bij de </w:t>
       </w:r>
       <w:r>
         <w:rPr>
@@ -906,7 +888,25 @@
           <w:color w:val="000000"/>
           <w:sz w:val="24"/>
         </w:rPr>
-        <w:t>deels afkomstig van de overzeese koloni</w:t>
+        <w:t>deels afkomstig van de overzee</w:t>
+      </w:r>
+      <w:r>
+        <w:rPr>
+          <w:u w:val="single" w:color="0000ff"/>
+          <w:rFonts w:ascii="Charis SIL Regular" w:hAnsi="Charis SIL Regular" w:eastAsia="Charis SIL Regular"/>
+          <w:b w:val="0"/>
+          <w:i w:val="0"/>
+          <w:color w:val="000000"/>
+          <w:sz w:val="24"/>
+        </w:rPr>
+        <w:hyperlink r:id="rId12" w:history="1">
+          <w:r>
+            <w:rPr>
+              <w:rStyle w:val="Hyperlink"/>
+            </w:rPr>
+            <w:t>se koloni</w:t>
+          </w:r>
+        </w:hyperlink>
       </w:r>
       <w:r>
         <w:rPr>
@@ -2231,7 +2231,7 @@
           <w:color w:val="000000"/>
           <w:sz w:val="24"/>
         </w:rPr>
-        <w:t>om die re</w:t>
+        <w:t xml:space="preserve">om die reden niet meer fysiek </w:t>
       </w:r>
       <w:r>
         <w:rPr>
@@ -2242,172 +2242,7 @@
           <w:color w:val="000000"/>
           <w:sz w:val="24"/>
         </w:rPr>
-        <w:hyperlink r:id="rId13" w:history="1">
-          <w:r>
-            <w:rPr>
-              <w:rStyle w:val="Hyperlink"/>
-            </w:rPr>
-            <w:t>den niet</w:t>
-          </w:r>
-        </w:hyperlink>
-      </w:r>
-      <w:r>
-        <w:rPr>
-          <w:u w:val="single" w:color="0000ff"/>
-          <w:rFonts w:ascii="Charis SIL Regular" w:hAnsi="Charis SIL Regular" w:eastAsia="Charis SIL Regular"/>
-          <w:b w:val="0"/>
-          <w:i w:val="0"/>
-          <w:color w:val="000000"/>
-          <w:sz w:val="24"/>
-        </w:rPr>
-        <w:t xml:space="preserve"> </w:t>
-      </w:r>
-      <w:r>
-        <w:rPr>
-          <w:u w:val="single" w:color="0000ff"/>
-          <w:rFonts w:ascii="Charis SIL Regular" w:hAnsi="Charis SIL Regular" w:eastAsia="Charis SIL Regular"/>
-          <w:b w:val="0"/>
-          <w:i w:val="0"/>
-          <w:color w:val="000000"/>
-          <w:sz w:val="24"/>
-        </w:rPr>
-        <w:hyperlink r:id="rId13" w:history="1">
-          <w:r>
-            <w:rPr>
-              <w:rStyle w:val="Hyperlink"/>
-            </w:rPr>
-            <w:t>meer fy</w:t>
-          </w:r>
-        </w:hyperlink>
-      </w:r>
-      <w:r>
-        <w:rPr>
-          <w:rFonts w:ascii="Charis SIL Regular" w:hAnsi="Charis SIL Regular" w:eastAsia="Charis SIL Regular"/>
-          <w:b w:val="0"/>
-          <w:i w:val="0"/>
-          <w:color w:val="000000"/>
-          <w:sz w:val="24"/>
-        </w:rPr>
-        <w:t xml:space="preserve">siek </w:t>
-      </w:r>
-      <w:r>
-        <w:rPr>
-          <w:u w:val="single" w:color="0000ff"/>
-          <w:rFonts w:ascii="Charis SIL Regular" w:hAnsi="Charis SIL Regular" w:eastAsia="Charis SIL Regular"/>
-          <w:b w:val="0"/>
-          <w:i w:val="0"/>
-          <w:color w:val="000000"/>
-          <w:sz w:val="24"/>
-        </w:rPr>
-        <w:t>i</w:t>
-      </w:r>
-      <w:r>
-        <w:rPr>
-          <w:u w:val="single" w:color="0000ff"/>
-          <w:rFonts w:ascii="Charis SIL Regular" w:hAnsi="Charis SIL Regular" w:eastAsia="Charis SIL Regular"/>
-          <w:b w:val="0"/>
-          <w:i w:val="0"/>
-          <w:color w:val="000000"/>
-          <w:sz w:val="24"/>
-        </w:rPr>
-        <w:hyperlink r:id="rId23" w:history="1">
-          <w:r>
-            <w:rPr>
-              <w:rStyle w:val="Hyperlink"/>
-            </w:rPr>
-            <w:t>n te zien</w:t>
-          </w:r>
-        </w:hyperlink>
-      </w:r>
-      <w:r>
-        <w:rPr>
-          <w:u w:val="single" w:color="0000ff"/>
-          <w:rFonts w:ascii="Charis SIL Regular" w:hAnsi="Charis SIL Regular" w:eastAsia="Charis SIL Regular"/>
-          <w:b w:val="0"/>
-          <w:i w:val="0"/>
-          <w:color w:val="000000"/>
-          <w:sz w:val="24"/>
-        </w:rPr>
-        <w:hyperlink r:id="rId23" w:history="1">
-          <w:r>
-            <w:rPr>
-              <w:rStyle w:val="Hyperlink"/>
-            </w:rPr>
-            <w:t>.</w:t>
-          </w:r>
-        </w:hyperlink>
-      </w:r>
-      <w:r>
-        <w:rPr>
-          <w:u w:val="single" w:color="0000ff"/>
-          <w:rFonts w:ascii="Charis SIL Regular" w:hAnsi="Charis SIL Regular" w:eastAsia="Charis SIL Regular"/>
-          <w:b w:val="0"/>
-          <w:i w:val="0"/>
-          <w:color w:val="000000"/>
-          <w:sz w:val="24"/>
-        </w:rPr>
-        <w:hyperlink r:id="rId23" w:history="1">
-          <w:r>
-            <w:rPr>
-              <w:rStyle w:val="Hyperlink"/>
-            </w:rPr>
-            <w:t xml:space="preserve"> Het ni</w:t>
-          </w:r>
-        </w:hyperlink>
-      </w:r>
-      <w:r>
-        <w:rPr>
-          <w:u w:val="single" w:color="0000ff"/>
-          <w:rFonts w:ascii="Charis SIL Regular" w:hAnsi="Charis SIL Regular" w:eastAsia="Charis SIL Regular"/>
-          <w:b w:val="0"/>
-          <w:i w:val="0"/>
-          <w:color w:val="000000"/>
-          <w:sz w:val="24"/>
-        </w:rPr>
-        <w:hyperlink r:id="rId23" w:history="1">
-          <w:r>
-            <w:rPr>
-              <w:rStyle w:val="Hyperlink"/>
-            </w:rPr>
-            <w:t>e</w:t>
-          </w:r>
-        </w:hyperlink>
-      </w:r>
-      <w:r>
-        <w:rPr>
-          <w:u w:val="single" w:color="0000ff"/>
-          <w:rFonts w:ascii="Charis SIL Regular" w:hAnsi="Charis SIL Regular" w:eastAsia="Charis SIL Regular"/>
-          <w:b w:val="0"/>
-          <w:i w:val="0"/>
-          <w:color w:val="000000"/>
-          <w:sz w:val="24"/>
-        </w:rPr>
-        <w:hyperlink r:id="rId23" w:history="1">
-          <w:r>
-            <w:rPr>
-              <w:rStyle w:val="Hyperlink"/>
-            </w:rPr>
-            <w:t>uw</w:t>
-          </w:r>
-        </w:hyperlink>
-      </w:r>
-      <w:r>
-        <w:rPr>
-          <w:u w:val="single" w:color="0000ff"/>
-          <w:rFonts w:ascii="Charis SIL Regular" w:hAnsi="Charis SIL Regular" w:eastAsia="Charis SIL Regular"/>
-          <w:b w:val="0"/>
-          <w:i w:val="0"/>
-          <w:color w:val="000000"/>
-          <w:sz w:val="24"/>
-        </w:rPr>
-        <w:hyperlink r:id="rId23" w:history="1">
-          <w:r>
-            <w:rPr>
-              <w:rStyle w:val="Hyperlink"/>
-            </w:rPr>
-            <w:t>ere</w:t>
-          </w:r>
-        </w:hyperlink>
+        <w:t>in te zien. Het nieuwere</w:t>
       </w:r>
       <w:r>
         <w:rPr>
@@ -2786,14 +2621,7 @@
           <w:color w:val="000000"/>
           <w:sz w:val="24"/>
         </w:rPr>
-        <w:hyperlink r:id="rId25" w:history="1">
-          <w:r>
-            <w:rPr>
-              <w:rStyle w:val="Hyperlink"/>
-            </w:rPr>
-            <w:t>vatte</w:t>
-          </w:r>
-        </w:hyperlink>
+        <w:t>vatte</w:t>
       </w:r>
       <w:r>
         <w:rPr>
@@ -3031,14 +2859,7 @@
           <w:color w:val="000000"/>
           <w:sz w:val="24"/>
         </w:rPr>
-        <w:hyperlink r:id="rId26" w:history="1">
-          <w:r>
-            <w:rPr>
-              <w:rStyle w:val="Hyperlink"/>
-            </w:rPr>
-            <w:t>prijsvragen die do</w:t>
-          </w:r>
-        </w:hyperlink>
+        <w:t>prijsvragen die do</w:t>
       </w:r>
       <w:r>
         <w:rPr>

--- a/EXPORTS/DOCX/published/niveau3/Dutch/ZeeuwschGenootschap.docx
+++ b/EXPORTS/DOCX/published/niveau3/Dutch/ZeeuwschGenootschap.docx
@@ -616,7 +616,79 @@
           <w:color w:val="000000"/>
           <w:sz w:val="24"/>
         </w:rPr>
-        <w:t xml:space="preserve">; kaarten, tekeningen en prenten berusten bij het </w:t>
+        <w:t>; kaarten, tekeningen en prenten beru</w:t>
+      </w:r>
+      <w:r>
+        <w:rPr>
+          <w:u w:val="single" w:color="0000ff"/>
+          <w:rFonts w:ascii="Charis SIL Regular" w:hAnsi="Charis SIL Regular" w:eastAsia="Charis SIL Regular"/>
+          <w:b w:val="0"/>
+          <w:i w:val="0"/>
+          <w:color w:val="000000"/>
+          <w:sz w:val="24"/>
+        </w:rPr>
+        <w:hyperlink r:id="rId10" w:history="1">
+          <w:r>
+            <w:rPr>
+              <w:rStyle w:val="Hyperlink"/>
+            </w:rPr>
+            <w:t>sten bi</w:t>
+          </w:r>
+        </w:hyperlink>
+      </w:r>
+      <w:r>
+        <w:rPr>
+          <w:u w:val="single" w:color="0000ff"/>
+          <w:rFonts w:ascii="Charis SIL Regular" w:hAnsi="Charis SIL Regular" w:eastAsia="Charis SIL Regular"/>
+          <w:b w:val="0"/>
+          <w:i w:val="0"/>
+          <w:color w:val="000000"/>
+          <w:sz w:val="24"/>
+        </w:rPr>
+        <w:hyperlink r:id="rId10" w:history="1">
+          <w:r>
+            <w:rPr>
+              <w:rStyle w:val="Hyperlink"/>
+            </w:rPr>
+            <w:t>j</w:t>
+          </w:r>
+        </w:hyperlink>
+      </w:r>
+      <w:r>
+        <w:rPr>
+          <w:u w:val="single" w:color="0000ff"/>
+          <w:rFonts w:ascii="Charis SIL Regular" w:hAnsi="Charis SIL Regular" w:eastAsia="Charis SIL Regular"/>
+          <w:b w:val="0"/>
+          <w:i w:val="0"/>
+          <w:color w:val="000000"/>
+          <w:sz w:val="24"/>
+        </w:rPr>
+        <w:hyperlink r:id="rId10" w:history="1">
+          <w:r>
+            <w:rPr>
+              <w:rStyle w:val="Hyperlink"/>
+            </w:rPr>
+            <w:t xml:space="preserve"> het </w:t>
+          </w:r>
+        </w:hyperlink>
+      </w:r>
+      <w:r>
+        <w:rPr>
+          <w:rFonts w:ascii="Charis SIL Regular" w:hAnsi="Charis SIL Regular" w:eastAsia="Charis SIL Regular"/>
+          <w:b w:val="0"/>
+          <w:i w:val="0"/>
+          <w:color w:val="0000FF"/>
+          <w:sz w:val="24"/>
+          <w:u w:val="single"/>
+        </w:rPr>
+        <w:hyperlink r:id="rId10" w:history="1">
+          <w:r>
+            <w:rPr>
+              <w:rStyle w:val="Hyperlink"/>
+            </w:rPr>
+            <w:t>Zeeu</w:t>
+          </w:r>
+        </w:hyperlink>
       </w:r>
       <w:r>
         <w:rPr>
@@ -626,7 +698,7 @@
           <w:color w:val="0000FF"/>
           <w:sz w:val="24"/>
         </w:rPr>
-        <w:t>Zeeuws Arc</w:t>
+        <w:t>ws Arc</w:t>
       </w:r>
       <w:r>
         <w:rPr>
@@ -693,67 +765,13 @@
       </w:r>
       <w:r>
         <w:rPr>
-          <w:u w:val="single" w:color="0000ff"/>
           <w:rFonts w:ascii="Charis SIL Regular" w:hAnsi="Charis SIL Regular" w:eastAsia="Charis SIL Regular"/>
           <w:b w:val="0"/>
           <w:i w:val="0"/>
           <w:color w:val="000000"/>
           <w:sz w:val="24"/>
         </w:rPr>
-        <w:hyperlink r:id="rId11" w:history="1">
-          <w:r>
-            <w:rPr>
-              <w:rStyle w:val="Hyperlink"/>
-            </w:rPr>
-            <w:t>en hands</w:t>
-          </w:r>
-        </w:hyperlink>
-      </w:r>
-      <w:r>
-        <w:rPr>
-          <w:u w:val="single" w:color="0000ff"/>
-          <w:rFonts w:ascii="Charis SIL Regular" w:hAnsi="Charis SIL Regular" w:eastAsia="Charis SIL Regular"/>
-          <w:b w:val="0"/>
-          <w:i w:val="0"/>
-          <w:color w:val="000000"/>
-          <w:sz w:val="24"/>
-        </w:rPr>
-        <w:hyperlink r:id="rId11" w:history="1">
-          <w:r>
-            <w:rPr>
-              <w:rStyle w:val="Hyperlink"/>
-            </w:rPr>
-            <w:t>c</w:t>
-          </w:r>
-        </w:hyperlink>
-      </w:r>
-      <w:r>
-        <w:rPr>
-          <w:u w:val="single" w:color="0000ff"/>
-          <w:rFonts w:ascii="Charis SIL Regular" w:hAnsi="Charis SIL Regular" w:eastAsia="Charis SIL Regular"/>
-          <w:b w:val="0"/>
-          <w:i w:val="0"/>
-          <w:color w:val="000000"/>
-          <w:sz w:val="24"/>
-        </w:rPr>
-        <w:hyperlink r:id="rId11" w:history="1">
-          <w:r>
-            <w:rPr>
-              <w:rStyle w:val="Hyperlink"/>
-            </w:rPr>
-            <w:t>hriften vin</w:t>
-          </w:r>
-        </w:hyperlink>
-      </w:r>
-      <w:r>
-        <w:rPr>
-          <w:rFonts w:ascii="Charis SIL Regular" w:hAnsi="Charis SIL Regular" w:eastAsia="Charis SIL Regular"/>
-          <w:b w:val="0"/>
-          <w:i w:val="0"/>
-          <w:color w:val="000000"/>
-          <w:sz w:val="24"/>
-        </w:rPr>
-        <w:t xml:space="preserve">d je bij de </w:t>
+        <w:t xml:space="preserve">en handschriften vind je bij de </w:t>
       </w:r>
       <w:r>
         <w:rPr>
@@ -2231,7 +2249,7 @@
           <w:color w:val="000000"/>
           <w:sz w:val="24"/>
         </w:rPr>
-        <w:t xml:space="preserve">om die reden niet meer fysiek </w:t>
+        <w:t>om die re</w:t>
       </w:r>
       <w:r>
         <w:rPr>
@@ -2242,7 +2260,172 @@
           <w:color w:val="000000"/>
           <w:sz w:val="24"/>
         </w:rPr>
-        <w:t>in te zien. Het nieuwere</w:t>
+        <w:hyperlink r:id="rId13" w:history="1">
+          <w:r>
+            <w:rPr>
+              <w:rStyle w:val="Hyperlink"/>
+            </w:rPr>
+            <w:t>den niet</w:t>
+          </w:r>
+        </w:hyperlink>
+      </w:r>
+      <w:r>
+        <w:rPr>
+          <w:u w:val="single" w:color="0000ff"/>
+          <w:rFonts w:ascii="Charis SIL Regular" w:hAnsi="Charis SIL Regular" w:eastAsia="Charis SIL Regular"/>
+          <w:b w:val="0"/>
+          <w:i w:val="0"/>
+          <w:color w:val="000000"/>
+          <w:sz w:val="24"/>
+        </w:rPr>
+        <w:t xml:space="preserve"> </w:t>
+      </w:r>
+      <w:r>
+        <w:rPr>
+          <w:u w:val="single" w:color="0000ff"/>
+          <w:rFonts w:ascii="Charis SIL Regular" w:hAnsi="Charis SIL Regular" w:eastAsia="Charis SIL Regular"/>
+          <w:b w:val="0"/>
+          <w:i w:val="0"/>
+          <w:color w:val="000000"/>
+          <w:sz w:val="24"/>
+        </w:rPr>
+        <w:hyperlink r:id="rId13" w:history="1">
+          <w:r>
+            <w:rPr>
+              <w:rStyle w:val="Hyperlink"/>
+            </w:rPr>
+            <w:t>meer fy</w:t>
+          </w:r>
+        </w:hyperlink>
+      </w:r>
+      <w:r>
+        <w:rPr>
+          <w:rFonts w:ascii="Charis SIL Regular" w:hAnsi="Charis SIL Regular" w:eastAsia="Charis SIL Regular"/>
+          <w:b w:val="0"/>
+          <w:i w:val="0"/>
+          <w:color w:val="000000"/>
+          <w:sz w:val="24"/>
+        </w:rPr>
+        <w:t xml:space="preserve">siek </w:t>
+      </w:r>
+      <w:r>
+        <w:rPr>
+          <w:u w:val="single" w:color="0000ff"/>
+          <w:rFonts w:ascii="Charis SIL Regular" w:hAnsi="Charis SIL Regular" w:eastAsia="Charis SIL Regular"/>
+          <w:b w:val="0"/>
+          <w:i w:val="0"/>
+          <w:color w:val="000000"/>
+          <w:sz w:val="24"/>
+        </w:rPr>
+        <w:t>i</w:t>
+      </w:r>
+      <w:r>
+        <w:rPr>
+          <w:u w:val="single" w:color="0000ff"/>
+          <w:rFonts w:ascii="Charis SIL Regular" w:hAnsi="Charis SIL Regular" w:eastAsia="Charis SIL Regular"/>
+          <w:b w:val="0"/>
+          <w:i w:val="0"/>
+          <w:color w:val="000000"/>
+          <w:sz w:val="24"/>
+        </w:rPr>
+        <w:hyperlink r:id="rId23" w:history="1">
+          <w:r>
+            <w:rPr>
+              <w:rStyle w:val="Hyperlink"/>
+            </w:rPr>
+            <w:t>n te zien</w:t>
+          </w:r>
+        </w:hyperlink>
+      </w:r>
+      <w:r>
+        <w:rPr>
+          <w:u w:val="single" w:color="0000ff"/>
+          <w:rFonts w:ascii="Charis SIL Regular" w:hAnsi="Charis SIL Regular" w:eastAsia="Charis SIL Regular"/>
+          <w:b w:val="0"/>
+          <w:i w:val="0"/>
+          <w:color w:val="000000"/>
+          <w:sz w:val="24"/>
+        </w:rPr>
+        <w:hyperlink r:id="rId23" w:history="1">
+          <w:r>
+            <w:rPr>
+              <w:rStyle w:val="Hyperlink"/>
+            </w:rPr>
+            <w:t>.</w:t>
+          </w:r>
+        </w:hyperlink>
+      </w:r>
+      <w:r>
+        <w:rPr>
+          <w:u w:val="single" w:color="0000ff"/>
+          <w:rFonts w:ascii="Charis SIL Regular" w:hAnsi="Charis SIL Regular" w:eastAsia="Charis SIL Regular"/>
+          <w:b w:val="0"/>
+          <w:i w:val="0"/>
+          <w:color w:val="000000"/>
+          <w:sz w:val="24"/>
+        </w:rPr>
+        <w:hyperlink r:id="rId23" w:history="1">
+          <w:r>
+            <w:rPr>
+              <w:rStyle w:val="Hyperlink"/>
+            </w:rPr>
+            <w:t xml:space="preserve"> Het ni</w:t>
+          </w:r>
+        </w:hyperlink>
+      </w:r>
+      <w:r>
+        <w:rPr>
+          <w:u w:val="single" w:color="0000ff"/>
+          <w:rFonts w:ascii="Charis SIL Regular" w:hAnsi="Charis SIL Regular" w:eastAsia="Charis SIL Regular"/>
+          <w:b w:val="0"/>
+          <w:i w:val="0"/>
+          <w:color w:val="000000"/>
+          <w:sz w:val="24"/>
+        </w:rPr>
+        <w:hyperlink r:id="rId23" w:history="1">
+          <w:r>
+            <w:rPr>
+              <w:rStyle w:val="Hyperlink"/>
+            </w:rPr>
+            <w:t>e</w:t>
+          </w:r>
+        </w:hyperlink>
+      </w:r>
+      <w:r>
+        <w:rPr>
+          <w:u w:val="single" w:color="0000ff"/>
+          <w:rFonts w:ascii="Charis SIL Regular" w:hAnsi="Charis SIL Regular" w:eastAsia="Charis SIL Regular"/>
+          <w:b w:val="0"/>
+          <w:i w:val="0"/>
+          <w:color w:val="000000"/>
+          <w:sz w:val="24"/>
+        </w:rPr>
+        <w:hyperlink r:id="rId23" w:history="1">
+          <w:r>
+            <w:rPr>
+              <w:rStyle w:val="Hyperlink"/>
+            </w:rPr>
+            <w:t>uw</w:t>
+          </w:r>
+        </w:hyperlink>
+      </w:r>
+      <w:r>
+        <w:rPr>
+          <w:u w:val="single" w:color="0000ff"/>
+          <w:rFonts w:ascii="Charis SIL Regular" w:hAnsi="Charis SIL Regular" w:eastAsia="Charis SIL Regular"/>
+          <w:b w:val="0"/>
+          <w:i w:val="0"/>
+          <w:color w:val="000000"/>
+          <w:sz w:val="24"/>
+        </w:rPr>
+        <w:hyperlink r:id="rId23" w:history="1">
+          <w:r>
+            <w:rPr>
+              <w:rStyle w:val="Hyperlink"/>
+            </w:rPr>
+            <w:t>ere</w:t>
+          </w:r>
+        </w:hyperlink>
       </w:r>
       <w:r>
         <w:rPr>
@@ -2621,7 +2804,14 @@
           <w:color w:val="000000"/>
           <w:sz w:val="24"/>
         </w:rPr>
-        <w:t>vatte</w:t>
+        <w:hyperlink r:id="rId25" w:history="1">
+          <w:r>
+            <w:rPr>
+              <w:rStyle w:val="Hyperlink"/>
+            </w:rPr>
+            <w:t>vatte</w:t>
+          </w:r>
+        </w:hyperlink>
       </w:r>
       <w:r>
         <w:rPr>
@@ -2859,7 +3049,14 @@
           <w:color w:val="000000"/>
           <w:sz w:val="24"/>
         </w:rPr>
-        <w:t>prijsvragen die do</w:t>
+        <w:hyperlink r:id="rId26" w:history="1">
+          <w:r>
+            <w:rPr>
+              <w:rStyle w:val="Hyperlink"/>
+            </w:rPr>
+            <w:t>prijsvragen die do</w:t>
+          </w:r>
+        </w:hyperlink>
       </w:r>
       <w:r>
         <w:rPr>

--- a/EXPORTS/DOCX/published/niveau3/Dutch/ZeeuwschGenootschap.docx
+++ b/EXPORTS/DOCX/published/niveau3/Dutch/ZeeuwschGenootschap.docx
@@ -627,50 +627,7 @@
           <w:color w:val="000000"/>
           <w:sz w:val="24"/>
         </w:rPr>
-        <w:hyperlink r:id="rId10" w:history="1">
-          <w:r>
-            <w:rPr>
-              <w:rStyle w:val="Hyperlink"/>
-            </w:rPr>
-            <w:t>sten bi</w:t>
-          </w:r>
-        </w:hyperlink>
-      </w:r>
-      <w:r>
-        <w:rPr>
-          <w:u w:val="single" w:color="0000ff"/>
-          <w:rFonts w:ascii="Charis SIL Regular" w:hAnsi="Charis SIL Regular" w:eastAsia="Charis SIL Regular"/>
-          <w:b w:val="0"/>
-          <w:i w:val="0"/>
-          <w:color w:val="000000"/>
-          <w:sz w:val="24"/>
-        </w:rPr>
-        <w:hyperlink r:id="rId10" w:history="1">
-          <w:r>
-            <w:rPr>
-              <w:rStyle w:val="Hyperlink"/>
-            </w:rPr>
-            <w:t>j</w:t>
-          </w:r>
-        </w:hyperlink>
-      </w:r>
-      <w:r>
-        <w:rPr>
-          <w:u w:val="single" w:color="0000ff"/>
-          <w:rFonts w:ascii="Charis SIL Regular" w:hAnsi="Charis SIL Regular" w:eastAsia="Charis SIL Regular"/>
-          <w:b w:val="0"/>
-          <w:i w:val="0"/>
-          <w:color w:val="000000"/>
-          <w:sz w:val="24"/>
-        </w:rPr>
-        <w:hyperlink r:id="rId10" w:history="1">
-          <w:r>
-            <w:rPr>
-              <w:rStyle w:val="Hyperlink"/>
-            </w:rPr>
-            <w:t xml:space="preserve"> het </w:t>
-          </w:r>
-        </w:hyperlink>
+        <w:t xml:space="preserve">sten bij het </w:t>
       </w:r>
       <w:r>
         <w:rPr>
@@ -681,7 +638,7 @@
           <w:sz w:val="24"/>
           <w:u w:val="single"/>
         </w:rPr>
-        <w:hyperlink r:id="rId10" w:history="1">
+        <w:hyperlink r:id="rId12" w:history="1">
           <w:r>
             <w:rPr>
               <w:rStyle w:val="Hyperlink"/>
@@ -697,8 +654,16 @@
           <w:i w:val="0"/>
           <w:color w:val="0000FF"/>
           <w:sz w:val="24"/>
-        </w:rPr>
-        <w:t>ws Arc</w:t>
+          <w:u w:val="single"/>
+        </w:rPr>
+        <w:hyperlink r:id="rId12" w:history="1">
+          <w:r>
+            <w:rPr>
+              <w:rStyle w:val="Hyperlink"/>
+            </w:rPr>
+            <w:t>ws</w:t>
+          </w:r>
+        </w:hyperlink>
       </w:r>
       <w:r>
         <w:rPr>
@@ -709,7 +674,36 @@
           <w:sz w:val="24"/>
           <w:u w:val="single"/>
         </w:rPr>
-        <w:hyperlink r:id="rId11" w:history="1">
+        <w:t xml:space="preserve"> </w:t>
+      </w:r>
+      <w:r>
+        <w:rPr>
+          <w:rFonts w:ascii="Charis SIL Regular" w:hAnsi="Charis SIL Regular" w:eastAsia="Charis SIL Regular"/>
+          <w:b w:val="0"/>
+          <w:i w:val="0"/>
+          <w:color w:val="0000FF"/>
+          <w:sz w:val="24"/>
+          <w:u w:val="single"/>
+        </w:rPr>
+        <w:hyperlink r:id="rId12" w:history="1">
+          <w:r>
+            <w:rPr>
+              <w:rStyle w:val="Hyperlink"/>
+            </w:rPr>
+            <w:t>Arc</w:t>
+          </w:r>
+        </w:hyperlink>
+      </w:r>
+      <w:r>
+        <w:rPr>
+          <w:rFonts w:ascii="Charis SIL Regular" w:hAnsi="Charis SIL Regular" w:eastAsia="Charis SIL Regular"/>
+          <w:b w:val="0"/>
+          <w:i w:val="0"/>
+          <w:color w:val="0000FF"/>
+          <w:sz w:val="24"/>
+          <w:u w:val="single"/>
+        </w:rPr>
+        <w:hyperlink r:id="rId12" w:history="1">
           <w:r>
             <w:rPr>
               <w:rStyle w:val="Hyperlink"/>
@@ -765,13 +759,67 @@
       </w:r>
       <w:r>
         <w:rPr>
+          <w:u w:val="single" w:color="0000ff"/>
           <w:rFonts w:ascii="Charis SIL Regular" w:hAnsi="Charis SIL Regular" w:eastAsia="Charis SIL Regular"/>
           <w:b w:val="0"/>
           <w:i w:val="0"/>
           <w:color w:val="000000"/>
           <w:sz w:val="24"/>
         </w:rPr>
-        <w:t xml:space="preserve">en handschriften vind je bij de </w:t>
+        <w:hyperlink r:id="rId11" w:history="1">
+          <w:r>
+            <w:rPr>
+              <w:rStyle w:val="Hyperlink"/>
+            </w:rPr>
+            <w:t>en hands</w:t>
+          </w:r>
+        </w:hyperlink>
+      </w:r>
+      <w:r>
+        <w:rPr>
+          <w:u w:val="single" w:color="0000ff"/>
+          <w:rFonts w:ascii="Charis SIL Regular" w:hAnsi="Charis SIL Regular" w:eastAsia="Charis SIL Regular"/>
+          <w:b w:val="0"/>
+          <w:i w:val="0"/>
+          <w:color w:val="000000"/>
+          <w:sz w:val="24"/>
+        </w:rPr>
+        <w:hyperlink r:id="rId11" w:history="1">
+          <w:r>
+            <w:rPr>
+              <w:rStyle w:val="Hyperlink"/>
+            </w:rPr>
+            <w:t>c</w:t>
+          </w:r>
+        </w:hyperlink>
+      </w:r>
+      <w:r>
+        <w:rPr>
+          <w:u w:val="single" w:color="0000ff"/>
+          <w:rFonts w:ascii="Charis SIL Regular" w:hAnsi="Charis SIL Regular" w:eastAsia="Charis SIL Regular"/>
+          <w:b w:val="0"/>
+          <w:i w:val="0"/>
+          <w:color w:val="000000"/>
+          <w:sz w:val="24"/>
+        </w:rPr>
+        <w:hyperlink r:id="rId11" w:history="1">
+          <w:r>
+            <w:rPr>
+              <w:rStyle w:val="Hyperlink"/>
+            </w:rPr>
+            <w:t>hriften vin</w:t>
+          </w:r>
+        </w:hyperlink>
+      </w:r>
+      <w:r>
+        <w:rPr>
+          <w:rFonts w:ascii="Charis SIL Regular" w:hAnsi="Charis SIL Regular" w:eastAsia="Charis SIL Regular"/>
+          <w:b w:val="0"/>
+          <w:i w:val="0"/>
+          <w:color w:val="000000"/>
+          <w:sz w:val="24"/>
+        </w:rPr>
+        <w:t xml:space="preserve">d je bij de </w:t>
       </w:r>
       <w:r>
         <w:rPr>
@@ -782,7 +830,7 @@
           <w:sz w:val="24"/>
           <w:u w:val="single"/>
         </w:rPr>
-        <w:hyperlink r:id="rId12" w:history="1">
+        <w:hyperlink r:id="rId13" w:history="1">
           <w:r>
             <w:rPr>
               <w:rStyle w:val="Hyperlink"/>
@@ -811,7 +859,7 @@
           <w:sz w:val="24"/>
           <w:u w:val="single"/>
         </w:rPr>
-        <w:hyperlink r:id="rId12" w:history="1">
+        <w:hyperlink r:id="rId13" w:history="1">
           <w:r>
             <w:rPr>
               <w:rStyle w:val="Hyperlink"/>
@@ -839,7 +887,7 @@
           <w:color w:val="000000"/>
           <w:sz w:val="24"/>
         </w:rPr>
-        <w:hyperlink r:id="rId13" w:history="1">
+        <w:hyperlink r:id="rId12" w:history="1">
           <w:r>
             <w:rPr>
               <w:rStyle w:val="Hyperlink"/>
@@ -868,7 +916,7 @@
           <w:color w:val="000000"/>
           <w:sz w:val="24"/>
         </w:rPr>
-        <w:hyperlink r:id="rId13" w:history="1">
+        <w:hyperlink r:id="rId12" w:history="1">
           <w:r>
             <w:rPr>
               <w:rStyle w:val="Hyperlink"/>
@@ -917,7 +965,7 @@
           <w:color w:val="000000"/>
           <w:sz w:val="24"/>
         </w:rPr>
-        <w:hyperlink r:id="rId12" w:history="1">
+        <w:hyperlink r:id="rId13" w:history="1">
           <w:r>
             <w:rPr>
               <w:rStyle w:val="Hyperlink"/>
@@ -935,7 +983,7 @@
           <w:color w:val="000000"/>
           <w:sz w:val="24"/>
         </w:rPr>
-        <w:hyperlink r:id="rId12" w:history="1">
+        <w:hyperlink r:id="rId13" w:history="1">
           <w:r>
             <w:rPr>
               <w:rStyle w:val="Hyperlink"/>
@@ -2020,7 +2068,7 @@
           <w:sz w:val="24"/>
           <w:u w:val="single"/>
         </w:rPr>
-        <w:hyperlink r:id="rId13" w:history="1">
+        <w:hyperlink r:id="rId12" w:history="1">
           <w:r>
             <w:rPr>
               <w:rStyle w:val="Hyperlink"/>
@@ -2049,7 +2097,7 @@
           <w:sz w:val="24"/>
           <w:u w:val="single"/>
         </w:rPr>
-        <w:hyperlink r:id="rId13" w:history="1">
+        <w:hyperlink r:id="rId12" w:history="1">
           <w:r>
             <w:rPr>
               <w:rStyle w:val="Hyperlink"/>
@@ -2260,7 +2308,7 @@
           <w:color w:val="000000"/>
           <w:sz w:val="24"/>
         </w:rPr>
-        <w:hyperlink r:id="rId13" w:history="1">
+        <w:hyperlink r:id="rId12" w:history="1">
           <w:r>
             <w:rPr>
               <w:rStyle w:val="Hyperlink"/>
@@ -2289,7 +2337,7 @@
           <w:color w:val="000000"/>
           <w:sz w:val="24"/>
         </w:rPr>
-        <w:hyperlink r:id="rId13" w:history="1">
+        <w:hyperlink r:id="rId12" w:history="1">
           <w:r>
             <w:rPr>
               <w:rStyle w:val="Hyperlink"/>

--- a/EXPORTS/DOCX/published/niveau3/Dutch/ZeeuwschGenootschap.docx
+++ b/EXPORTS/DOCX/published/niveau3/Dutch/ZeeuwschGenootschap.docx
@@ -627,7 +627,50 @@
           <w:color w:val="000000"/>
           <w:sz w:val="24"/>
         </w:rPr>
-        <w:t xml:space="preserve">sten bij het </w:t>
+        <w:hyperlink r:id="rId10" w:history="1">
+          <w:r>
+            <w:rPr>
+              <w:rStyle w:val="Hyperlink"/>
+            </w:rPr>
+            <w:t>sten bi</w:t>
+          </w:r>
+        </w:hyperlink>
+      </w:r>
+      <w:r>
+        <w:rPr>
+          <w:u w:val="single" w:color="0000ff"/>
+          <w:rFonts w:ascii="Charis SIL Regular" w:hAnsi="Charis SIL Regular" w:eastAsia="Charis SIL Regular"/>
+          <w:b w:val="0"/>
+          <w:i w:val="0"/>
+          <w:color w:val="000000"/>
+          <w:sz w:val="24"/>
+        </w:rPr>
+        <w:hyperlink r:id="rId10" w:history="1">
+          <w:r>
+            <w:rPr>
+              <w:rStyle w:val="Hyperlink"/>
+            </w:rPr>
+            <w:t>j</w:t>
+          </w:r>
+        </w:hyperlink>
+      </w:r>
+      <w:r>
+        <w:rPr>
+          <w:u w:val="single" w:color="0000ff"/>
+          <w:rFonts w:ascii="Charis SIL Regular" w:hAnsi="Charis SIL Regular" w:eastAsia="Charis SIL Regular"/>
+          <w:b w:val="0"/>
+          <w:i w:val="0"/>
+          <w:color w:val="000000"/>
+          <w:sz w:val="24"/>
+        </w:rPr>
+        <w:hyperlink r:id="rId10" w:history="1">
+          <w:r>
+            <w:rPr>
+              <w:rStyle w:val="Hyperlink"/>
+            </w:rPr>
+            <w:t xml:space="preserve"> het </w:t>
+          </w:r>
+        </w:hyperlink>
       </w:r>
       <w:r>
         <w:rPr>
@@ -638,7 +681,7 @@
           <w:sz w:val="24"/>
           <w:u w:val="single"/>
         </w:rPr>
-        <w:hyperlink r:id="rId12" w:history="1">
+        <w:hyperlink r:id="rId10" w:history="1">
           <w:r>
             <w:rPr>
               <w:rStyle w:val="Hyperlink"/>
@@ -646,6 +689,16 @@
             <w:t>Zeeu</w:t>
           </w:r>
         </w:hyperlink>
+      </w:r>
+      <w:r>
+        <w:rPr>
+          <w:rFonts w:ascii="Charis SIL Regular" w:hAnsi="Charis SIL Regular" w:eastAsia="Charis SIL Regular"/>
+          <w:b w:val="0"/>
+          <w:i w:val="0"/>
+          <w:color w:val="0000FF"/>
+          <w:sz w:val="24"/>
+        </w:rPr>
+        <w:t>ws Arc</w:t>
       </w:r>
       <w:r>
         <w:rPr>
@@ -656,54 +709,7 @@
           <w:sz w:val="24"/>
           <w:u w:val="single"/>
         </w:rPr>
-        <w:hyperlink r:id="rId12" w:history="1">
-          <w:r>
-            <w:rPr>
-              <w:rStyle w:val="Hyperlink"/>
-            </w:rPr>
-            <w:t>ws</w:t>
-          </w:r>
-        </w:hyperlink>
-      </w:r>
-      <w:r>
-        <w:rPr>
-          <w:rFonts w:ascii="Charis SIL Regular" w:hAnsi="Charis SIL Regular" w:eastAsia="Charis SIL Regular"/>
-          <w:b w:val="0"/>
-          <w:i w:val="0"/>
-          <w:color w:val="0000FF"/>
-          <w:sz w:val="24"/>
-          <w:u w:val="single"/>
-        </w:rPr>
-        <w:t xml:space="preserve"> </w:t>
-      </w:r>
-      <w:r>
-        <w:rPr>
-          <w:rFonts w:ascii="Charis SIL Regular" w:hAnsi="Charis SIL Regular" w:eastAsia="Charis SIL Regular"/>
-          <w:b w:val="0"/>
-          <w:i w:val="0"/>
-          <w:color w:val="0000FF"/>
-          <w:sz w:val="24"/>
-          <w:u w:val="single"/>
-        </w:rPr>
-        <w:hyperlink r:id="rId12" w:history="1">
-          <w:r>
-            <w:rPr>
-              <w:rStyle w:val="Hyperlink"/>
-            </w:rPr>
-            <w:t>Arc</w:t>
-          </w:r>
-        </w:hyperlink>
-      </w:r>
-      <w:r>
-        <w:rPr>
-          <w:rFonts w:ascii="Charis SIL Regular" w:hAnsi="Charis SIL Regular" w:eastAsia="Charis SIL Regular"/>
-          <w:b w:val="0"/>
-          <w:i w:val="0"/>
-          <w:color w:val="0000FF"/>
-          <w:sz w:val="24"/>
-          <w:u w:val="single"/>
-        </w:rPr>
-        <w:hyperlink r:id="rId12" w:history="1">
+        <w:hyperlink r:id="rId11" w:history="1">
           <w:r>
             <w:rPr>
               <w:rStyle w:val="Hyperlink"/>
@@ -759,67 +765,13 @@
       </w:r>
       <w:r>
         <w:rPr>
-          <w:u w:val="single" w:color="0000ff"/>
           <w:rFonts w:ascii="Charis SIL Regular" w:hAnsi="Charis SIL Regular" w:eastAsia="Charis SIL Regular"/>
           <w:b w:val="0"/>
           <w:i w:val="0"/>
           <w:color w:val="000000"/>
           <w:sz w:val="24"/>
         </w:rPr>
-        <w:hyperlink r:id="rId11" w:history="1">
-          <w:r>
-            <w:rPr>
-              <w:rStyle w:val="Hyperlink"/>
-            </w:rPr>
-            <w:t>en hands</w:t>
-          </w:r>
-        </w:hyperlink>
-      </w:r>
-      <w:r>
-        <w:rPr>
-          <w:u w:val="single" w:color="0000ff"/>
-          <w:rFonts w:ascii="Charis SIL Regular" w:hAnsi="Charis SIL Regular" w:eastAsia="Charis SIL Regular"/>
-          <w:b w:val="0"/>
-          <w:i w:val="0"/>
-          <w:color w:val="000000"/>
-          <w:sz w:val="24"/>
-        </w:rPr>
-        <w:hyperlink r:id="rId11" w:history="1">
-          <w:r>
-            <w:rPr>
-              <w:rStyle w:val="Hyperlink"/>
-            </w:rPr>
-            <w:t>c</w:t>
-          </w:r>
-        </w:hyperlink>
-      </w:r>
-      <w:r>
-        <w:rPr>
-          <w:u w:val="single" w:color="0000ff"/>
-          <w:rFonts w:ascii="Charis SIL Regular" w:hAnsi="Charis SIL Regular" w:eastAsia="Charis SIL Regular"/>
-          <w:b w:val="0"/>
-          <w:i w:val="0"/>
-          <w:color w:val="000000"/>
-          <w:sz w:val="24"/>
-        </w:rPr>
-        <w:hyperlink r:id="rId11" w:history="1">
-          <w:r>
-            <w:rPr>
-              <w:rStyle w:val="Hyperlink"/>
-            </w:rPr>
-            <w:t>hriften vin</w:t>
-          </w:r>
-        </w:hyperlink>
-      </w:r>
-      <w:r>
-        <w:rPr>
-          <w:rFonts w:ascii="Charis SIL Regular" w:hAnsi="Charis SIL Regular" w:eastAsia="Charis SIL Regular"/>
-          <w:b w:val="0"/>
-          <w:i w:val="0"/>
-          <w:color w:val="000000"/>
-          <w:sz w:val="24"/>
-        </w:rPr>
-        <w:t xml:space="preserve">d je bij de </w:t>
+        <w:t xml:space="preserve">en handschriften vind je bij de </w:t>
       </w:r>
       <w:r>
         <w:rPr>
@@ -830,7 +782,7 @@
           <w:sz w:val="24"/>
           <w:u w:val="single"/>
         </w:rPr>
-        <w:hyperlink r:id="rId13" w:history="1">
+        <w:hyperlink r:id="rId12" w:history="1">
           <w:r>
             <w:rPr>
               <w:rStyle w:val="Hyperlink"/>
@@ -859,7 +811,7 @@
           <w:sz w:val="24"/>
           <w:u w:val="single"/>
         </w:rPr>
-        <w:hyperlink r:id="rId13" w:history="1">
+        <w:hyperlink r:id="rId12" w:history="1">
           <w:r>
             <w:rPr>
               <w:rStyle w:val="Hyperlink"/>
@@ -877,6 +829,84 @@
           <w:sz w:val="24"/>
         </w:rPr>
         <w:t xml:space="preserve"> en fossielen, sche</w:t>
+      </w:r>
+      <w:r>
+        <w:rPr>
+          <w:u w:val="single" w:color="0000ff"/>
+          <w:rFonts w:ascii="Charis SIL Regular" w:hAnsi="Charis SIL Regular" w:eastAsia="Charis SIL Regular"/>
+          <w:b w:val="0"/>
+          <w:i w:val="0"/>
+          <w:color w:val="000000"/>
+          <w:sz w:val="24"/>
+        </w:rPr>
+        <w:hyperlink r:id="rId13" w:history="1">
+          <w:r>
+            <w:rPr>
+              <w:rStyle w:val="Hyperlink"/>
+            </w:rPr>
+            <w:t>lpen en</w:t>
+          </w:r>
+        </w:hyperlink>
+      </w:r>
+      <w:r>
+        <w:rPr>
+          <w:u w:val="single" w:color="0000ff"/>
+          <w:rFonts w:ascii="Charis SIL Regular" w:hAnsi="Charis SIL Regular" w:eastAsia="Charis SIL Regular"/>
+          <w:b w:val="0"/>
+          <w:i w:val="0"/>
+          <w:color w:val="000000"/>
+          <w:sz w:val="24"/>
+        </w:rPr>
+        <w:t xml:space="preserve"> </w:t>
+      </w:r>
+      <w:r>
+        <w:rPr>
+          <w:u w:val="single" w:color="0000ff"/>
+          <w:rFonts w:ascii="Charis SIL Regular" w:hAnsi="Charis SIL Regular" w:eastAsia="Charis SIL Regular"/>
+          <w:b w:val="0"/>
+          <w:i w:val="0"/>
+          <w:color w:val="000000"/>
+          <w:sz w:val="24"/>
+        </w:rPr>
+        <w:hyperlink r:id="rId13" w:history="1">
+          <w:r>
+            <w:rPr>
+              <w:rStyle w:val="Hyperlink"/>
+            </w:rPr>
+            <w:t>minera</w:t>
+          </w:r>
+        </w:hyperlink>
+      </w:r>
+      <w:r>
+        <w:rPr>
+          <w:u w:val="single" w:color="0000ff"/>
+          <w:rFonts w:ascii="Charis SIL Regular" w:hAnsi="Charis SIL Regular" w:eastAsia="Charis SIL Regular"/>
+          <w:b w:val="0"/>
+          <w:i w:val="0"/>
+          <w:color w:val="000000"/>
+          <w:sz w:val="24"/>
+        </w:rPr>
+        <w:t>l</w:t>
+      </w:r>
+      <w:r>
+        <w:rPr>
+          <w:rFonts w:ascii="Charis SIL Regular" w:hAnsi="Charis SIL Regular" w:eastAsia="Charis SIL Regular"/>
+          <w:b w:val="0"/>
+          <w:i w:val="0"/>
+          <w:color w:val="000000"/>
+          <w:sz w:val="24"/>
+        </w:rPr>
+        <w:t xml:space="preserve">en, </w:t>
+      </w:r>
+      <w:r>
+        <w:rPr>
+          <w:rFonts w:ascii="Charis SIL Regular" w:hAnsi="Charis SIL Regular" w:eastAsia="Charis SIL Regular"/>
+          <w:b w:val="0"/>
+          <w:i w:val="0"/>
+          <w:color w:val="000000"/>
+          <w:sz w:val="24"/>
+        </w:rPr>
+        <w:t>deels afkomstig van de overzee</w:t>
       </w:r>
       <w:r>
         <w:rPr>
@@ -892,20 +922,9 @@
             <w:rPr>
               <w:rStyle w:val="Hyperlink"/>
             </w:rPr>
-            <w:t>lpen en</w:t>
+            <w:t>se koloni</w:t>
           </w:r>
         </w:hyperlink>
-      </w:r>
-      <w:r>
-        <w:rPr>
-          <w:u w:val="single" w:color="0000ff"/>
-          <w:rFonts w:ascii="Charis SIL Regular" w:hAnsi="Charis SIL Regular" w:eastAsia="Charis SIL Regular"/>
-          <w:b w:val="0"/>
-          <w:i w:val="0"/>
-          <w:color w:val="000000"/>
-          <w:sz w:val="24"/>
-        </w:rPr>
-        <w:t xml:space="preserve"> </w:t>
       </w:r>
       <w:r>
         <w:rPr>
@@ -917,73 +936,6 @@
           <w:sz w:val="24"/>
         </w:rPr>
         <w:hyperlink r:id="rId12" w:history="1">
-          <w:r>
-            <w:rPr>
-              <w:rStyle w:val="Hyperlink"/>
-            </w:rPr>
-            <w:t>minera</w:t>
-          </w:r>
-        </w:hyperlink>
-      </w:r>
-      <w:r>
-        <w:rPr>
-          <w:u w:val="single" w:color="0000ff"/>
-          <w:rFonts w:ascii="Charis SIL Regular" w:hAnsi="Charis SIL Regular" w:eastAsia="Charis SIL Regular"/>
-          <w:b w:val="0"/>
-          <w:i w:val="0"/>
-          <w:color w:val="000000"/>
-          <w:sz w:val="24"/>
-        </w:rPr>
-        <w:t>l</w:t>
-      </w:r>
-      <w:r>
-        <w:rPr>
-          <w:rFonts w:ascii="Charis SIL Regular" w:hAnsi="Charis SIL Regular" w:eastAsia="Charis SIL Regular"/>
-          <w:b w:val="0"/>
-          <w:i w:val="0"/>
-          <w:color w:val="000000"/>
-          <w:sz w:val="24"/>
-        </w:rPr>
-        <w:t xml:space="preserve">en, </w:t>
-      </w:r>
-      <w:r>
-        <w:rPr>
-          <w:rFonts w:ascii="Charis SIL Regular" w:hAnsi="Charis SIL Regular" w:eastAsia="Charis SIL Regular"/>
-          <w:b w:val="0"/>
-          <w:i w:val="0"/>
-          <w:color w:val="000000"/>
-          <w:sz w:val="24"/>
-        </w:rPr>
-        <w:t>deels afkomstig van de overzee</w:t>
-      </w:r>
-      <w:r>
-        <w:rPr>
-          <w:u w:val="single" w:color="0000ff"/>
-          <w:rFonts w:ascii="Charis SIL Regular" w:hAnsi="Charis SIL Regular" w:eastAsia="Charis SIL Regular"/>
-          <w:b w:val="0"/>
-          <w:i w:val="0"/>
-          <w:color w:val="000000"/>
-          <w:sz w:val="24"/>
-        </w:rPr>
-        <w:hyperlink r:id="rId13" w:history="1">
-          <w:r>
-            <w:rPr>
-              <w:rStyle w:val="Hyperlink"/>
-            </w:rPr>
-            <w:t>se koloni</w:t>
-          </w:r>
-        </w:hyperlink>
-      </w:r>
-      <w:r>
-        <w:rPr>
-          <w:u w:val="single" w:color="0000ff"/>
-          <w:rFonts w:ascii="Charis SIL Regular" w:hAnsi="Charis SIL Regular" w:eastAsia="Charis SIL Regular"/>
-          <w:b w:val="0"/>
-          <w:i w:val="0"/>
-          <w:color w:val="000000"/>
-          <w:sz w:val="24"/>
-        </w:rPr>
-        <w:hyperlink r:id="rId13" w:history="1">
           <w:r>
             <w:rPr>
               <w:rStyle w:val="Hyperlink"/>
@@ -1986,15 +1938,9 @@
           <w:i w:val="0"/>
           <w:color w:val="0000FF"/>
           <w:sz w:val="24"/>
+          <w:u w:val="single"/>
         </w:rPr>
-        <w:hyperlink r:id="rId22" w:history="1">
-          <w:r>
-            <w:rPr>
-              <w:rStyle w:val="Hyperlink"/>
-            </w:rPr>
-            <w:t>e</w:t>
-          </w:r>
-        </w:hyperlink>
+        <w:t>e</w:t>
       </w:r>
       <w:r>
         <w:rPr>
@@ -2068,7 +2014,7 @@
           <w:sz w:val="24"/>
           <w:u w:val="single"/>
         </w:rPr>
-        <w:hyperlink r:id="rId12" w:history="1">
+        <w:hyperlink r:id="rId13" w:history="1">
           <w:r>
             <w:rPr>
               <w:rStyle w:val="Hyperlink"/>
@@ -2097,7 +2043,7 @@
           <w:sz w:val="24"/>
           <w:u w:val="single"/>
         </w:rPr>
-        <w:hyperlink r:id="rId12" w:history="1">
+        <w:hyperlink r:id="rId13" w:history="1">
           <w:r>
             <w:rPr>
               <w:rStyle w:val="Hyperlink"/>
@@ -2308,7 +2254,7 @@
           <w:color w:val="000000"/>
           <w:sz w:val="24"/>
         </w:rPr>
-        <w:hyperlink r:id="rId12" w:history="1">
+        <w:hyperlink r:id="rId13" w:history="1">
           <w:r>
             <w:rPr>
               <w:rStyle w:val="Hyperlink"/>
@@ -2337,7 +2283,7 @@
           <w:color w:val="000000"/>
           <w:sz w:val="24"/>
         </w:rPr>
-        <w:hyperlink r:id="rId12" w:history="1">
+        <w:hyperlink r:id="rId13" w:history="1">
           <w:r>
             <w:rPr>
               <w:rStyle w:val="Hyperlink"/>

--- a/EXPORTS/DOCX/published/niveau3/Dutch/ZeeuwschGenootschap.docx
+++ b/EXPORTS/DOCX/published/niveau3/Dutch/ZeeuwschGenootschap.docx
@@ -616,61 +616,7 @@
           <w:color w:val="000000"/>
           <w:sz w:val="24"/>
         </w:rPr>
-        <w:t>; kaarten, tekeningen en prenten beru</w:t>
-      </w:r>
-      <w:r>
-        <w:rPr>
-          <w:u w:val="single" w:color="0000ff"/>
-          <w:rFonts w:ascii="Charis SIL Regular" w:hAnsi="Charis SIL Regular" w:eastAsia="Charis SIL Regular"/>
-          <w:b w:val="0"/>
-          <w:i w:val="0"/>
-          <w:color w:val="000000"/>
-          <w:sz w:val="24"/>
-        </w:rPr>
-        <w:hyperlink r:id="rId10" w:history="1">
-          <w:r>
-            <w:rPr>
-              <w:rStyle w:val="Hyperlink"/>
-            </w:rPr>
-            <w:t>sten bi</w:t>
-          </w:r>
-        </w:hyperlink>
-      </w:r>
-      <w:r>
-        <w:rPr>
-          <w:u w:val="single" w:color="0000ff"/>
-          <w:rFonts w:ascii="Charis SIL Regular" w:hAnsi="Charis SIL Regular" w:eastAsia="Charis SIL Regular"/>
-          <w:b w:val="0"/>
-          <w:i w:val="0"/>
-          <w:color w:val="000000"/>
-          <w:sz w:val="24"/>
-        </w:rPr>
-        <w:hyperlink r:id="rId10" w:history="1">
-          <w:r>
-            <w:rPr>
-              <w:rStyle w:val="Hyperlink"/>
-            </w:rPr>
-            <w:t>j</w:t>
-          </w:r>
-        </w:hyperlink>
-      </w:r>
-      <w:r>
-        <w:rPr>
-          <w:u w:val="single" w:color="0000ff"/>
-          <w:rFonts w:ascii="Charis SIL Regular" w:hAnsi="Charis SIL Regular" w:eastAsia="Charis SIL Regular"/>
-          <w:b w:val="0"/>
-          <w:i w:val="0"/>
-          <w:color w:val="000000"/>
-          <w:sz w:val="24"/>
-        </w:rPr>
-        <w:hyperlink r:id="rId10" w:history="1">
-          <w:r>
-            <w:rPr>
-              <w:rStyle w:val="Hyperlink"/>
-            </w:rPr>
-            <w:t xml:space="preserve"> het </w:t>
-          </w:r>
-        </w:hyperlink>
+        <w:t xml:space="preserve">; kaarten, tekeningen en prenten berusten bij het </w:t>
       </w:r>
       <w:r>
         <w:rPr>
@@ -697,8 +643,16 @@
           <w:i w:val="0"/>
           <w:color w:val="0000FF"/>
           <w:sz w:val="24"/>
+          <w:u w:val="single"/>
         </w:rPr>
-        <w:t>ws Arc</w:t>
+        <w:hyperlink r:id="rId12" w:history="1">
+          <w:r>
+            <w:rPr>
+              <w:rStyle w:val="Hyperlink"/>
+            </w:rPr>
+            <w:t>ws</w:t>
+          </w:r>
+        </w:hyperlink>
       </w:r>
       <w:r>
         <w:rPr>
@@ -709,7 +663,36 @@
           <w:sz w:val="24"/>
           <w:u w:val="single"/>
         </w:rPr>
-        <w:hyperlink r:id="rId11" w:history="1">
+        <w:t xml:space="preserve"> </w:t>
+      </w:r>
+      <w:r>
+        <w:rPr>
+          <w:rFonts w:ascii="Charis SIL Regular" w:hAnsi="Charis SIL Regular" w:eastAsia="Charis SIL Regular"/>
+          <w:b w:val="0"/>
+          <w:i w:val="0"/>
+          <w:color w:val="0000FF"/>
+          <w:sz w:val="24"/>
+          <w:u w:val="single"/>
+        </w:rPr>
+        <w:hyperlink r:id="rId12" w:history="1">
+          <w:r>
+            <w:rPr>
+              <w:rStyle w:val="Hyperlink"/>
+            </w:rPr>
+            <w:t>Arc</w:t>
+          </w:r>
+        </w:hyperlink>
+      </w:r>
+      <w:r>
+        <w:rPr>
+          <w:rFonts w:ascii="Charis SIL Regular" w:hAnsi="Charis SIL Regular" w:eastAsia="Charis SIL Regular"/>
+          <w:b w:val="0"/>
+          <w:i w:val="0"/>
+          <w:color w:val="0000FF"/>
+          <w:sz w:val="24"/>
+          <w:u w:val="single"/>
+        </w:rPr>
+        <w:hyperlink r:id="rId12" w:history="1">
           <w:r>
             <w:rPr>
               <w:rStyle w:val="Hyperlink"/>
@@ -782,7 +765,7 @@
           <w:sz w:val="24"/>
           <w:u w:val="single"/>
         </w:rPr>
-        <w:hyperlink r:id="rId12" w:history="1">
+        <w:hyperlink r:id="rId13" w:history="1">
           <w:r>
             <w:rPr>
               <w:rStyle w:val="Hyperlink"/>
@@ -811,7 +794,7 @@
           <w:sz w:val="24"/>
           <w:u w:val="single"/>
         </w:rPr>
-        <w:hyperlink r:id="rId12" w:history="1">
+        <w:hyperlink r:id="rId13" w:history="1">
           <w:r>
             <w:rPr>
               <w:rStyle w:val="Hyperlink"/>
@@ -829,6 +812,84 @@
           <w:sz w:val="24"/>
         </w:rPr>
         <w:t xml:space="preserve"> en fossielen, sche</w:t>
+      </w:r>
+      <w:r>
+        <w:rPr>
+          <w:u w:val="single" w:color="0000ff"/>
+          <w:rFonts w:ascii="Charis SIL Regular" w:hAnsi="Charis SIL Regular" w:eastAsia="Charis SIL Regular"/>
+          <w:b w:val="0"/>
+          <w:i w:val="0"/>
+          <w:color w:val="000000"/>
+          <w:sz w:val="24"/>
+        </w:rPr>
+        <w:hyperlink r:id="rId12" w:history="1">
+          <w:r>
+            <w:rPr>
+              <w:rStyle w:val="Hyperlink"/>
+            </w:rPr>
+            <w:t>lpen en</w:t>
+          </w:r>
+        </w:hyperlink>
+      </w:r>
+      <w:r>
+        <w:rPr>
+          <w:u w:val="single" w:color="0000ff"/>
+          <w:rFonts w:ascii="Charis SIL Regular" w:hAnsi="Charis SIL Regular" w:eastAsia="Charis SIL Regular"/>
+          <w:b w:val="0"/>
+          <w:i w:val="0"/>
+          <w:color w:val="000000"/>
+          <w:sz w:val="24"/>
+        </w:rPr>
+        <w:t xml:space="preserve"> </w:t>
+      </w:r>
+      <w:r>
+        <w:rPr>
+          <w:u w:val="single" w:color="0000ff"/>
+          <w:rFonts w:ascii="Charis SIL Regular" w:hAnsi="Charis SIL Regular" w:eastAsia="Charis SIL Regular"/>
+          <w:b w:val="0"/>
+          <w:i w:val="0"/>
+          <w:color w:val="000000"/>
+          <w:sz w:val="24"/>
+        </w:rPr>
+        <w:hyperlink r:id="rId12" w:history="1">
+          <w:r>
+            <w:rPr>
+              <w:rStyle w:val="Hyperlink"/>
+            </w:rPr>
+            <w:t>minera</w:t>
+          </w:r>
+        </w:hyperlink>
+      </w:r>
+      <w:r>
+        <w:rPr>
+          <w:u w:val="single" w:color="0000ff"/>
+          <w:rFonts w:ascii="Charis SIL Regular" w:hAnsi="Charis SIL Regular" w:eastAsia="Charis SIL Regular"/>
+          <w:b w:val="0"/>
+          <w:i w:val="0"/>
+          <w:color w:val="000000"/>
+          <w:sz w:val="24"/>
+        </w:rPr>
+        <w:t>l</w:t>
+      </w:r>
+      <w:r>
+        <w:rPr>
+          <w:rFonts w:ascii="Charis SIL Regular" w:hAnsi="Charis SIL Regular" w:eastAsia="Charis SIL Regular"/>
+          <w:b w:val="0"/>
+          <w:i w:val="0"/>
+          <w:color w:val="000000"/>
+          <w:sz w:val="24"/>
+        </w:rPr>
+        <w:t xml:space="preserve">en, </w:t>
+      </w:r>
+      <w:r>
+        <w:rPr>
+          <w:rFonts w:ascii="Charis SIL Regular" w:hAnsi="Charis SIL Regular" w:eastAsia="Charis SIL Regular"/>
+          <w:b w:val="0"/>
+          <w:i w:val="0"/>
+          <w:color w:val="000000"/>
+          <w:sz w:val="24"/>
+        </w:rPr>
+        <w:t>deels afkomstig van de overzee</w:t>
       </w:r>
       <w:r>
         <w:rPr>
@@ -844,20 +905,9 @@
             <w:rPr>
               <w:rStyle w:val="Hyperlink"/>
             </w:rPr>
-            <w:t>lpen en</w:t>
+            <w:t>se koloni</w:t>
           </w:r>
         </w:hyperlink>
-      </w:r>
-      <w:r>
-        <w:rPr>
-          <w:u w:val="single" w:color="0000ff"/>
-          <w:rFonts w:ascii="Charis SIL Regular" w:hAnsi="Charis SIL Regular" w:eastAsia="Charis SIL Regular"/>
-          <w:b w:val="0"/>
-          <w:i w:val="0"/>
-          <w:color w:val="000000"/>
-          <w:sz w:val="24"/>
-        </w:rPr>
-        <w:t xml:space="preserve"> </w:t>
       </w:r>
       <w:r>
         <w:rPr>
@@ -869,73 +919,6 @@
           <w:sz w:val="24"/>
         </w:rPr>
         <w:hyperlink r:id="rId13" w:history="1">
-          <w:r>
-            <w:rPr>
-              <w:rStyle w:val="Hyperlink"/>
-            </w:rPr>
-            <w:t>minera</w:t>
-          </w:r>
-        </w:hyperlink>
-      </w:r>
-      <w:r>
-        <w:rPr>
-          <w:u w:val="single" w:color="0000ff"/>
-          <w:rFonts w:ascii="Charis SIL Regular" w:hAnsi="Charis SIL Regular" w:eastAsia="Charis SIL Regular"/>
-          <w:b w:val="0"/>
-          <w:i w:val="0"/>
-          <w:color w:val="000000"/>
-          <w:sz w:val="24"/>
-        </w:rPr>
-        <w:t>l</w:t>
-      </w:r>
-      <w:r>
-        <w:rPr>
-          <w:rFonts w:ascii="Charis SIL Regular" w:hAnsi="Charis SIL Regular" w:eastAsia="Charis SIL Regular"/>
-          <w:b w:val="0"/>
-          <w:i w:val="0"/>
-          <w:color w:val="000000"/>
-          <w:sz w:val="24"/>
-        </w:rPr>
-        <w:t xml:space="preserve">en, </w:t>
-      </w:r>
-      <w:r>
-        <w:rPr>
-          <w:rFonts w:ascii="Charis SIL Regular" w:hAnsi="Charis SIL Regular" w:eastAsia="Charis SIL Regular"/>
-          <w:b w:val="0"/>
-          <w:i w:val="0"/>
-          <w:color w:val="000000"/>
-          <w:sz w:val="24"/>
-        </w:rPr>
-        <w:t>deels afkomstig van de overzee</w:t>
-      </w:r>
-      <w:r>
-        <w:rPr>
-          <w:u w:val="single" w:color="0000ff"/>
-          <w:rFonts w:ascii="Charis SIL Regular" w:hAnsi="Charis SIL Regular" w:eastAsia="Charis SIL Regular"/>
-          <w:b w:val="0"/>
-          <w:i w:val="0"/>
-          <w:color w:val="000000"/>
-          <w:sz w:val="24"/>
-        </w:rPr>
-        <w:hyperlink r:id="rId12" w:history="1">
-          <w:r>
-            <w:rPr>
-              <w:rStyle w:val="Hyperlink"/>
-            </w:rPr>
-            <w:t>se koloni</w:t>
-          </w:r>
-        </w:hyperlink>
-      </w:r>
-      <w:r>
-        <w:rPr>
-          <w:u w:val="single" w:color="0000ff"/>
-          <w:rFonts w:ascii="Charis SIL Regular" w:hAnsi="Charis SIL Regular" w:eastAsia="Charis SIL Regular"/>
-          <w:b w:val="0"/>
-          <w:i w:val="0"/>
-          <w:color w:val="000000"/>
-          <w:sz w:val="24"/>
-        </w:rPr>
-        <w:hyperlink r:id="rId12" w:history="1">
           <w:r>
             <w:rPr>
               <w:rStyle w:val="Hyperlink"/>
@@ -1938,9 +1921,15 @@
           <w:i w:val="0"/>
           <w:color w:val="0000FF"/>
           <w:sz w:val="24"/>
-          <w:u w:val="single"/>
         </w:rPr>
-        <w:t>e</w:t>
+        <w:hyperlink r:id="rId22" w:history="1">
+          <w:r>
+            <w:rPr>
+              <w:rStyle w:val="Hyperlink"/>
+            </w:rPr>
+            <w:t>e</w:t>
+          </w:r>
+        </w:hyperlink>
       </w:r>
       <w:r>
         <w:rPr>
@@ -2014,7 +2003,7 @@
           <w:sz w:val="24"/>
           <w:u w:val="single"/>
         </w:rPr>
-        <w:hyperlink r:id="rId13" w:history="1">
+        <w:hyperlink r:id="rId12" w:history="1">
           <w:r>
             <w:rPr>
               <w:rStyle w:val="Hyperlink"/>
@@ -2043,7 +2032,7 @@
           <w:sz w:val="24"/>
           <w:u w:val="single"/>
         </w:rPr>
-        <w:hyperlink r:id="rId13" w:history="1">
+        <w:hyperlink r:id="rId12" w:history="1">
           <w:r>
             <w:rPr>
               <w:rStyle w:val="Hyperlink"/>
@@ -2243,165 +2232,7 @@
           <w:color w:val="000000"/>
           <w:sz w:val="24"/>
         </w:rPr>
-        <w:t>om die re</w:t>
-      </w:r>
-      <w:r>
-        <w:rPr>
-          <w:u w:val="single" w:color="0000ff"/>
-          <w:rFonts w:ascii="Charis SIL Regular" w:hAnsi="Charis SIL Regular" w:eastAsia="Charis SIL Regular"/>
-          <w:b w:val="0"/>
-          <w:i w:val="0"/>
-          <w:color w:val="000000"/>
-          <w:sz w:val="24"/>
-        </w:rPr>
-        <w:hyperlink r:id="rId13" w:history="1">
-          <w:r>
-            <w:rPr>
-              <w:rStyle w:val="Hyperlink"/>
-            </w:rPr>
-            <w:t>den niet</w:t>
-          </w:r>
-        </w:hyperlink>
-      </w:r>
-      <w:r>
-        <w:rPr>
-          <w:u w:val="single" w:color="0000ff"/>
-          <w:rFonts w:ascii="Charis SIL Regular" w:hAnsi="Charis SIL Regular" w:eastAsia="Charis SIL Regular"/>
-          <w:b w:val="0"/>
-          <w:i w:val="0"/>
-          <w:color w:val="000000"/>
-          <w:sz w:val="24"/>
-        </w:rPr>
-        <w:t xml:space="preserve"> </w:t>
-      </w:r>
-      <w:r>
-        <w:rPr>
-          <w:u w:val="single" w:color="0000ff"/>
-          <w:rFonts w:ascii="Charis SIL Regular" w:hAnsi="Charis SIL Regular" w:eastAsia="Charis SIL Regular"/>
-          <w:b w:val="0"/>
-          <w:i w:val="0"/>
-          <w:color w:val="000000"/>
-          <w:sz w:val="24"/>
-        </w:rPr>
-        <w:hyperlink r:id="rId13" w:history="1">
-          <w:r>
-            <w:rPr>
-              <w:rStyle w:val="Hyperlink"/>
-            </w:rPr>
-            <w:t>meer fy</w:t>
-          </w:r>
-        </w:hyperlink>
-      </w:r>
-      <w:r>
-        <w:rPr>
-          <w:rFonts w:ascii="Charis SIL Regular" w:hAnsi="Charis SIL Regular" w:eastAsia="Charis SIL Regular"/>
-          <w:b w:val="0"/>
-          <w:i w:val="0"/>
-          <w:color w:val="000000"/>
-          <w:sz w:val="24"/>
-        </w:rPr>
-        <w:t xml:space="preserve">siek </w:t>
-      </w:r>
-      <w:r>
-        <w:rPr>
-          <w:u w:val="single" w:color="0000ff"/>
-          <w:rFonts w:ascii="Charis SIL Regular" w:hAnsi="Charis SIL Regular" w:eastAsia="Charis SIL Regular"/>
-          <w:b w:val="0"/>
-          <w:i w:val="0"/>
-          <w:color w:val="000000"/>
-          <w:sz w:val="24"/>
-        </w:rPr>
-        <w:t>i</w:t>
-      </w:r>
-      <w:r>
-        <w:rPr>
-          <w:u w:val="single" w:color="0000ff"/>
-          <w:rFonts w:ascii="Charis SIL Regular" w:hAnsi="Charis SIL Regular" w:eastAsia="Charis SIL Regular"/>
-          <w:b w:val="0"/>
-          <w:i w:val="0"/>
-          <w:color w:val="000000"/>
-          <w:sz w:val="24"/>
-        </w:rPr>
-        <w:hyperlink r:id="rId23" w:history="1">
-          <w:r>
-            <w:rPr>
-              <w:rStyle w:val="Hyperlink"/>
-            </w:rPr>
-            <w:t>n te zien</w:t>
-          </w:r>
-        </w:hyperlink>
-      </w:r>
-      <w:r>
-        <w:rPr>
-          <w:u w:val="single" w:color="0000ff"/>
-          <w:rFonts w:ascii="Charis SIL Regular" w:hAnsi="Charis SIL Regular" w:eastAsia="Charis SIL Regular"/>
-          <w:b w:val="0"/>
-          <w:i w:val="0"/>
-          <w:color w:val="000000"/>
-          <w:sz w:val="24"/>
-        </w:rPr>
-        <w:hyperlink r:id="rId23" w:history="1">
-          <w:r>
-            <w:rPr>
-              <w:rStyle w:val="Hyperlink"/>
-            </w:rPr>
-            <w:t>.</w:t>
-          </w:r>
-        </w:hyperlink>
-      </w:r>
-      <w:r>
-        <w:rPr>
-          <w:u w:val="single" w:color="0000ff"/>
-          <w:rFonts w:ascii="Charis SIL Regular" w:hAnsi="Charis SIL Regular" w:eastAsia="Charis SIL Regular"/>
-          <w:b w:val="0"/>
-          <w:i w:val="0"/>
-          <w:color w:val="000000"/>
-          <w:sz w:val="24"/>
-        </w:rPr>
-        <w:hyperlink r:id="rId23" w:history="1">
-          <w:r>
-            <w:rPr>
-              <w:rStyle w:val="Hyperlink"/>
-            </w:rPr>
-            <w:t xml:space="preserve"> Het ni</w:t>
-          </w:r>
-        </w:hyperlink>
-      </w:r>
-      <w:r>
-        <w:rPr>
-          <w:u w:val="single" w:color="0000ff"/>
-          <w:rFonts w:ascii="Charis SIL Regular" w:hAnsi="Charis SIL Regular" w:eastAsia="Charis SIL Regular"/>
-          <w:b w:val="0"/>
-          <w:i w:val="0"/>
-          <w:color w:val="000000"/>
-          <w:sz w:val="24"/>
-        </w:rPr>
-        <w:hyperlink r:id="rId23" w:history="1">
-          <w:r>
-            <w:rPr>
-              <w:rStyle w:val="Hyperlink"/>
-            </w:rPr>
-            <w:t>e</w:t>
-          </w:r>
-        </w:hyperlink>
-      </w:r>
-      <w:r>
-        <w:rPr>
-          <w:u w:val="single" w:color="0000ff"/>
-          <w:rFonts w:ascii="Charis SIL Regular" w:hAnsi="Charis SIL Regular" w:eastAsia="Charis SIL Regular"/>
-          <w:b w:val="0"/>
-          <w:i w:val="0"/>
-          <w:color w:val="000000"/>
-          <w:sz w:val="24"/>
-        </w:rPr>
-        <w:hyperlink r:id="rId23" w:history="1">
-          <w:r>
-            <w:rPr>
-              <w:rStyle w:val="Hyperlink"/>
-            </w:rPr>
-            <w:t>uw</w:t>
-          </w:r>
-        </w:hyperlink>
+        <w:t>om die reden niet meer fysiek in te zien. Het nieuw</w:t>
       </w:r>
       <w:r>
         <w:rPr>

--- a/EXPORTS/DOCX/published/niveau3/Dutch/ZeeuwschGenootschap.docx
+++ b/EXPORTS/DOCX/published/niveau3/Dutch/ZeeuwschGenootschap.docx
@@ -625,16 +625,8 @@
           <w:i w:val="0"/>
           <w:color w:val="0000FF"/>
           <w:sz w:val="24"/>
-          <w:u w:val="single"/>
         </w:rPr>
-        <w:hyperlink r:id="rId10" w:history="1">
-          <w:r>
-            <w:rPr>
-              <w:rStyle w:val="Hyperlink"/>
-            </w:rPr>
-            <w:t>Zeeu</w:t>
-          </w:r>
-        </w:hyperlink>
+        <w:t>Zeeuws Arc</w:t>
       </w:r>
       <w:r>
         <w:rPr>
@@ -645,54 +637,7 @@
           <w:sz w:val="24"/>
           <w:u w:val="single"/>
         </w:rPr>
-        <w:hyperlink r:id="rId12" w:history="1">
-          <w:r>
-            <w:rPr>
-              <w:rStyle w:val="Hyperlink"/>
-            </w:rPr>
-            <w:t>ws</w:t>
-          </w:r>
-        </w:hyperlink>
-      </w:r>
-      <w:r>
-        <w:rPr>
-          <w:rFonts w:ascii="Charis SIL Regular" w:hAnsi="Charis SIL Regular" w:eastAsia="Charis SIL Regular"/>
-          <w:b w:val="0"/>
-          <w:i w:val="0"/>
-          <w:color w:val="0000FF"/>
-          <w:sz w:val="24"/>
-          <w:u w:val="single"/>
-        </w:rPr>
-        <w:t xml:space="preserve"> </w:t>
-      </w:r>
-      <w:r>
-        <w:rPr>
-          <w:rFonts w:ascii="Charis SIL Regular" w:hAnsi="Charis SIL Regular" w:eastAsia="Charis SIL Regular"/>
-          <w:b w:val="0"/>
-          <w:i w:val="0"/>
-          <w:color w:val="0000FF"/>
-          <w:sz w:val="24"/>
-          <w:u w:val="single"/>
-        </w:rPr>
-        <w:hyperlink r:id="rId12" w:history="1">
-          <w:r>
-            <w:rPr>
-              <w:rStyle w:val="Hyperlink"/>
-            </w:rPr>
-            <w:t>Arc</w:t>
-          </w:r>
-        </w:hyperlink>
-      </w:r>
-      <w:r>
-        <w:rPr>
-          <w:rFonts w:ascii="Charis SIL Regular" w:hAnsi="Charis SIL Regular" w:eastAsia="Charis SIL Regular"/>
-          <w:b w:val="0"/>
-          <w:i w:val="0"/>
-          <w:color w:val="0000FF"/>
-          <w:sz w:val="24"/>
-          <w:u w:val="single"/>
-        </w:rPr>
-        <w:hyperlink r:id="rId12" w:history="1">
+        <w:hyperlink r:id="rId11" w:history="1">
           <w:r>
             <w:rPr>
               <w:rStyle w:val="Hyperlink"/>
@@ -748,13 +693,67 @@
       </w:r>
       <w:r>
         <w:rPr>
+          <w:u w:val="single" w:color="0000ff"/>
           <w:rFonts w:ascii="Charis SIL Regular" w:hAnsi="Charis SIL Regular" w:eastAsia="Charis SIL Regular"/>
           <w:b w:val="0"/>
           <w:i w:val="0"/>
           <w:color w:val="000000"/>
           <w:sz w:val="24"/>
         </w:rPr>
-        <w:t xml:space="preserve">en handschriften vind je bij de </w:t>
+        <w:hyperlink r:id="rId11" w:history="1">
+          <w:r>
+            <w:rPr>
+              <w:rStyle w:val="Hyperlink"/>
+            </w:rPr>
+            <w:t>en hands</w:t>
+          </w:r>
+        </w:hyperlink>
+      </w:r>
+      <w:r>
+        <w:rPr>
+          <w:u w:val="single" w:color="0000ff"/>
+          <w:rFonts w:ascii="Charis SIL Regular" w:hAnsi="Charis SIL Regular" w:eastAsia="Charis SIL Regular"/>
+          <w:b w:val="0"/>
+          <w:i w:val="0"/>
+          <w:color w:val="000000"/>
+          <w:sz w:val="24"/>
+        </w:rPr>
+        <w:hyperlink r:id="rId11" w:history="1">
+          <w:r>
+            <w:rPr>
+              <w:rStyle w:val="Hyperlink"/>
+            </w:rPr>
+            <w:t>c</w:t>
+          </w:r>
+        </w:hyperlink>
+      </w:r>
+      <w:r>
+        <w:rPr>
+          <w:u w:val="single" w:color="0000ff"/>
+          <w:rFonts w:ascii="Charis SIL Regular" w:hAnsi="Charis SIL Regular" w:eastAsia="Charis SIL Regular"/>
+          <w:b w:val="0"/>
+          <w:i w:val="0"/>
+          <w:color w:val="000000"/>
+          <w:sz w:val="24"/>
+        </w:rPr>
+        <w:hyperlink r:id="rId11" w:history="1">
+          <w:r>
+            <w:rPr>
+              <w:rStyle w:val="Hyperlink"/>
+            </w:rPr>
+            <w:t>hriften vin</w:t>
+          </w:r>
+        </w:hyperlink>
+      </w:r>
+      <w:r>
+        <w:rPr>
+          <w:rFonts w:ascii="Charis SIL Regular" w:hAnsi="Charis SIL Regular" w:eastAsia="Charis SIL Regular"/>
+          <w:b w:val="0"/>
+          <w:i w:val="0"/>
+          <w:color w:val="000000"/>
+          <w:sz w:val="24"/>
+        </w:rPr>
+        <w:t xml:space="preserve">d je bij de </w:t>
       </w:r>
       <w:r>
         <w:rPr>
@@ -765,7 +764,7 @@
           <w:sz w:val="24"/>
           <w:u w:val="single"/>
         </w:rPr>
-        <w:hyperlink r:id="rId13" w:history="1">
+        <w:hyperlink r:id="rId12" w:history="1">
           <w:r>
             <w:rPr>
               <w:rStyle w:val="Hyperlink"/>
@@ -794,7 +793,7 @@
           <w:sz w:val="24"/>
           <w:u w:val="single"/>
         </w:rPr>
-        <w:hyperlink r:id="rId13" w:history="1">
+        <w:hyperlink r:id="rId12" w:history="1">
           <w:r>
             <w:rPr>
               <w:rStyle w:val="Hyperlink"/>
@@ -812,6 +811,84 @@
           <w:sz w:val="24"/>
         </w:rPr>
         <w:t xml:space="preserve"> en fossielen, sche</w:t>
+      </w:r>
+      <w:r>
+        <w:rPr>
+          <w:u w:val="single" w:color="0000ff"/>
+          <w:rFonts w:ascii="Charis SIL Regular" w:hAnsi="Charis SIL Regular" w:eastAsia="Charis SIL Regular"/>
+          <w:b w:val="0"/>
+          <w:i w:val="0"/>
+          <w:color w:val="000000"/>
+          <w:sz w:val="24"/>
+        </w:rPr>
+        <w:hyperlink r:id="rId13" w:history="1">
+          <w:r>
+            <w:rPr>
+              <w:rStyle w:val="Hyperlink"/>
+            </w:rPr>
+            <w:t>lpen en</w:t>
+          </w:r>
+        </w:hyperlink>
+      </w:r>
+      <w:r>
+        <w:rPr>
+          <w:u w:val="single" w:color="0000ff"/>
+          <w:rFonts w:ascii="Charis SIL Regular" w:hAnsi="Charis SIL Regular" w:eastAsia="Charis SIL Regular"/>
+          <w:b w:val="0"/>
+          <w:i w:val="0"/>
+          <w:color w:val="000000"/>
+          <w:sz w:val="24"/>
+        </w:rPr>
+        <w:t xml:space="preserve"> </w:t>
+      </w:r>
+      <w:r>
+        <w:rPr>
+          <w:u w:val="single" w:color="0000ff"/>
+          <w:rFonts w:ascii="Charis SIL Regular" w:hAnsi="Charis SIL Regular" w:eastAsia="Charis SIL Regular"/>
+          <w:b w:val="0"/>
+          <w:i w:val="0"/>
+          <w:color w:val="000000"/>
+          <w:sz w:val="24"/>
+        </w:rPr>
+        <w:hyperlink r:id="rId13" w:history="1">
+          <w:r>
+            <w:rPr>
+              <w:rStyle w:val="Hyperlink"/>
+            </w:rPr>
+            <w:t>minera</w:t>
+          </w:r>
+        </w:hyperlink>
+      </w:r>
+      <w:r>
+        <w:rPr>
+          <w:u w:val="single" w:color="0000ff"/>
+          <w:rFonts w:ascii="Charis SIL Regular" w:hAnsi="Charis SIL Regular" w:eastAsia="Charis SIL Regular"/>
+          <w:b w:val="0"/>
+          <w:i w:val="0"/>
+          <w:color w:val="000000"/>
+          <w:sz w:val="24"/>
+        </w:rPr>
+        <w:t>l</w:t>
+      </w:r>
+      <w:r>
+        <w:rPr>
+          <w:rFonts w:ascii="Charis SIL Regular" w:hAnsi="Charis SIL Regular" w:eastAsia="Charis SIL Regular"/>
+          <w:b w:val="0"/>
+          <w:i w:val="0"/>
+          <w:color w:val="000000"/>
+          <w:sz w:val="24"/>
+        </w:rPr>
+        <w:t xml:space="preserve">en, </w:t>
+      </w:r>
+      <w:r>
+        <w:rPr>
+          <w:rFonts w:ascii="Charis SIL Regular" w:hAnsi="Charis SIL Regular" w:eastAsia="Charis SIL Regular"/>
+          <w:b w:val="0"/>
+          <w:i w:val="0"/>
+          <w:color w:val="000000"/>
+          <w:sz w:val="24"/>
+        </w:rPr>
+        <w:t>deels afkomstig van de overzee</w:t>
       </w:r>
       <w:r>
         <w:rPr>
@@ -827,20 +904,9 @@
             <w:rPr>
               <w:rStyle w:val="Hyperlink"/>
             </w:rPr>
-            <w:t>lpen en</w:t>
+            <w:t>se koloni</w:t>
           </w:r>
         </w:hyperlink>
-      </w:r>
-      <w:r>
-        <w:rPr>
-          <w:u w:val="single" w:color="0000ff"/>
-          <w:rFonts w:ascii="Charis SIL Regular" w:hAnsi="Charis SIL Regular" w:eastAsia="Charis SIL Regular"/>
-          <w:b w:val="0"/>
-          <w:i w:val="0"/>
-          <w:color w:val="000000"/>
-          <w:sz w:val="24"/>
-        </w:rPr>
-        <w:t xml:space="preserve"> </w:t>
       </w:r>
       <w:r>
         <w:rPr>
@@ -852,73 +918,6 @@
           <w:sz w:val="24"/>
         </w:rPr>
         <w:hyperlink r:id="rId12" w:history="1">
-          <w:r>
-            <w:rPr>
-              <w:rStyle w:val="Hyperlink"/>
-            </w:rPr>
-            <w:t>minera</w:t>
-          </w:r>
-        </w:hyperlink>
-      </w:r>
-      <w:r>
-        <w:rPr>
-          <w:u w:val="single" w:color="0000ff"/>
-          <w:rFonts w:ascii="Charis SIL Regular" w:hAnsi="Charis SIL Regular" w:eastAsia="Charis SIL Regular"/>
-          <w:b w:val="0"/>
-          <w:i w:val="0"/>
-          <w:color w:val="000000"/>
-          <w:sz w:val="24"/>
-        </w:rPr>
-        <w:t>l</w:t>
-      </w:r>
-      <w:r>
-        <w:rPr>
-          <w:rFonts w:ascii="Charis SIL Regular" w:hAnsi="Charis SIL Regular" w:eastAsia="Charis SIL Regular"/>
-          <w:b w:val="0"/>
-          <w:i w:val="0"/>
-          <w:color w:val="000000"/>
-          <w:sz w:val="24"/>
-        </w:rPr>
-        <w:t xml:space="preserve">en, </w:t>
-      </w:r>
-      <w:r>
-        <w:rPr>
-          <w:rFonts w:ascii="Charis SIL Regular" w:hAnsi="Charis SIL Regular" w:eastAsia="Charis SIL Regular"/>
-          <w:b w:val="0"/>
-          <w:i w:val="0"/>
-          <w:color w:val="000000"/>
-          <w:sz w:val="24"/>
-        </w:rPr>
-        <w:t>deels afkomstig van de overzee</w:t>
-      </w:r>
-      <w:r>
-        <w:rPr>
-          <w:u w:val="single" w:color="0000ff"/>
-          <w:rFonts w:ascii="Charis SIL Regular" w:hAnsi="Charis SIL Regular" w:eastAsia="Charis SIL Regular"/>
-          <w:b w:val="0"/>
-          <w:i w:val="0"/>
-          <w:color w:val="000000"/>
-          <w:sz w:val="24"/>
-        </w:rPr>
-        <w:hyperlink r:id="rId13" w:history="1">
-          <w:r>
-            <w:rPr>
-              <w:rStyle w:val="Hyperlink"/>
-            </w:rPr>
-            <w:t>se koloni</w:t>
-          </w:r>
-        </w:hyperlink>
-      </w:r>
-      <w:r>
-        <w:rPr>
-          <w:u w:val="single" w:color="0000ff"/>
-          <w:rFonts w:ascii="Charis SIL Regular" w:hAnsi="Charis SIL Regular" w:eastAsia="Charis SIL Regular"/>
-          <w:b w:val="0"/>
-          <w:i w:val="0"/>
-          <w:color w:val="000000"/>
-          <w:sz w:val="24"/>
-        </w:rPr>
-        <w:hyperlink r:id="rId13" w:history="1">
           <w:r>
             <w:rPr>
               <w:rStyle w:val="Hyperlink"/>
@@ -2003,7 +2002,7 @@
           <w:sz w:val="24"/>
           <w:u w:val="single"/>
         </w:rPr>
-        <w:hyperlink r:id="rId12" w:history="1">
+        <w:hyperlink r:id="rId13" w:history="1">
           <w:r>
             <w:rPr>
               <w:rStyle w:val="Hyperlink"/>
@@ -2032,7 +2031,7 @@
           <w:sz w:val="24"/>
           <w:u w:val="single"/>
         </w:rPr>
-        <w:hyperlink r:id="rId12" w:history="1">
+        <w:hyperlink r:id="rId13" w:history="1">
           <w:r>
             <w:rPr>
               <w:rStyle w:val="Hyperlink"/>
@@ -2232,7 +2231,165 @@
           <w:color w:val="000000"/>
           <w:sz w:val="24"/>
         </w:rPr>
-        <w:t>om die reden niet meer fysiek in te zien. Het nieuw</w:t>
+        <w:t>om die re</w:t>
+      </w:r>
+      <w:r>
+        <w:rPr>
+          <w:u w:val="single" w:color="0000ff"/>
+          <w:rFonts w:ascii="Charis SIL Regular" w:hAnsi="Charis SIL Regular" w:eastAsia="Charis SIL Regular"/>
+          <w:b w:val="0"/>
+          <w:i w:val="0"/>
+          <w:color w:val="000000"/>
+          <w:sz w:val="24"/>
+        </w:rPr>
+        <w:hyperlink r:id="rId13" w:history="1">
+          <w:r>
+            <w:rPr>
+              <w:rStyle w:val="Hyperlink"/>
+            </w:rPr>
+            <w:t>den niet</w:t>
+          </w:r>
+        </w:hyperlink>
+      </w:r>
+      <w:r>
+        <w:rPr>
+          <w:u w:val="single" w:color="0000ff"/>
+          <w:rFonts w:ascii="Charis SIL Regular" w:hAnsi="Charis SIL Regular" w:eastAsia="Charis SIL Regular"/>
+          <w:b w:val="0"/>
+          <w:i w:val="0"/>
+          <w:color w:val="000000"/>
+          <w:sz w:val="24"/>
+        </w:rPr>
+        <w:t xml:space="preserve"> </w:t>
+      </w:r>
+      <w:r>
+        <w:rPr>
+          <w:u w:val="single" w:color="0000ff"/>
+          <w:rFonts w:ascii="Charis SIL Regular" w:hAnsi="Charis SIL Regular" w:eastAsia="Charis SIL Regular"/>
+          <w:b w:val="0"/>
+          <w:i w:val="0"/>
+          <w:color w:val="000000"/>
+          <w:sz w:val="24"/>
+        </w:rPr>
+        <w:hyperlink r:id="rId13" w:history="1">
+          <w:r>
+            <w:rPr>
+              <w:rStyle w:val="Hyperlink"/>
+            </w:rPr>
+            <w:t>meer fy</w:t>
+          </w:r>
+        </w:hyperlink>
+      </w:r>
+      <w:r>
+        <w:rPr>
+          <w:rFonts w:ascii="Charis SIL Regular" w:hAnsi="Charis SIL Regular" w:eastAsia="Charis SIL Regular"/>
+          <w:b w:val="0"/>
+          <w:i w:val="0"/>
+          <w:color w:val="000000"/>
+          <w:sz w:val="24"/>
+        </w:rPr>
+        <w:t xml:space="preserve">siek </w:t>
+      </w:r>
+      <w:r>
+        <w:rPr>
+          <w:u w:val="single" w:color="0000ff"/>
+          <w:rFonts w:ascii="Charis SIL Regular" w:hAnsi="Charis SIL Regular" w:eastAsia="Charis SIL Regular"/>
+          <w:b w:val="0"/>
+          <w:i w:val="0"/>
+          <w:color w:val="000000"/>
+          <w:sz w:val="24"/>
+        </w:rPr>
+        <w:t>i</w:t>
+      </w:r>
+      <w:r>
+        <w:rPr>
+          <w:u w:val="single" w:color="0000ff"/>
+          <w:rFonts w:ascii="Charis SIL Regular" w:hAnsi="Charis SIL Regular" w:eastAsia="Charis SIL Regular"/>
+          <w:b w:val="0"/>
+          <w:i w:val="0"/>
+          <w:color w:val="000000"/>
+          <w:sz w:val="24"/>
+        </w:rPr>
+        <w:hyperlink r:id="rId23" w:history="1">
+          <w:r>
+            <w:rPr>
+              <w:rStyle w:val="Hyperlink"/>
+            </w:rPr>
+            <w:t>n te zien</w:t>
+          </w:r>
+        </w:hyperlink>
+      </w:r>
+      <w:r>
+        <w:rPr>
+          <w:u w:val="single" w:color="0000ff"/>
+          <w:rFonts w:ascii="Charis SIL Regular" w:hAnsi="Charis SIL Regular" w:eastAsia="Charis SIL Regular"/>
+          <w:b w:val="0"/>
+          <w:i w:val="0"/>
+          <w:color w:val="000000"/>
+          <w:sz w:val="24"/>
+        </w:rPr>
+        <w:hyperlink r:id="rId23" w:history="1">
+          <w:r>
+            <w:rPr>
+              <w:rStyle w:val="Hyperlink"/>
+            </w:rPr>
+            <w:t>.</w:t>
+          </w:r>
+        </w:hyperlink>
+      </w:r>
+      <w:r>
+        <w:rPr>
+          <w:u w:val="single" w:color="0000ff"/>
+          <w:rFonts w:ascii="Charis SIL Regular" w:hAnsi="Charis SIL Regular" w:eastAsia="Charis SIL Regular"/>
+          <w:b w:val="0"/>
+          <w:i w:val="0"/>
+          <w:color w:val="000000"/>
+          <w:sz w:val="24"/>
+        </w:rPr>
+        <w:hyperlink r:id="rId23" w:history="1">
+          <w:r>
+            <w:rPr>
+              <w:rStyle w:val="Hyperlink"/>
+            </w:rPr>
+            <w:t xml:space="preserve"> Het ni</w:t>
+          </w:r>
+        </w:hyperlink>
+      </w:r>
+      <w:r>
+        <w:rPr>
+          <w:u w:val="single" w:color="0000ff"/>
+          <w:rFonts w:ascii="Charis SIL Regular" w:hAnsi="Charis SIL Regular" w:eastAsia="Charis SIL Regular"/>
+          <w:b w:val="0"/>
+          <w:i w:val="0"/>
+          <w:color w:val="000000"/>
+          <w:sz w:val="24"/>
+        </w:rPr>
+        <w:hyperlink r:id="rId23" w:history="1">
+          <w:r>
+            <w:rPr>
+              <w:rStyle w:val="Hyperlink"/>
+            </w:rPr>
+            <w:t>e</w:t>
+          </w:r>
+        </w:hyperlink>
+      </w:r>
+      <w:r>
+        <w:rPr>
+          <w:u w:val="single" w:color="0000ff"/>
+          <w:rFonts w:ascii="Charis SIL Regular" w:hAnsi="Charis SIL Regular" w:eastAsia="Charis SIL Regular"/>
+          <w:b w:val="0"/>
+          <w:i w:val="0"/>
+          <w:color w:val="000000"/>
+          <w:sz w:val="24"/>
+        </w:rPr>
+        <w:hyperlink r:id="rId23" w:history="1">
+          <w:r>
+            <w:rPr>
+              <w:rStyle w:val="Hyperlink"/>
+            </w:rPr>
+            <w:t>uw</w:t>
+          </w:r>
+        </w:hyperlink>
       </w:r>
       <w:r>
         <w:rPr>

--- a/EXPORTS/DOCX/published/niveau3/Dutch/ZeeuwschGenootschap.docx
+++ b/EXPORTS/DOCX/published/niveau3/Dutch/ZeeuwschGenootschap.docx
@@ -625,8 +625,27 @@
           <w:i w:val="0"/>
           <w:color w:val="0000FF"/>
           <w:sz w:val="24"/>
+          <w:u w:val="single"/>
         </w:rPr>
-        <w:t>Zeeuws Arc</w:t>
+        <w:hyperlink r:id="rId10" w:history="1">
+          <w:r>
+            <w:rPr>
+              <w:rStyle w:val="Hyperlink"/>
+            </w:rPr>
+            <w:t>Zeeu</w:t>
+          </w:r>
+        </w:hyperlink>
+      </w:r>
+      <w:r>
+        <w:rPr>
+          <w:rFonts w:ascii="Charis SIL Regular" w:hAnsi="Charis SIL Regular" w:eastAsia="Charis SIL Regular"/>
+          <w:b w:val="0"/>
+          <w:i w:val="0"/>
+          <w:color w:val="0000FF"/>
+          <w:sz w:val="24"/>
+          <w:u w:val="single"/>
+        </w:rPr>
+        <w:t>ws Arc</w:t>
       </w:r>
       <w:r>
         <w:rPr>
@@ -693,67 +712,13 @@
       </w:r>
       <w:r>
         <w:rPr>
-          <w:u w:val="single" w:color="0000ff"/>
           <w:rFonts w:ascii="Charis SIL Regular" w:hAnsi="Charis SIL Regular" w:eastAsia="Charis SIL Regular"/>
           <w:b w:val="0"/>
           <w:i w:val="0"/>
           <w:color w:val="000000"/>
           <w:sz w:val="24"/>
         </w:rPr>
-        <w:hyperlink r:id="rId11" w:history="1">
-          <w:r>
-            <w:rPr>
-              <w:rStyle w:val="Hyperlink"/>
-            </w:rPr>
-            <w:t>en hands</w:t>
-          </w:r>
-        </w:hyperlink>
-      </w:r>
-      <w:r>
-        <w:rPr>
-          <w:u w:val="single" w:color="0000ff"/>
-          <w:rFonts w:ascii="Charis SIL Regular" w:hAnsi="Charis SIL Regular" w:eastAsia="Charis SIL Regular"/>
-          <w:b w:val="0"/>
-          <w:i w:val="0"/>
-          <w:color w:val="000000"/>
-          <w:sz w:val="24"/>
-        </w:rPr>
-        <w:hyperlink r:id="rId11" w:history="1">
-          <w:r>
-            <w:rPr>
-              <w:rStyle w:val="Hyperlink"/>
-            </w:rPr>
-            <w:t>c</w:t>
-          </w:r>
-        </w:hyperlink>
-      </w:r>
-      <w:r>
-        <w:rPr>
-          <w:u w:val="single" w:color="0000ff"/>
-          <w:rFonts w:ascii="Charis SIL Regular" w:hAnsi="Charis SIL Regular" w:eastAsia="Charis SIL Regular"/>
-          <w:b w:val="0"/>
-          <w:i w:val="0"/>
-          <w:color w:val="000000"/>
-          <w:sz w:val="24"/>
-        </w:rPr>
-        <w:hyperlink r:id="rId11" w:history="1">
-          <w:r>
-            <w:rPr>
-              <w:rStyle w:val="Hyperlink"/>
-            </w:rPr>
-            <w:t>hriften vin</w:t>
-          </w:r>
-        </w:hyperlink>
-      </w:r>
-      <w:r>
-        <w:rPr>
-          <w:rFonts w:ascii="Charis SIL Regular" w:hAnsi="Charis SIL Regular" w:eastAsia="Charis SIL Regular"/>
-          <w:b w:val="0"/>
-          <w:i w:val="0"/>
-          <w:color w:val="000000"/>
-          <w:sz w:val="24"/>
-        </w:rPr>
-        <w:t xml:space="preserve">d je bij de </w:t>
+        <w:t xml:space="preserve">en handschriften vind je bij de </w:t>
       </w:r>
       <w:r>
         <w:rPr>
@@ -1920,15 +1885,9 @@
           <w:i w:val="0"/>
           <w:color w:val="0000FF"/>
           <w:sz w:val="24"/>
+          <w:u w:val="single"/>
         </w:rPr>
-        <w:hyperlink r:id="rId22" w:history="1">
-          <w:r>
-            <w:rPr>
-              <w:rStyle w:val="Hyperlink"/>
-            </w:rPr>
-            <w:t>e</w:t>
-          </w:r>
-        </w:hyperlink>
+        <w:t>e</w:t>
       </w:r>
       <w:r>
         <w:rPr>
@@ -2715,85 +2674,13 @@
       </w:r>
       <w:r>
         <w:rPr>
-          <w:u w:val="single" w:color="0000ff"/>
           <w:rFonts w:ascii="Charis SIL Regular" w:hAnsi="Charis SIL Regular" w:eastAsia="Charis SIL Regular"/>
           <w:b w:val="0"/>
           <w:i w:val="0"/>
           <w:color w:val="000000"/>
           <w:sz w:val="24"/>
         </w:rPr>
-        <w:hyperlink r:id="rId24" w:history="1">
-          <w:r>
-            <w:rPr>
-              <w:rStyle w:val="Hyperlink"/>
-            </w:rPr>
-            <w:t>materiaal voor herkom</w:t>
-          </w:r>
-        </w:hyperlink>
-      </w:r>
-      <w:r>
-        <w:rPr>
-          <w:rFonts w:ascii="Charis SIL Regular" w:hAnsi="Charis SIL Regular" w:eastAsia="Charis SIL Regular"/>
-          <w:b w:val="0"/>
-          <w:i w:val="0"/>
-          <w:color w:val="000000"/>
-          <w:sz w:val="24"/>
-        </w:rPr>
-        <w:t>stonder</w:t>
-      </w:r>
-      <w:r>
-        <w:rPr>
-          <w:u w:val="single" w:color="0000ff"/>
-          <w:rFonts w:ascii="Charis SIL Regular" w:hAnsi="Charis SIL Regular" w:eastAsia="Charis SIL Regular"/>
-          <w:b w:val="0"/>
-          <w:i w:val="0"/>
-          <w:color w:val="000000"/>
-          <w:sz w:val="24"/>
-        </w:rPr>
-        <w:hyperlink r:id="rId25" w:history="1">
-          <w:r>
-            <w:rPr>
-              <w:rStyle w:val="Hyperlink"/>
-            </w:rPr>
-            <w:t>zoek b</w:t>
-          </w:r>
-        </w:hyperlink>
-      </w:r>
-      <w:r>
-        <w:rPr>
-          <w:u w:val="single" w:color="0000ff"/>
-          <w:rFonts w:ascii="Charis SIL Regular" w:hAnsi="Charis SIL Regular" w:eastAsia="Charis SIL Regular"/>
-          <w:b w:val="0"/>
-          <w:i w:val="0"/>
-          <w:color w:val="000000"/>
-          <w:sz w:val="24"/>
-        </w:rPr>
-        <w:hyperlink r:id="rId25" w:history="1">
-          <w:r>
-            <w:rPr>
-              <w:rStyle w:val="Hyperlink"/>
-            </w:rPr>
-            <w:t>e</w:t>
-          </w:r>
-        </w:hyperlink>
-      </w:r>
-      <w:r>
-        <w:rPr>
-          <w:u w:val="single" w:color="0000ff"/>
-          <w:rFonts w:ascii="Charis SIL Regular" w:hAnsi="Charis SIL Regular" w:eastAsia="Charis SIL Regular"/>
-          <w:b w:val="0"/>
-          <w:i w:val="0"/>
-          <w:color w:val="000000"/>
-          <w:sz w:val="24"/>
-        </w:rPr>
-        <w:hyperlink r:id="rId25" w:history="1">
-          <w:r>
-            <w:rPr>
-              <w:rStyle w:val="Hyperlink"/>
-            </w:rPr>
-            <w:t>vatte</w:t>
-          </w:r>
-        </w:hyperlink>
+        <w:t>materiaal voor herkomstonderzoek bevatte</w:t>
       </w:r>
       <w:r>
         <w:rPr>

--- a/EXPORTS/DOCX/published/niveau3/Dutch/ZeeuwschGenootschap.docx
+++ b/EXPORTS/DOCX/published/niveau3/Dutch/ZeeuwschGenootschap.docx
@@ -616,7 +616,61 @@
           <w:color w:val="000000"/>
           <w:sz w:val="24"/>
         </w:rPr>
-        <w:t xml:space="preserve">; kaarten, tekeningen en prenten berusten bij het </w:t>
+        <w:t>; kaarten, tekeningen en prenten beru</w:t>
+      </w:r>
+      <w:r>
+        <w:rPr>
+          <w:u w:val="single" w:color="0000ff"/>
+          <w:rFonts w:ascii="Charis SIL Regular" w:hAnsi="Charis SIL Regular" w:eastAsia="Charis SIL Regular"/>
+          <w:b w:val="0"/>
+          <w:i w:val="0"/>
+          <w:color w:val="000000"/>
+          <w:sz w:val="24"/>
+        </w:rPr>
+        <w:hyperlink r:id="rId10" w:history="1">
+          <w:r>
+            <w:rPr>
+              <w:rStyle w:val="Hyperlink"/>
+            </w:rPr>
+            <w:t>sten bi</w:t>
+          </w:r>
+        </w:hyperlink>
+      </w:r>
+      <w:r>
+        <w:rPr>
+          <w:u w:val="single" w:color="0000ff"/>
+          <w:rFonts w:ascii="Charis SIL Regular" w:hAnsi="Charis SIL Regular" w:eastAsia="Charis SIL Regular"/>
+          <w:b w:val="0"/>
+          <w:i w:val="0"/>
+          <w:color w:val="000000"/>
+          <w:sz w:val="24"/>
+        </w:rPr>
+        <w:hyperlink r:id="rId10" w:history="1">
+          <w:r>
+            <w:rPr>
+              <w:rStyle w:val="Hyperlink"/>
+            </w:rPr>
+            <w:t>j</w:t>
+          </w:r>
+        </w:hyperlink>
+      </w:r>
+      <w:r>
+        <w:rPr>
+          <w:u w:val="single" w:color="0000ff"/>
+          <w:rFonts w:ascii="Charis SIL Regular" w:hAnsi="Charis SIL Regular" w:eastAsia="Charis SIL Regular"/>
+          <w:b w:val="0"/>
+          <w:i w:val="0"/>
+          <w:color w:val="000000"/>
+          <w:sz w:val="24"/>
+        </w:rPr>
+        <w:hyperlink r:id="rId10" w:history="1">
+          <w:r>
+            <w:rPr>
+              <w:rStyle w:val="Hyperlink"/>
+            </w:rPr>
+            <w:t xml:space="preserve"> het </w:t>
+          </w:r>
+        </w:hyperlink>
       </w:r>
       <w:r>
         <w:rPr>
@@ -643,7 +697,6 @@
           <w:i w:val="0"/>
           <w:color w:val="0000FF"/>
           <w:sz w:val="24"/>
-          <w:u w:val="single"/>
         </w:rPr>
         <w:t>ws Arc</w:t>
       </w:r>
@@ -989,25 +1042,7 @@
           <w:color w:val="000000"/>
           <w:sz w:val="24"/>
         </w:rPr>
-        <w:t>2007 in beheer bij het Zeeuws Museum. De arch</w:t>
-      </w:r>
-      <w:r>
-        <w:rPr>
-          <w:u w:val="single" w:color="0000ff"/>
-          <w:rFonts w:ascii="Charis SIL Regular" w:hAnsi="Charis SIL Regular" w:eastAsia="Charis SIL Regular"/>
-          <w:b w:val="0"/>
-          <w:i w:val="0"/>
-          <w:color w:val="000000"/>
-          <w:sz w:val="24"/>
-        </w:rPr>
-        <w:hyperlink r:id="rId14" w:history="1">
-          <w:r>
-            <w:rPr>
-              <w:rStyle w:val="Hyperlink"/>
-            </w:rPr>
-            <w:t>eologische voor</w:t>
-          </w:r>
-        </w:hyperlink>
+        <w:t>2007 in beheer bij het Zeeuws Museum. De archeologische voor</w:t>
       </w:r>
       <w:r>
         <w:rPr>
@@ -1885,9 +1920,15 @@
           <w:i w:val="0"/>
           <w:color w:val="0000FF"/>
           <w:sz w:val="24"/>
-          <w:u w:val="single"/>
         </w:rPr>
-        <w:t>e</w:t>
+        <w:hyperlink r:id="rId22" w:history="1">
+          <w:r>
+            <w:rPr>
+              <w:rStyle w:val="Hyperlink"/>
+            </w:rPr>
+            <w:t>e</w:t>
+          </w:r>
+        </w:hyperlink>
       </w:r>
       <w:r>
         <w:rPr>
@@ -2674,13 +2715,85 @@
       </w:r>
       <w:r>
         <w:rPr>
+          <w:u w:val="single" w:color="0000ff"/>
           <w:rFonts w:ascii="Charis SIL Regular" w:hAnsi="Charis SIL Regular" w:eastAsia="Charis SIL Regular"/>
           <w:b w:val="0"/>
           <w:i w:val="0"/>
           <w:color w:val="000000"/>
           <w:sz w:val="24"/>
         </w:rPr>
-        <w:t>materiaal voor herkomstonderzoek bevatte</w:t>
+        <w:hyperlink r:id="rId24" w:history="1">
+          <w:r>
+            <w:rPr>
+              <w:rStyle w:val="Hyperlink"/>
+            </w:rPr>
+            <w:t>materiaal voor herkom</w:t>
+          </w:r>
+        </w:hyperlink>
+      </w:r>
+      <w:r>
+        <w:rPr>
+          <w:rFonts w:ascii="Charis SIL Regular" w:hAnsi="Charis SIL Regular" w:eastAsia="Charis SIL Regular"/>
+          <w:b w:val="0"/>
+          <w:i w:val="0"/>
+          <w:color w:val="000000"/>
+          <w:sz w:val="24"/>
+        </w:rPr>
+        <w:t>stonder</w:t>
+      </w:r>
+      <w:r>
+        <w:rPr>
+          <w:u w:val="single" w:color="0000ff"/>
+          <w:rFonts w:ascii="Charis SIL Regular" w:hAnsi="Charis SIL Regular" w:eastAsia="Charis SIL Regular"/>
+          <w:b w:val="0"/>
+          <w:i w:val="0"/>
+          <w:color w:val="000000"/>
+          <w:sz w:val="24"/>
+        </w:rPr>
+        <w:hyperlink r:id="rId25" w:history="1">
+          <w:r>
+            <w:rPr>
+              <w:rStyle w:val="Hyperlink"/>
+            </w:rPr>
+            <w:t>zoek b</w:t>
+          </w:r>
+        </w:hyperlink>
+      </w:r>
+      <w:r>
+        <w:rPr>
+          <w:u w:val="single" w:color="0000ff"/>
+          <w:rFonts w:ascii="Charis SIL Regular" w:hAnsi="Charis SIL Regular" w:eastAsia="Charis SIL Regular"/>
+          <w:b w:val="0"/>
+          <w:i w:val="0"/>
+          <w:color w:val="000000"/>
+          <w:sz w:val="24"/>
+        </w:rPr>
+        <w:hyperlink r:id="rId25" w:history="1">
+          <w:r>
+            <w:rPr>
+              <w:rStyle w:val="Hyperlink"/>
+            </w:rPr>
+            <w:t>e</w:t>
+          </w:r>
+        </w:hyperlink>
+      </w:r>
+      <w:r>
+        <w:rPr>
+          <w:u w:val="single" w:color="0000ff"/>
+          <w:rFonts w:ascii="Charis SIL Regular" w:hAnsi="Charis SIL Regular" w:eastAsia="Charis SIL Regular"/>
+          <w:b w:val="0"/>
+          <w:i w:val="0"/>
+          <w:color w:val="000000"/>
+          <w:sz w:val="24"/>
+        </w:rPr>
+        <w:hyperlink r:id="rId25" w:history="1">
+          <w:r>
+            <w:rPr>
+              <w:rStyle w:val="Hyperlink"/>
+            </w:rPr>
+            <w:t>vatte</w:t>
+          </w:r>
+        </w:hyperlink>
       </w:r>
       <w:r>
         <w:rPr>

--- a/EXPORTS/DOCX/published/niveau3/Dutch/ZeeuwschGenootschap.docx
+++ b/EXPORTS/DOCX/published/niveau3/Dutch/ZeeuwschGenootschap.docx
@@ -656,7 +656,6 @@
       </w:r>
       <w:r>
         <w:rPr>
-          <w:u w:val="single" w:color="0000ff"/>
           <w:rFonts w:ascii="Charis SIL Regular" w:hAnsi="Charis SIL Regular" w:eastAsia="Charis SIL Regular"/>
           <w:b w:val="0"/>
           <w:i w:val="0"/>
@@ -697,8 +696,16 @@
           <w:i w:val="0"/>
           <w:color w:val="0000FF"/>
           <w:sz w:val="24"/>
-        </w:rPr>
-        <w:t>ws Arc</w:t>
+          <w:u w:val="single"/>
+        </w:rPr>
+        <w:hyperlink r:id="rId12" w:history="1">
+          <w:r>
+            <w:rPr>
+              <w:rStyle w:val="Hyperlink"/>
+            </w:rPr>
+            <w:t>ws</w:t>
+          </w:r>
+        </w:hyperlink>
       </w:r>
       <w:r>
         <w:rPr>
@@ -709,7 +716,36 @@
           <w:sz w:val="24"/>
           <w:u w:val="single"/>
         </w:rPr>
-        <w:hyperlink r:id="rId11" w:history="1">
+        <w:t xml:space="preserve"> </w:t>
+      </w:r>
+      <w:r>
+        <w:rPr>
+          <w:rFonts w:ascii="Charis SIL Regular" w:hAnsi="Charis SIL Regular" w:eastAsia="Charis SIL Regular"/>
+          <w:b w:val="0"/>
+          <w:i w:val="0"/>
+          <w:color w:val="0000FF"/>
+          <w:sz w:val="24"/>
+          <w:u w:val="single"/>
+        </w:rPr>
+        <w:hyperlink r:id="rId12" w:history="1">
+          <w:r>
+            <w:rPr>
+              <w:rStyle w:val="Hyperlink"/>
+            </w:rPr>
+            <w:t>Arc</w:t>
+          </w:r>
+        </w:hyperlink>
+      </w:r>
+      <w:r>
+        <w:rPr>
+          <w:rFonts w:ascii="Charis SIL Regular" w:hAnsi="Charis SIL Regular" w:eastAsia="Charis SIL Regular"/>
+          <w:b w:val="0"/>
+          <w:i w:val="0"/>
+          <w:color w:val="0000FF"/>
+          <w:sz w:val="24"/>
+          <w:u w:val="single"/>
+        </w:rPr>
+        <w:hyperlink r:id="rId12" w:history="1">
           <w:r>
             <w:rPr>
               <w:rStyle w:val="Hyperlink"/>
@@ -727,14 +763,7 @@
           <w:color w:val="000000"/>
           <w:sz w:val="24"/>
         </w:rPr>
-        <w:hyperlink r:id="rId11" w:history="1">
-          <w:r>
-            <w:rPr>
-              <w:rStyle w:val="Hyperlink"/>
-            </w:rPr>
-            <w:t>; bo</w:t>
-          </w:r>
-        </w:hyperlink>
+        <w:t>; bo</w:t>
       </w:r>
       <w:r>
         <w:rPr>
@@ -765,13 +794,67 @@
       </w:r>
       <w:r>
         <w:rPr>
+          <w:u w:val="single" w:color="0000ff"/>
           <w:rFonts w:ascii="Charis SIL Regular" w:hAnsi="Charis SIL Regular" w:eastAsia="Charis SIL Regular"/>
           <w:b w:val="0"/>
           <w:i w:val="0"/>
           <w:color w:val="000000"/>
           <w:sz w:val="24"/>
         </w:rPr>
-        <w:t xml:space="preserve">en handschriften vind je bij de </w:t>
+        <w:hyperlink r:id="rId11" w:history="1">
+          <w:r>
+            <w:rPr>
+              <w:rStyle w:val="Hyperlink"/>
+            </w:rPr>
+            <w:t>en hands</w:t>
+          </w:r>
+        </w:hyperlink>
+      </w:r>
+      <w:r>
+        <w:rPr>
+          <w:u w:val="single" w:color="0000ff"/>
+          <w:rFonts w:ascii="Charis SIL Regular" w:hAnsi="Charis SIL Regular" w:eastAsia="Charis SIL Regular"/>
+          <w:b w:val="0"/>
+          <w:i w:val="0"/>
+          <w:color w:val="000000"/>
+          <w:sz w:val="24"/>
+        </w:rPr>
+        <w:hyperlink r:id="rId11" w:history="1">
+          <w:r>
+            <w:rPr>
+              <w:rStyle w:val="Hyperlink"/>
+            </w:rPr>
+            <w:t>c</w:t>
+          </w:r>
+        </w:hyperlink>
+      </w:r>
+      <w:r>
+        <w:rPr>
+          <w:u w:val="single" w:color="0000ff"/>
+          <w:rFonts w:ascii="Charis SIL Regular" w:hAnsi="Charis SIL Regular" w:eastAsia="Charis SIL Regular"/>
+          <w:b w:val="0"/>
+          <w:i w:val="0"/>
+          <w:color w:val="000000"/>
+          <w:sz w:val="24"/>
+        </w:rPr>
+        <w:hyperlink r:id="rId11" w:history="1">
+          <w:r>
+            <w:rPr>
+              <w:rStyle w:val="Hyperlink"/>
+            </w:rPr>
+            <w:t>hriften vin</w:t>
+          </w:r>
+        </w:hyperlink>
+      </w:r>
+      <w:r>
+        <w:rPr>
+          <w:rFonts w:ascii="Charis SIL Regular" w:hAnsi="Charis SIL Regular" w:eastAsia="Charis SIL Regular"/>
+          <w:b w:val="0"/>
+          <w:i w:val="0"/>
+          <w:color w:val="000000"/>
+          <w:sz w:val="24"/>
+        </w:rPr>
+        <w:t xml:space="preserve">d je bij de </w:t>
       </w:r>
       <w:r>
         <w:rPr>
@@ -782,7 +865,7 @@
           <w:sz w:val="24"/>
           <w:u w:val="single"/>
         </w:rPr>
-        <w:hyperlink r:id="rId12" w:history="1">
+        <w:hyperlink r:id="rId13" w:history="1">
           <w:r>
             <w:rPr>
               <w:rStyle w:val="Hyperlink"/>
@@ -811,7 +894,7 @@
           <w:sz w:val="24"/>
           <w:u w:val="single"/>
         </w:rPr>
-        <w:hyperlink r:id="rId12" w:history="1">
+        <w:hyperlink r:id="rId13" w:history="1">
           <w:r>
             <w:rPr>
               <w:rStyle w:val="Hyperlink"/>
@@ -839,7 +922,7 @@
           <w:color w:val="000000"/>
           <w:sz w:val="24"/>
         </w:rPr>
-        <w:hyperlink r:id="rId13" w:history="1">
+        <w:hyperlink r:id="rId12" w:history="1">
           <w:r>
             <w:rPr>
               <w:rStyle w:val="Hyperlink"/>
@@ -868,7 +951,7 @@
           <w:color w:val="000000"/>
           <w:sz w:val="24"/>
         </w:rPr>
-        <w:hyperlink r:id="rId13" w:history="1">
+        <w:hyperlink r:id="rId12" w:history="1">
           <w:r>
             <w:rPr>
               <w:rStyle w:val="Hyperlink"/>
@@ -917,7 +1000,7 @@
           <w:color w:val="000000"/>
           <w:sz w:val="24"/>
         </w:rPr>
-        <w:hyperlink r:id="rId12" w:history="1">
+        <w:hyperlink r:id="rId13" w:history="1">
           <w:r>
             <w:rPr>
               <w:rStyle w:val="Hyperlink"/>
@@ -935,7 +1018,7 @@
           <w:color w:val="000000"/>
           <w:sz w:val="24"/>
         </w:rPr>
-        <w:hyperlink r:id="rId12" w:history="1">
+        <w:hyperlink r:id="rId13" w:history="1">
           <w:r>
             <w:rPr>
               <w:rStyle w:val="Hyperlink"/>
@@ -2002,7 +2085,7 @@
           <w:sz w:val="24"/>
           <w:u w:val="single"/>
         </w:rPr>
-        <w:hyperlink r:id="rId13" w:history="1">
+        <w:hyperlink r:id="rId12" w:history="1">
           <w:r>
             <w:rPr>
               <w:rStyle w:val="Hyperlink"/>
@@ -2031,7 +2114,7 @@
           <w:sz w:val="24"/>
           <w:u w:val="single"/>
         </w:rPr>
-        <w:hyperlink r:id="rId13" w:history="1">
+        <w:hyperlink r:id="rId12" w:history="1">
           <w:r>
             <w:rPr>
               <w:rStyle w:val="Hyperlink"/>
@@ -2242,7 +2325,7 @@
           <w:color w:val="000000"/>
           <w:sz w:val="24"/>
         </w:rPr>
-        <w:hyperlink r:id="rId13" w:history="1">
+        <w:hyperlink r:id="rId12" w:history="1">
           <w:r>
             <w:rPr>
               <w:rStyle w:val="Hyperlink"/>
@@ -2271,7 +2354,7 @@
           <w:color w:val="000000"/>
           <w:sz w:val="24"/>
         </w:rPr>
-        <w:hyperlink r:id="rId13" w:history="1">
+        <w:hyperlink r:id="rId12" w:history="1">
           <w:r>
             <w:rPr>
               <w:rStyle w:val="Hyperlink"/>
@@ -3024,21 +3107,13 @@
       </w:r>
       <w:r>
         <w:rPr>
-          <w:u w:val="single" w:color="0000ff"/>
           <w:rFonts w:ascii="Charis SIL Regular" w:hAnsi="Charis SIL Regular" w:eastAsia="Charis SIL Regular"/>
           <w:b w:val="0"/>
           <w:i w:val="0"/>
           <w:color w:val="000000"/>
           <w:sz w:val="24"/>
         </w:rPr>
-        <w:hyperlink r:id="rId26" w:history="1">
-          <w:r>
-            <w:rPr>
-              <w:rStyle w:val="Hyperlink"/>
-            </w:rPr>
-            <w:t>prijsvragen die do</w:t>
-          </w:r>
-        </w:hyperlink>
+        <w:t>prijsvragen die do</w:t>
       </w:r>
       <w:r>
         <w:rPr>

--- a/EXPORTS/DOCX/published/niveau3/Dutch/ZeeuwschGenootschap.docx
+++ b/EXPORTS/DOCX/published/niveau3/Dutch/ZeeuwschGenootschap.docx
@@ -616,60 +616,7 @@
           <w:color w:val="000000"/>
           <w:sz w:val="24"/>
         </w:rPr>
-        <w:t>; kaarten, tekeningen en prenten beru</w:t>
-      </w:r>
-      <w:r>
-        <w:rPr>
-          <w:u w:val="single" w:color="0000ff"/>
-          <w:rFonts w:ascii="Charis SIL Regular" w:hAnsi="Charis SIL Regular" w:eastAsia="Charis SIL Regular"/>
-          <w:b w:val="0"/>
-          <w:i w:val="0"/>
-          <w:color w:val="000000"/>
-          <w:sz w:val="24"/>
-        </w:rPr>
-        <w:hyperlink r:id="rId10" w:history="1">
-          <w:r>
-            <w:rPr>
-              <w:rStyle w:val="Hyperlink"/>
-            </w:rPr>
-            <w:t>sten bi</w:t>
-          </w:r>
-        </w:hyperlink>
-      </w:r>
-      <w:r>
-        <w:rPr>
-          <w:u w:val="single" w:color="0000ff"/>
-          <w:rFonts w:ascii="Charis SIL Regular" w:hAnsi="Charis SIL Regular" w:eastAsia="Charis SIL Regular"/>
-          <w:b w:val="0"/>
-          <w:i w:val="0"/>
-          <w:color w:val="000000"/>
-          <w:sz w:val="24"/>
-        </w:rPr>
-        <w:hyperlink r:id="rId10" w:history="1">
-          <w:r>
-            <w:rPr>
-              <w:rStyle w:val="Hyperlink"/>
-            </w:rPr>
-            <w:t>j</w:t>
-          </w:r>
-        </w:hyperlink>
-      </w:r>
-      <w:r>
-        <w:rPr>
-          <w:rFonts w:ascii="Charis SIL Regular" w:hAnsi="Charis SIL Regular" w:eastAsia="Charis SIL Regular"/>
-          <w:b w:val="0"/>
-          <w:i w:val="0"/>
-          <w:color w:val="000000"/>
-          <w:sz w:val="24"/>
-        </w:rPr>
-        <w:hyperlink r:id="rId10" w:history="1">
-          <w:r>
-            <w:rPr>
-              <w:rStyle w:val="Hyperlink"/>
-            </w:rPr>
-            <w:t xml:space="preserve"> het </w:t>
-          </w:r>
-        </w:hyperlink>
+        <w:t xml:space="preserve">; kaarten, tekeningen en prenten berusten bij het </w:t>
       </w:r>
       <w:r>
         <w:rPr>
@@ -680,7 +627,7 @@
           <w:sz w:val="24"/>
           <w:u w:val="single"/>
         </w:rPr>
-        <w:hyperlink r:id="rId10" w:history="1">
+        <w:hyperlink r:id="rId12" w:history="1">
           <w:r>
             <w:rPr>
               <w:rStyle w:val="Hyperlink"/>
@@ -763,7 +710,14 @@
           <w:color w:val="000000"/>
           <w:sz w:val="24"/>
         </w:rPr>
-        <w:t>; bo</w:t>
+        <w:hyperlink r:id="rId11" w:history="1">
+          <w:r>
+            <w:rPr>
+              <w:rStyle w:val="Hyperlink"/>
+            </w:rPr>
+            <w:t>; bo</w:t>
+          </w:r>
+        </w:hyperlink>
       </w:r>
       <w:r>
         <w:rPr>
@@ -1125,7 +1079,25 @@
           <w:color w:val="000000"/>
           <w:sz w:val="24"/>
         </w:rPr>
-        <w:t>2007 in beheer bij het Zeeuws Museum. De archeologische voor</w:t>
+        <w:t>2007 in beheer bij het Zeeuws Museum. De arch</w:t>
+      </w:r>
+      <w:r>
+        <w:rPr>
+          <w:u w:val="single" w:color="0000ff"/>
+          <w:rFonts w:ascii="Charis SIL Regular" w:hAnsi="Charis SIL Regular" w:eastAsia="Charis SIL Regular"/>
+          <w:b w:val="0"/>
+          <w:i w:val="0"/>
+          <w:color w:val="000000"/>
+          <w:sz w:val="24"/>
+        </w:rPr>
+        <w:hyperlink r:id="rId14" w:history="1">
+          <w:r>
+            <w:rPr>
+              <w:rStyle w:val="Hyperlink"/>
+            </w:rPr>
+            <w:t>eologische voor</w:t>
+          </w:r>
+        </w:hyperlink>
       </w:r>
       <w:r>
         <w:rPr>
@@ -3107,13 +3079,21 @@
       </w:r>
       <w:r>
         <w:rPr>
+          <w:u w:val="single" w:color="0000ff"/>
           <w:rFonts w:ascii="Charis SIL Regular" w:hAnsi="Charis SIL Regular" w:eastAsia="Charis SIL Regular"/>
           <w:b w:val="0"/>
           <w:i w:val="0"/>
           <w:color w:val="000000"/>
           <w:sz w:val="24"/>
         </w:rPr>
-        <w:t>prijsvragen die do</w:t>
+        <w:hyperlink r:id="rId26" w:history="1">
+          <w:r>
+            <w:rPr>
+              <w:rStyle w:val="Hyperlink"/>
+            </w:rPr>
+            <w:t>prijsvragen die do</w:t>
+          </w:r>
+        </w:hyperlink>
       </w:r>
       <w:r>
         <w:rPr>

--- a/EXPORTS/DOCX/published/niveau3/Dutch/ZeeuwschGenootschap.docx
+++ b/EXPORTS/DOCX/published/niveau3/Dutch/ZeeuwschGenootschap.docx
@@ -616,7 +616,61 @@
           <w:color w:val="000000"/>
           <w:sz w:val="24"/>
         </w:rPr>
-        <w:t xml:space="preserve">; kaarten, tekeningen en prenten berusten bij het </w:t>
+        <w:t>; kaarten, tekeningen en prenten beru</w:t>
+      </w:r>
+      <w:r>
+        <w:rPr>
+          <w:u w:val="single" w:color="0000ff"/>
+          <w:rFonts w:ascii="Charis SIL Regular" w:hAnsi="Charis SIL Regular" w:eastAsia="Charis SIL Regular"/>
+          <w:b w:val="0"/>
+          <w:i w:val="0"/>
+          <w:color w:val="000000"/>
+          <w:sz w:val="24"/>
+        </w:rPr>
+        <w:hyperlink r:id="rId10" w:history="1">
+          <w:r>
+            <w:rPr>
+              <w:rStyle w:val="Hyperlink"/>
+            </w:rPr>
+            <w:t>sten bi</w:t>
+          </w:r>
+        </w:hyperlink>
+      </w:r>
+      <w:r>
+        <w:rPr>
+          <w:u w:val="single" w:color="0000ff"/>
+          <w:rFonts w:ascii="Charis SIL Regular" w:hAnsi="Charis SIL Regular" w:eastAsia="Charis SIL Regular"/>
+          <w:b w:val="0"/>
+          <w:i w:val="0"/>
+          <w:color w:val="000000"/>
+          <w:sz w:val="24"/>
+        </w:rPr>
+        <w:hyperlink r:id="rId10" w:history="1">
+          <w:r>
+            <w:rPr>
+              <w:rStyle w:val="Hyperlink"/>
+            </w:rPr>
+            <w:t>j</w:t>
+          </w:r>
+        </w:hyperlink>
+      </w:r>
+      <w:r>
+        <w:rPr>
+          <w:u w:val="single" w:color="0000ff"/>
+          <w:rFonts w:ascii="Charis SIL Regular" w:hAnsi="Charis SIL Regular" w:eastAsia="Charis SIL Regular"/>
+          <w:b w:val="0"/>
+          <w:i w:val="0"/>
+          <w:color w:val="000000"/>
+          <w:sz w:val="24"/>
+        </w:rPr>
+        <w:hyperlink r:id="rId10" w:history="1">
+          <w:r>
+            <w:rPr>
+              <w:rStyle w:val="Hyperlink"/>
+            </w:rPr>
+            <w:t xml:space="preserve"> het </w:t>
+          </w:r>
+        </w:hyperlink>
       </w:r>
       <w:r>
         <w:rPr>
@@ -627,7 +681,7 @@
           <w:sz w:val="24"/>
           <w:u w:val="single"/>
         </w:rPr>
-        <w:hyperlink r:id="rId12" w:history="1">
+        <w:hyperlink r:id="rId10" w:history="1">
           <w:r>
             <w:rPr>
               <w:rStyle w:val="Hyperlink"/>
@@ -635,6 +689,16 @@
             <w:t>Zeeu</w:t>
           </w:r>
         </w:hyperlink>
+      </w:r>
+      <w:r>
+        <w:rPr>
+          <w:rFonts w:ascii="Charis SIL Regular" w:hAnsi="Charis SIL Regular" w:eastAsia="Charis SIL Regular"/>
+          <w:b w:val="0"/>
+          <w:i w:val="0"/>
+          <w:color w:val="0000FF"/>
+          <w:sz w:val="24"/>
+        </w:rPr>
+        <w:t>ws Arc</w:t>
       </w:r>
       <w:r>
         <w:rPr>
@@ -645,54 +709,7 @@
           <w:sz w:val="24"/>
           <w:u w:val="single"/>
         </w:rPr>
-        <w:hyperlink r:id="rId12" w:history="1">
-          <w:r>
-            <w:rPr>
-              <w:rStyle w:val="Hyperlink"/>
-            </w:rPr>
-            <w:t>ws</w:t>
-          </w:r>
-        </w:hyperlink>
-      </w:r>
-      <w:r>
-        <w:rPr>
-          <w:rFonts w:ascii="Charis SIL Regular" w:hAnsi="Charis SIL Regular" w:eastAsia="Charis SIL Regular"/>
-          <w:b w:val="0"/>
-          <w:i w:val="0"/>
-          <w:color w:val="0000FF"/>
-          <w:sz w:val="24"/>
-          <w:u w:val="single"/>
-        </w:rPr>
-        <w:t xml:space="preserve"> </w:t>
-      </w:r>
-      <w:r>
-        <w:rPr>
-          <w:rFonts w:ascii="Charis SIL Regular" w:hAnsi="Charis SIL Regular" w:eastAsia="Charis SIL Regular"/>
-          <w:b w:val="0"/>
-          <w:i w:val="0"/>
-          <w:color w:val="0000FF"/>
-          <w:sz w:val="24"/>
-          <w:u w:val="single"/>
-        </w:rPr>
-        <w:hyperlink r:id="rId12" w:history="1">
-          <w:r>
-            <w:rPr>
-              <w:rStyle w:val="Hyperlink"/>
-            </w:rPr>
-            <w:t>Arc</w:t>
-          </w:r>
-        </w:hyperlink>
-      </w:r>
-      <w:r>
-        <w:rPr>
-          <w:rFonts w:ascii="Charis SIL Regular" w:hAnsi="Charis SIL Regular" w:eastAsia="Charis SIL Regular"/>
-          <w:b w:val="0"/>
-          <w:i w:val="0"/>
-          <w:color w:val="0000FF"/>
-          <w:sz w:val="24"/>
-          <w:u w:val="single"/>
-        </w:rPr>
-        <w:hyperlink r:id="rId12" w:history="1">
+        <w:hyperlink r:id="rId11" w:history="1">
           <w:r>
             <w:rPr>
               <w:rStyle w:val="Hyperlink"/>
@@ -748,67 +765,13 @@
       </w:r>
       <w:r>
         <w:rPr>
-          <w:u w:val="single" w:color="0000ff"/>
           <w:rFonts w:ascii="Charis SIL Regular" w:hAnsi="Charis SIL Regular" w:eastAsia="Charis SIL Regular"/>
           <w:b w:val="0"/>
           <w:i w:val="0"/>
           <w:color w:val="000000"/>
           <w:sz w:val="24"/>
         </w:rPr>
-        <w:hyperlink r:id="rId11" w:history="1">
-          <w:r>
-            <w:rPr>
-              <w:rStyle w:val="Hyperlink"/>
-            </w:rPr>
-            <w:t>en hands</w:t>
-          </w:r>
-        </w:hyperlink>
-      </w:r>
-      <w:r>
-        <w:rPr>
-          <w:u w:val="single" w:color="0000ff"/>
-          <w:rFonts w:ascii="Charis SIL Regular" w:hAnsi="Charis SIL Regular" w:eastAsia="Charis SIL Regular"/>
-          <w:b w:val="0"/>
-          <w:i w:val="0"/>
-          <w:color w:val="000000"/>
-          <w:sz w:val="24"/>
-        </w:rPr>
-        <w:hyperlink r:id="rId11" w:history="1">
-          <w:r>
-            <w:rPr>
-              <w:rStyle w:val="Hyperlink"/>
-            </w:rPr>
-            <w:t>c</w:t>
-          </w:r>
-        </w:hyperlink>
-      </w:r>
-      <w:r>
-        <w:rPr>
-          <w:u w:val="single" w:color="0000ff"/>
-          <w:rFonts w:ascii="Charis SIL Regular" w:hAnsi="Charis SIL Regular" w:eastAsia="Charis SIL Regular"/>
-          <w:b w:val="0"/>
-          <w:i w:val="0"/>
-          <w:color w:val="000000"/>
-          <w:sz w:val="24"/>
-        </w:rPr>
-        <w:hyperlink r:id="rId11" w:history="1">
-          <w:r>
-            <w:rPr>
-              <w:rStyle w:val="Hyperlink"/>
-            </w:rPr>
-            <w:t>hriften vin</w:t>
-          </w:r>
-        </w:hyperlink>
-      </w:r>
-      <w:r>
-        <w:rPr>
-          <w:rFonts w:ascii="Charis SIL Regular" w:hAnsi="Charis SIL Regular" w:eastAsia="Charis SIL Regular"/>
-          <w:b w:val="0"/>
-          <w:i w:val="0"/>
-          <w:color w:val="000000"/>
-          <w:sz w:val="24"/>
-        </w:rPr>
-        <w:t xml:space="preserve">d je bij de </w:t>
+        <w:t xml:space="preserve">en handschriften vind je bij de </w:t>
       </w:r>
       <w:r>
         <w:rPr>
@@ -819,7 +782,7 @@
           <w:sz w:val="24"/>
           <w:u w:val="single"/>
         </w:rPr>
-        <w:hyperlink r:id="rId13" w:history="1">
+        <w:hyperlink r:id="rId12" w:history="1">
           <w:r>
             <w:rPr>
               <w:rStyle w:val="Hyperlink"/>
@@ -848,7 +811,7 @@
           <w:sz w:val="24"/>
           <w:u w:val="single"/>
         </w:rPr>
-        <w:hyperlink r:id="rId13" w:history="1">
+        <w:hyperlink r:id="rId12" w:history="1">
           <w:r>
             <w:rPr>
               <w:rStyle w:val="Hyperlink"/>
@@ -866,6 +829,84 @@
           <w:sz w:val="24"/>
         </w:rPr>
         <w:t xml:space="preserve"> en fossielen, sche</w:t>
+      </w:r>
+      <w:r>
+        <w:rPr>
+          <w:u w:val="single" w:color="0000ff"/>
+          <w:rFonts w:ascii="Charis SIL Regular" w:hAnsi="Charis SIL Regular" w:eastAsia="Charis SIL Regular"/>
+          <w:b w:val="0"/>
+          <w:i w:val="0"/>
+          <w:color w:val="000000"/>
+          <w:sz w:val="24"/>
+        </w:rPr>
+        <w:hyperlink r:id="rId13" w:history="1">
+          <w:r>
+            <w:rPr>
+              <w:rStyle w:val="Hyperlink"/>
+            </w:rPr>
+            <w:t>lpen en</w:t>
+          </w:r>
+        </w:hyperlink>
+      </w:r>
+      <w:r>
+        <w:rPr>
+          <w:u w:val="single" w:color="0000ff"/>
+          <w:rFonts w:ascii="Charis SIL Regular" w:hAnsi="Charis SIL Regular" w:eastAsia="Charis SIL Regular"/>
+          <w:b w:val="0"/>
+          <w:i w:val="0"/>
+          <w:color w:val="000000"/>
+          <w:sz w:val="24"/>
+        </w:rPr>
+        <w:t xml:space="preserve"> </w:t>
+      </w:r>
+      <w:r>
+        <w:rPr>
+          <w:u w:val="single" w:color="0000ff"/>
+          <w:rFonts w:ascii="Charis SIL Regular" w:hAnsi="Charis SIL Regular" w:eastAsia="Charis SIL Regular"/>
+          <w:b w:val="0"/>
+          <w:i w:val="0"/>
+          <w:color w:val="000000"/>
+          <w:sz w:val="24"/>
+        </w:rPr>
+        <w:hyperlink r:id="rId13" w:history="1">
+          <w:r>
+            <w:rPr>
+              <w:rStyle w:val="Hyperlink"/>
+            </w:rPr>
+            <w:t>minera</w:t>
+          </w:r>
+        </w:hyperlink>
+      </w:r>
+      <w:r>
+        <w:rPr>
+          <w:u w:val="single" w:color="0000ff"/>
+          <w:rFonts w:ascii="Charis SIL Regular" w:hAnsi="Charis SIL Regular" w:eastAsia="Charis SIL Regular"/>
+          <w:b w:val="0"/>
+          <w:i w:val="0"/>
+          <w:color w:val="000000"/>
+          <w:sz w:val="24"/>
+        </w:rPr>
+        <w:t>l</w:t>
+      </w:r>
+      <w:r>
+        <w:rPr>
+          <w:rFonts w:ascii="Charis SIL Regular" w:hAnsi="Charis SIL Regular" w:eastAsia="Charis SIL Regular"/>
+          <w:b w:val="0"/>
+          <w:i w:val="0"/>
+          <w:color w:val="000000"/>
+          <w:sz w:val="24"/>
+        </w:rPr>
+        <w:t xml:space="preserve">en, </w:t>
+      </w:r>
+      <w:r>
+        <w:rPr>
+          <w:rFonts w:ascii="Charis SIL Regular" w:hAnsi="Charis SIL Regular" w:eastAsia="Charis SIL Regular"/>
+          <w:b w:val="0"/>
+          <w:i w:val="0"/>
+          <w:color w:val="000000"/>
+          <w:sz w:val="24"/>
+        </w:rPr>
+        <w:t>deels afkomstig van de overzee</w:t>
       </w:r>
       <w:r>
         <w:rPr>
@@ -881,20 +922,9 @@
             <w:rPr>
               <w:rStyle w:val="Hyperlink"/>
             </w:rPr>
-            <w:t>lpen en</w:t>
+            <w:t>se koloni</w:t>
           </w:r>
         </w:hyperlink>
-      </w:r>
-      <w:r>
-        <w:rPr>
-          <w:u w:val="single" w:color="0000ff"/>
-          <w:rFonts w:ascii="Charis SIL Regular" w:hAnsi="Charis SIL Regular" w:eastAsia="Charis SIL Regular"/>
-          <w:b w:val="0"/>
-          <w:i w:val="0"/>
-          <w:color w:val="000000"/>
-          <w:sz w:val="24"/>
-        </w:rPr>
-        <w:t xml:space="preserve"> </w:t>
       </w:r>
       <w:r>
         <w:rPr>
@@ -906,73 +936,6 @@
           <w:sz w:val="24"/>
         </w:rPr>
         <w:hyperlink r:id="rId12" w:history="1">
-          <w:r>
-            <w:rPr>
-              <w:rStyle w:val="Hyperlink"/>
-            </w:rPr>
-            <w:t>minera</w:t>
-          </w:r>
-        </w:hyperlink>
-      </w:r>
-      <w:r>
-        <w:rPr>
-          <w:u w:val="single" w:color="0000ff"/>
-          <w:rFonts w:ascii="Charis SIL Regular" w:hAnsi="Charis SIL Regular" w:eastAsia="Charis SIL Regular"/>
-          <w:b w:val="0"/>
-          <w:i w:val="0"/>
-          <w:color w:val="000000"/>
-          <w:sz w:val="24"/>
-        </w:rPr>
-        <w:t>l</w:t>
-      </w:r>
-      <w:r>
-        <w:rPr>
-          <w:rFonts w:ascii="Charis SIL Regular" w:hAnsi="Charis SIL Regular" w:eastAsia="Charis SIL Regular"/>
-          <w:b w:val="0"/>
-          <w:i w:val="0"/>
-          <w:color w:val="000000"/>
-          <w:sz w:val="24"/>
-        </w:rPr>
-        <w:t xml:space="preserve">en, </w:t>
-      </w:r>
-      <w:r>
-        <w:rPr>
-          <w:rFonts w:ascii="Charis SIL Regular" w:hAnsi="Charis SIL Regular" w:eastAsia="Charis SIL Regular"/>
-          <w:b w:val="0"/>
-          <w:i w:val="0"/>
-          <w:color w:val="000000"/>
-          <w:sz w:val="24"/>
-        </w:rPr>
-        <w:t>deels afkomstig van de overzee</w:t>
-      </w:r>
-      <w:r>
-        <w:rPr>
-          <w:u w:val="single" w:color="0000ff"/>
-          <w:rFonts w:ascii="Charis SIL Regular" w:hAnsi="Charis SIL Regular" w:eastAsia="Charis SIL Regular"/>
-          <w:b w:val="0"/>
-          <w:i w:val="0"/>
-          <w:color w:val="000000"/>
-          <w:sz w:val="24"/>
-        </w:rPr>
-        <w:hyperlink r:id="rId13" w:history="1">
-          <w:r>
-            <w:rPr>
-              <w:rStyle w:val="Hyperlink"/>
-            </w:rPr>
-            <w:t>se koloni</w:t>
-          </w:r>
-        </w:hyperlink>
-      </w:r>
-      <w:r>
-        <w:rPr>
-          <w:u w:val="single" w:color="0000ff"/>
-          <w:rFonts w:ascii="Charis SIL Regular" w:hAnsi="Charis SIL Regular" w:eastAsia="Charis SIL Regular"/>
-          <w:b w:val="0"/>
-          <w:i w:val="0"/>
-          <w:color w:val="000000"/>
-          <w:sz w:val="24"/>
-        </w:rPr>
-        <w:hyperlink r:id="rId13" w:history="1">
           <w:r>
             <w:rPr>
               <w:rStyle w:val="Hyperlink"/>
@@ -2057,7 +2020,7 @@
           <w:sz w:val="24"/>
           <w:u w:val="single"/>
         </w:rPr>
-        <w:hyperlink r:id="rId12" w:history="1">
+        <w:hyperlink r:id="rId13" w:history="1">
           <w:r>
             <w:rPr>
               <w:rStyle w:val="Hyperlink"/>
@@ -2086,7 +2049,7 @@
           <w:sz w:val="24"/>
           <w:u w:val="single"/>
         </w:rPr>
-        <w:hyperlink r:id="rId12" w:history="1">
+        <w:hyperlink r:id="rId13" w:history="1">
           <w:r>
             <w:rPr>
               <w:rStyle w:val="Hyperlink"/>
@@ -2297,7 +2260,7 @@
           <w:color w:val="000000"/>
           <w:sz w:val="24"/>
         </w:rPr>
-        <w:hyperlink r:id="rId12" w:history="1">
+        <w:hyperlink r:id="rId13" w:history="1">
           <w:r>
             <w:rPr>
               <w:rStyle w:val="Hyperlink"/>
@@ -2326,7 +2289,7 @@
           <w:color w:val="000000"/>
           <w:sz w:val="24"/>
         </w:rPr>
-        <w:hyperlink r:id="rId12" w:history="1">
+        <w:hyperlink r:id="rId13" w:history="1">
           <w:r>
             <w:rPr>
               <w:rStyle w:val="Hyperlink"/>
@@ -2794,61 +2757,7 @@
           <w:color w:val="000000"/>
           <w:sz w:val="24"/>
         </w:rPr>
-        <w:t>stonder</w:t>
-      </w:r>
-      <w:r>
-        <w:rPr>
-          <w:u w:val="single" w:color="0000ff"/>
-          <w:rFonts w:ascii="Charis SIL Regular" w:hAnsi="Charis SIL Regular" w:eastAsia="Charis SIL Regular"/>
-          <w:b w:val="0"/>
-          <w:i w:val="0"/>
-          <w:color w:val="000000"/>
-          <w:sz w:val="24"/>
-        </w:rPr>
-        <w:hyperlink r:id="rId25" w:history="1">
-          <w:r>
-            <w:rPr>
-              <w:rStyle w:val="Hyperlink"/>
-            </w:rPr>
-            <w:t>zoek b</w:t>
-          </w:r>
-        </w:hyperlink>
-      </w:r>
-      <w:r>
-        <w:rPr>
-          <w:u w:val="single" w:color="0000ff"/>
-          <w:rFonts w:ascii="Charis SIL Regular" w:hAnsi="Charis SIL Regular" w:eastAsia="Charis SIL Regular"/>
-          <w:b w:val="0"/>
-          <w:i w:val="0"/>
-          <w:color w:val="000000"/>
-          <w:sz w:val="24"/>
-        </w:rPr>
-        <w:hyperlink r:id="rId25" w:history="1">
-          <w:r>
-            <w:rPr>
-              <w:rStyle w:val="Hyperlink"/>
-            </w:rPr>
-            <w:t>e</w:t>
-          </w:r>
-        </w:hyperlink>
-      </w:r>
-      <w:r>
-        <w:rPr>
-          <w:u w:val="single" w:color="0000ff"/>
-          <w:rFonts w:ascii="Charis SIL Regular" w:hAnsi="Charis SIL Regular" w:eastAsia="Charis SIL Regular"/>
-          <w:b w:val="0"/>
-          <w:i w:val="0"/>
-          <w:color w:val="000000"/>
-          <w:sz w:val="24"/>
-        </w:rPr>
-        <w:hyperlink r:id="rId25" w:history="1">
-          <w:r>
-            <w:rPr>
-              <w:rStyle w:val="Hyperlink"/>
-            </w:rPr>
-            <w:t>vatte</w:t>
-          </w:r>
-        </w:hyperlink>
+        <w:t>stonderzoek bevatte</w:t>
       </w:r>
       <w:r>
         <w:rPr>

--- a/EXPORTS/DOCX/published/niveau3/Dutch/ZeeuwschGenootschap.docx
+++ b/EXPORTS/DOCX/published/niveau3/Dutch/ZeeuwschGenootschap.docx
@@ -2757,7 +2757,61 @@
           <w:color w:val="000000"/>
           <w:sz w:val="24"/>
         </w:rPr>
-        <w:t>stonderzoek bevatte</w:t>
+        <w:t>stonder</w:t>
+      </w:r>
+      <w:r>
+        <w:rPr>
+          <w:u w:val="single" w:color="0000ff"/>
+          <w:rFonts w:ascii="Charis SIL Regular" w:hAnsi="Charis SIL Regular" w:eastAsia="Charis SIL Regular"/>
+          <w:b w:val="0"/>
+          <w:i w:val="0"/>
+          <w:color w:val="000000"/>
+          <w:sz w:val="24"/>
+        </w:rPr>
+        <w:hyperlink r:id="rId25" w:history="1">
+          <w:r>
+            <w:rPr>
+              <w:rStyle w:val="Hyperlink"/>
+            </w:rPr>
+            <w:t>zoek b</w:t>
+          </w:r>
+        </w:hyperlink>
+      </w:r>
+      <w:r>
+        <w:rPr>
+          <w:u w:val="single" w:color="0000ff"/>
+          <w:rFonts w:ascii="Charis SIL Regular" w:hAnsi="Charis SIL Regular" w:eastAsia="Charis SIL Regular"/>
+          <w:b w:val="0"/>
+          <w:i w:val="0"/>
+          <w:color w:val="000000"/>
+          <w:sz w:val="24"/>
+        </w:rPr>
+        <w:hyperlink r:id="rId25" w:history="1">
+          <w:r>
+            <w:rPr>
+              <w:rStyle w:val="Hyperlink"/>
+            </w:rPr>
+            <w:t>e</w:t>
+          </w:r>
+        </w:hyperlink>
+      </w:r>
+      <w:r>
+        <w:rPr>
+          <w:u w:val="single" w:color="0000ff"/>
+          <w:rFonts w:ascii="Charis SIL Regular" w:hAnsi="Charis SIL Regular" w:eastAsia="Charis SIL Regular"/>
+          <w:b w:val="0"/>
+          <w:i w:val="0"/>
+          <w:color w:val="000000"/>
+          <w:sz w:val="24"/>
+        </w:rPr>
+        <w:hyperlink r:id="rId25" w:history="1">
+          <w:r>
+            <w:rPr>
+              <w:rStyle w:val="Hyperlink"/>
+            </w:rPr>
+            <w:t>vatte</w:t>
+          </w:r>
+        </w:hyperlink>
       </w:r>
       <w:r>
         <w:rPr>

--- a/EXPORTS/DOCX/published/niveau3/Dutch/ZeeuwschGenootschap.docx
+++ b/EXPORTS/DOCX/published/niveau3/Dutch/ZeeuwschGenootschap.docx
@@ -697,8 +697,16 @@
           <w:i w:val="0"/>
           <w:color w:val="0000FF"/>
           <w:sz w:val="24"/>
-        </w:rPr>
-        <w:t>ws Arc</w:t>
+          <w:u w:val="single"/>
+        </w:rPr>
+        <w:hyperlink r:id="rId12" w:history="1">
+          <w:r>
+            <w:rPr>
+              <w:rStyle w:val="Hyperlink"/>
+            </w:rPr>
+            <w:t>ws</w:t>
+          </w:r>
+        </w:hyperlink>
       </w:r>
       <w:r>
         <w:rPr>
@@ -709,7 +717,35 @@
           <w:sz w:val="24"/>
           <w:u w:val="single"/>
         </w:rPr>
-        <w:hyperlink r:id="rId11" w:history="1">
+        <w:t xml:space="preserve"> </w:t>
+      </w:r>
+      <w:r>
+        <w:rPr>
+          <w:rFonts w:ascii="Charis SIL Regular" w:hAnsi="Charis SIL Regular" w:eastAsia="Charis SIL Regular"/>
+          <w:b w:val="0"/>
+          <w:i w:val="0"/>
+          <w:color w:val="0000FF"/>
+          <w:sz w:val="24"/>
+        </w:rPr>
+        <w:hyperlink r:id="rId12" w:history="1">
+          <w:r>
+            <w:rPr>
+              <w:rStyle w:val="Hyperlink"/>
+            </w:rPr>
+            <w:t>Arc</w:t>
+          </w:r>
+        </w:hyperlink>
+      </w:r>
+      <w:r>
+        <w:rPr>
+          <w:rFonts w:ascii="Charis SIL Regular" w:hAnsi="Charis SIL Regular" w:eastAsia="Charis SIL Regular"/>
+          <w:b w:val="0"/>
+          <w:i w:val="0"/>
+          <w:color w:val="0000FF"/>
+          <w:sz w:val="24"/>
+          <w:u w:val="single"/>
+        </w:rPr>
+        <w:hyperlink r:id="rId12" w:history="1">
           <w:r>
             <w:rPr>
               <w:rStyle w:val="Hyperlink"/>
@@ -765,13 +801,67 @@
       </w:r>
       <w:r>
         <w:rPr>
+          <w:u w:val="single" w:color="0000ff"/>
           <w:rFonts w:ascii="Charis SIL Regular" w:hAnsi="Charis SIL Regular" w:eastAsia="Charis SIL Regular"/>
           <w:b w:val="0"/>
           <w:i w:val="0"/>
           <w:color w:val="000000"/>
           <w:sz w:val="24"/>
         </w:rPr>
-        <w:t xml:space="preserve">en handschriften vind je bij de </w:t>
+        <w:hyperlink r:id="rId11" w:history="1">
+          <w:r>
+            <w:rPr>
+              <w:rStyle w:val="Hyperlink"/>
+            </w:rPr>
+            <w:t>en hands</w:t>
+          </w:r>
+        </w:hyperlink>
+      </w:r>
+      <w:r>
+        <w:rPr>
+          <w:u w:val="single" w:color="0000ff"/>
+          <w:rFonts w:ascii="Charis SIL Regular" w:hAnsi="Charis SIL Regular" w:eastAsia="Charis SIL Regular"/>
+          <w:b w:val="0"/>
+          <w:i w:val="0"/>
+          <w:color w:val="000000"/>
+          <w:sz w:val="24"/>
+        </w:rPr>
+        <w:hyperlink r:id="rId11" w:history="1">
+          <w:r>
+            <w:rPr>
+              <w:rStyle w:val="Hyperlink"/>
+            </w:rPr>
+            <w:t>c</w:t>
+          </w:r>
+        </w:hyperlink>
+      </w:r>
+      <w:r>
+        <w:rPr>
+          <w:u w:val="single" w:color="0000ff"/>
+          <w:rFonts w:ascii="Charis SIL Regular" w:hAnsi="Charis SIL Regular" w:eastAsia="Charis SIL Regular"/>
+          <w:b w:val="0"/>
+          <w:i w:val="0"/>
+          <w:color w:val="000000"/>
+          <w:sz w:val="24"/>
+        </w:rPr>
+        <w:hyperlink r:id="rId11" w:history="1">
+          <w:r>
+            <w:rPr>
+              <w:rStyle w:val="Hyperlink"/>
+            </w:rPr>
+            <w:t>hriften vin</w:t>
+          </w:r>
+        </w:hyperlink>
+      </w:r>
+      <w:r>
+        <w:rPr>
+          <w:rFonts w:ascii="Charis SIL Regular" w:hAnsi="Charis SIL Regular" w:eastAsia="Charis SIL Regular"/>
+          <w:b w:val="0"/>
+          <w:i w:val="0"/>
+          <w:color w:val="000000"/>
+          <w:sz w:val="24"/>
+        </w:rPr>
+        <w:t xml:space="preserve">d je bij de </w:t>
       </w:r>
       <w:r>
         <w:rPr>
@@ -782,7 +872,7 @@
           <w:sz w:val="24"/>
           <w:u w:val="single"/>
         </w:rPr>
-        <w:hyperlink r:id="rId12" w:history="1">
+        <w:hyperlink r:id="rId13" w:history="1">
           <w:r>
             <w:rPr>
               <w:rStyle w:val="Hyperlink"/>
@@ -811,7 +901,7 @@
           <w:sz w:val="24"/>
           <w:u w:val="single"/>
         </w:rPr>
-        <w:hyperlink r:id="rId12" w:history="1">
+        <w:hyperlink r:id="rId13" w:history="1">
           <w:r>
             <w:rPr>
               <w:rStyle w:val="Hyperlink"/>
@@ -839,7 +929,7 @@
           <w:color w:val="000000"/>
           <w:sz w:val="24"/>
         </w:rPr>
-        <w:hyperlink r:id="rId13" w:history="1">
+        <w:hyperlink r:id="rId12" w:history="1">
           <w:r>
             <w:rPr>
               <w:rStyle w:val="Hyperlink"/>
@@ -868,7 +958,7 @@
           <w:color w:val="000000"/>
           <w:sz w:val="24"/>
         </w:rPr>
-        <w:hyperlink r:id="rId13" w:history="1">
+        <w:hyperlink r:id="rId12" w:history="1">
           <w:r>
             <w:rPr>
               <w:rStyle w:val="Hyperlink"/>
@@ -917,7 +1007,7 @@
           <w:color w:val="000000"/>
           <w:sz w:val="24"/>
         </w:rPr>
-        <w:hyperlink r:id="rId12" w:history="1">
+        <w:hyperlink r:id="rId13" w:history="1">
           <w:r>
             <w:rPr>
               <w:rStyle w:val="Hyperlink"/>
@@ -935,7 +1025,7 @@
           <w:color w:val="000000"/>
           <w:sz w:val="24"/>
         </w:rPr>
-        <w:hyperlink r:id="rId12" w:history="1">
+        <w:hyperlink r:id="rId13" w:history="1">
           <w:r>
             <w:rPr>
               <w:rStyle w:val="Hyperlink"/>
@@ -1938,15 +2028,9 @@
           <w:i w:val="0"/>
           <w:color w:val="0000FF"/>
           <w:sz w:val="24"/>
-        </w:rPr>
-        <w:hyperlink r:id="rId22" w:history="1">
-          <w:r>
-            <w:rPr>
-              <w:rStyle w:val="Hyperlink"/>
-            </w:rPr>
-            <w:t>e</w:t>
-          </w:r>
-        </w:hyperlink>
+          <w:u w:val="single"/>
+        </w:rPr>
+        <w:t>e</w:t>
       </w:r>
       <w:r>
         <w:rPr>
@@ -2020,7 +2104,7 @@
           <w:sz w:val="24"/>
           <w:u w:val="single"/>
         </w:rPr>
-        <w:hyperlink r:id="rId13" w:history="1">
+        <w:hyperlink r:id="rId12" w:history="1">
           <w:r>
             <w:rPr>
               <w:rStyle w:val="Hyperlink"/>
@@ -2049,7 +2133,7 @@
           <w:sz w:val="24"/>
           <w:u w:val="single"/>
         </w:rPr>
-        <w:hyperlink r:id="rId13" w:history="1">
+        <w:hyperlink r:id="rId12" w:history="1">
           <w:r>
             <w:rPr>
               <w:rStyle w:val="Hyperlink"/>
@@ -2260,7 +2344,7 @@
           <w:color w:val="000000"/>
           <w:sz w:val="24"/>
         </w:rPr>
-        <w:hyperlink r:id="rId13" w:history="1">
+        <w:hyperlink r:id="rId12" w:history="1">
           <w:r>
             <w:rPr>
               <w:rStyle w:val="Hyperlink"/>
@@ -2289,7 +2373,7 @@
           <w:color w:val="000000"/>
           <w:sz w:val="24"/>
         </w:rPr>
-        <w:hyperlink r:id="rId13" w:history="1">
+        <w:hyperlink r:id="rId12" w:history="1">
           <w:r>
             <w:rPr>
               <w:rStyle w:val="Hyperlink"/>

--- a/EXPORTS/DOCX/published/niveau3/Dutch/ZeeuwschGenootschap.docx
+++ b/EXPORTS/DOCX/published/niveau3/Dutch/ZeeuwschGenootschap.docx
@@ -616,61 +616,7 @@
           <w:color w:val="000000"/>
           <w:sz w:val="24"/>
         </w:rPr>
-        <w:t>; kaarten, tekeningen en prenten beru</w:t>
-      </w:r>
-      <w:r>
-        <w:rPr>
-          <w:u w:val="single" w:color="0000ff"/>
-          <w:rFonts w:ascii="Charis SIL Regular" w:hAnsi="Charis SIL Regular" w:eastAsia="Charis SIL Regular"/>
-          <w:b w:val="0"/>
-          <w:i w:val="0"/>
-          <w:color w:val="000000"/>
-          <w:sz w:val="24"/>
-        </w:rPr>
-        <w:hyperlink r:id="rId10" w:history="1">
-          <w:r>
-            <w:rPr>
-              <w:rStyle w:val="Hyperlink"/>
-            </w:rPr>
-            <w:t>sten bi</w:t>
-          </w:r>
-        </w:hyperlink>
-      </w:r>
-      <w:r>
-        <w:rPr>
-          <w:u w:val="single" w:color="0000ff"/>
-          <w:rFonts w:ascii="Charis SIL Regular" w:hAnsi="Charis SIL Regular" w:eastAsia="Charis SIL Regular"/>
-          <w:b w:val="0"/>
-          <w:i w:val="0"/>
-          <w:color w:val="000000"/>
-          <w:sz w:val="24"/>
-        </w:rPr>
-        <w:hyperlink r:id="rId10" w:history="1">
-          <w:r>
-            <w:rPr>
-              <w:rStyle w:val="Hyperlink"/>
-            </w:rPr>
-            <w:t>j</w:t>
-          </w:r>
-        </w:hyperlink>
-      </w:r>
-      <w:r>
-        <w:rPr>
-          <w:u w:val="single" w:color="0000ff"/>
-          <w:rFonts w:ascii="Charis SIL Regular" w:hAnsi="Charis SIL Regular" w:eastAsia="Charis SIL Regular"/>
-          <w:b w:val="0"/>
-          <w:i w:val="0"/>
-          <w:color w:val="000000"/>
-          <w:sz w:val="24"/>
-        </w:rPr>
-        <w:hyperlink r:id="rId10" w:history="1">
-          <w:r>
-            <w:rPr>
-              <w:rStyle w:val="Hyperlink"/>
-            </w:rPr>
-            <w:t xml:space="preserve"> het </w:t>
-          </w:r>
-        </w:hyperlink>
+        <w:t xml:space="preserve">; kaarten, tekeningen en prenten berusten bij het </w:t>
       </w:r>
       <w:r>
         <w:rPr>
@@ -681,7 +627,7 @@
           <w:sz w:val="24"/>
           <w:u w:val="single"/>
         </w:rPr>
-        <w:hyperlink r:id="rId10" w:history="1">
+        <w:hyperlink r:id="rId12" w:history="1">
           <w:r>
             <w:rPr>
               <w:rStyle w:val="Hyperlink"/>
@@ -726,6 +672,7 @@
           <w:i w:val="0"/>
           <w:color w:val="0000FF"/>
           <w:sz w:val="24"/>
+          <w:u w:val="single"/>
         </w:rPr>
         <w:hyperlink r:id="rId12" w:history="1">
           <w:r>
@@ -2028,9 +1975,15 @@
           <w:i w:val="0"/>
           <w:color w:val="0000FF"/>
           <w:sz w:val="24"/>
-          <w:u w:val="single"/>
         </w:rPr>
-        <w:t>e</w:t>
+        <w:hyperlink r:id="rId22" w:history="1">
+          <w:r>
+            <w:rPr>
+              <w:rStyle w:val="Hyperlink"/>
+            </w:rPr>
+            <w:t>e</w:t>
+          </w:r>
+        </w:hyperlink>
       </w:r>
       <w:r>
         <w:rPr>
@@ -2390,126 +2343,7 @@
           <w:color w:val="000000"/>
           <w:sz w:val="24"/>
         </w:rPr>
-        <w:t xml:space="preserve">siek </w:t>
-      </w:r>
-      <w:r>
-        <w:rPr>
-          <w:u w:val="single" w:color="0000ff"/>
-          <w:rFonts w:ascii="Charis SIL Regular" w:hAnsi="Charis SIL Regular" w:eastAsia="Charis SIL Regular"/>
-          <w:b w:val="0"/>
-          <w:i w:val="0"/>
-          <w:color w:val="000000"/>
-          <w:sz w:val="24"/>
-        </w:rPr>
-        <w:t>i</w:t>
-      </w:r>
-      <w:r>
-        <w:rPr>
-          <w:u w:val="single" w:color="0000ff"/>
-          <w:rFonts w:ascii="Charis SIL Regular" w:hAnsi="Charis SIL Regular" w:eastAsia="Charis SIL Regular"/>
-          <w:b w:val="0"/>
-          <w:i w:val="0"/>
-          <w:color w:val="000000"/>
-          <w:sz w:val="24"/>
-        </w:rPr>
-        <w:hyperlink r:id="rId23" w:history="1">
-          <w:r>
-            <w:rPr>
-              <w:rStyle w:val="Hyperlink"/>
-            </w:rPr>
-            <w:t>n te zien</w:t>
-          </w:r>
-        </w:hyperlink>
-      </w:r>
-      <w:r>
-        <w:rPr>
-          <w:u w:val="single" w:color="0000ff"/>
-          <w:rFonts w:ascii="Charis SIL Regular" w:hAnsi="Charis SIL Regular" w:eastAsia="Charis SIL Regular"/>
-          <w:b w:val="0"/>
-          <w:i w:val="0"/>
-          <w:color w:val="000000"/>
-          <w:sz w:val="24"/>
-        </w:rPr>
-        <w:hyperlink r:id="rId23" w:history="1">
-          <w:r>
-            <w:rPr>
-              <w:rStyle w:val="Hyperlink"/>
-            </w:rPr>
-            <w:t>.</w:t>
-          </w:r>
-        </w:hyperlink>
-      </w:r>
-      <w:r>
-        <w:rPr>
-          <w:u w:val="single" w:color="0000ff"/>
-          <w:rFonts w:ascii="Charis SIL Regular" w:hAnsi="Charis SIL Regular" w:eastAsia="Charis SIL Regular"/>
-          <w:b w:val="0"/>
-          <w:i w:val="0"/>
-          <w:color w:val="000000"/>
-          <w:sz w:val="24"/>
-        </w:rPr>
-        <w:hyperlink r:id="rId23" w:history="1">
-          <w:r>
-            <w:rPr>
-              <w:rStyle w:val="Hyperlink"/>
-            </w:rPr>
-            <w:t xml:space="preserve"> Het ni</w:t>
-          </w:r>
-        </w:hyperlink>
-      </w:r>
-      <w:r>
-        <w:rPr>
-          <w:u w:val="single" w:color="0000ff"/>
-          <w:rFonts w:ascii="Charis SIL Regular" w:hAnsi="Charis SIL Regular" w:eastAsia="Charis SIL Regular"/>
-          <w:b w:val="0"/>
-          <w:i w:val="0"/>
-          <w:color w:val="000000"/>
-          <w:sz w:val="24"/>
-        </w:rPr>
-        <w:hyperlink r:id="rId23" w:history="1">
-          <w:r>
-            <w:rPr>
-              <w:rStyle w:val="Hyperlink"/>
-            </w:rPr>
-            <w:t>e</w:t>
-          </w:r>
-        </w:hyperlink>
-      </w:r>
-      <w:r>
-        <w:rPr>
-          <w:u w:val="single" w:color="0000ff"/>
-          <w:rFonts w:ascii="Charis SIL Regular" w:hAnsi="Charis SIL Regular" w:eastAsia="Charis SIL Regular"/>
-          <w:b w:val="0"/>
-          <w:i w:val="0"/>
-          <w:color w:val="000000"/>
-          <w:sz w:val="24"/>
-        </w:rPr>
-        <w:hyperlink r:id="rId23" w:history="1">
-          <w:r>
-            <w:rPr>
-              <w:rStyle w:val="Hyperlink"/>
-            </w:rPr>
-            <w:t>uw</w:t>
-          </w:r>
-        </w:hyperlink>
-      </w:r>
-      <w:r>
-        <w:rPr>
-          <w:u w:val="single" w:color="0000ff"/>
-          <w:rFonts w:ascii="Charis SIL Regular" w:hAnsi="Charis SIL Regular" w:eastAsia="Charis SIL Regular"/>
-          <w:b w:val="0"/>
-          <w:i w:val="0"/>
-          <w:color w:val="000000"/>
-          <w:sz w:val="24"/>
-        </w:rPr>
-        <w:hyperlink r:id="rId23" w:history="1">
-          <w:r>
-            <w:rPr>
-              <w:rStyle w:val="Hyperlink"/>
-            </w:rPr>
-            <w:t>ere</w:t>
-          </w:r>
-        </w:hyperlink>
+        <w:t>siek in te zien. Het nieuwere</w:t>
       </w:r>
       <w:r>
         <w:rPr>
@@ -2881,21 +2715,13 @@
       </w:r>
       <w:r>
         <w:rPr>
-          <w:u w:val="single" w:color="0000ff"/>
           <w:rFonts w:ascii="Charis SIL Regular" w:hAnsi="Charis SIL Regular" w:eastAsia="Charis SIL Regular"/>
           <w:b w:val="0"/>
           <w:i w:val="0"/>
           <w:color w:val="000000"/>
           <w:sz w:val="24"/>
         </w:rPr>
-        <w:hyperlink r:id="rId25" w:history="1">
-          <w:r>
-            <w:rPr>
-              <w:rStyle w:val="Hyperlink"/>
-            </w:rPr>
-            <w:t>vatte</w:t>
-          </w:r>
-        </w:hyperlink>
+        <w:t>vatte</w:t>
       </w:r>
       <w:r>
         <w:rPr>

--- a/EXPORTS/DOCX/published/niveau3/Dutch/ZeeuwschGenootschap.docx
+++ b/EXPORTS/DOCX/published/niveau3/Dutch/ZeeuwschGenootschap.docx
@@ -616,7 +616,61 @@
           <w:color w:val="000000"/>
           <w:sz w:val="24"/>
         </w:rPr>
-        <w:t xml:space="preserve">; kaarten, tekeningen en prenten berusten bij het </w:t>
+        <w:t>; kaarten, tekeningen en prenten beru</w:t>
+      </w:r>
+      <w:r>
+        <w:rPr>
+          <w:u w:val="single" w:color="0000ff"/>
+          <w:rFonts w:ascii="Charis SIL Regular" w:hAnsi="Charis SIL Regular" w:eastAsia="Charis SIL Regular"/>
+          <w:b w:val="0"/>
+          <w:i w:val="0"/>
+          <w:color w:val="000000"/>
+          <w:sz w:val="24"/>
+        </w:rPr>
+        <w:hyperlink r:id="rId10" w:history="1">
+          <w:r>
+            <w:rPr>
+              <w:rStyle w:val="Hyperlink"/>
+            </w:rPr>
+            <w:t>sten bi</w:t>
+          </w:r>
+        </w:hyperlink>
+      </w:r>
+      <w:r>
+        <w:rPr>
+          <w:u w:val="single" w:color="0000ff"/>
+          <w:rFonts w:ascii="Charis SIL Regular" w:hAnsi="Charis SIL Regular" w:eastAsia="Charis SIL Regular"/>
+          <w:b w:val="0"/>
+          <w:i w:val="0"/>
+          <w:color w:val="000000"/>
+          <w:sz w:val="24"/>
+        </w:rPr>
+        <w:hyperlink r:id="rId10" w:history="1">
+          <w:r>
+            <w:rPr>
+              <w:rStyle w:val="Hyperlink"/>
+            </w:rPr>
+            <w:t>j</w:t>
+          </w:r>
+        </w:hyperlink>
+      </w:r>
+      <w:r>
+        <w:rPr>
+          <w:u w:val="single" w:color="0000ff"/>
+          <w:rFonts w:ascii="Charis SIL Regular" w:hAnsi="Charis SIL Regular" w:eastAsia="Charis SIL Regular"/>
+          <w:b w:val="0"/>
+          <w:i w:val="0"/>
+          <w:color w:val="000000"/>
+          <w:sz w:val="24"/>
+        </w:rPr>
+        <w:hyperlink r:id="rId10" w:history="1">
+          <w:r>
+            <w:rPr>
+              <w:rStyle w:val="Hyperlink"/>
+            </w:rPr>
+            <w:t xml:space="preserve"> het </w:t>
+          </w:r>
+        </w:hyperlink>
       </w:r>
       <w:r>
         <w:rPr>
@@ -627,7 +681,7 @@
           <w:sz w:val="24"/>
           <w:u w:val="single"/>
         </w:rPr>
-        <w:hyperlink r:id="rId12" w:history="1">
+        <w:hyperlink r:id="rId10" w:history="1">
           <w:r>
             <w:rPr>
               <w:rStyle w:val="Hyperlink"/>
@@ -635,6 +689,16 @@
             <w:t>Zeeu</w:t>
           </w:r>
         </w:hyperlink>
+      </w:r>
+      <w:r>
+        <w:rPr>
+          <w:rFonts w:ascii="Charis SIL Regular" w:hAnsi="Charis SIL Regular" w:eastAsia="Charis SIL Regular"/>
+          <w:b w:val="0"/>
+          <w:i w:val="0"/>
+          <w:color w:val="0000FF"/>
+          <w:sz w:val="24"/>
+        </w:rPr>
+        <w:t>ws Arc</w:t>
       </w:r>
       <w:r>
         <w:rPr>
@@ -645,54 +709,7 @@
           <w:sz w:val="24"/>
           <w:u w:val="single"/>
         </w:rPr>
-        <w:hyperlink r:id="rId12" w:history="1">
-          <w:r>
-            <w:rPr>
-              <w:rStyle w:val="Hyperlink"/>
-            </w:rPr>
-            <w:t>ws</w:t>
-          </w:r>
-        </w:hyperlink>
-      </w:r>
-      <w:r>
-        <w:rPr>
-          <w:rFonts w:ascii="Charis SIL Regular" w:hAnsi="Charis SIL Regular" w:eastAsia="Charis SIL Regular"/>
-          <w:b w:val="0"/>
-          <w:i w:val="0"/>
-          <w:color w:val="0000FF"/>
-          <w:sz w:val="24"/>
-          <w:u w:val="single"/>
-        </w:rPr>
-        <w:t xml:space="preserve"> </w:t>
-      </w:r>
-      <w:r>
-        <w:rPr>
-          <w:rFonts w:ascii="Charis SIL Regular" w:hAnsi="Charis SIL Regular" w:eastAsia="Charis SIL Regular"/>
-          <w:b w:val="0"/>
-          <w:i w:val="0"/>
-          <w:color w:val="0000FF"/>
-          <w:sz w:val="24"/>
-          <w:u w:val="single"/>
-        </w:rPr>
-        <w:hyperlink r:id="rId12" w:history="1">
-          <w:r>
-            <w:rPr>
-              <w:rStyle w:val="Hyperlink"/>
-            </w:rPr>
-            <w:t>Arc</w:t>
-          </w:r>
-        </w:hyperlink>
-      </w:r>
-      <w:r>
-        <w:rPr>
-          <w:rFonts w:ascii="Charis SIL Regular" w:hAnsi="Charis SIL Regular" w:eastAsia="Charis SIL Regular"/>
-          <w:b w:val="0"/>
-          <w:i w:val="0"/>
-          <w:color w:val="0000FF"/>
-          <w:sz w:val="24"/>
-          <w:u w:val="single"/>
-        </w:rPr>
-        <w:hyperlink r:id="rId12" w:history="1">
+        <w:hyperlink r:id="rId11" w:history="1">
           <w:r>
             <w:rPr>
               <w:rStyle w:val="Hyperlink"/>
@@ -748,67 +765,13 @@
       </w:r>
       <w:r>
         <w:rPr>
-          <w:u w:val="single" w:color="0000ff"/>
           <w:rFonts w:ascii="Charis SIL Regular" w:hAnsi="Charis SIL Regular" w:eastAsia="Charis SIL Regular"/>
           <w:b w:val="0"/>
           <w:i w:val="0"/>
           <w:color w:val="000000"/>
           <w:sz w:val="24"/>
         </w:rPr>
-        <w:hyperlink r:id="rId11" w:history="1">
-          <w:r>
-            <w:rPr>
-              <w:rStyle w:val="Hyperlink"/>
-            </w:rPr>
-            <w:t>en hands</w:t>
-          </w:r>
-        </w:hyperlink>
-      </w:r>
-      <w:r>
-        <w:rPr>
-          <w:u w:val="single" w:color="0000ff"/>
-          <w:rFonts w:ascii="Charis SIL Regular" w:hAnsi="Charis SIL Regular" w:eastAsia="Charis SIL Regular"/>
-          <w:b w:val="0"/>
-          <w:i w:val="0"/>
-          <w:color w:val="000000"/>
-          <w:sz w:val="24"/>
-        </w:rPr>
-        <w:hyperlink r:id="rId11" w:history="1">
-          <w:r>
-            <w:rPr>
-              <w:rStyle w:val="Hyperlink"/>
-            </w:rPr>
-            <w:t>c</w:t>
-          </w:r>
-        </w:hyperlink>
-      </w:r>
-      <w:r>
-        <w:rPr>
-          <w:u w:val="single" w:color="0000ff"/>
-          <w:rFonts w:ascii="Charis SIL Regular" w:hAnsi="Charis SIL Regular" w:eastAsia="Charis SIL Regular"/>
-          <w:b w:val="0"/>
-          <w:i w:val="0"/>
-          <w:color w:val="000000"/>
-          <w:sz w:val="24"/>
-        </w:rPr>
-        <w:hyperlink r:id="rId11" w:history="1">
-          <w:r>
-            <w:rPr>
-              <w:rStyle w:val="Hyperlink"/>
-            </w:rPr>
-            <w:t>hriften vin</w:t>
-          </w:r>
-        </w:hyperlink>
-      </w:r>
-      <w:r>
-        <w:rPr>
-          <w:rFonts w:ascii="Charis SIL Regular" w:hAnsi="Charis SIL Regular" w:eastAsia="Charis SIL Regular"/>
-          <w:b w:val="0"/>
-          <w:i w:val="0"/>
-          <w:color w:val="000000"/>
-          <w:sz w:val="24"/>
-        </w:rPr>
-        <w:t xml:space="preserve">d je bij de </w:t>
+        <w:t xml:space="preserve">en handschriften vind je bij de </w:t>
       </w:r>
       <w:r>
         <w:rPr>
@@ -819,7 +782,7 @@
           <w:sz w:val="24"/>
           <w:u w:val="single"/>
         </w:rPr>
-        <w:hyperlink r:id="rId13" w:history="1">
+        <w:hyperlink r:id="rId12" w:history="1">
           <w:r>
             <w:rPr>
               <w:rStyle w:val="Hyperlink"/>
@@ -848,7 +811,7 @@
           <w:sz w:val="24"/>
           <w:u w:val="single"/>
         </w:rPr>
-        <w:hyperlink r:id="rId13" w:history="1">
+        <w:hyperlink r:id="rId12" w:history="1">
           <w:r>
             <w:rPr>
               <w:rStyle w:val="Hyperlink"/>
@@ -866,6 +829,84 @@
           <w:sz w:val="24"/>
         </w:rPr>
         <w:t xml:space="preserve"> en fossielen, sche</w:t>
+      </w:r>
+      <w:r>
+        <w:rPr>
+          <w:u w:val="single" w:color="0000ff"/>
+          <w:rFonts w:ascii="Charis SIL Regular" w:hAnsi="Charis SIL Regular" w:eastAsia="Charis SIL Regular"/>
+          <w:b w:val="0"/>
+          <w:i w:val="0"/>
+          <w:color w:val="000000"/>
+          <w:sz w:val="24"/>
+        </w:rPr>
+        <w:hyperlink r:id="rId13" w:history="1">
+          <w:r>
+            <w:rPr>
+              <w:rStyle w:val="Hyperlink"/>
+            </w:rPr>
+            <w:t>lpen en</w:t>
+          </w:r>
+        </w:hyperlink>
+      </w:r>
+      <w:r>
+        <w:rPr>
+          <w:u w:val="single" w:color="0000ff"/>
+          <w:rFonts w:ascii="Charis SIL Regular" w:hAnsi="Charis SIL Regular" w:eastAsia="Charis SIL Regular"/>
+          <w:b w:val="0"/>
+          <w:i w:val="0"/>
+          <w:color w:val="000000"/>
+          <w:sz w:val="24"/>
+        </w:rPr>
+        <w:t xml:space="preserve"> </w:t>
+      </w:r>
+      <w:r>
+        <w:rPr>
+          <w:u w:val="single" w:color="0000ff"/>
+          <w:rFonts w:ascii="Charis SIL Regular" w:hAnsi="Charis SIL Regular" w:eastAsia="Charis SIL Regular"/>
+          <w:b w:val="0"/>
+          <w:i w:val="0"/>
+          <w:color w:val="000000"/>
+          <w:sz w:val="24"/>
+        </w:rPr>
+        <w:hyperlink r:id="rId13" w:history="1">
+          <w:r>
+            <w:rPr>
+              <w:rStyle w:val="Hyperlink"/>
+            </w:rPr>
+            <w:t>minera</w:t>
+          </w:r>
+        </w:hyperlink>
+      </w:r>
+      <w:r>
+        <w:rPr>
+          <w:u w:val="single" w:color="0000ff"/>
+          <w:rFonts w:ascii="Charis SIL Regular" w:hAnsi="Charis SIL Regular" w:eastAsia="Charis SIL Regular"/>
+          <w:b w:val="0"/>
+          <w:i w:val="0"/>
+          <w:color w:val="000000"/>
+          <w:sz w:val="24"/>
+        </w:rPr>
+        <w:t>l</w:t>
+      </w:r>
+      <w:r>
+        <w:rPr>
+          <w:rFonts w:ascii="Charis SIL Regular" w:hAnsi="Charis SIL Regular" w:eastAsia="Charis SIL Regular"/>
+          <w:b w:val="0"/>
+          <w:i w:val="0"/>
+          <w:color w:val="000000"/>
+          <w:sz w:val="24"/>
+        </w:rPr>
+        <w:t xml:space="preserve">en, </w:t>
+      </w:r>
+      <w:r>
+        <w:rPr>
+          <w:rFonts w:ascii="Charis SIL Regular" w:hAnsi="Charis SIL Regular" w:eastAsia="Charis SIL Regular"/>
+          <w:b w:val="0"/>
+          <w:i w:val="0"/>
+          <w:color w:val="000000"/>
+          <w:sz w:val="24"/>
+        </w:rPr>
+        <w:t>deels afkomstig van de overzee</w:t>
       </w:r>
       <w:r>
         <w:rPr>
@@ -881,20 +922,9 @@
             <w:rPr>
               <w:rStyle w:val="Hyperlink"/>
             </w:rPr>
-            <w:t>lpen en</w:t>
+            <w:t>se koloni</w:t>
           </w:r>
         </w:hyperlink>
-      </w:r>
-      <w:r>
-        <w:rPr>
-          <w:u w:val="single" w:color="0000ff"/>
-          <w:rFonts w:ascii="Charis SIL Regular" w:hAnsi="Charis SIL Regular" w:eastAsia="Charis SIL Regular"/>
-          <w:b w:val="0"/>
-          <w:i w:val="0"/>
-          <w:color w:val="000000"/>
-          <w:sz w:val="24"/>
-        </w:rPr>
-        <w:t xml:space="preserve"> </w:t>
       </w:r>
       <w:r>
         <w:rPr>
@@ -906,73 +936,6 @@
           <w:sz w:val="24"/>
         </w:rPr>
         <w:hyperlink r:id="rId12" w:history="1">
-          <w:r>
-            <w:rPr>
-              <w:rStyle w:val="Hyperlink"/>
-            </w:rPr>
-            <w:t>minera</w:t>
-          </w:r>
-        </w:hyperlink>
-      </w:r>
-      <w:r>
-        <w:rPr>
-          <w:u w:val="single" w:color="0000ff"/>
-          <w:rFonts w:ascii="Charis SIL Regular" w:hAnsi="Charis SIL Regular" w:eastAsia="Charis SIL Regular"/>
-          <w:b w:val="0"/>
-          <w:i w:val="0"/>
-          <w:color w:val="000000"/>
-          <w:sz w:val="24"/>
-        </w:rPr>
-        <w:t>l</w:t>
-      </w:r>
-      <w:r>
-        <w:rPr>
-          <w:rFonts w:ascii="Charis SIL Regular" w:hAnsi="Charis SIL Regular" w:eastAsia="Charis SIL Regular"/>
-          <w:b w:val="0"/>
-          <w:i w:val="0"/>
-          <w:color w:val="000000"/>
-          <w:sz w:val="24"/>
-        </w:rPr>
-        <w:t xml:space="preserve">en, </w:t>
-      </w:r>
-      <w:r>
-        <w:rPr>
-          <w:rFonts w:ascii="Charis SIL Regular" w:hAnsi="Charis SIL Regular" w:eastAsia="Charis SIL Regular"/>
-          <w:b w:val="0"/>
-          <w:i w:val="0"/>
-          <w:color w:val="000000"/>
-          <w:sz w:val="24"/>
-        </w:rPr>
-        <w:t>deels afkomstig van de overzee</w:t>
-      </w:r>
-      <w:r>
-        <w:rPr>
-          <w:u w:val="single" w:color="0000ff"/>
-          <w:rFonts w:ascii="Charis SIL Regular" w:hAnsi="Charis SIL Regular" w:eastAsia="Charis SIL Regular"/>
-          <w:b w:val="0"/>
-          <w:i w:val="0"/>
-          <w:color w:val="000000"/>
-          <w:sz w:val="24"/>
-        </w:rPr>
-        <w:hyperlink r:id="rId13" w:history="1">
-          <w:r>
-            <w:rPr>
-              <w:rStyle w:val="Hyperlink"/>
-            </w:rPr>
-            <w:t>se koloni</w:t>
-          </w:r>
-        </w:hyperlink>
-      </w:r>
-      <w:r>
-        <w:rPr>
-          <w:u w:val="single" w:color="0000ff"/>
-          <w:rFonts w:ascii="Charis SIL Regular" w:hAnsi="Charis SIL Regular" w:eastAsia="Charis SIL Regular"/>
-          <w:b w:val="0"/>
-          <w:i w:val="0"/>
-          <w:color w:val="000000"/>
-          <w:sz w:val="24"/>
-        </w:rPr>
-        <w:hyperlink r:id="rId13" w:history="1">
           <w:r>
             <w:rPr>
               <w:rStyle w:val="Hyperlink"/>
@@ -2057,7 +2020,7 @@
           <w:sz w:val="24"/>
           <w:u w:val="single"/>
         </w:rPr>
-        <w:hyperlink r:id="rId12" w:history="1">
+        <w:hyperlink r:id="rId13" w:history="1">
           <w:r>
             <w:rPr>
               <w:rStyle w:val="Hyperlink"/>
@@ -2086,7 +2049,7 @@
           <w:sz w:val="24"/>
           <w:u w:val="single"/>
         </w:rPr>
-        <w:hyperlink r:id="rId12" w:history="1">
+        <w:hyperlink r:id="rId13" w:history="1">
           <w:r>
             <w:rPr>
               <w:rStyle w:val="Hyperlink"/>
@@ -2286,7 +2249,7 @@
           <w:color w:val="000000"/>
           <w:sz w:val="24"/>
         </w:rPr>
-        <w:t>om die re</w:t>
+        <w:t>om die reden niet meer fysiek in te zien. Het nieuw</w:t>
       </w:r>
       <w:r>
         <w:rPr>
@@ -2297,53 +2260,14 @@
           <w:color w:val="000000"/>
           <w:sz w:val="24"/>
         </w:rPr>
-        <w:hyperlink r:id="rId12" w:history="1">
+        <w:hyperlink r:id="rId23" w:history="1">
           <w:r>
             <w:rPr>
               <w:rStyle w:val="Hyperlink"/>
             </w:rPr>
-            <w:t>den niet</w:t>
+            <w:t>ere</w:t>
           </w:r>
         </w:hyperlink>
-      </w:r>
-      <w:r>
-        <w:rPr>
-          <w:u w:val="single" w:color="0000ff"/>
-          <w:rFonts w:ascii="Charis SIL Regular" w:hAnsi="Charis SIL Regular" w:eastAsia="Charis SIL Regular"/>
-          <w:b w:val="0"/>
-          <w:i w:val="0"/>
-          <w:color w:val="000000"/>
-          <w:sz w:val="24"/>
-        </w:rPr>
-        <w:t xml:space="preserve"> </w:t>
-      </w:r>
-      <w:r>
-        <w:rPr>
-          <w:u w:val="single" w:color="0000ff"/>
-          <w:rFonts w:ascii="Charis SIL Regular" w:hAnsi="Charis SIL Regular" w:eastAsia="Charis SIL Regular"/>
-          <w:b w:val="0"/>
-          <w:i w:val="0"/>
-          <w:color w:val="000000"/>
-          <w:sz w:val="24"/>
-        </w:rPr>
-        <w:hyperlink r:id="rId12" w:history="1">
-          <w:r>
-            <w:rPr>
-              <w:rStyle w:val="Hyperlink"/>
-            </w:rPr>
-            <w:t>meer fy</w:t>
-          </w:r>
-        </w:hyperlink>
-      </w:r>
-      <w:r>
-        <w:rPr>
-          <w:rFonts w:ascii="Charis SIL Regular" w:hAnsi="Charis SIL Regular" w:eastAsia="Charis SIL Regular"/>
-          <w:b w:val="0"/>
-          <w:i w:val="0"/>
-          <w:color w:val="000000"/>
-          <w:sz w:val="24"/>
-        </w:rPr>
-        <w:t>siek in te zien. Het nieuwere</w:t>
       </w:r>
       <w:r>
         <w:rPr>
@@ -2715,13 +2639,21 @@
       </w:r>
       <w:r>
         <w:rPr>
+          <w:u w:val="single" w:color="0000ff"/>
           <w:rFonts w:ascii="Charis SIL Regular" w:hAnsi="Charis SIL Regular" w:eastAsia="Charis SIL Regular"/>
           <w:b w:val="0"/>
           <w:i w:val="0"/>
           <w:color w:val="000000"/>
           <w:sz w:val="24"/>
         </w:rPr>
-        <w:t>vatte</w:t>
+        <w:hyperlink r:id="rId25" w:history="1">
+          <w:r>
+            <w:rPr>
+              <w:rStyle w:val="Hyperlink"/>
+            </w:rPr>
+            <w:t>vatte</w:t>
+          </w:r>
+        </w:hyperlink>
       </w:r>
       <w:r>
         <w:rPr>

--- a/EXPORTS/DOCX/published/niveau3/Dutch/ZeeuwschGenootschap.docx
+++ b/EXPORTS/DOCX/published/niveau3/Dutch/ZeeuwschGenootschap.docx
@@ -616,61 +616,7 @@
           <w:color w:val="000000"/>
           <w:sz w:val="24"/>
         </w:rPr>
-        <w:t>; kaarten, tekeningen en prenten beru</w:t>
-      </w:r>
-      <w:r>
-        <w:rPr>
-          <w:u w:val="single" w:color="0000ff"/>
-          <w:rFonts w:ascii="Charis SIL Regular" w:hAnsi="Charis SIL Regular" w:eastAsia="Charis SIL Regular"/>
-          <w:b w:val="0"/>
-          <w:i w:val="0"/>
-          <w:color w:val="000000"/>
-          <w:sz w:val="24"/>
-        </w:rPr>
-        <w:hyperlink r:id="rId10" w:history="1">
-          <w:r>
-            <w:rPr>
-              <w:rStyle w:val="Hyperlink"/>
-            </w:rPr>
-            <w:t>sten bi</w:t>
-          </w:r>
-        </w:hyperlink>
-      </w:r>
-      <w:r>
-        <w:rPr>
-          <w:u w:val="single" w:color="0000ff"/>
-          <w:rFonts w:ascii="Charis SIL Regular" w:hAnsi="Charis SIL Regular" w:eastAsia="Charis SIL Regular"/>
-          <w:b w:val="0"/>
-          <w:i w:val="0"/>
-          <w:color w:val="000000"/>
-          <w:sz w:val="24"/>
-        </w:rPr>
-        <w:hyperlink r:id="rId10" w:history="1">
-          <w:r>
-            <w:rPr>
-              <w:rStyle w:val="Hyperlink"/>
-            </w:rPr>
-            <w:t>j</w:t>
-          </w:r>
-        </w:hyperlink>
-      </w:r>
-      <w:r>
-        <w:rPr>
-          <w:u w:val="single" w:color="0000ff"/>
-          <w:rFonts w:ascii="Charis SIL Regular" w:hAnsi="Charis SIL Regular" w:eastAsia="Charis SIL Regular"/>
-          <w:b w:val="0"/>
-          <w:i w:val="0"/>
-          <w:color w:val="000000"/>
-          <w:sz w:val="24"/>
-        </w:rPr>
-        <w:hyperlink r:id="rId10" w:history="1">
-          <w:r>
-            <w:rPr>
-              <w:rStyle w:val="Hyperlink"/>
-            </w:rPr>
-            <w:t xml:space="preserve"> het </w:t>
-          </w:r>
-        </w:hyperlink>
+        <w:t xml:space="preserve">; kaarten, tekeningen en prenten berusten bij het </w:t>
       </w:r>
       <w:r>
         <w:rPr>
@@ -697,8 +643,16 @@
           <w:i w:val="0"/>
           <w:color w:val="0000FF"/>
           <w:sz w:val="24"/>
+          <w:u w:val="single"/>
         </w:rPr>
-        <w:t>ws Arc</w:t>
+        <w:hyperlink r:id="rId12" w:history="1">
+          <w:r>
+            <w:rPr>
+              <w:rStyle w:val="Hyperlink"/>
+            </w:rPr>
+            <w:t>ws</w:t>
+          </w:r>
+        </w:hyperlink>
       </w:r>
       <w:r>
         <w:rPr>
@@ -709,7 +663,36 @@
           <w:sz w:val="24"/>
           <w:u w:val="single"/>
         </w:rPr>
-        <w:hyperlink r:id="rId11" w:history="1">
+        <w:t xml:space="preserve"> </w:t>
+      </w:r>
+      <w:r>
+        <w:rPr>
+          <w:rFonts w:ascii="Charis SIL Regular" w:hAnsi="Charis SIL Regular" w:eastAsia="Charis SIL Regular"/>
+          <w:b w:val="0"/>
+          <w:i w:val="0"/>
+          <w:color w:val="0000FF"/>
+          <w:sz w:val="24"/>
+          <w:u w:val="single"/>
+        </w:rPr>
+        <w:hyperlink r:id="rId12" w:history="1">
+          <w:r>
+            <w:rPr>
+              <w:rStyle w:val="Hyperlink"/>
+            </w:rPr>
+            <w:t>Arc</w:t>
+          </w:r>
+        </w:hyperlink>
+      </w:r>
+      <w:r>
+        <w:rPr>
+          <w:rFonts w:ascii="Charis SIL Regular" w:hAnsi="Charis SIL Regular" w:eastAsia="Charis SIL Regular"/>
+          <w:b w:val="0"/>
+          <w:i w:val="0"/>
+          <w:color w:val="0000FF"/>
+          <w:sz w:val="24"/>
+          <w:u w:val="single"/>
+        </w:rPr>
+        <w:hyperlink r:id="rId12" w:history="1">
           <w:r>
             <w:rPr>
               <w:rStyle w:val="Hyperlink"/>
@@ -782,7 +765,7 @@
           <w:sz w:val="24"/>
           <w:u w:val="single"/>
         </w:rPr>
-        <w:hyperlink r:id="rId12" w:history="1">
+        <w:hyperlink r:id="rId13" w:history="1">
           <w:r>
             <w:rPr>
               <w:rStyle w:val="Hyperlink"/>
@@ -811,7 +794,7 @@
           <w:sz w:val="24"/>
           <w:u w:val="single"/>
         </w:rPr>
-        <w:hyperlink r:id="rId12" w:history="1">
+        <w:hyperlink r:id="rId13" w:history="1">
           <w:r>
             <w:rPr>
               <w:rStyle w:val="Hyperlink"/>
@@ -829,6 +812,84 @@
           <w:sz w:val="24"/>
         </w:rPr>
         <w:t xml:space="preserve"> en fossielen, sche</w:t>
+      </w:r>
+      <w:r>
+        <w:rPr>
+          <w:u w:val="single" w:color="0000ff"/>
+          <w:rFonts w:ascii="Charis SIL Regular" w:hAnsi="Charis SIL Regular" w:eastAsia="Charis SIL Regular"/>
+          <w:b w:val="0"/>
+          <w:i w:val="0"/>
+          <w:color w:val="000000"/>
+          <w:sz w:val="24"/>
+        </w:rPr>
+        <w:hyperlink r:id="rId12" w:history="1">
+          <w:r>
+            <w:rPr>
+              <w:rStyle w:val="Hyperlink"/>
+            </w:rPr>
+            <w:t>lpen en</w:t>
+          </w:r>
+        </w:hyperlink>
+      </w:r>
+      <w:r>
+        <w:rPr>
+          <w:u w:val="single" w:color="0000ff"/>
+          <w:rFonts w:ascii="Charis SIL Regular" w:hAnsi="Charis SIL Regular" w:eastAsia="Charis SIL Regular"/>
+          <w:b w:val="0"/>
+          <w:i w:val="0"/>
+          <w:color w:val="000000"/>
+          <w:sz w:val="24"/>
+        </w:rPr>
+        <w:t xml:space="preserve"> </w:t>
+      </w:r>
+      <w:r>
+        <w:rPr>
+          <w:u w:val="single" w:color="0000ff"/>
+          <w:rFonts w:ascii="Charis SIL Regular" w:hAnsi="Charis SIL Regular" w:eastAsia="Charis SIL Regular"/>
+          <w:b w:val="0"/>
+          <w:i w:val="0"/>
+          <w:color w:val="000000"/>
+          <w:sz w:val="24"/>
+        </w:rPr>
+        <w:hyperlink r:id="rId12" w:history="1">
+          <w:r>
+            <w:rPr>
+              <w:rStyle w:val="Hyperlink"/>
+            </w:rPr>
+            <w:t>minera</w:t>
+          </w:r>
+        </w:hyperlink>
+      </w:r>
+      <w:r>
+        <w:rPr>
+          <w:u w:val="single" w:color="0000ff"/>
+          <w:rFonts w:ascii="Charis SIL Regular" w:hAnsi="Charis SIL Regular" w:eastAsia="Charis SIL Regular"/>
+          <w:b w:val="0"/>
+          <w:i w:val="0"/>
+          <w:color w:val="000000"/>
+          <w:sz w:val="24"/>
+        </w:rPr>
+        <w:t>l</w:t>
+      </w:r>
+      <w:r>
+        <w:rPr>
+          <w:rFonts w:ascii="Charis SIL Regular" w:hAnsi="Charis SIL Regular" w:eastAsia="Charis SIL Regular"/>
+          <w:b w:val="0"/>
+          <w:i w:val="0"/>
+          <w:color w:val="000000"/>
+          <w:sz w:val="24"/>
+        </w:rPr>
+        <w:t xml:space="preserve">en, </w:t>
+      </w:r>
+      <w:r>
+        <w:rPr>
+          <w:rFonts w:ascii="Charis SIL Regular" w:hAnsi="Charis SIL Regular" w:eastAsia="Charis SIL Regular"/>
+          <w:b w:val="0"/>
+          <w:i w:val="0"/>
+          <w:color w:val="000000"/>
+          <w:sz w:val="24"/>
+        </w:rPr>
+        <w:t>deels afkomstig van de overzee</w:t>
       </w:r>
       <w:r>
         <w:rPr>
@@ -844,20 +905,9 @@
             <w:rPr>
               <w:rStyle w:val="Hyperlink"/>
             </w:rPr>
-            <w:t>lpen en</w:t>
+            <w:t>se koloni</w:t>
           </w:r>
         </w:hyperlink>
-      </w:r>
-      <w:r>
-        <w:rPr>
-          <w:u w:val="single" w:color="0000ff"/>
-          <w:rFonts w:ascii="Charis SIL Regular" w:hAnsi="Charis SIL Regular" w:eastAsia="Charis SIL Regular"/>
-          <w:b w:val="0"/>
-          <w:i w:val="0"/>
-          <w:color w:val="000000"/>
-          <w:sz w:val="24"/>
-        </w:rPr>
-        <w:t xml:space="preserve"> </w:t>
       </w:r>
       <w:r>
         <w:rPr>
@@ -869,73 +919,6 @@
           <w:sz w:val="24"/>
         </w:rPr>
         <w:hyperlink r:id="rId13" w:history="1">
-          <w:r>
-            <w:rPr>
-              <w:rStyle w:val="Hyperlink"/>
-            </w:rPr>
-            <w:t>minera</w:t>
-          </w:r>
-        </w:hyperlink>
-      </w:r>
-      <w:r>
-        <w:rPr>
-          <w:u w:val="single" w:color="0000ff"/>
-          <w:rFonts w:ascii="Charis SIL Regular" w:hAnsi="Charis SIL Regular" w:eastAsia="Charis SIL Regular"/>
-          <w:b w:val="0"/>
-          <w:i w:val="0"/>
-          <w:color w:val="000000"/>
-          <w:sz w:val="24"/>
-        </w:rPr>
-        <w:t>l</w:t>
-      </w:r>
-      <w:r>
-        <w:rPr>
-          <w:rFonts w:ascii="Charis SIL Regular" w:hAnsi="Charis SIL Regular" w:eastAsia="Charis SIL Regular"/>
-          <w:b w:val="0"/>
-          <w:i w:val="0"/>
-          <w:color w:val="000000"/>
-          <w:sz w:val="24"/>
-        </w:rPr>
-        <w:t xml:space="preserve">en, </w:t>
-      </w:r>
-      <w:r>
-        <w:rPr>
-          <w:rFonts w:ascii="Charis SIL Regular" w:hAnsi="Charis SIL Regular" w:eastAsia="Charis SIL Regular"/>
-          <w:b w:val="0"/>
-          <w:i w:val="0"/>
-          <w:color w:val="000000"/>
-          <w:sz w:val="24"/>
-        </w:rPr>
-        <w:t>deels afkomstig van de overzee</w:t>
-      </w:r>
-      <w:r>
-        <w:rPr>
-          <w:u w:val="single" w:color="0000ff"/>
-          <w:rFonts w:ascii="Charis SIL Regular" w:hAnsi="Charis SIL Regular" w:eastAsia="Charis SIL Regular"/>
-          <w:b w:val="0"/>
-          <w:i w:val="0"/>
-          <w:color w:val="000000"/>
-          <w:sz w:val="24"/>
-        </w:rPr>
-        <w:hyperlink r:id="rId12" w:history="1">
-          <w:r>
-            <w:rPr>
-              <w:rStyle w:val="Hyperlink"/>
-            </w:rPr>
-            <w:t>se koloni</w:t>
-          </w:r>
-        </w:hyperlink>
-      </w:r>
-      <w:r>
-        <w:rPr>
-          <w:u w:val="single" w:color="0000ff"/>
-          <w:rFonts w:ascii="Charis SIL Regular" w:hAnsi="Charis SIL Regular" w:eastAsia="Charis SIL Regular"/>
-          <w:b w:val="0"/>
-          <w:i w:val="0"/>
-          <w:color w:val="000000"/>
-          <w:sz w:val="24"/>
-        </w:rPr>
-        <w:hyperlink r:id="rId12" w:history="1">
           <w:r>
             <w:rPr>
               <w:rStyle w:val="Hyperlink"/>
@@ -1053,14 +1036,7 @@
           <w:color w:val="000000"/>
           <w:sz w:val="24"/>
         </w:rPr>
-        <w:hyperlink r:id="rId14" w:history="1">
-          <w:r>
-            <w:rPr>
-              <w:rStyle w:val="Hyperlink"/>
-            </w:rPr>
-            <w:t>eologische voor</w:t>
-          </w:r>
-        </w:hyperlink>
+        <w:t>eologische voor</w:t>
       </w:r>
       <w:r>
         <w:rPr>
@@ -1938,15 +1914,9 @@
           <w:i w:val="0"/>
           <w:color w:val="0000FF"/>
           <w:sz w:val="24"/>
+          <w:u w:val="single"/>
         </w:rPr>
-        <w:hyperlink r:id="rId22" w:history="1">
-          <w:r>
-            <w:rPr>
-              <w:rStyle w:val="Hyperlink"/>
-            </w:rPr>
-            <w:t>e</w:t>
-          </w:r>
-        </w:hyperlink>
+        <w:t>e</w:t>
       </w:r>
       <w:r>
         <w:rPr>
@@ -2020,7 +1990,7 @@
           <w:sz w:val="24"/>
           <w:u w:val="single"/>
         </w:rPr>
-        <w:hyperlink r:id="rId13" w:history="1">
+        <w:hyperlink r:id="rId12" w:history="1">
           <w:r>
             <w:rPr>
               <w:rStyle w:val="Hyperlink"/>
@@ -2049,7 +2019,7 @@
           <w:sz w:val="24"/>
           <w:u w:val="single"/>
         </w:rPr>
-        <w:hyperlink r:id="rId13" w:history="1">
+        <w:hyperlink r:id="rId12" w:history="1">
           <w:r>
             <w:rPr>
               <w:rStyle w:val="Hyperlink"/>
@@ -2249,7 +2219,165 @@
           <w:color w:val="000000"/>
           <w:sz w:val="24"/>
         </w:rPr>
-        <w:t>om die reden niet meer fysiek in te zien. Het nieuw</w:t>
+        <w:t>om die re</w:t>
+      </w:r>
+      <w:r>
+        <w:rPr>
+          <w:u w:val="single" w:color="0000ff"/>
+          <w:rFonts w:ascii="Charis SIL Regular" w:hAnsi="Charis SIL Regular" w:eastAsia="Charis SIL Regular"/>
+          <w:b w:val="0"/>
+          <w:i w:val="0"/>
+          <w:color w:val="000000"/>
+          <w:sz w:val="24"/>
+        </w:rPr>
+        <w:hyperlink r:id="rId12" w:history="1">
+          <w:r>
+            <w:rPr>
+              <w:rStyle w:val="Hyperlink"/>
+            </w:rPr>
+            <w:t>den niet</w:t>
+          </w:r>
+        </w:hyperlink>
+      </w:r>
+      <w:r>
+        <w:rPr>
+          <w:u w:val="single" w:color="0000ff"/>
+          <w:rFonts w:ascii="Charis SIL Regular" w:hAnsi="Charis SIL Regular" w:eastAsia="Charis SIL Regular"/>
+          <w:b w:val="0"/>
+          <w:i w:val="0"/>
+          <w:color w:val="000000"/>
+          <w:sz w:val="24"/>
+        </w:rPr>
+        <w:t xml:space="preserve"> </w:t>
+      </w:r>
+      <w:r>
+        <w:rPr>
+          <w:u w:val="single" w:color="0000ff"/>
+          <w:rFonts w:ascii="Charis SIL Regular" w:hAnsi="Charis SIL Regular" w:eastAsia="Charis SIL Regular"/>
+          <w:b w:val="0"/>
+          <w:i w:val="0"/>
+          <w:color w:val="000000"/>
+          <w:sz w:val="24"/>
+        </w:rPr>
+        <w:hyperlink r:id="rId12" w:history="1">
+          <w:r>
+            <w:rPr>
+              <w:rStyle w:val="Hyperlink"/>
+            </w:rPr>
+            <w:t>meer fy</w:t>
+          </w:r>
+        </w:hyperlink>
+      </w:r>
+      <w:r>
+        <w:rPr>
+          <w:rFonts w:ascii="Charis SIL Regular" w:hAnsi="Charis SIL Regular" w:eastAsia="Charis SIL Regular"/>
+          <w:b w:val="0"/>
+          <w:i w:val="0"/>
+          <w:color w:val="000000"/>
+          <w:sz w:val="24"/>
+        </w:rPr>
+        <w:t xml:space="preserve">siek </w:t>
+      </w:r>
+      <w:r>
+        <w:rPr>
+          <w:u w:val="single" w:color="0000ff"/>
+          <w:rFonts w:ascii="Charis SIL Regular" w:hAnsi="Charis SIL Regular" w:eastAsia="Charis SIL Regular"/>
+          <w:b w:val="0"/>
+          <w:i w:val="0"/>
+          <w:color w:val="000000"/>
+          <w:sz w:val="24"/>
+        </w:rPr>
+        <w:t>i</w:t>
+      </w:r>
+      <w:r>
+        <w:rPr>
+          <w:u w:val="single" w:color="0000ff"/>
+          <w:rFonts w:ascii="Charis SIL Regular" w:hAnsi="Charis SIL Regular" w:eastAsia="Charis SIL Regular"/>
+          <w:b w:val="0"/>
+          <w:i w:val="0"/>
+          <w:color w:val="000000"/>
+          <w:sz w:val="24"/>
+        </w:rPr>
+        <w:hyperlink r:id="rId23" w:history="1">
+          <w:r>
+            <w:rPr>
+              <w:rStyle w:val="Hyperlink"/>
+            </w:rPr>
+            <w:t>n te zien</w:t>
+          </w:r>
+        </w:hyperlink>
+      </w:r>
+      <w:r>
+        <w:rPr>
+          <w:u w:val="single" w:color="0000ff"/>
+          <w:rFonts w:ascii="Charis SIL Regular" w:hAnsi="Charis SIL Regular" w:eastAsia="Charis SIL Regular"/>
+          <w:b w:val="0"/>
+          <w:i w:val="0"/>
+          <w:color w:val="000000"/>
+          <w:sz w:val="24"/>
+        </w:rPr>
+        <w:hyperlink r:id="rId23" w:history="1">
+          <w:r>
+            <w:rPr>
+              <w:rStyle w:val="Hyperlink"/>
+            </w:rPr>
+            <w:t>.</w:t>
+          </w:r>
+        </w:hyperlink>
+      </w:r>
+      <w:r>
+        <w:rPr>
+          <w:u w:val="single" w:color="0000ff"/>
+          <w:rFonts w:ascii="Charis SIL Regular" w:hAnsi="Charis SIL Regular" w:eastAsia="Charis SIL Regular"/>
+          <w:b w:val="0"/>
+          <w:i w:val="0"/>
+          <w:color w:val="000000"/>
+          <w:sz w:val="24"/>
+        </w:rPr>
+        <w:hyperlink r:id="rId23" w:history="1">
+          <w:r>
+            <w:rPr>
+              <w:rStyle w:val="Hyperlink"/>
+            </w:rPr>
+            <w:t xml:space="preserve"> Het ni</w:t>
+          </w:r>
+        </w:hyperlink>
+      </w:r>
+      <w:r>
+        <w:rPr>
+          <w:u w:val="single" w:color="0000ff"/>
+          <w:rFonts w:ascii="Charis SIL Regular" w:hAnsi="Charis SIL Regular" w:eastAsia="Charis SIL Regular"/>
+          <w:b w:val="0"/>
+          <w:i w:val="0"/>
+          <w:color w:val="000000"/>
+          <w:sz w:val="24"/>
+        </w:rPr>
+        <w:hyperlink r:id="rId23" w:history="1">
+          <w:r>
+            <w:rPr>
+              <w:rStyle w:val="Hyperlink"/>
+            </w:rPr>
+            <w:t>e</w:t>
+          </w:r>
+        </w:hyperlink>
+      </w:r>
+      <w:r>
+        <w:rPr>
+          <w:u w:val="single" w:color="0000ff"/>
+          <w:rFonts w:ascii="Charis SIL Regular" w:hAnsi="Charis SIL Regular" w:eastAsia="Charis SIL Regular"/>
+          <w:b w:val="0"/>
+          <w:i w:val="0"/>
+          <w:color w:val="000000"/>
+          <w:sz w:val="24"/>
+        </w:rPr>
+        <w:hyperlink r:id="rId23" w:history="1">
+          <w:r>
+            <w:rPr>
+              <w:rStyle w:val="Hyperlink"/>
+            </w:rPr>
+            <w:t>uw</w:t>
+          </w:r>
+        </w:hyperlink>
       </w:r>
       <w:r>
         <w:rPr>
@@ -2575,85 +2703,13 @@
       </w:r>
       <w:r>
         <w:rPr>
-          <w:u w:val="single" w:color="0000ff"/>
           <w:rFonts w:ascii="Charis SIL Regular" w:hAnsi="Charis SIL Regular" w:eastAsia="Charis SIL Regular"/>
           <w:b w:val="0"/>
           <w:i w:val="0"/>
           <w:color w:val="000000"/>
           <w:sz w:val="24"/>
         </w:rPr>
-        <w:hyperlink r:id="rId24" w:history="1">
-          <w:r>
-            <w:rPr>
-              <w:rStyle w:val="Hyperlink"/>
-            </w:rPr>
-            <w:t>materiaal voor herkom</w:t>
-          </w:r>
-        </w:hyperlink>
-      </w:r>
-      <w:r>
-        <w:rPr>
-          <w:rFonts w:ascii="Charis SIL Regular" w:hAnsi="Charis SIL Regular" w:eastAsia="Charis SIL Regular"/>
-          <w:b w:val="0"/>
-          <w:i w:val="0"/>
-          <w:color w:val="000000"/>
-          <w:sz w:val="24"/>
-        </w:rPr>
-        <w:t>stonder</w:t>
-      </w:r>
-      <w:r>
-        <w:rPr>
-          <w:u w:val="single" w:color="0000ff"/>
-          <w:rFonts w:ascii="Charis SIL Regular" w:hAnsi="Charis SIL Regular" w:eastAsia="Charis SIL Regular"/>
-          <w:b w:val="0"/>
-          <w:i w:val="0"/>
-          <w:color w:val="000000"/>
-          <w:sz w:val="24"/>
-        </w:rPr>
-        <w:hyperlink r:id="rId25" w:history="1">
-          <w:r>
-            <w:rPr>
-              <w:rStyle w:val="Hyperlink"/>
-            </w:rPr>
-            <w:t>zoek b</w:t>
-          </w:r>
-        </w:hyperlink>
-      </w:r>
-      <w:r>
-        <w:rPr>
-          <w:u w:val="single" w:color="0000ff"/>
-          <w:rFonts w:ascii="Charis SIL Regular" w:hAnsi="Charis SIL Regular" w:eastAsia="Charis SIL Regular"/>
-          <w:b w:val="0"/>
-          <w:i w:val="0"/>
-          <w:color w:val="000000"/>
-          <w:sz w:val="24"/>
-        </w:rPr>
-        <w:hyperlink r:id="rId25" w:history="1">
-          <w:r>
-            <w:rPr>
-              <w:rStyle w:val="Hyperlink"/>
-            </w:rPr>
-            <w:t>e</w:t>
-          </w:r>
-        </w:hyperlink>
-      </w:r>
-      <w:r>
-        <w:rPr>
-          <w:u w:val="single" w:color="0000ff"/>
-          <w:rFonts w:ascii="Charis SIL Regular" w:hAnsi="Charis SIL Regular" w:eastAsia="Charis SIL Regular"/>
-          <w:b w:val="0"/>
-          <w:i w:val="0"/>
-          <w:color w:val="000000"/>
-          <w:sz w:val="24"/>
-        </w:rPr>
-        <w:hyperlink r:id="rId25" w:history="1">
-          <w:r>
-            <w:rPr>
-              <w:rStyle w:val="Hyperlink"/>
-            </w:rPr>
-            <w:t>vatte</w:t>
-          </w:r>
-        </w:hyperlink>
+        <w:t>materiaal voor herkomstonderzoek bevatte</w:t>
       </w:r>
       <w:r>
         <w:rPr>

--- a/EXPORTS/DOCX/published/niveau3/Dutch/ZeeuwschGenootschap.docx
+++ b/EXPORTS/DOCX/published/niveau3/Dutch/ZeeuwschGenootschap.docx
@@ -616,7 +616,61 @@
           <w:color w:val="000000"/>
           <w:sz w:val="24"/>
         </w:rPr>
-        <w:t xml:space="preserve">; kaarten, tekeningen en prenten berusten bij het </w:t>
+        <w:t>; kaarten, tekeningen en prenten beru</w:t>
+      </w:r>
+      <w:r>
+        <w:rPr>
+          <w:u w:val="single" w:color="0000ff"/>
+          <w:rFonts w:ascii="Charis SIL Regular" w:hAnsi="Charis SIL Regular" w:eastAsia="Charis SIL Regular"/>
+          <w:b w:val="0"/>
+          <w:i w:val="0"/>
+          <w:color w:val="000000"/>
+          <w:sz w:val="24"/>
+        </w:rPr>
+        <w:hyperlink r:id="rId10" w:history="1">
+          <w:r>
+            <w:rPr>
+              <w:rStyle w:val="Hyperlink"/>
+            </w:rPr>
+            <w:t>sten bi</w:t>
+          </w:r>
+        </w:hyperlink>
+      </w:r>
+      <w:r>
+        <w:rPr>
+          <w:u w:val="single" w:color="0000ff"/>
+          <w:rFonts w:ascii="Charis SIL Regular" w:hAnsi="Charis SIL Regular" w:eastAsia="Charis SIL Regular"/>
+          <w:b w:val="0"/>
+          <w:i w:val="0"/>
+          <w:color w:val="000000"/>
+          <w:sz w:val="24"/>
+        </w:rPr>
+        <w:hyperlink r:id="rId10" w:history="1">
+          <w:r>
+            <w:rPr>
+              <w:rStyle w:val="Hyperlink"/>
+            </w:rPr>
+            <w:t>j</w:t>
+          </w:r>
+        </w:hyperlink>
+      </w:r>
+      <w:r>
+        <w:rPr>
+          <w:u w:val="single" w:color="0000ff"/>
+          <w:rFonts w:ascii="Charis SIL Regular" w:hAnsi="Charis SIL Regular" w:eastAsia="Charis SIL Regular"/>
+          <w:b w:val="0"/>
+          <w:i w:val="0"/>
+          <w:color w:val="000000"/>
+          <w:sz w:val="24"/>
+        </w:rPr>
+        <w:hyperlink r:id="rId10" w:history="1">
+          <w:r>
+            <w:rPr>
+              <w:rStyle w:val="Hyperlink"/>
+            </w:rPr>
+            <w:t xml:space="preserve"> het </w:t>
+          </w:r>
+        </w:hyperlink>
       </w:r>
       <w:r>
         <w:rPr>
@@ -627,7 +681,7 @@
           <w:sz w:val="24"/>
           <w:u w:val="single"/>
         </w:rPr>
-        <w:hyperlink r:id="rId12" w:history="1">
+        <w:hyperlink r:id="rId10" w:history="1">
           <w:r>
             <w:rPr>
               <w:rStyle w:val="Hyperlink"/>
@@ -635,6 +689,16 @@
             <w:t>Zeeu</w:t>
           </w:r>
         </w:hyperlink>
+      </w:r>
+      <w:r>
+        <w:rPr>
+          <w:rFonts w:ascii="Charis SIL Regular" w:hAnsi="Charis SIL Regular" w:eastAsia="Charis SIL Regular"/>
+          <w:b w:val="0"/>
+          <w:i w:val="0"/>
+          <w:color w:val="0000FF"/>
+          <w:sz w:val="24"/>
+        </w:rPr>
+        <w:t>ws Arc</w:t>
       </w:r>
       <w:r>
         <w:rPr>
@@ -645,54 +709,7 @@
           <w:sz w:val="24"/>
           <w:u w:val="single"/>
         </w:rPr>
-        <w:hyperlink r:id="rId12" w:history="1">
-          <w:r>
-            <w:rPr>
-              <w:rStyle w:val="Hyperlink"/>
-            </w:rPr>
-            <w:t>ws</w:t>
-          </w:r>
-        </w:hyperlink>
-      </w:r>
-      <w:r>
-        <w:rPr>
-          <w:rFonts w:ascii="Charis SIL Regular" w:hAnsi="Charis SIL Regular" w:eastAsia="Charis SIL Regular"/>
-          <w:b w:val="0"/>
-          <w:i w:val="0"/>
-          <w:color w:val="0000FF"/>
-          <w:sz w:val="24"/>
-          <w:u w:val="single"/>
-        </w:rPr>
-        <w:t xml:space="preserve"> </w:t>
-      </w:r>
-      <w:r>
-        <w:rPr>
-          <w:rFonts w:ascii="Charis SIL Regular" w:hAnsi="Charis SIL Regular" w:eastAsia="Charis SIL Regular"/>
-          <w:b w:val="0"/>
-          <w:i w:val="0"/>
-          <w:color w:val="0000FF"/>
-          <w:sz w:val="24"/>
-          <w:u w:val="single"/>
-        </w:rPr>
-        <w:hyperlink r:id="rId12" w:history="1">
-          <w:r>
-            <w:rPr>
-              <w:rStyle w:val="Hyperlink"/>
-            </w:rPr>
-            <w:t>Arc</w:t>
-          </w:r>
-        </w:hyperlink>
-      </w:r>
-      <w:r>
-        <w:rPr>
-          <w:rFonts w:ascii="Charis SIL Regular" w:hAnsi="Charis SIL Regular" w:eastAsia="Charis SIL Regular"/>
-          <w:b w:val="0"/>
-          <w:i w:val="0"/>
-          <w:color w:val="0000FF"/>
-          <w:sz w:val="24"/>
-          <w:u w:val="single"/>
-        </w:rPr>
-        <w:hyperlink r:id="rId12" w:history="1">
+        <w:hyperlink r:id="rId11" w:history="1">
           <w:r>
             <w:rPr>
               <w:rStyle w:val="Hyperlink"/>
@@ -748,67 +765,13 @@
       </w:r>
       <w:r>
         <w:rPr>
-          <w:u w:val="single" w:color="0000ff"/>
           <w:rFonts w:ascii="Charis SIL Regular" w:hAnsi="Charis SIL Regular" w:eastAsia="Charis SIL Regular"/>
           <w:b w:val="0"/>
           <w:i w:val="0"/>
           <w:color w:val="000000"/>
           <w:sz w:val="24"/>
         </w:rPr>
-        <w:hyperlink r:id="rId11" w:history="1">
-          <w:r>
-            <w:rPr>
-              <w:rStyle w:val="Hyperlink"/>
-            </w:rPr>
-            <w:t>en hands</w:t>
-          </w:r>
-        </w:hyperlink>
-      </w:r>
-      <w:r>
-        <w:rPr>
-          <w:u w:val="single" w:color="0000ff"/>
-          <w:rFonts w:ascii="Charis SIL Regular" w:hAnsi="Charis SIL Regular" w:eastAsia="Charis SIL Regular"/>
-          <w:b w:val="0"/>
-          <w:i w:val="0"/>
-          <w:color w:val="000000"/>
-          <w:sz w:val="24"/>
-        </w:rPr>
-        <w:hyperlink r:id="rId11" w:history="1">
-          <w:r>
-            <w:rPr>
-              <w:rStyle w:val="Hyperlink"/>
-            </w:rPr>
-            <w:t>c</w:t>
-          </w:r>
-        </w:hyperlink>
-      </w:r>
-      <w:r>
-        <w:rPr>
-          <w:u w:val="single" w:color="0000ff"/>
-          <w:rFonts w:ascii="Charis SIL Regular" w:hAnsi="Charis SIL Regular" w:eastAsia="Charis SIL Regular"/>
-          <w:b w:val="0"/>
-          <w:i w:val="0"/>
-          <w:color w:val="000000"/>
-          <w:sz w:val="24"/>
-        </w:rPr>
-        <w:hyperlink r:id="rId11" w:history="1">
-          <w:r>
-            <w:rPr>
-              <w:rStyle w:val="Hyperlink"/>
-            </w:rPr>
-            <w:t>hriften vin</w:t>
-          </w:r>
-        </w:hyperlink>
-      </w:r>
-      <w:r>
-        <w:rPr>
-          <w:rFonts w:ascii="Charis SIL Regular" w:hAnsi="Charis SIL Regular" w:eastAsia="Charis SIL Regular"/>
-          <w:b w:val="0"/>
-          <w:i w:val="0"/>
-          <w:color w:val="000000"/>
-          <w:sz w:val="24"/>
-        </w:rPr>
-        <w:t xml:space="preserve">d je bij de </w:t>
+        <w:t xml:space="preserve">en handschriften vind je bij de </w:t>
       </w:r>
       <w:r>
         <w:rPr>
@@ -819,7 +782,7 @@
           <w:sz w:val="24"/>
           <w:u w:val="single"/>
         </w:rPr>
-        <w:hyperlink r:id="rId13" w:history="1">
+        <w:hyperlink r:id="rId12" w:history="1">
           <w:r>
             <w:rPr>
               <w:rStyle w:val="Hyperlink"/>
@@ -848,7 +811,7 @@
           <w:sz w:val="24"/>
           <w:u w:val="single"/>
         </w:rPr>
-        <w:hyperlink r:id="rId13" w:history="1">
+        <w:hyperlink r:id="rId12" w:history="1">
           <w:r>
             <w:rPr>
               <w:rStyle w:val="Hyperlink"/>
@@ -866,6 +829,84 @@
           <w:sz w:val="24"/>
         </w:rPr>
         <w:t xml:space="preserve"> en fossielen, sche</w:t>
+      </w:r>
+      <w:r>
+        <w:rPr>
+          <w:u w:val="single" w:color="0000ff"/>
+          <w:rFonts w:ascii="Charis SIL Regular" w:hAnsi="Charis SIL Regular" w:eastAsia="Charis SIL Regular"/>
+          <w:b w:val="0"/>
+          <w:i w:val="0"/>
+          <w:color w:val="000000"/>
+          <w:sz w:val="24"/>
+        </w:rPr>
+        <w:hyperlink r:id="rId13" w:history="1">
+          <w:r>
+            <w:rPr>
+              <w:rStyle w:val="Hyperlink"/>
+            </w:rPr>
+            <w:t>lpen en</w:t>
+          </w:r>
+        </w:hyperlink>
+      </w:r>
+      <w:r>
+        <w:rPr>
+          <w:u w:val="single" w:color="0000ff"/>
+          <w:rFonts w:ascii="Charis SIL Regular" w:hAnsi="Charis SIL Regular" w:eastAsia="Charis SIL Regular"/>
+          <w:b w:val="0"/>
+          <w:i w:val="0"/>
+          <w:color w:val="000000"/>
+          <w:sz w:val="24"/>
+        </w:rPr>
+        <w:t xml:space="preserve"> </w:t>
+      </w:r>
+      <w:r>
+        <w:rPr>
+          <w:u w:val="single" w:color="0000ff"/>
+          <w:rFonts w:ascii="Charis SIL Regular" w:hAnsi="Charis SIL Regular" w:eastAsia="Charis SIL Regular"/>
+          <w:b w:val="0"/>
+          <w:i w:val="0"/>
+          <w:color w:val="000000"/>
+          <w:sz w:val="24"/>
+        </w:rPr>
+        <w:hyperlink r:id="rId13" w:history="1">
+          <w:r>
+            <w:rPr>
+              <w:rStyle w:val="Hyperlink"/>
+            </w:rPr>
+            <w:t>minera</w:t>
+          </w:r>
+        </w:hyperlink>
+      </w:r>
+      <w:r>
+        <w:rPr>
+          <w:u w:val="single" w:color="0000ff"/>
+          <w:rFonts w:ascii="Charis SIL Regular" w:hAnsi="Charis SIL Regular" w:eastAsia="Charis SIL Regular"/>
+          <w:b w:val="0"/>
+          <w:i w:val="0"/>
+          <w:color w:val="000000"/>
+          <w:sz w:val="24"/>
+        </w:rPr>
+        <w:t>l</w:t>
+      </w:r>
+      <w:r>
+        <w:rPr>
+          <w:rFonts w:ascii="Charis SIL Regular" w:hAnsi="Charis SIL Regular" w:eastAsia="Charis SIL Regular"/>
+          <w:b w:val="0"/>
+          <w:i w:val="0"/>
+          <w:color w:val="000000"/>
+          <w:sz w:val="24"/>
+        </w:rPr>
+        <w:t xml:space="preserve">en, </w:t>
+      </w:r>
+      <w:r>
+        <w:rPr>
+          <w:rFonts w:ascii="Charis SIL Regular" w:hAnsi="Charis SIL Regular" w:eastAsia="Charis SIL Regular"/>
+          <w:b w:val="0"/>
+          <w:i w:val="0"/>
+          <w:color w:val="000000"/>
+          <w:sz w:val="24"/>
+        </w:rPr>
+        <w:t>deels afkomstig van de overzee</w:t>
       </w:r>
       <w:r>
         <w:rPr>
@@ -881,20 +922,9 @@
             <w:rPr>
               <w:rStyle w:val="Hyperlink"/>
             </w:rPr>
-            <w:t>lpen en</w:t>
+            <w:t>se koloni</w:t>
           </w:r>
         </w:hyperlink>
-      </w:r>
-      <w:r>
-        <w:rPr>
-          <w:u w:val="single" w:color="0000ff"/>
-          <w:rFonts w:ascii="Charis SIL Regular" w:hAnsi="Charis SIL Regular" w:eastAsia="Charis SIL Regular"/>
-          <w:b w:val="0"/>
-          <w:i w:val="0"/>
-          <w:color w:val="000000"/>
-          <w:sz w:val="24"/>
-        </w:rPr>
-        <w:t xml:space="preserve"> </w:t>
       </w:r>
       <w:r>
         <w:rPr>
@@ -906,73 +936,6 @@
           <w:sz w:val="24"/>
         </w:rPr>
         <w:hyperlink r:id="rId12" w:history="1">
-          <w:r>
-            <w:rPr>
-              <w:rStyle w:val="Hyperlink"/>
-            </w:rPr>
-            <w:t>minera</w:t>
-          </w:r>
-        </w:hyperlink>
-      </w:r>
-      <w:r>
-        <w:rPr>
-          <w:u w:val="single" w:color="0000ff"/>
-          <w:rFonts w:ascii="Charis SIL Regular" w:hAnsi="Charis SIL Regular" w:eastAsia="Charis SIL Regular"/>
-          <w:b w:val="0"/>
-          <w:i w:val="0"/>
-          <w:color w:val="000000"/>
-          <w:sz w:val="24"/>
-        </w:rPr>
-        <w:t>l</w:t>
-      </w:r>
-      <w:r>
-        <w:rPr>
-          <w:rFonts w:ascii="Charis SIL Regular" w:hAnsi="Charis SIL Regular" w:eastAsia="Charis SIL Regular"/>
-          <w:b w:val="0"/>
-          <w:i w:val="0"/>
-          <w:color w:val="000000"/>
-          <w:sz w:val="24"/>
-        </w:rPr>
-        <w:t xml:space="preserve">en, </w:t>
-      </w:r>
-      <w:r>
-        <w:rPr>
-          <w:rFonts w:ascii="Charis SIL Regular" w:hAnsi="Charis SIL Regular" w:eastAsia="Charis SIL Regular"/>
-          <w:b w:val="0"/>
-          <w:i w:val="0"/>
-          <w:color w:val="000000"/>
-          <w:sz w:val="24"/>
-        </w:rPr>
-        <w:t>deels afkomstig van de overzee</w:t>
-      </w:r>
-      <w:r>
-        <w:rPr>
-          <w:u w:val="single" w:color="0000ff"/>
-          <w:rFonts w:ascii="Charis SIL Regular" w:hAnsi="Charis SIL Regular" w:eastAsia="Charis SIL Regular"/>
-          <w:b w:val="0"/>
-          <w:i w:val="0"/>
-          <w:color w:val="000000"/>
-          <w:sz w:val="24"/>
-        </w:rPr>
-        <w:hyperlink r:id="rId13" w:history="1">
-          <w:r>
-            <w:rPr>
-              <w:rStyle w:val="Hyperlink"/>
-            </w:rPr>
-            <w:t>se koloni</w:t>
-          </w:r>
-        </w:hyperlink>
-      </w:r>
-      <w:r>
-        <w:rPr>
-          <w:u w:val="single" w:color="0000ff"/>
-          <w:rFonts w:ascii="Charis SIL Regular" w:hAnsi="Charis SIL Regular" w:eastAsia="Charis SIL Regular"/>
-          <w:b w:val="0"/>
-          <w:i w:val="0"/>
-          <w:color w:val="000000"/>
-          <w:sz w:val="24"/>
-        </w:rPr>
-        <w:hyperlink r:id="rId13" w:history="1">
           <w:r>
             <w:rPr>
               <w:rStyle w:val="Hyperlink"/>
@@ -2057,7 +2020,7 @@
           <w:sz w:val="24"/>
           <w:u w:val="single"/>
         </w:rPr>
-        <w:hyperlink r:id="rId12" w:history="1">
+        <w:hyperlink r:id="rId13" w:history="1">
           <w:r>
             <w:rPr>
               <w:rStyle w:val="Hyperlink"/>
@@ -2086,7 +2049,7 @@
           <w:sz w:val="24"/>
           <w:u w:val="single"/>
         </w:rPr>
-        <w:hyperlink r:id="rId12" w:history="1">
+        <w:hyperlink r:id="rId13" w:history="1">
           <w:r>
             <w:rPr>
               <w:rStyle w:val="Hyperlink"/>

--- a/EXPORTS/DOCX/published/niveau3/Dutch/ZeeuwschGenootschap.docx
+++ b/EXPORTS/DOCX/published/niveau3/Dutch/ZeeuwschGenootschap.docx
@@ -1938,15 +1938,9 @@
           <w:i w:val="0"/>
           <w:color w:val="0000FF"/>
           <w:sz w:val="24"/>
+          <w:u w:val="single"/>
         </w:rPr>
-        <w:hyperlink r:id="rId22" w:history="1">
-          <w:r>
-            <w:rPr>
-              <w:rStyle w:val="Hyperlink"/>
-            </w:rPr>
-            <w:t>e</w:t>
-          </w:r>
-        </w:hyperlink>
+        <w:t>e</w:t>
       </w:r>
       <w:r>
         <w:rPr>
@@ -3042,21 +3036,13 @@
       </w:r>
       <w:r>
         <w:rPr>
-          <w:u w:val="single" w:color="0000ff"/>
           <w:rFonts w:ascii="Charis SIL Regular" w:hAnsi="Charis SIL Regular" w:eastAsia="Charis SIL Regular"/>
           <w:b w:val="0"/>
           <w:i w:val="0"/>
           <w:color w:val="000000"/>
           <w:sz w:val="24"/>
         </w:rPr>
-        <w:hyperlink r:id="rId26" w:history="1">
-          <w:r>
-            <w:rPr>
-              <w:rStyle w:val="Hyperlink"/>
-            </w:rPr>
-            <w:t>prijsvragen die do</w:t>
-          </w:r>
-        </w:hyperlink>
+        <w:t>prijsvragen die do</w:t>
       </w:r>
       <w:r>
         <w:rPr>

--- a/EXPORTS/DOCX/published/niveau3/Dutch/ZeeuwschGenootschap.docx
+++ b/EXPORTS/DOCX/published/niveau3/Dutch/ZeeuwschGenootschap.docx
@@ -917,14 +917,7 @@
           <w:color w:val="000000"/>
           <w:sz w:val="24"/>
         </w:rPr>
-        <w:hyperlink r:id="rId12" w:history="1">
-          <w:r>
-            <w:rPr>
-              <w:rStyle w:val="Hyperlink"/>
-            </w:rPr>
-            <w:t>se koloni</w:t>
-          </w:r>
-        </w:hyperlink>
+        <w:t>se koloni</w:t>
       </w:r>
       <w:r>
         <w:rPr>
@@ -1938,9 +1931,15 @@
           <w:i w:val="0"/>
           <w:color w:val="0000FF"/>
           <w:sz w:val="24"/>
-          <w:u w:val="single"/>
         </w:rPr>
-        <w:t>e</w:t>
+        <w:hyperlink r:id="rId22" w:history="1">
+          <w:r>
+            <w:rPr>
+              <w:rStyle w:val="Hyperlink"/>
+            </w:rPr>
+            <w:t>e</w:t>
+          </w:r>
+        </w:hyperlink>
       </w:r>
       <w:r>
         <w:rPr>
@@ -3036,13 +3035,21 @@
       </w:r>
       <w:r>
         <w:rPr>
+          <w:u w:val="single" w:color="0000ff"/>
           <w:rFonts w:ascii="Charis SIL Regular" w:hAnsi="Charis SIL Regular" w:eastAsia="Charis SIL Regular"/>
           <w:b w:val="0"/>
           <w:i w:val="0"/>
           <w:color w:val="000000"/>
           <w:sz w:val="24"/>
         </w:rPr>
-        <w:t>prijsvragen die do</w:t>
+        <w:hyperlink r:id="rId26" w:history="1">
+          <w:r>
+            <w:rPr>
+              <w:rStyle w:val="Hyperlink"/>
+            </w:rPr>
+            <w:t>prijsvragen die do</w:t>
+          </w:r>
+        </w:hyperlink>
       </w:r>
       <w:r>
         <w:rPr>
@@ -4010,7 +4017,7 @@
         <w:autoSpaceDN w:val="0"/>
         <w:autoSpaceDE w:val="0"/>
         <w:widowControl/>
-        <w:spacing w:line="538" w:lineRule="exact" w:before="478" w:after="0"/>
+        <w:spacing w:line="538" w:lineRule="exact" w:before="458" w:after="0"/>
         <w:ind w:left="0" w:right="0" w:firstLine="0"/>
         <w:jc w:val="left"/>
       </w:pPr>

--- a/EXPORTS/DOCX/published/niveau3/Dutch/ZeeuwschGenootschap.docx
+++ b/EXPORTS/DOCX/published/niveau3/Dutch/ZeeuwschGenootschap.docx
@@ -616,79 +616,7 @@
           <w:color w:val="000000"/>
           <w:sz w:val="24"/>
         </w:rPr>
-        <w:t>; kaarten, tekeningen en prenten beru</w:t>
-      </w:r>
-      <w:r>
-        <w:rPr>
-          <w:u w:val="single" w:color="0000ff"/>
-          <w:rFonts w:ascii="Charis SIL Regular" w:hAnsi="Charis SIL Regular" w:eastAsia="Charis SIL Regular"/>
-          <w:b w:val="0"/>
-          <w:i w:val="0"/>
-          <w:color w:val="000000"/>
-          <w:sz w:val="24"/>
-        </w:rPr>
-        <w:hyperlink r:id="rId10" w:history="1">
-          <w:r>
-            <w:rPr>
-              <w:rStyle w:val="Hyperlink"/>
-            </w:rPr>
-            <w:t>sten bi</w:t>
-          </w:r>
-        </w:hyperlink>
-      </w:r>
-      <w:r>
-        <w:rPr>
-          <w:u w:val="single" w:color="0000ff"/>
-          <w:rFonts w:ascii="Charis SIL Regular" w:hAnsi="Charis SIL Regular" w:eastAsia="Charis SIL Regular"/>
-          <w:b w:val="0"/>
-          <w:i w:val="0"/>
-          <w:color w:val="000000"/>
-          <w:sz w:val="24"/>
-        </w:rPr>
-        <w:hyperlink r:id="rId10" w:history="1">
-          <w:r>
-            <w:rPr>
-              <w:rStyle w:val="Hyperlink"/>
-            </w:rPr>
-            <w:t>j</w:t>
-          </w:r>
-        </w:hyperlink>
-      </w:r>
-      <w:r>
-        <w:rPr>
-          <w:u w:val="single" w:color="0000ff"/>
-          <w:rFonts w:ascii="Charis SIL Regular" w:hAnsi="Charis SIL Regular" w:eastAsia="Charis SIL Regular"/>
-          <w:b w:val="0"/>
-          <w:i w:val="0"/>
-          <w:color w:val="000000"/>
-          <w:sz w:val="24"/>
-        </w:rPr>
-        <w:hyperlink r:id="rId10" w:history="1">
-          <w:r>
-            <w:rPr>
-              <w:rStyle w:val="Hyperlink"/>
-            </w:rPr>
-            <w:t xml:space="preserve"> het </w:t>
-          </w:r>
-        </w:hyperlink>
-      </w:r>
-      <w:r>
-        <w:rPr>
-          <w:rFonts w:ascii="Charis SIL Regular" w:hAnsi="Charis SIL Regular" w:eastAsia="Charis SIL Regular"/>
-          <w:b w:val="0"/>
-          <w:i w:val="0"/>
-          <w:color w:val="0000FF"/>
-          <w:sz w:val="24"/>
-          <w:u w:val="single"/>
-        </w:rPr>
-        <w:hyperlink r:id="rId10" w:history="1">
-          <w:r>
-            <w:rPr>
-              <w:rStyle w:val="Hyperlink"/>
-            </w:rPr>
-            <w:t>Zeeu</w:t>
-          </w:r>
-        </w:hyperlink>
+        <w:t xml:space="preserve">; kaarten, tekeningen en prenten berusten bij het </w:t>
       </w:r>
       <w:r>
         <w:rPr>
@@ -698,7 +626,7 @@
           <w:color w:val="0000FF"/>
           <w:sz w:val="24"/>
         </w:rPr>
-        <w:t>ws Arc</w:t>
+        <w:t>Zeeuws Arc</w:t>
       </w:r>
       <w:r>
         <w:rPr>
@@ -765,13 +693,67 @@
       </w:r>
       <w:r>
         <w:rPr>
+          <w:u w:val="single" w:color="0000ff"/>
           <w:rFonts w:ascii="Charis SIL Regular" w:hAnsi="Charis SIL Regular" w:eastAsia="Charis SIL Regular"/>
           <w:b w:val="0"/>
           <w:i w:val="0"/>
           <w:color w:val="000000"/>
           <w:sz w:val="24"/>
         </w:rPr>
-        <w:t xml:space="preserve">en handschriften vind je bij de </w:t>
+        <w:hyperlink r:id="rId11" w:history="1">
+          <w:r>
+            <w:rPr>
+              <w:rStyle w:val="Hyperlink"/>
+            </w:rPr>
+            <w:t>en hands</w:t>
+          </w:r>
+        </w:hyperlink>
+      </w:r>
+      <w:r>
+        <w:rPr>
+          <w:u w:val="single" w:color="0000ff"/>
+          <w:rFonts w:ascii="Charis SIL Regular" w:hAnsi="Charis SIL Regular" w:eastAsia="Charis SIL Regular"/>
+          <w:b w:val="0"/>
+          <w:i w:val="0"/>
+          <w:color w:val="000000"/>
+          <w:sz w:val="24"/>
+        </w:rPr>
+        <w:hyperlink r:id="rId11" w:history="1">
+          <w:r>
+            <w:rPr>
+              <w:rStyle w:val="Hyperlink"/>
+            </w:rPr>
+            <w:t>c</w:t>
+          </w:r>
+        </w:hyperlink>
+      </w:r>
+      <w:r>
+        <w:rPr>
+          <w:u w:val="single" w:color="0000ff"/>
+          <w:rFonts w:ascii="Charis SIL Regular" w:hAnsi="Charis SIL Regular" w:eastAsia="Charis SIL Regular"/>
+          <w:b w:val="0"/>
+          <w:i w:val="0"/>
+          <w:color w:val="000000"/>
+          <w:sz w:val="24"/>
+        </w:rPr>
+        <w:hyperlink r:id="rId11" w:history="1">
+          <w:r>
+            <w:rPr>
+              <w:rStyle w:val="Hyperlink"/>
+            </w:rPr>
+            <w:t>hriften vin</w:t>
+          </w:r>
+        </w:hyperlink>
+      </w:r>
+      <w:r>
+        <w:rPr>
+          <w:rFonts w:ascii="Charis SIL Regular" w:hAnsi="Charis SIL Regular" w:eastAsia="Charis SIL Regular"/>
+          <w:b w:val="0"/>
+          <w:i w:val="0"/>
+          <w:color w:val="000000"/>
+          <w:sz w:val="24"/>
+        </w:rPr>
+        <w:t xml:space="preserve">d je bij de </w:t>
       </w:r>
       <w:r>
         <w:rPr>
@@ -917,7 +899,14 @@
           <w:color w:val="000000"/>
           <w:sz w:val="24"/>
         </w:rPr>
-        <w:t>se koloni</w:t>
+        <w:hyperlink r:id="rId12" w:history="1">
+          <w:r>
+            <w:rPr>
+              <w:rStyle w:val="Hyperlink"/>
+            </w:rPr>
+            <w:t>se koloni</w:t>
+          </w:r>
+        </w:hyperlink>
       </w:r>
       <w:r>
         <w:rPr>

--- a/EXPORTS/DOCX/published/niveau3/Dutch/ZeeuwschGenootschap.docx
+++ b/EXPORTS/DOCX/published/niveau3/Dutch/ZeeuwschGenootschap.docx
@@ -616,7 +616,54 @@
           <w:color w:val="000000"/>
           <w:sz w:val="24"/>
         </w:rPr>
-        <w:t xml:space="preserve">; kaarten, tekeningen en prenten berusten bij het </w:t>
+        <w:t>; kaarten, tekeningen en prenten beru</w:t>
+      </w:r>
+      <w:r>
+        <w:rPr>
+          <w:u w:val="single" w:color="0000ff"/>
+          <w:rFonts w:ascii="Charis SIL Regular" w:hAnsi="Charis SIL Regular" w:eastAsia="Charis SIL Regular"/>
+          <w:b w:val="0"/>
+          <w:i w:val="0"/>
+          <w:color w:val="000000"/>
+          <w:sz w:val="24"/>
+        </w:rPr>
+        <w:hyperlink r:id="rId10" w:history="1">
+          <w:r>
+            <w:rPr>
+              <w:rStyle w:val="Hyperlink"/>
+            </w:rPr>
+            <w:t>sten bi</w:t>
+          </w:r>
+        </w:hyperlink>
+      </w:r>
+      <w:r>
+        <w:rPr>
+          <w:u w:val="single" w:color="0000ff"/>
+          <w:rFonts w:ascii="Charis SIL Regular" w:hAnsi="Charis SIL Regular" w:eastAsia="Charis SIL Regular"/>
+          <w:b w:val="0"/>
+          <w:i w:val="0"/>
+          <w:color w:val="000000"/>
+          <w:sz w:val="24"/>
+        </w:rPr>
+        <w:hyperlink r:id="rId10" w:history="1">
+          <w:r>
+            <w:rPr>
+              <w:rStyle w:val="Hyperlink"/>
+            </w:rPr>
+            <w:t>j</w:t>
+          </w:r>
+        </w:hyperlink>
+      </w:r>
+      <w:r>
+        <w:rPr>
+          <w:u w:val="single" w:color="0000ff"/>
+          <w:rFonts w:ascii="Charis SIL Regular" w:hAnsi="Charis SIL Regular" w:eastAsia="Charis SIL Regular"/>
+          <w:b w:val="0"/>
+          <w:i w:val="0"/>
+          <w:color w:val="000000"/>
+          <w:sz w:val="24"/>
+        </w:rPr>
+        <w:t xml:space="preserve"> het </w:t>
       </w:r>
       <w:r>
         <w:rPr>
@@ -625,8 +672,45 @@
           <w:i w:val="0"/>
           <w:color w:val="0000FF"/>
           <w:sz w:val="24"/>
-        </w:rPr>
-        <w:t>Zeeuws Arc</w:t>
+          <w:u w:val="single"/>
+        </w:rPr>
+        <w:hyperlink r:id="rId12" w:history="1">
+          <w:r>
+            <w:rPr>
+              <w:rStyle w:val="Hyperlink"/>
+            </w:rPr>
+            <w:t>Zeeu</w:t>
+          </w:r>
+        </w:hyperlink>
+      </w:r>
+      <w:r>
+        <w:rPr>
+          <w:rFonts w:ascii="Charis SIL Regular" w:hAnsi="Charis SIL Regular" w:eastAsia="Charis SIL Regular"/>
+          <w:b w:val="0"/>
+          <w:i w:val="0"/>
+          <w:color w:val="0000FF"/>
+          <w:sz w:val="24"/>
+          <w:u w:val="single"/>
+        </w:rPr>
+        <w:hyperlink r:id="rId12" w:history="1">
+          <w:r>
+            <w:rPr>
+              <w:rStyle w:val="Hyperlink"/>
+            </w:rPr>
+            <w:t>ws</w:t>
+          </w:r>
+        </w:hyperlink>
+      </w:r>
+      <w:r>
+        <w:rPr>
+          <w:rFonts w:ascii="Charis SIL Regular" w:hAnsi="Charis SIL Regular" w:eastAsia="Charis SIL Regular"/>
+          <w:b w:val="0"/>
+          <w:i w:val="0"/>
+          <w:color w:val="0000FF"/>
+          <w:sz w:val="24"/>
+          <w:u w:val="single"/>
+        </w:rPr>
+        <w:t xml:space="preserve"> Arc</w:t>
       </w:r>
       <w:r>
         <w:rPr>
@@ -693,67 +777,13 @@
       </w:r>
       <w:r>
         <w:rPr>
-          <w:u w:val="single" w:color="0000ff"/>
           <w:rFonts w:ascii="Charis SIL Regular" w:hAnsi="Charis SIL Regular" w:eastAsia="Charis SIL Regular"/>
           <w:b w:val="0"/>
           <w:i w:val="0"/>
           <w:color w:val="000000"/>
           <w:sz w:val="24"/>
         </w:rPr>
-        <w:hyperlink r:id="rId11" w:history="1">
-          <w:r>
-            <w:rPr>
-              <w:rStyle w:val="Hyperlink"/>
-            </w:rPr>
-            <w:t>en hands</w:t>
-          </w:r>
-        </w:hyperlink>
-      </w:r>
-      <w:r>
-        <w:rPr>
-          <w:u w:val="single" w:color="0000ff"/>
-          <w:rFonts w:ascii="Charis SIL Regular" w:hAnsi="Charis SIL Regular" w:eastAsia="Charis SIL Regular"/>
-          <w:b w:val="0"/>
-          <w:i w:val="0"/>
-          <w:color w:val="000000"/>
-          <w:sz w:val="24"/>
-        </w:rPr>
-        <w:hyperlink r:id="rId11" w:history="1">
-          <w:r>
-            <w:rPr>
-              <w:rStyle w:val="Hyperlink"/>
-            </w:rPr>
-            <w:t>c</w:t>
-          </w:r>
-        </w:hyperlink>
-      </w:r>
-      <w:r>
-        <w:rPr>
-          <w:u w:val="single" w:color="0000ff"/>
-          <w:rFonts w:ascii="Charis SIL Regular" w:hAnsi="Charis SIL Regular" w:eastAsia="Charis SIL Regular"/>
-          <w:b w:val="0"/>
-          <w:i w:val="0"/>
-          <w:color w:val="000000"/>
-          <w:sz w:val="24"/>
-        </w:rPr>
-        <w:hyperlink r:id="rId11" w:history="1">
-          <w:r>
-            <w:rPr>
-              <w:rStyle w:val="Hyperlink"/>
-            </w:rPr>
-            <w:t>hriften vin</w:t>
-          </w:r>
-        </w:hyperlink>
-      </w:r>
-      <w:r>
-        <w:rPr>
-          <w:rFonts w:ascii="Charis SIL Regular" w:hAnsi="Charis SIL Regular" w:eastAsia="Charis SIL Regular"/>
-          <w:b w:val="0"/>
-          <w:i w:val="0"/>
-          <w:color w:val="000000"/>
-          <w:sz w:val="24"/>
-        </w:rPr>
-        <w:t xml:space="preserve">d je bij de </w:t>
+        <w:t xml:space="preserve">en handschriften vind je bij de </w:t>
       </w:r>
       <w:r>
         <w:rPr>
@@ -764,7 +794,7 @@
           <w:sz w:val="24"/>
           <w:u w:val="single"/>
         </w:rPr>
-        <w:hyperlink r:id="rId12" w:history="1">
+        <w:hyperlink r:id="rId13" w:history="1">
           <w:r>
             <w:rPr>
               <w:rStyle w:val="Hyperlink"/>
@@ -793,7 +823,7 @@
           <w:sz w:val="24"/>
           <w:u w:val="single"/>
         </w:rPr>
-        <w:hyperlink r:id="rId12" w:history="1">
+        <w:hyperlink r:id="rId13" w:history="1">
           <w:r>
             <w:rPr>
               <w:rStyle w:val="Hyperlink"/>
@@ -821,7 +851,7 @@
           <w:color w:val="000000"/>
           <w:sz w:val="24"/>
         </w:rPr>
-        <w:hyperlink r:id="rId13" w:history="1">
+        <w:hyperlink r:id="rId12" w:history="1">
           <w:r>
             <w:rPr>
               <w:rStyle w:val="Hyperlink"/>
@@ -850,7 +880,7 @@
           <w:color w:val="000000"/>
           <w:sz w:val="24"/>
         </w:rPr>
-        <w:hyperlink r:id="rId13" w:history="1">
+        <w:hyperlink r:id="rId12" w:history="1">
           <w:r>
             <w:rPr>
               <w:rStyle w:val="Hyperlink"/>
@@ -899,7 +929,7 @@
           <w:color w:val="000000"/>
           <w:sz w:val="24"/>
         </w:rPr>
-        <w:hyperlink r:id="rId12" w:history="1">
+        <w:hyperlink r:id="rId13" w:history="1">
           <w:r>
             <w:rPr>
               <w:rStyle w:val="Hyperlink"/>
@@ -917,7 +947,7 @@
           <w:color w:val="000000"/>
           <w:sz w:val="24"/>
         </w:rPr>
-        <w:hyperlink r:id="rId12" w:history="1">
+        <w:hyperlink r:id="rId13" w:history="1">
           <w:r>
             <w:rPr>
               <w:rStyle w:val="Hyperlink"/>
@@ -1920,15 +1950,9 @@
           <w:i w:val="0"/>
           <w:color w:val="0000FF"/>
           <w:sz w:val="24"/>
-        </w:rPr>
-        <w:hyperlink r:id="rId22" w:history="1">
-          <w:r>
-            <w:rPr>
-              <w:rStyle w:val="Hyperlink"/>
-            </w:rPr>
-            <w:t>e</w:t>
-          </w:r>
-        </w:hyperlink>
+          <w:u w:val="single"/>
+        </w:rPr>
+        <w:t>e</w:t>
       </w:r>
       <w:r>
         <w:rPr>
@@ -2002,7 +2026,7 @@
           <w:sz w:val="24"/>
           <w:u w:val="single"/>
         </w:rPr>
-        <w:hyperlink r:id="rId13" w:history="1">
+        <w:hyperlink r:id="rId12" w:history="1">
           <w:r>
             <w:rPr>
               <w:rStyle w:val="Hyperlink"/>
@@ -2031,7 +2055,7 @@
           <w:sz w:val="24"/>
           <w:u w:val="single"/>
         </w:rPr>
-        <w:hyperlink r:id="rId13" w:history="1">
+        <w:hyperlink r:id="rId12" w:history="1">
           <w:r>
             <w:rPr>
               <w:rStyle w:val="Hyperlink"/>
@@ -2242,7 +2266,7 @@
           <w:color w:val="000000"/>
           <w:sz w:val="24"/>
         </w:rPr>
-        <w:hyperlink r:id="rId13" w:history="1">
+        <w:hyperlink r:id="rId12" w:history="1">
           <w:r>
             <w:rPr>
               <w:rStyle w:val="Hyperlink"/>
@@ -2271,7 +2295,7 @@
           <w:color w:val="000000"/>
           <w:sz w:val="24"/>
         </w:rPr>
-        <w:hyperlink r:id="rId13" w:history="1">
+        <w:hyperlink r:id="rId12" w:history="1">
           <w:r>
             <w:rPr>
               <w:rStyle w:val="Hyperlink"/>

--- a/EXPORTS/DOCX/published/niveau3/Dutch/ZeeuwschGenootschap.docx
+++ b/EXPORTS/DOCX/published/niveau3/Dutch/ZeeuwschGenootschap.docx
@@ -616,54 +616,7 @@
           <w:color w:val="000000"/>
           <w:sz w:val="24"/>
         </w:rPr>
-        <w:t>; kaarten, tekeningen en prenten beru</w:t>
-      </w:r>
-      <w:r>
-        <w:rPr>
-          <w:u w:val="single" w:color="0000ff"/>
-          <w:rFonts w:ascii="Charis SIL Regular" w:hAnsi="Charis SIL Regular" w:eastAsia="Charis SIL Regular"/>
-          <w:b w:val="0"/>
-          <w:i w:val="0"/>
-          <w:color w:val="000000"/>
-          <w:sz w:val="24"/>
-        </w:rPr>
-        <w:hyperlink r:id="rId10" w:history="1">
-          <w:r>
-            <w:rPr>
-              <w:rStyle w:val="Hyperlink"/>
-            </w:rPr>
-            <w:t>sten bi</w:t>
-          </w:r>
-        </w:hyperlink>
-      </w:r>
-      <w:r>
-        <w:rPr>
-          <w:u w:val="single" w:color="0000ff"/>
-          <w:rFonts w:ascii="Charis SIL Regular" w:hAnsi="Charis SIL Regular" w:eastAsia="Charis SIL Regular"/>
-          <w:b w:val="0"/>
-          <w:i w:val="0"/>
-          <w:color w:val="000000"/>
-          <w:sz w:val="24"/>
-        </w:rPr>
-        <w:hyperlink r:id="rId10" w:history="1">
-          <w:r>
-            <w:rPr>
-              <w:rStyle w:val="Hyperlink"/>
-            </w:rPr>
-            <w:t>j</w:t>
-          </w:r>
-        </w:hyperlink>
-      </w:r>
-      <w:r>
-        <w:rPr>
-          <w:u w:val="single" w:color="0000ff"/>
-          <w:rFonts w:ascii="Charis SIL Regular" w:hAnsi="Charis SIL Regular" w:eastAsia="Charis SIL Regular"/>
-          <w:b w:val="0"/>
-          <w:i w:val="0"/>
-          <w:color w:val="000000"/>
-          <w:sz w:val="24"/>
-        </w:rPr>
-        <w:t xml:space="preserve"> het </w:t>
+        <w:t xml:space="preserve">; kaarten, tekeningen en prenten berusten bij het </w:t>
       </w:r>
       <w:r>
         <w:rPr>
@@ -674,7 +627,7 @@
           <w:sz w:val="24"/>
           <w:u w:val="single"/>
         </w:rPr>
-        <w:hyperlink r:id="rId12" w:history="1">
+        <w:hyperlink r:id="rId10" w:history="1">
           <w:r>
             <w:rPr>
               <w:rStyle w:val="Hyperlink"/>
@@ -710,7 +663,7 @@
           <w:sz w:val="24"/>
           <w:u w:val="single"/>
         </w:rPr>
-        <w:t xml:space="preserve"> Arc</w:t>
+        <w:t xml:space="preserve"> </w:t>
       </w:r>
       <w:r>
         <w:rPr>
@@ -721,7 +674,25 @@
           <w:sz w:val="24"/>
           <w:u w:val="single"/>
         </w:rPr>
-        <w:hyperlink r:id="rId11" w:history="1">
+        <w:hyperlink r:id="rId12" w:history="1">
+          <w:r>
+            <w:rPr>
+              <w:rStyle w:val="Hyperlink"/>
+            </w:rPr>
+            <w:t>Arc</w:t>
+          </w:r>
+        </w:hyperlink>
+      </w:r>
+      <w:r>
+        <w:rPr>
+          <w:rFonts w:ascii="Charis SIL Regular" w:hAnsi="Charis SIL Regular" w:eastAsia="Charis SIL Regular"/>
+          <w:b w:val="0"/>
+          <w:i w:val="0"/>
+          <w:color w:val="0000FF"/>
+          <w:sz w:val="24"/>
+          <w:u w:val="single"/>
+        </w:rPr>
+        <w:hyperlink r:id="rId12" w:history="1">
           <w:r>
             <w:rPr>
               <w:rStyle w:val="Hyperlink"/>
@@ -1950,9 +1921,15 @@
           <w:i w:val="0"/>
           <w:color w:val="0000FF"/>
           <w:sz w:val="24"/>
-          <w:u w:val="single"/>
         </w:rPr>
-        <w:t>e</w:t>
+        <w:hyperlink r:id="rId22" w:history="1">
+          <w:r>
+            <w:rPr>
+              <w:rStyle w:val="Hyperlink"/>
+            </w:rPr>
+            <w:t>e</w:t>
+          </w:r>
+        </w:hyperlink>
       </w:r>
       <w:r>
         <w:rPr>
@@ -2774,50 +2751,7 @@
           <w:color w:val="000000"/>
           <w:sz w:val="24"/>
         </w:rPr>
-        <w:hyperlink r:id="rId25" w:history="1">
-          <w:r>
-            <w:rPr>
-              <w:rStyle w:val="Hyperlink"/>
-            </w:rPr>
-            <w:t>zoek b</w:t>
-          </w:r>
-        </w:hyperlink>
-      </w:r>
-      <w:r>
-        <w:rPr>
-          <w:u w:val="single" w:color="0000ff"/>
-          <w:rFonts w:ascii="Charis SIL Regular" w:hAnsi="Charis SIL Regular" w:eastAsia="Charis SIL Regular"/>
-          <w:b w:val="0"/>
-          <w:i w:val="0"/>
-          <w:color w:val="000000"/>
-          <w:sz w:val="24"/>
-        </w:rPr>
-        <w:hyperlink r:id="rId25" w:history="1">
-          <w:r>
-            <w:rPr>
-              <w:rStyle w:val="Hyperlink"/>
-            </w:rPr>
-            <w:t>e</w:t>
-          </w:r>
-        </w:hyperlink>
-      </w:r>
-      <w:r>
-        <w:rPr>
-          <w:u w:val="single" w:color="0000ff"/>
-          <w:rFonts w:ascii="Charis SIL Regular" w:hAnsi="Charis SIL Regular" w:eastAsia="Charis SIL Regular"/>
-          <w:b w:val="0"/>
-          <w:i w:val="0"/>
-          <w:color w:val="000000"/>
-          <w:sz w:val="24"/>
-        </w:rPr>
-        <w:hyperlink r:id="rId25" w:history="1">
-          <w:r>
-            <w:rPr>
-              <w:rStyle w:val="Hyperlink"/>
-            </w:rPr>
-            <w:t>vatte</w:t>
-          </w:r>
-        </w:hyperlink>
+        <w:t>zoek bevatte</w:t>
       </w:r>
       <w:r>
         <w:rPr>

--- a/EXPORTS/DOCX/published/niveau3/Dutch/ZeeuwschGenootschap.docx
+++ b/EXPORTS/DOCX/published/niveau3/Dutch/ZeeuwschGenootschap.docx
@@ -616,7 +616,61 @@
           <w:color w:val="000000"/>
           <w:sz w:val="24"/>
         </w:rPr>
-        <w:t xml:space="preserve">; kaarten, tekeningen en prenten berusten bij het </w:t>
+        <w:t>; kaarten, tekeningen en prenten beru</w:t>
+      </w:r>
+      <w:r>
+        <w:rPr>
+          <w:u w:val="single" w:color="0000ff"/>
+          <w:rFonts w:ascii="Charis SIL Regular" w:hAnsi="Charis SIL Regular" w:eastAsia="Charis SIL Regular"/>
+          <w:b w:val="0"/>
+          <w:i w:val="0"/>
+          <w:color w:val="000000"/>
+          <w:sz w:val="24"/>
+        </w:rPr>
+        <w:hyperlink r:id="rId10" w:history="1">
+          <w:r>
+            <w:rPr>
+              <w:rStyle w:val="Hyperlink"/>
+            </w:rPr>
+            <w:t>sten bi</w:t>
+          </w:r>
+        </w:hyperlink>
+      </w:r>
+      <w:r>
+        <w:rPr>
+          <w:u w:val="single" w:color="0000ff"/>
+          <w:rFonts w:ascii="Charis SIL Regular" w:hAnsi="Charis SIL Regular" w:eastAsia="Charis SIL Regular"/>
+          <w:b w:val="0"/>
+          <w:i w:val="0"/>
+          <w:color w:val="000000"/>
+          <w:sz w:val="24"/>
+        </w:rPr>
+        <w:hyperlink r:id="rId10" w:history="1">
+          <w:r>
+            <w:rPr>
+              <w:rStyle w:val="Hyperlink"/>
+            </w:rPr>
+            <w:t>j</w:t>
+          </w:r>
+        </w:hyperlink>
+      </w:r>
+      <w:r>
+        <w:rPr>
+          <w:u w:val="single" w:color="0000ff"/>
+          <w:rFonts w:ascii="Charis SIL Regular" w:hAnsi="Charis SIL Regular" w:eastAsia="Charis SIL Regular"/>
+          <w:b w:val="0"/>
+          <w:i w:val="0"/>
+          <w:color w:val="000000"/>
+          <w:sz w:val="24"/>
+        </w:rPr>
+        <w:hyperlink r:id="rId10" w:history="1">
+          <w:r>
+            <w:rPr>
+              <w:rStyle w:val="Hyperlink"/>
+            </w:rPr>
+            <w:t xml:space="preserve"> het </w:t>
+          </w:r>
+        </w:hyperlink>
       </w:r>
       <w:r>
         <w:rPr>
@@ -643,16 +697,8 @@
           <w:i w:val="0"/>
           <w:color w:val="0000FF"/>
           <w:sz w:val="24"/>
-          <w:u w:val="single"/>
         </w:rPr>
-        <w:hyperlink r:id="rId12" w:history="1">
-          <w:r>
-            <w:rPr>
-              <w:rStyle w:val="Hyperlink"/>
-            </w:rPr>
-            <w:t>ws</w:t>
-          </w:r>
-        </w:hyperlink>
+        <w:t>ws Arc</w:t>
       </w:r>
       <w:r>
         <w:rPr>
@@ -663,36 +709,7 @@
           <w:sz w:val="24"/>
           <w:u w:val="single"/>
         </w:rPr>
-        <w:t xml:space="preserve"> </w:t>
-      </w:r>
-      <w:r>
-        <w:rPr>
-          <w:rFonts w:ascii="Charis SIL Regular" w:hAnsi="Charis SIL Regular" w:eastAsia="Charis SIL Regular"/>
-          <w:b w:val="0"/>
-          <w:i w:val="0"/>
-          <w:color w:val="0000FF"/>
-          <w:sz w:val="24"/>
-          <w:u w:val="single"/>
-        </w:rPr>
-        <w:hyperlink r:id="rId12" w:history="1">
-          <w:r>
-            <w:rPr>
-              <w:rStyle w:val="Hyperlink"/>
-            </w:rPr>
-            <w:t>Arc</w:t>
-          </w:r>
-        </w:hyperlink>
-      </w:r>
-      <w:r>
-        <w:rPr>
-          <w:rFonts w:ascii="Charis SIL Regular" w:hAnsi="Charis SIL Regular" w:eastAsia="Charis SIL Regular"/>
-          <w:b w:val="0"/>
-          <w:i w:val="0"/>
-          <w:color w:val="0000FF"/>
-          <w:sz w:val="24"/>
-          <w:u w:val="single"/>
-        </w:rPr>
-        <w:hyperlink r:id="rId12" w:history="1">
+        <w:hyperlink r:id="rId11" w:history="1">
           <w:r>
             <w:rPr>
               <w:rStyle w:val="Hyperlink"/>
@@ -765,7 +782,7 @@
           <w:sz w:val="24"/>
           <w:u w:val="single"/>
         </w:rPr>
-        <w:hyperlink r:id="rId13" w:history="1">
+        <w:hyperlink r:id="rId12" w:history="1">
           <w:r>
             <w:rPr>
               <w:rStyle w:val="Hyperlink"/>
@@ -794,7 +811,7 @@
           <w:sz w:val="24"/>
           <w:u w:val="single"/>
         </w:rPr>
-        <w:hyperlink r:id="rId13" w:history="1">
+        <w:hyperlink r:id="rId12" w:history="1">
           <w:r>
             <w:rPr>
               <w:rStyle w:val="Hyperlink"/>
@@ -812,6 +829,84 @@
           <w:sz w:val="24"/>
         </w:rPr>
         <w:t xml:space="preserve"> en fossielen, sche</w:t>
+      </w:r>
+      <w:r>
+        <w:rPr>
+          <w:u w:val="single" w:color="0000ff"/>
+          <w:rFonts w:ascii="Charis SIL Regular" w:hAnsi="Charis SIL Regular" w:eastAsia="Charis SIL Regular"/>
+          <w:b w:val="0"/>
+          <w:i w:val="0"/>
+          <w:color w:val="000000"/>
+          <w:sz w:val="24"/>
+        </w:rPr>
+        <w:hyperlink r:id="rId13" w:history="1">
+          <w:r>
+            <w:rPr>
+              <w:rStyle w:val="Hyperlink"/>
+            </w:rPr>
+            <w:t>lpen en</w:t>
+          </w:r>
+        </w:hyperlink>
+      </w:r>
+      <w:r>
+        <w:rPr>
+          <w:u w:val="single" w:color="0000ff"/>
+          <w:rFonts w:ascii="Charis SIL Regular" w:hAnsi="Charis SIL Regular" w:eastAsia="Charis SIL Regular"/>
+          <w:b w:val="0"/>
+          <w:i w:val="0"/>
+          <w:color w:val="000000"/>
+          <w:sz w:val="24"/>
+        </w:rPr>
+        <w:t xml:space="preserve"> </w:t>
+      </w:r>
+      <w:r>
+        <w:rPr>
+          <w:u w:val="single" w:color="0000ff"/>
+          <w:rFonts w:ascii="Charis SIL Regular" w:hAnsi="Charis SIL Regular" w:eastAsia="Charis SIL Regular"/>
+          <w:b w:val="0"/>
+          <w:i w:val="0"/>
+          <w:color w:val="000000"/>
+          <w:sz w:val="24"/>
+        </w:rPr>
+        <w:hyperlink r:id="rId13" w:history="1">
+          <w:r>
+            <w:rPr>
+              <w:rStyle w:val="Hyperlink"/>
+            </w:rPr>
+            <w:t>minera</w:t>
+          </w:r>
+        </w:hyperlink>
+      </w:r>
+      <w:r>
+        <w:rPr>
+          <w:u w:val="single" w:color="0000ff"/>
+          <w:rFonts w:ascii="Charis SIL Regular" w:hAnsi="Charis SIL Regular" w:eastAsia="Charis SIL Regular"/>
+          <w:b w:val="0"/>
+          <w:i w:val="0"/>
+          <w:color w:val="000000"/>
+          <w:sz w:val="24"/>
+        </w:rPr>
+        <w:t>l</w:t>
+      </w:r>
+      <w:r>
+        <w:rPr>
+          <w:rFonts w:ascii="Charis SIL Regular" w:hAnsi="Charis SIL Regular" w:eastAsia="Charis SIL Regular"/>
+          <w:b w:val="0"/>
+          <w:i w:val="0"/>
+          <w:color w:val="000000"/>
+          <w:sz w:val="24"/>
+        </w:rPr>
+        <w:t xml:space="preserve">en, </w:t>
+      </w:r>
+      <w:r>
+        <w:rPr>
+          <w:rFonts w:ascii="Charis SIL Regular" w:hAnsi="Charis SIL Regular" w:eastAsia="Charis SIL Regular"/>
+          <w:b w:val="0"/>
+          <w:i w:val="0"/>
+          <w:color w:val="000000"/>
+          <w:sz w:val="24"/>
+        </w:rPr>
+        <w:t>deels afkomstig van de overzee</w:t>
       </w:r>
       <w:r>
         <w:rPr>
@@ -827,20 +922,9 @@
             <w:rPr>
               <w:rStyle w:val="Hyperlink"/>
             </w:rPr>
-            <w:t>lpen en</w:t>
+            <w:t>se koloni</w:t>
           </w:r>
         </w:hyperlink>
-      </w:r>
-      <w:r>
-        <w:rPr>
-          <w:u w:val="single" w:color="0000ff"/>
-          <w:rFonts w:ascii="Charis SIL Regular" w:hAnsi="Charis SIL Regular" w:eastAsia="Charis SIL Regular"/>
-          <w:b w:val="0"/>
-          <w:i w:val="0"/>
-          <w:color w:val="000000"/>
-          <w:sz w:val="24"/>
-        </w:rPr>
-        <w:t xml:space="preserve"> </w:t>
       </w:r>
       <w:r>
         <w:rPr>
@@ -852,73 +936,6 @@
           <w:sz w:val="24"/>
         </w:rPr>
         <w:hyperlink r:id="rId12" w:history="1">
-          <w:r>
-            <w:rPr>
-              <w:rStyle w:val="Hyperlink"/>
-            </w:rPr>
-            <w:t>minera</w:t>
-          </w:r>
-        </w:hyperlink>
-      </w:r>
-      <w:r>
-        <w:rPr>
-          <w:u w:val="single" w:color="0000ff"/>
-          <w:rFonts w:ascii="Charis SIL Regular" w:hAnsi="Charis SIL Regular" w:eastAsia="Charis SIL Regular"/>
-          <w:b w:val="0"/>
-          <w:i w:val="0"/>
-          <w:color w:val="000000"/>
-          <w:sz w:val="24"/>
-        </w:rPr>
-        <w:t>l</w:t>
-      </w:r>
-      <w:r>
-        <w:rPr>
-          <w:rFonts w:ascii="Charis SIL Regular" w:hAnsi="Charis SIL Regular" w:eastAsia="Charis SIL Regular"/>
-          <w:b w:val="0"/>
-          <w:i w:val="0"/>
-          <w:color w:val="000000"/>
-          <w:sz w:val="24"/>
-        </w:rPr>
-        <w:t xml:space="preserve">en, </w:t>
-      </w:r>
-      <w:r>
-        <w:rPr>
-          <w:rFonts w:ascii="Charis SIL Regular" w:hAnsi="Charis SIL Regular" w:eastAsia="Charis SIL Regular"/>
-          <w:b w:val="0"/>
-          <w:i w:val="0"/>
-          <w:color w:val="000000"/>
-          <w:sz w:val="24"/>
-        </w:rPr>
-        <w:t>deels afkomstig van de overzee</w:t>
-      </w:r>
-      <w:r>
-        <w:rPr>
-          <w:u w:val="single" w:color="0000ff"/>
-          <w:rFonts w:ascii="Charis SIL Regular" w:hAnsi="Charis SIL Regular" w:eastAsia="Charis SIL Regular"/>
-          <w:b w:val="0"/>
-          <w:i w:val="0"/>
-          <w:color w:val="000000"/>
-          <w:sz w:val="24"/>
-        </w:rPr>
-        <w:hyperlink r:id="rId13" w:history="1">
-          <w:r>
-            <w:rPr>
-              <w:rStyle w:val="Hyperlink"/>
-            </w:rPr>
-            <w:t>se koloni</w:t>
-          </w:r>
-        </w:hyperlink>
-      </w:r>
-      <w:r>
-        <w:rPr>
-          <w:u w:val="single" w:color="0000ff"/>
-          <w:rFonts w:ascii="Charis SIL Regular" w:hAnsi="Charis SIL Regular" w:eastAsia="Charis SIL Regular"/>
-          <w:b w:val="0"/>
-          <w:i w:val="0"/>
-          <w:color w:val="000000"/>
-          <w:sz w:val="24"/>
-        </w:rPr>
-        <w:hyperlink r:id="rId13" w:history="1">
           <w:r>
             <w:rPr>
               <w:rStyle w:val="Hyperlink"/>
@@ -1025,25 +1042,7 @@
           <w:color w:val="000000"/>
           <w:sz w:val="24"/>
         </w:rPr>
-        <w:t>2007 in beheer bij het Zeeuws Museum. De arch</w:t>
-      </w:r>
-      <w:r>
-        <w:rPr>
-          <w:u w:val="single" w:color="0000ff"/>
-          <w:rFonts w:ascii="Charis SIL Regular" w:hAnsi="Charis SIL Regular" w:eastAsia="Charis SIL Regular"/>
-          <w:b w:val="0"/>
-          <w:i w:val="0"/>
-          <w:color w:val="000000"/>
-          <w:sz w:val="24"/>
-        </w:rPr>
-        <w:hyperlink r:id="rId14" w:history="1">
-          <w:r>
-            <w:rPr>
-              <w:rStyle w:val="Hyperlink"/>
-            </w:rPr>
-            <w:t>eologische voor</w:t>
-          </w:r>
-        </w:hyperlink>
+        <w:t>2007 in beheer bij het Zeeuws Museum. De archeologische voor</w:t>
       </w:r>
       <w:r>
         <w:rPr>
@@ -1921,15 +1920,9 @@
           <w:i w:val="0"/>
           <w:color w:val="0000FF"/>
           <w:sz w:val="24"/>
+          <w:u w:val="single"/>
         </w:rPr>
-        <w:hyperlink r:id="rId22" w:history="1">
-          <w:r>
-            <w:rPr>
-              <w:rStyle w:val="Hyperlink"/>
-            </w:rPr>
-            <w:t>e</w:t>
-          </w:r>
-        </w:hyperlink>
+        <w:t>e</w:t>
       </w:r>
       <w:r>
         <w:rPr>
@@ -2003,7 +1996,7 @@
           <w:sz w:val="24"/>
           <w:u w:val="single"/>
         </w:rPr>
-        <w:hyperlink r:id="rId12" w:history="1">
+        <w:hyperlink r:id="rId13" w:history="1">
           <w:r>
             <w:rPr>
               <w:rStyle w:val="Hyperlink"/>
@@ -2032,7 +2025,7 @@
           <w:sz w:val="24"/>
           <w:u w:val="single"/>
         </w:rPr>
-        <w:hyperlink r:id="rId12" w:history="1">
+        <w:hyperlink r:id="rId13" w:history="1">
           <w:r>
             <w:rPr>
               <w:rStyle w:val="Hyperlink"/>
@@ -2243,7 +2236,7 @@
           <w:color w:val="000000"/>
           <w:sz w:val="24"/>
         </w:rPr>
-        <w:hyperlink r:id="rId12" w:history="1">
+        <w:hyperlink r:id="rId13" w:history="1">
           <w:r>
             <w:rPr>
               <w:rStyle w:val="Hyperlink"/>
@@ -2272,7 +2265,7 @@
           <w:color w:val="000000"/>
           <w:sz w:val="24"/>
         </w:rPr>
-        <w:hyperlink r:id="rId12" w:history="1">
+        <w:hyperlink r:id="rId13" w:history="1">
           <w:r>
             <w:rPr>
               <w:rStyle w:val="Hyperlink"/>
@@ -2751,7 +2744,50 @@
           <w:color w:val="000000"/>
           <w:sz w:val="24"/>
         </w:rPr>
-        <w:t>zoek bevatte</w:t>
+        <w:hyperlink r:id="rId25" w:history="1">
+          <w:r>
+            <w:rPr>
+              <w:rStyle w:val="Hyperlink"/>
+            </w:rPr>
+            <w:t>zoek b</w:t>
+          </w:r>
+        </w:hyperlink>
+      </w:r>
+      <w:r>
+        <w:rPr>
+          <w:u w:val="single" w:color="0000ff"/>
+          <w:rFonts w:ascii="Charis SIL Regular" w:hAnsi="Charis SIL Regular" w:eastAsia="Charis SIL Regular"/>
+          <w:b w:val="0"/>
+          <w:i w:val="0"/>
+          <w:color w:val="000000"/>
+          <w:sz w:val="24"/>
+        </w:rPr>
+        <w:hyperlink r:id="rId25" w:history="1">
+          <w:r>
+            <w:rPr>
+              <w:rStyle w:val="Hyperlink"/>
+            </w:rPr>
+            <w:t>e</w:t>
+          </w:r>
+        </w:hyperlink>
+      </w:r>
+      <w:r>
+        <w:rPr>
+          <w:u w:val="single" w:color="0000ff"/>
+          <w:rFonts w:ascii="Charis SIL Regular" w:hAnsi="Charis SIL Regular" w:eastAsia="Charis SIL Regular"/>
+          <w:b w:val="0"/>
+          <w:i w:val="0"/>
+          <w:color w:val="000000"/>
+          <w:sz w:val="24"/>
+        </w:rPr>
+        <w:hyperlink r:id="rId25" w:history="1">
+          <w:r>
+            <w:rPr>
+              <w:rStyle w:val="Hyperlink"/>
+            </w:rPr>
+            <w:t>vatte</w:t>
+          </w:r>
+        </w:hyperlink>
       </w:r>
       <w:r>
         <w:rPr>
@@ -2982,21 +3018,13 @@
       </w:r>
       <w:r>
         <w:rPr>
-          <w:u w:val="single" w:color="0000ff"/>
           <w:rFonts w:ascii="Charis SIL Regular" w:hAnsi="Charis SIL Regular" w:eastAsia="Charis SIL Regular"/>
           <w:b w:val="0"/>
           <w:i w:val="0"/>
           <w:color w:val="000000"/>
           <w:sz w:val="24"/>
         </w:rPr>
-        <w:hyperlink r:id="rId26" w:history="1">
-          <w:r>
-            <w:rPr>
-              <w:rStyle w:val="Hyperlink"/>
-            </w:rPr>
-            <w:t>prijsvragen die do</w:t>
-          </w:r>
-        </w:hyperlink>
+        <w:t>prijsvragen die do</w:t>
       </w:r>
       <w:r>
         <w:rPr>

--- a/EXPORTS/DOCX/published/niveau3/Dutch/ZeeuwschGenootschap.docx
+++ b/EXPORTS/DOCX/published/niveau3/Dutch/ZeeuwschGenootschap.docx
@@ -616,61 +616,7 @@
           <w:color w:val="000000"/>
           <w:sz w:val="24"/>
         </w:rPr>
-        <w:t>; kaarten, tekeningen en prenten beru</w:t>
-      </w:r>
-      <w:r>
-        <w:rPr>
-          <w:u w:val="single" w:color="0000ff"/>
-          <w:rFonts w:ascii="Charis SIL Regular" w:hAnsi="Charis SIL Regular" w:eastAsia="Charis SIL Regular"/>
-          <w:b w:val="0"/>
-          <w:i w:val="0"/>
-          <w:color w:val="000000"/>
-          <w:sz w:val="24"/>
-        </w:rPr>
-        <w:hyperlink r:id="rId10" w:history="1">
-          <w:r>
-            <w:rPr>
-              <w:rStyle w:val="Hyperlink"/>
-            </w:rPr>
-            <w:t>sten bi</w:t>
-          </w:r>
-        </w:hyperlink>
-      </w:r>
-      <w:r>
-        <w:rPr>
-          <w:u w:val="single" w:color="0000ff"/>
-          <w:rFonts w:ascii="Charis SIL Regular" w:hAnsi="Charis SIL Regular" w:eastAsia="Charis SIL Regular"/>
-          <w:b w:val="0"/>
-          <w:i w:val="0"/>
-          <w:color w:val="000000"/>
-          <w:sz w:val="24"/>
-        </w:rPr>
-        <w:hyperlink r:id="rId10" w:history="1">
-          <w:r>
-            <w:rPr>
-              <w:rStyle w:val="Hyperlink"/>
-            </w:rPr>
-            <w:t>j</w:t>
-          </w:r>
-        </w:hyperlink>
-      </w:r>
-      <w:r>
-        <w:rPr>
-          <w:u w:val="single" w:color="0000ff"/>
-          <w:rFonts w:ascii="Charis SIL Regular" w:hAnsi="Charis SIL Regular" w:eastAsia="Charis SIL Regular"/>
-          <w:b w:val="0"/>
-          <w:i w:val="0"/>
-          <w:color w:val="000000"/>
-          <w:sz w:val="24"/>
-        </w:rPr>
-        <w:hyperlink r:id="rId10" w:history="1">
-          <w:r>
-            <w:rPr>
-              <w:rStyle w:val="Hyperlink"/>
-            </w:rPr>
-            <w:t xml:space="preserve"> het </w:t>
-          </w:r>
-        </w:hyperlink>
+        <w:t xml:space="preserve">; kaarten, tekeningen en prenten berusten bij het </w:t>
       </w:r>
       <w:r>
         <w:rPr>
@@ -681,7 +627,7 @@
           <w:sz w:val="24"/>
           <w:u w:val="single"/>
         </w:rPr>
-        <w:hyperlink r:id="rId10" w:history="1">
+        <w:hyperlink r:id="rId12" w:history="1">
           <w:r>
             <w:rPr>
               <w:rStyle w:val="Hyperlink"/>
@@ -689,16 +635,6 @@
             <w:t>Zeeu</w:t>
           </w:r>
         </w:hyperlink>
-      </w:r>
-      <w:r>
-        <w:rPr>
-          <w:rFonts w:ascii="Charis SIL Regular" w:hAnsi="Charis SIL Regular" w:eastAsia="Charis SIL Regular"/>
-          <w:b w:val="0"/>
-          <w:i w:val="0"/>
-          <w:color w:val="0000FF"/>
-          <w:sz w:val="24"/>
-        </w:rPr>
-        <w:t>ws Arc</w:t>
       </w:r>
       <w:r>
         <w:rPr>
@@ -709,7 +645,54 @@
           <w:sz w:val="24"/>
           <w:u w:val="single"/>
         </w:rPr>
-        <w:hyperlink r:id="rId11" w:history="1">
+        <w:hyperlink r:id="rId12" w:history="1">
+          <w:r>
+            <w:rPr>
+              <w:rStyle w:val="Hyperlink"/>
+            </w:rPr>
+            <w:t>ws</w:t>
+          </w:r>
+        </w:hyperlink>
+      </w:r>
+      <w:r>
+        <w:rPr>
+          <w:rFonts w:ascii="Charis SIL Regular" w:hAnsi="Charis SIL Regular" w:eastAsia="Charis SIL Regular"/>
+          <w:b w:val="0"/>
+          <w:i w:val="0"/>
+          <w:color w:val="0000FF"/>
+          <w:sz w:val="24"/>
+          <w:u w:val="single"/>
+        </w:rPr>
+        <w:t xml:space="preserve"> </w:t>
+      </w:r>
+      <w:r>
+        <w:rPr>
+          <w:rFonts w:ascii="Charis SIL Regular" w:hAnsi="Charis SIL Regular" w:eastAsia="Charis SIL Regular"/>
+          <w:b w:val="0"/>
+          <w:i w:val="0"/>
+          <w:color w:val="0000FF"/>
+          <w:sz w:val="24"/>
+          <w:u w:val="single"/>
+        </w:rPr>
+        <w:hyperlink r:id="rId12" w:history="1">
+          <w:r>
+            <w:rPr>
+              <w:rStyle w:val="Hyperlink"/>
+            </w:rPr>
+            <w:t>Arc</w:t>
+          </w:r>
+        </w:hyperlink>
+      </w:r>
+      <w:r>
+        <w:rPr>
+          <w:rFonts w:ascii="Charis SIL Regular" w:hAnsi="Charis SIL Regular" w:eastAsia="Charis SIL Regular"/>
+          <w:b w:val="0"/>
+          <w:i w:val="0"/>
+          <w:color w:val="0000FF"/>
+          <w:sz w:val="24"/>
+          <w:u w:val="single"/>
+        </w:rPr>
+        <w:hyperlink r:id="rId12" w:history="1">
           <w:r>
             <w:rPr>
               <w:rStyle w:val="Hyperlink"/>
@@ -782,7 +765,7 @@
           <w:sz w:val="24"/>
           <w:u w:val="single"/>
         </w:rPr>
-        <w:hyperlink r:id="rId12" w:history="1">
+        <w:hyperlink r:id="rId13" w:history="1">
           <w:r>
             <w:rPr>
               <w:rStyle w:val="Hyperlink"/>
@@ -811,7 +794,7 @@
           <w:sz w:val="24"/>
           <w:u w:val="single"/>
         </w:rPr>
-        <w:hyperlink r:id="rId12" w:history="1">
+        <w:hyperlink r:id="rId13" w:history="1">
           <w:r>
             <w:rPr>
               <w:rStyle w:val="Hyperlink"/>
@@ -829,6 +812,84 @@
           <w:sz w:val="24"/>
         </w:rPr>
         <w:t xml:space="preserve"> en fossielen, sche</w:t>
+      </w:r>
+      <w:r>
+        <w:rPr>
+          <w:u w:val="single" w:color="0000ff"/>
+          <w:rFonts w:ascii="Charis SIL Regular" w:hAnsi="Charis SIL Regular" w:eastAsia="Charis SIL Regular"/>
+          <w:b w:val="0"/>
+          <w:i w:val="0"/>
+          <w:color w:val="000000"/>
+          <w:sz w:val="24"/>
+        </w:rPr>
+        <w:hyperlink r:id="rId12" w:history="1">
+          <w:r>
+            <w:rPr>
+              <w:rStyle w:val="Hyperlink"/>
+            </w:rPr>
+            <w:t>lpen en</w:t>
+          </w:r>
+        </w:hyperlink>
+      </w:r>
+      <w:r>
+        <w:rPr>
+          <w:u w:val="single" w:color="0000ff"/>
+          <w:rFonts w:ascii="Charis SIL Regular" w:hAnsi="Charis SIL Regular" w:eastAsia="Charis SIL Regular"/>
+          <w:b w:val="0"/>
+          <w:i w:val="0"/>
+          <w:color w:val="000000"/>
+          <w:sz w:val="24"/>
+        </w:rPr>
+        <w:t xml:space="preserve"> </w:t>
+      </w:r>
+      <w:r>
+        <w:rPr>
+          <w:u w:val="single" w:color="0000ff"/>
+          <w:rFonts w:ascii="Charis SIL Regular" w:hAnsi="Charis SIL Regular" w:eastAsia="Charis SIL Regular"/>
+          <w:b w:val="0"/>
+          <w:i w:val="0"/>
+          <w:color w:val="000000"/>
+          <w:sz w:val="24"/>
+        </w:rPr>
+        <w:hyperlink r:id="rId12" w:history="1">
+          <w:r>
+            <w:rPr>
+              <w:rStyle w:val="Hyperlink"/>
+            </w:rPr>
+            <w:t>minera</w:t>
+          </w:r>
+        </w:hyperlink>
+      </w:r>
+      <w:r>
+        <w:rPr>
+          <w:u w:val="single" w:color="0000ff"/>
+          <w:rFonts w:ascii="Charis SIL Regular" w:hAnsi="Charis SIL Regular" w:eastAsia="Charis SIL Regular"/>
+          <w:b w:val="0"/>
+          <w:i w:val="0"/>
+          <w:color w:val="000000"/>
+          <w:sz w:val="24"/>
+        </w:rPr>
+        <w:t>l</w:t>
+      </w:r>
+      <w:r>
+        <w:rPr>
+          <w:rFonts w:ascii="Charis SIL Regular" w:hAnsi="Charis SIL Regular" w:eastAsia="Charis SIL Regular"/>
+          <w:b w:val="0"/>
+          <w:i w:val="0"/>
+          <w:color w:val="000000"/>
+          <w:sz w:val="24"/>
+        </w:rPr>
+        <w:t xml:space="preserve">en, </w:t>
+      </w:r>
+      <w:r>
+        <w:rPr>
+          <w:rFonts w:ascii="Charis SIL Regular" w:hAnsi="Charis SIL Regular" w:eastAsia="Charis SIL Regular"/>
+          <w:b w:val="0"/>
+          <w:i w:val="0"/>
+          <w:color w:val="000000"/>
+          <w:sz w:val="24"/>
+        </w:rPr>
+        <w:t>deels afkomstig van de overzee</w:t>
       </w:r>
       <w:r>
         <w:rPr>
@@ -844,20 +905,9 @@
             <w:rPr>
               <w:rStyle w:val="Hyperlink"/>
             </w:rPr>
-            <w:t>lpen en</w:t>
+            <w:t>se koloni</w:t>
           </w:r>
         </w:hyperlink>
-      </w:r>
-      <w:r>
-        <w:rPr>
-          <w:u w:val="single" w:color="0000ff"/>
-          <w:rFonts w:ascii="Charis SIL Regular" w:hAnsi="Charis SIL Regular" w:eastAsia="Charis SIL Regular"/>
-          <w:b w:val="0"/>
-          <w:i w:val="0"/>
-          <w:color w:val="000000"/>
-          <w:sz w:val="24"/>
-        </w:rPr>
-        <w:t xml:space="preserve"> </w:t>
       </w:r>
       <w:r>
         <w:rPr>
@@ -869,73 +919,6 @@
           <w:sz w:val="24"/>
         </w:rPr>
         <w:hyperlink r:id="rId13" w:history="1">
-          <w:r>
-            <w:rPr>
-              <w:rStyle w:val="Hyperlink"/>
-            </w:rPr>
-            <w:t>minera</w:t>
-          </w:r>
-        </w:hyperlink>
-      </w:r>
-      <w:r>
-        <w:rPr>
-          <w:u w:val="single" w:color="0000ff"/>
-          <w:rFonts w:ascii="Charis SIL Regular" w:hAnsi="Charis SIL Regular" w:eastAsia="Charis SIL Regular"/>
-          <w:b w:val="0"/>
-          <w:i w:val="0"/>
-          <w:color w:val="000000"/>
-          <w:sz w:val="24"/>
-        </w:rPr>
-        <w:t>l</w:t>
-      </w:r>
-      <w:r>
-        <w:rPr>
-          <w:rFonts w:ascii="Charis SIL Regular" w:hAnsi="Charis SIL Regular" w:eastAsia="Charis SIL Regular"/>
-          <w:b w:val="0"/>
-          <w:i w:val="0"/>
-          <w:color w:val="000000"/>
-          <w:sz w:val="24"/>
-        </w:rPr>
-        <w:t xml:space="preserve">en, </w:t>
-      </w:r>
-      <w:r>
-        <w:rPr>
-          <w:rFonts w:ascii="Charis SIL Regular" w:hAnsi="Charis SIL Regular" w:eastAsia="Charis SIL Regular"/>
-          <w:b w:val="0"/>
-          <w:i w:val="0"/>
-          <w:color w:val="000000"/>
-          <w:sz w:val="24"/>
-        </w:rPr>
-        <w:t>deels afkomstig van de overzee</w:t>
-      </w:r>
-      <w:r>
-        <w:rPr>
-          <w:u w:val="single" w:color="0000ff"/>
-          <w:rFonts w:ascii="Charis SIL Regular" w:hAnsi="Charis SIL Regular" w:eastAsia="Charis SIL Regular"/>
-          <w:b w:val="0"/>
-          <w:i w:val="0"/>
-          <w:color w:val="000000"/>
-          <w:sz w:val="24"/>
-        </w:rPr>
-        <w:hyperlink r:id="rId12" w:history="1">
-          <w:r>
-            <w:rPr>
-              <w:rStyle w:val="Hyperlink"/>
-            </w:rPr>
-            <w:t>se koloni</w:t>
-          </w:r>
-        </w:hyperlink>
-      </w:r>
-      <w:r>
-        <w:rPr>
-          <w:u w:val="single" w:color="0000ff"/>
-          <w:rFonts w:ascii="Charis SIL Regular" w:hAnsi="Charis SIL Regular" w:eastAsia="Charis SIL Regular"/>
-          <w:b w:val="0"/>
-          <w:i w:val="0"/>
-          <w:color w:val="000000"/>
-          <w:sz w:val="24"/>
-        </w:rPr>
-        <w:hyperlink r:id="rId12" w:history="1">
           <w:r>
             <w:rPr>
               <w:rStyle w:val="Hyperlink"/>
@@ -1042,7 +1025,25 @@
           <w:color w:val="000000"/>
           <w:sz w:val="24"/>
         </w:rPr>
-        <w:t>2007 in beheer bij het Zeeuws Museum. De archeologische voor</w:t>
+        <w:t>2007 in beheer bij het Zeeuws Museum. De arch</w:t>
+      </w:r>
+      <w:r>
+        <w:rPr>
+          <w:u w:val="single" w:color="0000ff"/>
+          <w:rFonts w:ascii="Charis SIL Regular" w:hAnsi="Charis SIL Regular" w:eastAsia="Charis SIL Regular"/>
+          <w:b w:val="0"/>
+          <w:i w:val="0"/>
+          <w:color w:val="000000"/>
+          <w:sz w:val="24"/>
+        </w:rPr>
+        <w:hyperlink r:id="rId14" w:history="1">
+          <w:r>
+            <w:rPr>
+              <w:rStyle w:val="Hyperlink"/>
+            </w:rPr>
+            <w:t>eologische voor</w:t>
+          </w:r>
+        </w:hyperlink>
       </w:r>
       <w:r>
         <w:rPr>
@@ -1920,9 +1921,15 @@
           <w:i w:val="0"/>
           <w:color w:val="0000FF"/>
           <w:sz w:val="24"/>
-          <w:u w:val="single"/>
         </w:rPr>
-        <w:t>e</w:t>
+        <w:hyperlink r:id="rId22" w:history="1">
+          <w:r>
+            <w:rPr>
+              <w:rStyle w:val="Hyperlink"/>
+            </w:rPr>
+            <w:t>e</w:t>
+          </w:r>
+        </w:hyperlink>
       </w:r>
       <w:r>
         <w:rPr>
@@ -1996,7 +2003,7 @@
           <w:sz w:val="24"/>
           <w:u w:val="single"/>
         </w:rPr>
-        <w:hyperlink r:id="rId13" w:history="1">
+        <w:hyperlink r:id="rId12" w:history="1">
           <w:r>
             <w:rPr>
               <w:rStyle w:val="Hyperlink"/>
@@ -2025,7 +2032,7 @@
           <w:sz w:val="24"/>
           <w:u w:val="single"/>
         </w:rPr>
-        <w:hyperlink r:id="rId13" w:history="1">
+        <w:hyperlink r:id="rId12" w:history="1">
           <w:r>
             <w:rPr>
               <w:rStyle w:val="Hyperlink"/>
@@ -2225,7 +2232,7 @@
           <w:color w:val="000000"/>
           <w:sz w:val="24"/>
         </w:rPr>
-        <w:t>om die re</w:t>
+        <w:t xml:space="preserve">om die reden niet meer fysiek </w:t>
       </w:r>
       <w:r>
         <w:rPr>
@@ -2236,172 +2243,7 @@
           <w:color w:val="000000"/>
           <w:sz w:val="24"/>
         </w:rPr>
-        <w:hyperlink r:id="rId13" w:history="1">
-          <w:r>
-            <w:rPr>
-              <w:rStyle w:val="Hyperlink"/>
-            </w:rPr>
-            <w:t>den niet</w:t>
-          </w:r>
-        </w:hyperlink>
-      </w:r>
-      <w:r>
-        <w:rPr>
-          <w:u w:val="single" w:color="0000ff"/>
-          <w:rFonts w:ascii="Charis SIL Regular" w:hAnsi="Charis SIL Regular" w:eastAsia="Charis SIL Regular"/>
-          <w:b w:val="0"/>
-          <w:i w:val="0"/>
-          <w:color w:val="000000"/>
-          <w:sz w:val="24"/>
-        </w:rPr>
-        <w:t xml:space="preserve"> </w:t>
-      </w:r>
-      <w:r>
-        <w:rPr>
-          <w:u w:val="single" w:color="0000ff"/>
-          <w:rFonts w:ascii="Charis SIL Regular" w:hAnsi="Charis SIL Regular" w:eastAsia="Charis SIL Regular"/>
-          <w:b w:val="0"/>
-          <w:i w:val="0"/>
-          <w:color w:val="000000"/>
-          <w:sz w:val="24"/>
-        </w:rPr>
-        <w:hyperlink r:id="rId13" w:history="1">
-          <w:r>
-            <w:rPr>
-              <w:rStyle w:val="Hyperlink"/>
-            </w:rPr>
-            <w:t>meer fy</w:t>
-          </w:r>
-        </w:hyperlink>
-      </w:r>
-      <w:r>
-        <w:rPr>
-          <w:rFonts w:ascii="Charis SIL Regular" w:hAnsi="Charis SIL Regular" w:eastAsia="Charis SIL Regular"/>
-          <w:b w:val="0"/>
-          <w:i w:val="0"/>
-          <w:color w:val="000000"/>
-          <w:sz w:val="24"/>
-        </w:rPr>
-        <w:t xml:space="preserve">siek </w:t>
-      </w:r>
-      <w:r>
-        <w:rPr>
-          <w:u w:val="single" w:color="0000ff"/>
-          <w:rFonts w:ascii="Charis SIL Regular" w:hAnsi="Charis SIL Regular" w:eastAsia="Charis SIL Regular"/>
-          <w:b w:val="0"/>
-          <w:i w:val="0"/>
-          <w:color w:val="000000"/>
-          <w:sz w:val="24"/>
-        </w:rPr>
-        <w:t>i</w:t>
-      </w:r>
-      <w:r>
-        <w:rPr>
-          <w:u w:val="single" w:color="0000ff"/>
-          <w:rFonts w:ascii="Charis SIL Regular" w:hAnsi="Charis SIL Regular" w:eastAsia="Charis SIL Regular"/>
-          <w:b w:val="0"/>
-          <w:i w:val="0"/>
-          <w:color w:val="000000"/>
-          <w:sz w:val="24"/>
-        </w:rPr>
-        <w:hyperlink r:id="rId23" w:history="1">
-          <w:r>
-            <w:rPr>
-              <w:rStyle w:val="Hyperlink"/>
-            </w:rPr>
-            <w:t>n te zien</w:t>
-          </w:r>
-        </w:hyperlink>
-      </w:r>
-      <w:r>
-        <w:rPr>
-          <w:u w:val="single" w:color="0000ff"/>
-          <w:rFonts w:ascii="Charis SIL Regular" w:hAnsi="Charis SIL Regular" w:eastAsia="Charis SIL Regular"/>
-          <w:b w:val="0"/>
-          <w:i w:val="0"/>
-          <w:color w:val="000000"/>
-          <w:sz w:val="24"/>
-        </w:rPr>
-        <w:hyperlink r:id="rId23" w:history="1">
-          <w:r>
-            <w:rPr>
-              <w:rStyle w:val="Hyperlink"/>
-            </w:rPr>
-            <w:t>.</w:t>
-          </w:r>
-        </w:hyperlink>
-      </w:r>
-      <w:r>
-        <w:rPr>
-          <w:u w:val="single" w:color="0000ff"/>
-          <w:rFonts w:ascii="Charis SIL Regular" w:hAnsi="Charis SIL Regular" w:eastAsia="Charis SIL Regular"/>
-          <w:b w:val="0"/>
-          <w:i w:val="0"/>
-          <w:color w:val="000000"/>
-          <w:sz w:val="24"/>
-        </w:rPr>
-        <w:hyperlink r:id="rId23" w:history="1">
-          <w:r>
-            <w:rPr>
-              <w:rStyle w:val="Hyperlink"/>
-            </w:rPr>
-            <w:t xml:space="preserve"> Het ni</w:t>
-          </w:r>
-        </w:hyperlink>
-      </w:r>
-      <w:r>
-        <w:rPr>
-          <w:u w:val="single" w:color="0000ff"/>
-          <w:rFonts w:ascii="Charis SIL Regular" w:hAnsi="Charis SIL Regular" w:eastAsia="Charis SIL Regular"/>
-          <w:b w:val="0"/>
-          <w:i w:val="0"/>
-          <w:color w:val="000000"/>
-          <w:sz w:val="24"/>
-        </w:rPr>
-        <w:hyperlink r:id="rId23" w:history="1">
-          <w:r>
-            <w:rPr>
-              <w:rStyle w:val="Hyperlink"/>
-            </w:rPr>
-            <w:t>e</w:t>
-          </w:r>
-        </w:hyperlink>
-      </w:r>
-      <w:r>
-        <w:rPr>
-          <w:u w:val="single" w:color="0000ff"/>
-          <w:rFonts w:ascii="Charis SIL Regular" w:hAnsi="Charis SIL Regular" w:eastAsia="Charis SIL Regular"/>
-          <w:b w:val="0"/>
-          <w:i w:val="0"/>
-          <w:color w:val="000000"/>
-          <w:sz w:val="24"/>
-        </w:rPr>
-        <w:hyperlink r:id="rId23" w:history="1">
-          <w:r>
-            <w:rPr>
-              <w:rStyle w:val="Hyperlink"/>
-            </w:rPr>
-            <w:t>uw</w:t>
-          </w:r>
-        </w:hyperlink>
-      </w:r>
-      <w:r>
-        <w:rPr>
-          <w:u w:val="single" w:color="0000ff"/>
-          <w:rFonts w:ascii="Charis SIL Regular" w:hAnsi="Charis SIL Regular" w:eastAsia="Charis SIL Regular"/>
-          <w:b w:val="0"/>
-          <w:i w:val="0"/>
-          <w:color w:val="000000"/>
-          <w:sz w:val="24"/>
-        </w:rPr>
-        <w:hyperlink r:id="rId23" w:history="1">
-          <w:r>
-            <w:rPr>
-              <w:rStyle w:val="Hyperlink"/>
-            </w:rPr>
-            <w:t>ere</w:t>
-          </w:r>
-        </w:hyperlink>
+        <w:t>in te zien. Het nieuwere</w:t>
       </w:r>
       <w:r>
         <w:rPr>
@@ -3018,13 +2860,21 @@
       </w:r>
       <w:r>
         <w:rPr>
+          <w:u w:val="single" w:color="0000ff"/>
           <w:rFonts w:ascii="Charis SIL Regular" w:hAnsi="Charis SIL Regular" w:eastAsia="Charis SIL Regular"/>
           <w:b w:val="0"/>
           <w:i w:val="0"/>
           <w:color w:val="000000"/>
           <w:sz w:val="24"/>
         </w:rPr>
-        <w:t>prijsvragen die do</w:t>
+        <w:hyperlink r:id="rId26" w:history="1">
+          <w:r>
+            <w:rPr>
+              <w:rStyle w:val="Hyperlink"/>
+            </w:rPr>
+            <w:t>prijsvragen die do</w:t>
+          </w:r>
+        </w:hyperlink>
       </w:r>
       <w:r>
         <w:rPr>

--- a/EXPORTS/DOCX/published/niveau3/Dutch/ZeeuwschGenootschap.docx
+++ b/EXPORTS/DOCX/published/niveau3/Dutch/ZeeuwschGenootschap.docx
@@ -616,7 +616,61 @@
           <w:color w:val="000000"/>
           <w:sz w:val="24"/>
         </w:rPr>
-        <w:t xml:space="preserve">; kaarten, tekeningen en prenten berusten bij het </w:t>
+        <w:t>; kaarten, tekeningen en prenten beru</w:t>
+      </w:r>
+      <w:r>
+        <w:rPr>
+          <w:u w:val="single" w:color="0000ff"/>
+          <w:rFonts w:ascii="Charis SIL Regular" w:hAnsi="Charis SIL Regular" w:eastAsia="Charis SIL Regular"/>
+          <w:b w:val="0"/>
+          <w:i w:val="0"/>
+          <w:color w:val="000000"/>
+          <w:sz w:val="24"/>
+        </w:rPr>
+        <w:hyperlink r:id="rId10" w:history="1">
+          <w:r>
+            <w:rPr>
+              <w:rStyle w:val="Hyperlink"/>
+            </w:rPr>
+            <w:t>sten bi</w:t>
+          </w:r>
+        </w:hyperlink>
+      </w:r>
+      <w:r>
+        <w:rPr>
+          <w:u w:val="single" w:color="0000ff"/>
+          <w:rFonts w:ascii="Charis SIL Regular" w:hAnsi="Charis SIL Regular" w:eastAsia="Charis SIL Regular"/>
+          <w:b w:val="0"/>
+          <w:i w:val="0"/>
+          <w:color w:val="000000"/>
+          <w:sz w:val="24"/>
+        </w:rPr>
+        <w:hyperlink r:id="rId10" w:history="1">
+          <w:r>
+            <w:rPr>
+              <w:rStyle w:val="Hyperlink"/>
+            </w:rPr>
+            <w:t>j</w:t>
+          </w:r>
+        </w:hyperlink>
+      </w:r>
+      <w:r>
+        <w:rPr>
+          <w:u w:val="single" w:color="0000ff"/>
+          <w:rFonts w:ascii="Charis SIL Regular" w:hAnsi="Charis SIL Regular" w:eastAsia="Charis SIL Regular"/>
+          <w:b w:val="0"/>
+          <w:i w:val="0"/>
+          <w:color w:val="000000"/>
+          <w:sz w:val="24"/>
+        </w:rPr>
+        <w:hyperlink r:id="rId10" w:history="1">
+          <w:r>
+            <w:rPr>
+              <w:rStyle w:val="Hyperlink"/>
+            </w:rPr>
+            <w:t xml:space="preserve"> het </w:t>
+          </w:r>
+        </w:hyperlink>
       </w:r>
       <w:r>
         <w:rPr>
@@ -627,7 +681,7 @@
           <w:sz w:val="24"/>
           <w:u w:val="single"/>
         </w:rPr>
-        <w:hyperlink r:id="rId12" w:history="1">
+        <w:hyperlink r:id="rId10" w:history="1">
           <w:r>
             <w:rPr>
               <w:rStyle w:val="Hyperlink"/>
@@ -692,7 +746,7 @@
           <w:sz w:val="24"/>
           <w:u w:val="single"/>
         </w:rPr>
-        <w:hyperlink r:id="rId12" w:history="1">
+        <w:hyperlink r:id="rId11" w:history="1">
           <w:r>
             <w:rPr>
               <w:rStyle w:val="Hyperlink"/>
@@ -2232,7 +2286,7 @@
           <w:color w:val="000000"/>
           <w:sz w:val="24"/>
         </w:rPr>
-        <w:t xml:space="preserve">om die reden niet meer fysiek </w:t>
+        <w:t>om die re</w:t>
       </w:r>
       <w:r>
         <w:rPr>
@@ -2243,7 +2297,172 @@
           <w:color w:val="000000"/>
           <w:sz w:val="24"/>
         </w:rPr>
-        <w:t>in te zien. Het nieuwere</w:t>
+        <w:hyperlink r:id="rId12" w:history="1">
+          <w:r>
+            <w:rPr>
+              <w:rStyle w:val="Hyperlink"/>
+            </w:rPr>
+            <w:t>den niet</w:t>
+          </w:r>
+        </w:hyperlink>
+      </w:r>
+      <w:r>
+        <w:rPr>
+          <w:u w:val="single" w:color="0000ff"/>
+          <w:rFonts w:ascii="Charis SIL Regular" w:hAnsi="Charis SIL Regular" w:eastAsia="Charis SIL Regular"/>
+          <w:b w:val="0"/>
+          <w:i w:val="0"/>
+          <w:color w:val="000000"/>
+          <w:sz w:val="24"/>
+        </w:rPr>
+        <w:t xml:space="preserve"> </w:t>
+      </w:r>
+      <w:r>
+        <w:rPr>
+          <w:u w:val="single" w:color="0000ff"/>
+          <w:rFonts w:ascii="Charis SIL Regular" w:hAnsi="Charis SIL Regular" w:eastAsia="Charis SIL Regular"/>
+          <w:b w:val="0"/>
+          <w:i w:val="0"/>
+          <w:color w:val="000000"/>
+          <w:sz w:val="24"/>
+        </w:rPr>
+        <w:hyperlink r:id="rId12" w:history="1">
+          <w:r>
+            <w:rPr>
+              <w:rStyle w:val="Hyperlink"/>
+            </w:rPr>
+            <w:t>meer fy</w:t>
+          </w:r>
+        </w:hyperlink>
+      </w:r>
+      <w:r>
+        <w:rPr>
+          <w:rFonts w:ascii="Charis SIL Regular" w:hAnsi="Charis SIL Regular" w:eastAsia="Charis SIL Regular"/>
+          <w:b w:val="0"/>
+          <w:i w:val="0"/>
+          <w:color w:val="000000"/>
+          <w:sz w:val="24"/>
+        </w:rPr>
+        <w:t xml:space="preserve">siek </w:t>
+      </w:r>
+      <w:r>
+        <w:rPr>
+          <w:u w:val="single" w:color="0000ff"/>
+          <w:rFonts w:ascii="Charis SIL Regular" w:hAnsi="Charis SIL Regular" w:eastAsia="Charis SIL Regular"/>
+          <w:b w:val="0"/>
+          <w:i w:val="0"/>
+          <w:color w:val="000000"/>
+          <w:sz w:val="24"/>
+        </w:rPr>
+        <w:t>i</w:t>
+      </w:r>
+      <w:r>
+        <w:rPr>
+          <w:u w:val="single" w:color="0000ff"/>
+          <w:rFonts w:ascii="Charis SIL Regular" w:hAnsi="Charis SIL Regular" w:eastAsia="Charis SIL Regular"/>
+          <w:b w:val="0"/>
+          <w:i w:val="0"/>
+          <w:color w:val="000000"/>
+          <w:sz w:val="24"/>
+        </w:rPr>
+        <w:hyperlink r:id="rId23" w:history="1">
+          <w:r>
+            <w:rPr>
+              <w:rStyle w:val="Hyperlink"/>
+            </w:rPr>
+            <w:t>n te zien</w:t>
+          </w:r>
+        </w:hyperlink>
+      </w:r>
+      <w:r>
+        <w:rPr>
+          <w:u w:val="single" w:color="0000ff"/>
+          <w:rFonts w:ascii="Charis SIL Regular" w:hAnsi="Charis SIL Regular" w:eastAsia="Charis SIL Regular"/>
+          <w:b w:val="0"/>
+          <w:i w:val="0"/>
+          <w:color w:val="000000"/>
+          <w:sz w:val="24"/>
+        </w:rPr>
+        <w:hyperlink r:id="rId23" w:history="1">
+          <w:r>
+            <w:rPr>
+              <w:rStyle w:val="Hyperlink"/>
+            </w:rPr>
+            <w:t>.</w:t>
+          </w:r>
+        </w:hyperlink>
+      </w:r>
+      <w:r>
+        <w:rPr>
+          <w:u w:val="single" w:color="0000ff"/>
+          <w:rFonts w:ascii="Charis SIL Regular" w:hAnsi="Charis SIL Regular" w:eastAsia="Charis SIL Regular"/>
+          <w:b w:val="0"/>
+          <w:i w:val="0"/>
+          <w:color w:val="000000"/>
+          <w:sz w:val="24"/>
+        </w:rPr>
+        <w:hyperlink r:id="rId23" w:history="1">
+          <w:r>
+            <w:rPr>
+              <w:rStyle w:val="Hyperlink"/>
+            </w:rPr>
+            <w:t xml:space="preserve"> Het ni</w:t>
+          </w:r>
+        </w:hyperlink>
+      </w:r>
+      <w:r>
+        <w:rPr>
+          <w:u w:val="single" w:color="0000ff"/>
+          <w:rFonts w:ascii="Charis SIL Regular" w:hAnsi="Charis SIL Regular" w:eastAsia="Charis SIL Regular"/>
+          <w:b w:val="0"/>
+          <w:i w:val="0"/>
+          <w:color w:val="000000"/>
+          <w:sz w:val="24"/>
+        </w:rPr>
+        <w:hyperlink r:id="rId23" w:history="1">
+          <w:r>
+            <w:rPr>
+              <w:rStyle w:val="Hyperlink"/>
+            </w:rPr>
+            <w:t>e</w:t>
+          </w:r>
+        </w:hyperlink>
+      </w:r>
+      <w:r>
+        <w:rPr>
+          <w:u w:val="single" w:color="0000ff"/>
+          <w:rFonts w:ascii="Charis SIL Regular" w:hAnsi="Charis SIL Regular" w:eastAsia="Charis SIL Regular"/>
+          <w:b w:val="0"/>
+          <w:i w:val="0"/>
+          <w:color w:val="000000"/>
+          <w:sz w:val="24"/>
+        </w:rPr>
+        <w:hyperlink r:id="rId23" w:history="1">
+          <w:r>
+            <w:rPr>
+              <w:rStyle w:val="Hyperlink"/>
+            </w:rPr>
+            <w:t>uw</w:t>
+          </w:r>
+        </w:hyperlink>
+      </w:r>
+      <w:r>
+        <w:rPr>
+          <w:u w:val="single" w:color="0000ff"/>
+          <w:rFonts w:ascii="Charis SIL Regular" w:hAnsi="Charis SIL Regular" w:eastAsia="Charis SIL Regular"/>
+          <w:b w:val="0"/>
+          <w:i w:val="0"/>
+          <w:color w:val="000000"/>
+          <w:sz w:val="24"/>
+        </w:rPr>
+        <w:hyperlink r:id="rId23" w:history="1">
+          <w:r>
+            <w:rPr>
+              <w:rStyle w:val="Hyperlink"/>
+            </w:rPr>
+            <w:t>ere</w:t>
+          </w:r>
+        </w:hyperlink>
       </w:r>
       <w:r>
         <w:rPr>

--- a/EXPORTS/DOCX/published/niveau3/Dutch/ZeeuwschGenootschap.docx
+++ b/EXPORTS/DOCX/published/niveau3/Dutch/ZeeuwschGenootschap.docx
@@ -697,45 +697,8 @@
           <w:i w:val="0"/>
           <w:color w:val="0000FF"/>
           <w:sz w:val="24"/>
-          <w:u w:val="single"/>
         </w:rPr>
-        <w:hyperlink r:id="rId12" w:history="1">
-          <w:r>
-            <w:rPr>
-              <w:rStyle w:val="Hyperlink"/>
-            </w:rPr>
-            <w:t>ws</w:t>
-          </w:r>
-        </w:hyperlink>
-      </w:r>
-      <w:r>
-        <w:rPr>
-          <w:rFonts w:ascii="Charis SIL Regular" w:hAnsi="Charis SIL Regular" w:eastAsia="Charis SIL Regular"/>
-          <w:b w:val="0"/>
-          <w:i w:val="0"/>
-          <w:color w:val="0000FF"/>
-          <w:sz w:val="24"/>
-          <w:u w:val="single"/>
-        </w:rPr>
-        <w:t xml:space="preserve"> </w:t>
-      </w:r>
-      <w:r>
-        <w:rPr>
-          <w:rFonts w:ascii="Charis SIL Regular" w:hAnsi="Charis SIL Regular" w:eastAsia="Charis SIL Regular"/>
-          <w:b w:val="0"/>
-          <w:i w:val="0"/>
-          <w:color w:val="0000FF"/>
-          <w:sz w:val="24"/>
-          <w:u w:val="single"/>
-        </w:rPr>
-        <w:hyperlink r:id="rId12" w:history="1">
-          <w:r>
-            <w:rPr>
-              <w:rStyle w:val="Hyperlink"/>
-            </w:rPr>
-            <w:t>Arc</w:t>
-          </w:r>
-        </w:hyperlink>
+        <w:t>ws Arc</w:t>
       </w:r>
       <w:r>
         <w:rPr>
@@ -819,7 +782,7 @@
           <w:sz w:val="24"/>
           <w:u w:val="single"/>
         </w:rPr>
-        <w:hyperlink r:id="rId13" w:history="1">
+        <w:hyperlink r:id="rId12" w:history="1">
           <w:r>
             <w:rPr>
               <w:rStyle w:val="Hyperlink"/>
@@ -848,7 +811,7 @@
           <w:sz w:val="24"/>
           <w:u w:val="single"/>
         </w:rPr>
-        <w:hyperlink r:id="rId13" w:history="1">
+        <w:hyperlink r:id="rId12" w:history="1">
           <w:r>
             <w:rPr>
               <w:rStyle w:val="Hyperlink"/>
@@ -866,84 +829,6 @@
           <w:sz w:val="24"/>
         </w:rPr>
         <w:t xml:space="preserve"> en fossielen, sche</w:t>
-      </w:r>
-      <w:r>
-        <w:rPr>
-          <w:u w:val="single" w:color="0000ff"/>
-          <w:rFonts w:ascii="Charis SIL Regular" w:hAnsi="Charis SIL Regular" w:eastAsia="Charis SIL Regular"/>
-          <w:b w:val="0"/>
-          <w:i w:val="0"/>
-          <w:color w:val="000000"/>
-          <w:sz w:val="24"/>
-        </w:rPr>
-        <w:hyperlink r:id="rId12" w:history="1">
-          <w:r>
-            <w:rPr>
-              <w:rStyle w:val="Hyperlink"/>
-            </w:rPr>
-            <w:t>lpen en</w:t>
-          </w:r>
-        </w:hyperlink>
-      </w:r>
-      <w:r>
-        <w:rPr>
-          <w:u w:val="single" w:color="0000ff"/>
-          <w:rFonts w:ascii="Charis SIL Regular" w:hAnsi="Charis SIL Regular" w:eastAsia="Charis SIL Regular"/>
-          <w:b w:val="0"/>
-          <w:i w:val="0"/>
-          <w:color w:val="000000"/>
-          <w:sz w:val="24"/>
-        </w:rPr>
-        <w:t xml:space="preserve"> </w:t>
-      </w:r>
-      <w:r>
-        <w:rPr>
-          <w:u w:val="single" w:color="0000ff"/>
-          <w:rFonts w:ascii="Charis SIL Regular" w:hAnsi="Charis SIL Regular" w:eastAsia="Charis SIL Regular"/>
-          <w:b w:val="0"/>
-          <w:i w:val="0"/>
-          <w:color w:val="000000"/>
-          <w:sz w:val="24"/>
-        </w:rPr>
-        <w:hyperlink r:id="rId12" w:history="1">
-          <w:r>
-            <w:rPr>
-              <w:rStyle w:val="Hyperlink"/>
-            </w:rPr>
-            <w:t>minera</w:t>
-          </w:r>
-        </w:hyperlink>
-      </w:r>
-      <w:r>
-        <w:rPr>
-          <w:u w:val="single" w:color="0000ff"/>
-          <w:rFonts w:ascii="Charis SIL Regular" w:hAnsi="Charis SIL Regular" w:eastAsia="Charis SIL Regular"/>
-          <w:b w:val="0"/>
-          <w:i w:val="0"/>
-          <w:color w:val="000000"/>
-          <w:sz w:val="24"/>
-        </w:rPr>
-        <w:t>l</w:t>
-      </w:r>
-      <w:r>
-        <w:rPr>
-          <w:rFonts w:ascii="Charis SIL Regular" w:hAnsi="Charis SIL Regular" w:eastAsia="Charis SIL Regular"/>
-          <w:b w:val="0"/>
-          <w:i w:val="0"/>
-          <w:color w:val="000000"/>
-          <w:sz w:val="24"/>
-        </w:rPr>
-        <w:t xml:space="preserve">en, </w:t>
-      </w:r>
-      <w:r>
-        <w:rPr>
-          <w:rFonts w:ascii="Charis SIL Regular" w:hAnsi="Charis SIL Regular" w:eastAsia="Charis SIL Regular"/>
-          <w:b w:val="0"/>
-          <w:i w:val="0"/>
-          <w:color w:val="000000"/>
-          <w:sz w:val="24"/>
-        </w:rPr>
-        <w:t>deels afkomstig van de overzee</w:t>
       </w:r>
       <w:r>
         <w:rPr>
@@ -959,9 +844,20 @@
             <w:rPr>
               <w:rStyle w:val="Hyperlink"/>
             </w:rPr>
-            <w:t>se koloni</w:t>
+            <w:t>lpen en</w:t>
           </w:r>
         </w:hyperlink>
+      </w:r>
+      <w:r>
+        <w:rPr>
+          <w:u w:val="single" w:color="0000ff"/>
+          <w:rFonts w:ascii="Charis SIL Regular" w:hAnsi="Charis SIL Regular" w:eastAsia="Charis SIL Regular"/>
+          <w:b w:val="0"/>
+          <w:i w:val="0"/>
+          <w:color w:val="000000"/>
+          <w:sz w:val="24"/>
+        </w:rPr>
+        <w:t xml:space="preserve"> </w:t>
       </w:r>
       <w:r>
         <w:rPr>
@@ -973,6 +869,55 @@
           <w:sz w:val="24"/>
         </w:rPr>
         <w:hyperlink r:id="rId13" w:history="1">
+          <w:r>
+            <w:rPr>
+              <w:rStyle w:val="Hyperlink"/>
+            </w:rPr>
+            <w:t>minera</w:t>
+          </w:r>
+        </w:hyperlink>
+      </w:r>
+      <w:r>
+        <w:rPr>
+          <w:u w:val="single" w:color="0000ff"/>
+          <w:rFonts w:ascii="Charis SIL Regular" w:hAnsi="Charis SIL Regular" w:eastAsia="Charis SIL Regular"/>
+          <w:b w:val="0"/>
+          <w:i w:val="0"/>
+          <w:color w:val="000000"/>
+          <w:sz w:val="24"/>
+        </w:rPr>
+        <w:t>l</w:t>
+      </w:r>
+      <w:r>
+        <w:rPr>
+          <w:rFonts w:ascii="Charis SIL Regular" w:hAnsi="Charis SIL Regular" w:eastAsia="Charis SIL Regular"/>
+          <w:b w:val="0"/>
+          <w:i w:val="0"/>
+          <w:color w:val="000000"/>
+          <w:sz w:val="24"/>
+        </w:rPr>
+        <w:t xml:space="preserve">en, </w:t>
+      </w:r>
+      <w:r>
+        <w:rPr>
+          <w:rFonts w:ascii="Charis SIL Regular" w:hAnsi="Charis SIL Regular" w:eastAsia="Charis SIL Regular"/>
+          <w:b w:val="0"/>
+          <w:i w:val="0"/>
+          <w:color w:val="000000"/>
+          <w:sz w:val="24"/>
+        </w:rPr>
+        <w:t>deels afkomstig van de overzeese koloni</w:t>
+      </w:r>
+      <w:r>
+        <w:rPr>
+          <w:u w:val="single" w:color="0000ff"/>
+          <w:rFonts w:ascii="Charis SIL Regular" w:hAnsi="Charis SIL Regular" w:eastAsia="Charis SIL Regular"/>
+          <w:b w:val="0"/>
+          <w:i w:val="0"/>
+          <w:color w:val="000000"/>
+          <w:sz w:val="24"/>
+        </w:rPr>
+        <w:hyperlink r:id="rId12" w:history="1">
           <w:r>
             <w:rPr>
               <w:rStyle w:val="Hyperlink"/>
@@ -2057,7 +2002,7 @@
           <w:sz w:val="24"/>
           <w:u w:val="single"/>
         </w:rPr>
-        <w:hyperlink r:id="rId12" w:history="1">
+        <w:hyperlink r:id="rId13" w:history="1">
           <w:r>
             <w:rPr>
               <w:rStyle w:val="Hyperlink"/>
@@ -2086,7 +2031,7 @@
           <w:sz w:val="24"/>
           <w:u w:val="single"/>
         </w:rPr>
-        <w:hyperlink r:id="rId12" w:history="1">
+        <w:hyperlink r:id="rId13" w:history="1">
           <w:r>
             <w:rPr>
               <w:rStyle w:val="Hyperlink"/>
@@ -2297,7 +2242,7 @@
           <w:color w:val="000000"/>
           <w:sz w:val="24"/>
         </w:rPr>
-        <w:hyperlink r:id="rId12" w:history="1">
+        <w:hyperlink r:id="rId13" w:history="1">
           <w:r>
             <w:rPr>
               <w:rStyle w:val="Hyperlink"/>
@@ -2326,7 +2271,7 @@
           <w:color w:val="000000"/>
           <w:sz w:val="24"/>
         </w:rPr>
-        <w:hyperlink r:id="rId12" w:history="1">
+        <w:hyperlink r:id="rId13" w:history="1">
           <w:r>
             <w:rPr>
               <w:rStyle w:val="Hyperlink"/>

--- a/EXPORTS/DOCX/published/niveau3/Dutch/ZeeuwschGenootschap.docx
+++ b/EXPORTS/DOCX/published/niveau3/Dutch/ZeeuwschGenootschap.docx
@@ -616,61 +616,7 @@
           <w:color w:val="000000"/>
           <w:sz w:val="24"/>
         </w:rPr>
-        <w:t>; kaarten, tekeningen en prenten beru</w:t>
-      </w:r>
-      <w:r>
-        <w:rPr>
-          <w:u w:val="single" w:color="0000ff"/>
-          <w:rFonts w:ascii="Charis SIL Regular" w:hAnsi="Charis SIL Regular" w:eastAsia="Charis SIL Regular"/>
-          <w:b w:val="0"/>
-          <w:i w:val="0"/>
-          <w:color w:val="000000"/>
-          <w:sz w:val="24"/>
-        </w:rPr>
-        <w:hyperlink r:id="rId10" w:history="1">
-          <w:r>
-            <w:rPr>
-              <w:rStyle w:val="Hyperlink"/>
-            </w:rPr>
-            <w:t>sten bi</w:t>
-          </w:r>
-        </w:hyperlink>
-      </w:r>
-      <w:r>
-        <w:rPr>
-          <w:u w:val="single" w:color="0000ff"/>
-          <w:rFonts w:ascii="Charis SIL Regular" w:hAnsi="Charis SIL Regular" w:eastAsia="Charis SIL Regular"/>
-          <w:b w:val="0"/>
-          <w:i w:val="0"/>
-          <w:color w:val="000000"/>
-          <w:sz w:val="24"/>
-        </w:rPr>
-        <w:hyperlink r:id="rId10" w:history="1">
-          <w:r>
-            <w:rPr>
-              <w:rStyle w:val="Hyperlink"/>
-            </w:rPr>
-            <w:t>j</w:t>
-          </w:r>
-        </w:hyperlink>
-      </w:r>
-      <w:r>
-        <w:rPr>
-          <w:u w:val="single" w:color="0000ff"/>
-          <w:rFonts w:ascii="Charis SIL Regular" w:hAnsi="Charis SIL Regular" w:eastAsia="Charis SIL Regular"/>
-          <w:b w:val="0"/>
-          <w:i w:val="0"/>
-          <w:color w:val="000000"/>
-          <w:sz w:val="24"/>
-        </w:rPr>
-        <w:hyperlink r:id="rId10" w:history="1">
-          <w:r>
-            <w:rPr>
-              <w:rStyle w:val="Hyperlink"/>
-            </w:rPr>
-            <w:t xml:space="preserve"> het </w:t>
-          </w:r>
-        </w:hyperlink>
+        <w:t xml:space="preserve">; kaarten, tekeningen en prenten berusten bij het </w:t>
       </w:r>
       <w:r>
         <w:rPr>
@@ -697,6 +643,7 @@
           <w:i w:val="0"/>
           <w:color w:val="0000FF"/>
           <w:sz w:val="24"/>
+          <w:u w:val="single"/>
         </w:rPr>
         <w:t>ws Arc</w:t>
       </w:r>
@@ -906,7 +853,25 @@
           <w:color w:val="000000"/>
           <w:sz w:val="24"/>
         </w:rPr>
-        <w:t>deels afkomstig van de overzeese koloni</w:t>
+        <w:t>deels afkomstig van de overzee</w:t>
+      </w:r>
+      <w:r>
+        <w:rPr>
+          <w:u w:val="single" w:color="0000ff"/>
+          <w:rFonts w:ascii="Charis SIL Regular" w:hAnsi="Charis SIL Regular" w:eastAsia="Charis SIL Regular"/>
+          <w:b w:val="0"/>
+          <w:i w:val="0"/>
+          <w:color w:val="000000"/>
+          <w:sz w:val="24"/>
+        </w:rPr>
+        <w:hyperlink r:id="rId12" w:history="1">
+          <w:r>
+            <w:rPr>
+              <w:rStyle w:val="Hyperlink"/>
+            </w:rPr>
+            <w:t>se koloni</w:t>
+          </w:r>
+        </w:hyperlink>
       </w:r>
       <w:r>
         <w:rPr>
@@ -2375,21 +2340,13 @@
       </w:r>
       <w:r>
         <w:rPr>
-          <w:u w:val="single" w:color="0000ff"/>
           <w:rFonts w:ascii="Charis SIL Regular" w:hAnsi="Charis SIL Regular" w:eastAsia="Charis SIL Regular"/>
           <w:b w:val="0"/>
           <w:i w:val="0"/>
           <w:color w:val="000000"/>
           <w:sz w:val="24"/>
         </w:rPr>
-        <w:hyperlink r:id="rId23" w:history="1">
-          <w:r>
-            <w:rPr>
-              <w:rStyle w:val="Hyperlink"/>
-            </w:rPr>
-            <w:t>uw</w:t>
-          </w:r>
-        </w:hyperlink>
+        <w:t>uw</w:t>
       </w:r>
       <w:r>
         <w:rPr>

--- a/EXPORTS/DOCX/published/niveau3/Dutch/ZeeuwschGenootschap.docx
+++ b/EXPORTS/DOCX/published/niveau3/Dutch/ZeeuwschGenootschap.docx
@@ -616,7 +616,61 @@
           <w:color w:val="000000"/>
           <w:sz w:val="24"/>
         </w:rPr>
-        <w:t xml:space="preserve">; kaarten, tekeningen en prenten berusten bij het </w:t>
+        <w:t>; kaarten, tekeningen en prenten beru</w:t>
+      </w:r>
+      <w:r>
+        <w:rPr>
+          <w:u w:val="single" w:color="0000ff"/>
+          <w:rFonts w:ascii="Charis SIL Regular" w:hAnsi="Charis SIL Regular" w:eastAsia="Charis SIL Regular"/>
+          <w:b w:val="0"/>
+          <w:i w:val="0"/>
+          <w:color w:val="000000"/>
+          <w:sz w:val="24"/>
+        </w:rPr>
+        <w:hyperlink r:id="rId10" w:history="1">
+          <w:r>
+            <w:rPr>
+              <w:rStyle w:val="Hyperlink"/>
+            </w:rPr>
+            <w:t>sten bi</w:t>
+          </w:r>
+        </w:hyperlink>
+      </w:r>
+      <w:r>
+        <w:rPr>
+          <w:u w:val="single" w:color="0000ff"/>
+          <w:rFonts w:ascii="Charis SIL Regular" w:hAnsi="Charis SIL Regular" w:eastAsia="Charis SIL Regular"/>
+          <w:b w:val="0"/>
+          <w:i w:val="0"/>
+          <w:color w:val="000000"/>
+          <w:sz w:val="24"/>
+        </w:rPr>
+        <w:hyperlink r:id="rId10" w:history="1">
+          <w:r>
+            <w:rPr>
+              <w:rStyle w:val="Hyperlink"/>
+            </w:rPr>
+            <w:t>j</w:t>
+          </w:r>
+        </w:hyperlink>
+      </w:r>
+      <w:r>
+        <w:rPr>
+          <w:u w:val="single" w:color="0000ff"/>
+          <w:rFonts w:ascii="Charis SIL Regular" w:hAnsi="Charis SIL Regular" w:eastAsia="Charis SIL Regular"/>
+          <w:b w:val="0"/>
+          <w:i w:val="0"/>
+          <w:color w:val="000000"/>
+          <w:sz w:val="24"/>
+        </w:rPr>
+        <w:hyperlink r:id="rId10" w:history="1">
+          <w:r>
+            <w:rPr>
+              <w:rStyle w:val="Hyperlink"/>
+            </w:rPr>
+            <w:t xml:space="preserve"> het </w:t>
+          </w:r>
+        </w:hyperlink>
       </w:r>
       <w:r>
         <w:rPr>
@@ -643,7 +697,6 @@
           <w:i w:val="0"/>
           <w:color w:val="0000FF"/>
           <w:sz w:val="24"/>
-          <w:u w:val="single"/>
         </w:rPr>
         <w:t>ws Arc</w:t>
       </w:r>
@@ -1885,15 +1938,9 @@
           <w:i w:val="0"/>
           <w:color w:val="0000FF"/>
           <w:sz w:val="24"/>
+          <w:u w:val="single"/>
         </w:rPr>
-        <w:hyperlink r:id="rId22" w:history="1">
-          <w:r>
-            <w:rPr>
-              <w:rStyle w:val="Hyperlink"/>
-            </w:rPr>
-            <w:t>e</w:t>
-          </w:r>
-        </w:hyperlink>
+        <w:t>e</w:t>
       </w:r>
       <w:r>
         <w:rPr>
@@ -2340,13 +2387,21 @@
       </w:r>
       <w:r>
         <w:rPr>
+          <w:u w:val="single" w:color="0000ff"/>
           <w:rFonts w:ascii="Charis SIL Regular" w:hAnsi="Charis SIL Regular" w:eastAsia="Charis SIL Regular"/>
           <w:b w:val="0"/>
           <w:i w:val="0"/>
           <w:color w:val="000000"/>
           <w:sz w:val="24"/>
         </w:rPr>
-        <w:t>uw</w:t>
+        <w:hyperlink r:id="rId23" w:history="1">
+          <w:r>
+            <w:rPr>
+              <w:rStyle w:val="Hyperlink"/>
+            </w:rPr>
+            <w:t>uw</w:t>
+          </w:r>
+        </w:hyperlink>
       </w:r>
       <w:r>
         <w:rPr>
@@ -2981,21 +3036,13 @@
       </w:r>
       <w:r>
         <w:rPr>
-          <w:u w:val="single" w:color="0000ff"/>
           <w:rFonts w:ascii="Charis SIL Regular" w:hAnsi="Charis SIL Regular" w:eastAsia="Charis SIL Regular"/>
           <w:b w:val="0"/>
           <w:i w:val="0"/>
           <w:color w:val="000000"/>
           <w:sz w:val="24"/>
         </w:rPr>
-        <w:hyperlink r:id="rId26" w:history="1">
-          <w:r>
-            <w:rPr>
-              <w:rStyle w:val="Hyperlink"/>
-            </w:rPr>
-            <w:t>prijsvragen die do</w:t>
-          </w:r>
-        </w:hyperlink>
+        <w:t>prijsvragen die do</w:t>
       </w:r>
       <w:r>
         <w:rPr>

--- a/EXPORTS/DOCX/published/niveau3/Dutch/ZeeuwschGenootschap.docx
+++ b/EXPORTS/DOCX/published/niveau3/Dutch/ZeeuwschGenootschap.docx
@@ -616,61 +616,7 @@
           <w:color w:val="000000"/>
           <w:sz w:val="24"/>
         </w:rPr>
-        <w:t>; kaarten, tekeningen en prenten beru</w:t>
-      </w:r>
-      <w:r>
-        <w:rPr>
-          <w:u w:val="single" w:color="0000ff"/>
-          <w:rFonts w:ascii="Charis SIL Regular" w:hAnsi="Charis SIL Regular" w:eastAsia="Charis SIL Regular"/>
-          <w:b w:val="0"/>
-          <w:i w:val="0"/>
-          <w:color w:val="000000"/>
-          <w:sz w:val="24"/>
-        </w:rPr>
-        <w:hyperlink r:id="rId10" w:history="1">
-          <w:r>
-            <w:rPr>
-              <w:rStyle w:val="Hyperlink"/>
-            </w:rPr>
-            <w:t>sten bi</w:t>
-          </w:r>
-        </w:hyperlink>
-      </w:r>
-      <w:r>
-        <w:rPr>
-          <w:u w:val="single" w:color="0000ff"/>
-          <w:rFonts w:ascii="Charis SIL Regular" w:hAnsi="Charis SIL Regular" w:eastAsia="Charis SIL Regular"/>
-          <w:b w:val="0"/>
-          <w:i w:val="0"/>
-          <w:color w:val="000000"/>
-          <w:sz w:val="24"/>
-        </w:rPr>
-        <w:hyperlink r:id="rId10" w:history="1">
-          <w:r>
-            <w:rPr>
-              <w:rStyle w:val="Hyperlink"/>
-            </w:rPr>
-            <w:t>j</w:t>
-          </w:r>
-        </w:hyperlink>
-      </w:r>
-      <w:r>
-        <w:rPr>
-          <w:u w:val="single" w:color="0000ff"/>
-          <w:rFonts w:ascii="Charis SIL Regular" w:hAnsi="Charis SIL Regular" w:eastAsia="Charis SIL Regular"/>
-          <w:b w:val="0"/>
-          <w:i w:val="0"/>
-          <w:color w:val="000000"/>
-          <w:sz w:val="24"/>
-        </w:rPr>
-        <w:hyperlink r:id="rId10" w:history="1">
-          <w:r>
-            <w:rPr>
-              <w:rStyle w:val="Hyperlink"/>
-            </w:rPr>
-            <w:t xml:space="preserve"> het </w:t>
-          </w:r>
-        </w:hyperlink>
+        <w:t xml:space="preserve">; kaarten, tekeningen en prenten berusten bij het </w:t>
       </w:r>
       <w:r>
         <w:rPr>
@@ -681,7 +627,7 @@
           <w:sz w:val="24"/>
           <w:u w:val="single"/>
         </w:rPr>
-        <w:hyperlink r:id="rId10" w:history="1">
+        <w:hyperlink r:id="rId12" w:history="1">
           <w:r>
             <w:rPr>
               <w:rStyle w:val="Hyperlink"/>
@@ -697,8 +643,16 @@
           <w:i w:val="0"/>
           <w:color w:val="0000FF"/>
           <w:sz w:val="24"/>
-        </w:rPr>
-        <w:t>ws Arc</w:t>
+          <w:u w:val="single"/>
+        </w:rPr>
+        <w:hyperlink r:id="rId12" w:history="1">
+          <w:r>
+            <w:rPr>
+              <w:rStyle w:val="Hyperlink"/>
+            </w:rPr>
+            <w:t>ws</w:t>
+          </w:r>
+        </w:hyperlink>
       </w:r>
       <w:r>
         <w:rPr>
@@ -709,7 +663,36 @@
           <w:sz w:val="24"/>
           <w:u w:val="single"/>
         </w:rPr>
-        <w:hyperlink r:id="rId11" w:history="1">
+        <w:t xml:space="preserve"> </w:t>
+      </w:r>
+      <w:r>
+        <w:rPr>
+          <w:rFonts w:ascii="Charis SIL Regular" w:hAnsi="Charis SIL Regular" w:eastAsia="Charis SIL Regular"/>
+          <w:b w:val="0"/>
+          <w:i w:val="0"/>
+          <w:color w:val="0000FF"/>
+          <w:sz w:val="24"/>
+          <w:u w:val="single"/>
+        </w:rPr>
+        <w:hyperlink r:id="rId12" w:history="1">
+          <w:r>
+            <w:rPr>
+              <w:rStyle w:val="Hyperlink"/>
+            </w:rPr>
+            <w:t>Arc</w:t>
+          </w:r>
+        </w:hyperlink>
+      </w:r>
+      <w:r>
+        <w:rPr>
+          <w:rFonts w:ascii="Charis SIL Regular" w:hAnsi="Charis SIL Regular" w:eastAsia="Charis SIL Regular"/>
+          <w:b w:val="0"/>
+          <w:i w:val="0"/>
+          <w:color w:val="0000FF"/>
+          <w:sz w:val="24"/>
+          <w:u w:val="single"/>
+        </w:rPr>
+        <w:hyperlink r:id="rId12" w:history="1">
           <w:r>
             <w:rPr>
               <w:rStyle w:val="Hyperlink"/>
@@ -765,13 +748,67 @@
       </w:r>
       <w:r>
         <w:rPr>
+          <w:u w:val="single" w:color="0000ff"/>
           <w:rFonts w:ascii="Charis SIL Regular" w:hAnsi="Charis SIL Regular" w:eastAsia="Charis SIL Regular"/>
           <w:b w:val="0"/>
           <w:i w:val="0"/>
           <w:color w:val="000000"/>
           <w:sz w:val="24"/>
         </w:rPr>
-        <w:t xml:space="preserve">en handschriften vind je bij de </w:t>
+        <w:hyperlink r:id="rId11" w:history="1">
+          <w:r>
+            <w:rPr>
+              <w:rStyle w:val="Hyperlink"/>
+            </w:rPr>
+            <w:t>en hands</w:t>
+          </w:r>
+        </w:hyperlink>
+      </w:r>
+      <w:r>
+        <w:rPr>
+          <w:u w:val="single" w:color="0000ff"/>
+          <w:rFonts w:ascii="Charis SIL Regular" w:hAnsi="Charis SIL Regular" w:eastAsia="Charis SIL Regular"/>
+          <w:b w:val="0"/>
+          <w:i w:val="0"/>
+          <w:color w:val="000000"/>
+          <w:sz w:val="24"/>
+        </w:rPr>
+        <w:hyperlink r:id="rId11" w:history="1">
+          <w:r>
+            <w:rPr>
+              <w:rStyle w:val="Hyperlink"/>
+            </w:rPr>
+            <w:t>c</w:t>
+          </w:r>
+        </w:hyperlink>
+      </w:r>
+      <w:r>
+        <w:rPr>
+          <w:u w:val="single" w:color="0000ff"/>
+          <w:rFonts w:ascii="Charis SIL Regular" w:hAnsi="Charis SIL Regular" w:eastAsia="Charis SIL Regular"/>
+          <w:b w:val="0"/>
+          <w:i w:val="0"/>
+          <w:color w:val="000000"/>
+          <w:sz w:val="24"/>
+        </w:rPr>
+        <w:hyperlink r:id="rId11" w:history="1">
+          <w:r>
+            <w:rPr>
+              <w:rStyle w:val="Hyperlink"/>
+            </w:rPr>
+            <w:t>hriften vin</w:t>
+          </w:r>
+        </w:hyperlink>
+      </w:r>
+      <w:r>
+        <w:rPr>
+          <w:rFonts w:ascii="Charis SIL Regular" w:hAnsi="Charis SIL Regular" w:eastAsia="Charis SIL Regular"/>
+          <w:b w:val="0"/>
+          <w:i w:val="0"/>
+          <w:color w:val="000000"/>
+          <w:sz w:val="24"/>
+        </w:rPr>
+        <w:t xml:space="preserve">d je bij de </w:t>
       </w:r>
       <w:r>
         <w:rPr>
@@ -782,7 +819,7 @@
           <w:sz w:val="24"/>
           <w:u w:val="single"/>
         </w:rPr>
-        <w:hyperlink r:id="rId12" w:history="1">
+        <w:hyperlink r:id="rId13" w:history="1">
           <w:r>
             <w:rPr>
               <w:rStyle w:val="Hyperlink"/>
@@ -811,7 +848,7 @@
           <w:sz w:val="24"/>
           <w:u w:val="single"/>
         </w:rPr>
-        <w:hyperlink r:id="rId12" w:history="1">
+        <w:hyperlink r:id="rId13" w:history="1">
           <w:r>
             <w:rPr>
               <w:rStyle w:val="Hyperlink"/>
@@ -839,7 +876,7 @@
           <w:color w:val="000000"/>
           <w:sz w:val="24"/>
         </w:rPr>
-        <w:hyperlink r:id="rId13" w:history="1">
+        <w:hyperlink r:id="rId12" w:history="1">
           <w:r>
             <w:rPr>
               <w:rStyle w:val="Hyperlink"/>
@@ -868,7 +905,7 @@
           <w:color w:val="000000"/>
           <w:sz w:val="24"/>
         </w:rPr>
-        <w:hyperlink r:id="rId13" w:history="1">
+        <w:hyperlink r:id="rId12" w:history="1">
           <w:r>
             <w:rPr>
               <w:rStyle w:val="Hyperlink"/>
@@ -917,7 +954,7 @@
           <w:color w:val="000000"/>
           <w:sz w:val="24"/>
         </w:rPr>
-        <w:hyperlink r:id="rId12" w:history="1">
+        <w:hyperlink r:id="rId13" w:history="1">
           <w:r>
             <w:rPr>
               <w:rStyle w:val="Hyperlink"/>
@@ -935,7 +972,7 @@
           <w:color w:val="000000"/>
           <w:sz w:val="24"/>
         </w:rPr>
-        <w:hyperlink r:id="rId12" w:history="1">
+        <w:hyperlink r:id="rId13" w:history="1">
           <w:r>
             <w:rPr>
               <w:rStyle w:val="Hyperlink"/>
@@ -1938,9 +1975,15 @@
           <w:i w:val="0"/>
           <w:color w:val="0000FF"/>
           <w:sz w:val="24"/>
-          <w:u w:val="single"/>
-        </w:rPr>
-        <w:t>e</w:t>
+        </w:rPr>
+        <w:hyperlink r:id="rId22" w:history="1">
+          <w:r>
+            <w:rPr>
+              <w:rStyle w:val="Hyperlink"/>
+            </w:rPr>
+            <w:t>e</w:t>
+          </w:r>
+        </w:hyperlink>
       </w:r>
       <w:r>
         <w:rPr>
@@ -2014,7 +2057,7 @@
           <w:sz w:val="24"/>
           <w:u w:val="single"/>
         </w:rPr>
-        <w:hyperlink r:id="rId13" w:history="1">
+        <w:hyperlink r:id="rId12" w:history="1">
           <w:r>
             <w:rPr>
               <w:rStyle w:val="Hyperlink"/>
@@ -2043,7 +2086,7 @@
           <w:sz w:val="24"/>
           <w:u w:val="single"/>
         </w:rPr>
-        <w:hyperlink r:id="rId13" w:history="1">
+        <w:hyperlink r:id="rId12" w:history="1">
           <w:r>
             <w:rPr>
               <w:rStyle w:val="Hyperlink"/>
@@ -2254,7 +2297,7 @@
           <w:color w:val="000000"/>
           <w:sz w:val="24"/>
         </w:rPr>
-        <w:hyperlink r:id="rId13" w:history="1">
+        <w:hyperlink r:id="rId12" w:history="1">
           <w:r>
             <w:rPr>
               <w:rStyle w:val="Hyperlink"/>
@@ -2283,7 +2326,7 @@
           <w:color w:val="000000"/>
           <w:sz w:val="24"/>
         </w:rPr>
-        <w:hyperlink r:id="rId13" w:history="1">
+        <w:hyperlink r:id="rId12" w:history="1">
           <w:r>
             <w:rPr>
               <w:rStyle w:val="Hyperlink"/>
@@ -3036,13 +3079,21 @@
       </w:r>
       <w:r>
         <w:rPr>
+          <w:u w:val="single" w:color="0000ff"/>
           <w:rFonts w:ascii="Charis SIL Regular" w:hAnsi="Charis SIL Regular" w:eastAsia="Charis SIL Regular"/>
           <w:b w:val="0"/>
           <w:i w:val="0"/>
           <w:color w:val="000000"/>
           <w:sz w:val="24"/>
         </w:rPr>
-        <w:t>prijsvragen die do</w:t>
+        <w:hyperlink r:id="rId26" w:history="1">
+          <w:r>
+            <w:rPr>
+              <w:rStyle w:val="Hyperlink"/>
+            </w:rPr>
+            <w:t>prijsvragen die do</w:t>
+          </w:r>
+        </w:hyperlink>
       </w:r>
       <w:r>
         <w:rPr>

--- a/EXPORTS/DOCX/published/niveau3/Dutch/ZeeuwschGenootschap.docx
+++ b/EXPORTS/DOCX/published/niveau3/Dutch/ZeeuwschGenootschap.docx
@@ -627,7 +627,7 @@
           <w:sz w:val="24"/>
           <w:u w:val="single"/>
         </w:rPr>
-        <w:hyperlink r:id="rId12" w:history="1">
+        <w:hyperlink r:id="rId10" w:history="1">
           <w:r>
             <w:rPr>
               <w:rStyle w:val="Hyperlink"/>
@@ -645,14 +645,7 @@
           <w:sz w:val="24"/>
           <w:u w:val="single"/>
         </w:rPr>
-        <w:hyperlink r:id="rId12" w:history="1">
-          <w:r>
-            <w:rPr>
-              <w:rStyle w:val="Hyperlink"/>
-            </w:rPr>
-            <w:t>ws</w:t>
-          </w:r>
-        </w:hyperlink>
+        <w:t>ws Arc</w:t>
       </w:r>
       <w:r>
         <w:rPr>
@@ -663,36 +656,7 @@
           <w:sz w:val="24"/>
           <w:u w:val="single"/>
         </w:rPr>
-        <w:t xml:space="preserve"> </w:t>
-      </w:r>
-      <w:r>
-        <w:rPr>
-          <w:rFonts w:ascii="Charis SIL Regular" w:hAnsi="Charis SIL Regular" w:eastAsia="Charis SIL Regular"/>
-          <w:b w:val="0"/>
-          <w:i w:val="0"/>
-          <w:color w:val="0000FF"/>
-          <w:sz w:val="24"/>
-          <w:u w:val="single"/>
-        </w:rPr>
-        <w:hyperlink r:id="rId12" w:history="1">
-          <w:r>
-            <w:rPr>
-              <w:rStyle w:val="Hyperlink"/>
-            </w:rPr>
-            <w:t>Arc</w:t>
-          </w:r>
-        </w:hyperlink>
-      </w:r>
-      <w:r>
-        <w:rPr>
-          <w:rFonts w:ascii="Charis SIL Regular" w:hAnsi="Charis SIL Regular" w:eastAsia="Charis SIL Regular"/>
-          <w:b w:val="0"/>
-          <w:i w:val="0"/>
-          <w:color w:val="0000FF"/>
-          <w:sz w:val="24"/>
-          <w:u w:val="single"/>
-        </w:rPr>
-        <w:hyperlink r:id="rId12" w:history="1">
+        <w:hyperlink r:id="rId11" w:history="1">
           <w:r>
             <w:rPr>
               <w:rStyle w:val="Hyperlink"/>
@@ -748,67 +712,13 @@
       </w:r>
       <w:r>
         <w:rPr>
-          <w:u w:val="single" w:color="0000ff"/>
           <w:rFonts w:ascii="Charis SIL Regular" w:hAnsi="Charis SIL Regular" w:eastAsia="Charis SIL Regular"/>
           <w:b w:val="0"/>
           <w:i w:val="0"/>
           <w:color w:val="000000"/>
           <w:sz w:val="24"/>
         </w:rPr>
-        <w:hyperlink r:id="rId11" w:history="1">
-          <w:r>
-            <w:rPr>
-              <w:rStyle w:val="Hyperlink"/>
-            </w:rPr>
-            <w:t>en hands</w:t>
-          </w:r>
-        </w:hyperlink>
-      </w:r>
-      <w:r>
-        <w:rPr>
-          <w:u w:val="single" w:color="0000ff"/>
-          <w:rFonts w:ascii="Charis SIL Regular" w:hAnsi="Charis SIL Regular" w:eastAsia="Charis SIL Regular"/>
-          <w:b w:val="0"/>
-          <w:i w:val="0"/>
-          <w:color w:val="000000"/>
-          <w:sz w:val="24"/>
-        </w:rPr>
-        <w:hyperlink r:id="rId11" w:history="1">
-          <w:r>
-            <w:rPr>
-              <w:rStyle w:val="Hyperlink"/>
-            </w:rPr>
-            <w:t>c</w:t>
-          </w:r>
-        </w:hyperlink>
-      </w:r>
-      <w:r>
-        <w:rPr>
-          <w:u w:val="single" w:color="0000ff"/>
-          <w:rFonts w:ascii="Charis SIL Regular" w:hAnsi="Charis SIL Regular" w:eastAsia="Charis SIL Regular"/>
-          <w:b w:val="0"/>
-          <w:i w:val="0"/>
-          <w:color w:val="000000"/>
-          <w:sz w:val="24"/>
-        </w:rPr>
-        <w:hyperlink r:id="rId11" w:history="1">
-          <w:r>
-            <w:rPr>
-              <w:rStyle w:val="Hyperlink"/>
-            </w:rPr>
-            <w:t>hriften vin</w:t>
-          </w:r>
-        </w:hyperlink>
-      </w:r>
-      <w:r>
-        <w:rPr>
-          <w:rFonts w:ascii="Charis SIL Regular" w:hAnsi="Charis SIL Regular" w:eastAsia="Charis SIL Regular"/>
-          <w:b w:val="0"/>
-          <w:i w:val="0"/>
-          <w:color w:val="000000"/>
-          <w:sz w:val="24"/>
-        </w:rPr>
-        <w:t xml:space="preserve">d je bij de </w:t>
+        <w:t xml:space="preserve">en handschriften vind je bij de </w:t>
       </w:r>
       <w:r>
         <w:rPr>
@@ -819,7 +729,7 @@
           <w:sz w:val="24"/>
           <w:u w:val="single"/>
         </w:rPr>
-        <w:hyperlink r:id="rId13" w:history="1">
+        <w:hyperlink r:id="rId12" w:history="1">
           <w:r>
             <w:rPr>
               <w:rStyle w:val="Hyperlink"/>
@@ -848,7 +758,7 @@
           <w:sz w:val="24"/>
           <w:u w:val="single"/>
         </w:rPr>
-        <w:hyperlink r:id="rId13" w:history="1">
+        <w:hyperlink r:id="rId12" w:history="1">
           <w:r>
             <w:rPr>
               <w:rStyle w:val="Hyperlink"/>
@@ -866,6 +776,84 @@
           <w:sz w:val="24"/>
         </w:rPr>
         <w:t xml:space="preserve"> en fossielen, sche</w:t>
+      </w:r>
+      <w:r>
+        <w:rPr>
+          <w:u w:val="single" w:color="0000ff"/>
+          <w:rFonts w:ascii="Charis SIL Regular" w:hAnsi="Charis SIL Regular" w:eastAsia="Charis SIL Regular"/>
+          <w:b w:val="0"/>
+          <w:i w:val="0"/>
+          <w:color w:val="000000"/>
+          <w:sz w:val="24"/>
+        </w:rPr>
+        <w:hyperlink r:id="rId13" w:history="1">
+          <w:r>
+            <w:rPr>
+              <w:rStyle w:val="Hyperlink"/>
+            </w:rPr>
+            <w:t>lpen en</w:t>
+          </w:r>
+        </w:hyperlink>
+      </w:r>
+      <w:r>
+        <w:rPr>
+          <w:u w:val="single" w:color="0000ff"/>
+          <w:rFonts w:ascii="Charis SIL Regular" w:hAnsi="Charis SIL Regular" w:eastAsia="Charis SIL Regular"/>
+          <w:b w:val="0"/>
+          <w:i w:val="0"/>
+          <w:color w:val="000000"/>
+          <w:sz w:val="24"/>
+        </w:rPr>
+        <w:t xml:space="preserve"> </w:t>
+      </w:r>
+      <w:r>
+        <w:rPr>
+          <w:u w:val="single" w:color="0000ff"/>
+          <w:rFonts w:ascii="Charis SIL Regular" w:hAnsi="Charis SIL Regular" w:eastAsia="Charis SIL Regular"/>
+          <w:b w:val="0"/>
+          <w:i w:val="0"/>
+          <w:color w:val="000000"/>
+          <w:sz w:val="24"/>
+        </w:rPr>
+        <w:hyperlink r:id="rId13" w:history="1">
+          <w:r>
+            <w:rPr>
+              <w:rStyle w:val="Hyperlink"/>
+            </w:rPr>
+            <w:t>minera</w:t>
+          </w:r>
+        </w:hyperlink>
+      </w:r>
+      <w:r>
+        <w:rPr>
+          <w:u w:val="single" w:color="0000ff"/>
+          <w:rFonts w:ascii="Charis SIL Regular" w:hAnsi="Charis SIL Regular" w:eastAsia="Charis SIL Regular"/>
+          <w:b w:val="0"/>
+          <w:i w:val="0"/>
+          <w:color w:val="000000"/>
+          <w:sz w:val="24"/>
+        </w:rPr>
+        <w:t>l</w:t>
+      </w:r>
+      <w:r>
+        <w:rPr>
+          <w:rFonts w:ascii="Charis SIL Regular" w:hAnsi="Charis SIL Regular" w:eastAsia="Charis SIL Regular"/>
+          <w:b w:val="0"/>
+          <w:i w:val="0"/>
+          <w:color w:val="000000"/>
+          <w:sz w:val="24"/>
+        </w:rPr>
+        <w:t xml:space="preserve">en, </w:t>
+      </w:r>
+      <w:r>
+        <w:rPr>
+          <w:rFonts w:ascii="Charis SIL Regular" w:hAnsi="Charis SIL Regular" w:eastAsia="Charis SIL Regular"/>
+          <w:b w:val="0"/>
+          <w:i w:val="0"/>
+          <w:color w:val="000000"/>
+          <w:sz w:val="24"/>
+        </w:rPr>
+        <w:t>deels afkomstig van de overzee</w:t>
       </w:r>
       <w:r>
         <w:rPr>
@@ -881,20 +869,9 @@
             <w:rPr>
               <w:rStyle w:val="Hyperlink"/>
             </w:rPr>
-            <w:t>lpen en</w:t>
+            <w:t>se koloni</w:t>
           </w:r>
         </w:hyperlink>
-      </w:r>
-      <w:r>
-        <w:rPr>
-          <w:u w:val="single" w:color="0000ff"/>
-          <w:rFonts w:ascii="Charis SIL Regular" w:hAnsi="Charis SIL Regular" w:eastAsia="Charis SIL Regular"/>
-          <w:b w:val="0"/>
-          <w:i w:val="0"/>
-          <w:color w:val="000000"/>
-          <w:sz w:val="24"/>
-        </w:rPr>
-        <w:t xml:space="preserve"> </w:t>
       </w:r>
       <w:r>
         <w:rPr>
@@ -906,73 +883,6 @@
           <w:sz w:val="24"/>
         </w:rPr>
         <w:hyperlink r:id="rId12" w:history="1">
-          <w:r>
-            <w:rPr>
-              <w:rStyle w:val="Hyperlink"/>
-            </w:rPr>
-            <w:t>minera</w:t>
-          </w:r>
-        </w:hyperlink>
-      </w:r>
-      <w:r>
-        <w:rPr>
-          <w:u w:val="single" w:color="0000ff"/>
-          <w:rFonts w:ascii="Charis SIL Regular" w:hAnsi="Charis SIL Regular" w:eastAsia="Charis SIL Regular"/>
-          <w:b w:val="0"/>
-          <w:i w:val="0"/>
-          <w:color w:val="000000"/>
-          <w:sz w:val="24"/>
-        </w:rPr>
-        <w:t>l</w:t>
-      </w:r>
-      <w:r>
-        <w:rPr>
-          <w:rFonts w:ascii="Charis SIL Regular" w:hAnsi="Charis SIL Regular" w:eastAsia="Charis SIL Regular"/>
-          <w:b w:val="0"/>
-          <w:i w:val="0"/>
-          <w:color w:val="000000"/>
-          <w:sz w:val="24"/>
-        </w:rPr>
-        <w:t xml:space="preserve">en, </w:t>
-      </w:r>
-      <w:r>
-        <w:rPr>
-          <w:rFonts w:ascii="Charis SIL Regular" w:hAnsi="Charis SIL Regular" w:eastAsia="Charis SIL Regular"/>
-          <w:b w:val="0"/>
-          <w:i w:val="0"/>
-          <w:color w:val="000000"/>
-          <w:sz w:val="24"/>
-        </w:rPr>
-        <w:t>deels afkomstig van de overzee</w:t>
-      </w:r>
-      <w:r>
-        <w:rPr>
-          <w:u w:val="single" w:color="0000ff"/>
-          <w:rFonts w:ascii="Charis SIL Regular" w:hAnsi="Charis SIL Regular" w:eastAsia="Charis SIL Regular"/>
-          <w:b w:val="0"/>
-          <w:i w:val="0"/>
-          <w:color w:val="000000"/>
-          <w:sz w:val="24"/>
-        </w:rPr>
-        <w:hyperlink r:id="rId13" w:history="1">
-          <w:r>
-            <w:rPr>
-              <w:rStyle w:val="Hyperlink"/>
-            </w:rPr>
-            <w:t>se koloni</w:t>
-          </w:r>
-        </w:hyperlink>
-      </w:r>
-      <w:r>
-        <w:rPr>
-          <w:u w:val="single" w:color="0000ff"/>
-          <w:rFonts w:ascii="Charis SIL Regular" w:hAnsi="Charis SIL Regular" w:eastAsia="Charis SIL Regular"/>
-          <w:b w:val="0"/>
-          <w:i w:val="0"/>
-          <w:color w:val="000000"/>
-          <w:sz w:val="24"/>
-        </w:rPr>
-        <w:hyperlink r:id="rId13" w:history="1">
           <w:r>
             <w:rPr>
               <w:rStyle w:val="Hyperlink"/>
@@ -1975,15 +1885,9 @@
           <w:i w:val="0"/>
           <w:color w:val="0000FF"/>
           <w:sz w:val="24"/>
+          <w:u w:val="single"/>
         </w:rPr>
-        <w:hyperlink r:id="rId22" w:history="1">
-          <w:r>
-            <w:rPr>
-              <w:rStyle w:val="Hyperlink"/>
-            </w:rPr>
-            <w:t>e</w:t>
-          </w:r>
-        </w:hyperlink>
+        <w:t>e</w:t>
       </w:r>
       <w:r>
         <w:rPr>
@@ -2057,7 +1961,7 @@
           <w:sz w:val="24"/>
           <w:u w:val="single"/>
         </w:rPr>
-        <w:hyperlink r:id="rId12" w:history="1">
+        <w:hyperlink r:id="rId13" w:history="1">
           <w:r>
             <w:rPr>
               <w:rStyle w:val="Hyperlink"/>
@@ -2086,7 +1990,7 @@
           <w:sz w:val="24"/>
           <w:u w:val="single"/>
         </w:rPr>
-        <w:hyperlink r:id="rId12" w:history="1">
+        <w:hyperlink r:id="rId13" w:history="1">
           <w:r>
             <w:rPr>
               <w:rStyle w:val="Hyperlink"/>
@@ -2297,7 +2201,7 @@
           <w:color w:val="000000"/>
           <w:sz w:val="24"/>
         </w:rPr>
-        <w:hyperlink r:id="rId12" w:history="1">
+        <w:hyperlink r:id="rId13" w:history="1">
           <w:r>
             <w:rPr>
               <w:rStyle w:val="Hyperlink"/>
@@ -2326,7 +2230,7 @@
           <w:color w:val="000000"/>
           <w:sz w:val="24"/>
         </w:rPr>
-        <w:hyperlink r:id="rId12" w:history="1">
+        <w:hyperlink r:id="rId13" w:history="1">
           <w:r>
             <w:rPr>
               <w:rStyle w:val="Hyperlink"/>
@@ -2770,85 +2674,13 @@
       </w:r>
       <w:r>
         <w:rPr>
-          <w:u w:val="single" w:color="0000ff"/>
           <w:rFonts w:ascii="Charis SIL Regular" w:hAnsi="Charis SIL Regular" w:eastAsia="Charis SIL Regular"/>
           <w:b w:val="0"/>
           <w:i w:val="0"/>
           <w:color w:val="000000"/>
           <w:sz w:val="24"/>
         </w:rPr>
-        <w:hyperlink r:id="rId24" w:history="1">
-          <w:r>
-            <w:rPr>
-              <w:rStyle w:val="Hyperlink"/>
-            </w:rPr>
-            <w:t>materiaal voor herkom</w:t>
-          </w:r>
-        </w:hyperlink>
-      </w:r>
-      <w:r>
-        <w:rPr>
-          <w:rFonts w:ascii="Charis SIL Regular" w:hAnsi="Charis SIL Regular" w:eastAsia="Charis SIL Regular"/>
-          <w:b w:val="0"/>
-          <w:i w:val="0"/>
-          <w:color w:val="000000"/>
-          <w:sz w:val="24"/>
-        </w:rPr>
-        <w:t>stonder</w:t>
-      </w:r>
-      <w:r>
-        <w:rPr>
-          <w:u w:val="single" w:color="0000ff"/>
-          <w:rFonts w:ascii="Charis SIL Regular" w:hAnsi="Charis SIL Regular" w:eastAsia="Charis SIL Regular"/>
-          <w:b w:val="0"/>
-          <w:i w:val="0"/>
-          <w:color w:val="000000"/>
-          <w:sz w:val="24"/>
-        </w:rPr>
-        <w:hyperlink r:id="rId25" w:history="1">
-          <w:r>
-            <w:rPr>
-              <w:rStyle w:val="Hyperlink"/>
-            </w:rPr>
-            <w:t>zoek b</w:t>
-          </w:r>
-        </w:hyperlink>
-      </w:r>
-      <w:r>
-        <w:rPr>
-          <w:u w:val="single" w:color="0000ff"/>
-          <w:rFonts w:ascii="Charis SIL Regular" w:hAnsi="Charis SIL Regular" w:eastAsia="Charis SIL Regular"/>
-          <w:b w:val="0"/>
-          <w:i w:val="0"/>
-          <w:color w:val="000000"/>
-          <w:sz w:val="24"/>
-        </w:rPr>
-        <w:hyperlink r:id="rId25" w:history="1">
-          <w:r>
-            <w:rPr>
-              <w:rStyle w:val="Hyperlink"/>
-            </w:rPr>
-            <w:t>e</w:t>
-          </w:r>
-        </w:hyperlink>
-      </w:r>
-      <w:r>
-        <w:rPr>
-          <w:u w:val="single" w:color="0000ff"/>
-          <w:rFonts w:ascii="Charis SIL Regular" w:hAnsi="Charis SIL Regular" w:eastAsia="Charis SIL Regular"/>
-          <w:b w:val="0"/>
-          <w:i w:val="0"/>
-          <w:color w:val="000000"/>
-          <w:sz w:val="24"/>
-        </w:rPr>
-        <w:hyperlink r:id="rId25" w:history="1">
-          <w:r>
-            <w:rPr>
-              <w:rStyle w:val="Hyperlink"/>
-            </w:rPr>
-            <w:t>vatte</w:t>
-          </w:r>
-        </w:hyperlink>
+        <w:t>materiaal voor herkomstonderzoek bevatte</w:t>
       </w:r>
       <w:r>
         <w:rPr>

--- a/EXPORTS/DOCX/published/niveau3/Dutch/ZeeuwschGenootschap.docx
+++ b/EXPORTS/DOCX/published/niveau3/Dutch/ZeeuwschGenootschap.docx
@@ -627,7 +627,7 @@
           <w:sz w:val="24"/>
           <w:u w:val="single"/>
         </w:rPr>
-        <w:hyperlink r:id="rId10" w:history="1">
+        <w:hyperlink r:id="rId12" w:history="1">
           <w:r>
             <w:rPr>
               <w:rStyle w:val="Hyperlink"/>
@@ -645,7 +645,14 @@
           <w:sz w:val="24"/>
           <w:u w:val="single"/>
         </w:rPr>
-        <w:t>ws Arc</w:t>
+        <w:hyperlink r:id="rId12" w:history="1">
+          <w:r>
+            <w:rPr>
+              <w:rStyle w:val="Hyperlink"/>
+            </w:rPr>
+            <w:t>ws</w:t>
+          </w:r>
+        </w:hyperlink>
       </w:r>
       <w:r>
         <w:rPr>
@@ -656,7 +663,36 @@
           <w:sz w:val="24"/>
           <w:u w:val="single"/>
         </w:rPr>
-        <w:hyperlink r:id="rId11" w:history="1">
+        <w:t xml:space="preserve"> </w:t>
+      </w:r>
+      <w:r>
+        <w:rPr>
+          <w:rFonts w:ascii="Charis SIL Regular" w:hAnsi="Charis SIL Regular" w:eastAsia="Charis SIL Regular"/>
+          <w:b w:val="0"/>
+          <w:i w:val="0"/>
+          <w:color w:val="0000FF"/>
+          <w:sz w:val="24"/>
+          <w:u w:val="single"/>
+        </w:rPr>
+        <w:hyperlink r:id="rId12" w:history="1">
+          <w:r>
+            <w:rPr>
+              <w:rStyle w:val="Hyperlink"/>
+            </w:rPr>
+            <w:t>Arc</w:t>
+          </w:r>
+        </w:hyperlink>
+      </w:r>
+      <w:r>
+        <w:rPr>
+          <w:rFonts w:ascii="Charis SIL Regular" w:hAnsi="Charis SIL Regular" w:eastAsia="Charis SIL Regular"/>
+          <w:b w:val="0"/>
+          <w:i w:val="0"/>
+          <w:color w:val="0000FF"/>
+          <w:sz w:val="24"/>
+          <w:u w:val="single"/>
+        </w:rPr>
+        <w:hyperlink r:id="rId12" w:history="1">
           <w:r>
             <w:rPr>
               <w:rStyle w:val="Hyperlink"/>
@@ -729,7 +765,7 @@
           <w:sz w:val="24"/>
           <w:u w:val="single"/>
         </w:rPr>
-        <w:hyperlink r:id="rId12" w:history="1">
+        <w:hyperlink r:id="rId13" w:history="1">
           <w:r>
             <w:rPr>
               <w:rStyle w:val="Hyperlink"/>
@@ -758,7 +794,7 @@
           <w:sz w:val="24"/>
           <w:u w:val="single"/>
         </w:rPr>
-        <w:hyperlink r:id="rId12" w:history="1">
+        <w:hyperlink r:id="rId13" w:history="1">
           <w:r>
             <w:rPr>
               <w:rStyle w:val="Hyperlink"/>
@@ -776,6 +812,84 @@
           <w:sz w:val="24"/>
         </w:rPr>
         <w:t xml:space="preserve"> en fossielen, sche</w:t>
+      </w:r>
+      <w:r>
+        <w:rPr>
+          <w:u w:val="single" w:color="0000ff"/>
+          <w:rFonts w:ascii="Charis SIL Regular" w:hAnsi="Charis SIL Regular" w:eastAsia="Charis SIL Regular"/>
+          <w:b w:val="0"/>
+          <w:i w:val="0"/>
+          <w:color w:val="000000"/>
+          <w:sz w:val="24"/>
+        </w:rPr>
+        <w:hyperlink r:id="rId12" w:history="1">
+          <w:r>
+            <w:rPr>
+              <w:rStyle w:val="Hyperlink"/>
+            </w:rPr>
+            <w:t>lpen en</w:t>
+          </w:r>
+        </w:hyperlink>
+      </w:r>
+      <w:r>
+        <w:rPr>
+          <w:u w:val="single" w:color="0000ff"/>
+          <w:rFonts w:ascii="Charis SIL Regular" w:hAnsi="Charis SIL Regular" w:eastAsia="Charis SIL Regular"/>
+          <w:b w:val="0"/>
+          <w:i w:val="0"/>
+          <w:color w:val="000000"/>
+          <w:sz w:val="24"/>
+        </w:rPr>
+        <w:t xml:space="preserve"> </w:t>
+      </w:r>
+      <w:r>
+        <w:rPr>
+          <w:u w:val="single" w:color="0000ff"/>
+          <w:rFonts w:ascii="Charis SIL Regular" w:hAnsi="Charis SIL Regular" w:eastAsia="Charis SIL Regular"/>
+          <w:b w:val="0"/>
+          <w:i w:val="0"/>
+          <w:color w:val="000000"/>
+          <w:sz w:val="24"/>
+        </w:rPr>
+        <w:hyperlink r:id="rId12" w:history="1">
+          <w:r>
+            <w:rPr>
+              <w:rStyle w:val="Hyperlink"/>
+            </w:rPr>
+            <w:t>minera</w:t>
+          </w:r>
+        </w:hyperlink>
+      </w:r>
+      <w:r>
+        <w:rPr>
+          <w:u w:val="single" w:color="0000ff"/>
+          <w:rFonts w:ascii="Charis SIL Regular" w:hAnsi="Charis SIL Regular" w:eastAsia="Charis SIL Regular"/>
+          <w:b w:val="0"/>
+          <w:i w:val="0"/>
+          <w:color w:val="000000"/>
+          <w:sz w:val="24"/>
+        </w:rPr>
+        <w:t>l</w:t>
+      </w:r>
+      <w:r>
+        <w:rPr>
+          <w:rFonts w:ascii="Charis SIL Regular" w:hAnsi="Charis SIL Regular" w:eastAsia="Charis SIL Regular"/>
+          <w:b w:val="0"/>
+          <w:i w:val="0"/>
+          <w:color w:val="000000"/>
+          <w:sz w:val="24"/>
+        </w:rPr>
+        <w:t xml:space="preserve">en, </w:t>
+      </w:r>
+      <w:r>
+        <w:rPr>
+          <w:rFonts w:ascii="Charis SIL Regular" w:hAnsi="Charis SIL Regular" w:eastAsia="Charis SIL Regular"/>
+          <w:b w:val="0"/>
+          <w:i w:val="0"/>
+          <w:color w:val="000000"/>
+          <w:sz w:val="24"/>
+        </w:rPr>
+        <w:t>deels afkomstig van de overzee</w:t>
       </w:r>
       <w:r>
         <w:rPr>
@@ -791,20 +905,9 @@
             <w:rPr>
               <w:rStyle w:val="Hyperlink"/>
             </w:rPr>
-            <w:t>lpen en</w:t>
+            <w:t>se koloni</w:t>
           </w:r>
         </w:hyperlink>
-      </w:r>
-      <w:r>
-        <w:rPr>
-          <w:u w:val="single" w:color="0000ff"/>
-          <w:rFonts w:ascii="Charis SIL Regular" w:hAnsi="Charis SIL Regular" w:eastAsia="Charis SIL Regular"/>
-          <w:b w:val="0"/>
-          <w:i w:val="0"/>
-          <w:color w:val="000000"/>
-          <w:sz w:val="24"/>
-        </w:rPr>
-        <w:t xml:space="preserve"> </w:t>
       </w:r>
       <w:r>
         <w:rPr>
@@ -816,73 +919,6 @@
           <w:sz w:val="24"/>
         </w:rPr>
         <w:hyperlink r:id="rId13" w:history="1">
-          <w:r>
-            <w:rPr>
-              <w:rStyle w:val="Hyperlink"/>
-            </w:rPr>
-            <w:t>minera</w:t>
-          </w:r>
-        </w:hyperlink>
-      </w:r>
-      <w:r>
-        <w:rPr>
-          <w:u w:val="single" w:color="0000ff"/>
-          <w:rFonts w:ascii="Charis SIL Regular" w:hAnsi="Charis SIL Regular" w:eastAsia="Charis SIL Regular"/>
-          <w:b w:val="0"/>
-          <w:i w:val="0"/>
-          <w:color w:val="000000"/>
-          <w:sz w:val="24"/>
-        </w:rPr>
-        <w:t>l</w:t>
-      </w:r>
-      <w:r>
-        <w:rPr>
-          <w:rFonts w:ascii="Charis SIL Regular" w:hAnsi="Charis SIL Regular" w:eastAsia="Charis SIL Regular"/>
-          <w:b w:val="0"/>
-          <w:i w:val="0"/>
-          <w:color w:val="000000"/>
-          <w:sz w:val="24"/>
-        </w:rPr>
-        <w:t xml:space="preserve">en, </w:t>
-      </w:r>
-      <w:r>
-        <w:rPr>
-          <w:rFonts w:ascii="Charis SIL Regular" w:hAnsi="Charis SIL Regular" w:eastAsia="Charis SIL Regular"/>
-          <w:b w:val="0"/>
-          <w:i w:val="0"/>
-          <w:color w:val="000000"/>
-          <w:sz w:val="24"/>
-        </w:rPr>
-        <w:t>deels afkomstig van de overzee</w:t>
-      </w:r>
-      <w:r>
-        <w:rPr>
-          <w:u w:val="single" w:color="0000ff"/>
-          <w:rFonts w:ascii="Charis SIL Regular" w:hAnsi="Charis SIL Regular" w:eastAsia="Charis SIL Regular"/>
-          <w:b w:val="0"/>
-          <w:i w:val="0"/>
-          <w:color w:val="000000"/>
-          <w:sz w:val="24"/>
-        </w:rPr>
-        <w:hyperlink r:id="rId12" w:history="1">
-          <w:r>
-            <w:rPr>
-              <w:rStyle w:val="Hyperlink"/>
-            </w:rPr>
-            <w:t>se koloni</w:t>
-          </w:r>
-        </w:hyperlink>
-      </w:r>
-      <w:r>
-        <w:rPr>
-          <w:u w:val="single" w:color="0000ff"/>
-          <w:rFonts w:ascii="Charis SIL Regular" w:hAnsi="Charis SIL Regular" w:eastAsia="Charis SIL Regular"/>
-          <w:b w:val="0"/>
-          <w:i w:val="0"/>
-          <w:color w:val="000000"/>
-          <w:sz w:val="24"/>
-        </w:rPr>
-        <w:hyperlink r:id="rId12" w:history="1">
           <w:r>
             <w:rPr>
               <w:rStyle w:val="Hyperlink"/>
@@ -1961,7 +1997,7 @@
           <w:sz w:val="24"/>
           <w:u w:val="single"/>
         </w:rPr>
-        <w:hyperlink r:id="rId13" w:history="1">
+        <w:hyperlink r:id="rId12" w:history="1">
           <w:r>
             <w:rPr>
               <w:rStyle w:val="Hyperlink"/>
@@ -1990,7 +2026,7 @@
           <w:sz w:val="24"/>
           <w:u w:val="single"/>
         </w:rPr>
-        <w:hyperlink r:id="rId13" w:history="1">
+        <w:hyperlink r:id="rId12" w:history="1">
           <w:r>
             <w:rPr>
               <w:rStyle w:val="Hyperlink"/>
@@ -2201,7 +2237,7 @@
           <w:color w:val="000000"/>
           <w:sz w:val="24"/>
         </w:rPr>
-        <w:hyperlink r:id="rId13" w:history="1">
+        <w:hyperlink r:id="rId12" w:history="1">
           <w:r>
             <w:rPr>
               <w:rStyle w:val="Hyperlink"/>
@@ -2230,7 +2266,7 @@
           <w:color w:val="000000"/>
           <w:sz w:val="24"/>
         </w:rPr>
-        <w:hyperlink r:id="rId13" w:history="1">
+        <w:hyperlink r:id="rId12" w:history="1">
           <w:r>
             <w:rPr>
               <w:rStyle w:val="Hyperlink"/>
@@ -2674,13 +2710,85 @@
       </w:r>
       <w:r>
         <w:rPr>
+          <w:u w:val="single" w:color="0000ff"/>
           <w:rFonts w:ascii="Charis SIL Regular" w:hAnsi="Charis SIL Regular" w:eastAsia="Charis SIL Regular"/>
           <w:b w:val="0"/>
           <w:i w:val="0"/>
           <w:color w:val="000000"/>
           <w:sz w:val="24"/>
         </w:rPr>
-        <w:t>materiaal voor herkomstonderzoek bevatte</w:t>
+        <w:hyperlink r:id="rId24" w:history="1">
+          <w:r>
+            <w:rPr>
+              <w:rStyle w:val="Hyperlink"/>
+            </w:rPr>
+            <w:t>materiaal voor herkom</w:t>
+          </w:r>
+        </w:hyperlink>
+      </w:r>
+      <w:r>
+        <w:rPr>
+          <w:rFonts w:ascii="Charis SIL Regular" w:hAnsi="Charis SIL Regular" w:eastAsia="Charis SIL Regular"/>
+          <w:b w:val="0"/>
+          <w:i w:val="0"/>
+          <w:color w:val="000000"/>
+          <w:sz w:val="24"/>
+        </w:rPr>
+        <w:t>stonder</w:t>
+      </w:r>
+      <w:r>
+        <w:rPr>
+          <w:u w:val="single" w:color="0000ff"/>
+          <w:rFonts w:ascii="Charis SIL Regular" w:hAnsi="Charis SIL Regular" w:eastAsia="Charis SIL Regular"/>
+          <w:b w:val="0"/>
+          <w:i w:val="0"/>
+          <w:color w:val="000000"/>
+          <w:sz w:val="24"/>
+        </w:rPr>
+        <w:hyperlink r:id="rId25" w:history="1">
+          <w:r>
+            <w:rPr>
+              <w:rStyle w:val="Hyperlink"/>
+            </w:rPr>
+            <w:t>zoek b</w:t>
+          </w:r>
+        </w:hyperlink>
+      </w:r>
+      <w:r>
+        <w:rPr>
+          <w:u w:val="single" w:color="0000ff"/>
+          <w:rFonts w:ascii="Charis SIL Regular" w:hAnsi="Charis SIL Regular" w:eastAsia="Charis SIL Regular"/>
+          <w:b w:val="0"/>
+          <w:i w:val="0"/>
+          <w:color w:val="000000"/>
+          <w:sz w:val="24"/>
+        </w:rPr>
+        <w:hyperlink r:id="rId25" w:history="1">
+          <w:r>
+            <w:rPr>
+              <w:rStyle w:val="Hyperlink"/>
+            </w:rPr>
+            <w:t>e</w:t>
+          </w:r>
+        </w:hyperlink>
+      </w:r>
+      <w:r>
+        <w:rPr>
+          <w:u w:val="single" w:color="0000ff"/>
+          <w:rFonts w:ascii="Charis SIL Regular" w:hAnsi="Charis SIL Regular" w:eastAsia="Charis SIL Regular"/>
+          <w:b w:val="0"/>
+          <w:i w:val="0"/>
+          <w:color w:val="000000"/>
+          <w:sz w:val="24"/>
+        </w:rPr>
+        <w:hyperlink r:id="rId25" w:history="1">
+          <w:r>
+            <w:rPr>
+              <w:rStyle w:val="Hyperlink"/>
+            </w:rPr>
+            <w:t>vatte</w:t>
+          </w:r>
+        </w:hyperlink>
       </w:r>
       <w:r>
         <w:rPr>
@@ -2911,21 +3019,13 @@
       </w:r>
       <w:r>
         <w:rPr>
-          <w:u w:val="single" w:color="0000ff"/>
           <w:rFonts w:ascii="Charis SIL Regular" w:hAnsi="Charis SIL Regular" w:eastAsia="Charis SIL Regular"/>
           <w:b w:val="0"/>
           <w:i w:val="0"/>
           <w:color w:val="000000"/>
           <w:sz w:val="24"/>
         </w:rPr>
-        <w:hyperlink r:id="rId26" w:history="1">
-          <w:r>
-            <w:rPr>
-              <w:rStyle w:val="Hyperlink"/>
-            </w:rPr>
-            <w:t>prijsvragen die do</w:t>
-          </w:r>
-        </w:hyperlink>
+        <w:t>prijsvragen die do</w:t>
       </w:r>
       <w:r>
         <w:rPr>

--- a/EXPORTS/DOCX/published/niveau3/Dutch/ZeeuwschGenootschap.docx
+++ b/EXPORTS/DOCX/published/niveau3/Dutch/ZeeuwschGenootschap.docx
@@ -616,7 +616,61 @@
           <w:color w:val="000000"/>
           <w:sz w:val="24"/>
         </w:rPr>
-        <w:t xml:space="preserve">; kaarten, tekeningen en prenten berusten bij het </w:t>
+        <w:t>; kaarten, tekeningen en prenten beru</w:t>
+      </w:r>
+      <w:r>
+        <w:rPr>
+          <w:u w:val="single" w:color="0000ff"/>
+          <w:rFonts w:ascii="Charis SIL Regular" w:hAnsi="Charis SIL Regular" w:eastAsia="Charis SIL Regular"/>
+          <w:b w:val="0"/>
+          <w:i w:val="0"/>
+          <w:color w:val="000000"/>
+          <w:sz w:val="24"/>
+        </w:rPr>
+        <w:hyperlink r:id="rId10" w:history="1">
+          <w:r>
+            <w:rPr>
+              <w:rStyle w:val="Hyperlink"/>
+            </w:rPr>
+            <w:t>sten bi</w:t>
+          </w:r>
+        </w:hyperlink>
+      </w:r>
+      <w:r>
+        <w:rPr>
+          <w:u w:val="single" w:color="0000ff"/>
+          <w:rFonts w:ascii="Charis SIL Regular" w:hAnsi="Charis SIL Regular" w:eastAsia="Charis SIL Regular"/>
+          <w:b w:val="0"/>
+          <w:i w:val="0"/>
+          <w:color w:val="000000"/>
+          <w:sz w:val="24"/>
+        </w:rPr>
+        <w:hyperlink r:id="rId10" w:history="1">
+          <w:r>
+            <w:rPr>
+              <w:rStyle w:val="Hyperlink"/>
+            </w:rPr>
+            <w:t>j</w:t>
+          </w:r>
+        </w:hyperlink>
+      </w:r>
+      <w:r>
+        <w:rPr>
+          <w:u w:val="single" w:color="0000ff"/>
+          <w:rFonts w:ascii="Charis SIL Regular" w:hAnsi="Charis SIL Regular" w:eastAsia="Charis SIL Regular"/>
+          <w:b w:val="0"/>
+          <w:i w:val="0"/>
+          <w:color w:val="000000"/>
+          <w:sz w:val="24"/>
+        </w:rPr>
+        <w:hyperlink r:id="rId10" w:history="1">
+          <w:r>
+            <w:rPr>
+              <w:rStyle w:val="Hyperlink"/>
+            </w:rPr>
+            <w:t xml:space="preserve"> het </w:t>
+          </w:r>
+        </w:hyperlink>
       </w:r>
       <w:r>
         <w:rPr>
@@ -627,7 +681,7 @@
           <w:sz w:val="24"/>
           <w:u w:val="single"/>
         </w:rPr>
-        <w:hyperlink r:id="rId12" w:history="1">
+        <w:hyperlink r:id="rId10" w:history="1">
           <w:r>
             <w:rPr>
               <w:rStyle w:val="Hyperlink"/>
@@ -635,6 +689,16 @@
             <w:t>Zeeu</w:t>
           </w:r>
         </w:hyperlink>
+      </w:r>
+      <w:r>
+        <w:rPr>
+          <w:rFonts w:ascii="Charis SIL Regular" w:hAnsi="Charis SIL Regular" w:eastAsia="Charis SIL Regular"/>
+          <w:b w:val="0"/>
+          <w:i w:val="0"/>
+          <w:color w:val="0000FF"/>
+          <w:sz w:val="24"/>
+        </w:rPr>
+        <w:t>ws Arc</w:t>
       </w:r>
       <w:r>
         <w:rPr>
@@ -645,54 +709,7 @@
           <w:sz w:val="24"/>
           <w:u w:val="single"/>
         </w:rPr>
-        <w:hyperlink r:id="rId12" w:history="1">
-          <w:r>
-            <w:rPr>
-              <w:rStyle w:val="Hyperlink"/>
-            </w:rPr>
-            <w:t>ws</w:t>
-          </w:r>
-        </w:hyperlink>
-      </w:r>
-      <w:r>
-        <w:rPr>
-          <w:rFonts w:ascii="Charis SIL Regular" w:hAnsi="Charis SIL Regular" w:eastAsia="Charis SIL Regular"/>
-          <w:b w:val="0"/>
-          <w:i w:val="0"/>
-          <w:color w:val="0000FF"/>
-          <w:sz w:val="24"/>
-          <w:u w:val="single"/>
-        </w:rPr>
-        <w:t xml:space="preserve"> </w:t>
-      </w:r>
-      <w:r>
-        <w:rPr>
-          <w:rFonts w:ascii="Charis SIL Regular" w:hAnsi="Charis SIL Regular" w:eastAsia="Charis SIL Regular"/>
-          <w:b w:val="0"/>
-          <w:i w:val="0"/>
-          <w:color w:val="0000FF"/>
-          <w:sz w:val="24"/>
-          <w:u w:val="single"/>
-        </w:rPr>
-        <w:hyperlink r:id="rId12" w:history="1">
-          <w:r>
-            <w:rPr>
-              <w:rStyle w:val="Hyperlink"/>
-            </w:rPr>
-            <w:t>Arc</w:t>
-          </w:r>
-        </w:hyperlink>
-      </w:r>
-      <w:r>
-        <w:rPr>
-          <w:rFonts w:ascii="Charis SIL Regular" w:hAnsi="Charis SIL Regular" w:eastAsia="Charis SIL Regular"/>
-          <w:b w:val="0"/>
-          <w:i w:val="0"/>
-          <w:color w:val="0000FF"/>
-          <w:sz w:val="24"/>
-          <w:u w:val="single"/>
-        </w:rPr>
-        <w:hyperlink r:id="rId12" w:history="1">
+        <w:hyperlink r:id="rId11" w:history="1">
           <w:r>
             <w:rPr>
               <w:rStyle w:val="Hyperlink"/>
@@ -765,7 +782,7 @@
           <w:sz w:val="24"/>
           <w:u w:val="single"/>
         </w:rPr>
-        <w:hyperlink r:id="rId13" w:history="1">
+        <w:hyperlink r:id="rId12" w:history="1">
           <w:r>
             <w:rPr>
               <w:rStyle w:val="Hyperlink"/>
@@ -794,7 +811,7 @@
           <w:sz w:val="24"/>
           <w:u w:val="single"/>
         </w:rPr>
-        <w:hyperlink r:id="rId13" w:history="1">
+        <w:hyperlink r:id="rId12" w:history="1">
           <w:r>
             <w:rPr>
               <w:rStyle w:val="Hyperlink"/>
@@ -812,6 +829,84 @@
           <w:sz w:val="24"/>
         </w:rPr>
         <w:t xml:space="preserve"> en fossielen, sche</w:t>
+      </w:r>
+      <w:r>
+        <w:rPr>
+          <w:u w:val="single" w:color="0000ff"/>
+          <w:rFonts w:ascii="Charis SIL Regular" w:hAnsi="Charis SIL Regular" w:eastAsia="Charis SIL Regular"/>
+          <w:b w:val="0"/>
+          <w:i w:val="0"/>
+          <w:color w:val="000000"/>
+          <w:sz w:val="24"/>
+        </w:rPr>
+        <w:hyperlink r:id="rId13" w:history="1">
+          <w:r>
+            <w:rPr>
+              <w:rStyle w:val="Hyperlink"/>
+            </w:rPr>
+            <w:t>lpen en</w:t>
+          </w:r>
+        </w:hyperlink>
+      </w:r>
+      <w:r>
+        <w:rPr>
+          <w:u w:val="single" w:color="0000ff"/>
+          <w:rFonts w:ascii="Charis SIL Regular" w:hAnsi="Charis SIL Regular" w:eastAsia="Charis SIL Regular"/>
+          <w:b w:val="0"/>
+          <w:i w:val="0"/>
+          <w:color w:val="000000"/>
+          <w:sz w:val="24"/>
+        </w:rPr>
+        <w:t xml:space="preserve"> </w:t>
+      </w:r>
+      <w:r>
+        <w:rPr>
+          <w:u w:val="single" w:color="0000ff"/>
+          <w:rFonts w:ascii="Charis SIL Regular" w:hAnsi="Charis SIL Regular" w:eastAsia="Charis SIL Regular"/>
+          <w:b w:val="0"/>
+          <w:i w:val="0"/>
+          <w:color w:val="000000"/>
+          <w:sz w:val="24"/>
+        </w:rPr>
+        <w:hyperlink r:id="rId13" w:history="1">
+          <w:r>
+            <w:rPr>
+              <w:rStyle w:val="Hyperlink"/>
+            </w:rPr>
+            <w:t>minera</w:t>
+          </w:r>
+        </w:hyperlink>
+      </w:r>
+      <w:r>
+        <w:rPr>
+          <w:u w:val="single" w:color="0000ff"/>
+          <w:rFonts w:ascii="Charis SIL Regular" w:hAnsi="Charis SIL Regular" w:eastAsia="Charis SIL Regular"/>
+          <w:b w:val="0"/>
+          <w:i w:val="0"/>
+          <w:color w:val="000000"/>
+          <w:sz w:val="24"/>
+        </w:rPr>
+        <w:t>l</w:t>
+      </w:r>
+      <w:r>
+        <w:rPr>
+          <w:rFonts w:ascii="Charis SIL Regular" w:hAnsi="Charis SIL Regular" w:eastAsia="Charis SIL Regular"/>
+          <w:b w:val="0"/>
+          <w:i w:val="0"/>
+          <w:color w:val="000000"/>
+          <w:sz w:val="24"/>
+        </w:rPr>
+        <w:t xml:space="preserve">en, </w:t>
+      </w:r>
+      <w:r>
+        <w:rPr>
+          <w:rFonts w:ascii="Charis SIL Regular" w:hAnsi="Charis SIL Regular" w:eastAsia="Charis SIL Regular"/>
+          <w:b w:val="0"/>
+          <w:i w:val="0"/>
+          <w:color w:val="000000"/>
+          <w:sz w:val="24"/>
+        </w:rPr>
+        <w:t>deels afkomstig van de overzee</w:t>
       </w:r>
       <w:r>
         <w:rPr>
@@ -827,20 +922,9 @@
             <w:rPr>
               <w:rStyle w:val="Hyperlink"/>
             </w:rPr>
-            <w:t>lpen en</w:t>
+            <w:t>se koloni</w:t>
           </w:r>
         </w:hyperlink>
-      </w:r>
-      <w:r>
-        <w:rPr>
-          <w:u w:val="single" w:color="0000ff"/>
-          <w:rFonts w:ascii="Charis SIL Regular" w:hAnsi="Charis SIL Regular" w:eastAsia="Charis SIL Regular"/>
-          <w:b w:val="0"/>
-          <w:i w:val="0"/>
-          <w:color w:val="000000"/>
-          <w:sz w:val="24"/>
-        </w:rPr>
-        <w:t xml:space="preserve"> </w:t>
       </w:r>
       <w:r>
         <w:rPr>
@@ -852,73 +936,6 @@
           <w:sz w:val="24"/>
         </w:rPr>
         <w:hyperlink r:id="rId12" w:history="1">
-          <w:r>
-            <w:rPr>
-              <w:rStyle w:val="Hyperlink"/>
-            </w:rPr>
-            <w:t>minera</w:t>
-          </w:r>
-        </w:hyperlink>
-      </w:r>
-      <w:r>
-        <w:rPr>
-          <w:u w:val="single" w:color="0000ff"/>
-          <w:rFonts w:ascii="Charis SIL Regular" w:hAnsi="Charis SIL Regular" w:eastAsia="Charis SIL Regular"/>
-          <w:b w:val="0"/>
-          <w:i w:val="0"/>
-          <w:color w:val="000000"/>
-          <w:sz w:val="24"/>
-        </w:rPr>
-        <w:t>l</w:t>
-      </w:r>
-      <w:r>
-        <w:rPr>
-          <w:rFonts w:ascii="Charis SIL Regular" w:hAnsi="Charis SIL Regular" w:eastAsia="Charis SIL Regular"/>
-          <w:b w:val="0"/>
-          <w:i w:val="0"/>
-          <w:color w:val="000000"/>
-          <w:sz w:val="24"/>
-        </w:rPr>
-        <w:t xml:space="preserve">en, </w:t>
-      </w:r>
-      <w:r>
-        <w:rPr>
-          <w:rFonts w:ascii="Charis SIL Regular" w:hAnsi="Charis SIL Regular" w:eastAsia="Charis SIL Regular"/>
-          <w:b w:val="0"/>
-          <w:i w:val="0"/>
-          <w:color w:val="000000"/>
-          <w:sz w:val="24"/>
-        </w:rPr>
-        <w:t>deels afkomstig van de overzee</w:t>
-      </w:r>
-      <w:r>
-        <w:rPr>
-          <w:u w:val="single" w:color="0000ff"/>
-          <w:rFonts w:ascii="Charis SIL Regular" w:hAnsi="Charis SIL Regular" w:eastAsia="Charis SIL Regular"/>
-          <w:b w:val="0"/>
-          <w:i w:val="0"/>
-          <w:color w:val="000000"/>
-          <w:sz w:val="24"/>
-        </w:rPr>
-        <w:hyperlink r:id="rId13" w:history="1">
-          <w:r>
-            <w:rPr>
-              <w:rStyle w:val="Hyperlink"/>
-            </w:rPr>
-            <w:t>se koloni</w:t>
-          </w:r>
-        </w:hyperlink>
-      </w:r>
-      <w:r>
-        <w:rPr>
-          <w:u w:val="single" w:color="0000ff"/>
-          <w:rFonts w:ascii="Charis SIL Regular" w:hAnsi="Charis SIL Regular" w:eastAsia="Charis SIL Regular"/>
-          <w:b w:val="0"/>
-          <w:i w:val="0"/>
-          <w:color w:val="000000"/>
-          <w:sz w:val="24"/>
-        </w:rPr>
-        <w:hyperlink r:id="rId13" w:history="1">
           <w:r>
             <w:rPr>
               <w:rStyle w:val="Hyperlink"/>
@@ -1921,9 +1938,15 @@
           <w:i w:val="0"/>
           <w:color w:val="0000FF"/>
           <w:sz w:val="24"/>
-          <w:u w:val="single"/>
         </w:rPr>
-        <w:t>e</w:t>
+        <w:hyperlink r:id="rId22" w:history="1">
+          <w:r>
+            <w:rPr>
+              <w:rStyle w:val="Hyperlink"/>
+            </w:rPr>
+            <w:t>e</w:t>
+          </w:r>
+        </w:hyperlink>
       </w:r>
       <w:r>
         <w:rPr>
@@ -1997,7 +2020,7 @@
           <w:sz w:val="24"/>
           <w:u w:val="single"/>
         </w:rPr>
-        <w:hyperlink r:id="rId12" w:history="1">
+        <w:hyperlink r:id="rId13" w:history="1">
           <w:r>
             <w:rPr>
               <w:rStyle w:val="Hyperlink"/>
@@ -2026,7 +2049,7 @@
           <w:sz w:val="24"/>
           <w:u w:val="single"/>
         </w:rPr>
-        <w:hyperlink r:id="rId12" w:history="1">
+        <w:hyperlink r:id="rId13" w:history="1">
           <w:r>
             <w:rPr>
               <w:rStyle w:val="Hyperlink"/>
@@ -2237,7 +2260,7 @@
           <w:color w:val="000000"/>
           <w:sz w:val="24"/>
         </w:rPr>
-        <w:hyperlink r:id="rId12" w:history="1">
+        <w:hyperlink r:id="rId13" w:history="1">
           <w:r>
             <w:rPr>
               <w:rStyle w:val="Hyperlink"/>
@@ -2266,7 +2289,7 @@
           <w:color w:val="000000"/>
           <w:sz w:val="24"/>
         </w:rPr>
-        <w:hyperlink r:id="rId12" w:history="1">
+        <w:hyperlink r:id="rId13" w:history="1">
           <w:r>
             <w:rPr>
               <w:rStyle w:val="Hyperlink"/>
@@ -3019,13 +3042,21 @@
       </w:r>
       <w:r>
         <w:rPr>
+          <w:u w:val="single" w:color="0000ff"/>
           <w:rFonts w:ascii="Charis SIL Regular" w:hAnsi="Charis SIL Regular" w:eastAsia="Charis SIL Regular"/>
           <w:b w:val="0"/>
           <w:i w:val="0"/>
           <w:color w:val="000000"/>
           <w:sz w:val="24"/>
         </w:rPr>
-        <w:t>prijsvragen die do</w:t>
+        <w:hyperlink r:id="rId26" w:history="1">
+          <w:r>
+            <w:rPr>
+              <w:rStyle w:val="Hyperlink"/>
+            </w:rPr>
+            <w:t>prijsvragen die do</w:t>
+          </w:r>
+        </w:hyperlink>
       </w:r>
       <w:r>
         <w:rPr>

--- a/EXPORTS/DOCX/published/niveau3/Dutch/ZeeuwschGenootschap.docx
+++ b/EXPORTS/DOCX/published/niveau3/Dutch/ZeeuwschGenootschap.docx
@@ -1938,15 +1938,9 @@
           <w:i w:val="0"/>
           <w:color w:val="0000FF"/>
           <w:sz w:val="24"/>
+          <w:u w:val="single"/>
         </w:rPr>
-        <w:hyperlink r:id="rId22" w:history="1">
-          <w:r>
-            <w:rPr>
-              <w:rStyle w:val="Hyperlink"/>
-            </w:rPr>
-            <w:t>e</w:t>
-          </w:r>
-        </w:hyperlink>
+        <w:t>e</w:t>
       </w:r>
       <w:r>
         <w:rPr>

--- a/EXPORTS/DOCX/published/niveau3/Dutch/ZeeuwschGenootschap.docx
+++ b/EXPORTS/DOCX/published/niveau3/Dutch/ZeeuwschGenootschap.docx
@@ -616,61 +616,7 @@
           <w:color w:val="000000"/>
           <w:sz w:val="24"/>
         </w:rPr>
-        <w:t>; kaarten, tekeningen en prenten beru</w:t>
-      </w:r>
-      <w:r>
-        <w:rPr>
-          <w:u w:val="single" w:color="0000ff"/>
-          <w:rFonts w:ascii="Charis SIL Regular" w:hAnsi="Charis SIL Regular" w:eastAsia="Charis SIL Regular"/>
-          <w:b w:val="0"/>
-          <w:i w:val="0"/>
-          <w:color w:val="000000"/>
-          <w:sz w:val="24"/>
-        </w:rPr>
-        <w:hyperlink r:id="rId10" w:history="1">
-          <w:r>
-            <w:rPr>
-              <w:rStyle w:val="Hyperlink"/>
-            </w:rPr>
-            <w:t>sten bi</w:t>
-          </w:r>
-        </w:hyperlink>
-      </w:r>
-      <w:r>
-        <w:rPr>
-          <w:u w:val="single" w:color="0000ff"/>
-          <w:rFonts w:ascii="Charis SIL Regular" w:hAnsi="Charis SIL Regular" w:eastAsia="Charis SIL Regular"/>
-          <w:b w:val="0"/>
-          <w:i w:val="0"/>
-          <w:color w:val="000000"/>
-          <w:sz w:val="24"/>
-        </w:rPr>
-        <w:hyperlink r:id="rId10" w:history="1">
-          <w:r>
-            <w:rPr>
-              <w:rStyle w:val="Hyperlink"/>
-            </w:rPr>
-            <w:t>j</w:t>
-          </w:r>
-        </w:hyperlink>
-      </w:r>
-      <w:r>
-        <w:rPr>
-          <w:u w:val="single" w:color="0000ff"/>
-          <w:rFonts w:ascii="Charis SIL Regular" w:hAnsi="Charis SIL Regular" w:eastAsia="Charis SIL Regular"/>
-          <w:b w:val="0"/>
-          <w:i w:val="0"/>
-          <w:color w:val="000000"/>
-          <w:sz w:val="24"/>
-        </w:rPr>
-        <w:hyperlink r:id="rId10" w:history="1">
-          <w:r>
-            <w:rPr>
-              <w:rStyle w:val="Hyperlink"/>
-            </w:rPr>
-            <w:t xml:space="preserve"> het </w:t>
-          </w:r>
-        </w:hyperlink>
+        <w:t xml:space="preserve">; kaarten, tekeningen en prenten berusten bij het </w:t>
       </w:r>
       <w:r>
         <w:rPr>
@@ -681,7 +627,7 @@
           <w:sz w:val="24"/>
           <w:u w:val="single"/>
         </w:rPr>
-        <w:hyperlink r:id="rId10" w:history="1">
+        <w:hyperlink r:id="rId12" w:history="1">
           <w:r>
             <w:rPr>
               <w:rStyle w:val="Hyperlink"/>
@@ -697,8 +643,16 @@
           <w:i w:val="0"/>
           <w:color w:val="0000FF"/>
           <w:sz w:val="24"/>
-        </w:rPr>
-        <w:t>ws Arc</w:t>
+          <w:u w:val="single"/>
+        </w:rPr>
+        <w:hyperlink r:id="rId12" w:history="1">
+          <w:r>
+            <w:rPr>
+              <w:rStyle w:val="Hyperlink"/>
+            </w:rPr>
+            <w:t>ws</w:t>
+          </w:r>
+        </w:hyperlink>
       </w:r>
       <w:r>
         <w:rPr>
@@ -709,7 +663,36 @@
           <w:sz w:val="24"/>
           <w:u w:val="single"/>
         </w:rPr>
-        <w:hyperlink r:id="rId11" w:history="1">
+        <w:t xml:space="preserve"> </w:t>
+      </w:r>
+      <w:r>
+        <w:rPr>
+          <w:rFonts w:ascii="Charis SIL Regular" w:hAnsi="Charis SIL Regular" w:eastAsia="Charis SIL Regular"/>
+          <w:b w:val="0"/>
+          <w:i w:val="0"/>
+          <w:color w:val="0000FF"/>
+          <w:sz w:val="24"/>
+          <w:u w:val="single"/>
+        </w:rPr>
+        <w:hyperlink r:id="rId12" w:history="1">
+          <w:r>
+            <w:rPr>
+              <w:rStyle w:val="Hyperlink"/>
+            </w:rPr>
+            <w:t>Arc</w:t>
+          </w:r>
+        </w:hyperlink>
+      </w:r>
+      <w:r>
+        <w:rPr>
+          <w:rFonts w:ascii="Charis SIL Regular" w:hAnsi="Charis SIL Regular" w:eastAsia="Charis SIL Regular"/>
+          <w:b w:val="0"/>
+          <w:i w:val="0"/>
+          <w:color w:val="0000FF"/>
+          <w:sz w:val="24"/>
+          <w:u w:val="single"/>
+        </w:rPr>
+        <w:hyperlink r:id="rId12" w:history="1">
           <w:r>
             <w:rPr>
               <w:rStyle w:val="Hyperlink"/>
@@ -765,13 +748,67 @@
       </w:r>
       <w:r>
         <w:rPr>
+          <w:u w:val="single" w:color="0000ff"/>
           <w:rFonts w:ascii="Charis SIL Regular" w:hAnsi="Charis SIL Regular" w:eastAsia="Charis SIL Regular"/>
           <w:b w:val="0"/>
           <w:i w:val="0"/>
           <w:color w:val="000000"/>
           <w:sz w:val="24"/>
         </w:rPr>
-        <w:t xml:space="preserve">en handschriften vind je bij de </w:t>
+        <w:hyperlink r:id="rId11" w:history="1">
+          <w:r>
+            <w:rPr>
+              <w:rStyle w:val="Hyperlink"/>
+            </w:rPr>
+            <w:t>en hands</w:t>
+          </w:r>
+        </w:hyperlink>
+      </w:r>
+      <w:r>
+        <w:rPr>
+          <w:u w:val="single" w:color="0000ff"/>
+          <w:rFonts w:ascii="Charis SIL Regular" w:hAnsi="Charis SIL Regular" w:eastAsia="Charis SIL Regular"/>
+          <w:b w:val="0"/>
+          <w:i w:val="0"/>
+          <w:color w:val="000000"/>
+          <w:sz w:val="24"/>
+        </w:rPr>
+        <w:hyperlink r:id="rId11" w:history="1">
+          <w:r>
+            <w:rPr>
+              <w:rStyle w:val="Hyperlink"/>
+            </w:rPr>
+            <w:t>c</w:t>
+          </w:r>
+        </w:hyperlink>
+      </w:r>
+      <w:r>
+        <w:rPr>
+          <w:u w:val="single" w:color="0000ff"/>
+          <w:rFonts w:ascii="Charis SIL Regular" w:hAnsi="Charis SIL Regular" w:eastAsia="Charis SIL Regular"/>
+          <w:b w:val="0"/>
+          <w:i w:val="0"/>
+          <w:color w:val="000000"/>
+          <w:sz w:val="24"/>
+        </w:rPr>
+        <w:hyperlink r:id="rId11" w:history="1">
+          <w:r>
+            <w:rPr>
+              <w:rStyle w:val="Hyperlink"/>
+            </w:rPr>
+            <w:t>hriften vin</w:t>
+          </w:r>
+        </w:hyperlink>
+      </w:r>
+      <w:r>
+        <w:rPr>
+          <w:rFonts w:ascii="Charis SIL Regular" w:hAnsi="Charis SIL Regular" w:eastAsia="Charis SIL Regular"/>
+          <w:b w:val="0"/>
+          <w:i w:val="0"/>
+          <w:color w:val="000000"/>
+          <w:sz w:val="24"/>
+        </w:rPr>
+        <w:t xml:space="preserve">d je bij de </w:t>
       </w:r>
       <w:r>
         <w:rPr>
@@ -782,7 +819,7 @@
           <w:sz w:val="24"/>
           <w:u w:val="single"/>
         </w:rPr>
-        <w:hyperlink r:id="rId12" w:history="1">
+        <w:hyperlink r:id="rId13" w:history="1">
           <w:r>
             <w:rPr>
               <w:rStyle w:val="Hyperlink"/>
@@ -811,7 +848,7 @@
           <w:sz w:val="24"/>
           <w:u w:val="single"/>
         </w:rPr>
-        <w:hyperlink r:id="rId12" w:history="1">
+        <w:hyperlink r:id="rId13" w:history="1">
           <w:r>
             <w:rPr>
               <w:rStyle w:val="Hyperlink"/>
@@ -839,7 +876,7 @@
           <w:color w:val="000000"/>
           <w:sz w:val="24"/>
         </w:rPr>
-        <w:hyperlink r:id="rId13" w:history="1">
+        <w:hyperlink r:id="rId12" w:history="1">
           <w:r>
             <w:rPr>
               <w:rStyle w:val="Hyperlink"/>
@@ -868,7 +905,7 @@
           <w:color w:val="000000"/>
           <w:sz w:val="24"/>
         </w:rPr>
-        <w:hyperlink r:id="rId13" w:history="1">
+        <w:hyperlink r:id="rId12" w:history="1">
           <w:r>
             <w:rPr>
               <w:rStyle w:val="Hyperlink"/>
@@ -917,7 +954,7 @@
           <w:color w:val="000000"/>
           <w:sz w:val="24"/>
         </w:rPr>
-        <w:hyperlink r:id="rId12" w:history="1">
+        <w:hyperlink r:id="rId13" w:history="1">
           <w:r>
             <w:rPr>
               <w:rStyle w:val="Hyperlink"/>
@@ -935,7 +972,7 @@
           <w:color w:val="000000"/>
           <w:sz w:val="24"/>
         </w:rPr>
-        <w:hyperlink r:id="rId12" w:history="1">
+        <w:hyperlink r:id="rId13" w:history="1">
           <w:r>
             <w:rPr>
               <w:rStyle w:val="Hyperlink"/>
@@ -1938,9 +1975,15 @@
           <w:i w:val="0"/>
           <w:color w:val="0000FF"/>
           <w:sz w:val="24"/>
-          <w:u w:val="single"/>
-        </w:rPr>
-        <w:t>e</w:t>
+        </w:rPr>
+        <w:hyperlink r:id="rId22" w:history="1">
+          <w:r>
+            <w:rPr>
+              <w:rStyle w:val="Hyperlink"/>
+            </w:rPr>
+            <w:t>e</w:t>
+          </w:r>
+        </w:hyperlink>
       </w:r>
       <w:r>
         <w:rPr>
@@ -2014,7 +2057,7 @@
           <w:sz w:val="24"/>
           <w:u w:val="single"/>
         </w:rPr>
-        <w:hyperlink r:id="rId13" w:history="1">
+        <w:hyperlink r:id="rId12" w:history="1">
           <w:r>
             <w:rPr>
               <w:rStyle w:val="Hyperlink"/>
@@ -2043,7 +2086,7 @@
           <w:sz w:val="24"/>
           <w:u w:val="single"/>
         </w:rPr>
-        <w:hyperlink r:id="rId13" w:history="1">
+        <w:hyperlink r:id="rId12" w:history="1">
           <w:r>
             <w:rPr>
               <w:rStyle w:val="Hyperlink"/>
@@ -2254,7 +2297,7 @@
           <w:color w:val="000000"/>
           <w:sz w:val="24"/>
         </w:rPr>
-        <w:hyperlink r:id="rId13" w:history="1">
+        <w:hyperlink r:id="rId12" w:history="1">
           <w:r>
             <w:rPr>
               <w:rStyle w:val="Hyperlink"/>
@@ -2283,7 +2326,7 @@
           <w:color w:val="000000"/>
           <w:sz w:val="24"/>
         </w:rPr>
-        <w:hyperlink r:id="rId13" w:history="1">
+        <w:hyperlink r:id="rId12" w:history="1">
           <w:r>
             <w:rPr>
               <w:rStyle w:val="Hyperlink"/>

--- a/EXPORTS/DOCX/published/niveau3/Dutch/ZeeuwschGenootschap.docx
+++ b/EXPORTS/DOCX/published/niveau3/Dutch/ZeeuwschGenootschap.docx
@@ -627,7 +627,7 @@
           <w:sz w:val="24"/>
           <w:u w:val="single"/>
         </w:rPr>
-        <w:hyperlink r:id="rId12" w:history="1">
+        <w:hyperlink r:id="rId10" w:history="1">
           <w:r>
             <w:rPr>
               <w:rStyle w:val="Hyperlink"/>
@@ -645,14 +645,7 @@
           <w:sz w:val="24"/>
           <w:u w:val="single"/>
         </w:rPr>
-        <w:hyperlink r:id="rId12" w:history="1">
-          <w:r>
-            <w:rPr>
-              <w:rStyle w:val="Hyperlink"/>
-            </w:rPr>
-            <w:t>ws</w:t>
-          </w:r>
-        </w:hyperlink>
+        <w:t>ws Arc</w:t>
       </w:r>
       <w:r>
         <w:rPr>
@@ -663,36 +656,7 @@
           <w:sz w:val="24"/>
           <w:u w:val="single"/>
         </w:rPr>
-        <w:t xml:space="preserve"> </w:t>
-      </w:r>
-      <w:r>
-        <w:rPr>
-          <w:rFonts w:ascii="Charis SIL Regular" w:hAnsi="Charis SIL Regular" w:eastAsia="Charis SIL Regular"/>
-          <w:b w:val="0"/>
-          <w:i w:val="0"/>
-          <w:color w:val="0000FF"/>
-          <w:sz w:val="24"/>
-          <w:u w:val="single"/>
-        </w:rPr>
-        <w:hyperlink r:id="rId12" w:history="1">
-          <w:r>
-            <w:rPr>
-              <w:rStyle w:val="Hyperlink"/>
-            </w:rPr>
-            <w:t>Arc</w:t>
-          </w:r>
-        </w:hyperlink>
-      </w:r>
-      <w:r>
-        <w:rPr>
-          <w:rFonts w:ascii="Charis SIL Regular" w:hAnsi="Charis SIL Regular" w:eastAsia="Charis SIL Regular"/>
-          <w:b w:val="0"/>
-          <w:i w:val="0"/>
-          <w:color w:val="0000FF"/>
-          <w:sz w:val="24"/>
-          <w:u w:val="single"/>
-        </w:rPr>
-        <w:hyperlink r:id="rId12" w:history="1">
+        <w:hyperlink r:id="rId11" w:history="1">
           <w:r>
             <w:rPr>
               <w:rStyle w:val="Hyperlink"/>
@@ -748,67 +712,13 @@
       </w:r>
       <w:r>
         <w:rPr>
-          <w:u w:val="single" w:color="0000ff"/>
           <w:rFonts w:ascii="Charis SIL Regular" w:hAnsi="Charis SIL Regular" w:eastAsia="Charis SIL Regular"/>
           <w:b w:val="0"/>
           <w:i w:val="0"/>
           <w:color w:val="000000"/>
           <w:sz w:val="24"/>
         </w:rPr>
-        <w:hyperlink r:id="rId11" w:history="1">
-          <w:r>
-            <w:rPr>
-              <w:rStyle w:val="Hyperlink"/>
-            </w:rPr>
-            <w:t>en hands</w:t>
-          </w:r>
-        </w:hyperlink>
-      </w:r>
-      <w:r>
-        <w:rPr>
-          <w:u w:val="single" w:color="0000ff"/>
-          <w:rFonts w:ascii="Charis SIL Regular" w:hAnsi="Charis SIL Regular" w:eastAsia="Charis SIL Regular"/>
-          <w:b w:val="0"/>
-          <w:i w:val="0"/>
-          <w:color w:val="000000"/>
-          <w:sz w:val="24"/>
-        </w:rPr>
-        <w:hyperlink r:id="rId11" w:history="1">
-          <w:r>
-            <w:rPr>
-              <w:rStyle w:val="Hyperlink"/>
-            </w:rPr>
-            <w:t>c</w:t>
-          </w:r>
-        </w:hyperlink>
-      </w:r>
-      <w:r>
-        <w:rPr>
-          <w:u w:val="single" w:color="0000ff"/>
-          <w:rFonts w:ascii="Charis SIL Regular" w:hAnsi="Charis SIL Regular" w:eastAsia="Charis SIL Regular"/>
-          <w:b w:val="0"/>
-          <w:i w:val="0"/>
-          <w:color w:val="000000"/>
-          <w:sz w:val="24"/>
-        </w:rPr>
-        <w:hyperlink r:id="rId11" w:history="1">
-          <w:r>
-            <w:rPr>
-              <w:rStyle w:val="Hyperlink"/>
-            </w:rPr>
-            <w:t>hriften vin</w:t>
-          </w:r>
-        </w:hyperlink>
-      </w:r>
-      <w:r>
-        <w:rPr>
-          <w:rFonts w:ascii="Charis SIL Regular" w:hAnsi="Charis SIL Regular" w:eastAsia="Charis SIL Regular"/>
-          <w:b w:val="0"/>
-          <w:i w:val="0"/>
-          <w:color w:val="000000"/>
-          <w:sz w:val="24"/>
-        </w:rPr>
-        <w:t xml:space="preserve">d je bij de </w:t>
+        <w:t xml:space="preserve">en handschriften vind je bij de </w:t>
       </w:r>
       <w:r>
         <w:rPr>
@@ -819,7 +729,7 @@
           <w:sz w:val="24"/>
           <w:u w:val="single"/>
         </w:rPr>
-        <w:hyperlink r:id="rId13" w:history="1">
+        <w:hyperlink r:id="rId12" w:history="1">
           <w:r>
             <w:rPr>
               <w:rStyle w:val="Hyperlink"/>
@@ -848,7 +758,7 @@
           <w:sz w:val="24"/>
           <w:u w:val="single"/>
         </w:rPr>
-        <w:hyperlink r:id="rId13" w:history="1">
+        <w:hyperlink r:id="rId12" w:history="1">
           <w:r>
             <w:rPr>
               <w:rStyle w:val="Hyperlink"/>
@@ -876,7 +786,7 @@
           <w:color w:val="000000"/>
           <w:sz w:val="24"/>
         </w:rPr>
-        <w:hyperlink r:id="rId12" w:history="1">
+        <w:hyperlink r:id="rId13" w:history="1">
           <w:r>
             <w:rPr>
               <w:rStyle w:val="Hyperlink"/>
@@ -905,7 +815,7 @@
           <w:color w:val="000000"/>
           <w:sz w:val="24"/>
         </w:rPr>
-        <w:hyperlink r:id="rId12" w:history="1">
+        <w:hyperlink r:id="rId13" w:history="1">
           <w:r>
             <w:rPr>
               <w:rStyle w:val="Hyperlink"/>
@@ -943,7 +853,7 @@
           <w:color w:val="000000"/>
           <w:sz w:val="24"/>
         </w:rPr>
-        <w:t>deels afkomstig van de overzee</w:t>
+        <w:t>deels afkomstig van de overzeese koloni</w:t>
       </w:r>
       <w:r>
         <w:rPr>
@@ -954,25 +864,7 @@
           <w:color w:val="000000"/>
           <w:sz w:val="24"/>
         </w:rPr>
-        <w:hyperlink r:id="rId13" w:history="1">
-          <w:r>
-            <w:rPr>
-              <w:rStyle w:val="Hyperlink"/>
-            </w:rPr>
-            <w:t>se koloni</w:t>
-          </w:r>
-        </w:hyperlink>
-      </w:r>
-      <w:r>
-        <w:rPr>
-          <w:u w:val="single" w:color="0000ff"/>
-          <w:rFonts w:ascii="Charis SIL Regular" w:hAnsi="Charis SIL Regular" w:eastAsia="Charis SIL Regular"/>
-          <w:b w:val="0"/>
-          <w:i w:val="0"/>
-          <w:color w:val="000000"/>
-          <w:sz w:val="24"/>
-        </w:rPr>
-        <w:hyperlink r:id="rId13" w:history="1">
+        <w:hyperlink r:id="rId12" w:history="1">
           <w:r>
             <w:rPr>
               <w:rStyle w:val="Hyperlink"/>
@@ -2057,7 +1949,7 @@
           <w:sz w:val="24"/>
           <w:u w:val="single"/>
         </w:rPr>
-        <w:hyperlink r:id="rId12" w:history="1">
+        <w:hyperlink r:id="rId13" w:history="1">
           <w:r>
             <w:rPr>
               <w:rStyle w:val="Hyperlink"/>
@@ -2086,7 +1978,7 @@
           <w:sz w:val="24"/>
           <w:u w:val="single"/>
         </w:rPr>
-        <w:hyperlink r:id="rId12" w:history="1">
+        <w:hyperlink r:id="rId13" w:history="1">
           <w:r>
             <w:rPr>
               <w:rStyle w:val="Hyperlink"/>
@@ -2286,165 +2178,7 @@
           <w:color w:val="000000"/>
           <w:sz w:val="24"/>
         </w:rPr>
-        <w:t>om die re</w:t>
-      </w:r>
-      <w:r>
-        <w:rPr>
-          <w:u w:val="single" w:color="0000ff"/>
-          <w:rFonts w:ascii="Charis SIL Regular" w:hAnsi="Charis SIL Regular" w:eastAsia="Charis SIL Regular"/>
-          <w:b w:val="0"/>
-          <w:i w:val="0"/>
-          <w:color w:val="000000"/>
-          <w:sz w:val="24"/>
-        </w:rPr>
-        <w:hyperlink r:id="rId12" w:history="1">
-          <w:r>
-            <w:rPr>
-              <w:rStyle w:val="Hyperlink"/>
-            </w:rPr>
-            <w:t>den niet</w:t>
-          </w:r>
-        </w:hyperlink>
-      </w:r>
-      <w:r>
-        <w:rPr>
-          <w:u w:val="single" w:color="0000ff"/>
-          <w:rFonts w:ascii="Charis SIL Regular" w:hAnsi="Charis SIL Regular" w:eastAsia="Charis SIL Regular"/>
-          <w:b w:val="0"/>
-          <w:i w:val="0"/>
-          <w:color w:val="000000"/>
-          <w:sz w:val="24"/>
-        </w:rPr>
-        <w:t xml:space="preserve"> </w:t>
-      </w:r>
-      <w:r>
-        <w:rPr>
-          <w:u w:val="single" w:color="0000ff"/>
-          <w:rFonts w:ascii="Charis SIL Regular" w:hAnsi="Charis SIL Regular" w:eastAsia="Charis SIL Regular"/>
-          <w:b w:val="0"/>
-          <w:i w:val="0"/>
-          <w:color w:val="000000"/>
-          <w:sz w:val="24"/>
-        </w:rPr>
-        <w:hyperlink r:id="rId12" w:history="1">
-          <w:r>
-            <w:rPr>
-              <w:rStyle w:val="Hyperlink"/>
-            </w:rPr>
-            <w:t>meer fy</w:t>
-          </w:r>
-        </w:hyperlink>
-      </w:r>
-      <w:r>
-        <w:rPr>
-          <w:rFonts w:ascii="Charis SIL Regular" w:hAnsi="Charis SIL Regular" w:eastAsia="Charis SIL Regular"/>
-          <w:b w:val="0"/>
-          <w:i w:val="0"/>
-          <w:color w:val="000000"/>
-          <w:sz w:val="24"/>
-        </w:rPr>
-        <w:t xml:space="preserve">siek </w:t>
-      </w:r>
-      <w:r>
-        <w:rPr>
-          <w:u w:val="single" w:color="0000ff"/>
-          <w:rFonts w:ascii="Charis SIL Regular" w:hAnsi="Charis SIL Regular" w:eastAsia="Charis SIL Regular"/>
-          <w:b w:val="0"/>
-          <w:i w:val="0"/>
-          <w:color w:val="000000"/>
-          <w:sz w:val="24"/>
-        </w:rPr>
-        <w:t>i</w:t>
-      </w:r>
-      <w:r>
-        <w:rPr>
-          <w:u w:val="single" w:color="0000ff"/>
-          <w:rFonts w:ascii="Charis SIL Regular" w:hAnsi="Charis SIL Regular" w:eastAsia="Charis SIL Regular"/>
-          <w:b w:val="0"/>
-          <w:i w:val="0"/>
-          <w:color w:val="000000"/>
-          <w:sz w:val="24"/>
-        </w:rPr>
-        <w:hyperlink r:id="rId23" w:history="1">
-          <w:r>
-            <w:rPr>
-              <w:rStyle w:val="Hyperlink"/>
-            </w:rPr>
-            <w:t>n te zien</w:t>
-          </w:r>
-        </w:hyperlink>
-      </w:r>
-      <w:r>
-        <w:rPr>
-          <w:u w:val="single" w:color="0000ff"/>
-          <w:rFonts w:ascii="Charis SIL Regular" w:hAnsi="Charis SIL Regular" w:eastAsia="Charis SIL Regular"/>
-          <w:b w:val="0"/>
-          <w:i w:val="0"/>
-          <w:color w:val="000000"/>
-          <w:sz w:val="24"/>
-        </w:rPr>
-        <w:hyperlink r:id="rId23" w:history="1">
-          <w:r>
-            <w:rPr>
-              <w:rStyle w:val="Hyperlink"/>
-            </w:rPr>
-            <w:t>.</w:t>
-          </w:r>
-        </w:hyperlink>
-      </w:r>
-      <w:r>
-        <w:rPr>
-          <w:u w:val="single" w:color="0000ff"/>
-          <w:rFonts w:ascii="Charis SIL Regular" w:hAnsi="Charis SIL Regular" w:eastAsia="Charis SIL Regular"/>
-          <w:b w:val="0"/>
-          <w:i w:val="0"/>
-          <w:color w:val="000000"/>
-          <w:sz w:val="24"/>
-        </w:rPr>
-        <w:hyperlink r:id="rId23" w:history="1">
-          <w:r>
-            <w:rPr>
-              <w:rStyle w:val="Hyperlink"/>
-            </w:rPr>
-            <w:t xml:space="preserve"> Het ni</w:t>
-          </w:r>
-        </w:hyperlink>
-      </w:r>
-      <w:r>
-        <w:rPr>
-          <w:u w:val="single" w:color="0000ff"/>
-          <w:rFonts w:ascii="Charis SIL Regular" w:hAnsi="Charis SIL Regular" w:eastAsia="Charis SIL Regular"/>
-          <w:b w:val="0"/>
-          <w:i w:val="0"/>
-          <w:color w:val="000000"/>
-          <w:sz w:val="24"/>
-        </w:rPr>
-        <w:hyperlink r:id="rId23" w:history="1">
-          <w:r>
-            <w:rPr>
-              <w:rStyle w:val="Hyperlink"/>
-            </w:rPr>
-            <w:t>e</w:t>
-          </w:r>
-        </w:hyperlink>
-      </w:r>
-      <w:r>
-        <w:rPr>
-          <w:u w:val="single" w:color="0000ff"/>
-          <w:rFonts w:ascii="Charis SIL Regular" w:hAnsi="Charis SIL Regular" w:eastAsia="Charis SIL Regular"/>
-          <w:b w:val="0"/>
-          <w:i w:val="0"/>
-          <w:color w:val="000000"/>
-          <w:sz w:val="24"/>
-        </w:rPr>
-        <w:hyperlink r:id="rId23" w:history="1">
-          <w:r>
-            <w:rPr>
-              <w:rStyle w:val="Hyperlink"/>
-            </w:rPr>
-            <w:t>uw</w:t>
-          </w:r>
-        </w:hyperlink>
+        <w:t>om die reden niet meer fysiek in te zien. Het nieuw</w:t>
       </w:r>
       <w:r>
         <w:rPr>

--- a/EXPORTS/DOCX/published/niveau3/Dutch/ZeeuwschGenootschap.docx
+++ b/EXPORTS/DOCX/published/niveau3/Dutch/ZeeuwschGenootschap.docx
@@ -616,7 +616,61 @@
           <w:color w:val="000000"/>
           <w:sz w:val="24"/>
         </w:rPr>
-        <w:t xml:space="preserve">; kaarten, tekeningen en prenten berusten bij het </w:t>
+        <w:t>; kaarten, tekeningen en prenten beru</w:t>
+      </w:r>
+      <w:r>
+        <w:rPr>
+          <w:u w:val="single" w:color="0000ff"/>
+          <w:rFonts w:ascii="Charis SIL Regular" w:hAnsi="Charis SIL Regular" w:eastAsia="Charis SIL Regular"/>
+          <w:b w:val="0"/>
+          <w:i w:val="0"/>
+          <w:color w:val="000000"/>
+          <w:sz w:val="24"/>
+        </w:rPr>
+        <w:hyperlink r:id="rId10" w:history="1">
+          <w:r>
+            <w:rPr>
+              <w:rStyle w:val="Hyperlink"/>
+            </w:rPr>
+            <w:t>sten bi</w:t>
+          </w:r>
+        </w:hyperlink>
+      </w:r>
+      <w:r>
+        <w:rPr>
+          <w:u w:val="single" w:color="0000ff"/>
+          <w:rFonts w:ascii="Charis SIL Regular" w:hAnsi="Charis SIL Regular" w:eastAsia="Charis SIL Regular"/>
+          <w:b w:val="0"/>
+          <w:i w:val="0"/>
+          <w:color w:val="000000"/>
+          <w:sz w:val="24"/>
+        </w:rPr>
+        <w:hyperlink r:id="rId10" w:history="1">
+          <w:r>
+            <w:rPr>
+              <w:rStyle w:val="Hyperlink"/>
+            </w:rPr>
+            <w:t>j</w:t>
+          </w:r>
+        </w:hyperlink>
+      </w:r>
+      <w:r>
+        <w:rPr>
+          <w:u w:val="single" w:color="0000ff"/>
+          <w:rFonts w:ascii="Charis SIL Regular" w:hAnsi="Charis SIL Regular" w:eastAsia="Charis SIL Regular"/>
+          <w:b w:val="0"/>
+          <w:i w:val="0"/>
+          <w:color w:val="000000"/>
+          <w:sz w:val="24"/>
+        </w:rPr>
+        <w:hyperlink r:id="rId10" w:history="1">
+          <w:r>
+            <w:rPr>
+              <w:rStyle w:val="Hyperlink"/>
+            </w:rPr>
+            <w:t xml:space="preserve"> het </w:t>
+          </w:r>
+        </w:hyperlink>
       </w:r>
       <w:r>
         <w:rPr>
@@ -645,7 +699,36 @@
           <w:sz w:val="24"/>
           <w:u w:val="single"/>
         </w:rPr>
-        <w:t>ws Arc</w:t>
+        <w:hyperlink r:id="rId12" w:history="1">
+          <w:r>
+            <w:rPr>
+              <w:rStyle w:val="Hyperlink"/>
+            </w:rPr>
+            <w:t>ws</w:t>
+          </w:r>
+        </w:hyperlink>
+      </w:r>
+      <w:r>
+        <w:rPr>
+          <w:rFonts w:ascii="Charis SIL Regular" w:hAnsi="Charis SIL Regular" w:eastAsia="Charis SIL Regular"/>
+          <w:b w:val="0"/>
+          <w:i w:val="0"/>
+          <w:color w:val="0000FF"/>
+          <w:sz w:val="24"/>
+          <w:u w:val="single"/>
+        </w:rPr>
+        <w:t xml:space="preserve"> </w:t>
+      </w:r>
+      <w:r>
+        <w:rPr>
+          <w:rFonts w:ascii="Charis SIL Regular" w:hAnsi="Charis SIL Regular" w:eastAsia="Charis SIL Regular"/>
+          <w:b w:val="0"/>
+          <w:i w:val="0"/>
+          <w:color w:val="0000FF"/>
+          <w:sz w:val="24"/>
+          <w:u w:val="single"/>
+        </w:rPr>
+        <w:t>Arc</w:t>
       </w:r>
       <w:r>
         <w:rPr>
@@ -712,13 +795,67 @@
       </w:r>
       <w:r>
         <w:rPr>
+          <w:u w:val="single" w:color="0000ff"/>
           <w:rFonts w:ascii="Charis SIL Regular" w:hAnsi="Charis SIL Regular" w:eastAsia="Charis SIL Regular"/>
           <w:b w:val="0"/>
           <w:i w:val="0"/>
           <w:color w:val="000000"/>
           <w:sz w:val="24"/>
         </w:rPr>
-        <w:t xml:space="preserve">en handschriften vind je bij de </w:t>
+        <w:hyperlink r:id="rId11" w:history="1">
+          <w:r>
+            <w:rPr>
+              <w:rStyle w:val="Hyperlink"/>
+            </w:rPr>
+            <w:t>en hands</w:t>
+          </w:r>
+        </w:hyperlink>
+      </w:r>
+      <w:r>
+        <w:rPr>
+          <w:u w:val="single" w:color="0000ff"/>
+          <w:rFonts w:ascii="Charis SIL Regular" w:hAnsi="Charis SIL Regular" w:eastAsia="Charis SIL Regular"/>
+          <w:b w:val="0"/>
+          <w:i w:val="0"/>
+          <w:color w:val="000000"/>
+          <w:sz w:val="24"/>
+        </w:rPr>
+        <w:hyperlink r:id="rId11" w:history="1">
+          <w:r>
+            <w:rPr>
+              <w:rStyle w:val="Hyperlink"/>
+            </w:rPr>
+            <w:t>c</w:t>
+          </w:r>
+        </w:hyperlink>
+      </w:r>
+      <w:r>
+        <w:rPr>
+          <w:u w:val="single" w:color="0000ff"/>
+          <w:rFonts w:ascii="Charis SIL Regular" w:hAnsi="Charis SIL Regular" w:eastAsia="Charis SIL Regular"/>
+          <w:b w:val="0"/>
+          <w:i w:val="0"/>
+          <w:color w:val="000000"/>
+          <w:sz w:val="24"/>
+        </w:rPr>
+        <w:hyperlink r:id="rId11" w:history="1">
+          <w:r>
+            <w:rPr>
+              <w:rStyle w:val="Hyperlink"/>
+            </w:rPr>
+            <w:t>hriften vin</w:t>
+          </w:r>
+        </w:hyperlink>
+      </w:r>
+      <w:r>
+        <w:rPr>
+          <w:rFonts w:ascii="Charis SIL Regular" w:hAnsi="Charis SIL Regular" w:eastAsia="Charis SIL Regular"/>
+          <w:b w:val="0"/>
+          <w:i w:val="0"/>
+          <w:color w:val="000000"/>
+          <w:sz w:val="24"/>
+        </w:rPr>
+        <w:t xml:space="preserve">d je bij de </w:t>
       </w:r>
       <w:r>
         <w:rPr>
@@ -729,7 +866,7 @@
           <w:sz w:val="24"/>
           <w:u w:val="single"/>
         </w:rPr>
-        <w:hyperlink r:id="rId12" w:history="1">
+        <w:hyperlink r:id="rId13" w:history="1">
           <w:r>
             <w:rPr>
               <w:rStyle w:val="Hyperlink"/>
@@ -758,7 +895,7 @@
           <w:sz w:val="24"/>
           <w:u w:val="single"/>
         </w:rPr>
-        <w:hyperlink r:id="rId12" w:history="1">
+        <w:hyperlink r:id="rId13" w:history="1">
           <w:r>
             <w:rPr>
               <w:rStyle w:val="Hyperlink"/>
@@ -786,7 +923,7 @@
           <w:color w:val="000000"/>
           <w:sz w:val="24"/>
         </w:rPr>
-        <w:hyperlink r:id="rId13" w:history="1">
+        <w:hyperlink r:id="rId12" w:history="1">
           <w:r>
             <w:rPr>
               <w:rStyle w:val="Hyperlink"/>
@@ -815,7 +952,7 @@
           <w:color w:val="000000"/>
           <w:sz w:val="24"/>
         </w:rPr>
-        <w:hyperlink r:id="rId13" w:history="1">
+        <w:hyperlink r:id="rId12" w:history="1">
           <w:r>
             <w:rPr>
               <w:rStyle w:val="Hyperlink"/>
@@ -853,7 +990,7 @@
           <w:color w:val="000000"/>
           <w:sz w:val="24"/>
         </w:rPr>
-        <w:t>deels afkomstig van de overzeese koloni</w:t>
+        <w:t>deels afkomstig van de overzee</w:t>
       </w:r>
       <w:r>
         <w:rPr>
@@ -864,7 +1001,25 @@
           <w:color w:val="000000"/>
           <w:sz w:val="24"/>
         </w:rPr>
-        <w:hyperlink r:id="rId12" w:history="1">
+        <w:hyperlink r:id="rId13" w:history="1">
+          <w:r>
+            <w:rPr>
+              <w:rStyle w:val="Hyperlink"/>
+            </w:rPr>
+            <w:t>se koloni</w:t>
+          </w:r>
+        </w:hyperlink>
+      </w:r>
+      <w:r>
+        <w:rPr>
+          <w:u w:val="single" w:color="0000ff"/>
+          <w:rFonts w:ascii="Charis SIL Regular" w:hAnsi="Charis SIL Regular" w:eastAsia="Charis SIL Regular"/>
+          <w:b w:val="0"/>
+          <w:i w:val="0"/>
+          <w:color w:val="000000"/>
+          <w:sz w:val="24"/>
+        </w:rPr>
+        <w:hyperlink r:id="rId13" w:history="1">
           <w:r>
             <w:rPr>
               <w:rStyle w:val="Hyperlink"/>
@@ -1949,7 +2104,7 @@
           <w:sz w:val="24"/>
           <w:u w:val="single"/>
         </w:rPr>
-        <w:hyperlink r:id="rId13" w:history="1">
+        <w:hyperlink r:id="rId12" w:history="1">
           <w:r>
             <w:rPr>
               <w:rStyle w:val="Hyperlink"/>
@@ -1978,7 +2133,7 @@
           <w:sz w:val="24"/>
           <w:u w:val="single"/>
         </w:rPr>
-        <w:hyperlink r:id="rId13" w:history="1">
+        <w:hyperlink r:id="rId12" w:history="1">
           <w:r>
             <w:rPr>
               <w:rStyle w:val="Hyperlink"/>
@@ -2178,7 +2333,165 @@
           <w:color w:val="000000"/>
           <w:sz w:val="24"/>
         </w:rPr>
-        <w:t>om die reden niet meer fysiek in te zien. Het nieuw</w:t>
+        <w:t>om die re</w:t>
+      </w:r>
+      <w:r>
+        <w:rPr>
+          <w:u w:val="single" w:color="0000ff"/>
+          <w:rFonts w:ascii="Charis SIL Regular" w:hAnsi="Charis SIL Regular" w:eastAsia="Charis SIL Regular"/>
+          <w:b w:val="0"/>
+          <w:i w:val="0"/>
+          <w:color w:val="000000"/>
+          <w:sz w:val="24"/>
+        </w:rPr>
+        <w:hyperlink r:id="rId12" w:history="1">
+          <w:r>
+            <w:rPr>
+              <w:rStyle w:val="Hyperlink"/>
+            </w:rPr>
+            <w:t>den niet</w:t>
+          </w:r>
+        </w:hyperlink>
+      </w:r>
+      <w:r>
+        <w:rPr>
+          <w:u w:val="single" w:color="0000ff"/>
+          <w:rFonts w:ascii="Charis SIL Regular" w:hAnsi="Charis SIL Regular" w:eastAsia="Charis SIL Regular"/>
+          <w:b w:val="0"/>
+          <w:i w:val="0"/>
+          <w:color w:val="000000"/>
+          <w:sz w:val="24"/>
+        </w:rPr>
+        <w:t xml:space="preserve"> </w:t>
+      </w:r>
+      <w:r>
+        <w:rPr>
+          <w:u w:val="single" w:color="0000ff"/>
+          <w:rFonts w:ascii="Charis SIL Regular" w:hAnsi="Charis SIL Regular" w:eastAsia="Charis SIL Regular"/>
+          <w:b w:val="0"/>
+          <w:i w:val="0"/>
+          <w:color w:val="000000"/>
+          <w:sz w:val="24"/>
+        </w:rPr>
+        <w:hyperlink r:id="rId12" w:history="1">
+          <w:r>
+            <w:rPr>
+              <w:rStyle w:val="Hyperlink"/>
+            </w:rPr>
+            <w:t>meer fy</w:t>
+          </w:r>
+        </w:hyperlink>
+      </w:r>
+      <w:r>
+        <w:rPr>
+          <w:rFonts w:ascii="Charis SIL Regular" w:hAnsi="Charis SIL Regular" w:eastAsia="Charis SIL Regular"/>
+          <w:b w:val="0"/>
+          <w:i w:val="0"/>
+          <w:color w:val="000000"/>
+          <w:sz w:val="24"/>
+        </w:rPr>
+        <w:t xml:space="preserve">siek </w:t>
+      </w:r>
+      <w:r>
+        <w:rPr>
+          <w:u w:val="single" w:color="0000ff"/>
+          <w:rFonts w:ascii="Charis SIL Regular" w:hAnsi="Charis SIL Regular" w:eastAsia="Charis SIL Regular"/>
+          <w:b w:val="0"/>
+          <w:i w:val="0"/>
+          <w:color w:val="000000"/>
+          <w:sz w:val="24"/>
+        </w:rPr>
+        <w:t>i</w:t>
+      </w:r>
+      <w:r>
+        <w:rPr>
+          <w:u w:val="single" w:color="0000ff"/>
+          <w:rFonts w:ascii="Charis SIL Regular" w:hAnsi="Charis SIL Regular" w:eastAsia="Charis SIL Regular"/>
+          <w:b w:val="0"/>
+          <w:i w:val="0"/>
+          <w:color w:val="000000"/>
+          <w:sz w:val="24"/>
+        </w:rPr>
+        <w:hyperlink r:id="rId23" w:history="1">
+          <w:r>
+            <w:rPr>
+              <w:rStyle w:val="Hyperlink"/>
+            </w:rPr>
+            <w:t>n te zien</w:t>
+          </w:r>
+        </w:hyperlink>
+      </w:r>
+      <w:r>
+        <w:rPr>
+          <w:u w:val="single" w:color="0000ff"/>
+          <w:rFonts w:ascii="Charis SIL Regular" w:hAnsi="Charis SIL Regular" w:eastAsia="Charis SIL Regular"/>
+          <w:b w:val="0"/>
+          <w:i w:val="0"/>
+          <w:color w:val="000000"/>
+          <w:sz w:val="24"/>
+        </w:rPr>
+        <w:hyperlink r:id="rId23" w:history="1">
+          <w:r>
+            <w:rPr>
+              <w:rStyle w:val="Hyperlink"/>
+            </w:rPr>
+            <w:t>.</w:t>
+          </w:r>
+        </w:hyperlink>
+      </w:r>
+      <w:r>
+        <w:rPr>
+          <w:u w:val="single" w:color="0000ff"/>
+          <w:rFonts w:ascii="Charis SIL Regular" w:hAnsi="Charis SIL Regular" w:eastAsia="Charis SIL Regular"/>
+          <w:b w:val="0"/>
+          <w:i w:val="0"/>
+          <w:color w:val="000000"/>
+          <w:sz w:val="24"/>
+        </w:rPr>
+        <w:hyperlink r:id="rId23" w:history="1">
+          <w:r>
+            <w:rPr>
+              <w:rStyle w:val="Hyperlink"/>
+            </w:rPr>
+            <w:t xml:space="preserve"> Het ni</w:t>
+          </w:r>
+        </w:hyperlink>
+      </w:r>
+      <w:r>
+        <w:rPr>
+          <w:u w:val="single" w:color="0000ff"/>
+          <w:rFonts w:ascii="Charis SIL Regular" w:hAnsi="Charis SIL Regular" w:eastAsia="Charis SIL Regular"/>
+          <w:b w:val="0"/>
+          <w:i w:val="0"/>
+          <w:color w:val="000000"/>
+          <w:sz w:val="24"/>
+        </w:rPr>
+        <w:hyperlink r:id="rId23" w:history="1">
+          <w:r>
+            <w:rPr>
+              <w:rStyle w:val="Hyperlink"/>
+            </w:rPr>
+            <w:t>e</w:t>
+          </w:r>
+        </w:hyperlink>
+      </w:r>
+      <w:r>
+        <w:rPr>
+          <w:u w:val="single" w:color="0000ff"/>
+          <w:rFonts w:ascii="Charis SIL Regular" w:hAnsi="Charis SIL Regular" w:eastAsia="Charis SIL Regular"/>
+          <w:b w:val="0"/>
+          <w:i w:val="0"/>
+          <w:color w:val="000000"/>
+          <w:sz w:val="24"/>
+        </w:rPr>
+        <w:hyperlink r:id="rId23" w:history="1">
+          <w:r>
+            <w:rPr>
+              <w:rStyle w:val="Hyperlink"/>
+            </w:rPr>
+            <w:t>uw</w:t>
+          </w:r>
+        </w:hyperlink>
       </w:r>
       <w:r>
         <w:rPr>

--- a/EXPORTS/DOCX/published/niveau3/Dutch/ZeeuwschGenootschap.docx
+++ b/EXPORTS/DOCX/published/niveau3/Dutch/ZeeuwschGenootschap.docx
@@ -627,50 +627,7 @@
           <w:color w:val="000000"/>
           <w:sz w:val="24"/>
         </w:rPr>
-        <w:hyperlink r:id="rId10" w:history="1">
-          <w:r>
-            <w:rPr>
-              <w:rStyle w:val="Hyperlink"/>
-            </w:rPr>
-            <w:t>sten bi</w:t>
-          </w:r>
-        </w:hyperlink>
-      </w:r>
-      <w:r>
-        <w:rPr>
-          <w:u w:val="single" w:color="0000ff"/>
-          <w:rFonts w:ascii="Charis SIL Regular" w:hAnsi="Charis SIL Regular" w:eastAsia="Charis SIL Regular"/>
-          <w:b w:val="0"/>
-          <w:i w:val="0"/>
-          <w:color w:val="000000"/>
-          <w:sz w:val="24"/>
-        </w:rPr>
-        <w:hyperlink r:id="rId10" w:history="1">
-          <w:r>
-            <w:rPr>
-              <w:rStyle w:val="Hyperlink"/>
-            </w:rPr>
-            <w:t>j</w:t>
-          </w:r>
-        </w:hyperlink>
-      </w:r>
-      <w:r>
-        <w:rPr>
-          <w:u w:val="single" w:color="0000ff"/>
-          <w:rFonts w:ascii="Charis SIL Regular" w:hAnsi="Charis SIL Regular" w:eastAsia="Charis SIL Regular"/>
-          <w:b w:val="0"/>
-          <w:i w:val="0"/>
-          <w:color w:val="000000"/>
-          <w:sz w:val="24"/>
-        </w:rPr>
-        <w:hyperlink r:id="rId10" w:history="1">
-          <w:r>
-            <w:rPr>
-              <w:rStyle w:val="Hyperlink"/>
-            </w:rPr>
-            <w:t xml:space="preserve"> het </w:t>
-          </w:r>
-        </w:hyperlink>
+        <w:t xml:space="preserve">sten bij het </w:t>
       </w:r>
       <w:r>
         <w:rPr>
@@ -699,36 +656,7 @@
           <w:sz w:val="24"/>
           <w:u w:val="single"/>
         </w:rPr>
-        <w:hyperlink r:id="rId12" w:history="1">
-          <w:r>
-            <w:rPr>
-              <w:rStyle w:val="Hyperlink"/>
-            </w:rPr>
-            <w:t>ws</w:t>
-          </w:r>
-        </w:hyperlink>
-      </w:r>
-      <w:r>
-        <w:rPr>
-          <w:rFonts w:ascii="Charis SIL Regular" w:hAnsi="Charis SIL Regular" w:eastAsia="Charis SIL Regular"/>
-          <w:b w:val="0"/>
-          <w:i w:val="0"/>
-          <w:color w:val="0000FF"/>
-          <w:sz w:val="24"/>
-          <w:u w:val="single"/>
-        </w:rPr>
-        <w:t xml:space="preserve"> </w:t>
-      </w:r>
-      <w:r>
-        <w:rPr>
-          <w:rFonts w:ascii="Charis SIL Regular" w:hAnsi="Charis SIL Regular" w:eastAsia="Charis SIL Regular"/>
-          <w:b w:val="0"/>
-          <w:i w:val="0"/>
-          <w:color w:val="0000FF"/>
-          <w:sz w:val="24"/>
-          <w:u w:val="single"/>
-        </w:rPr>
-        <w:t>Arc</w:t>
+        <w:t>ws Arc</w:t>
       </w:r>
       <w:r>
         <w:rPr>
@@ -795,67 +723,13 @@
       </w:r>
       <w:r>
         <w:rPr>
-          <w:u w:val="single" w:color="0000ff"/>
           <w:rFonts w:ascii="Charis SIL Regular" w:hAnsi="Charis SIL Regular" w:eastAsia="Charis SIL Regular"/>
           <w:b w:val="0"/>
           <w:i w:val="0"/>
           <w:color w:val="000000"/>
           <w:sz w:val="24"/>
         </w:rPr>
-        <w:hyperlink r:id="rId11" w:history="1">
-          <w:r>
-            <w:rPr>
-              <w:rStyle w:val="Hyperlink"/>
-            </w:rPr>
-            <w:t>en hands</w:t>
-          </w:r>
-        </w:hyperlink>
-      </w:r>
-      <w:r>
-        <w:rPr>
-          <w:u w:val="single" w:color="0000ff"/>
-          <w:rFonts w:ascii="Charis SIL Regular" w:hAnsi="Charis SIL Regular" w:eastAsia="Charis SIL Regular"/>
-          <w:b w:val="0"/>
-          <w:i w:val="0"/>
-          <w:color w:val="000000"/>
-          <w:sz w:val="24"/>
-        </w:rPr>
-        <w:hyperlink r:id="rId11" w:history="1">
-          <w:r>
-            <w:rPr>
-              <w:rStyle w:val="Hyperlink"/>
-            </w:rPr>
-            <w:t>c</w:t>
-          </w:r>
-        </w:hyperlink>
-      </w:r>
-      <w:r>
-        <w:rPr>
-          <w:u w:val="single" w:color="0000ff"/>
-          <w:rFonts w:ascii="Charis SIL Regular" w:hAnsi="Charis SIL Regular" w:eastAsia="Charis SIL Regular"/>
-          <w:b w:val="0"/>
-          <w:i w:val="0"/>
-          <w:color w:val="000000"/>
-          <w:sz w:val="24"/>
-        </w:rPr>
-        <w:hyperlink r:id="rId11" w:history="1">
-          <w:r>
-            <w:rPr>
-              <w:rStyle w:val="Hyperlink"/>
-            </w:rPr>
-            <w:t>hriften vin</w:t>
-          </w:r>
-        </w:hyperlink>
-      </w:r>
-      <w:r>
-        <w:rPr>
-          <w:rFonts w:ascii="Charis SIL Regular" w:hAnsi="Charis SIL Regular" w:eastAsia="Charis SIL Regular"/>
-          <w:b w:val="0"/>
-          <w:i w:val="0"/>
-          <w:color w:val="000000"/>
-          <w:sz w:val="24"/>
-        </w:rPr>
-        <w:t xml:space="preserve">d je bij de </w:t>
+        <w:t xml:space="preserve">en handschriften vind je bij de </w:t>
       </w:r>
       <w:r>
         <w:rPr>
@@ -866,7 +740,7 @@
           <w:sz w:val="24"/>
           <w:u w:val="single"/>
         </w:rPr>
-        <w:hyperlink r:id="rId13" w:history="1">
+        <w:hyperlink r:id="rId12" w:history="1">
           <w:r>
             <w:rPr>
               <w:rStyle w:val="Hyperlink"/>
@@ -895,7 +769,7 @@
           <w:sz w:val="24"/>
           <w:u w:val="single"/>
         </w:rPr>
-        <w:hyperlink r:id="rId13" w:history="1">
+        <w:hyperlink r:id="rId12" w:history="1">
           <w:r>
             <w:rPr>
               <w:rStyle w:val="Hyperlink"/>
@@ -913,6 +787,84 @@
           <w:sz w:val="24"/>
         </w:rPr>
         <w:t xml:space="preserve"> en fossielen, sche</w:t>
+      </w:r>
+      <w:r>
+        <w:rPr>
+          <w:u w:val="single" w:color="0000ff"/>
+          <w:rFonts w:ascii="Charis SIL Regular" w:hAnsi="Charis SIL Regular" w:eastAsia="Charis SIL Regular"/>
+          <w:b w:val="0"/>
+          <w:i w:val="0"/>
+          <w:color w:val="000000"/>
+          <w:sz w:val="24"/>
+        </w:rPr>
+        <w:hyperlink r:id="rId13" w:history="1">
+          <w:r>
+            <w:rPr>
+              <w:rStyle w:val="Hyperlink"/>
+            </w:rPr>
+            <w:t>lpen en</w:t>
+          </w:r>
+        </w:hyperlink>
+      </w:r>
+      <w:r>
+        <w:rPr>
+          <w:u w:val="single" w:color="0000ff"/>
+          <w:rFonts w:ascii="Charis SIL Regular" w:hAnsi="Charis SIL Regular" w:eastAsia="Charis SIL Regular"/>
+          <w:b w:val="0"/>
+          <w:i w:val="0"/>
+          <w:color w:val="000000"/>
+          <w:sz w:val="24"/>
+        </w:rPr>
+        <w:t xml:space="preserve"> </w:t>
+      </w:r>
+      <w:r>
+        <w:rPr>
+          <w:u w:val="single" w:color="0000ff"/>
+          <w:rFonts w:ascii="Charis SIL Regular" w:hAnsi="Charis SIL Regular" w:eastAsia="Charis SIL Regular"/>
+          <w:b w:val="0"/>
+          <w:i w:val="0"/>
+          <w:color w:val="000000"/>
+          <w:sz w:val="24"/>
+        </w:rPr>
+        <w:hyperlink r:id="rId13" w:history="1">
+          <w:r>
+            <w:rPr>
+              <w:rStyle w:val="Hyperlink"/>
+            </w:rPr>
+            <w:t>minera</w:t>
+          </w:r>
+        </w:hyperlink>
+      </w:r>
+      <w:r>
+        <w:rPr>
+          <w:u w:val="single" w:color="0000ff"/>
+          <w:rFonts w:ascii="Charis SIL Regular" w:hAnsi="Charis SIL Regular" w:eastAsia="Charis SIL Regular"/>
+          <w:b w:val="0"/>
+          <w:i w:val="0"/>
+          <w:color w:val="000000"/>
+          <w:sz w:val="24"/>
+        </w:rPr>
+        <w:t>l</w:t>
+      </w:r>
+      <w:r>
+        <w:rPr>
+          <w:rFonts w:ascii="Charis SIL Regular" w:hAnsi="Charis SIL Regular" w:eastAsia="Charis SIL Regular"/>
+          <w:b w:val="0"/>
+          <w:i w:val="0"/>
+          <w:color w:val="000000"/>
+          <w:sz w:val="24"/>
+        </w:rPr>
+        <w:t xml:space="preserve">en, </w:t>
+      </w:r>
+      <w:r>
+        <w:rPr>
+          <w:rFonts w:ascii="Charis SIL Regular" w:hAnsi="Charis SIL Regular" w:eastAsia="Charis SIL Regular"/>
+          <w:b w:val="0"/>
+          <w:i w:val="0"/>
+          <w:color w:val="000000"/>
+          <w:sz w:val="24"/>
+        </w:rPr>
+        <w:t>deels afkomstig van de overzee</w:t>
       </w:r>
       <w:r>
         <w:rPr>
@@ -928,20 +880,9 @@
             <w:rPr>
               <w:rStyle w:val="Hyperlink"/>
             </w:rPr>
-            <w:t>lpen en</w:t>
+            <w:t>se koloni</w:t>
           </w:r>
         </w:hyperlink>
-      </w:r>
-      <w:r>
-        <w:rPr>
-          <w:u w:val="single" w:color="0000ff"/>
-          <w:rFonts w:ascii="Charis SIL Regular" w:hAnsi="Charis SIL Regular" w:eastAsia="Charis SIL Regular"/>
-          <w:b w:val="0"/>
-          <w:i w:val="0"/>
-          <w:color w:val="000000"/>
-          <w:sz w:val="24"/>
-        </w:rPr>
-        <w:t xml:space="preserve"> </w:t>
       </w:r>
       <w:r>
         <w:rPr>
@@ -953,73 +894,6 @@
           <w:sz w:val="24"/>
         </w:rPr>
         <w:hyperlink r:id="rId12" w:history="1">
-          <w:r>
-            <w:rPr>
-              <w:rStyle w:val="Hyperlink"/>
-            </w:rPr>
-            <w:t>minera</w:t>
-          </w:r>
-        </w:hyperlink>
-      </w:r>
-      <w:r>
-        <w:rPr>
-          <w:u w:val="single" w:color="0000ff"/>
-          <w:rFonts w:ascii="Charis SIL Regular" w:hAnsi="Charis SIL Regular" w:eastAsia="Charis SIL Regular"/>
-          <w:b w:val="0"/>
-          <w:i w:val="0"/>
-          <w:color w:val="000000"/>
-          <w:sz w:val="24"/>
-        </w:rPr>
-        <w:t>l</w:t>
-      </w:r>
-      <w:r>
-        <w:rPr>
-          <w:rFonts w:ascii="Charis SIL Regular" w:hAnsi="Charis SIL Regular" w:eastAsia="Charis SIL Regular"/>
-          <w:b w:val="0"/>
-          <w:i w:val="0"/>
-          <w:color w:val="000000"/>
-          <w:sz w:val="24"/>
-        </w:rPr>
-        <w:t xml:space="preserve">en, </w:t>
-      </w:r>
-      <w:r>
-        <w:rPr>
-          <w:rFonts w:ascii="Charis SIL Regular" w:hAnsi="Charis SIL Regular" w:eastAsia="Charis SIL Regular"/>
-          <w:b w:val="0"/>
-          <w:i w:val="0"/>
-          <w:color w:val="000000"/>
-          <w:sz w:val="24"/>
-        </w:rPr>
-        <w:t>deels afkomstig van de overzee</w:t>
-      </w:r>
-      <w:r>
-        <w:rPr>
-          <w:u w:val="single" w:color="0000ff"/>
-          <w:rFonts w:ascii="Charis SIL Regular" w:hAnsi="Charis SIL Regular" w:eastAsia="Charis SIL Regular"/>
-          <w:b w:val="0"/>
-          <w:i w:val="0"/>
-          <w:color w:val="000000"/>
-          <w:sz w:val="24"/>
-        </w:rPr>
-        <w:hyperlink r:id="rId13" w:history="1">
-          <w:r>
-            <w:rPr>
-              <w:rStyle w:val="Hyperlink"/>
-            </w:rPr>
-            <w:t>se koloni</w:t>
-          </w:r>
-        </w:hyperlink>
-      </w:r>
-      <w:r>
-        <w:rPr>
-          <w:u w:val="single" w:color="0000ff"/>
-          <w:rFonts w:ascii="Charis SIL Regular" w:hAnsi="Charis SIL Regular" w:eastAsia="Charis SIL Regular"/>
-          <w:b w:val="0"/>
-          <w:i w:val="0"/>
-          <w:color w:val="000000"/>
-          <w:sz w:val="24"/>
-        </w:rPr>
-        <w:hyperlink r:id="rId13" w:history="1">
           <w:r>
             <w:rPr>
               <w:rStyle w:val="Hyperlink"/>
@@ -2022,15 +1896,9 @@
           <w:i w:val="0"/>
           <w:color w:val="0000FF"/>
           <w:sz w:val="24"/>
+          <w:u w:val="single"/>
         </w:rPr>
-        <w:hyperlink r:id="rId22" w:history="1">
-          <w:r>
-            <w:rPr>
-              <w:rStyle w:val="Hyperlink"/>
-            </w:rPr>
-            <w:t>e</w:t>
-          </w:r>
-        </w:hyperlink>
+        <w:t>e</w:t>
       </w:r>
       <w:r>
         <w:rPr>
@@ -2104,7 +1972,7 @@
           <w:sz w:val="24"/>
           <w:u w:val="single"/>
         </w:rPr>
-        <w:hyperlink r:id="rId12" w:history="1">
+        <w:hyperlink r:id="rId13" w:history="1">
           <w:r>
             <w:rPr>
               <w:rStyle w:val="Hyperlink"/>
@@ -2133,7 +2001,7 @@
           <w:sz w:val="24"/>
           <w:u w:val="single"/>
         </w:rPr>
-        <w:hyperlink r:id="rId12" w:history="1">
+        <w:hyperlink r:id="rId13" w:history="1">
           <w:r>
             <w:rPr>
               <w:rStyle w:val="Hyperlink"/>
@@ -2344,7 +2212,7 @@
           <w:color w:val="000000"/>
           <w:sz w:val="24"/>
         </w:rPr>
-        <w:hyperlink r:id="rId12" w:history="1">
+        <w:hyperlink r:id="rId13" w:history="1">
           <w:r>
             <w:rPr>
               <w:rStyle w:val="Hyperlink"/>
@@ -2373,7 +2241,7 @@
           <w:color w:val="000000"/>
           <w:sz w:val="24"/>
         </w:rPr>
-        <w:hyperlink r:id="rId12" w:history="1">
+        <w:hyperlink r:id="rId13" w:history="1">
           <w:r>
             <w:rPr>
               <w:rStyle w:val="Hyperlink"/>

--- a/EXPORTS/DOCX/published/niveau3/Dutch/ZeeuwschGenootschap.docx
+++ b/EXPORTS/DOCX/published/niveau3/Dutch/ZeeuwschGenootschap.docx
@@ -627,7 +627,50 @@
           <w:color w:val="000000"/>
           <w:sz w:val="24"/>
         </w:rPr>
-        <w:t xml:space="preserve">sten bij het </w:t>
+        <w:hyperlink r:id="rId10" w:history="1">
+          <w:r>
+            <w:rPr>
+              <w:rStyle w:val="Hyperlink"/>
+            </w:rPr>
+            <w:t>sten bi</w:t>
+          </w:r>
+        </w:hyperlink>
+      </w:r>
+      <w:r>
+        <w:rPr>
+          <w:u w:val="single" w:color="0000ff"/>
+          <w:rFonts w:ascii="Charis SIL Regular" w:hAnsi="Charis SIL Regular" w:eastAsia="Charis SIL Regular"/>
+          <w:b w:val="0"/>
+          <w:i w:val="0"/>
+          <w:color w:val="000000"/>
+          <w:sz w:val="24"/>
+        </w:rPr>
+        <w:hyperlink r:id="rId10" w:history="1">
+          <w:r>
+            <w:rPr>
+              <w:rStyle w:val="Hyperlink"/>
+            </w:rPr>
+            <w:t>j</w:t>
+          </w:r>
+        </w:hyperlink>
+      </w:r>
+      <w:r>
+        <w:rPr>
+          <w:u w:val="single" w:color="0000ff"/>
+          <w:rFonts w:ascii="Charis SIL Regular" w:hAnsi="Charis SIL Regular" w:eastAsia="Charis SIL Regular"/>
+          <w:b w:val="0"/>
+          <w:i w:val="0"/>
+          <w:color w:val="000000"/>
+          <w:sz w:val="24"/>
+        </w:rPr>
+        <w:hyperlink r:id="rId10" w:history="1">
+          <w:r>
+            <w:rPr>
+              <w:rStyle w:val="Hyperlink"/>
+            </w:rPr>
+            <w:t xml:space="preserve"> het </w:t>
+          </w:r>
+        </w:hyperlink>
       </w:r>
       <w:r>
         <w:rPr>
@@ -654,7 +697,6 @@
           <w:i w:val="0"/>
           <w:color w:val="0000FF"/>
           <w:sz w:val="24"/>
-          <w:u w:val="single"/>
         </w:rPr>
         <w:t>ws Arc</w:t>
       </w:r>
@@ -864,25 +906,7 @@
           <w:color w:val="000000"/>
           <w:sz w:val="24"/>
         </w:rPr>
-        <w:t>deels afkomstig van de overzee</w:t>
-      </w:r>
-      <w:r>
-        <w:rPr>
-          <w:u w:val="single" w:color="0000ff"/>
-          <w:rFonts w:ascii="Charis SIL Regular" w:hAnsi="Charis SIL Regular" w:eastAsia="Charis SIL Regular"/>
-          <w:b w:val="0"/>
-          <w:i w:val="0"/>
-          <w:color w:val="000000"/>
-          <w:sz w:val="24"/>
-        </w:rPr>
-        <w:hyperlink r:id="rId12" w:history="1">
-          <w:r>
-            <w:rPr>
-              <w:rStyle w:val="Hyperlink"/>
-            </w:rPr>
-            <w:t>se koloni</w:t>
-          </w:r>
-        </w:hyperlink>
+        <w:t>deels afkomstig van de overzeese koloni</w:t>
       </w:r>
       <w:r>
         <w:rPr>
@@ -1896,9 +1920,15 @@
           <w:i w:val="0"/>
           <w:color w:val="0000FF"/>
           <w:sz w:val="24"/>
-          <w:u w:val="single"/>
         </w:rPr>
-        <w:t>e</w:t>
+        <w:hyperlink r:id="rId22" w:history="1">
+          <w:r>
+            <w:rPr>
+              <w:rStyle w:val="Hyperlink"/>
+            </w:rPr>
+            <w:t>e</w:t>
+          </w:r>
+        </w:hyperlink>
       </w:r>
       <w:r>
         <w:rPr>

--- a/EXPORTS/DOCX/published/niveau3/Dutch/ZeeuwschGenootschap.docx
+++ b/EXPORTS/DOCX/published/niveau3/Dutch/ZeeuwschGenootschap.docx
@@ -627,50 +627,7 @@
           <w:color w:val="000000"/>
           <w:sz w:val="24"/>
         </w:rPr>
-        <w:hyperlink r:id="rId10" w:history="1">
-          <w:r>
-            <w:rPr>
-              <w:rStyle w:val="Hyperlink"/>
-            </w:rPr>
-            <w:t>sten bi</w:t>
-          </w:r>
-        </w:hyperlink>
-      </w:r>
-      <w:r>
-        <w:rPr>
-          <w:u w:val="single" w:color="0000ff"/>
-          <w:rFonts w:ascii="Charis SIL Regular" w:hAnsi="Charis SIL Regular" w:eastAsia="Charis SIL Regular"/>
-          <w:b w:val="0"/>
-          <w:i w:val="0"/>
-          <w:color w:val="000000"/>
-          <w:sz w:val="24"/>
-        </w:rPr>
-        <w:hyperlink r:id="rId10" w:history="1">
-          <w:r>
-            <w:rPr>
-              <w:rStyle w:val="Hyperlink"/>
-            </w:rPr>
-            <w:t>j</w:t>
-          </w:r>
-        </w:hyperlink>
-      </w:r>
-      <w:r>
-        <w:rPr>
-          <w:u w:val="single" w:color="0000ff"/>
-          <w:rFonts w:ascii="Charis SIL Regular" w:hAnsi="Charis SIL Regular" w:eastAsia="Charis SIL Regular"/>
-          <w:b w:val="0"/>
-          <w:i w:val="0"/>
-          <w:color w:val="000000"/>
-          <w:sz w:val="24"/>
-        </w:rPr>
-        <w:hyperlink r:id="rId10" w:history="1">
-          <w:r>
-            <w:rPr>
-              <w:rStyle w:val="Hyperlink"/>
-            </w:rPr>
-            <w:t xml:space="preserve"> het </w:t>
-          </w:r>
-        </w:hyperlink>
+        <w:t xml:space="preserve">sten bij het </w:t>
       </w:r>
       <w:r>
         <w:rPr>
@@ -681,7 +638,7 @@
           <w:sz w:val="24"/>
           <w:u w:val="single"/>
         </w:rPr>
-        <w:hyperlink r:id="rId10" w:history="1">
+        <w:hyperlink r:id="rId12" w:history="1">
           <w:r>
             <w:rPr>
               <w:rStyle w:val="Hyperlink"/>
@@ -697,8 +654,16 @@
           <w:i w:val="0"/>
           <w:color w:val="0000FF"/>
           <w:sz w:val="24"/>
-        </w:rPr>
-        <w:t>ws Arc</w:t>
+          <w:u w:val="single"/>
+        </w:rPr>
+        <w:hyperlink r:id="rId12" w:history="1">
+          <w:r>
+            <w:rPr>
+              <w:rStyle w:val="Hyperlink"/>
+            </w:rPr>
+            <w:t>ws</w:t>
+          </w:r>
+        </w:hyperlink>
       </w:r>
       <w:r>
         <w:rPr>
@@ -709,7 +674,36 @@
           <w:sz w:val="24"/>
           <w:u w:val="single"/>
         </w:rPr>
-        <w:hyperlink r:id="rId11" w:history="1">
+        <w:t xml:space="preserve"> </w:t>
+      </w:r>
+      <w:r>
+        <w:rPr>
+          <w:rFonts w:ascii="Charis SIL Regular" w:hAnsi="Charis SIL Regular" w:eastAsia="Charis SIL Regular"/>
+          <w:b w:val="0"/>
+          <w:i w:val="0"/>
+          <w:color w:val="0000FF"/>
+          <w:sz w:val="24"/>
+          <w:u w:val="single"/>
+        </w:rPr>
+        <w:hyperlink r:id="rId12" w:history="1">
+          <w:r>
+            <w:rPr>
+              <w:rStyle w:val="Hyperlink"/>
+            </w:rPr>
+            <w:t>Arc</w:t>
+          </w:r>
+        </w:hyperlink>
+      </w:r>
+      <w:r>
+        <w:rPr>
+          <w:rFonts w:ascii="Charis SIL Regular" w:hAnsi="Charis SIL Regular" w:eastAsia="Charis SIL Regular"/>
+          <w:b w:val="0"/>
+          <w:i w:val="0"/>
+          <w:color w:val="0000FF"/>
+          <w:sz w:val="24"/>
+          <w:u w:val="single"/>
+        </w:rPr>
+        <w:hyperlink r:id="rId12" w:history="1">
           <w:r>
             <w:rPr>
               <w:rStyle w:val="Hyperlink"/>
@@ -765,13 +759,67 @@
       </w:r>
       <w:r>
         <w:rPr>
+          <w:u w:val="single" w:color="0000ff"/>
           <w:rFonts w:ascii="Charis SIL Regular" w:hAnsi="Charis SIL Regular" w:eastAsia="Charis SIL Regular"/>
           <w:b w:val="0"/>
           <w:i w:val="0"/>
           <w:color w:val="000000"/>
           <w:sz w:val="24"/>
         </w:rPr>
-        <w:t xml:space="preserve">en handschriften vind je bij de </w:t>
+        <w:hyperlink r:id="rId11" w:history="1">
+          <w:r>
+            <w:rPr>
+              <w:rStyle w:val="Hyperlink"/>
+            </w:rPr>
+            <w:t>en hands</w:t>
+          </w:r>
+        </w:hyperlink>
+      </w:r>
+      <w:r>
+        <w:rPr>
+          <w:u w:val="single" w:color="0000ff"/>
+          <w:rFonts w:ascii="Charis SIL Regular" w:hAnsi="Charis SIL Regular" w:eastAsia="Charis SIL Regular"/>
+          <w:b w:val="0"/>
+          <w:i w:val="0"/>
+          <w:color w:val="000000"/>
+          <w:sz w:val="24"/>
+        </w:rPr>
+        <w:hyperlink r:id="rId11" w:history="1">
+          <w:r>
+            <w:rPr>
+              <w:rStyle w:val="Hyperlink"/>
+            </w:rPr>
+            <w:t>c</w:t>
+          </w:r>
+        </w:hyperlink>
+      </w:r>
+      <w:r>
+        <w:rPr>
+          <w:u w:val="single" w:color="0000ff"/>
+          <w:rFonts w:ascii="Charis SIL Regular" w:hAnsi="Charis SIL Regular" w:eastAsia="Charis SIL Regular"/>
+          <w:b w:val="0"/>
+          <w:i w:val="0"/>
+          <w:color w:val="000000"/>
+          <w:sz w:val="24"/>
+        </w:rPr>
+        <w:hyperlink r:id="rId11" w:history="1">
+          <w:r>
+            <w:rPr>
+              <w:rStyle w:val="Hyperlink"/>
+            </w:rPr>
+            <w:t>hriften vin</w:t>
+          </w:r>
+        </w:hyperlink>
+      </w:r>
+      <w:r>
+        <w:rPr>
+          <w:rFonts w:ascii="Charis SIL Regular" w:hAnsi="Charis SIL Regular" w:eastAsia="Charis SIL Regular"/>
+          <w:b w:val="0"/>
+          <w:i w:val="0"/>
+          <w:color w:val="000000"/>
+          <w:sz w:val="24"/>
+        </w:rPr>
+        <w:t xml:space="preserve">d je bij de </w:t>
       </w:r>
       <w:r>
         <w:rPr>
@@ -782,7 +830,7 @@
           <w:sz w:val="24"/>
           <w:u w:val="single"/>
         </w:rPr>
-        <w:hyperlink r:id="rId12" w:history="1">
+        <w:hyperlink r:id="rId13" w:history="1">
           <w:r>
             <w:rPr>
               <w:rStyle w:val="Hyperlink"/>
@@ -811,7 +859,7 @@
           <w:sz w:val="24"/>
           <w:u w:val="single"/>
         </w:rPr>
-        <w:hyperlink r:id="rId12" w:history="1">
+        <w:hyperlink r:id="rId13" w:history="1">
           <w:r>
             <w:rPr>
               <w:rStyle w:val="Hyperlink"/>
@@ -839,7 +887,7 @@
           <w:color w:val="000000"/>
           <w:sz w:val="24"/>
         </w:rPr>
-        <w:hyperlink r:id="rId13" w:history="1">
+        <w:hyperlink r:id="rId12" w:history="1">
           <w:r>
             <w:rPr>
               <w:rStyle w:val="Hyperlink"/>
@@ -868,7 +916,7 @@
           <w:color w:val="000000"/>
           <w:sz w:val="24"/>
         </w:rPr>
-        <w:hyperlink r:id="rId13" w:history="1">
+        <w:hyperlink r:id="rId12" w:history="1">
           <w:r>
             <w:rPr>
               <w:rStyle w:val="Hyperlink"/>
@@ -906,7 +954,7 @@
           <w:color w:val="000000"/>
           <w:sz w:val="24"/>
         </w:rPr>
-        <w:t>deels afkomstig van de overzeese koloni</w:t>
+        <w:t>deels afkomstig van de overzee</w:t>
       </w:r>
       <w:r>
         <w:rPr>
@@ -917,7 +965,25 @@
           <w:color w:val="000000"/>
           <w:sz w:val="24"/>
         </w:rPr>
-        <w:hyperlink r:id="rId12" w:history="1">
+        <w:hyperlink r:id="rId13" w:history="1">
+          <w:r>
+            <w:rPr>
+              <w:rStyle w:val="Hyperlink"/>
+            </w:rPr>
+            <w:t>se koloni</w:t>
+          </w:r>
+        </w:hyperlink>
+      </w:r>
+      <w:r>
+        <w:rPr>
+          <w:u w:val="single" w:color="0000ff"/>
+          <w:rFonts w:ascii="Charis SIL Regular" w:hAnsi="Charis SIL Regular" w:eastAsia="Charis SIL Regular"/>
+          <w:b w:val="0"/>
+          <w:i w:val="0"/>
+          <w:color w:val="000000"/>
+          <w:sz w:val="24"/>
+        </w:rPr>
+        <w:hyperlink r:id="rId13" w:history="1">
           <w:r>
             <w:rPr>
               <w:rStyle w:val="Hyperlink"/>
@@ -2002,7 +2068,7 @@
           <w:sz w:val="24"/>
           <w:u w:val="single"/>
         </w:rPr>
-        <w:hyperlink r:id="rId13" w:history="1">
+        <w:hyperlink r:id="rId12" w:history="1">
           <w:r>
             <w:rPr>
               <w:rStyle w:val="Hyperlink"/>
@@ -2031,7 +2097,7 @@
           <w:sz w:val="24"/>
           <w:u w:val="single"/>
         </w:rPr>
-        <w:hyperlink r:id="rId13" w:history="1">
+        <w:hyperlink r:id="rId12" w:history="1">
           <w:r>
             <w:rPr>
               <w:rStyle w:val="Hyperlink"/>
@@ -2242,7 +2308,7 @@
           <w:color w:val="000000"/>
           <w:sz w:val="24"/>
         </w:rPr>
-        <w:hyperlink r:id="rId13" w:history="1">
+        <w:hyperlink r:id="rId12" w:history="1">
           <w:r>
             <w:rPr>
               <w:rStyle w:val="Hyperlink"/>
@@ -2271,7 +2337,7 @@
           <w:color w:val="000000"/>
           <w:sz w:val="24"/>
         </w:rPr>
-        <w:hyperlink r:id="rId13" w:history="1">
+        <w:hyperlink r:id="rId12" w:history="1">
           <w:r>
             <w:rPr>
               <w:rStyle w:val="Hyperlink"/>

--- a/EXPORTS/DOCX/published/niveau3/Dutch/ZeeuwschGenootschap.docx
+++ b/EXPORTS/DOCX/published/niveau3/Dutch/ZeeuwschGenootschap.docx
@@ -627,7 +627,50 @@
           <w:color w:val="000000"/>
           <w:sz w:val="24"/>
         </w:rPr>
-        <w:t xml:space="preserve">sten bij het </w:t>
+        <w:hyperlink r:id="rId10" w:history="1">
+          <w:r>
+            <w:rPr>
+              <w:rStyle w:val="Hyperlink"/>
+            </w:rPr>
+            <w:t>sten bi</w:t>
+          </w:r>
+        </w:hyperlink>
+      </w:r>
+      <w:r>
+        <w:rPr>
+          <w:u w:val="single" w:color="0000ff"/>
+          <w:rFonts w:ascii="Charis SIL Regular" w:hAnsi="Charis SIL Regular" w:eastAsia="Charis SIL Regular"/>
+          <w:b w:val="0"/>
+          <w:i w:val="0"/>
+          <w:color w:val="000000"/>
+          <w:sz w:val="24"/>
+        </w:rPr>
+        <w:hyperlink r:id="rId10" w:history="1">
+          <w:r>
+            <w:rPr>
+              <w:rStyle w:val="Hyperlink"/>
+            </w:rPr>
+            <w:t>j</w:t>
+          </w:r>
+        </w:hyperlink>
+      </w:r>
+      <w:r>
+        <w:rPr>
+          <w:u w:val="single" w:color="0000ff"/>
+          <w:rFonts w:ascii="Charis SIL Regular" w:hAnsi="Charis SIL Regular" w:eastAsia="Charis SIL Regular"/>
+          <w:b w:val="0"/>
+          <w:i w:val="0"/>
+          <w:color w:val="000000"/>
+          <w:sz w:val="24"/>
+        </w:rPr>
+        <w:hyperlink r:id="rId10" w:history="1">
+          <w:r>
+            <w:rPr>
+              <w:rStyle w:val="Hyperlink"/>
+            </w:rPr>
+            <w:t xml:space="preserve"> het </w:t>
+          </w:r>
+        </w:hyperlink>
       </w:r>
       <w:r>
         <w:rPr>
@@ -638,7 +681,7 @@
           <w:sz w:val="24"/>
           <w:u w:val="single"/>
         </w:rPr>
-        <w:hyperlink r:id="rId12" w:history="1">
+        <w:hyperlink r:id="rId10" w:history="1">
           <w:r>
             <w:rPr>
               <w:rStyle w:val="Hyperlink"/>
@@ -646,6 +689,16 @@
             <w:t>Zeeu</w:t>
           </w:r>
         </w:hyperlink>
+      </w:r>
+      <w:r>
+        <w:rPr>
+          <w:rFonts w:ascii="Charis SIL Regular" w:hAnsi="Charis SIL Regular" w:eastAsia="Charis SIL Regular"/>
+          <w:b w:val="0"/>
+          <w:i w:val="0"/>
+          <w:color w:val="0000FF"/>
+          <w:sz w:val="24"/>
+        </w:rPr>
+        <w:t>ws Arc</w:t>
       </w:r>
       <w:r>
         <w:rPr>
@@ -656,54 +709,7 @@
           <w:sz w:val="24"/>
           <w:u w:val="single"/>
         </w:rPr>
-        <w:hyperlink r:id="rId12" w:history="1">
-          <w:r>
-            <w:rPr>
-              <w:rStyle w:val="Hyperlink"/>
-            </w:rPr>
-            <w:t>ws</w:t>
-          </w:r>
-        </w:hyperlink>
-      </w:r>
-      <w:r>
-        <w:rPr>
-          <w:rFonts w:ascii="Charis SIL Regular" w:hAnsi="Charis SIL Regular" w:eastAsia="Charis SIL Regular"/>
-          <w:b w:val="0"/>
-          <w:i w:val="0"/>
-          <w:color w:val="0000FF"/>
-          <w:sz w:val="24"/>
-          <w:u w:val="single"/>
-        </w:rPr>
-        <w:t xml:space="preserve"> </w:t>
-      </w:r>
-      <w:r>
-        <w:rPr>
-          <w:rFonts w:ascii="Charis SIL Regular" w:hAnsi="Charis SIL Regular" w:eastAsia="Charis SIL Regular"/>
-          <w:b w:val="0"/>
-          <w:i w:val="0"/>
-          <w:color w:val="0000FF"/>
-          <w:sz w:val="24"/>
-          <w:u w:val="single"/>
-        </w:rPr>
-        <w:hyperlink r:id="rId12" w:history="1">
-          <w:r>
-            <w:rPr>
-              <w:rStyle w:val="Hyperlink"/>
-            </w:rPr>
-            <w:t>Arc</w:t>
-          </w:r>
-        </w:hyperlink>
-      </w:r>
-      <w:r>
-        <w:rPr>
-          <w:rFonts w:ascii="Charis SIL Regular" w:hAnsi="Charis SIL Regular" w:eastAsia="Charis SIL Regular"/>
-          <w:b w:val="0"/>
-          <w:i w:val="0"/>
-          <w:color w:val="0000FF"/>
-          <w:sz w:val="24"/>
-          <w:u w:val="single"/>
-        </w:rPr>
-        <w:hyperlink r:id="rId12" w:history="1">
+        <w:hyperlink r:id="rId11" w:history="1">
           <w:r>
             <w:rPr>
               <w:rStyle w:val="Hyperlink"/>
@@ -759,67 +765,13 @@
       </w:r>
       <w:r>
         <w:rPr>
-          <w:u w:val="single" w:color="0000ff"/>
           <w:rFonts w:ascii="Charis SIL Regular" w:hAnsi="Charis SIL Regular" w:eastAsia="Charis SIL Regular"/>
           <w:b w:val="0"/>
           <w:i w:val="0"/>
           <w:color w:val="000000"/>
           <w:sz w:val="24"/>
         </w:rPr>
-        <w:hyperlink r:id="rId11" w:history="1">
-          <w:r>
-            <w:rPr>
-              <w:rStyle w:val="Hyperlink"/>
-            </w:rPr>
-            <w:t>en hands</w:t>
-          </w:r>
-        </w:hyperlink>
-      </w:r>
-      <w:r>
-        <w:rPr>
-          <w:u w:val="single" w:color="0000ff"/>
-          <w:rFonts w:ascii="Charis SIL Regular" w:hAnsi="Charis SIL Regular" w:eastAsia="Charis SIL Regular"/>
-          <w:b w:val="0"/>
-          <w:i w:val="0"/>
-          <w:color w:val="000000"/>
-          <w:sz w:val="24"/>
-        </w:rPr>
-        <w:hyperlink r:id="rId11" w:history="1">
-          <w:r>
-            <w:rPr>
-              <w:rStyle w:val="Hyperlink"/>
-            </w:rPr>
-            <w:t>c</w:t>
-          </w:r>
-        </w:hyperlink>
-      </w:r>
-      <w:r>
-        <w:rPr>
-          <w:u w:val="single" w:color="0000ff"/>
-          <w:rFonts w:ascii="Charis SIL Regular" w:hAnsi="Charis SIL Regular" w:eastAsia="Charis SIL Regular"/>
-          <w:b w:val="0"/>
-          <w:i w:val="0"/>
-          <w:color w:val="000000"/>
-          <w:sz w:val="24"/>
-        </w:rPr>
-        <w:hyperlink r:id="rId11" w:history="1">
-          <w:r>
-            <w:rPr>
-              <w:rStyle w:val="Hyperlink"/>
-            </w:rPr>
-            <w:t>hriften vin</w:t>
-          </w:r>
-        </w:hyperlink>
-      </w:r>
-      <w:r>
-        <w:rPr>
-          <w:rFonts w:ascii="Charis SIL Regular" w:hAnsi="Charis SIL Regular" w:eastAsia="Charis SIL Regular"/>
-          <w:b w:val="0"/>
-          <w:i w:val="0"/>
-          <w:color w:val="000000"/>
-          <w:sz w:val="24"/>
-        </w:rPr>
-        <w:t xml:space="preserve">d je bij de </w:t>
+        <w:t xml:space="preserve">en handschriften vind je bij de </w:t>
       </w:r>
       <w:r>
         <w:rPr>
@@ -830,7 +782,7 @@
           <w:sz w:val="24"/>
           <w:u w:val="single"/>
         </w:rPr>
-        <w:hyperlink r:id="rId13" w:history="1">
+        <w:hyperlink r:id="rId12" w:history="1">
           <w:r>
             <w:rPr>
               <w:rStyle w:val="Hyperlink"/>
@@ -859,7 +811,7 @@
           <w:sz w:val="24"/>
           <w:u w:val="single"/>
         </w:rPr>
-        <w:hyperlink r:id="rId13" w:history="1">
+        <w:hyperlink r:id="rId12" w:history="1">
           <w:r>
             <w:rPr>
               <w:rStyle w:val="Hyperlink"/>
@@ -877,6 +829,84 @@
           <w:sz w:val="24"/>
         </w:rPr>
         <w:t xml:space="preserve"> en fossielen, sche</w:t>
+      </w:r>
+      <w:r>
+        <w:rPr>
+          <w:u w:val="single" w:color="0000ff"/>
+          <w:rFonts w:ascii="Charis SIL Regular" w:hAnsi="Charis SIL Regular" w:eastAsia="Charis SIL Regular"/>
+          <w:b w:val="0"/>
+          <w:i w:val="0"/>
+          <w:color w:val="000000"/>
+          <w:sz w:val="24"/>
+        </w:rPr>
+        <w:hyperlink r:id="rId13" w:history="1">
+          <w:r>
+            <w:rPr>
+              <w:rStyle w:val="Hyperlink"/>
+            </w:rPr>
+            <w:t>lpen en</w:t>
+          </w:r>
+        </w:hyperlink>
+      </w:r>
+      <w:r>
+        <w:rPr>
+          <w:u w:val="single" w:color="0000ff"/>
+          <w:rFonts w:ascii="Charis SIL Regular" w:hAnsi="Charis SIL Regular" w:eastAsia="Charis SIL Regular"/>
+          <w:b w:val="0"/>
+          <w:i w:val="0"/>
+          <w:color w:val="000000"/>
+          <w:sz w:val="24"/>
+        </w:rPr>
+        <w:t xml:space="preserve"> </w:t>
+      </w:r>
+      <w:r>
+        <w:rPr>
+          <w:u w:val="single" w:color="0000ff"/>
+          <w:rFonts w:ascii="Charis SIL Regular" w:hAnsi="Charis SIL Regular" w:eastAsia="Charis SIL Regular"/>
+          <w:b w:val="0"/>
+          <w:i w:val="0"/>
+          <w:color w:val="000000"/>
+          <w:sz w:val="24"/>
+        </w:rPr>
+        <w:hyperlink r:id="rId13" w:history="1">
+          <w:r>
+            <w:rPr>
+              <w:rStyle w:val="Hyperlink"/>
+            </w:rPr>
+            <w:t>minera</w:t>
+          </w:r>
+        </w:hyperlink>
+      </w:r>
+      <w:r>
+        <w:rPr>
+          <w:u w:val="single" w:color="0000ff"/>
+          <w:rFonts w:ascii="Charis SIL Regular" w:hAnsi="Charis SIL Regular" w:eastAsia="Charis SIL Regular"/>
+          <w:b w:val="0"/>
+          <w:i w:val="0"/>
+          <w:color w:val="000000"/>
+          <w:sz w:val="24"/>
+        </w:rPr>
+        <w:t>l</w:t>
+      </w:r>
+      <w:r>
+        <w:rPr>
+          <w:rFonts w:ascii="Charis SIL Regular" w:hAnsi="Charis SIL Regular" w:eastAsia="Charis SIL Regular"/>
+          <w:b w:val="0"/>
+          <w:i w:val="0"/>
+          <w:color w:val="000000"/>
+          <w:sz w:val="24"/>
+        </w:rPr>
+        <w:t xml:space="preserve">en, </w:t>
+      </w:r>
+      <w:r>
+        <w:rPr>
+          <w:rFonts w:ascii="Charis SIL Regular" w:hAnsi="Charis SIL Regular" w:eastAsia="Charis SIL Regular"/>
+          <w:b w:val="0"/>
+          <w:i w:val="0"/>
+          <w:color w:val="000000"/>
+          <w:sz w:val="24"/>
+        </w:rPr>
+        <w:t>deels afkomstig van de overzee</w:t>
       </w:r>
       <w:r>
         <w:rPr>
@@ -892,20 +922,9 @@
             <w:rPr>
               <w:rStyle w:val="Hyperlink"/>
             </w:rPr>
-            <w:t>lpen en</w:t>
+            <w:t>se koloni</w:t>
           </w:r>
         </w:hyperlink>
-      </w:r>
-      <w:r>
-        <w:rPr>
-          <w:u w:val="single" w:color="0000ff"/>
-          <w:rFonts w:ascii="Charis SIL Regular" w:hAnsi="Charis SIL Regular" w:eastAsia="Charis SIL Regular"/>
-          <w:b w:val="0"/>
-          <w:i w:val="0"/>
-          <w:color w:val="000000"/>
-          <w:sz w:val="24"/>
-        </w:rPr>
-        <w:t xml:space="preserve"> </w:t>
       </w:r>
       <w:r>
         <w:rPr>
@@ -917,73 +936,6 @@
           <w:sz w:val="24"/>
         </w:rPr>
         <w:hyperlink r:id="rId12" w:history="1">
-          <w:r>
-            <w:rPr>
-              <w:rStyle w:val="Hyperlink"/>
-            </w:rPr>
-            <w:t>minera</w:t>
-          </w:r>
-        </w:hyperlink>
-      </w:r>
-      <w:r>
-        <w:rPr>
-          <w:u w:val="single" w:color="0000ff"/>
-          <w:rFonts w:ascii="Charis SIL Regular" w:hAnsi="Charis SIL Regular" w:eastAsia="Charis SIL Regular"/>
-          <w:b w:val="0"/>
-          <w:i w:val="0"/>
-          <w:color w:val="000000"/>
-          <w:sz w:val="24"/>
-        </w:rPr>
-        <w:t>l</w:t>
-      </w:r>
-      <w:r>
-        <w:rPr>
-          <w:rFonts w:ascii="Charis SIL Regular" w:hAnsi="Charis SIL Regular" w:eastAsia="Charis SIL Regular"/>
-          <w:b w:val="0"/>
-          <w:i w:val="0"/>
-          <w:color w:val="000000"/>
-          <w:sz w:val="24"/>
-        </w:rPr>
-        <w:t xml:space="preserve">en, </w:t>
-      </w:r>
-      <w:r>
-        <w:rPr>
-          <w:rFonts w:ascii="Charis SIL Regular" w:hAnsi="Charis SIL Regular" w:eastAsia="Charis SIL Regular"/>
-          <w:b w:val="0"/>
-          <w:i w:val="0"/>
-          <w:color w:val="000000"/>
-          <w:sz w:val="24"/>
-        </w:rPr>
-        <w:t>deels afkomstig van de overzee</w:t>
-      </w:r>
-      <w:r>
-        <w:rPr>
-          <w:u w:val="single" w:color="0000ff"/>
-          <w:rFonts w:ascii="Charis SIL Regular" w:hAnsi="Charis SIL Regular" w:eastAsia="Charis SIL Regular"/>
-          <w:b w:val="0"/>
-          <w:i w:val="0"/>
-          <w:color w:val="000000"/>
-          <w:sz w:val="24"/>
-        </w:rPr>
-        <w:hyperlink r:id="rId13" w:history="1">
-          <w:r>
-            <w:rPr>
-              <w:rStyle w:val="Hyperlink"/>
-            </w:rPr>
-            <w:t>se koloni</w:t>
-          </w:r>
-        </w:hyperlink>
-      </w:r>
-      <w:r>
-        <w:rPr>
-          <w:u w:val="single" w:color="0000ff"/>
-          <w:rFonts w:ascii="Charis SIL Regular" w:hAnsi="Charis SIL Regular" w:eastAsia="Charis SIL Regular"/>
-          <w:b w:val="0"/>
-          <w:i w:val="0"/>
-          <w:color w:val="000000"/>
-          <w:sz w:val="24"/>
-        </w:rPr>
-        <w:hyperlink r:id="rId13" w:history="1">
           <w:r>
             <w:rPr>
               <w:rStyle w:val="Hyperlink"/>
@@ -2068,7 +2020,7 @@
           <w:sz w:val="24"/>
           <w:u w:val="single"/>
         </w:rPr>
-        <w:hyperlink r:id="rId12" w:history="1">
+        <w:hyperlink r:id="rId13" w:history="1">
           <w:r>
             <w:rPr>
               <w:rStyle w:val="Hyperlink"/>
@@ -2097,7 +2049,7 @@
           <w:sz w:val="24"/>
           <w:u w:val="single"/>
         </w:rPr>
-        <w:hyperlink r:id="rId12" w:history="1">
+        <w:hyperlink r:id="rId13" w:history="1">
           <w:r>
             <w:rPr>
               <w:rStyle w:val="Hyperlink"/>
@@ -2308,7 +2260,7 @@
           <w:color w:val="000000"/>
           <w:sz w:val="24"/>
         </w:rPr>
-        <w:hyperlink r:id="rId12" w:history="1">
+        <w:hyperlink r:id="rId13" w:history="1">
           <w:r>
             <w:rPr>
               <w:rStyle w:val="Hyperlink"/>
@@ -2337,7 +2289,7 @@
           <w:color w:val="000000"/>
           <w:sz w:val="24"/>
         </w:rPr>
-        <w:hyperlink r:id="rId12" w:history="1">
+        <w:hyperlink r:id="rId13" w:history="1">
           <w:r>
             <w:rPr>
               <w:rStyle w:val="Hyperlink"/>
@@ -2448,14 +2400,7 @@
           <w:color w:val="000000"/>
           <w:sz w:val="24"/>
         </w:rPr>
-        <w:hyperlink r:id="rId23" w:history="1">
-          <w:r>
-            <w:rPr>
-              <w:rStyle w:val="Hyperlink"/>
-            </w:rPr>
-            <w:t>uw</w:t>
-          </w:r>
-        </w:hyperlink>
+        <w:t>uw</w:t>
       </w:r>
       <w:r>
         <w:rPr>

--- a/EXPORTS/DOCX/published/niveau3/Dutch/ZeeuwschGenootschap.docx
+++ b/EXPORTS/DOCX/published/niveau3/Dutch/ZeeuwschGenootschap.docx
@@ -1042,25 +1042,7 @@
           <w:color w:val="000000"/>
           <w:sz w:val="24"/>
         </w:rPr>
-        <w:t>2007 in beheer bij het Zeeuws Museum. De arch</w:t>
-      </w:r>
-      <w:r>
-        <w:rPr>
-          <w:u w:val="single" w:color="0000ff"/>
-          <w:rFonts w:ascii="Charis SIL Regular" w:hAnsi="Charis SIL Regular" w:eastAsia="Charis SIL Regular"/>
-          <w:b w:val="0"/>
-          <w:i w:val="0"/>
-          <w:color w:val="000000"/>
-          <w:sz w:val="24"/>
-        </w:rPr>
-        <w:hyperlink r:id="rId14" w:history="1">
-          <w:r>
-            <w:rPr>
-              <w:rStyle w:val="Hyperlink"/>
-            </w:rPr>
-            <w:t>eologische voor</w:t>
-          </w:r>
-        </w:hyperlink>
+        <w:t>2007 in beheer bij het Zeeuws Museum. De archeologische voor</w:t>
       </w:r>
       <w:r>
         <w:rPr>
@@ -2249,176 +2231,7 @@
           <w:color w:val="000000"/>
           <w:sz w:val="24"/>
         </w:rPr>
-        <w:t>om die re</w:t>
-      </w:r>
-      <w:r>
-        <w:rPr>
-          <w:u w:val="single" w:color="0000ff"/>
-          <w:rFonts w:ascii="Charis SIL Regular" w:hAnsi="Charis SIL Regular" w:eastAsia="Charis SIL Regular"/>
-          <w:b w:val="0"/>
-          <w:i w:val="0"/>
-          <w:color w:val="000000"/>
-          <w:sz w:val="24"/>
-        </w:rPr>
-        <w:hyperlink r:id="rId13" w:history="1">
-          <w:r>
-            <w:rPr>
-              <w:rStyle w:val="Hyperlink"/>
-            </w:rPr>
-            <w:t>den niet</w:t>
-          </w:r>
-        </w:hyperlink>
-      </w:r>
-      <w:r>
-        <w:rPr>
-          <w:u w:val="single" w:color="0000ff"/>
-          <w:rFonts w:ascii="Charis SIL Regular" w:hAnsi="Charis SIL Regular" w:eastAsia="Charis SIL Regular"/>
-          <w:b w:val="0"/>
-          <w:i w:val="0"/>
-          <w:color w:val="000000"/>
-          <w:sz w:val="24"/>
-        </w:rPr>
-        <w:t xml:space="preserve"> </w:t>
-      </w:r>
-      <w:r>
-        <w:rPr>
-          <w:u w:val="single" w:color="0000ff"/>
-          <w:rFonts w:ascii="Charis SIL Regular" w:hAnsi="Charis SIL Regular" w:eastAsia="Charis SIL Regular"/>
-          <w:b w:val="0"/>
-          <w:i w:val="0"/>
-          <w:color w:val="000000"/>
-          <w:sz w:val="24"/>
-        </w:rPr>
-        <w:hyperlink r:id="rId13" w:history="1">
-          <w:r>
-            <w:rPr>
-              <w:rStyle w:val="Hyperlink"/>
-            </w:rPr>
-            <w:t>meer fy</w:t>
-          </w:r>
-        </w:hyperlink>
-      </w:r>
-      <w:r>
-        <w:rPr>
-          <w:rFonts w:ascii="Charis SIL Regular" w:hAnsi="Charis SIL Regular" w:eastAsia="Charis SIL Regular"/>
-          <w:b w:val="0"/>
-          <w:i w:val="0"/>
-          <w:color w:val="000000"/>
-          <w:sz w:val="24"/>
-        </w:rPr>
-        <w:t xml:space="preserve">siek </w:t>
-      </w:r>
-      <w:r>
-        <w:rPr>
-          <w:u w:val="single" w:color="0000ff"/>
-          <w:rFonts w:ascii="Charis SIL Regular" w:hAnsi="Charis SIL Regular" w:eastAsia="Charis SIL Regular"/>
-          <w:b w:val="0"/>
-          <w:i w:val="0"/>
-          <w:color w:val="000000"/>
-          <w:sz w:val="24"/>
-        </w:rPr>
-        <w:t>i</w:t>
-      </w:r>
-      <w:r>
-        <w:rPr>
-          <w:u w:val="single" w:color="0000ff"/>
-          <w:rFonts w:ascii="Charis SIL Regular" w:hAnsi="Charis SIL Regular" w:eastAsia="Charis SIL Regular"/>
-          <w:b w:val="0"/>
-          <w:i w:val="0"/>
-          <w:color w:val="000000"/>
-          <w:sz w:val="24"/>
-        </w:rPr>
-        <w:hyperlink r:id="rId23" w:history="1">
-          <w:r>
-            <w:rPr>
-              <w:rStyle w:val="Hyperlink"/>
-            </w:rPr>
-            <w:t>n te zien</w:t>
-          </w:r>
-        </w:hyperlink>
-      </w:r>
-      <w:r>
-        <w:rPr>
-          <w:u w:val="single" w:color="0000ff"/>
-          <w:rFonts w:ascii="Charis SIL Regular" w:hAnsi="Charis SIL Regular" w:eastAsia="Charis SIL Regular"/>
-          <w:b w:val="0"/>
-          <w:i w:val="0"/>
-          <w:color w:val="000000"/>
-          <w:sz w:val="24"/>
-        </w:rPr>
-        <w:hyperlink r:id="rId23" w:history="1">
-          <w:r>
-            <w:rPr>
-              <w:rStyle w:val="Hyperlink"/>
-            </w:rPr>
-            <w:t>.</w:t>
-          </w:r>
-        </w:hyperlink>
-      </w:r>
-      <w:r>
-        <w:rPr>
-          <w:u w:val="single" w:color="0000ff"/>
-          <w:rFonts w:ascii="Charis SIL Regular" w:hAnsi="Charis SIL Regular" w:eastAsia="Charis SIL Regular"/>
-          <w:b w:val="0"/>
-          <w:i w:val="0"/>
-          <w:color w:val="000000"/>
-          <w:sz w:val="24"/>
-        </w:rPr>
-        <w:hyperlink r:id="rId23" w:history="1">
-          <w:r>
-            <w:rPr>
-              <w:rStyle w:val="Hyperlink"/>
-            </w:rPr>
-            <w:t xml:space="preserve"> Het ni</w:t>
-          </w:r>
-        </w:hyperlink>
-      </w:r>
-      <w:r>
-        <w:rPr>
-          <w:u w:val="single" w:color="0000ff"/>
-          <w:rFonts w:ascii="Charis SIL Regular" w:hAnsi="Charis SIL Regular" w:eastAsia="Charis SIL Regular"/>
-          <w:b w:val="0"/>
-          <w:i w:val="0"/>
-          <w:color w:val="000000"/>
-          <w:sz w:val="24"/>
-        </w:rPr>
-        <w:hyperlink r:id="rId23" w:history="1">
-          <w:r>
-            <w:rPr>
-              <w:rStyle w:val="Hyperlink"/>
-            </w:rPr>
-            <w:t>e</w:t>
-          </w:r>
-        </w:hyperlink>
-      </w:r>
-      <w:r>
-        <w:rPr>
-          <w:u w:val="single" w:color="0000ff"/>
-          <w:rFonts w:ascii="Charis SIL Regular" w:hAnsi="Charis SIL Regular" w:eastAsia="Charis SIL Regular"/>
-          <w:b w:val="0"/>
-          <w:i w:val="0"/>
-          <w:color w:val="000000"/>
-          <w:sz w:val="24"/>
-        </w:rPr>
-        <w:t>uw</w:t>
-      </w:r>
-      <w:r>
-        <w:rPr>
-          <w:u w:val="single" w:color="0000ff"/>
-          <w:rFonts w:ascii="Charis SIL Regular" w:hAnsi="Charis SIL Regular" w:eastAsia="Charis SIL Regular"/>
-          <w:b w:val="0"/>
-          <w:i w:val="0"/>
-          <w:color w:val="000000"/>
-          <w:sz w:val="24"/>
-        </w:rPr>
-        <w:hyperlink r:id="rId23" w:history="1">
-          <w:r>
-            <w:rPr>
-              <w:rStyle w:val="Hyperlink"/>
-            </w:rPr>
-            <w:t>ere</w:t>
-          </w:r>
-        </w:hyperlink>
+        <w:t>om die reden niet meer fysiek in te zien. Het nieuwere</w:t>
       </w:r>
       <w:r>
         <w:rPr>

--- a/EXPORTS/DOCX/published/niveau3/Dutch/ZeeuwschGenootschap.docx
+++ b/EXPORTS/DOCX/published/niveau3/Dutch/ZeeuwschGenootschap.docx
@@ -656,7 +656,6 @@
       </w:r>
       <w:r>
         <w:rPr>
-          <w:u w:val="single" w:color="0000ff"/>
           <w:rFonts w:ascii="Charis SIL Regular" w:hAnsi="Charis SIL Regular" w:eastAsia="Charis SIL Regular"/>
           <w:b w:val="0"/>
           <w:i w:val="0"/>
@@ -697,8 +696,45 @@
           <w:i w:val="0"/>
           <w:color w:val="0000FF"/>
           <w:sz w:val="24"/>
-        </w:rPr>
-        <w:t>ws Arc</w:t>
+          <w:u w:val="single"/>
+        </w:rPr>
+        <w:hyperlink r:id="rId12" w:history="1">
+          <w:r>
+            <w:rPr>
+              <w:rStyle w:val="Hyperlink"/>
+            </w:rPr>
+            <w:t>ws</w:t>
+          </w:r>
+        </w:hyperlink>
+      </w:r>
+      <w:r>
+        <w:rPr>
+          <w:rFonts w:ascii="Charis SIL Regular" w:hAnsi="Charis SIL Regular" w:eastAsia="Charis SIL Regular"/>
+          <w:b w:val="0"/>
+          <w:i w:val="0"/>
+          <w:color w:val="0000FF"/>
+          <w:sz w:val="24"/>
+          <w:u w:val="single"/>
+        </w:rPr>
+        <w:t xml:space="preserve"> </w:t>
+      </w:r>
+      <w:r>
+        <w:rPr>
+          <w:rFonts w:ascii="Charis SIL Regular" w:hAnsi="Charis SIL Regular" w:eastAsia="Charis SIL Regular"/>
+          <w:b w:val="0"/>
+          <w:i w:val="0"/>
+          <w:color w:val="0000FF"/>
+          <w:sz w:val="24"/>
+          <w:u w:val="single"/>
+        </w:rPr>
+        <w:hyperlink r:id="rId12" w:history="1">
+          <w:r>
+            <w:rPr>
+              <w:rStyle w:val="Hyperlink"/>
+            </w:rPr>
+            <w:t>Arc</w:t>
+          </w:r>
+        </w:hyperlink>
       </w:r>
       <w:r>
         <w:rPr>
@@ -727,14 +763,7 @@
           <w:color w:val="000000"/>
           <w:sz w:val="24"/>
         </w:rPr>
-        <w:hyperlink r:id="rId11" w:history="1">
-          <w:r>
-            <w:rPr>
-              <w:rStyle w:val="Hyperlink"/>
-            </w:rPr>
-            <w:t>; bo</w:t>
-          </w:r>
-        </w:hyperlink>
+        <w:t>; bo</w:t>
       </w:r>
       <w:r>
         <w:rPr>
@@ -765,13 +794,67 @@
       </w:r>
       <w:r>
         <w:rPr>
+          <w:u w:val="single" w:color="0000ff"/>
           <w:rFonts w:ascii="Charis SIL Regular" w:hAnsi="Charis SIL Regular" w:eastAsia="Charis SIL Regular"/>
           <w:b w:val="0"/>
           <w:i w:val="0"/>
           <w:color w:val="000000"/>
           <w:sz w:val="24"/>
         </w:rPr>
-        <w:t xml:space="preserve">en handschriften vind je bij de </w:t>
+        <w:hyperlink r:id="rId11" w:history="1">
+          <w:r>
+            <w:rPr>
+              <w:rStyle w:val="Hyperlink"/>
+            </w:rPr>
+            <w:t>en hands</w:t>
+          </w:r>
+        </w:hyperlink>
+      </w:r>
+      <w:r>
+        <w:rPr>
+          <w:u w:val="single" w:color="0000ff"/>
+          <w:rFonts w:ascii="Charis SIL Regular" w:hAnsi="Charis SIL Regular" w:eastAsia="Charis SIL Regular"/>
+          <w:b w:val="0"/>
+          <w:i w:val="0"/>
+          <w:color w:val="000000"/>
+          <w:sz w:val="24"/>
+        </w:rPr>
+        <w:hyperlink r:id="rId11" w:history="1">
+          <w:r>
+            <w:rPr>
+              <w:rStyle w:val="Hyperlink"/>
+            </w:rPr>
+            <w:t>c</w:t>
+          </w:r>
+        </w:hyperlink>
+      </w:r>
+      <w:r>
+        <w:rPr>
+          <w:u w:val="single" w:color="0000ff"/>
+          <w:rFonts w:ascii="Charis SIL Regular" w:hAnsi="Charis SIL Regular" w:eastAsia="Charis SIL Regular"/>
+          <w:b w:val="0"/>
+          <w:i w:val="0"/>
+          <w:color w:val="000000"/>
+          <w:sz w:val="24"/>
+        </w:rPr>
+        <w:hyperlink r:id="rId11" w:history="1">
+          <w:r>
+            <w:rPr>
+              <w:rStyle w:val="Hyperlink"/>
+            </w:rPr>
+            <w:t>hriften vin</w:t>
+          </w:r>
+        </w:hyperlink>
+      </w:r>
+      <w:r>
+        <w:rPr>
+          <w:rFonts w:ascii="Charis SIL Regular" w:hAnsi="Charis SIL Regular" w:eastAsia="Charis SIL Regular"/>
+          <w:b w:val="0"/>
+          <w:i w:val="0"/>
+          <w:color w:val="000000"/>
+          <w:sz w:val="24"/>
+        </w:rPr>
+        <w:t xml:space="preserve">d je bij de </w:t>
       </w:r>
       <w:r>
         <w:rPr>
@@ -782,7 +865,7 @@
           <w:sz w:val="24"/>
           <w:u w:val="single"/>
         </w:rPr>
-        <w:hyperlink r:id="rId12" w:history="1">
+        <w:hyperlink r:id="rId13" w:history="1">
           <w:r>
             <w:rPr>
               <w:rStyle w:val="Hyperlink"/>
@@ -811,7 +894,7 @@
           <w:sz w:val="24"/>
           <w:u w:val="single"/>
         </w:rPr>
-        <w:hyperlink r:id="rId12" w:history="1">
+        <w:hyperlink r:id="rId13" w:history="1">
           <w:r>
             <w:rPr>
               <w:rStyle w:val="Hyperlink"/>
@@ -839,7 +922,7 @@
           <w:color w:val="000000"/>
           <w:sz w:val="24"/>
         </w:rPr>
-        <w:hyperlink r:id="rId13" w:history="1">
+        <w:hyperlink r:id="rId12" w:history="1">
           <w:r>
             <w:rPr>
               <w:rStyle w:val="Hyperlink"/>
@@ -868,7 +951,7 @@
           <w:color w:val="000000"/>
           <w:sz w:val="24"/>
         </w:rPr>
-        <w:hyperlink r:id="rId13" w:history="1">
+        <w:hyperlink r:id="rId12" w:history="1">
           <w:r>
             <w:rPr>
               <w:rStyle w:val="Hyperlink"/>
@@ -906,7 +989,7 @@
           <w:color w:val="000000"/>
           <w:sz w:val="24"/>
         </w:rPr>
-        <w:t>deels afkomstig van de overzee</w:t>
+        <w:t>deels afkomstig van de overzeese koloni</w:t>
       </w:r>
       <w:r>
         <w:rPr>
@@ -917,25 +1000,7 @@
           <w:color w:val="000000"/>
           <w:sz w:val="24"/>
         </w:rPr>
-        <w:hyperlink r:id="rId12" w:history="1">
-          <w:r>
-            <w:rPr>
-              <w:rStyle w:val="Hyperlink"/>
-            </w:rPr>
-            <w:t>se koloni</w:t>
-          </w:r>
-        </w:hyperlink>
-      </w:r>
-      <w:r>
-        <w:rPr>
-          <w:u w:val="single" w:color="0000ff"/>
-          <w:rFonts w:ascii="Charis SIL Regular" w:hAnsi="Charis SIL Regular" w:eastAsia="Charis SIL Regular"/>
-          <w:b w:val="0"/>
-          <w:i w:val="0"/>
-          <w:color w:val="000000"/>
-          <w:sz w:val="24"/>
-        </w:rPr>
-        <w:hyperlink r:id="rId12" w:history="1">
+        <w:hyperlink r:id="rId13" w:history="1">
           <w:r>
             <w:rPr>
               <w:rStyle w:val="Hyperlink"/>
@@ -2002,7 +2067,7 @@
           <w:sz w:val="24"/>
           <w:u w:val="single"/>
         </w:rPr>
-        <w:hyperlink r:id="rId13" w:history="1">
+        <w:hyperlink r:id="rId12" w:history="1">
           <w:r>
             <w:rPr>
               <w:rStyle w:val="Hyperlink"/>
@@ -2031,7 +2096,7 @@
           <w:sz w:val="24"/>
           <w:u w:val="single"/>
         </w:rPr>
-        <w:hyperlink r:id="rId13" w:history="1">
+        <w:hyperlink r:id="rId12" w:history="1">
           <w:r>
             <w:rPr>
               <w:rStyle w:val="Hyperlink"/>
@@ -2231,7 +2296,183 @@
           <w:color w:val="000000"/>
           <w:sz w:val="24"/>
         </w:rPr>
-        <w:t>om die reden niet meer fysiek in te zien. Het nieuwere</w:t>
+        <w:t>om die re</w:t>
+      </w:r>
+      <w:r>
+        <w:rPr>
+          <w:u w:val="single" w:color="0000ff"/>
+          <w:rFonts w:ascii="Charis SIL Regular" w:hAnsi="Charis SIL Regular" w:eastAsia="Charis SIL Regular"/>
+          <w:b w:val="0"/>
+          <w:i w:val="0"/>
+          <w:color w:val="000000"/>
+          <w:sz w:val="24"/>
+        </w:rPr>
+        <w:hyperlink r:id="rId12" w:history="1">
+          <w:r>
+            <w:rPr>
+              <w:rStyle w:val="Hyperlink"/>
+            </w:rPr>
+            <w:t>den niet</w:t>
+          </w:r>
+        </w:hyperlink>
+      </w:r>
+      <w:r>
+        <w:rPr>
+          <w:u w:val="single" w:color="0000ff"/>
+          <w:rFonts w:ascii="Charis SIL Regular" w:hAnsi="Charis SIL Regular" w:eastAsia="Charis SIL Regular"/>
+          <w:b w:val="0"/>
+          <w:i w:val="0"/>
+          <w:color w:val="000000"/>
+          <w:sz w:val="24"/>
+        </w:rPr>
+        <w:t xml:space="preserve"> </w:t>
+      </w:r>
+      <w:r>
+        <w:rPr>
+          <w:u w:val="single" w:color="0000ff"/>
+          <w:rFonts w:ascii="Charis SIL Regular" w:hAnsi="Charis SIL Regular" w:eastAsia="Charis SIL Regular"/>
+          <w:b w:val="0"/>
+          <w:i w:val="0"/>
+          <w:color w:val="000000"/>
+          <w:sz w:val="24"/>
+        </w:rPr>
+        <w:hyperlink r:id="rId12" w:history="1">
+          <w:r>
+            <w:rPr>
+              <w:rStyle w:val="Hyperlink"/>
+            </w:rPr>
+            <w:t>meer fy</w:t>
+          </w:r>
+        </w:hyperlink>
+      </w:r>
+      <w:r>
+        <w:rPr>
+          <w:rFonts w:ascii="Charis SIL Regular" w:hAnsi="Charis SIL Regular" w:eastAsia="Charis SIL Regular"/>
+          <w:b w:val="0"/>
+          <w:i w:val="0"/>
+          <w:color w:val="000000"/>
+          <w:sz w:val="24"/>
+        </w:rPr>
+        <w:t xml:space="preserve">siek </w:t>
+      </w:r>
+      <w:r>
+        <w:rPr>
+          <w:u w:val="single" w:color="0000ff"/>
+          <w:rFonts w:ascii="Charis SIL Regular" w:hAnsi="Charis SIL Regular" w:eastAsia="Charis SIL Regular"/>
+          <w:b w:val="0"/>
+          <w:i w:val="0"/>
+          <w:color w:val="000000"/>
+          <w:sz w:val="24"/>
+        </w:rPr>
+        <w:t>i</w:t>
+      </w:r>
+      <w:r>
+        <w:rPr>
+          <w:u w:val="single" w:color="0000ff"/>
+          <w:rFonts w:ascii="Charis SIL Regular" w:hAnsi="Charis SIL Regular" w:eastAsia="Charis SIL Regular"/>
+          <w:b w:val="0"/>
+          <w:i w:val="0"/>
+          <w:color w:val="000000"/>
+          <w:sz w:val="24"/>
+        </w:rPr>
+        <w:hyperlink r:id="rId23" w:history="1">
+          <w:r>
+            <w:rPr>
+              <w:rStyle w:val="Hyperlink"/>
+            </w:rPr>
+            <w:t>n te zien</w:t>
+          </w:r>
+        </w:hyperlink>
+      </w:r>
+      <w:r>
+        <w:rPr>
+          <w:u w:val="single" w:color="0000ff"/>
+          <w:rFonts w:ascii="Charis SIL Regular" w:hAnsi="Charis SIL Regular" w:eastAsia="Charis SIL Regular"/>
+          <w:b w:val="0"/>
+          <w:i w:val="0"/>
+          <w:color w:val="000000"/>
+          <w:sz w:val="24"/>
+        </w:rPr>
+        <w:hyperlink r:id="rId23" w:history="1">
+          <w:r>
+            <w:rPr>
+              <w:rStyle w:val="Hyperlink"/>
+            </w:rPr>
+            <w:t>.</w:t>
+          </w:r>
+        </w:hyperlink>
+      </w:r>
+      <w:r>
+        <w:rPr>
+          <w:u w:val="single" w:color="0000ff"/>
+          <w:rFonts w:ascii="Charis SIL Regular" w:hAnsi="Charis SIL Regular" w:eastAsia="Charis SIL Regular"/>
+          <w:b w:val="0"/>
+          <w:i w:val="0"/>
+          <w:color w:val="000000"/>
+          <w:sz w:val="24"/>
+        </w:rPr>
+        <w:hyperlink r:id="rId23" w:history="1">
+          <w:r>
+            <w:rPr>
+              <w:rStyle w:val="Hyperlink"/>
+            </w:rPr>
+            <w:t xml:space="preserve"> Het ni</w:t>
+          </w:r>
+        </w:hyperlink>
+      </w:r>
+      <w:r>
+        <w:rPr>
+          <w:u w:val="single" w:color="0000ff"/>
+          <w:rFonts w:ascii="Charis SIL Regular" w:hAnsi="Charis SIL Regular" w:eastAsia="Charis SIL Regular"/>
+          <w:b w:val="0"/>
+          <w:i w:val="0"/>
+          <w:color w:val="000000"/>
+          <w:sz w:val="24"/>
+        </w:rPr>
+        <w:hyperlink r:id="rId23" w:history="1">
+          <w:r>
+            <w:rPr>
+              <w:rStyle w:val="Hyperlink"/>
+            </w:rPr>
+            <w:t>e</w:t>
+          </w:r>
+        </w:hyperlink>
+      </w:r>
+      <w:r>
+        <w:rPr>
+          <w:u w:val="single" w:color="0000ff"/>
+          <w:rFonts w:ascii="Charis SIL Regular" w:hAnsi="Charis SIL Regular" w:eastAsia="Charis SIL Regular"/>
+          <w:b w:val="0"/>
+          <w:i w:val="0"/>
+          <w:color w:val="000000"/>
+          <w:sz w:val="24"/>
+        </w:rPr>
+        <w:hyperlink r:id="rId23" w:history="1">
+          <w:r>
+            <w:rPr>
+              <w:rStyle w:val="Hyperlink"/>
+            </w:rPr>
+            <w:t>uw</w:t>
+          </w:r>
+        </w:hyperlink>
+      </w:r>
+      <w:r>
+        <w:rPr>
+          <w:u w:val="single" w:color="0000ff"/>
+          <w:rFonts w:ascii="Charis SIL Regular" w:hAnsi="Charis SIL Regular" w:eastAsia="Charis SIL Regular"/>
+          <w:b w:val="0"/>
+          <w:i w:val="0"/>
+          <w:color w:val="000000"/>
+          <w:sz w:val="24"/>
+        </w:rPr>
+        <w:hyperlink r:id="rId23" w:history="1">
+          <w:r>
+            <w:rPr>
+              <w:rStyle w:val="Hyperlink"/>
+            </w:rPr>
+            <w:t>ere</w:t>
+          </w:r>
+        </w:hyperlink>
       </w:r>
       <w:r>
         <w:rPr>
